--- a/Bao_cao_2_truc_Lap_trinh.docx
+++ b/Bao_cao_2_truc_Lap_trinh.docx
@@ -7,7 +7,7 @@
         <w:pStyle w:val="Heading1"/>
       </w:pPr>
       <w:r>
-        <w:t>CHƯƠNG 1. MÔI TRƯỜNG LẬP TRÌNH ARDUINO</w:t>
+        <w:t>CHƯƠNG 1. MÔI TRƯỜNG LẬP TRÌNH ARDUINO IDE VÀ CÁCH NẠP CHO ESP32</w:t>
       </w:r>
     </w:p>
     <w:p>
@@ -15,290 +15,148 @@
         <w:pStyle w:val="Heading2"/>
       </w:pPr>
       <w:r>
-        <w:t>1.1. Tổng quan về Arduino IDE</w:t>
+        <w:t>1.1. Arduino IDE là gì</w:t>
       </w:r>
     </w:p>
     <w:p>
       <w:pPr/>
       <w:r>
-        <w:t>Arduino IDE là môi trường phát triển tích hợp miễn phí do Arduino.cc cung cấp, dùng ngôn ngữ C/C++ đã rút gọn cùng hệ thống thư viện sẵn có cho nhập/xuất, thời gian và truyền thông. Một chương trình trong Arduino IDE gọi là sketch, gồm tệp .ino chính và các tab/thư viện phụ. IDE đảm nhận biên dịch, liên kết với lõi của bo mạch được chọn, nạp firmware qua cổng nối tiếp và cung cấp Serial Monitor/Serial Plotter để quan sát dữ liệu thời gian thực.</w:t>
+        <w:t>Arduino IDE là môi trường phát triển tích hợp miễn phí của Arduino.cc: soạn thảo sketch (tệp .ino), biên dịch, nạp firmware và quan sát dữ liệu qua Serial Monitor/Serial Plotter. Ngôn ngữ là C/C++ kèm hệ thống hàm và thư viện quản lý sẵn. Giao diện gồm thanh công cụ Verify/Upload/Serial Monitor, cửa sổ soạn thảo, khung chọn Board và Port, console báo lỗi và dung lượng bộ nhớ.</w:t>
+      </w:r>
+    </w:p>
+    <w:p>
+      <w:pPr>
+        <w:pStyle w:val="Heading2"/>
+      </w:pPr>
+      <w:r>
+        <w:t>1.2. Vì sao không thể lập trình ESP32 trực tiếp trên Arduino IDE vừa cài</w:t>
+      </w:r>
+    </w:p>
+    <w:p>
+      <w:pPr>
+        <w:pStyle w:val="ListBullet"/>
+      </w:pPr>
+      <w:r>
+        <w:t>Bản phân phối Arduino IDE chỉ kèm lõi phần cứng AVR (ATmega328/2560) và SAM; trình biên dịch đi kèm chỉ là avr-gcc/arm-gcc.</w:t>
+      </w:r>
+    </w:p>
+    <w:p>
+      <w:pPr>
+        <w:pStyle w:val="ListBullet"/>
+      </w:pPr>
+      <w:r>
+        <w:t>ESP32 là nhân Xtensa LX6 32 bit, khác hoàn toàn AVR 8 bit: tập lệnh, bản đồ bộ nhớ, trình biên dịch (xtensa-esp32-elf-gcc) và SDK thành phần (driver ADC, LEDC, WiFi, bootloader nạp qua UART) đều riêng.</w:t>
+      </w:r>
+    </w:p>
+    <w:p>
+      <w:pPr>
+        <w:pStyle w:val="ListBullet"/>
+      </w:pPr>
+      <w:r>
+        <w:t>Chưa cài lõi thì IDE không nhận diện board ESP32, báo lỗi biên dịch; các hàm đặc thù như analogSetPinAttenuation, ledcWrite cũng không tồn tại trong lõi AVR.</w:t>
+      </w:r>
+    </w:p>
+    <w:p>
+      <w:pPr>
+        <w:pStyle w:val="ListBullet"/>
+      </w:pPr>
+      <w:r>
+        <w:t>Giải pháp: cài lõi esp32 của Espressif vào chính Arduino IDE qua Boards Manager; sau đó sketch viết bằng ngữ pháp Arduino quen thuộc được biên dịch cho ESP32 mà không đổi thói quen lập trình.</w:t>
+      </w:r>
+    </w:p>
+    <w:p>
+      <w:pPr>
+        <w:pStyle w:val="Heading2"/>
+      </w:pPr>
+      <w:r>
+        <w:t>1.3. Hướng dẫn cài bo ESP32 vào Arduino IDE</w:t>
+      </w:r>
+    </w:p>
+    <w:p>
+      <w:pPr>
+        <w:pStyle w:val="ListBullet"/>
+      </w:pPr>
+      <w:r>
+        <w:t>Bước 1. Cài Arduino IDE 1.8.x hoặc 2.x; cài driver USB-UART (CP210x/CH340) nếu máy chưa nhận cổng.</w:t>
+      </w:r>
+    </w:p>
+    <w:p>
+      <w:pPr>
+        <w:pStyle w:val="ListBullet"/>
+      </w:pPr>
+      <w:r>
+        <w:t>Bước 2. File → Preferences → Additional Boards Manager URLs: thêm https://espressif.github.io/arduino-esp32/package_esp32_index.json.</w:t>
+      </w:r>
+    </w:p>
+    <w:p>
+      <w:pPr>
+        <w:pStyle w:val="ListBullet"/>
+      </w:pPr>
+      <w:r>
+        <w:t>Bước 3. Tools → Board → Boards Manager → tìm “esp32” của Espressif Systems → Install (IDE tự tải toolchain Xtensa).</w:t>
+      </w:r>
+    </w:p>
+    <w:p>
+      <w:pPr>
+        <w:pStyle w:val="ListBullet"/>
+      </w:pPr>
+      <w:r>
+        <w:t>Bước 4. Tools → Board → esp32 → “ESP32 Dev Module”; Tools → Port chọn đúng COM; giữ Flash Frequency 80 MHz, Upload Speed 921600.</w:t>
+      </w:r>
+    </w:p>
+    <w:p>
+      <w:pPr>
+        <w:pStyle w:val="ListBullet"/>
+      </w:pPr>
+      <w:r>
+        <w:t>Bước 5. Serial Monitor đặt 115200 baud; khi nạp dừng ở “Connecting...” thì giữ nút BOOT vài giây.</w:t>
+      </w:r>
+    </w:p>
+    <w:p>
+      <w:pPr>
+        <w:pStyle w:val="ListBullet"/>
+      </w:pPr>
+      <w:r>
+        <w:t>Bước 6. Nạp sketch Blink mẫu xác nhận chuỗi biên dịch – nạp hoạt động trước khi viết chương trình hai trục.</w:t>
+      </w:r>
+    </w:p>
+    <w:p>
+      <w:pPr>
+        <w:pStyle w:val="Heading2"/>
+      </w:pPr>
+      <w:r>
+        <w:t>1.4. Cấu trúc sketch và thư viện dùng trong đề tài</w:t>
       </w:r>
     </w:p>
     <w:p>
       <w:pPr/>
       <w:r>
-        <w:t>Giao diện gồm thanh công cụ (Verify/Compile, Upload, Serial Monitor), cửa sổ soạn thảo sketch, khung chọn Board và Port, cửa sổ console báo lỗi biên dịch và dung lượng bộ nhớ sau khi nạp. Trong đồ án này, Arduino IDE dùng cho bo Arduino Mega 2560; khi cần thử nghiệm trên ESP32 có thể dùng chính IDE này với gói bo mạch của Espressif, nhưng chương trình chính của đề tài viết cho Mega.</w:t>
+        <w:t>Sketch gồm khai báo toàn cục (chân, ngưỡng, bảng hiệu chuẩn), setup() chạy một lần (ADC, bốn kênh relay, I²C, Serial) và loop() thực hiện chu kỳ: đọc ma trận → suy hai góc → chỉnh nghiêng trước, phương vị sau → ghi log. Thư viện: Wire.h cho ADS1115 và DS3231; các hàm ADC/LEDC nội tại của lõi esp32; không cần thư viện Servo vì chấp hành là motor gạt nước đóng cắt bằng relay.</w:t>
       </w:r>
     </w:p>
     <w:p>
       <w:pPr>
-        <w:pStyle w:val="Heading2"/>
+        <w:pStyle w:val="Heading1"/>
       </w:pPr>
       <w:r>
-        <w:t>1.2. Cài đặt và cấu hình cho Arduino Mega 2560</w:t>
+        <w:t>CHƯƠNG 2. CÁC NHÓM LỆNH CƠ BẢN DÙNG TRONG CHƯƠNG TRÌNH</w:t>
       </w:r>
     </w:p>
     <w:p>
       <w:pPr>
-        <w:pStyle w:val="ListBullet"/>
+        <w:pStyle w:val="Heading2"/>
       </w:pPr>
       <w:r>
-        <w:t>Cài Arduino IDE (bản 1.8.x hoặc 2.x) từ trang chủ Arduino; cài driver USB-UART nếu máy tính chưa nhận cổng.</w:t>
+        <w:t>2.1. Nhóm cấu trúc và điều khiển luồng</w:t>
       </w:r>
     </w:p>
     <w:p>
       <w:pPr>
-        <w:pStyle w:val="ListBullet"/>
-      </w:pPr>
-      <w:r>
-        <w:t>Chọn Tools → Board → Arduino AVR Boards → Arduino Mega or Mega 2560; chọn Processor là ATmega2560 (Arduino Mega).</w:t>
-      </w:r>
-    </w:p>
-    <w:p>
-      <w:pPr>
-        <w:pStyle w:val="ListBullet"/>
-      </w:pPr>
-      <w:r>
-        <w:t>Chọn Tools → Port đúng cổng COM của mạch; mở Serial Monitor đặt 115200 baud khi gỡ lỗi.</w:t>
-      </w:r>
-    </w:p>
-    <w:p>
-      <w:pPr>
-        <w:pStyle w:val="ListBullet"/>
-      </w:pPr>
-      <w:r>
-        <w:t>Nạp thử sketch ví dụ Blink để xác nhận chuỗi công cụ biên dịch và mạch nạp hoạt động trước khi viết chương trình chính.</w:t>
-      </w:r>
-    </w:p>
-    <w:p>
-      <w:pPr>
-        <w:pStyle w:val="ListBullet"/>
-      </w:pPr>
-      <w:r>
-        <w:t>Quản lý thư viện qua Tools → Manage Libraries (Library Manager): cài thư viện Servo và thư viện RTC (ví dụ RTClib) nếu dùng.</w:t>
-      </w:r>
-    </w:p>
-    <w:p>
-      <w:pPr>
-        <w:pStyle w:val="Heading2"/>
-      </w:pPr>
-      <w:r>
-        <w:t>1.3. Cấu trúc một chương trình (sketch)</w:t>
-      </w:r>
-    </w:p>
-    <w:p>
-      <w:pPr/>
-      <w:r>
-        <w:t>Một sketch luôn có hai hàm bắt buộc: setup() chạy một lần sau cấp điện/reset để khởi tạo chân, thư viện, biến và tham số; loop() lặp vô hạn chứa logic đọc cảm biến – so sánh – phát lệnh – chờ đọc lại. Phần khai báo toàn cục ở đầu tệp gồm hằng số chân, ngưỡng, bước dịch chuyển, biến trạng thái và prototype các hàm tự viết.</w:t>
-      </w:r>
-    </w:p>
-    <w:p>
-      <w:pPr/>
-      <w:r>
-        <w:t>Vòng đời vận hành trong đề tài: setup() cấu hình ADC, Servo, PWM cầu H, ngắt encoder, chân công tắc hành trình và Serial → loop() thực hiện chu kỳ: đọc bốn điện trở → so sánh chéo → căn chỉnh độ nghiêng → căn chỉnh hướng xoay → dừng khi gần cân bằng → chờ T_đọc bằng millis() rồi đọc lại. Mọi tham số (δ_nghiêng, δ_quay, Δθ, T_đọc, t_settle, giới hạn góc) đặt tập trung ở đầu chương trình.</w:t>
-      </w:r>
-    </w:p>
-    <w:p>
-      <w:pPr>
-        <w:pStyle w:val="Heading2"/>
-      </w:pPr>
-      <w:r>
-        <w:t>1.4. Thư viện sử dụng trong đề tài</w:t>
-      </w:r>
-    </w:p>
-    <w:p>
-      <w:pPr>
         <w:pStyle w:val="Caption"/>
         <w:spacing w:after="80"/>
       </w:pPr>
       <w:r>
-        <w:t>Bảng 1. Các thư viện dự kiến dùng trong chương trình</w:t>
-      </w:r>
-    </w:p>
-    <w:tbl>
-      <w:tblPr>
-        <w:tblStyle w:val="TableGrid"/>
-        <w:tblW w:type="auto" w:w="0"/>
-        <w:jc w:val="center"/>
-        <w:tblLook w:firstColumn="1" w:firstRow="1" w:lastColumn="0" w:lastRow="0" w:noHBand="0" w:noVBand="1" w:val="04A0"/>
-      </w:tblPr>
-      <w:tblGrid>
-        <w:gridCol w:w="4514"/>
-        <w:gridCol w:w="4514"/>
-      </w:tblGrid>
-      <w:tr>
-        <w:tc>
-          <w:tcPr>
-            <w:tcW w:type="dxa" w:w="4514"/>
-          </w:tcPr>
-          <w:p>
-            <w:pPr>
-              <w:spacing w:after="40"/>
-              <w:ind w:firstLine="0"/>
-            </w:pPr>
-            <w:r>
-              <w:rPr>
-                <w:b/>
-                <w:sz w:val="22"/>
-              </w:rPr>
-              <w:t>Thư viện</w:t>
-            </w:r>
-          </w:p>
-        </w:tc>
-        <w:tc>
-          <w:tcPr>
-            <w:tcW w:type="dxa" w:w="4514"/>
-          </w:tcPr>
-          <w:p>
-            <w:pPr>
-              <w:spacing w:after="40"/>
-              <w:ind w:firstLine="0"/>
-            </w:pPr>
-            <w:r>
-              <w:rPr>
-                <w:b/>
-                <w:sz w:val="22"/>
-              </w:rPr>
-              <w:t>Vai trò trong đề tài</w:t>
-            </w:r>
-          </w:p>
-        </w:tc>
-      </w:tr>
-      <w:tr>
-        <w:tc>
-          <w:tcPr>
-            <w:tcW w:type="dxa" w:w="4514"/>
-          </w:tcPr>
-          <w:p>
-            <w:pPr>
-              <w:spacing w:after="40"/>
-              <w:ind w:firstLine="0"/>
-            </w:pPr>
-            <w:r>
-              <w:rPr>
-                <w:sz w:val="22"/>
-              </w:rPr>
-              <w:t>Servo.h</w:t>
-            </w:r>
-          </w:p>
-        </w:tc>
-        <w:tc>
-          <w:tcPr>
-            <w:tcW w:type="dxa" w:w="4514"/>
-          </w:tcPr>
-          <w:p>
-            <w:pPr>
-              <w:spacing w:after="40"/>
-              <w:ind w:firstLine="0"/>
-            </w:pPr>
-            <w:r>
-              <w:rPr>
-                <w:sz w:val="22"/>
-              </w:rPr>
-              <w:t>Điều khiển servo phương vị theo góc đặt từng bước.</w:t>
-            </w:r>
-          </w:p>
-        </w:tc>
-      </w:tr>
-      <w:tr>
-        <w:tc>
-          <w:tcPr>
-            <w:tcW w:type="dxa" w:w="4514"/>
-          </w:tcPr>
-          <w:p>
-            <w:pPr>
-              <w:spacing w:after="40"/>
-              <w:ind w:firstLine="0"/>
-            </w:pPr>
-            <w:r>
-              <w:rPr>
-                <w:sz w:val="22"/>
-              </w:rPr>
-              <w:t>Wire.h / RTClib</w:t>
-            </w:r>
-          </w:p>
-        </w:tc>
-        <w:tc>
-          <w:tcPr>
-            <w:tcW w:type="dxa" w:w="4514"/>
-          </w:tcPr>
-          <w:p>
-            <w:pPr>
-              <w:spacing w:after="40"/>
-              <w:ind w:firstLine="0"/>
-            </w:pPr>
-            <w:r>
-              <w:rPr>
-                <w:sz w:val="22"/>
-              </w:rPr>
-              <w:t>Đọc giờ thực DS3231 để ghi nhãn thời gian cho dữ liệu log.</w:t>
-            </w:r>
-          </w:p>
-        </w:tc>
-      </w:tr>
-      <w:tr>
-        <w:tc>
-          <w:tcPr>
-            <w:tcW w:type="dxa" w:w="4514"/>
-          </w:tcPr>
-          <w:p>
-            <w:pPr>
-              <w:spacing w:after="40"/>
-              <w:ind w:firstLine="0"/>
-            </w:pPr>
-            <w:r>
-              <w:rPr>
-                <w:sz w:val="22"/>
-              </w:rPr>
-              <w:t>Hàm nội tại lõi AVR</w:t>
-            </w:r>
-          </w:p>
-        </w:tc>
-        <w:tc>
-          <w:tcPr>
-            <w:tcW w:type="dxa" w:w="4514"/>
-          </w:tcPr>
-          <w:p>
-            <w:pPr>
-              <w:spacing w:after="40"/>
-              <w:ind w:firstLine="0"/>
-            </w:pPr>
-            <w:r>
-              <w:rPr>
-                <w:sz w:val="22"/>
-              </w:rPr>
-              <w:t>analogRead, digitalWrite, analogWrite, attachInterrupt, millis cho ADC, cầu H, encoder và định thời.</w:t>
-            </w:r>
-          </w:p>
-        </w:tc>
-      </w:tr>
-    </w:tbl>
-    <w:p>
-      <w:pPr/>
-    </w:p>
-    <w:p>
-      <w:pPr>
-        <w:pStyle w:val="Heading1"/>
-      </w:pPr>
-      <w:r>
-        <w:t>CHƯƠNG 2. CÁC NHÓM LỆNH CƠ BẢN TRONG LẬP TRÌNH ARDUINO</w:t>
-      </w:r>
-    </w:p>
-    <w:p>
-      <w:pPr>
-        <w:pStyle w:val="Heading2"/>
-      </w:pPr>
-      <w:r>
-        <w:t>2.1. Nhóm lệnh cấu trúc chương trình và điều khiển luồng</w:t>
-      </w:r>
-    </w:p>
-    <w:p>
-      <w:pPr>
-        <w:pStyle w:val="Caption"/>
-        <w:spacing w:after="80"/>
-      </w:pPr>
-      <w:r>
-        <w:t>Bảng 2. Nhóm lệnh cấu trúc và điều khiển luồng</w:t>
+        <w:t>Bảng 1. Nhóm lệnh cấu trúc và điều khiển luồng</w:t>
       </w:r>
     </w:p>
     <w:tbl>
@@ -383,7 +241,7 @@
               <w:rPr>
                 <w:sz w:val="22"/>
               </w:rPr>
-              <w:t>setup()</w:t>
+              <w:t>setup() / loop()</w:t>
             </w:r>
           </w:p>
         </w:tc>
@@ -400,7 +258,7 @@
               <w:rPr>
                 <w:sz w:val="22"/>
               </w:rPr>
-              <w:t>void setup() { ... }</w:t>
+              <w:t>void setup() { } void loop() { }</w:t>
             </w:r>
           </w:p>
         </w:tc>
@@ -417,60 +275,7 @@
               <w:rPr>
                 <w:sz w:val="22"/>
               </w:rPr>
-              <w:t>Khởi tạo chân ADC, Servo, PWM cầu H, ngắt encoder, Serial.</w:t>
-            </w:r>
-          </w:p>
-        </w:tc>
-      </w:tr>
-      <w:tr>
-        <w:tc>
-          <w:tcPr>
-            <w:tcW w:type="dxa" w:w="3010"/>
-          </w:tcPr>
-          <w:p>
-            <w:pPr>
-              <w:spacing w:after="40"/>
-              <w:ind w:firstLine="0"/>
-            </w:pPr>
-            <w:r>
-              <w:rPr>
-                <w:sz w:val="22"/>
-              </w:rPr>
-              <w:t>loop()</w:t>
-            </w:r>
-          </w:p>
-        </w:tc>
-        <w:tc>
-          <w:tcPr>
-            <w:tcW w:type="dxa" w:w="3010"/>
-          </w:tcPr>
-          <w:p>
-            <w:pPr>
-              <w:spacing w:after="40"/>
-              <w:ind w:firstLine="0"/>
-            </w:pPr>
-            <w:r>
-              <w:rPr>
-                <w:sz w:val="22"/>
-              </w:rPr>
-              <w:t>void loop() { ... }</w:t>
-            </w:r>
-          </w:p>
-        </w:tc>
-        <w:tc>
-          <w:tcPr>
-            <w:tcW w:type="dxa" w:w="3010"/>
-          </w:tcPr>
-          <w:p>
-            <w:pPr>
-              <w:spacing w:after="40"/>
-              <w:ind w:firstLine="0"/>
-            </w:pPr>
-            <w:r>
-              <w:rPr>
-                <w:sz w:val="22"/>
-              </w:rPr>
-              <w:t>Chu kỳ chính: đọc điện trở, so sánh, phát lệnh, chờ T_đọc.</w:t>
+              <w:t>Khởi tạo một lần; vòng lặp đọc ma trận – suy hai góc – quay hai trục.</w:t>
             </w:r>
           </w:p>
         </w:tc>
@@ -506,7 +311,7 @@
               <w:rPr>
                 <w:sz w:val="22"/>
               </w:rPr>
-              <w:t>if (abs(e_nghieng) &gt; delta_nghieng) { ... }</w:t>
+              <w:t>if (fabs(dNghieng) &gt; DEAD) { ... }</w:t>
             </w:r>
           </w:p>
         </w:tc>
@@ -523,7 +328,7 @@
               <w:rPr>
                 <w:sz w:val="22"/>
               </w:rPr>
-              <w:t>Quyết định trục nào dịch chuyển và chiều dịch chuyển.</w:t>
+              <w:t>Quyết định phát lệnh cho từng trục hay giữ vị trí.</w:t>
             </w:r>
           </w:p>
         </w:tc>
@@ -559,7 +364,7 @@
               <w:rPr>
                 <w:sz w:val="22"/>
               </w:rPr>
-              <w:t>switch (trangthai) { case NGHIENG: ... break; }</w:t>
+              <w:t>switch (trangThai) { ... }</w:t>
             </w:r>
           </w:p>
         </w:tc>
@@ -576,7 +381,7 @@
               <w:rPr>
                 <w:sz w:val="22"/>
               </w:rPr>
-              <w:t>Máy trạng thái: NGHIENG – XOAY – CAN_BANG – AN_TOAN.</w:t>
+              <w:t>Máy trạng thái mỗi motor: DỪNG – CHIỀU A – CHIỀU B.</w:t>
             </w:r>
           </w:p>
         </w:tc>
@@ -612,7 +417,7 @@
               <w:rPr>
                 <w:sz w:val="22"/>
               </w:rPr>
-              <w:t>for (int i = 0; i &lt; N; i++) { ... }</w:t>
+              <w:t>for (int i = 0; i &lt; 64; i++) { ... }</w:t>
             </w:r>
           </w:p>
         </w:tc>
@@ -629,7 +434,7 @@
               <w:rPr>
                 <w:sz w:val="22"/>
               </w:rPr>
-              <w:t>Lấy N mẫu ADC liên tiếp cho mỗi kênh LDR.</w:t>
+              <w:t>Lấy 64 mẫu ADC mỗi kênh để lọc trung vị.</w:t>
             </w:r>
           </w:p>
         </w:tc>
@@ -665,7 +470,7 @@
               <w:rPr>
                 <w:sz w:val="22"/>
               </w:rPr>
-              <w:t>while (millis() - t0 &lt; t_settle) { ktraCTHT(); }</w:t>
+              <w:t>while (fabs(goc - gocDich) &gt; 0.5) { ... }</w:t>
             </w:r>
           </w:p>
         </w:tc>
@@ -682,7 +487,7 @@
               <w:rPr>
                 <w:sz w:val="22"/>
               </w:rPr>
-              <w:t>Chờ ổn định sau mỗi bước nhưng vẫn giám sát công tắc hành trình.</w:t>
+              <w:t>Vòng chờ motor tới góc đích, vẫn giám sát hành trình.</w:t>
             </w:r>
           </w:p>
         </w:tc>
@@ -701,7 +506,7 @@
               <w:rPr>
                 <w:sz w:val="22"/>
               </w:rPr>
-              <w:t>break / continue</w:t>
+              <w:t>break / continue / return</w:t>
             </w:r>
           </w:p>
         </w:tc>
@@ -718,7 +523,7 @@
               <w:rPr>
                 <w:sz w:val="22"/>
               </w:rPr>
-              <w:t>break; continue;</w:t>
+              <w:t>break;</w:t>
             </w:r>
           </w:p>
         </w:tc>
@@ -735,60 +540,7 @@
               <w:rPr>
                 <w:sz w:val="22"/>
               </w:rPr>
-              <w:t>Thoát vòng lấy mẫu; bỏ mẫu đột biến.</w:t>
-            </w:r>
-          </w:p>
-        </w:tc>
-      </w:tr>
-      <w:tr>
-        <w:tc>
-          <w:tcPr>
-            <w:tcW w:type="dxa" w:w="3010"/>
-          </w:tcPr>
-          <w:p>
-            <w:pPr>
-              <w:spacing w:after="40"/>
-              <w:ind w:firstLine="0"/>
-            </w:pPr>
-            <w:r>
-              <w:rPr>
-                <w:sz w:val="22"/>
-              </w:rPr>
-              <w:t>return</w:t>
-            </w:r>
-          </w:p>
-        </w:tc>
-        <w:tc>
-          <w:tcPr>
-            <w:tcW w:type="dxa" w:w="3010"/>
-          </w:tcPr>
-          <w:p>
-            <w:pPr>
-              <w:spacing w:after="40"/>
-              <w:ind w:firstLine="0"/>
-            </w:pPr>
-            <w:r>
-              <w:rPr>
-                <w:sz w:val="22"/>
-              </w:rPr>
-              <w:t>return chieu;</w:t>
-            </w:r>
-          </w:p>
-        </w:tc>
-        <w:tc>
-          <w:tcPr>
-            <w:tcW w:type="dxa" w:w="3010"/>
-          </w:tcPr>
-          <w:p>
-            <w:pPr>
-              <w:spacing w:after="40"/>
-              <w:ind w:firstLine="0"/>
-            </w:pPr>
-            <w:r>
-              <w:rPr>
-                <w:sz w:val="22"/>
-              </w:rPr>
-              <w:t>Hàm trả về chiều dịch chuyển (−1, 0, +1) của từng trục.</w:t>
+              <w:t>Thoát vòng lấy mẫu, bỏ mẫu lỗi, hàm trả về góc lệch.</w:t>
             </w:r>
           </w:p>
         </w:tc>
@@ -802,7 +554,7 @@
         <w:pStyle w:val="Heading2"/>
       </w:pPr>
       <w:r>
-        <w:t>2.2. Nhóm lệnh vào/ra số (digital I/O)</w:t>
+        <w:t>2.2. Nhóm vào/ra số và tương tự trên ESP32</w:t>
       </w:r>
     </w:p>
     <w:p>
@@ -811,7 +563,7 @@
         <w:spacing w:after="80"/>
       </w:pPr>
       <w:r>
-        <w:t>Bảng 3. Nhóm lệnh vào/ra số</w:t>
+        <w:t>Bảng 2. Nhóm lệnh vào/ra dùng cho ma trận LDR và hai motor</w:t>
       </w:r>
     </w:p>
     <w:tbl>
@@ -913,7 +665,7 @@
               <w:rPr>
                 <w:sz w:val="22"/>
               </w:rPr>
-              <w:t>pinMode(chanCTHT, INPUT_PULLUP);</w:t>
+              <w:t>pinMode(MOT_NG_A, OUTPUT);</w:t>
             </w:r>
           </w:p>
         </w:tc>
@@ -930,7 +682,7 @@
               <w:rPr>
                 <w:sz w:val="22"/>
               </w:rPr>
-              <w:t>Cấu hình 4 chân công tắc hành trình và nút dừng khẩn cấp.</w:t>
+              <w:t>Cấu hình 4 chân relay, 4 hành trình, nút dừng.</w:t>
             </w:r>
           </w:p>
         </w:tc>
@@ -949,7 +701,7 @@
               <w:rPr>
                 <w:sz w:val="22"/>
               </w:rPr>
-              <w:t>digitalRead</w:t>
+              <w:t>digitalWrite / digitalRead</w:t>
             </w:r>
           </w:p>
         </w:tc>
@@ -966,7 +718,7 @@
               <w:rPr>
                 <w:sz w:val="22"/>
               </w:rPr>
-              <w:t>digitalRead(chanCTHT_nghieng_tren);</w:t>
+              <w:t>digitalWrite(MOT_NG_A, HIGH);</w:t>
             </w:r>
           </w:p>
         </w:tc>
@@ -983,149 +735,7 @@
               <w:rPr>
                 <w:sz w:val="22"/>
               </w:rPr>
-              <w:t>Đọc giới hạn trước mỗi lệnh nâng/hạ hoặc xoay.</w:t>
-            </w:r>
-          </w:p>
-        </w:tc>
-      </w:tr>
-      <w:tr>
-        <w:tc>
-          <w:tcPr>
-            <w:tcW w:type="dxa" w:w="3010"/>
-          </w:tcPr>
-          <w:p>
-            <w:pPr>
-              <w:spacing w:after="40"/>
-              <w:ind w:firstLine="0"/>
-            </w:pPr>
-            <w:r>
-              <w:rPr>
-                <w:sz w:val="22"/>
-              </w:rPr>
-              <w:t>digitalWrite</w:t>
-            </w:r>
-          </w:p>
-        </w:tc>
-        <w:tc>
-          <w:tcPr>
-            <w:tcW w:type="dxa" w:w="3010"/>
-          </w:tcPr>
-          <w:p>
-            <w:pPr>
-              <w:spacing w:after="40"/>
-              <w:ind w:firstLine="0"/>
-            </w:pPr>
-            <w:r>
-              <w:rPr>
-                <w:sz w:val="22"/>
-              </w:rPr>
-              <w:t>digitalWrite(chanChieuA, HIGH);</w:t>
-            </w:r>
-          </w:p>
-        </w:tc>
-        <w:tc>
-          <w:tcPr>
-            <w:tcW w:type="dxa" w:w="3010"/>
-          </w:tcPr>
-          <w:p>
-            <w:pPr>
-              <w:spacing w:after="40"/>
-              <w:ind w:firstLine="0"/>
-            </w:pPr>
-            <w:r>
-              <w:rPr>
-                <w:sz w:val="22"/>
-              </w:rPr>
-              <w:t>Đặt chiều quay A/B cho cầu H của motor nghiêng.</w:t>
-            </w:r>
-          </w:p>
-        </w:tc>
-      </w:tr>
-    </w:tbl>
-    <w:p>
-      <w:pPr/>
-    </w:p>
-    <w:p>
-      <w:pPr>
-        <w:pStyle w:val="Heading2"/>
-      </w:pPr>
-      <w:r>
-        <w:t>2.3. Nhóm lệnh vào/ra tương tự và PWM</w:t>
-      </w:r>
-    </w:p>
-    <w:p>
-      <w:pPr>
-        <w:pStyle w:val="Caption"/>
-        <w:spacing w:after="80"/>
-      </w:pPr>
-      <w:r>
-        <w:t>Bảng 4. Nhóm lệnh vào/ra tương tự và PWM</w:t>
-      </w:r>
-    </w:p>
-    <w:tbl>
-      <w:tblPr>
-        <w:tblStyle w:val="TableGrid"/>
-        <w:tblW w:type="auto" w:w="0"/>
-        <w:jc w:val="center"/>
-        <w:tblLook w:firstColumn="1" w:firstRow="1" w:lastColumn="0" w:lastRow="0" w:noHBand="0" w:noVBand="1" w:val="04A0"/>
-      </w:tblPr>
-      <w:tblGrid>
-        <w:gridCol w:w="3010"/>
-        <w:gridCol w:w="3010"/>
-        <w:gridCol w:w="3010"/>
-      </w:tblGrid>
-      <w:tr>
-        <w:tc>
-          <w:tcPr>
-            <w:tcW w:type="dxa" w:w="3010"/>
-          </w:tcPr>
-          <w:p>
-            <w:pPr>
-              <w:spacing w:after="40"/>
-              <w:ind w:firstLine="0"/>
-            </w:pPr>
-            <w:r>
-              <w:rPr>
-                <w:b/>
-                <w:sz w:val="22"/>
-              </w:rPr>
-              <w:t>Lệnh</w:t>
-            </w:r>
-          </w:p>
-        </w:tc>
-        <w:tc>
-          <w:tcPr>
-            <w:tcW w:type="dxa" w:w="3010"/>
-          </w:tcPr>
-          <w:p>
-            <w:pPr>
-              <w:spacing w:after="40"/>
-              <w:ind w:firstLine="0"/>
-            </w:pPr>
-            <w:r>
-              <w:rPr>
-                <w:b/>
-                <w:sz w:val="22"/>
-              </w:rPr>
-              <w:t>Cú pháp đại diện</w:t>
-            </w:r>
-          </w:p>
-        </w:tc>
-        <w:tc>
-          <w:tcPr>
-            <w:tcW w:type="dxa" w:w="3010"/>
-          </w:tcPr>
-          <w:p>
-            <w:pPr>
-              <w:spacing w:after="40"/>
-              <w:ind w:firstLine="0"/>
-            </w:pPr>
-            <w:r>
-              <w:rPr>
-                <w:b/>
-                <w:sz w:val="22"/>
-              </w:rPr>
-              <w:t>Ứng dụng trong đề tài</w:t>
+              <w:t>Đảo chiều hai motor; đọc công tắc hành trình.</w:t>
             </w:r>
           </w:p>
         </w:tc>
@@ -1161,7 +771,7 @@
               <w:rPr>
                 <w:sz w:val="22"/>
               </w:rPr>
-              <w:t>analogRead(A0);</w:t>
+              <w:t>analogRead(36);</w:t>
             </w:r>
           </w:p>
         </w:tc>
@@ -1178,7 +788,7 @@
               <w:rPr>
                 <w:sz w:val="22"/>
               </w:rPr>
-              <w:t>Đọc điện áp cầu phân áp của từng LDR và kênh đo U, I.</w:t>
+              <w:t>Đọc 4 kênh LDR và 2 biến trở hồi tiếp (ADC1).</w:t>
             </w:r>
           </w:p>
         </w:tc>
@@ -1197,7 +807,7 @@
               <w:rPr>
                 <w:sz w:val="22"/>
               </w:rPr>
-              <w:t>analogWrite</w:t>
+              <w:t>analogSetPinAttenuation</w:t>
             </w:r>
           </w:p>
         </w:tc>
@@ -1214,7 +824,7 @@
               <w:rPr>
                 <w:sz w:val="22"/>
               </w:rPr>
-              <w:t>analogWrite(chanPWM, PWM_nghieng);</w:t>
+              <w:t>analogSetPinAttenuation(36, ADC_11db);</w:t>
             </w:r>
           </w:p>
         </w:tc>
@@ -1231,7 +841,7 @@
               <w:rPr>
                 <w:sz w:val="22"/>
               </w:rPr>
-              <w:t>Điều chế PWM cho cầu H trong một bước nghiêng ngắn.</w:t>
+              <w:t>Dải đo 0 – 2,45 V không bão hòa.</w:t>
             </w:r>
           </w:p>
         </w:tc>
@@ -1250,7 +860,7 @@
               <w:rPr>
                 <w:sz w:val="22"/>
               </w:rPr>
-              <w:t>analogReference</w:t>
+              <w:t>analogReadResolution</w:t>
             </w:r>
           </w:p>
         </w:tc>
@@ -1267,7 +877,7 @@
               <w:rPr>
                 <w:sz w:val="22"/>
               </w:rPr>
-              <w:t>analogReference(DEFAULT);</w:t>
+              <w:t>analogReadResolution(12);</w:t>
             </w:r>
           </w:p>
         </w:tc>
@@ -1284,7 +894,7 @@
               <w:rPr>
                 <w:sz w:val="22"/>
               </w:rPr>
-              <w:t>Chọn tham chiếu ADC phù hợp dải tín hiệu cầu phân áp.</w:t>
+              <w:t>Độ phân giải 12 bit (4096 mức).</w:t>
             </w:r>
           </w:p>
         </w:tc>
@@ -1298,7 +908,7 @@
         <w:pStyle w:val="Heading2"/>
       </w:pPr>
       <w:r>
-        <w:t>2.4. Nhóm lệnh thời gian</w:t>
+        <w:t>2.3. Nhóm thời gian, toán học và truyền thông</w:t>
       </w:r>
     </w:p>
     <w:p>
@@ -1307,7 +917,7 @@
         <w:spacing w:after="80"/>
       </w:pPr>
       <w:r>
-        <w:t>Bảng 5. Nhóm lệnh thời gian</w:t>
+        <w:t>Bảng 3. Nhóm lệnh thời gian, toán học và truyền thông</w:t>
       </w:r>
     </w:p>
     <w:tbl>
@@ -1409,7 +1019,7 @@
               <w:rPr>
                 <w:sz w:val="22"/>
               </w:rPr>
-              <w:t>unsigned long t = millis();</w:t>
+              <w:t>if (millis() - tPrev &gt;= T_MAU)</w:t>
             </w:r>
           </w:p>
         </w:tc>
@@ -1426,7 +1036,7 @@
               <w:rPr>
                 <w:sz w:val="22"/>
               </w:rPr>
-              <w:t>Đo t_settle sau mỗi bước và chu kỳ đọc lại T_đọc mà không chặn việc giám sát công tắc.</w:t>
+              <w:t>Định chu kỳ đọc ma trận không chặn vòng lặp.</w:t>
             </w:r>
           </w:p>
         </w:tc>
@@ -1445,7 +1055,7 @@
               <w:rPr>
                 <w:sz w:val="22"/>
               </w:rPr>
-              <w:t>delay</w:t>
+              <w:t>atan / tan</w:t>
             </w:r>
           </w:p>
         </w:tc>
@@ -1462,7 +1072,7 @@
               <w:rPr>
                 <w:sz w:val="22"/>
               </w:rPr>
-              <w:t>delay(15);</w:t>
+              <w:t>atan(e / tan(BETA_S));</w:t>
             </w:r>
           </w:p>
         </w:tc>
@@ -1479,7 +1089,7 @@
               <w:rPr>
                 <w:sz w:val="22"/>
               </w:rPr>
-              <w:t>Chỉ dùng khi khởi tạo/thử nhanh; tránh trong loop chính.</w:t>
+              <w:t>Công thức lõi suy hai góc lệch từ sai lệch chuẩn hóa.</w:t>
             </w:r>
           </w:p>
         </w:tc>
@@ -1498,7 +1108,7 @@
               <w:rPr>
                 <w:sz w:val="22"/>
               </w:rPr>
-              <w:t>delayMicroseconds</w:t>
+              <w:t>constrain / fabs</w:t>
             </w:r>
           </w:p>
         </w:tc>
@@ -1515,7 +1125,7 @@
               <w:rPr>
                 <w:sz w:val="22"/>
               </w:rPr>
-              <w:t>delayMicroseconds(50);</w:t>
+              <w:t>constrain(th, TH_MIN, TH_MAX);</w:t>
             </w:r>
           </w:p>
         </w:tc>
@@ -1532,7 +1142,7 @@
               <w:rPr>
                 <w:sz w:val="22"/>
               </w:rPr>
-              <w:t>Giãn cách giữa các lần đọc ADC trong một chu kỳ lấy mẫu.</w:t>
+              <w:t>Hàm sat() giới hạn góc đích trong hành trình từng trục.</w:t>
             </w:r>
           </w:p>
         </w:tc>
@@ -1551,7 +1161,7 @@
               <w:rPr>
                 <w:sz w:val="22"/>
               </w:rPr>
-              <w:t>micros()</w:t>
+              <w:t>sort (mảng mẫu)</w:t>
             </w:r>
           </w:p>
         </w:tc>
@@ -1568,7 +1178,7 @@
               <w:rPr>
                 <w:sz w:val="22"/>
               </w:rPr>
-              <w:t>micros();</w:t>
+              <w:t>sort(mau, mau + 64);</w:t>
             </w:r>
           </w:p>
         </w:tc>
@@ -1585,7 +1195,113 @@
               <w:rPr>
                 <w:sz w:val="22"/>
               </w:rPr>
-              <w:t>Đo chu kỳ xung encoder khi kiểm tra độ phân giải góc.</w:t>
+              <w:t>Trung vị 64 mẫu loại đột biến nhiễu relay.</w:t>
+            </w:r>
+          </w:p>
+        </w:tc>
+      </w:tr>
+      <w:tr>
+        <w:tc>
+          <w:tcPr>
+            <w:tcW w:type="dxa" w:w="3010"/>
+          </w:tcPr>
+          <w:p>
+            <w:pPr>
+              <w:spacing w:after="40"/>
+              <w:ind w:firstLine="0"/>
+            </w:pPr>
+            <w:r>
+              <w:rPr>
+                <w:sz w:val="22"/>
+              </w:rPr>
+              <w:t>Serial.begin / printf</w:t>
+            </w:r>
+          </w:p>
+        </w:tc>
+        <w:tc>
+          <w:tcPr>
+            <w:tcW w:type="dxa" w:w="3010"/>
+          </w:tcPr>
+          <w:p>
+            <w:pPr>
+              <w:spacing w:after="40"/>
+              <w:ind w:firstLine="0"/>
+            </w:pPr>
+            <w:r>
+              <w:rPr>
+                <w:sz w:val="22"/>
+              </w:rPr>
+              <w:t>Serial.printf(...)</w:t>
+            </w:r>
+          </w:p>
+        </w:tc>
+        <w:tc>
+          <w:tcPr>
+            <w:tcW w:type="dxa" w:w="3010"/>
+          </w:tcPr>
+          <w:p>
+            <w:pPr>
+              <w:spacing w:after="40"/>
+              <w:ind w:firstLine="0"/>
+            </w:pPr>
+            <w:r>
+              <w:rPr>
+                <w:sz w:val="22"/>
+              </w:rPr>
+              <w:t>In bảng 4 kênh, e, hai Δ, góc đích để log và gỡ lỗi.</w:t>
+            </w:r>
+          </w:p>
+        </w:tc>
+      </w:tr>
+      <w:tr>
+        <w:tc>
+          <w:tcPr>
+            <w:tcW w:type="dxa" w:w="3010"/>
+          </w:tcPr>
+          <w:p>
+            <w:pPr>
+              <w:spacing w:after="40"/>
+              <w:ind w:firstLine="0"/>
+            </w:pPr>
+            <w:r>
+              <w:rPr>
+                <w:sz w:val="22"/>
+              </w:rPr>
+              <w:t>Wire.requestFrom</w:t>
+            </w:r>
+          </w:p>
+        </w:tc>
+        <w:tc>
+          <w:tcPr>
+            <w:tcW w:type="dxa" w:w="3010"/>
+          </w:tcPr>
+          <w:p>
+            <w:pPr>
+              <w:spacing w:after="40"/>
+              <w:ind w:firstLine="0"/>
+            </w:pPr>
+            <w:r>
+              <w:rPr>
+                <w:sz w:val="22"/>
+              </w:rPr>
+              <w:t>Wire.requestFrom(0x48, 2);</w:t>
+            </w:r>
+          </w:p>
+        </w:tc>
+        <w:tc>
+          <w:tcPr>
+            <w:tcW w:type="dxa" w:w="3010"/>
+          </w:tcPr>
+          <w:p>
+            <w:pPr>
+              <w:spacing w:after="40"/>
+              <w:ind w:firstLine="0"/>
+            </w:pPr>
+            <w:r>
+              <w:rPr>
+                <w:sz w:val="22"/>
+              </w:rPr>
+              <w:t>Đọc thanh ghi chuyển đổi của ADS1115.</w:t>
             </w:r>
           </w:p>
         </w:tc>
@@ -1596,19 +1312,2094 @@
     </w:p>
     <w:p>
       <w:pPr>
-        <w:pStyle w:val="Heading2"/>
+        <w:pStyle w:val="Heading1"/>
       </w:pPr>
       <w:r>
-        <w:t>2.5. Nhóm lệnh toán học và biến đổi</w:t>
+        <w:t>CHƯƠNG 3. PHƯƠNG PHÁP ĐỌC MA TRẬN LDR, SUY HAI GÓC VÀ CODE MẪU HAI TRỤC</w:t>
       </w:r>
     </w:p>
     <w:p>
       <w:pPr>
+        <w:pStyle w:val="Heading2"/>
+      </w:pPr>
+      <w:r>
+        <w:t>3.1. Vì sao ma trận bốn LDR suy ra được hai góc cần quay</w:t>
+      </w:r>
+    </w:p>
+    <w:p>
+      <w:pPr/>
+      <w:r>
+        <w:t>Trong mỗi mặt phẳng của từng trục, cặp cảm biến hai phía có trục cảm quang lệch ±β_s so với pháp tuyến, nên khi hướng Mặt Trời lệch góc Δ khỏi pháp tuyến, đáp ứng hai kênh tỉ lệ với cos(Δ ∓ β_s). Lập tỉ số sai lệch:</w:t>
+      </w:r>
+    </w:p>
+    <w:p>
+      <w:pPr>
+        <w:ind w:firstLine="0"/>
+        <w:jc w:val="center"/>
+      </w:pPr>
+      <w:r>
+        <w:rPr>
+          <w:i/>
+        </w:rPr>
+        <w:t>e = (L_cùng_trục_dương − L_cùng_trục_âm)/(tổng cặp) = tan Δ · tan β_s</w:t>
+      </w:r>
+    </w:p>
+    <w:p>
+      <w:pPr/>
+      <w:r>
+        <w:t>Đảo lại được góc lệch cần bù ngay trong một lần đọc, áp dụng đồng thời cho hai trục:</w:t>
+      </w:r>
+    </w:p>
+    <w:p>
+      <w:pPr>
+        <w:ind w:firstLine="0"/>
+        <w:jc w:val="center"/>
+      </w:pPr>
+      <w:r>
+        <w:rPr>
+          <w:i/>
+        </w:rPr>
+        <w:t>Δ_quay = atan(e_quay / tan β_s);   Δ_nghiêng = atan(e_nghiêng / tan β_s)</w:t>
+      </w:r>
+    </w:p>
+    <w:p>
+      <w:pPr/>
+      <w:r>
+        <w:t>Không còn nhánh dò bước theo thời gian. Mô phỏng Monte Carlo 400 lần (quyển nghiên cứu, Chương 3) cho thấy sau hiệu chuẩn hệ số kênh, sai số phép suy góc còn 1,65° với nhiễu 2% và khuếch tán 15% — dùng chung cho cả hai trục.</w:t>
+      </w:r>
+    </w:p>
+    <w:p>
+      <w:pPr>
+        <w:pStyle w:val="Heading2"/>
+      </w:pPr>
+      <w:r>
+        <w:t>3.2. Phương pháp đọc ADC trên ESP32 và ví dụ so sánh giá trị</w:t>
+      </w:r>
+    </w:p>
+    <w:p>
+      <w:pPr>
+        <w:pStyle w:val="ListBullet"/>
+      </w:pPr>
+      <w:r>
+        <w:t>Dùng ADC1 (36, 39, 34, 35 cho LDR; 32, 33 cho hai biến trở) vì ADC2 bị tranh chấp khi bật WiFi; đặt analogReadResolution(12), analogSetPinAttenuation(…, ADC_11db) cho dải tuyến tính 0,15 – 2,45 V.</w:t>
+      </w:r>
+    </w:p>
+    <w:p>
+      <w:pPr>
+        <w:pStyle w:val="ListBullet"/>
+      </w:pPr>
+      <w:r>
+        <w:t>Mỗi kênh lấy 64 mẫu cách nhau 40 µs, sắp xếp lấy trung vị rồi trung bình 32 giá trị giữa để loại xung nhiễu do bốn kênh relay đóng cắt.</w:t>
+      </w:r>
+    </w:p>
+    <w:p>
+      <w:pPr>
+        <w:pStyle w:val="ListBullet"/>
+      </w:pPr>
+      <w:r>
+        <w:t>Nhân hệ số hiệu chuẩn K_cal[i] đo dưới sáng khuếch tán để bốn kênh cùng thang trước khi lập ma trận.</w:t>
+      </w:r>
+    </w:p>
+    <w:p>
+      <w:pPr/>
+      <w:r>
+        <w:t>Ví dụ lúc 9h30 ngày mùa đông (mức ADC): L_TT = 2450, L_PT = 1380, L_TD = 2260, L_PD = 1590. S = 7680; e_nghiêng = [(2450+1380) − (2260+1590)]/7680 = −0,0026 → Δ_nghiêng = −0,3° (trong vùng chết, không chỉnh); e_quay = [(1380+1590) − (2450+2260)]/7680 = −0,227 → Δ_quay = atan(−0,227/0,577) = −21,5°: phát lệnh quay trục phương vị 21,5° về phía Đông, đọc biến trở và dừng đúng góc đích. Hai trục được quyết định độc lập từ cùng một lần đọc ma trận.</w:t>
+      </w:r>
+    </w:p>
+    <w:p>
+      <w:pPr>
+        <w:pStyle w:val="Heading2"/>
+      </w:pPr>
+      <w:r>
+        <w:t>3.3. Phương pháp quay tấm pin hai trục</w:t>
+      </w:r>
+    </w:p>
+    <w:p>
+      <w:pPr>
+        <w:pStyle w:val="ListBullet"/>
+      </w:pPr>
+      <w:r>
+        <w:t>Đọc biến trở hồi tiếp từng trục; θ_đích = sat(θ + Δ, θ_min, θ_max) với giới hạn riêng: nghiêng −40°…+70°, phương vị ±60°.</w:t>
+      </w:r>
+    </w:p>
+    <w:p>
+      <w:pPr>
+        <w:pStyle w:val="ListBullet"/>
+      </w:pPr>
+      <w:r>
+        <w:t>Chỉnh trục nghiêng trước rồi tới trục phương vị để tránh cộng hưởng rung và để sai lệch phương vị đo sau khi mặt pin đã đúng độ cao.</w:t>
+      </w:r>
+    </w:p>
+    <w:p>
+      <w:pPr>
+        <w:pStyle w:val="ListBullet"/>
+      </w:pPr>
+      <w:r>
+        <w:t>Mỗi trục chỉ chạy khi |Δ| &gt; δ = 3°; vòng while đọc biến trở mỗi 10 ms, dừng khi |θ − θ_đích| ≤ 0,5°; bốn công tắc hành trình và nút dừng khẩn cấp phá vòng bất cứ lúc nào.</w:t>
+      </w:r>
+    </w:p>
+    <w:p>
+      <w:pPr>
+        <w:pStyle w:val="ListBullet"/>
+      </w:pPr>
+      <w:r>
+        <w:t>Ngắt cả bốn kênh relay khi tới đích: hai hộp trục vít tự hãm giữ tấm pin đứng yên không tốn điện.</w:t>
+      </w:r>
+    </w:p>
+    <w:p>
+      <w:pPr>
+        <w:ind w:firstLine="0"/>
+        <w:jc w:val="center"/>
+      </w:pPr>
+      <w:r>
+        <w:drawing>
+          <wp:inline xmlns:a="http://schemas.openxmlformats.org/drawingml/2006/main" xmlns:pic="http://schemas.openxmlformats.org/drawingml/2006/picture">
+            <wp:extent cx="5760000" cy="2583124"/>
+            <wp:docPr id="1" name="Picture 1"/>
+            <wp:cNvGraphicFramePr>
+              <a:graphicFrameLocks noChangeAspect="1"/>
+            </wp:cNvGraphicFramePr>
+            <a:graphic>
+              <a:graphicData uri="http://schemas.openxmlformats.org/drawingml/2006/picture">
+                <pic:pic>
+                  <pic:nvPicPr>
+                    <pic:cNvPr id="0" name="so_do_khoi_chuong_trinh.png"/>
+                    <pic:cNvPicPr/>
+                  </pic:nvPicPr>
+                  <pic:blipFill>
+                    <a:blip r:embed="rId22"/>
+                    <a:stretch>
+                      <a:fillRect/>
+                    </a:stretch>
+                  </pic:blipFill>
+                  <pic:spPr>
+                    <a:xfrm>
+                      <a:off x="0" y="0"/>
+                      <a:ext cx="5760000" cy="2583124"/>
+                    </a:xfrm>
+                    <a:prstGeom prst="rect"/>
+                  </pic:spPr>
+                </pic:pic>
+              </a:graphicData>
+            </a:graphic>
+          </wp:inline>
+        </w:drawing>
+      </w:r>
+    </w:p>
+    <w:p>
+      <w:pPr>
+        <w:pStyle w:val="Caption"/>
+      </w:pPr>
+      <w:r>
+        <w:t>Hình 1. Sơ đồ khối chương trình đọc ma trận LDR và suy ra góc quay</w:t>
+      </w:r>
+    </w:p>
+    <w:p>
+      <w:pPr>
+        <w:ind w:firstLine="0"/>
+        <w:jc w:val="center"/>
+      </w:pPr>
+      <w:r>
+        <w:drawing>
+          <wp:inline xmlns:a="http://schemas.openxmlformats.org/drawingml/2006/main" xmlns:pic="http://schemas.openxmlformats.org/drawingml/2006/picture">
+            <wp:extent cx="4140000" cy="5986069"/>
+            <wp:docPr id="2" name="Picture 2"/>
+            <wp:cNvGraphicFramePr>
+              <a:graphicFrameLocks noChangeAspect="1"/>
+            </wp:cNvGraphicFramePr>
+            <a:graphic>
+              <a:graphicData uri="http://schemas.openxmlformats.org/drawingml/2006/picture">
+                <pic:pic>
+                  <pic:nvPicPr>
+                    <pic:cNvPr id="0" name="luu_do_ma_tran_2_truc.png"/>
+                    <pic:cNvPicPr/>
+                  </pic:nvPicPr>
+                  <pic:blipFill>
+                    <a:blip r:embed="rId24"/>
+                    <a:stretch>
+                      <a:fillRect/>
+                    </a:stretch>
+                  </pic:blipFill>
+                  <pic:spPr>
+                    <a:xfrm>
+                      <a:off x="0" y="0"/>
+                      <a:ext cx="4140000" cy="5986069"/>
+                    </a:xfrm>
+                    <a:prstGeom prst="rect"/>
+                  </pic:spPr>
+                </pic:pic>
+              </a:graphicData>
+            </a:graphic>
+          </wp:inline>
+        </w:drawing>
+      </w:r>
+    </w:p>
+    <w:p>
+      <w:pPr>
+        <w:pStyle w:val="Caption"/>
+      </w:pPr>
+      <w:r>
+        <w:t>Hình 2. Lưu đồ thuật toán ma trận LDR cho mô hình hai trục</w:t>
+      </w:r>
+    </w:p>
+    <w:p>
+      <w:pPr>
+        <w:pStyle w:val="Heading2"/>
+      </w:pPr>
+      <w:r>
+        <w:t>3.4. Code mẫu hai trục (ESP32, Arduino IDE)</w:t>
+      </w:r>
+    </w:p>
+    <w:p>
+      <w:pPr>
+        <w:pStyle w:val="CodeSample"/>
+        <w:spacing w:after="0" w:before="120"/>
+        <w:ind w:firstLine="0" w:left="340"/>
+      </w:pPr>
+      <w:r>
+        <w:rPr>
+          <w:rFonts w:ascii="Consolas" w:hAnsi="Consolas"/>
+          <w:color w:val="1F3350"/>
+          <w:sz w:val="17"/>
+        </w:rPr>
+        <w:t>// Doc ma tran 4 LDR, suy 2 goc va quay 2 truc - ESP32</w:t>
+      </w:r>
+    </w:p>
+    <w:p>
+      <w:pPr>
+        <w:pStyle w:val="CodeSample"/>
+        <w:spacing w:after="0" w:before="0"/>
+        <w:ind w:firstLine="0" w:left="340"/>
+      </w:pPr>
+      <w:r>
+        <w:rPr>
+          <w:rFonts w:ascii="Consolas" w:hAnsi="Consolas"/>
+          <w:color w:val="1F3350"/>
+          <w:sz w:val="17"/>
+        </w:rPr>
+        <w:t>// Nghieng truoc, phuong vi sau; moi truc 1 bien tro hoi tiep + 1 motor gat nuoc.</w:t>
+      </w:r>
+    </w:p>
+    <w:p>
+      <w:pPr>
+        <w:pStyle w:val="CodeSample"/>
+        <w:spacing w:after="0" w:before="0"/>
+        <w:ind w:firstLine="0" w:left="340"/>
+      </w:pPr>
+      <w:r>
+        <w:rPr>
+          <w:rFonts w:ascii="Consolas" w:hAnsi="Consolas"/>
+          <w:color w:val="1F3350"/>
+          <w:sz w:val="17"/>
+        </w:rPr>
+        <w:t>#include &lt;Arduino.h&gt;</w:t>
+      </w:r>
+    </w:p>
+    <w:p>
+      <w:pPr>
+        <w:pStyle w:val="CodeSample"/>
+        <w:spacing w:after="0" w:before="0"/>
+        <w:ind w:firstLine="0" w:left="340"/>
+      </w:pPr>
+      <w:r>
+        <w:rPr>
+          <w:rFonts w:ascii="Consolas" w:hAnsi="Consolas"/>
+          <w:color w:val="1F3350"/>
+          <w:sz w:val="17"/>
+        </w:rPr>
+        <w:t>#include &lt;Wire.h&gt;</w:t>
+      </w:r>
+    </w:p>
+    <w:p>
+      <w:pPr>
+        <w:pStyle w:val="CodeSample"/>
+        <w:spacing w:after="0" w:before="0"/>
+        <w:ind w:firstLine="0" w:left="340"/>
+      </w:pPr>
+      <w:r>
+        <w:rPr>
+          <w:rFonts w:ascii="Consolas" w:hAnsi="Consolas"/>
+          <w:color w:val="1F3350"/>
+          <w:sz w:val="17"/>
+        </w:rPr>
+        <w:t xml:space="preserve"> </w:t>
+      </w:r>
+    </w:p>
+    <w:p>
+      <w:pPr>
+        <w:pStyle w:val="CodeSample"/>
+        <w:spacing w:after="0" w:before="0"/>
+        <w:ind w:firstLine="0" w:left="340"/>
+      </w:pPr>
+      <w:r>
+        <w:rPr>
+          <w:rFonts w:ascii="Consolas" w:hAnsi="Consolas"/>
+          <w:color w:val="1F3350"/>
+          <w:sz w:val="17"/>
+        </w:rPr>
+        <w:t>const int PIN_LDR[4] = {36, 39, 34, 35};   // L_TT, L_PT, L_TD, L_PD (ADC1)</w:t>
+      </w:r>
+    </w:p>
+    <w:p>
+      <w:pPr>
+        <w:pStyle w:val="CodeSample"/>
+        <w:spacing w:after="0" w:before="0"/>
+        <w:ind w:firstLine="0" w:left="340"/>
+      </w:pPr>
+      <w:r>
+        <w:rPr>
+          <w:rFonts w:ascii="Consolas" w:hAnsi="Consolas"/>
+          <w:color w:val="1F3350"/>
+          <w:sz w:val="17"/>
+        </w:rPr>
+        <w:t>const int PIN_POT_NG = 32, PIN_POT_PV = 33;</w:t>
+      </w:r>
+    </w:p>
+    <w:p>
+      <w:pPr>
+        <w:pStyle w:val="CodeSample"/>
+        <w:spacing w:after="0" w:before="0"/>
+        <w:ind w:firstLine="0" w:left="340"/>
+      </w:pPr>
+      <w:r>
+        <w:rPr>
+          <w:rFonts w:ascii="Consolas" w:hAnsi="Consolas"/>
+          <w:color w:val="1F3350"/>
+          <w:sz w:val="17"/>
+        </w:rPr>
+        <w:t>const int MOT_NG_A = 26, MOT_NG_B = 27;    // motor nghien</w:t>
+      </w:r>
+    </w:p>
+    <w:p>
+      <w:pPr>
+        <w:pStyle w:val="CodeSample"/>
+        <w:spacing w:after="0" w:before="0"/>
+        <w:ind w:firstLine="0" w:left="340"/>
+      </w:pPr>
+      <w:r>
+        <w:rPr>
+          <w:rFonts w:ascii="Consolas" w:hAnsi="Consolas"/>
+          <w:color w:val="1F3350"/>
+          <w:sz w:val="17"/>
+        </w:rPr>
+        <w:t>const int MOT_PV_A = 14, MOT_PV_B = 13;    // motor phuong vi</w:t>
+      </w:r>
+    </w:p>
+    <w:p>
+      <w:pPr>
+        <w:pStyle w:val="CodeSample"/>
+        <w:spacing w:after="0" w:before="0"/>
+        <w:ind w:firstLine="0" w:left="340"/>
+      </w:pPr>
+      <w:r>
+        <w:rPr>
+          <w:rFonts w:ascii="Consolas" w:hAnsi="Consolas"/>
+          <w:color w:val="1F3350"/>
+          <w:sz w:val="17"/>
+        </w:rPr>
+        <w:t>const int LS_NG_1 = 4, LS_NG_2 = 5, LS_PV_1 = 18, LS_PV_2 = 19, NUT_DUNG = 25;</w:t>
+      </w:r>
+    </w:p>
+    <w:p>
+      <w:pPr>
+        <w:pStyle w:val="CodeSample"/>
+        <w:spacing w:after="0" w:before="0"/>
+        <w:ind w:firstLine="0" w:left="340"/>
+      </w:pPr>
+      <w:r>
+        <w:rPr>
+          <w:rFonts w:ascii="Consolas" w:hAnsi="Consolas"/>
+          <w:color w:val="1F3350"/>
+          <w:sz w:val="17"/>
+        </w:rPr>
+        <w:t xml:space="preserve"> </w:t>
+      </w:r>
+    </w:p>
+    <w:p>
+      <w:pPr>
+        <w:pStyle w:val="CodeSample"/>
+        <w:spacing w:after="0" w:before="0"/>
+        <w:ind w:firstLine="0" w:left="340"/>
+      </w:pPr>
+      <w:r>
+        <w:rPr>
+          <w:rFonts w:ascii="Consolas" w:hAnsi="Consolas"/>
+          <w:color w:val="1F3350"/>
+          <w:sz w:val="17"/>
+        </w:rPr>
+        <w:t>const float BETA_S = 0.5236;               // beta_s = 30 do (rad)</w:t>
+      </w:r>
+    </w:p>
+    <w:p>
+      <w:pPr>
+        <w:pStyle w:val="CodeSample"/>
+        <w:spacing w:after="0" w:before="0"/>
+        <w:ind w:firstLine="0" w:left="340"/>
+      </w:pPr>
+      <w:r>
+        <w:rPr>
+          <w:rFonts w:ascii="Consolas" w:hAnsi="Consolas"/>
+          <w:color w:val="1F3350"/>
+          <w:sz w:val="17"/>
+        </w:rPr>
+        <w:t>const float DEAD   = 0.0524;               // vung chet delta = 3 do</w:t>
+      </w:r>
+    </w:p>
+    <w:p>
+      <w:pPr>
+        <w:pStyle w:val="CodeSample"/>
+        <w:spacing w:after="0" w:before="0"/>
+        <w:ind w:firstLine="0" w:left="340"/>
+      </w:pPr>
+      <w:r>
+        <w:rPr>
+          <w:rFonts w:ascii="Consolas" w:hAnsi="Consolas"/>
+          <w:color w:val="1F3350"/>
+          <w:sz w:val="17"/>
+        </w:rPr>
+        <w:t>const float TH_MIN = -0.6981, TH_MAX = 1.2217;   // -40..+70 do (nghieng)</w:t>
+      </w:r>
+    </w:p>
+    <w:p>
+      <w:pPr>
+        <w:pStyle w:val="CodeSample"/>
+        <w:spacing w:after="0" w:before="0"/>
+        <w:ind w:firstLine="0" w:left="340"/>
+      </w:pPr>
+      <w:r>
+        <w:rPr>
+          <w:rFonts w:ascii="Consolas" w:hAnsi="Consolas"/>
+          <w:color w:val="1F3350"/>
+          <w:sz w:val="17"/>
+        </w:rPr>
+        <w:t>const float AZ_MIN = -1.0472, AZ_MAX = 1.0472;   // +/-60 do (phuong vi)</w:t>
+      </w:r>
+    </w:p>
+    <w:p>
+      <w:pPr>
+        <w:pStyle w:val="CodeSample"/>
+        <w:spacing w:after="0" w:before="0"/>
+        <w:ind w:firstLine="0" w:left="340"/>
+      </w:pPr>
+      <w:r>
+        <w:rPr>
+          <w:rFonts w:ascii="Consolas" w:hAnsi="Consolas"/>
+          <w:color w:val="1F3350"/>
+          <w:sz w:val="17"/>
+        </w:rPr>
+        <w:t>const float POT_MIN_V = 0.30, POT_MAX_V = 3.00;</w:t>
+      </w:r>
+    </w:p>
+    <w:p>
+      <w:pPr>
+        <w:pStyle w:val="CodeSample"/>
+        <w:spacing w:after="0" w:before="0"/>
+        <w:ind w:firstLine="0" w:left="340"/>
+      </w:pPr>
+      <w:r>
+        <w:rPr>
+          <w:rFonts w:ascii="Consolas" w:hAnsi="Consolas"/>
+          <w:color w:val="1F3350"/>
+          <w:sz w:val="17"/>
+        </w:rPr>
+        <w:t>const int N_MAU = 64;</w:t>
+      </w:r>
+    </w:p>
+    <w:p>
+      <w:pPr>
+        <w:pStyle w:val="CodeSample"/>
+        <w:spacing w:after="0" w:before="0"/>
+        <w:ind w:firstLine="0" w:left="340"/>
+      </w:pPr>
+      <w:r>
+        <w:rPr>
+          <w:rFonts w:ascii="Consolas" w:hAnsi="Consolas"/>
+          <w:color w:val="1F3350"/>
+          <w:sz w:val="17"/>
+        </w:rPr>
+        <w:t>const unsigned long T_MAU = 2000;</w:t>
+      </w:r>
+    </w:p>
+    <w:p>
+      <w:pPr>
+        <w:pStyle w:val="CodeSample"/>
+        <w:spacing w:after="0" w:before="0"/>
+        <w:ind w:firstLine="0" w:left="340"/>
+      </w:pPr>
+      <w:r>
+        <w:rPr>
+          <w:rFonts w:ascii="Consolas" w:hAnsi="Consolas"/>
+          <w:color w:val="1F3350"/>
+          <w:sz w:val="17"/>
+        </w:rPr>
+        <w:t>float K_cal[4] = {1.0, 1.0, 1.0, 1.0};</w:t>
+      </w:r>
+    </w:p>
+    <w:p>
+      <w:pPr>
+        <w:pStyle w:val="CodeSample"/>
+        <w:spacing w:after="0" w:before="0"/>
+        <w:ind w:firstLine="0" w:left="340"/>
+      </w:pPr>
+      <w:r>
+        <w:rPr>
+          <w:rFonts w:ascii="Consolas" w:hAnsi="Consolas"/>
+          <w:color w:val="1F3350"/>
+          <w:sz w:val="17"/>
+        </w:rPr>
+        <w:t>unsigned long tPrev = 0;</w:t>
+      </w:r>
+    </w:p>
+    <w:p>
+      <w:pPr>
+        <w:pStyle w:val="CodeSample"/>
+        <w:spacing w:after="0" w:before="0"/>
+        <w:ind w:firstLine="0" w:left="340"/>
+      </w:pPr>
+      <w:r>
+        <w:rPr>
+          <w:rFonts w:ascii="Consolas" w:hAnsi="Consolas"/>
+          <w:color w:val="1F3350"/>
+          <w:sz w:val="17"/>
+        </w:rPr>
+        <w:t xml:space="preserve"> </w:t>
+      </w:r>
+    </w:p>
+    <w:p>
+      <w:pPr>
+        <w:pStyle w:val="CodeSample"/>
+        <w:spacing w:after="0" w:before="0"/>
+        <w:ind w:firstLine="0" w:left="340"/>
+      </w:pPr>
+      <w:r>
+        <w:rPr>
+          <w:rFonts w:ascii="Consolas" w:hAnsi="Consolas"/>
+          <w:color w:val="1F3350"/>
+          <w:sz w:val="17"/>
+        </w:rPr>
+        <w:t>float docKenh(int chan) {                  // 64 mau, trung vi roi TB nua giua</w:t>
+      </w:r>
+    </w:p>
+    <w:p>
+      <w:pPr>
+        <w:pStyle w:val="CodeSample"/>
+        <w:spacing w:after="0" w:before="0"/>
+        <w:ind w:firstLine="0" w:left="340"/>
+      </w:pPr>
+      <w:r>
+        <w:rPr>
+          <w:rFonts w:ascii="Consolas" w:hAnsi="Consolas"/>
+          <w:color w:val="1F3350"/>
+          <w:sz w:val="17"/>
+        </w:rPr>
+        <w:t xml:space="preserve">  int mau[N_MAU];</w:t>
+      </w:r>
+    </w:p>
+    <w:p>
+      <w:pPr>
+        <w:pStyle w:val="CodeSample"/>
+        <w:spacing w:after="0" w:before="0"/>
+        <w:ind w:firstLine="0" w:left="340"/>
+      </w:pPr>
+      <w:r>
+        <w:rPr>
+          <w:rFonts w:ascii="Consolas" w:hAnsi="Consolas"/>
+          <w:color w:val="1F3350"/>
+          <w:sz w:val="17"/>
+        </w:rPr>
+        <w:t xml:space="preserve">  for (int i = 0; i &lt; N_MAU; i++) { mau[i] = analogRead(chan); delayMicroseconds(40); }</w:t>
+      </w:r>
+    </w:p>
+    <w:p>
+      <w:pPr>
+        <w:pStyle w:val="CodeSample"/>
+        <w:spacing w:after="0" w:before="0"/>
+        <w:ind w:firstLine="0" w:left="340"/>
+      </w:pPr>
+      <w:r>
+        <w:rPr>
+          <w:rFonts w:ascii="Consolas" w:hAnsi="Consolas"/>
+          <w:color w:val="1F3350"/>
+          <w:sz w:val="17"/>
+        </w:rPr>
+        <w:t xml:space="preserve">  for (int i = 0; i &lt; N_MAU - 1; i++)</w:t>
+      </w:r>
+    </w:p>
+    <w:p>
+      <w:pPr>
+        <w:pStyle w:val="CodeSample"/>
+        <w:spacing w:after="0" w:before="0"/>
+        <w:ind w:firstLine="0" w:left="340"/>
+      </w:pPr>
+      <w:r>
+        <w:rPr>
+          <w:rFonts w:ascii="Consolas" w:hAnsi="Consolas"/>
+          <w:color w:val="1F3350"/>
+          <w:sz w:val="17"/>
+        </w:rPr>
+        <w:t xml:space="preserve">    for (int j = i + 1; j &lt; N_MAU; j++)</w:t>
+      </w:r>
+    </w:p>
+    <w:p>
+      <w:pPr>
+        <w:pStyle w:val="CodeSample"/>
+        <w:spacing w:after="0" w:before="0"/>
+        <w:ind w:firstLine="0" w:left="340"/>
+      </w:pPr>
+      <w:r>
+        <w:rPr>
+          <w:rFonts w:ascii="Consolas" w:hAnsi="Consolas"/>
+          <w:color w:val="1F3350"/>
+          <w:sz w:val="17"/>
+        </w:rPr>
+        <w:t xml:space="preserve">      if (mau[j] &lt; mau[i]) { int t = mau[i]; mau[i] = mau[j]; mau[j] = t; }</w:t>
+      </w:r>
+    </w:p>
+    <w:p>
+      <w:pPr>
+        <w:pStyle w:val="CodeSample"/>
+        <w:spacing w:after="0" w:before="0"/>
+        <w:ind w:firstLine="0" w:left="340"/>
+      </w:pPr>
+      <w:r>
+        <w:rPr>
+          <w:rFonts w:ascii="Consolas" w:hAnsi="Consolas"/>
+          <w:color w:val="1F3350"/>
+          <w:sz w:val="17"/>
+        </w:rPr>
+        <w:t xml:space="preserve">  float s = 0; for (int i = 16; i &lt; 48; i++) s += mau[i];</w:t>
+      </w:r>
+    </w:p>
+    <w:p>
+      <w:pPr>
+        <w:pStyle w:val="CodeSample"/>
+        <w:spacing w:after="0" w:before="0"/>
+        <w:ind w:firstLine="0" w:left="340"/>
+      </w:pPr>
+      <w:r>
+        <w:rPr>
+          <w:rFonts w:ascii="Consolas" w:hAnsi="Consolas"/>
+          <w:color w:val="1F3350"/>
+          <w:sz w:val="17"/>
+        </w:rPr>
+        <w:t xml:space="preserve">  return s / 32.0;</w:t>
+      </w:r>
+    </w:p>
+    <w:p>
+      <w:pPr>
+        <w:pStyle w:val="CodeSample"/>
+        <w:spacing w:after="0" w:before="0"/>
+        <w:ind w:firstLine="0" w:left="340"/>
+      </w:pPr>
+      <w:r>
+        <w:rPr>
+          <w:rFonts w:ascii="Consolas" w:hAnsi="Consolas"/>
+          <w:color w:val="1F3350"/>
+          <w:sz w:val="17"/>
+        </w:rPr>
+        <w:t>}</w:t>
+      </w:r>
+    </w:p>
+    <w:p>
+      <w:pPr>
+        <w:pStyle w:val="CodeSample"/>
+        <w:spacing w:after="0" w:before="0"/>
+        <w:ind w:firstLine="0" w:left="340"/>
+      </w:pPr>
+      <w:r>
+        <w:rPr>
+          <w:rFonts w:ascii="Consolas" w:hAnsi="Consolas"/>
+          <w:color w:val="1F3350"/>
+          <w:sz w:val="17"/>
+        </w:rPr>
+        <w:t xml:space="preserve"> </w:t>
+      </w:r>
+    </w:p>
+    <w:p>
+      <w:pPr>
+        <w:pStyle w:val="CodeSample"/>
+        <w:spacing w:after="0" w:before="0"/>
+        <w:ind w:firstLine="0" w:left="340"/>
+      </w:pPr>
+      <w:r>
+        <w:rPr>
+          <w:rFonts w:ascii="Consolas" w:hAnsi="Consolas"/>
+          <w:color w:val="1F3350"/>
+          <w:sz w:val="17"/>
+        </w:rPr>
+        <w:t>float docGoc(int chanPot, float gMin, float gMax) {</w:t>
+      </w:r>
+    </w:p>
+    <w:p>
+      <w:pPr>
+        <w:pStyle w:val="CodeSample"/>
+        <w:spacing w:after="0" w:before="0"/>
+        <w:ind w:firstLine="0" w:left="340"/>
+      </w:pPr>
+      <w:r>
+        <w:rPr>
+          <w:rFonts w:ascii="Consolas" w:hAnsi="Consolas"/>
+          <w:color w:val="1F3350"/>
+          <w:sz w:val="17"/>
+        </w:rPr>
+        <w:t xml:space="preserve">  float v = docKenh(chanPot) * 3.3 / 4095.0;</w:t>
+      </w:r>
+    </w:p>
+    <w:p>
+      <w:pPr>
+        <w:pStyle w:val="CodeSample"/>
+        <w:spacing w:after="0" w:before="0"/>
+        <w:ind w:firstLine="0" w:left="340"/>
+      </w:pPr>
+      <w:r>
+        <w:rPr>
+          <w:rFonts w:ascii="Consolas" w:hAnsi="Consolas"/>
+          <w:color w:val="1F3350"/>
+          <w:sz w:val="17"/>
+        </w:rPr>
+        <w:t xml:space="preserve">  return gMin + (v - POT_MIN_V) * (gMax - gMin) / (POT_MAX_V - POT_MIN_V);</w:t>
+      </w:r>
+    </w:p>
+    <w:p>
+      <w:pPr>
+        <w:pStyle w:val="CodeSample"/>
+        <w:spacing w:after="0" w:before="0"/>
+        <w:ind w:firstLine="0" w:left="340"/>
+      </w:pPr>
+      <w:r>
+        <w:rPr>
+          <w:rFonts w:ascii="Consolas" w:hAnsi="Consolas"/>
+          <w:color w:val="1F3350"/>
+          <w:sz w:val="17"/>
+        </w:rPr>
+        <w:t>}</w:t>
+      </w:r>
+    </w:p>
+    <w:p>
+      <w:pPr>
+        <w:pStyle w:val="CodeSample"/>
+        <w:spacing w:after="0" w:before="0"/>
+        <w:ind w:firstLine="0" w:left="340"/>
+      </w:pPr>
+      <w:r>
+        <w:rPr>
+          <w:rFonts w:ascii="Consolas" w:hAnsi="Consolas"/>
+          <w:color w:val="1F3350"/>
+          <w:sz w:val="17"/>
+        </w:rPr>
+        <w:t xml:space="preserve"> </w:t>
+      </w:r>
+    </w:p>
+    <w:p>
+      <w:pPr>
+        <w:pStyle w:val="CodeSample"/>
+        <w:spacing w:after="0" w:before="0"/>
+        <w:ind w:firstLine="0" w:left="340"/>
+      </w:pPr>
+      <w:r>
+        <w:rPr>
+          <w:rFonts w:ascii="Consolas" w:hAnsi="Consolas"/>
+          <w:color w:val="1F3350"/>
+          <w:sz w:val="17"/>
+        </w:rPr>
+        <w:t>bool lienDong(int ls1, int ls2) {</w:t>
+      </w:r>
+    </w:p>
+    <w:p>
+      <w:pPr>
+        <w:pStyle w:val="CodeSample"/>
+        <w:spacing w:after="0" w:before="0"/>
+        <w:ind w:firstLine="0" w:left="340"/>
+      </w:pPr>
+      <w:r>
+        <w:rPr>
+          <w:rFonts w:ascii="Consolas" w:hAnsi="Consolas"/>
+          <w:color w:val="1F3350"/>
+          <w:sz w:val="17"/>
+        </w:rPr>
+        <w:t xml:space="preserve">  return digitalRead(ls1) == LOW || digitalRead(ls2) == LOW ||</w:t>
+      </w:r>
+    </w:p>
+    <w:p>
+      <w:pPr>
+        <w:pStyle w:val="CodeSample"/>
+        <w:spacing w:after="0" w:before="0"/>
+        <w:ind w:firstLine="0" w:left="340"/>
+      </w:pPr>
+      <w:r>
+        <w:rPr>
+          <w:rFonts w:ascii="Consolas" w:hAnsi="Consolas"/>
+          <w:color w:val="1F3350"/>
+          <w:sz w:val="17"/>
+        </w:rPr>
+        <w:t xml:space="preserve">         digitalRead(NUT_DUNG) == LOW;</w:t>
+      </w:r>
+    </w:p>
+    <w:p>
+      <w:pPr>
+        <w:pStyle w:val="CodeSample"/>
+        <w:spacing w:after="0" w:before="0"/>
+        <w:ind w:firstLine="0" w:left="340"/>
+      </w:pPr>
+      <w:r>
+        <w:rPr>
+          <w:rFonts w:ascii="Consolas" w:hAnsi="Consolas"/>
+          <w:color w:val="1F3350"/>
+          <w:sz w:val="17"/>
+        </w:rPr>
+        <w:t>}</w:t>
+      </w:r>
+    </w:p>
+    <w:p>
+      <w:pPr>
+        <w:pStyle w:val="CodeSample"/>
+        <w:spacing w:after="0" w:before="0"/>
+        <w:ind w:firstLine="0" w:left="340"/>
+      </w:pPr>
+      <w:r>
+        <w:rPr>
+          <w:rFonts w:ascii="Consolas" w:hAnsi="Consolas"/>
+          <w:color w:val="1F3350"/>
+          <w:sz w:val="17"/>
+        </w:rPr>
+        <w:t xml:space="preserve"> </w:t>
+      </w:r>
+    </w:p>
+    <w:p>
+      <w:pPr>
+        <w:pStyle w:val="CodeSample"/>
+        <w:spacing w:after="0" w:before="0"/>
+        <w:ind w:firstLine="0" w:left="340"/>
+      </w:pPr>
+      <w:r>
+        <w:rPr>
+          <w:rFonts w:ascii="Consolas" w:hAnsi="Consolas"/>
+          <w:color w:val="1F3350"/>
+          <w:sz w:val="17"/>
+        </w:rPr>
+        <w:t>// quay mot truc toi goc dich, dung dung 0.5 do, giam sat hanh trinh</w:t>
+      </w:r>
+    </w:p>
+    <w:p>
+      <w:pPr>
+        <w:pStyle w:val="CodeSample"/>
+        <w:spacing w:after="0" w:before="0"/>
+        <w:ind w:firstLine="0" w:left="340"/>
+      </w:pPr>
+      <w:r>
+        <w:rPr>
+          <w:rFonts w:ascii="Consolas" w:hAnsi="Consolas"/>
+          <w:color w:val="1F3350"/>
+          <w:sz w:val="17"/>
+        </w:rPr>
+        <w:t>void quayTruc(int chanPot, int motA, int motB, int ls1, int ls2,</w:t>
+      </w:r>
+    </w:p>
+    <w:p>
+      <w:pPr>
+        <w:pStyle w:val="CodeSample"/>
+        <w:spacing w:after="0" w:before="0"/>
+        <w:ind w:firstLine="0" w:left="340"/>
+      </w:pPr>
+      <w:r>
+        <w:rPr>
+          <w:rFonts w:ascii="Consolas" w:hAnsi="Consolas"/>
+          <w:color w:val="1F3350"/>
+          <w:sz w:val="17"/>
+        </w:rPr>
+        <w:t xml:space="preserve">              float dGoc, float gMin, float gMax) {</w:t>
+      </w:r>
+    </w:p>
+    <w:p>
+      <w:pPr>
+        <w:pStyle w:val="CodeSample"/>
+        <w:spacing w:after="0" w:before="0"/>
+        <w:ind w:firstLine="0" w:left="340"/>
+      </w:pPr>
+      <w:r>
+        <w:rPr>
+          <w:rFonts w:ascii="Consolas" w:hAnsi="Consolas"/>
+          <w:color w:val="1F3350"/>
+          <w:sz w:val="17"/>
+        </w:rPr>
+        <w:t xml:space="preserve">  if (fabs(dGoc) &lt;= DEAD) return;          // vung chet: giu vi tri</w:t>
+      </w:r>
+    </w:p>
+    <w:p>
+      <w:pPr>
+        <w:pStyle w:val="CodeSample"/>
+        <w:spacing w:after="0" w:before="0"/>
+        <w:ind w:firstLine="0" w:left="340"/>
+      </w:pPr>
+      <w:r>
+        <w:rPr>
+          <w:rFonts w:ascii="Consolas" w:hAnsi="Consolas"/>
+          <w:color w:val="1F3350"/>
+          <w:sz w:val="17"/>
+        </w:rPr>
+        <w:t xml:space="preserve">  float gocDich = constrain(docGoc(chanPot, gMin, gMax) + dGoc, gMin, gMax);</w:t>
+      </w:r>
+    </w:p>
+    <w:p>
+      <w:pPr>
+        <w:pStyle w:val="CodeSample"/>
+        <w:spacing w:after="0" w:before="0"/>
+        <w:ind w:firstLine="0" w:left="340"/>
+      </w:pPr>
+      <w:r>
+        <w:rPr>
+          <w:rFonts w:ascii="Consolas" w:hAnsi="Consolas"/>
+          <w:color w:val="1F3350"/>
+          <w:sz w:val="17"/>
+        </w:rPr>
+        <w:t xml:space="preserve">  bool chieuA = (dGoc &gt; 0);</w:t>
+      </w:r>
+    </w:p>
+    <w:p>
+      <w:pPr>
+        <w:pStyle w:val="CodeSample"/>
+        <w:spacing w:after="0" w:before="0"/>
+        <w:ind w:firstLine="0" w:left="340"/>
+      </w:pPr>
+      <w:r>
+        <w:rPr>
+          <w:rFonts w:ascii="Consolas" w:hAnsi="Consolas"/>
+          <w:color w:val="1F3350"/>
+          <w:sz w:val="17"/>
+        </w:rPr>
+        <w:t xml:space="preserve">  if (lienDong(ls1, ls2)) return;          // chanh lien dong</w:t>
+      </w:r>
+    </w:p>
+    <w:p>
+      <w:pPr>
+        <w:pStyle w:val="CodeSample"/>
+        <w:spacing w:after="0" w:before="0"/>
+        <w:ind w:firstLine="0" w:left="340"/>
+      </w:pPr>
+      <w:r>
+        <w:rPr>
+          <w:rFonts w:ascii="Consolas" w:hAnsi="Consolas"/>
+          <w:color w:val="1F3350"/>
+          <w:sz w:val="17"/>
+        </w:rPr>
+        <w:t xml:space="preserve">  digitalWrite(motA, chieuA ? HIGH : LOW);</w:t>
+      </w:r>
+    </w:p>
+    <w:p>
+      <w:pPr>
+        <w:pStyle w:val="CodeSample"/>
+        <w:spacing w:after="0" w:before="0"/>
+        <w:ind w:firstLine="0" w:left="340"/>
+      </w:pPr>
+      <w:r>
+        <w:rPr>
+          <w:rFonts w:ascii="Consolas" w:hAnsi="Consolas"/>
+          <w:color w:val="1F3350"/>
+          <w:sz w:val="17"/>
+        </w:rPr>
+        <w:t xml:space="preserve">  digitalWrite(motB, chieuA ? LOW : HIGH);</w:t>
+      </w:r>
+    </w:p>
+    <w:p>
+      <w:pPr>
+        <w:pStyle w:val="CodeSample"/>
+        <w:spacing w:after="0" w:before="0"/>
+        <w:ind w:firstLine="0" w:left="340"/>
+      </w:pPr>
+      <w:r>
+        <w:rPr>
+          <w:rFonts w:ascii="Consolas" w:hAnsi="Consolas"/>
+          <w:color w:val="1F3350"/>
+          <w:sz w:val="17"/>
+        </w:rPr>
+        <w:t xml:space="preserve">  while (fabs(docGoc(chanPot, gMin, gMax) - gocDich) &gt; 0.0087) {</w:t>
+      </w:r>
+    </w:p>
+    <w:p>
+      <w:pPr>
+        <w:pStyle w:val="CodeSample"/>
+        <w:spacing w:after="0" w:before="0"/>
+        <w:ind w:firstLine="0" w:left="340"/>
+      </w:pPr>
+      <w:r>
+        <w:rPr>
+          <w:rFonts w:ascii="Consolas" w:hAnsi="Consolas"/>
+          <w:color w:val="1F3350"/>
+          <w:sz w:val="17"/>
+        </w:rPr>
+        <w:t xml:space="preserve">    if (lienDong(ls1, ls2)) break;</w:t>
+      </w:r>
+    </w:p>
+    <w:p>
+      <w:pPr>
+        <w:pStyle w:val="CodeSample"/>
+        <w:spacing w:after="0" w:before="0"/>
+        <w:ind w:firstLine="0" w:left="340"/>
+      </w:pPr>
+      <w:r>
+        <w:rPr>
+          <w:rFonts w:ascii="Consolas" w:hAnsi="Consolas"/>
+          <w:color w:val="1F3350"/>
+          <w:sz w:val="17"/>
+        </w:rPr>
+        <w:t xml:space="preserve">    delay(10);</w:t>
+      </w:r>
+    </w:p>
+    <w:p>
+      <w:pPr>
+        <w:pStyle w:val="CodeSample"/>
+        <w:spacing w:after="0" w:before="0"/>
+        <w:ind w:firstLine="0" w:left="340"/>
+      </w:pPr>
+      <w:r>
+        <w:rPr>
+          <w:rFonts w:ascii="Consolas" w:hAnsi="Consolas"/>
+          <w:color w:val="1F3350"/>
+          <w:sz w:val="17"/>
+        </w:rPr>
+        <w:t xml:space="preserve">  }</w:t>
+      </w:r>
+    </w:p>
+    <w:p>
+      <w:pPr>
+        <w:pStyle w:val="CodeSample"/>
+        <w:spacing w:after="0" w:before="0"/>
+        <w:ind w:firstLine="0" w:left="340"/>
+      </w:pPr>
+      <w:r>
+        <w:rPr>
+          <w:rFonts w:ascii="Consolas" w:hAnsi="Consolas"/>
+          <w:color w:val="1F3350"/>
+          <w:sz w:val="17"/>
+        </w:rPr>
+        <w:t xml:space="preserve">  digitalWrite(motA, LOW); digitalWrite(motB, LOW);  // truc vit tu giu</w:t>
+      </w:r>
+    </w:p>
+    <w:p>
+      <w:pPr>
+        <w:pStyle w:val="CodeSample"/>
+        <w:spacing w:after="0" w:before="0"/>
+        <w:ind w:firstLine="0" w:left="340"/>
+      </w:pPr>
+      <w:r>
+        <w:rPr>
+          <w:rFonts w:ascii="Consolas" w:hAnsi="Consolas"/>
+          <w:color w:val="1F3350"/>
+          <w:sz w:val="17"/>
+        </w:rPr>
+        <w:t>}</w:t>
+      </w:r>
+    </w:p>
+    <w:p>
+      <w:pPr>
+        <w:pStyle w:val="CodeSample"/>
+        <w:spacing w:after="0" w:before="0"/>
+        <w:ind w:firstLine="0" w:left="340"/>
+      </w:pPr>
+      <w:r>
+        <w:rPr>
+          <w:rFonts w:ascii="Consolas" w:hAnsi="Consolas"/>
+          <w:color w:val="1F3350"/>
+          <w:sz w:val="17"/>
+        </w:rPr>
+        <w:t xml:space="preserve"> </w:t>
+      </w:r>
+    </w:p>
+    <w:p>
+      <w:pPr>
+        <w:pStyle w:val="CodeSample"/>
+        <w:spacing w:after="0" w:before="0"/>
+        <w:ind w:firstLine="0" w:left="340"/>
+      </w:pPr>
+      <w:r>
+        <w:rPr>
+          <w:rFonts w:ascii="Consolas" w:hAnsi="Consolas"/>
+          <w:color w:val="1F3350"/>
+          <w:sz w:val="17"/>
+        </w:rPr>
+        <w:t>void setup() {</w:t>
+      </w:r>
+    </w:p>
+    <w:p>
+      <w:pPr>
+        <w:pStyle w:val="CodeSample"/>
+        <w:spacing w:after="0" w:before="0"/>
+        <w:ind w:firstLine="0" w:left="340"/>
+      </w:pPr>
+      <w:r>
+        <w:rPr>
+          <w:rFonts w:ascii="Consolas" w:hAnsi="Consolas"/>
+          <w:color w:val="1F3350"/>
+          <w:sz w:val="17"/>
+        </w:rPr>
+        <w:t xml:space="preserve">  Serial.begin(115200);</w:t>
+      </w:r>
+    </w:p>
+    <w:p>
+      <w:pPr>
+        <w:pStyle w:val="CodeSample"/>
+        <w:spacing w:after="0" w:before="0"/>
+        <w:ind w:firstLine="0" w:left="340"/>
+      </w:pPr>
+      <w:r>
+        <w:rPr>
+          <w:rFonts w:ascii="Consolas" w:hAnsi="Consolas"/>
+          <w:color w:val="1F3350"/>
+          <w:sz w:val="17"/>
+        </w:rPr>
+        <w:t xml:space="preserve">  analogReadResolution(12);</w:t>
+      </w:r>
+    </w:p>
+    <w:p>
+      <w:pPr>
+        <w:pStyle w:val="CodeSample"/>
+        <w:spacing w:after="0" w:before="0"/>
+        <w:ind w:firstLine="0" w:left="340"/>
+      </w:pPr>
+      <w:r>
+        <w:rPr>
+          <w:rFonts w:ascii="Consolas" w:hAnsi="Consolas"/>
+          <w:color w:val="1F3350"/>
+          <w:sz w:val="17"/>
+        </w:rPr>
+        <w:t xml:space="preserve">  for (int i = 0; i &lt; 4; i++) analogSetPinAttenuation(PIN_LDR[i], ADC_11db);</w:t>
+      </w:r>
+    </w:p>
+    <w:p>
+      <w:pPr>
+        <w:pStyle w:val="CodeSample"/>
+        <w:spacing w:after="0" w:before="0"/>
+        <w:ind w:firstLine="0" w:left="340"/>
+      </w:pPr>
+      <w:r>
+        <w:rPr>
+          <w:rFonts w:ascii="Consolas" w:hAnsi="Consolas"/>
+          <w:color w:val="1F3350"/>
+          <w:sz w:val="17"/>
+        </w:rPr>
+        <w:t xml:space="preserve">  analogSetPinAttenuation(PIN_POT_NG, ADC_11db);</w:t>
+      </w:r>
+    </w:p>
+    <w:p>
+      <w:pPr>
+        <w:pStyle w:val="CodeSample"/>
+        <w:spacing w:after="0" w:before="0"/>
+        <w:ind w:firstLine="0" w:left="340"/>
+      </w:pPr>
+      <w:r>
+        <w:rPr>
+          <w:rFonts w:ascii="Consolas" w:hAnsi="Consolas"/>
+          <w:color w:val="1F3350"/>
+          <w:sz w:val="17"/>
+        </w:rPr>
+        <w:t xml:space="preserve">  analogSetPinAttenuation(PIN_POT_PV, ADC_11db);</w:t>
+      </w:r>
+    </w:p>
+    <w:p>
+      <w:pPr>
+        <w:pStyle w:val="CodeSample"/>
+        <w:spacing w:after="0" w:before="0"/>
+        <w:ind w:firstLine="0" w:left="340"/>
+      </w:pPr>
+      <w:r>
+        <w:rPr>
+          <w:rFonts w:ascii="Consolas" w:hAnsi="Consolas"/>
+          <w:color w:val="1F3350"/>
+          <w:sz w:val="17"/>
+        </w:rPr>
+        <w:t xml:space="preserve">  pinMode(MOT_NG_A, OUTPUT); pinMode(MOT_NG_B, OUTPUT);</w:t>
+      </w:r>
+    </w:p>
+    <w:p>
+      <w:pPr>
+        <w:pStyle w:val="CodeSample"/>
+        <w:spacing w:after="0" w:before="0"/>
+        <w:ind w:firstLine="0" w:left="340"/>
+      </w:pPr>
+      <w:r>
+        <w:rPr>
+          <w:rFonts w:ascii="Consolas" w:hAnsi="Consolas"/>
+          <w:color w:val="1F3350"/>
+          <w:sz w:val="17"/>
+        </w:rPr>
+        <w:t xml:space="preserve">  pinMode(MOT_PV_A, OUTPUT); pinMode(MOT_PV_B, OUTPUT);</w:t>
+      </w:r>
+    </w:p>
+    <w:p>
+      <w:pPr>
+        <w:pStyle w:val="CodeSample"/>
+        <w:spacing w:after="0" w:before="0"/>
+        <w:ind w:firstLine="0" w:left="340"/>
+      </w:pPr>
+      <w:r>
+        <w:rPr>
+          <w:rFonts w:ascii="Consolas" w:hAnsi="Consolas"/>
+          <w:color w:val="1F3350"/>
+          <w:sz w:val="17"/>
+        </w:rPr>
+        <w:t xml:space="preserve">  digitalWrite(MOT_NG_A, LOW); digitalWrite(MOT_NG_B, LOW);</w:t>
+      </w:r>
+    </w:p>
+    <w:p>
+      <w:pPr>
+        <w:pStyle w:val="CodeSample"/>
+        <w:spacing w:after="0" w:before="0"/>
+        <w:ind w:firstLine="0" w:left="340"/>
+      </w:pPr>
+      <w:r>
+        <w:rPr>
+          <w:rFonts w:ascii="Consolas" w:hAnsi="Consolas"/>
+          <w:color w:val="1F3350"/>
+          <w:sz w:val="17"/>
+        </w:rPr>
+        <w:t xml:space="preserve">  digitalWrite(MOT_PV_A, LOW); digitalWrite(MOT_PV_B, LOW);</w:t>
+      </w:r>
+    </w:p>
+    <w:p>
+      <w:pPr>
+        <w:pStyle w:val="CodeSample"/>
+        <w:spacing w:after="0" w:before="0"/>
+        <w:ind w:firstLine="0" w:left="340"/>
+      </w:pPr>
+      <w:r>
+        <w:rPr>
+          <w:rFonts w:ascii="Consolas" w:hAnsi="Consolas"/>
+          <w:color w:val="1F3350"/>
+          <w:sz w:val="17"/>
+        </w:rPr>
+        <w:t xml:space="preserve">  pinMode(LS_NG_1, INPUT_PULLUP); pinMode(LS_NG_2, INPUT_PULLUP);</w:t>
+      </w:r>
+    </w:p>
+    <w:p>
+      <w:pPr>
+        <w:pStyle w:val="CodeSample"/>
+        <w:spacing w:after="0" w:before="0"/>
+        <w:ind w:firstLine="0" w:left="340"/>
+      </w:pPr>
+      <w:r>
+        <w:rPr>
+          <w:rFonts w:ascii="Consolas" w:hAnsi="Consolas"/>
+          <w:color w:val="1F3350"/>
+          <w:sz w:val="17"/>
+        </w:rPr>
+        <w:t xml:space="preserve">  pinMode(LS_PV_1, INPUT_PULLUP); pinMode(LS_PV_2, INPUT_PULLUP);</w:t>
+      </w:r>
+    </w:p>
+    <w:p>
+      <w:pPr>
+        <w:pStyle w:val="CodeSample"/>
+        <w:spacing w:after="0" w:before="0"/>
+        <w:ind w:firstLine="0" w:left="340"/>
+      </w:pPr>
+      <w:r>
+        <w:rPr>
+          <w:rFonts w:ascii="Consolas" w:hAnsi="Consolas"/>
+          <w:color w:val="1F3350"/>
+          <w:sz w:val="17"/>
+        </w:rPr>
+        <w:t xml:space="preserve">  pinMode(NUT_DUNG, INPUT_PULLUP);</w:t>
+      </w:r>
+    </w:p>
+    <w:p>
+      <w:pPr>
+        <w:pStyle w:val="CodeSample"/>
+        <w:spacing w:after="0" w:before="0"/>
+        <w:ind w:firstLine="0" w:left="340"/>
+      </w:pPr>
+      <w:r>
+        <w:rPr>
+          <w:rFonts w:ascii="Consolas" w:hAnsi="Consolas"/>
+          <w:color w:val="1F3350"/>
+          <w:sz w:val="17"/>
+        </w:rPr>
+        <w:t>}</w:t>
+      </w:r>
+    </w:p>
+    <w:p>
+      <w:pPr>
+        <w:pStyle w:val="CodeSample"/>
+        <w:spacing w:after="0" w:before="0"/>
+        <w:ind w:firstLine="0" w:left="340"/>
+      </w:pPr>
+      <w:r>
+        <w:rPr>
+          <w:rFonts w:ascii="Consolas" w:hAnsi="Consolas"/>
+          <w:color w:val="1F3350"/>
+          <w:sz w:val="17"/>
+        </w:rPr>
+        <w:t xml:space="preserve"> </w:t>
+      </w:r>
+    </w:p>
+    <w:p>
+      <w:pPr>
+        <w:pStyle w:val="CodeSample"/>
+        <w:spacing w:after="0" w:before="0"/>
+        <w:ind w:firstLine="0" w:left="340"/>
+      </w:pPr>
+      <w:r>
+        <w:rPr>
+          <w:rFonts w:ascii="Consolas" w:hAnsi="Consolas"/>
+          <w:color w:val="1F3350"/>
+          <w:sz w:val="17"/>
+        </w:rPr>
+        <w:t>void loop() {</w:t>
+      </w:r>
+    </w:p>
+    <w:p>
+      <w:pPr>
+        <w:pStyle w:val="CodeSample"/>
+        <w:spacing w:after="0" w:before="0"/>
+        <w:ind w:firstLine="0" w:left="340"/>
+      </w:pPr>
+      <w:r>
+        <w:rPr>
+          <w:rFonts w:ascii="Consolas" w:hAnsi="Consolas"/>
+          <w:color w:val="1F3350"/>
+          <w:sz w:val="17"/>
+        </w:rPr>
+        <w:t xml:space="preserve">  if (millis() - tPrev &lt; T_MAU) return;</w:t>
+      </w:r>
+    </w:p>
+    <w:p>
+      <w:pPr>
+        <w:pStyle w:val="CodeSample"/>
+        <w:spacing w:after="0" w:before="0"/>
+        <w:ind w:firstLine="0" w:left="340"/>
+      </w:pPr>
+      <w:r>
+        <w:rPr>
+          <w:rFonts w:ascii="Consolas" w:hAnsi="Consolas"/>
+          <w:color w:val="1F3350"/>
+          <w:sz w:val="17"/>
+        </w:rPr>
+        <w:t xml:space="preserve">  tPrev = millis();</w:t>
+      </w:r>
+    </w:p>
+    <w:p>
+      <w:pPr>
+        <w:pStyle w:val="CodeSample"/>
+        <w:spacing w:after="0" w:before="0"/>
+        <w:ind w:firstLine="0" w:left="340"/>
+      </w:pPr>
+      <w:r>
+        <w:rPr>
+          <w:rFonts w:ascii="Consolas" w:hAnsi="Consolas"/>
+          <w:color w:val="1F3350"/>
+          <w:sz w:val="17"/>
+        </w:rPr>
+        <w:t xml:space="preserve">  float L[4]; for (int i = 0; i &lt; 4; i++) L[i] = docKenh(PIN_LDR[i]) * K_cal[i];</w:t>
+      </w:r>
+    </w:p>
+    <w:p>
+      <w:pPr>
+        <w:pStyle w:val="CodeSample"/>
+        <w:spacing w:after="0" w:before="0"/>
+        <w:ind w:firstLine="0" w:left="340"/>
+      </w:pPr>
+      <w:r>
+        <w:rPr>
+          <w:rFonts w:ascii="Consolas" w:hAnsi="Consolas"/>
+          <w:color w:val="1F3350"/>
+          <w:sz w:val="17"/>
+        </w:rPr>
+        <w:t xml:space="preserve">  float S = L[0] + L[1] + L[2] + L[3];</w:t>
+      </w:r>
+    </w:p>
+    <w:p>
+      <w:pPr>
+        <w:pStyle w:val="CodeSample"/>
+        <w:spacing w:after="0" w:before="0"/>
+        <w:ind w:firstLine="0" w:left="340"/>
+      </w:pPr>
+      <w:r>
+        <w:rPr>
+          <w:rFonts w:ascii="Consolas" w:hAnsi="Consolas"/>
+          <w:color w:val="1F3350"/>
+          <w:sz w:val="17"/>
+        </w:rPr>
+        <w:t xml:space="preserve">  if (S &lt; 400 || S &gt; 15000) { Serial.printf("S ngoai dai: %.0f\n", S); return; }</w:t>
+      </w:r>
+    </w:p>
+    <w:p>
+      <w:pPr>
+        <w:pStyle w:val="CodeSample"/>
+        <w:spacing w:after="0" w:before="0"/>
+        <w:ind w:firstLine="0" w:left="340"/>
+      </w:pPr>
+      <w:r>
+        <w:rPr>
+          <w:rFonts w:ascii="Consolas" w:hAnsi="Consolas"/>
+          <w:color w:val="1F3350"/>
+          <w:sz w:val="17"/>
+        </w:rPr>
+        <w:t xml:space="preserve">  float eNghieng = ((L[0] + L[1]) - (L[2] + L[3])) / S;</w:t>
+      </w:r>
+    </w:p>
+    <w:p>
+      <w:pPr>
+        <w:pStyle w:val="CodeSample"/>
+        <w:spacing w:after="0" w:before="0"/>
+        <w:ind w:firstLine="0" w:left="340"/>
+      </w:pPr>
+      <w:r>
+        <w:rPr>
+          <w:rFonts w:ascii="Consolas" w:hAnsi="Consolas"/>
+          <w:color w:val="1F3350"/>
+          <w:sz w:val="17"/>
+        </w:rPr>
+        <w:t xml:space="preserve">  float eQuay    = ((L[1] + L[3]) - (L[0] + L[2])) / S;</w:t>
+      </w:r>
+    </w:p>
+    <w:p>
+      <w:pPr>
+        <w:pStyle w:val="CodeSample"/>
+        <w:spacing w:after="0" w:before="0"/>
+        <w:ind w:firstLine="0" w:left="340"/>
+      </w:pPr>
+      <w:r>
+        <w:rPr>
+          <w:rFonts w:ascii="Consolas" w:hAnsi="Consolas"/>
+          <w:color w:val="1F3350"/>
+          <w:sz w:val="17"/>
+        </w:rPr>
+        <w:t xml:space="preserve">  float dNghieng = atan(eNghieng / tan(BETA_S));</w:t>
+      </w:r>
+    </w:p>
+    <w:p>
+      <w:pPr>
+        <w:pStyle w:val="CodeSample"/>
+        <w:spacing w:after="0" w:before="0"/>
+        <w:ind w:firstLine="0" w:left="340"/>
+      </w:pPr>
+      <w:r>
+        <w:rPr>
+          <w:rFonts w:ascii="Consolas" w:hAnsi="Consolas"/>
+          <w:color w:val="1F3350"/>
+          <w:sz w:val="17"/>
+        </w:rPr>
+        <w:t xml:space="preserve">  float dQuay    = atan(eQuay / tan(BETA_S));</w:t>
+      </w:r>
+    </w:p>
+    <w:p>
+      <w:pPr>
+        <w:pStyle w:val="CodeSample"/>
+        <w:spacing w:after="0" w:before="0"/>
+        <w:ind w:firstLine="0" w:left="340"/>
+      </w:pPr>
+      <w:r>
+        <w:rPr>
+          <w:rFonts w:ascii="Consolas" w:hAnsi="Consolas"/>
+          <w:color w:val="1F3350"/>
+          <w:sz w:val="17"/>
+        </w:rPr>
+        <w:t xml:space="preserve">  // nghien truoc, phuong vi sau</w:t>
+      </w:r>
+    </w:p>
+    <w:p>
+      <w:pPr>
+        <w:pStyle w:val="CodeSample"/>
+        <w:spacing w:after="0" w:before="0"/>
+        <w:ind w:firstLine="0" w:left="340"/>
+      </w:pPr>
+      <w:r>
+        <w:rPr>
+          <w:rFonts w:ascii="Consolas" w:hAnsi="Consolas"/>
+          <w:color w:val="1F3350"/>
+          <w:sz w:val="17"/>
+        </w:rPr>
+        <w:t xml:space="preserve">  quayTruc(PIN_POT_NG, MOT_NG_A, MOT_NG_B, LS_NG_1, LS_NG_2,</w:t>
+      </w:r>
+    </w:p>
+    <w:p>
+      <w:pPr>
+        <w:pStyle w:val="CodeSample"/>
+        <w:spacing w:after="0" w:before="0"/>
+        <w:ind w:firstLine="0" w:left="340"/>
+      </w:pPr>
+      <w:r>
+        <w:rPr>
+          <w:rFonts w:ascii="Consolas" w:hAnsi="Consolas"/>
+          <w:color w:val="1F3350"/>
+          <w:sz w:val="17"/>
+        </w:rPr>
+        <w:t xml:space="preserve">           dNghieng, TH_MIN, TH_MAX);</w:t>
+      </w:r>
+    </w:p>
+    <w:p>
+      <w:pPr>
+        <w:pStyle w:val="CodeSample"/>
+        <w:spacing w:after="0" w:before="0"/>
+        <w:ind w:firstLine="0" w:left="340"/>
+      </w:pPr>
+      <w:r>
+        <w:rPr>
+          <w:rFonts w:ascii="Consolas" w:hAnsi="Consolas"/>
+          <w:color w:val="1F3350"/>
+          <w:sz w:val="17"/>
+        </w:rPr>
+        <w:t xml:space="preserve">  quayTruc(PIN_POT_PV, MOT_PV_A, MOT_PV_B, LS_PV_1, LS_PV_2,</w:t>
+      </w:r>
+    </w:p>
+    <w:p>
+      <w:pPr>
+        <w:pStyle w:val="CodeSample"/>
+        <w:spacing w:after="0" w:before="0"/>
+        <w:ind w:firstLine="0" w:left="340"/>
+      </w:pPr>
+      <w:r>
+        <w:rPr>
+          <w:rFonts w:ascii="Consolas" w:hAnsi="Consolas"/>
+          <w:color w:val="1F3350"/>
+          <w:sz w:val="17"/>
+        </w:rPr>
+        <w:t xml:space="preserve">           dQuay, AZ_MIN, AZ_MAX);</w:t>
+      </w:r>
+    </w:p>
+    <w:p>
+      <w:pPr>
+        <w:pStyle w:val="CodeSample"/>
+        <w:spacing w:after="0" w:before="0"/>
+        <w:ind w:firstLine="0" w:left="340"/>
+      </w:pPr>
+      <w:r>
+        <w:rPr>
+          <w:rFonts w:ascii="Consolas" w:hAnsi="Consolas"/>
+          <w:color w:val="1F3350"/>
+          <w:sz w:val="17"/>
+        </w:rPr>
+        <w:t xml:space="preserve">  Serial.printf("S=%.0f eNg=%+.3f eQuay=%+.3f dNg=%+5.1f dQuay=%+5.1f do\n",</w:t>
+      </w:r>
+    </w:p>
+    <w:p>
+      <w:pPr>
+        <w:pStyle w:val="CodeSample"/>
+        <w:spacing w:after="0" w:before="0"/>
+        <w:ind w:firstLine="0" w:left="340"/>
+      </w:pPr>
+      <w:r>
+        <w:rPr>
+          <w:rFonts w:ascii="Consolas" w:hAnsi="Consolas"/>
+          <w:color w:val="1F3350"/>
+          <w:sz w:val="17"/>
+        </w:rPr>
+        <w:t xml:space="preserve">                S, eNghieng, eQuay, degrees(dNghieng), degrees(dQuay));</w:t>
+      </w:r>
+    </w:p>
+    <w:p>
+      <w:pPr>
+        <w:pStyle w:val="CodeSample"/>
+        <w:spacing w:after="0" w:before="0"/>
+        <w:ind w:firstLine="0" w:left="340"/>
+      </w:pPr>
+      <w:r>
+        <w:rPr>
+          <w:rFonts w:ascii="Consolas" w:hAnsi="Consolas"/>
+          <w:color w:val="1F3350"/>
+          <w:sz w:val="17"/>
+        </w:rPr>
+        <w:t>}</w:t>
+      </w:r>
+    </w:p>
+    <w:p>
+      <w:pPr/>
+      <w:r>
+        <w:t>Hàm quayTruc() gói toàn bộ logic một trục: so vùng chết, tính góc đích có sat(), chặn liên động, chạy relay đúng chiều, vòng chờ hồi tiếp 0,5° và ngắt relay để trục vít tự giữ. loop() chỉ việc đọc ma trận, suy hai góc và gọi hàm theo thứ tự nghiêng trước – phương vị sau; chuyển về mô hình một trục chỉ là bỏ bớt một lần gọi hàm.</w:t>
+      </w:r>
+    </w:p>
+    <w:p>
+      <w:pPr>
+        <w:pStyle w:val="Heading2"/>
+      </w:pPr>
+      <w:r>
+        <w:t>3.5. Kết quả kiểm thử chương trình bằng số liệu mô phỏng</w:t>
+      </w:r>
+    </w:p>
+    <w:p>
+      <w:pPr>
         <w:pStyle w:val="Caption"/>
         <w:spacing w:after="80"/>
       </w:pPr>
       <w:r>
-        <w:t>Bảng 6. Nhóm lệnh toán học và biến đổi</w:t>
+        <w:t>Bảng 4. Kết quả kiểm thử logic chương trình trên dữ liệu mô phỏng</w:t>
+      </w:r>
+    </w:p>
+    <w:tbl>
+      <w:tblPr>
+        <w:tblStyle w:val="TableGrid"/>
+        <w:tblW w:type="auto" w:w="0"/>
+        <w:jc w:val="center"/>
+        <w:tblLook w:firstColumn="1" w:firstRow="1" w:lastColumn="0" w:lastRow="0" w:noHBand="0" w:noVBand="1" w:val="04A0"/>
+      </w:tblPr>
+      <w:tblGrid>
+        <w:gridCol w:w="4514"/>
+        <w:gridCol w:w="4514"/>
+      </w:tblGrid>
+      <w:tr>
+        <w:tc>
+          <w:tcPr>
+            <w:tcW w:type="dxa" w:w="4514"/>
+          </w:tcPr>
+          <w:p>
+            <w:pPr>
+              <w:spacing w:after="40"/>
+              <w:ind w:firstLine="0"/>
+            </w:pPr>
+            <w:r>
+              <w:rPr>
+                <w:b/>
+                <w:sz w:val="22"/>
+              </w:rPr>
+              <w:t>Phép thử</w:t>
+            </w:r>
+          </w:p>
+        </w:tc>
+        <w:tc>
+          <w:tcPr>
+            <w:tcW w:type="dxa" w:w="4514"/>
+          </w:tcPr>
+          <w:p>
+            <w:pPr>
+              <w:spacing w:after="40"/>
+              <w:ind w:firstLine="0"/>
+            </w:pPr>
+            <w:r>
+              <w:rPr>
+                <w:b/>
+                <w:sz w:val="22"/>
+              </w:rPr>
+              <w:t>Kết quả</w:t>
+            </w:r>
+          </w:p>
+        </w:tc>
+      </w:tr>
+      <w:tr>
+        <w:tc>
+          <w:tcPr>
+            <w:tcW w:type="dxa" w:w="4514"/>
+          </w:tcPr>
+          <w:p>
+            <w:pPr>
+              <w:spacing w:after="40"/>
+              <w:ind w:firstLine="0"/>
+            </w:pPr>
+            <w:r>
+              <w:rPr>
+                <w:sz w:val="22"/>
+              </w:rPr>
+              <w:t>Suy góc với tín hiệu lý tưởng</w:t>
+            </w:r>
+          </w:p>
+        </w:tc>
+        <w:tc>
+          <w:tcPr>
+            <w:tcW w:type="dxa" w:w="4514"/>
+          </w:tcPr>
+          <w:p>
+            <w:pPr>
+              <w:spacing w:after="40"/>
+              <w:ind w:firstLine="0"/>
+            </w:pPr>
+            <w:r>
+              <w:rPr>
+                <w:sz w:val="22"/>
+              </w:rPr>
+              <w:t>Sai số 0,00° (khớp công thức đóng).</w:t>
+            </w:r>
+          </w:p>
+        </w:tc>
+      </w:tr>
+      <w:tr>
+        <w:tc>
+          <w:tcPr>
+            <w:tcW w:type="dxa" w:w="4514"/>
+          </w:tcPr>
+          <w:p>
+            <w:pPr>
+              <w:spacing w:after="40"/>
+              <w:ind w:firstLine="0"/>
+            </w:pPr>
+            <w:r>
+              <w:rPr>
+                <w:sz w:val="22"/>
+              </w:rPr>
+              <w:t>Suy góc khi lệch độ lợi ±5%, đã hiệu chuẩn K_cal</w:t>
+            </w:r>
+          </w:p>
+        </w:tc>
+        <w:tc>
+          <w:tcPr>
+            <w:tcW w:type="dxa" w:w="4514"/>
+          </w:tcPr>
+          <w:p>
+            <w:pPr>
+              <w:spacing w:after="40"/>
+              <w:ind w:firstLine="0"/>
+            </w:pPr>
+            <w:r>
+              <w:rPr>
+                <w:sz w:val="22"/>
+              </w:rPr>
+              <w:t>Sai số 0,00°; chưa hiệu chuẩn: 1,98°.</w:t>
+            </w:r>
+          </w:p>
+        </w:tc>
+      </w:tr>
+      <w:tr>
+        <w:tc>
+          <w:tcPr>
+            <w:tcW w:type="dxa" w:w="4514"/>
+          </w:tcPr>
+          <w:p>
+            <w:pPr>
+              <w:spacing w:after="40"/>
+              <w:ind w:firstLine="0"/>
+            </w:pPr>
+            <w:r>
+              <w:rPr>
+                <w:sz w:val="22"/>
+              </w:rPr>
+              <w:t>Vòng kín cả ngày, δ = 3° (trục phương vị)</w:t>
+            </w:r>
+          </w:p>
+        </w:tc>
+        <w:tc>
+          <w:tcPr>
+            <w:tcW w:type="dxa" w:w="4514"/>
+          </w:tcPr>
+          <w:p>
+            <w:pPr>
+              <w:spacing w:after="40"/>
+              <w:ind w:firstLine="0"/>
+            </w:pPr>
+            <w:r>
+              <w:rPr>
+                <w:sz w:val="22"/>
+              </w:rPr>
+              <w:t>Sai số TB 1,10 – 1,14°; 46 – 48 lần chạy motor.</w:t>
+            </w:r>
+          </w:p>
+        </w:tc>
+      </w:tr>
+      <w:tr>
+        <w:tc>
+          <w:tcPr>
+            <w:tcW w:type="dxa" w:w="4514"/>
+          </w:tcPr>
+          <w:p>
+            <w:pPr>
+              <w:spacing w:after="40"/>
+              <w:ind w:firstLine="0"/>
+            </w:pPr>
+            <w:r>
+              <w:rPr>
+                <w:sz w:val="22"/>
+              </w:rPr>
+              <w:t>Vòng kín cả ngày, luật cũ bám bước theo thời gian</w:t>
+            </w:r>
+          </w:p>
+        </w:tc>
+        <w:tc>
+          <w:tcPr>
+            <w:tcW w:type="dxa" w:w="4514"/>
+          </w:tcPr>
+          <w:p>
+            <w:pPr>
+              <w:spacing w:after="40"/>
+              <w:ind w:firstLine="0"/>
+            </w:pPr>
+            <w:r>
+              <w:rPr>
+                <w:sz w:val="22"/>
+              </w:rPr>
+              <w:t>Sai số 2,65 – 3,17°; 110 – 111 lần chạy motor.</w:t>
+            </w:r>
+          </w:p>
+        </w:tc>
+      </w:tr>
+      <w:tr>
+        <w:tc>
+          <w:tcPr>
+            <w:tcW w:type="dxa" w:w="4514"/>
+          </w:tcPr>
+          <w:p>
+            <w:pPr>
+              <w:spacing w:after="40"/>
+              <w:ind w:firstLine="0"/>
+            </w:pPr>
+            <w:r>
+              <w:rPr>
+                <w:sz w:val="22"/>
+              </w:rPr>
+              <w:t>Kiểm tra liên động trong code</w:t>
+            </w:r>
+          </w:p>
+        </w:tc>
+        <w:tc>
+          <w:tcPr>
+            <w:tcW w:type="dxa" w:w="4514"/>
+          </w:tcPr>
+          <w:p>
+            <w:pPr>
+              <w:spacing w:after="40"/>
+              <w:ind w:firstLine="0"/>
+            </w:pPr>
+            <w:r>
+              <w:rPr>
+                <w:sz w:val="22"/>
+              </w:rPr>
+              <w:t>Hàm quayTruc hủy lệnh đúng trục khi một trong bốn công tắc tác động.</w:t>
+            </w:r>
+          </w:p>
+        </w:tc>
+      </w:tr>
+      <w:tr>
+        <w:tc>
+          <w:tcPr>
+            <w:tcW w:type="dxa" w:w="4514"/>
+          </w:tcPr>
+          <w:p>
+            <w:pPr>
+              <w:spacing w:after="40"/>
+              <w:ind w:firstLine="0"/>
+            </w:pPr>
+            <w:r>
+              <w:rPr>
+                <w:sz w:val="22"/>
+              </w:rPr>
+              <w:t>Năng lượng thu thêm của cấu hình hai trục</w:t>
+            </w:r>
+          </w:p>
+        </w:tc>
+        <w:tc>
+          <w:tcPr>
+            <w:tcW w:type="dxa" w:w="4514"/>
+          </w:tcPr>
+          <w:p>
+            <w:pPr>
+              <w:spacing w:after="40"/>
+              <w:ind w:firstLine="0"/>
+            </w:pPr>
+            <w:r>
+              <w:rPr>
+                <w:sz w:val="22"/>
+              </w:rPr>
+              <w:t>+2,5…3,8% so 1 trục quanh phân điểm; +26,2% ngày đông chí.</w:t>
+            </w:r>
+          </w:p>
+        </w:tc>
+      </w:tr>
+    </w:tbl>
+    <w:p>
+      <w:pPr/>
+    </w:p>
+    <w:p>
+      <w:pPr>
+        <w:ind w:firstLine="0"/>
+        <w:jc w:val="center"/>
+      </w:pPr>
+      <w:r>
+        <w:drawing>
+          <wp:inline xmlns:a="http://schemas.openxmlformats.org/drawingml/2006/main" xmlns:pic="http://schemas.openxmlformats.org/drawingml/2006/picture">
+            <wp:extent cx="5760000" cy="4465618"/>
+            <wp:docPr id="3" name="Picture 3"/>
+            <wp:cNvGraphicFramePr>
+              <a:graphicFrameLocks noChangeAspect="1"/>
+            </wp:cNvGraphicFramePr>
+            <a:graphic>
+              <a:graphicData uri="http://schemas.openxmlformats.org/drawingml/2006/picture">
+                <pic:pic>
+                  <pic:nvPicPr>
+                    <pic:cNvPr id="0" name="ket_qua_mo_phong_1_truc.png"/>
+                    <pic:cNvPicPr/>
+                  </pic:nvPicPr>
+                  <pic:blipFill>
+                    <a:blip r:embed="rId25"/>
+                    <a:stretch>
+                      <a:fillRect/>
+                    </a:stretch>
+                  </pic:blipFill>
+                  <pic:spPr>
+                    <a:xfrm>
+                      <a:off x="0" y="0"/>
+                      <a:ext cx="5760000" cy="4465618"/>
+                    </a:xfrm>
+                    <a:prstGeom prst="rect"/>
+                  </pic:spPr>
+                </pic:pic>
+              </a:graphicData>
+            </a:graphic>
+          </wp:inline>
+        </w:drawing>
+      </w:r>
+    </w:p>
+    <w:p>
+      <w:pPr>
+        <w:pStyle w:val="Caption"/>
+      </w:pPr>
+      <w:r>
+        <w:t>Hình 3. Góc bám và sai số ngày 21/6 của phương pháp ma trận (trục phương vị)</w:t>
+      </w:r>
+    </w:p>
+    <w:p>
+      <w:pPr>
+        <w:pStyle w:val="Heading1"/>
+      </w:pPr>
+      <w:r>
+        <w:t>CHƯƠNG 4. TIẾN ĐỘ THỰC HIỆN VÀ KẾ HOẠCH TUẦN NÀY</w:t>
+      </w:r>
+    </w:p>
+    <w:p>
+      <w:pPr>
+        <w:pStyle w:val="Heading2"/>
+      </w:pPr>
+      <w:r>
+        <w:t>4.1. Kết quả đạt được trong tuần 5/10 – 10/10/2026</w:t>
+      </w:r>
+    </w:p>
+    <w:p>
+      <w:pPr>
+        <w:pStyle w:val="ListBullet"/>
+      </w:pPr>
+      <w:r>
+        <w:t>Viết xong code mẫu hai trục: đọc ma trận 4 LDR, suy Δ_nghiêng và Δ_quay bằng atan, hàm quayTruc dùng chung cho hai motor có hồi tiếp biến trở và liên động bốn hành trình.</w:t>
+      </w:r>
+    </w:p>
+    <w:p>
+      <w:pPr>
+        <w:pStyle w:val="ListBullet"/>
+      </w:pPr>
+      <w:r>
+        <w:t>Mô phỏng kiểm chứng logic: sai số bám 1,10–1,14° và 46–48 lần chạy motor mỗi ngày, tốt hơn rõ luật quay theo thời gian (Bảng mục 3.5).</w:t>
+      </w:r>
+    </w:p>
+    <w:p>
+      <w:pPr>
+        <w:pStyle w:val="ListBullet"/>
+      </w:pPr>
+      <w:r>
+        <w:t>Trình bày vì sao Arduino IDE không nạp được ESP32 khi chưa cài lõi Espressif và hướng dẫn cài bo từng bước (Chương 1).</w:t>
+      </w:r>
+    </w:p>
+    <w:p>
+      <w:pPr>
+        <w:pStyle w:val="ListBullet"/>
+      </w:pPr>
+      <w:r>
+        <w:t>Hệ thống hóa nhóm lệnh ESP32 thực dùng: ADC1 + attenuation, trung vị 64 mẫu, bốn kênh relay, millis, atan, constrain (Chương 2).</w:t>
+      </w:r>
+    </w:p>
+    <w:p>
+      <w:pPr>
+        <w:pStyle w:val="Heading2"/>
+      </w:pPr>
+      <w:r>
+        <w:t>4.2. Các công việc còn lại của tuần này (5/10 – 10/10/2026)</w:t>
+      </w:r>
+    </w:p>
+    <w:p>
+      <w:pPr>
+        <w:pStyle w:val="ListBullet"/>
+      </w:pPr>
+      <w:r>
+        <w:t>Nạp code hai trục lên ESP32 thật; in bảng 4 kênh, e_nghiêng, e_quay ra Serial Monitor đối chiếu ví dụ mục 3.2.</w:t>
+      </w:r>
+    </w:p>
+    <w:p>
+      <w:pPr>
+        <w:pStyle w:val="ListBullet"/>
+      </w:pPr>
+      <w:r>
+        <w:t>Hiệu chuẩn K_cal bốn kênh dưới sáng khuếch tán; hiệu chuẩn hai biến trở ba điểm và cập nhật hằng số giới hạn điện áp.</w:t>
+      </w:r>
+    </w:p>
+    <w:p>
+      <w:pPr>
+        <w:pStyle w:val="ListBullet"/>
+      </w:pPr>
+      <w:r>
+        <w:t>Kiểm tra vòng while từng trục dừng đúng 0,5° và liên động phá vòng khi kéo tay công tắc hành trình.</w:t>
+      </w:r>
+    </w:p>
+    <w:p>
+      <w:pPr>
+        <w:pStyle w:val="ListBullet"/>
+      </w:pPr>
+      <w:r>
+        <w:t>Thử trình tự nghiêng trước – phương vị sau ngoài trời một ngày đầy đủ, ghi log đối chiếu mô phỏng.</w:t>
+      </w:r>
+    </w:p>
+    <w:p>
+      <w:pPr>
+        <w:pStyle w:val="Heading1"/>
+      </w:pPr>
+      <w:r>
+        <w:t>TÀI LIỆU THAM KHẢO</w:t>
+      </w:r>
+    </w:p>
+    <w:p>
+      <w:pPr/>
+      <w:r>
+        <w:t>[1] I. Reda and A. Andreas, “Solar Position Algorithm for Solar Radiation Applications,” NREL/TP-560-34302, 2008. https://docs.nrel.gov/docs/fy08osti/34302.pdf</w:t>
+      </w:r>
+    </w:p>
+    <w:p>
+      <w:pPr/>
+      <w:r>
+        <w:t>[2] I. Reda and A. Andreas, “Solar position algorithm for solar radiation applications,” Solar Energy, vol. 76, no. 5, pp. 577-589, 2004.</w:t>
+      </w:r>
+    </w:p>
+    <w:p>
+      <w:pPr/>
+      <w:r>
+        <w:t>[3] J. A. Duffie and W. A. Beckman, Solar Engineering of Thermal Processes, 4th ed., John Wiley &amp; Sons, 2013.</w:t>
+      </w:r>
+    </w:p>
+    <w:p>
+      <w:pPr/>
+      <w:r>
+        <w:t>[4] R. F. Fuentes-Morales et al., “Control algorithms applied to active solar tracking systems: A review,” Solar Energy, vol. 212, pp. 203-219, 2020. https://doi.org/10.1016/j.solener.2020.10.071</w:t>
+      </w:r>
+    </w:p>
+    <w:p>
+      <w:pPr/>
+      <w:r>
+        <w:t>[5] H. Mousazadeh et al., “A review of principle and sun-tracking methods for maximizing solar systems output,” Renewable and Sustainable Energy Reviews, vol. 13, no. 8, pp. 1800-1818, 2009.</w:t>
+      </w:r>
+    </w:p>
+    <w:p>
+      <w:pPr/>
+      <w:r>
+        <w:t>[6] A. Awasthi et al., “Review on sun tracking technology in solar PV system,” Energy Reports, vol. 6, pp. 392-405, 2020.</w:t>
+      </w:r>
+    </w:p>
+    <w:p>
+      <w:pPr/>
+      <w:r>
+        <w:t>[7] A. R. Amelia et al., “Technologies of solar tracking systems: A review,” IOP Conference Series: Materials Science and Engineering, vol. 767, 012052, 2020.</w:t>
+      </w:r>
+    </w:p>
+    <w:p>
+      <w:pPr/>
+      <w:r>
+        <w:t>[8] Espressif Systems, ESP32 Series Datasheet. https://www.espressif.com/sites/default/files/documentation/esp32_datasheet_en.pdf</w:t>
+      </w:r>
+    </w:p>
+    <w:p>
+      <w:pPr/>
+      <w:r>
+        <w:t>[9] Analog Devices, DS3231 Extremely Accurate I²C-Integrated RTC/TCXO/Crystal, Datasheet. https://www.analog.com/media/en/technical-documentation/data-sheets/DS3231.pdf</w:t>
+      </w:r>
+    </w:p>
+    <w:p>
+      <w:pPr/>
+      <w:r>
+        <w:t>[10] A. El Hammoumi et al., “A simple and low-cost active dual-axis solar tracker,” Energy Science &amp; Engineering, vol. 6, no. 5, pp. 607-620, 2018. https://doi.org/10.1002/ese3.236</w:t>
+      </w:r>
+    </w:p>
+    <w:p>
+      <w:pPr/>
+      <w:r>
+        <w:t>[11] J.-M. Wang and C.-L. Lu, “Design and Implementation of a Sun Tracker with a Dual-Axis Single Motor for an Optical Sensor-Based Photovoltaic System,” Sensors, vol. 13, no. 3, pp. 3157-3168, 2013. https://doi.org/10.3390/s130303157</w:t>
       </w:r>
     </w:p>
     <w:tbl>
@@ -1638,7 +3429,7 @@
                 <w:b/>
                 <w:sz w:val="22"/>
               </w:rPr>
-              <w:t>Lệnh</w:t>
+              <w:t>Giai đoạn thiên văn ở Bắc bán cầu</w:t>
             </w:r>
           </w:p>
         </w:tc>
@@ -1656,7 +3447,7 @@
                 <w:b/>
                 <w:sz w:val="22"/>
               </w:rPr>
-              <w:t>Cú pháp đại diện</w:t>
+              <w:t>Xích vĩ Mặt Trời (xấp xỉ)</w:t>
             </w:r>
           </w:p>
         </w:tc>
@@ -1674,7 +3465,7 @@
                 <w:b/>
                 <w:sz w:val="22"/>
               </w:rPr>
-              <w:t>Ứng dụng trong đề tài</w:t>
+              <w:t>Đặc điểm đường đi biểu kiến</w:t>
             </w:r>
           </w:p>
         </w:tc>
@@ -1693,7 +3484,7 @@
               <w:rPr>
                 <w:sz w:val="22"/>
               </w:rPr>
-              <w:t>abs</w:t>
+              <w:t>Xuân: điểm phân tháng 3 đến chí tháng 6</w:t>
             </w:r>
           </w:p>
         </w:tc>
@@ -1710,7 +3501,7 @@
               <w:rPr>
                 <w:sz w:val="22"/>
               </w:rPr>
-              <w:t>abs(R_tren - R_duoi);</w:t>
+              <w:t>0° → +23,44°</w:t>
             </w:r>
           </w:p>
         </w:tc>
@@ -1727,7 +3518,7 @@
               <w:rPr>
                 <w:sz w:val="22"/>
               </w:rPr>
-              <w:t>So sánh chênh lệch điện trở với ngưỡng δ_nghiêng, δ_quay.</w:t>
+              <w:t>Độ cao Mặt Trời giữa trưa tăng; ngày dài dần.</w:t>
             </w:r>
           </w:p>
         </w:tc>
@@ -1746,7 +3537,7 @@
               <w:rPr>
                 <w:sz w:val="22"/>
               </w:rPr>
-              <w:t>constrain</w:t>
+              <w:t>Hạ: chí tháng 6 đến điểm phân tháng 9</w:t>
             </w:r>
           </w:p>
         </w:tc>
@@ -1763,7 +3554,7 @@
               <w:rPr>
                 <w:sz w:val="22"/>
               </w:rPr>
-              <w:t>constrain(gocServo, GV_MIN, GV_MAX);</w:t>
+              <w:t>+23,44° → 0°</w:t>
             </w:r>
           </w:p>
         </w:tc>
@@ -1780,7 +3571,7 @@
               <w:rPr>
                 <w:sz w:val="22"/>
               </w:rPr>
-              <w:t>Giới hạn góc servo phương vị trong hành trình an toàn (hàm sat).</w:t>
+              <w:t>Mặt Trời đi cao; ngày dài rồi giảm dần.</w:t>
             </w:r>
           </w:p>
         </w:tc>
@@ -1799,7 +3590,7 @@
               <w:rPr>
                 <w:sz w:val="22"/>
               </w:rPr>
-              <w:t>map</w:t>
+              <w:t>Thu: điểm phân tháng 9 đến chí tháng 12</w:t>
             </w:r>
           </w:p>
         </w:tc>
@@ -1816,7 +3607,7 @@
               <w:rPr>
                 <w:sz w:val="22"/>
               </w:rPr>
-              <w:t>map(soADC, 0, 1023, 0, 5000);</w:t>
+              <w:t>0° → −23,44°</w:t>
             </w:r>
           </w:p>
         </w:tc>
@@ -1833,7 +3624,7 @@
               <w:rPr>
                 <w:sz w:val="22"/>
               </w:rPr>
-              <w:t>Quy đổi số ADC sang milivôn trước khi tính R_LDR.</w:t>
+              <w:t>Quỹ đạo hạ thấp; ngày ngắn dần.</w:t>
             </w:r>
           </w:p>
         </w:tc>
@@ -1852,7 +3643,7 @@
               <w:rPr>
                 <w:sz w:val="22"/>
               </w:rPr>
-              <w:t>min / max / round</w:t>
+              <w:t>Đông: chí tháng 12 đến điểm phân tháng 3</w:t>
             </w:r>
           </w:p>
         </w:tc>
@@ -1869,7 +3660,7 @@
               <w:rPr>
                 <w:sz w:val="22"/>
               </w:rPr>
-              <w:t>round(255 * u);</w:t>
+              <w:t>−23,44° → 0°</w:t>
             </w:r>
           </w:p>
         </w:tc>
@@ -1886,7 +3677,7 @@
               <w:rPr>
                 <w:sz w:val="22"/>
               </w:rPr>
-              <w:t>Tính PWM_nghiêng = round(255·u) với u là hệ số độ rộng xung.</w:t>
+              <w:t>Mặt Trời đi thấp; ngày ngắn rồi dài dần.</w:t>
             </w:r>
           </w:p>
         </w:tc>
@@ -1894,23 +3685,6 @@
     </w:tbl>
     <w:p>
       <w:pPr/>
-    </w:p>
-    <w:p>
-      <w:pPr>
-        <w:pStyle w:val="Heading2"/>
-      </w:pPr>
-      <w:r>
-        <w:t>2.6. Nhóm lệnh truyền thông</w:t>
-      </w:r>
-    </w:p>
-    <w:p>
-      <w:pPr>
-        <w:pStyle w:val="Caption"/>
-        <w:spacing w:after="80"/>
-      </w:pPr>
-      <w:r>
-        <w:t>Bảng 7. Nhóm lệnh truyền thông UART và I²C</w:t>
-      </w:r>
     </w:p>
     <w:tbl>
       <w:tblPr>
@@ -1939,7 +3713,7 @@
                 <w:b/>
                 <w:sz w:val="22"/>
               </w:rPr>
-              <w:t>Lệnh</w:t>
+              <w:t>Phương pháp</w:t>
             </w:r>
           </w:p>
         </w:tc>
@@ -1957,7 +3731,7 @@
                 <w:b/>
                 <w:sz w:val="22"/>
               </w:rPr>
-              <w:t>Cú pháp đại diện</w:t>
+              <w:t>Ưu điểm chính</w:t>
             </w:r>
           </w:p>
         </w:tc>
@@ -1975,7 +3749,7 @@
                 <w:b/>
                 <w:sz w:val="22"/>
               </w:rPr>
-              <w:t>Ứng dụng trong đề tài</w:t>
+              <w:t>Hạn chế / điều kiện áp dụng</w:t>
             </w:r>
           </w:p>
         </w:tc>
@@ -1994,7 +3768,7 @@
               <w:rPr>
                 <w:sz w:val="22"/>
               </w:rPr>
-              <w:t>Serial.begin</w:t>
+              <w:t>Cố định / chỉnh nghiêng theo mùa</w:t>
             </w:r>
           </w:p>
         </w:tc>
@@ -2011,7 +3785,7 @@
               <w:rPr>
                 <w:sz w:val="22"/>
               </w:rPr>
-              <w:t>Serial.begin(115200);</w:t>
+              <w:t>Đơn giản, bền, không tốn điện cho chuyển động.</w:t>
             </w:r>
           </w:p>
         </w:tc>
@@ -2028,7 +3802,7 @@
               <w:rPr>
                 <w:sz w:val="22"/>
               </w:rPr>
-              <w:t>Mở cổng nối tiếp để gỡ lỗi và ghi log thử nghiệm.</w:t>
+              <w:t>Không bám trong ngày; cần chọn góc lắp và đối chứng.</w:t>
             </w:r>
           </w:p>
         </w:tc>
@@ -2047,7 +3821,7 @@
               <w:rPr>
                 <w:sz w:val="22"/>
               </w:rPr>
-              <w:t>Serial.print / println / printf</w:t>
+              <w:t>Vòng hở thiên văn</w:t>
             </w:r>
           </w:p>
         </w:tc>
@@ -2064,7 +3838,7 @@
               <w:rPr>
                 <w:sz w:val="22"/>
               </w:rPr>
-              <w:t>Serial.printf(...);</w:t>
+              <w:t>Không phụ thuộc tín hiệu quang; làm việc được khi có mây.</w:t>
             </w:r>
           </w:p>
         </w:tc>
@@ -2081,7 +3855,7 @@
               <w:rPr>
                 <w:sz w:val="22"/>
               </w:rPr>
-              <w:t>In bảng bốn điện trở và hai sai lệch theo định dạng cột.</w:t>
+              <w:t>Cần RTC, tọa độ, lắp đặt và hiệu chuẩn đúng.</w:t>
             </w:r>
           </w:p>
         </w:tc>
@@ -2100,7 +3874,7 @@
               <w:rPr>
                 <w:sz w:val="22"/>
               </w:rPr>
-              <w:t>Serial Plotter (hỗ trợ IDE)</w:t>
+              <w:t>Vòng kín LDR / photodiode</w:t>
             </w:r>
           </w:p>
         </w:tc>
@@ -2117,7 +3891,7 @@
               <w:rPr>
                 <w:sz w:val="22"/>
               </w:rPr>
-              <w:t>In nhiều kênh cách nhau bằng tab</w:t>
+              <w:t>Tự dò hướng sáng, cấu hình phần cứng gọn.</w:t>
             </w:r>
           </w:p>
         </w:tc>
@@ -2134,7 +3908,7 @@
               <w:rPr>
                 <w:sz w:val="22"/>
               </w:rPr>
-              <w:t>Quan sát e_nghiêng, e_quay khi hiệu chuẩn ngưỡng cân bằng.</w:t>
+              <w:t>Mây, bóng, bụi và sai lệch cảm biến gây lệnh sai.</w:t>
             </w:r>
           </w:p>
         </w:tc>
@@ -2153,7 +3927,7 @@
               <w:rPr>
                 <w:sz w:val="22"/>
               </w:rPr>
-              <w:t>Wire.begin / requestFrom</w:t>
+              <w:t>Lai thiên văn + quang</w:t>
             </w:r>
           </w:p>
         </w:tc>
@@ -2170,7 +3944,7 @@
               <w:rPr>
                 <w:sz w:val="22"/>
               </w:rPr>
-              <w:t>Wire.requestFrom(DS3231_ADDR, 7);</w:t>
+              <w:t>Có góc tham chiếu và hiệu chỉnh thực tế; có thể dự phòng cảm biến.</w:t>
             </w:r>
           </w:p>
         </w:tc>
@@ -2187,7 +3961,166 @@
               <w:rPr>
                 <w:sz w:val="22"/>
               </w:rPr>
-              <w:t>Đọc giờ thực phục vụ ghi nhãn thời gian dữ liệu.</w:t>
+              <w:t>Cần logic chất lượng tín hiệu và hiệu chuẩn.</w:t>
+            </w:r>
+          </w:p>
+        </w:tc>
+      </w:tr>
+      <w:tr>
+        <w:tc>
+          <w:tcPr>
+            <w:tcW w:type="dxa" w:w="3010"/>
+          </w:tcPr>
+          <w:p>
+            <w:pPr>
+              <w:spacing w:after="40"/>
+              <w:ind w:firstLine="0"/>
+            </w:pPr>
+            <w:r>
+              <w:rPr>
+                <w:sz w:val="22"/>
+              </w:rPr>
+              <w:t>Tối ưu theo công suất PV</w:t>
+            </w:r>
+          </w:p>
+        </w:tc>
+        <w:tc>
+          <w:tcPr>
+            <w:tcW w:type="dxa" w:w="3010"/>
+          </w:tcPr>
+          <w:p>
+            <w:pPr>
+              <w:spacing w:after="40"/>
+              <w:ind w:firstLine="0"/>
+            </w:pPr>
+            <w:r>
+              <w:rPr>
+                <w:sz w:val="22"/>
+              </w:rPr>
+              <w:t>Đánh giá trực tiếp đầu ra điện của hệ thống.</w:t>
+            </w:r>
+          </w:p>
+        </w:tc>
+        <w:tc>
+          <w:tcPr>
+            <w:tcW w:type="dxa" w:w="3010"/>
+          </w:tcPr>
+          <w:p>
+            <w:pPr>
+              <w:spacing w:after="40"/>
+              <w:ind w:firstLine="0"/>
+            </w:pPr>
+            <w:r>
+              <w:rPr>
+                <w:sz w:val="22"/>
+              </w:rPr>
+              <w:t>Mây gây dao động; đo và tìm kiếm có thể chậm.</w:t>
+            </w:r>
+          </w:p>
+        </w:tc>
+      </w:tr>
+      <w:tr>
+        <w:tc>
+          <w:tcPr>
+            <w:tcW w:type="dxa" w:w="3010"/>
+          </w:tcPr>
+          <w:p>
+            <w:pPr>
+              <w:spacing w:after="40"/>
+              <w:ind w:firstLine="0"/>
+            </w:pPr>
+            <w:r>
+              <w:rPr>
+                <w:sz w:val="22"/>
+              </w:rPr>
+              <w:t>Camera / tracker thụ động</w:t>
+            </w:r>
+          </w:p>
+        </w:tc>
+        <w:tc>
+          <w:tcPr>
+            <w:tcW w:type="dxa" w:w="3010"/>
+          </w:tcPr>
+          <w:p>
+            <w:pPr>
+              <w:spacing w:after="40"/>
+              <w:ind w:firstLine="0"/>
+            </w:pPr>
+            <w:r>
+              <w:rPr>
+                <w:sz w:val="22"/>
+              </w:rPr>
+              <w:t>Camera có thể nhận dạng hướng; thụ động giảm mạch điện.</w:t>
+            </w:r>
+          </w:p>
+        </w:tc>
+        <w:tc>
+          <w:tcPr>
+            <w:tcW w:type="dxa" w:w="3010"/>
+          </w:tcPr>
+          <w:p>
+            <w:pPr>
+              <w:spacing w:after="40"/>
+              <w:ind w:firstLine="0"/>
+            </w:pPr>
+            <w:r>
+              <w:rPr>
+                <w:sz w:val="22"/>
+              </w:rPr>
+              <w:t>Camera đắt và tính toán lớn; thụ động phụ thuộc môi trường.</w:t>
+            </w:r>
+          </w:p>
+        </w:tc>
+      </w:tr>
+      <w:tr>
+        <w:tc>
+          <w:tcPr>
+            <w:tcW w:type="dxa" w:w="3010"/>
+          </w:tcPr>
+          <w:p>
+            <w:pPr>
+              <w:spacing w:after="40"/>
+              <w:ind w:firstLine="0"/>
+            </w:pPr>
+            <w:r>
+              <w:rPr>
+                <w:sz w:val="22"/>
+              </w:rPr>
+              <w:t>Backtracking giàn nhiều hàng</w:t>
+            </w:r>
+          </w:p>
+        </w:tc>
+        <w:tc>
+          <w:tcPr>
+            <w:tcW w:type="dxa" w:w="3010"/>
+          </w:tcPr>
+          <w:p>
+            <w:pPr>
+              <w:spacing w:after="40"/>
+              <w:ind w:firstLine="0"/>
+            </w:pPr>
+            <w:r>
+              <w:rPr>
+                <w:sz w:val="22"/>
+              </w:rPr>
+              <w:t>Giảm che bóng giữa các hàng pin.</w:t>
+            </w:r>
+          </w:p>
+        </w:tc>
+        <w:tc>
+          <w:tcPr>
+            <w:tcW w:type="dxa" w:w="3010"/>
+          </w:tcPr>
+          <w:p>
+            <w:pPr>
+              <w:spacing w:after="40"/>
+              <w:ind w:firstLine="0"/>
+            </w:pPr>
+            <w:r>
+              <w:rPr>
+                <w:sz w:val="22"/>
+              </w:rPr>
+              <w:t>Chủ yếu phù hợp giàn nhiều hàng, không cần cho mô hình đơn.</w:t>
             </w:r>
           </w:p>
         </w:tc>
@@ -2195,23 +4128,6 @@
     </w:tbl>
     <w:p>
       <w:pPr/>
-    </w:p>
-    <w:p>
-      <w:pPr>
-        <w:pStyle w:val="Heading2"/>
-      </w:pPr>
-      <w:r>
-        <w:t>2.7. Nhóm lệnh ngắt và biến tự nguyện</w:t>
-      </w:r>
-    </w:p>
-    <w:p>
-      <w:pPr>
-        <w:pStyle w:val="Caption"/>
-        <w:spacing w:after="80"/>
-      </w:pPr>
-      <w:r>
-        <w:t>Bảng 8. Nhóm lệnh ngắt (đọc encoder)</w:t>
-      </w:r>
     </w:p>
     <w:tbl>
       <w:tblPr>
@@ -2240,7 +4156,7 @@
                 <w:b/>
                 <w:sz w:val="22"/>
               </w:rPr>
-              <w:t>Lệnh / từ khóa</w:t>
+              <w:t>Khối</w:t>
             </w:r>
           </w:p>
         </w:tc>
@@ -2258,7 +4174,7 @@
                 <w:b/>
                 <w:sz w:val="22"/>
               </w:rPr>
-              <w:t>Cú pháp đại diện</w:t>
+              <w:t>Cấu hình đề xuất</w:t>
             </w:r>
           </w:p>
         </w:tc>
@@ -2276,7 +4192,7 @@
                 <w:b/>
                 <w:sz w:val="22"/>
               </w:rPr>
-              <w:t>Ứng dụng trong đề tài</w:t>
+              <w:t>Vai trò</w:t>
             </w:r>
           </w:p>
         </w:tc>
@@ -2295,7 +4211,7 @@
               <w:rPr>
                 <w:sz w:val="22"/>
               </w:rPr>
-              <w:t>attachInterrupt</w:t>
+              <w:t>Cảm biến quang</w:t>
             </w:r>
           </w:p>
         </w:tc>
@@ -2312,7 +4228,7 @@
               <w:rPr>
                 <w:sz w:val="22"/>
               </w:rPr>
-              <w:t>attachInterrupt(digitalPinToInterrupt(2), docXung, RISING);</w:t>
+              <w:t>4 LDR ở 4 góc; gá chếch ra ngoài cùng β_s.</w:t>
             </w:r>
           </w:p>
         </w:tc>
@@ -2329,7 +4245,7 @@
               <w:rPr>
                 <w:sz w:val="22"/>
               </w:rPr>
-              <w:t>Đếm xung encoder của trục nghiêng để xác nhận bước dịch chuyển Δθ_nghiêng.</w:t>
+              <w:t>Tạo sai lệch quay và nghiêng.</w:t>
             </w:r>
           </w:p>
         </w:tc>
@@ -2348,7 +4264,7 @@
               <w:rPr>
                 <w:sz w:val="22"/>
               </w:rPr>
-              <w:t>detachInterrupt</w:t>
+              <w:t>Điều khiển/thời gian</w:t>
             </w:r>
           </w:p>
         </w:tc>
@@ -2365,7 +4281,7 @@
               <w:rPr>
                 <w:sz w:val="22"/>
               </w:rPr>
-              <w:t>detachInterrupt(digitalPinToInterrupt(2));</w:t>
+              <w:t>ESP32 + RTC DS3231.</w:t>
             </w:r>
           </w:p>
         </w:tc>
@@ -2382,7 +4298,7 @@
               <w:rPr>
                 <w:sz w:val="22"/>
               </w:rPr>
-              <w:t>Tạm ngừng đếm khi hiệu chuẩn hoặc khi trục nghỉ.</w:t>
+              <w:t>Đọc ADC, tính lệnh, giám sát trạng thái.</w:t>
             </w:r>
           </w:p>
         </w:tc>
@@ -2401,7 +4317,7 @@
               <w:rPr>
                 <w:sz w:val="22"/>
               </w:rPr>
-              <w:t>volatile</w:t>
+              <w:t>Trục phương vị</w:t>
             </w:r>
           </w:p>
         </w:tc>
@@ -2418,7 +4334,7 @@
               <w:rPr>
                 <w:sz w:val="22"/>
               </w:rPr>
-              <w:t>volatile long soXung;</w:t>
+              <w:t>Motor gạt nước trục vít + nguồn 12 V riêng.</w:t>
             </w:r>
           </w:p>
         </w:tc>
@@ -2435,7 +4351,166 @@
               <w:rPr>
                 <w:sz w:val="22"/>
               </w:rPr>
-              <w:t>Biến đếm xung dùng chung giữa ISR và loop phải khai báo volatile.</w:t>
+              <w:t>Quay tấm pin trái/phải tới góc đích theo hồi tiếp biến trở.</w:t>
+            </w:r>
+          </w:p>
+        </w:tc>
+      </w:tr>
+      <w:tr>
+        <w:tc>
+          <w:tcPr>
+            <w:tcW w:type="dxa" w:w="3010"/>
+          </w:tcPr>
+          <w:p>
+            <w:pPr>
+              <w:spacing w:after="40"/>
+              <w:ind w:firstLine="0"/>
+            </w:pPr>
+            <w:r>
+              <w:rPr>
+                <w:sz w:val="22"/>
+              </w:rPr>
+              <w:t>Trục nghiêng</w:t>
+            </w:r>
+          </w:p>
+        </w:tc>
+        <w:tc>
+          <w:tcPr>
+            <w:tcW w:type="dxa" w:w="3010"/>
+          </w:tcPr>
+          <w:p>
+            <w:pPr>
+              <w:spacing w:after="40"/>
+              <w:ind w:firstLine="0"/>
+            </w:pPr>
+            <w:r>
+              <w:rPr>
+                <w:sz w:val="22"/>
+              </w:rPr>
+              <w:t>Motor gạt nước trục vít + relay/cầu H.</w:t>
+            </w:r>
+          </w:p>
+        </w:tc>
+        <w:tc>
+          <w:tcPr>
+            <w:tcW w:type="dxa" w:w="3010"/>
+          </w:tcPr>
+          <w:p>
+            <w:pPr>
+              <w:spacing w:after="40"/>
+              <w:ind w:firstLine="0"/>
+            </w:pPr>
+            <w:r>
+              <w:rPr>
+                <w:sz w:val="22"/>
+              </w:rPr>
+              <w:t>Nâng/hạ góc pin theo sai lệch và góc phản hồi.</w:t>
+            </w:r>
+          </w:p>
+        </w:tc>
+      </w:tr>
+      <w:tr>
+        <w:tc>
+          <w:tcPr>
+            <w:tcW w:type="dxa" w:w="3010"/>
+          </w:tcPr>
+          <w:p>
+            <w:pPr>
+              <w:spacing w:after="40"/>
+              <w:ind w:firstLine="0"/>
+            </w:pPr>
+            <w:r>
+              <w:rPr>
+                <w:sz w:val="22"/>
+              </w:rPr>
+              <w:t>Bảo vệ</w:t>
+            </w:r>
+          </w:p>
+        </w:tc>
+        <w:tc>
+          <w:tcPr>
+            <w:tcW w:type="dxa" w:w="3010"/>
+          </w:tcPr>
+          <w:p>
+            <w:pPr>
+              <w:spacing w:after="40"/>
+              <w:ind w:firstLine="0"/>
+            </w:pPr>
+            <w:r>
+              <w:rPr>
+                <w:sz w:val="22"/>
+              </w:rPr>
+              <w:t>Công tắc hành trình hai đầu mỗi trục.</w:t>
+            </w:r>
+          </w:p>
+        </w:tc>
+        <w:tc>
+          <w:tcPr>
+            <w:tcW w:type="dxa" w:w="3010"/>
+          </w:tcPr>
+          <w:p>
+            <w:pPr>
+              <w:spacing w:after="40"/>
+              <w:ind w:firstLine="0"/>
+            </w:pPr>
+            <w:r>
+              <w:rPr>
+                <w:sz w:val="22"/>
+              </w:rPr>
+              <w:t>Chặn quá hành trình; cho phép thoát khỏi giới hạn.</w:t>
+            </w:r>
+          </w:p>
+        </w:tc>
+      </w:tr>
+      <w:tr>
+        <w:tc>
+          <w:tcPr>
+            <w:tcW w:type="dxa" w:w="3010"/>
+          </w:tcPr>
+          <w:p>
+            <w:pPr>
+              <w:spacing w:after="40"/>
+              <w:ind w:firstLine="0"/>
+            </w:pPr>
+            <w:r>
+              <w:rPr>
+                <w:sz w:val="22"/>
+              </w:rPr>
+              <w:t>Đo kiểm</w:t>
+            </w:r>
+          </w:p>
+        </w:tc>
+        <w:tc>
+          <w:tcPr>
+            <w:tcW w:type="dxa" w:w="3010"/>
+          </w:tcPr>
+          <w:p>
+            <w:pPr>
+              <w:spacing w:after="40"/>
+              <w:ind w:firstLine="0"/>
+            </w:pPr>
+            <w:r>
+              <w:rPr>
+                <w:sz w:val="22"/>
+              </w:rPr>
+              <w:t>Đo U/I PV và điện năng hai động cơ gạt nước.</w:t>
+            </w:r>
+          </w:p>
+        </w:tc>
+        <w:tc>
+          <w:tcPr>
+            <w:tcW w:type="dxa" w:w="3010"/>
+          </w:tcPr>
+          <w:p>
+            <w:pPr>
+              <w:spacing w:after="40"/>
+              <w:ind w:firstLine="0"/>
+            </w:pPr>
+            <w:r>
+              <w:rPr>
+                <w:sz w:val="22"/>
+              </w:rPr>
+              <w:t>Tính năng lượng thuần và sai số góc.</w:t>
             </w:r>
           </w:p>
         </w:tc>
@@ -2443,255 +4518,6 @@
     </w:tbl>
     <w:p>
       <w:pPr/>
-    </w:p>
-    <w:p>
-      <w:pPr>
-        <w:pStyle w:val="Heading2"/>
-      </w:pPr>
-      <w:r>
-        <w:t>2.8. Kiểu dữ liệu, hằng số và toán tử</w:t>
-      </w:r>
-    </w:p>
-    <w:p>
-      <w:pPr/>
-      <w:r>
-        <w:t>Chương trình dùng long cho đếm xung encoder và thời gian millis(), int cho số ADC 10 bit, float cho sai lệch và hệ số, bool cho cờ trạng thái, const/#define cho chân và ngưỡng. Các toán tử số học, so sánh, logic và gộp được dùng để viết gọn biểu thức so sánh điện trở và cập nhật góc đặt. Quy ước đặt tên (R_TT, e_quay, delta_quay, T_doc, t_settle) bám sát ký hiệu trong quyển nghiên cứu và quyển chế tạo để dễ đối chiếu.</w:t>
-      </w:r>
-    </w:p>
-    <w:p>
-      <w:pPr>
-        <w:pStyle w:val="Heading1"/>
-      </w:pPr>
-      <w:r>
-        <w:t>CHƯƠNG 3. TỔ CHỨC CHƯƠNG TRÌNH VÀ THUẬT TOÁN ĐIỀU KHIỂN</w:t>
-      </w:r>
-    </w:p>
-    <w:p>
-      <w:pPr>
-        <w:pStyle w:val="Heading2"/>
-      </w:pPr>
-      <w:r>
-        <w:t>3.1. Tổ chức chương trình điều khiển</w:t>
-      </w:r>
-    </w:p>
-    <w:p>
-      <w:pPr>
-        <w:ind w:firstLine="0"/>
-        <w:jc w:val="center"/>
-      </w:pPr>
-      <w:r>
-        <w:drawing>
-          <wp:inline xmlns:a="http://schemas.openxmlformats.org/drawingml/2006/main" xmlns:pic="http://schemas.openxmlformats.org/drawingml/2006/picture">
-            <wp:extent cx="5760000" cy="2488247"/>
-            <wp:docPr id="1" name="Picture 1"/>
-            <wp:cNvGraphicFramePr>
-              <a:graphicFrameLocks noChangeAspect="1"/>
-            </wp:cNvGraphicFramePr>
-            <a:graphic>
-              <a:graphicData uri="http://schemas.openxmlformats.org/drawingml/2006/picture">
-                <pic:pic>
-                  <pic:nvPicPr>
-                    <pic:cNvPr id="0" name="so_do_khoi_chuong_trinh.png"/>
-                    <pic:cNvPicPr/>
-                  </pic:nvPicPr>
-                  <pic:blipFill>
-                    <a:blip r:embed="rId22"/>
-                    <a:stretch>
-                      <a:fillRect/>
-                    </a:stretch>
-                  </pic:blipFill>
-                  <pic:spPr>
-                    <a:xfrm>
-                      <a:off x="0" y="0"/>
-                      <a:ext cx="5760000" cy="2488247"/>
-                    </a:xfrm>
-                    <a:prstGeom prst="rect"/>
-                  </pic:spPr>
-                </pic:pic>
-              </a:graphicData>
-            </a:graphic>
-          </wp:inline>
-        </w:drawing>
-      </w:r>
-    </w:p>
-    <w:p>
-      <w:pPr>
-        <w:pStyle w:val="Caption"/>
-      </w:pPr>
-      <w:r>
-        <w:t>Hình 1. Sơ đồ khối chức năng của chương trình điều khiển</w:t>
-      </w:r>
-    </w:p>
-    <w:p>
-      <w:pPr/>
-      <w:r>
-        <w:t>Khi triển khai cần kiểm tra chân, bộ định thời và thư viện thực tế, đặc biệt khi dùng đồng thời servo, PWM cầu H, encoder và RTC; các chân minh họa chỉ được chốt sau khi đối chiếu sơ đồ mạch và tài liệu chính thức, không mặc định mọi chân PWM hoặc interrupt đều tương đương.</w:t>
-      </w:r>
-    </w:p>
-    <w:p>
-      <w:pPr>
-        <w:pStyle w:val="Heading2"/>
-      </w:pPr>
-      <w:r>
-        <w:t>3.2. Thuật toán điều khiển theo so sánh điện trở 4 LDR</w:t>
-      </w:r>
-    </w:p>
-    <w:p>
-      <w:pPr/>
-      <w:r>
-        <w:t>Trong cấu hình đề xuất, Arduino Mega (hoặc ESP32 nếu được dùng thay thế) đọc lần lượt điện trở R_TT, R_PT, R_TD và R_PD. Hai cặp cảm biến chéo được so sánh để xác định phía có điện trở nhỏ hơn; phía đó nhận ánh sáng mạnh hơn nên là hướng cần đưa tấm pin tới. Bộ điều khiển so sánh hai tổng phía trên–dưới và trái–phải với các ngưỡng δ_nghiêng, δ_quay.</w:t>
-      </w:r>
-    </w:p>
-    <w:p>
-      <w:pPr/>
-      <w:r>
-        <w:t>Đặt e_nghiêng = R_trên − R_dưới và e_quay = R_trái − R_phải. Mỗi bước có thể biểu diễn bằng θ*_{i,k+1} = sat(θ*_{i,k} + d_i·Δθ_i, θ_i,min, θ_i,max), trong đó i là trục nghiêng hoặc quay; d_i ∈ {−1, 0, +1} là chiều đã hiệu chuẩn để dịch chuyển về phía có điện trở nhỏ hơn, và d_i = 0 khi |e_i| ≤ δ_i. Hàm sat giới hạn góc trong hành trình cho phép. Motor nghiêng dùng PWM_nghiêng = round(255·u), với u là hệ số độ rộng xung 0 &lt; u ≤ 1, trong một thời gian bước đã hiệu chỉnh hoặc đến khi encoder xác nhận Δθ_nghiêng; servo cập nhật góc đặt theo bước Δθ_quay.</w:t>
-      </w:r>
-    </w:p>
-    <w:p>
-      <w:pPr/>
-      <w:r>
-        <w:t>Nếu chênh lệch trên–dưới lớn hơn ngưỡng, cho động cơ nghiêng chạy một bước nhỏ về phía có tổng điện trở thấp hơn; sau đó dừng cơ cấu và chờ t_settle để hết rung. Khi độ nghiêng đã cân bằng trong ngưỡng, chuyển sang so sánh trái–phải; servo xoay tấm pin một bước nhỏ về phía có tổng điện trở thấp hơn. Sau mỗi bước, bộ điều khiển đọc lại bốn cảm biến và lặp lại phép so sánh.</w:t>
-      </w:r>
-    </w:p>
-    <w:p>
-      <w:pPr/>
-      <w:r>
-        <w:t>Khi cả hai cặp đều bằng nhau hoặc gần bằng nhau (|R_trên−R_dưới|≤δ_nghiêng và |R_trái−R_phải|≤δ_quay), dừng servo và motor. Bộ điều khiển chờ khoảng T_đọc rồi tự động đọc lại điện trở; nếu ánh sáng đã đổi làm một phía có điện trở nhỏ hơn, cơ cấu tiếp tục căn chỉnh theo cùng quy tắc. Thời gian T_đọc và t_settle được hiệu chỉnh theo tốc độ servo, motor và độ ổn định tín hiệu.</w:t>
-      </w:r>
-    </w:p>
-    <w:p>
-      <w:pPr/>
-      <w:r>
-        <w:t>Để tránh vượt hành trình, trước mỗi lệnh cần kiểm tra công tắc giới hạn tương ứng; nếu công tắc chặn hướng đang yêu cầu thì dừng trục đó, không tiếp tục cấp lệnh theo hướng ấy. Có thể dùng bộ định thời hoặc hàm millis() trên ESP32/Arduino để chờ T_đọc mà vẫn duy trì kiểm tra công tắc và trạng thái an toàn.</w:t>
-      </w:r>
-    </w:p>
-    <w:p>
-      <w:pPr/>
-      <w:r>
-        <w:t>Lưu đồ dưới đây mô tả chu trình: khởi tạo → đọc bốn điện trở → so sánh chéo → căn chỉnh độ nghiêng → căn chỉnh hướng xoay → dừng khi gần cân bằng → chờ và đọc lại.</w:t>
-      </w:r>
-    </w:p>
-    <w:p>
-      <w:pPr>
-        <w:ind w:firstLine="0"/>
-        <w:jc w:val="center"/>
-      </w:pPr>
-      <w:r>
-        <w:drawing>
-          <wp:inline xmlns:a="http://schemas.openxmlformats.org/drawingml/2006/main" xmlns:pic="http://schemas.openxmlformats.org/drawingml/2006/picture">
-            <wp:extent cx="4500000" cy="5589474"/>
-            <wp:docPr id="2" name="Picture 2"/>
-            <wp:cNvGraphicFramePr>
-              <a:graphicFrameLocks noChangeAspect="1"/>
-            </wp:cNvGraphicFramePr>
-            <a:graphic>
-              <a:graphicData uri="http://schemas.openxmlformats.org/drawingml/2006/picture">
-                <pic:pic>
-                  <pic:nvPicPr>
-                    <pic:cNvPr id="0" name="image.png"/>
-                    <pic:cNvPicPr/>
-                  </pic:nvPicPr>
-                  <pic:blipFill>
-                    <a:blip r:embed="rId23"/>
-                    <a:stretch>
-                      <a:fillRect/>
-                    </a:stretch>
-                  </pic:blipFill>
-                  <pic:spPr>
-                    <a:xfrm>
-                      <a:off x="0" y="0"/>
-                      <a:ext cx="4500000" cy="5589474"/>
-                    </a:xfrm>
-                    <a:prstGeom prst="rect"/>
-                  </pic:spPr>
-                </pic:pic>
-              </a:graphicData>
-            </a:graphic>
-          </wp:inline>
-        </w:drawing>
-      </w:r>
-    </w:p>
-    <w:p>
-      <w:pPr>
-        <w:pStyle w:val="Caption"/>
-      </w:pPr>
-      <w:r>
-        <w:t>Hình 2. Lưu đồ thuật toán điều khiển hai trục bằng so sánh điện trở của bốn LDR.</w:t>
-      </w:r>
-    </w:p>
-    <w:p>
-      <w:pPr>
-        <w:pStyle w:val="Heading2"/>
-      </w:pPr>
-      <w:r>
-        <w:t>3.3. Diễn giải lưu đồ thuật toán</w:t>
-      </w:r>
-    </w:p>
-    <w:p>
-      <w:pPr>
-        <w:pStyle w:val="ListBullet"/>
-      </w:pPr>
-      <w:r>
-        <w:t>Khởi tạo: cấu hình ADC, Servo, PWM/chiều cầu H, ngắt encoder, chân công tắc hành trình; nạp ngưỡng δ, bước Δθ, giới hạn góc, T_đọc và t_settle.</w:t>
-      </w:r>
-    </w:p>
-    <w:p>
-      <w:pPr>
-        <w:pStyle w:val="ListBullet"/>
-      </w:pPr>
-      <w:r>
-        <w:t>Đọc bốn cảm biến và quy đổi ADC thành R_TT, R_PT, R_TD, R_PD.</w:t>
-      </w:r>
-    </w:p>
-    <w:p>
-      <w:pPr>
-        <w:pStyle w:val="ListBullet"/>
-      </w:pPr>
-      <w:r>
-        <w:t>So sánh chéo hai cặp (R_TT, R_PD) và (R_PT, R_TD); tính R_trên, R_dưới, R_trái, R_phải; điện trở nhỏ hơn tương ứng phía nhận sáng mạnh hơn.</w:t>
-      </w:r>
-    </w:p>
-    <w:p>
-      <w:pPr>
-        <w:pStyle w:val="ListBullet"/>
-      </w:pPr>
-      <w:r>
-        <w:t>Xét độ nghiêng: nếu chưa cân bằng và giới hạn cho phép thì motor nghiêng dịch một bước nhỏ về phía điện trở thấp hơn, rồi dừng và chờ ổn định; nếu cân bằng thì chuyển sang xét hướng xoay.</w:t>
-      </w:r>
-    </w:p>
-    <w:p>
-      <w:pPr>
-        <w:pStyle w:val="ListBullet"/>
-      </w:pPr>
-      <w:r>
-        <w:t>Xét hướng xoay: nếu chưa cân bằng và giới hạn cho phép thì servo xoay một góc nhỏ về phía điện trở thấp hơn, rồi dừng và chờ ổn định.</w:t>
-      </w:r>
-    </w:p>
-    <w:p>
-      <w:pPr>
-        <w:pStyle w:val="ListBullet"/>
-      </w:pPr>
-      <w:r>
-        <w:t>Khi cả hai trục cân bằng: dừng cả hai cơ cấu, chờ T_đọc rồi tự đọc lại bốn LDR; sau mỗi bước đều đọc lại cảm biến.</w:t>
-      </w:r>
-    </w:p>
-    <w:p>
-      <w:pPr>
-        <w:pStyle w:val="Heading2"/>
-      </w:pPr>
-      <w:r>
-        <w:t>3.4. Tham số chương trình và hướng hiệu chỉnh</w:t>
-      </w:r>
-    </w:p>
-    <w:p>
-      <w:pPr>
-        <w:pStyle w:val="Caption"/>
-        <w:spacing w:after="80"/>
-      </w:pPr>
-      <w:r>
-        <w:t>Bảng 9. Bảng tham số cần hiệu chỉnh của chương trình</w:t>
-      </w:r>
     </w:p>
     <w:tbl>
       <w:tblPr>
@@ -2720,7 +4546,7 @@
                 <w:b/>
                 <w:sz w:val="22"/>
               </w:rPr>
-              <w:t>Tham số</w:t>
+              <w:t>Vị trí</w:t>
             </w:r>
           </w:p>
         </w:tc>
@@ -2738,7 +4564,7 @@
                 <w:b/>
                 <w:sz w:val="22"/>
               </w:rPr>
-              <w:t>Ý nghĩa</w:t>
+              <w:t>Ký hiệu</w:t>
             </w:r>
           </w:p>
         </w:tc>
@@ -2756,7 +4582,7 @@
                 <w:b/>
                 <w:sz w:val="22"/>
               </w:rPr>
-              <w:t>Cách hiệu chỉnh</w:t>
+              <w:t>Hướng gá cảm biến</w:t>
             </w:r>
           </w:p>
         </w:tc>
@@ -2775,7 +4601,7 @@
               <w:rPr>
                 <w:sz w:val="22"/>
               </w:rPr>
-              <w:t>δ_nghiêng, δ_quay</w:t>
+              <w:t>Trên - trái</w:t>
             </w:r>
           </w:p>
         </w:tc>
@@ -2792,7 +4618,7 @@
               <w:rPr>
                 <w:sz w:val="22"/>
               </w:rPr>
-              <w:t>Ngưỡng cân bằng của hai trục.</w:t>
+              <w:t>L_TT</w:t>
             </w:r>
           </w:p>
         </w:tc>
@@ -2809,7 +4635,7 @@
               <w:rPr>
                 <w:sz w:val="22"/>
               </w:rPr>
-              <w:t>Tăng dần đến khi cơ cấu hết rung lúc nắng đều; không đặt quá lớn làm sai số bám tăng.</w:t>
+              <w:t>Hướng chếch ra ngoài về vùng trên-trái.</w:t>
             </w:r>
           </w:p>
         </w:tc>
@@ -2828,7 +4654,7 @@
               <w:rPr>
                 <w:sz w:val="22"/>
               </w:rPr>
-              <w:t>Δθ_nghiêng, Δθ_quay</w:t>
+              <w:t>Trên - phải</w:t>
             </w:r>
           </w:p>
         </w:tc>
@@ -2845,7 +4671,7 @@
               <w:rPr>
                 <w:sz w:val="22"/>
               </w:rPr>
-              <w:t>Bước dịch chuyển mỗi lần.</w:t>
+              <w:t>L_PT</w:t>
             </w:r>
           </w:p>
         </w:tc>
@@ -2862,7 +4688,7 @@
               <w:rPr>
                 <w:sz w:val="22"/>
               </w:rPr>
-              <w:t>Chọn nhỏ hơn độ phân giải cần thiết; kiểm tra bằng encoder và góc servo thực đo.</w:t>
+              <w:t>Hướng chếch ra ngoài về vùng trên-phải.</w:t>
             </w:r>
           </w:p>
         </w:tc>
@@ -2881,7 +4707,7 @@
               <w:rPr>
                 <w:sz w:val="22"/>
               </w:rPr>
-              <w:t>u (hệ số PWM)</w:t>
+              <w:t>Dưới - trái</w:t>
             </w:r>
           </w:p>
         </w:tc>
@@ -2898,7 +4724,7 @@
               <w:rPr>
                 <w:sz w:val="22"/>
               </w:rPr>
-              <w:t>Độ rộng xung cho motor nghiêng.</w:t>
+              <w:t>L_TD</w:t>
             </w:r>
           </w:p>
         </w:tc>
@@ -2915,7 +4741,7 @@
               <w:rPr>
                 <w:sz w:val="22"/>
               </w:rPr>
-              <w:t>Giảm nếu bước nghiêng vọt lố, tăng nếu không đủ mô-men khởi động.</w:t>
+              <w:t>Hướng chếch ra ngoài về vùng dưới-trái.</w:t>
             </w:r>
           </w:p>
         </w:tc>
@@ -2934,7 +4760,7 @@
               <w:rPr>
                 <w:sz w:val="22"/>
               </w:rPr>
-              <w:t>t_settle</w:t>
+              <w:t>Dưới - phải</w:t>
             </w:r>
           </w:p>
         </w:tc>
@@ -2951,7 +4777,7 @@
               <w:rPr>
                 <w:sz w:val="22"/>
               </w:rPr>
-              <w:t>Thời gian chờ ổn định sau mỗi bước.</w:t>
+              <w:t>L_PD</w:t>
             </w:r>
           </w:p>
         </w:tc>
@@ -2968,166 +4794,7 @@
               <w:rPr>
                 <w:sz w:val="22"/>
               </w:rPr>
-              <w:t>Đủ để hết rung cơ khí trước khi đọc lại cảm biến.</w:t>
-            </w:r>
-          </w:p>
-        </w:tc>
-      </w:tr>
-      <w:tr>
-        <w:tc>
-          <w:tcPr>
-            <w:tcW w:type="dxa" w:w="3010"/>
-          </w:tcPr>
-          <w:p>
-            <w:pPr>
-              <w:spacing w:after="40"/>
-              <w:ind w:firstLine="0"/>
-            </w:pPr>
-            <w:r>
-              <w:rPr>
-                <w:sz w:val="22"/>
-              </w:rPr>
-              <w:t>T_đọc</w:t>
-            </w:r>
-          </w:p>
-        </w:tc>
-        <w:tc>
-          <w:tcPr>
-            <w:tcW w:type="dxa" w:w="3010"/>
-          </w:tcPr>
-          <w:p>
-            <w:pPr>
-              <w:spacing w:after="40"/>
-              <w:ind w:firstLine="0"/>
-            </w:pPr>
-            <w:r>
-              <w:rPr>
-                <w:sz w:val="22"/>
-              </w:rPr>
-              <w:t>Chu kỳ đọc lại khi cân bằng.</w:t>
-            </w:r>
-          </w:p>
-        </w:tc>
-        <w:tc>
-          <w:tcPr>
-            <w:tcW w:type="dxa" w:w="3010"/>
-          </w:tcPr>
-          <w:p>
-            <w:pPr>
-              <w:spacing w:after="40"/>
-              <w:ind w:firstLine="0"/>
-            </w:pPr>
-            <w:r>
-              <w:rPr>
-                <w:sz w:val="22"/>
-              </w:rPr>
-              <w:t>Cân bằng giữa độ bám theo mây và số lần chuyển động.</w:t>
-            </w:r>
-          </w:p>
-        </w:tc>
-      </w:tr>
-      <w:tr>
-        <w:tc>
-          <w:tcPr>
-            <w:tcW w:type="dxa" w:w="3010"/>
-          </w:tcPr>
-          <w:p>
-            <w:pPr>
-              <w:spacing w:after="40"/>
-              <w:ind w:firstLine="0"/>
-            </w:pPr>
-            <w:r>
-              <w:rPr>
-                <w:sz w:val="22"/>
-              </w:rPr>
-              <w:t>θ_min, θ_max (2 trục)</w:t>
-            </w:r>
-          </w:p>
-        </w:tc>
-        <w:tc>
-          <w:tcPr>
-            <w:tcW w:type="dxa" w:w="3010"/>
-          </w:tcPr>
-          <w:p>
-            <w:pPr>
-              <w:spacing w:after="40"/>
-              <w:ind w:firstLine="0"/>
-            </w:pPr>
-            <w:r>
-              <w:rPr>
-                <w:sz w:val="22"/>
-              </w:rPr>
-              <w:t>Giới hạn mềm hành trình.</w:t>
-            </w:r>
-          </w:p>
-        </w:tc>
-        <w:tc>
-          <w:tcPr>
-            <w:tcW w:type="dxa" w:w="3010"/>
-          </w:tcPr>
-          <w:p>
-            <w:pPr>
-              <w:spacing w:after="40"/>
-              <w:ind w:firstLine="0"/>
-            </w:pPr>
-            <w:r>
-              <w:rPr>
-                <w:sz w:val="22"/>
-              </w:rPr>
-              <w:t>Đặt lùi vào trong so với giới hạn cứng của công tắc.</w:t>
-            </w:r>
-          </w:p>
-        </w:tc>
-      </w:tr>
-      <w:tr>
-        <w:tc>
-          <w:tcPr>
-            <w:tcW w:type="dxa" w:w="3010"/>
-          </w:tcPr>
-          <w:p>
-            <w:pPr>
-              <w:spacing w:after="40"/>
-              <w:ind w:firstLine="0"/>
-            </w:pPr>
-            <w:r>
-              <w:rPr>
-                <w:sz w:val="22"/>
-              </w:rPr>
-              <w:t>β_s, bảng bù kênh</w:t>
-            </w:r>
-          </w:p>
-        </w:tc>
-        <w:tc>
-          <w:tcPr>
-            <w:tcW w:type="dxa" w:w="3010"/>
-          </w:tcPr>
-          <w:p>
-            <w:pPr>
-              <w:spacing w:after="40"/>
-              <w:ind w:firstLine="0"/>
-            </w:pPr>
-            <w:r>
-              <w:rPr>
-                <w:sz w:val="22"/>
-              </w:rPr>
-              <w:t>Góc gá và hệ số hiệu chuẩn 4 kênh.</w:t>
-            </w:r>
-          </w:p>
-        </w:tc>
-        <w:tc>
-          <w:tcPr>
-            <w:tcW w:type="dxa" w:w="3010"/>
-          </w:tcPr>
-          <w:p>
-            <w:pPr>
-              <w:spacing w:after="40"/>
-              <w:ind w:firstLine="0"/>
-            </w:pPr>
-            <w:r>
-              <w:rPr>
-                <w:sz w:val="22"/>
-              </w:rPr>
-              <w:t>Hiệu chuẩn một lần trên giá quay, lưu thành hằng số.</w:t>
+              <w:t>Hướng chếch ra ngoài về vùng dưới-phải.</w:t>
             </w:r>
           </w:p>
         </w:tc>
@@ -3135,224 +4802,6 @@
     </w:tbl>
     <w:p>
       <w:pPr/>
-    </w:p>
-    <w:p>
-      <w:pPr>
-        <w:pStyle w:val="Heading2"/>
-      </w:pPr>
-      <w:r>
-        <w:t>3.5. Quy trình kiểm thử chương trình</w:t>
-      </w:r>
-    </w:p>
-    <w:p>
-      <w:pPr>
-        <w:pStyle w:val="ListBullet"/>
-      </w:pPr>
-      <w:r>
-        <w:t>Thử khối đọc: in bốn điện trở quy đổi lên Serial, che từng cảm biến để xác nhận thứ tự kênh và chiều dấu e_quay, e_nghiêng.</w:t>
-      </w:r>
-    </w:p>
-    <w:p>
-      <w:pPr>
-        <w:pStyle w:val="ListBullet"/>
-      </w:pPr>
-      <w:r>
-        <w:t>Thử servo phương vị: chạy quét chậm hai đầu, xác nhận constrain() giữ góc trong giới hạn và công tắc chặn đúng hướng.</w:t>
-      </w:r>
-    </w:p>
-    <w:p>
-      <w:pPr>
-        <w:pStyle w:val="ListBullet"/>
-      </w:pPr>
-      <w:r>
-        <w:t>Thử motor nghiêng: chạy bước ngắn một chiều, đếm xung encoder đối chiếu Δθ_nghiêng; đảo chiều bằng hai tín hiệu A/B.</w:t>
-      </w:r>
-    </w:p>
-    <w:p>
-      <w:pPr>
-        <w:pStyle w:val="ListBullet"/>
-      </w:pPr>
-      <w:r>
-        <w:t>Thử liên động: tác động từng công tắc bằng tay, xác nhận lệnh bị hủy đúng hướng và quay ngược thoát được.</w:t>
-      </w:r>
-    </w:p>
-    <w:p>
-      <w:pPr>
-        <w:pStyle w:val="ListBullet"/>
-      </w:pPr>
-      <w:r>
-        <w:t>Thử trạng thái cân bằng: chiếu sáng đều để xác nhận hệ dừng và tự đọc lại sau T_đọc.</w:t>
-      </w:r>
-    </w:p>
-    <w:p>
-      <w:pPr>
-        <w:pStyle w:val="ListBullet"/>
-      </w:pPr>
-      <w:r>
-        <w:t>Chạy bán tự động ngoài trời thời gian ngắn, ghi log đầy đủ bốn điện trở, hai sai lệch, góc servo, xung encoder và U/I trước khi chạy tự động dài ngày.</w:t>
-      </w:r>
-    </w:p>
-    <w:p>
-      <w:pPr>
-        <w:pStyle w:val="Heading1"/>
-      </w:pPr>
-      <w:r>
-        <w:t>CHƯƠNG 4. TIẾN ĐỘ THỰC HIỆN VÀ KẾ HOẠCH TUẦN TỚI</w:t>
-      </w:r>
-    </w:p>
-    <w:p>
-      <w:pPr>
-        <w:pStyle w:val="Heading2"/>
-      </w:pPr>
-      <w:r>
-        <w:t>4.1. Các công việc đã làm được</w:t>
-      </w:r>
-    </w:p>
-    <w:p>
-      <w:pPr>
-        <w:pStyle w:val="ListBullet"/>
-      </w:pPr>
-      <w:r>
-        <w:t>Giới thiệu môi trường lập trình Arduino IDE, quy trình cài đặt và cấu hình bo Arduino Mega 2560 (Chương 1).</w:t>
-      </w:r>
-    </w:p>
-    <w:p>
-      <w:pPr>
-        <w:pStyle w:val="ListBullet"/>
-      </w:pPr>
-      <w:r>
-        <w:t>Hệ thống hóa 8 nhóm lệnh cơ bản kèm bảng cú pháp và ứng dụng trực tiếp trong đề tài (Chương 2).</w:t>
-      </w:r>
-    </w:p>
-    <w:p>
-      <w:pPr>
-        <w:pStyle w:val="ListBullet"/>
-      </w:pPr>
-      <w:r>
-        <w:t>Xây dựng sơ đồ khối chức năng chương trình và quy ước tổ chức tham số, dữ liệu ghi log (Chương 3).</w:t>
-      </w:r>
-    </w:p>
-    <w:p>
-      <w:pPr>
-        <w:pStyle w:val="ListBullet"/>
-      </w:pPr>
-      <w:r>
-        <w:t>Hoàn thiện lưu đồ thuật toán hai trục và bảng tham số cần hiệu chỉnh (Chương 3).</w:t>
-      </w:r>
-    </w:p>
-    <w:p>
-      <w:pPr>
-        <w:pStyle w:val="Heading2"/>
-      </w:pPr>
-      <w:r>
-        <w:t>4.2. Các công việc sẽ làm trong tuần tới (12/10 – 18/10/2026)</w:t>
-      </w:r>
-    </w:p>
-    <w:p>
-      <w:pPr>
-        <w:pStyle w:val="ListBullet"/>
-      </w:pPr>
-      <w:r>
-        <w:t>Viết sketch hoàn chỉnh cho Arduino Mega theo lưu đồ (code sẽ bổ sung ở báo cáo hoàn chỉnh).</w:t>
-      </w:r>
-    </w:p>
-    <w:p>
-      <w:pPr>
-        <w:pStyle w:val="ListBullet"/>
-      </w:pPr>
-      <w:r>
-        <w:t>Kiểm thử từng khối trên bàn: đọc 4 kênh ADC, quét servo, bước motor có encoder, liên động công tắc hành trình.</w:t>
-      </w:r>
-    </w:p>
-    <w:p>
-      <w:pPr>
-        <w:pStyle w:val="ListBullet"/>
-      </w:pPr>
-      <w:r>
-        <w:t>Hiệu chỉnh δ_nghiêng, δ_quay, Δθ, t_settle, T_đọc bằng dữ liệu log từ mô hình ở quyển chế tạo.</w:t>
-      </w:r>
-    </w:p>
-    <w:p>
-      <w:pPr>
-        <w:pStyle w:val="ListBullet"/>
-      </w:pPr>
-      <w:r>
-        <w:t>Chạy thử bán tự động ngoài trời và ghi bộ dữ liệu đầu tiên để so sánh với tấm pin cố định.</w:t>
-      </w:r>
-    </w:p>
-    <w:p>
-      <w:pPr>
-        <w:pStyle w:val="Heading1"/>
-      </w:pPr>
-      <w:r>
-        <w:t>TÀI LIỆU THAM KHẢO</w:t>
-      </w:r>
-    </w:p>
-    <w:p>
-      <w:pPr/>
-      <w:r>
-        <w:t>[1] I. Reda and A. Andreas, “Solar Position Algorithm for Solar Radiation Applications,” NREL/TP-560-34302, 2008. https://docs.nrel.gov/docs/fy08osti/34302.pdf</w:t>
-      </w:r>
-    </w:p>
-    <w:p>
-      <w:pPr/>
-      <w:r>
-        <w:t>[2] I. Reda and A. Andreas, “Solar position algorithm for solar radiation applications,” Solar Energy, vol. 76, no. 5, pp. 577–589, 2004.</w:t>
-      </w:r>
-    </w:p>
-    <w:p>
-      <w:pPr/>
-      <w:r>
-        <w:t>[3] J. A. Duffie and W. A. Beckman, Solar Engineering of Thermal Processes, 4th ed., John Wiley &amp; Sons, 2013.</w:t>
-      </w:r>
-    </w:p>
-    <w:p>
-      <w:pPr/>
-      <w:r>
-        <w:t>[4] R. F. Fuentes-Morales et al., “Control algorithms applied to active solar tracking systems: A review,” Solar Energy, vol. 212, pp. 203–219, 2020. https://doi.org/10.1016/j.solener.2020.10.071</w:t>
-      </w:r>
-    </w:p>
-    <w:p>
-      <w:pPr/>
-      <w:r>
-        <w:t>[5] H. Mousazadeh et al., “A review of principle and sun-tracking methods for maximizing solar systems output,” Renewable and Sustainable Energy Reviews, vol. 13, no. 8, pp. 1800–1818, 2009.</w:t>
-      </w:r>
-    </w:p>
-    <w:p>
-      <w:pPr/>
-      <w:r>
-        <w:t>[6] A. Awasthi et al., “Review on sun tracking technology in solar PV system,” Energy Reports, vol. 6, pp. 392–405, 2020.</w:t>
-      </w:r>
-    </w:p>
-    <w:p>
-      <w:pPr/>
-      <w:r>
-        <w:t>[7] A. R. Amelia et al., “Technologies of solar tracking systems: A review,” IOP Conference Series: Materials Science and Engineering, vol. 767, 012052, 2020.</w:t>
-      </w:r>
-    </w:p>
-    <w:p>
-      <w:pPr/>
-      <w:r>
-        <w:t>[8] Arduino, Arduino Mega 2560 Rev3 — Technical Specifications. https://docs.arduino.cc/hardware/mega-2560/</w:t>
-      </w:r>
-    </w:p>
-    <w:p>
-      <w:pPr/>
-      <w:r>
-        <w:t>[9] Analog Devices, DS3231 Extremely Accurate I²C-Integrated RTC/TCXO/Crystal, Datasheet. https://www.analog.com/media/en/technical-documentation/data-sheets/DS3231.pdf</w:t>
-      </w:r>
-    </w:p>
-    <w:p>
-      <w:pPr/>
-      <w:r>
-        <w:t>[10] A. El Hammoumi et al., “A simple and low-cost active dual-axis solar tracker,” Energy Science &amp; Engineering, vol. 6, no. 5, pp. 607–620, 2018. https://doi.org/10.1002/ese3.236</w:t>
-      </w:r>
-    </w:p>
-    <w:p>
-      <w:pPr/>
-      <w:r>
-        <w:t>[11] J.-M. Wang and C.-L. Lu, “Design and Implementation of a Sun Tracker with a Dual-Axis Single Motor for an Optical Sensor-Based Photovoltaic System,” Sensors, vol. 13, no. 3, pp. 3157–3168, 2013. https://doi.org/10.3390/s130303157</w:t>
-      </w:r>
     </w:p>
     <w:sectPr>
       <w:headerReference w:type="default" r:id="rId9"/>

--- a/Bao_cao_2_truc_Lap_trinh.docx
+++ b/Bao_cao_2_truc_Lap_trinh.docx
@@ -7,7 +7,7 @@
         <w:pStyle w:val="Heading1"/>
       </w:pPr>
       <w:r>
-        <w:t>CHƯƠNG 1. MÔI TRƯỜNG LẬP TRÌNH ARDUINO IDE VÀ CÁCH NẠP CHO ESP32</w:t>
+        <w:t>CHƯƠNG 1. TỔNG QUAN HỆ THỐNG VÀ CÔNG CỤ PHÁT TRIỂN</w:t>
       </w:r>
     </w:p>
     <w:p>
@@ -15,13 +15,13 @@
         <w:pStyle w:val="Heading2"/>
       </w:pPr>
       <w:r>
-        <w:t>1.1. Arduino IDE là gì</w:t>
+        <w:t>1.1. Hệ thống được lập trình</w:t>
       </w:r>
     </w:p>
     <w:p>
       <w:pPr/>
       <w:r>
-        <w:t>Arduino IDE là môi trường phát triển tích hợp miễn phí của Arduino.cc: soạn thảo sketch (tệp .ino), biên dịch, nạp firmware và quan sát dữ liệu qua Serial Monitor/Serial Plotter. Ngôn ngữ là C/C++ kèm hệ thống hàm và thư viện quản lý sẵn. Giao diện gồm thanh công cụ Verify/Upload/Serial Monitor, cửa sổ soạn thảo, khung chọn Board và Port, console báo lỗi và dung lượng bộ nhớ.</w:t>
+        <w:t>Chương trình chạy trên ESP32 DevKit thực hiện luật lai cho cả hai trục: đọc DS1307 tính góc thiên văn của trục nghiêng và trục phương vị, đọc ma trận 4 LDR lấy e1 và e2 để tinh chỉnh khi nắng, đọc hai biến trở để biết góc hiện tại từng trục, điều khiển hai motor qua bốn opto và hai cầu H TIP41C, hiển thị giờ cùng trạng thái lên LCD I²C 1602 và ghi log Serial.</w:t>
       </w:r>
     </w:p>
     <w:p>
@@ -29,7 +29,13 @@
         <w:pStyle w:val="Heading2"/>
       </w:pPr>
       <w:r>
-        <w:t>1.2. Vì sao không thể lập trình ESP32 trực tiếp trên Arduino IDE vừa cài</w:t>
+        <w:t>1.2. Phần mềm Arduino IDE và cách nạp chương trình cho ESP32</w:t>
+      </w:r>
+    </w:p>
+    <w:p>
+      <w:pPr/>
+      <w:r>
+        <w:t>Arduino IDE dùng để soạn sketch, biên dịch, nạp firmware và xem Serial Monitor. Bản phân phối chuẩn chỉ kèm lõi AVR/SAM với trình biên dịch avr-gcc, còn ESP32 dùng nhân Xtensa LX6 với toolchain riêng, nên phải cài lõi esp32 của Espressif qua Boards Manager thì IDE mới nạp được.</w:t>
       </w:r>
     </w:p>
     <w:p>
@@ -37,7 +43,7 @@
         <w:pStyle w:val="ListBullet"/>
       </w:pPr>
       <w:r>
-        <w:t>Bản phân phối Arduino IDE chỉ kèm lõi phần cứng AVR (ATmega328/2560) và SAM; trình biên dịch đi kèm chỉ là avr-gcc/arm-gcc.</w:t>
+        <w:t>Bước 1. Cài Arduino IDE và driver USB-UART (CP210x hoặc CH340).</w:t>
       </w:r>
     </w:p>
     <w:p>
@@ -45,7 +51,7 @@
         <w:pStyle w:val="ListBullet"/>
       </w:pPr>
       <w:r>
-        <w:t>ESP32 là nhân Xtensa LX6 32 bit, khác hoàn toàn AVR 8 bit: tập lệnh, bản đồ bộ nhớ, trình biên dịch (xtensa-esp32-elf-gcc) và SDK thành phần (driver ADC, LEDC, WiFi, bootloader nạp qua UART) đều riêng.</w:t>
+        <w:t>Bước 2. File → Preferences → Additional Boards Manager URLs: thêm https://espressif.github.io/arduino-esp32/package_esp32_index.json</w:t>
       </w:r>
     </w:p>
     <w:p>
@@ -53,7 +59,7 @@
         <w:pStyle w:val="ListBullet"/>
       </w:pPr>
       <w:r>
-        <w:t>Chưa cài lõi thì IDE không nhận diện board ESP32, báo lỗi biên dịch; các hàm đặc thù như analogSetPinAttenuation, ledcWrite cũng không tồn tại trong lõi AVR.</w:t>
+        <w:t>Bước 3. Tools → Board → Boards Manager → tìm esp32 của Espressif Systems → Install.</w:t>
       </w:r>
     </w:p>
     <w:p>
@@ -61,7 +67,23 @@
         <w:pStyle w:val="ListBullet"/>
       </w:pPr>
       <w:r>
-        <w:t>Giải pháp: cài lõi esp32 của Espressif vào chính Arduino IDE qua Boards Manager; sau đó sketch viết bằng ngữ pháp Arduino quen thuộc được biên dịch cho ESP32 mà không đổi thói quen lập trình.</w:t>
+        <w:t>Bước 4. Tools → Board → esp32 → ESP32 Dev Module; chọn đúng cổng COM.</w:t>
+      </w:r>
+    </w:p>
+    <w:p>
+      <w:pPr>
+        <w:pStyle w:val="ListBullet"/>
+      </w:pPr>
+      <w:r>
+        <w:t>Bước 5. Serial Monitor 115200 baud; giữ nút BOOT vài giây nếu dừng ở Connecting.</w:t>
+      </w:r>
+    </w:p>
+    <w:p>
+      <w:pPr>
+        <w:pStyle w:val="ListBullet"/>
+      </w:pPr>
+      <w:r>
+        <w:t>Bước 6. Nạp sketch Blink thử trước khi nạp chương trình hai trục.</w:t>
       </w:r>
     </w:p>
     <w:p>
@@ -69,85 +91,7 @@
         <w:pStyle w:val="Heading2"/>
       </w:pPr>
       <w:r>
-        <w:t>1.3. Hướng dẫn cài bo ESP32 vào Arduino IDE</w:t>
-      </w:r>
-    </w:p>
-    <w:p>
-      <w:pPr>
-        <w:pStyle w:val="ListBullet"/>
-      </w:pPr>
-      <w:r>
-        <w:t>Bước 1. Cài Arduino IDE 1.8.x hoặc 2.x; cài driver USB-UART (CP210x/CH340) nếu máy chưa nhận cổng.</w:t>
-      </w:r>
-    </w:p>
-    <w:p>
-      <w:pPr>
-        <w:pStyle w:val="ListBullet"/>
-      </w:pPr>
-      <w:r>
-        <w:t>Bước 2. File → Preferences → Additional Boards Manager URLs: thêm https://espressif.github.io/arduino-esp32/package_esp32_index.json.</w:t>
-      </w:r>
-    </w:p>
-    <w:p>
-      <w:pPr>
-        <w:pStyle w:val="ListBullet"/>
-      </w:pPr>
-      <w:r>
-        <w:t>Bước 3. Tools → Board → Boards Manager → tìm “esp32” của Espressif Systems → Install (IDE tự tải toolchain Xtensa).</w:t>
-      </w:r>
-    </w:p>
-    <w:p>
-      <w:pPr>
-        <w:pStyle w:val="ListBullet"/>
-      </w:pPr>
-      <w:r>
-        <w:t>Bước 4. Tools → Board → esp32 → “ESP32 Dev Module”; Tools → Port chọn đúng COM; giữ Flash Frequency 80 MHz, Upload Speed 921600.</w:t>
-      </w:r>
-    </w:p>
-    <w:p>
-      <w:pPr>
-        <w:pStyle w:val="ListBullet"/>
-      </w:pPr>
-      <w:r>
-        <w:t>Bước 5. Serial Monitor đặt 115200 baud; khi nạp dừng ở “Connecting...” thì giữ nút BOOT vài giây.</w:t>
-      </w:r>
-    </w:p>
-    <w:p>
-      <w:pPr>
-        <w:pStyle w:val="ListBullet"/>
-      </w:pPr>
-      <w:r>
-        <w:t>Bước 6. Nạp sketch Blink mẫu xác nhận chuỗi biên dịch – nạp hoạt động trước khi viết chương trình hai trục.</w:t>
-      </w:r>
-    </w:p>
-    <w:p>
-      <w:pPr>
-        <w:pStyle w:val="Heading2"/>
-      </w:pPr>
-      <w:r>
-        <w:t>1.4. Cấu trúc sketch và thư viện dùng trong đề tài</w:t>
-      </w:r>
-    </w:p>
-    <w:p>
-      <w:pPr/>
-      <w:r>
-        <w:t>Sketch gồm khai báo toàn cục (chân, ngưỡng, bảng hiệu chuẩn), setup() chạy một lần (ADC, bốn kênh relay, I²C, Serial) và loop() thực hiện chu kỳ: đọc ma trận → suy hai góc → chỉnh nghiêng trước, phương vị sau → ghi log. Thư viện: Wire.h cho ADS1115 và DS3231; các hàm ADC/LEDC nội tại của lõi esp32; không cần thư viện Servo vì chấp hành là motor gạt nước đóng cắt bằng relay.</w:t>
-      </w:r>
-    </w:p>
-    <w:p>
-      <w:pPr>
-        <w:pStyle w:val="Heading1"/>
-      </w:pPr>
-      <w:r>
-        <w:t>CHƯƠNG 2. CÁC NHÓM LỆNH CƠ BẢN DÙNG TRONG CHƯƠNG TRÌNH</w:t>
-      </w:r>
-    </w:p>
-    <w:p>
-      <w:pPr>
-        <w:pStyle w:val="Heading2"/>
-      </w:pPr>
-      <w:r>
-        <w:t>2.1. Nhóm cấu trúc và điều khiển luồng</w:t>
+        <w:t>1.3. Mô đun lập trình ESP32 DevKit và các chân sử dụng</w:t>
       </w:r>
     </w:p>
     <w:p>
@@ -156,7 +100,375 @@
         <w:spacing w:after="80"/>
       </w:pPr>
       <w:r>
-        <w:t>Bảng 1. Nhóm lệnh cấu trúc và điều khiển luồng</w:t>
+        <w:t>Bảng 1. Các chân ESP32 DevKit dùng trong chương trình hai trục</w:t>
+      </w:r>
+    </w:p>
+    <w:tbl>
+      <w:tblPr>
+        <w:tblStyle w:val="TableGrid"/>
+        <w:tblW w:type="auto" w:w="0"/>
+        <w:jc w:val="center"/>
+        <w:tblLook w:firstColumn="1" w:firstRow="1" w:lastColumn="0" w:lastRow="0" w:noHBand="0" w:noVBand="1" w:val="04A0"/>
+      </w:tblPr>
+      <w:tblGrid>
+        <w:gridCol w:w="3010"/>
+        <w:gridCol w:w="3010"/>
+        <w:gridCol w:w="3010"/>
+      </w:tblGrid>
+      <w:tr>
+        <w:tc>
+          <w:tcPr>
+            <w:tcW w:type="dxa" w:w="3010"/>
+          </w:tcPr>
+          <w:p>
+            <w:pPr>
+              <w:spacing w:after="40"/>
+              <w:ind w:firstLine="0"/>
+            </w:pPr>
+            <w:r>
+              <w:rPr>
+                <w:b/>
+                <w:sz w:val="22"/>
+              </w:rPr>
+              <w:t>Nhóm chân</w:t>
+            </w:r>
+          </w:p>
+        </w:tc>
+        <w:tc>
+          <w:tcPr>
+            <w:tcW w:type="dxa" w:w="3010"/>
+          </w:tcPr>
+          <w:p>
+            <w:pPr>
+              <w:spacing w:after="40"/>
+              <w:ind w:firstLine="0"/>
+            </w:pPr>
+            <w:r>
+              <w:rPr>
+                <w:b/>
+                <w:sz w:val="22"/>
+              </w:rPr>
+              <w:t>Chân dùng</w:t>
+            </w:r>
+          </w:p>
+        </w:tc>
+        <w:tc>
+          <w:tcPr>
+            <w:tcW w:type="dxa" w:w="3010"/>
+          </w:tcPr>
+          <w:p>
+            <w:pPr>
+              <w:spacing w:after="40"/>
+              <w:ind w:firstLine="0"/>
+            </w:pPr>
+            <w:r>
+              <w:rPr>
+                <w:b/>
+                <w:sz w:val="22"/>
+              </w:rPr>
+              <w:t>Nhiệm vụ</w:t>
+            </w:r>
+          </w:p>
+        </w:tc>
+      </w:tr>
+      <w:tr>
+        <w:tc>
+          <w:tcPr>
+            <w:tcW w:type="dxa" w:w="3010"/>
+          </w:tcPr>
+          <w:p>
+            <w:pPr>
+              <w:spacing w:after="40"/>
+              <w:ind w:firstLine="0"/>
+            </w:pPr>
+            <w:r>
+              <w:rPr>
+                <w:sz w:val="22"/>
+              </w:rPr>
+              <w:t>ADC2</w:t>
+            </w:r>
+          </w:p>
+        </w:tc>
+        <w:tc>
+          <w:tcPr>
+            <w:tcW w:type="dxa" w:w="3010"/>
+          </w:tcPr>
+          <w:p>
+            <w:pPr>
+              <w:spacing w:after="40"/>
+              <w:ind w:firstLine="0"/>
+            </w:pPr>
+            <w:r>
+              <w:rPr>
+                <w:sz w:val="22"/>
+              </w:rPr>
+              <w:t>GPIO25, 26, 27, 14</w:t>
+            </w:r>
+          </w:p>
+        </w:tc>
+        <w:tc>
+          <w:tcPr>
+            <w:tcW w:type="dxa" w:w="3010"/>
+          </w:tcPr>
+          <w:p>
+            <w:pPr>
+              <w:spacing w:after="40"/>
+              <w:ind w:firstLine="0"/>
+            </w:pPr>
+            <w:r>
+              <w:rPr>
+                <w:sz w:val="22"/>
+              </w:rPr>
+              <w:t>Bốn kênh LDR của ma trận.</w:t>
+            </w:r>
+          </w:p>
+        </w:tc>
+      </w:tr>
+      <w:tr>
+        <w:tc>
+          <w:tcPr>
+            <w:tcW w:type="dxa" w:w="3010"/>
+          </w:tcPr>
+          <w:p>
+            <w:pPr>
+              <w:spacing w:after="40"/>
+              <w:ind w:firstLine="0"/>
+            </w:pPr>
+            <w:r>
+              <w:rPr>
+                <w:sz w:val="22"/>
+              </w:rPr>
+              <w:t>ADC1</w:t>
+            </w:r>
+          </w:p>
+        </w:tc>
+        <w:tc>
+          <w:tcPr>
+            <w:tcW w:type="dxa" w:w="3010"/>
+          </w:tcPr>
+          <w:p>
+            <w:pPr>
+              <w:spacing w:after="40"/>
+              <w:ind w:firstLine="0"/>
+            </w:pPr>
+            <w:r>
+              <w:rPr>
+                <w:sz w:val="22"/>
+              </w:rPr>
+              <w:t>GPIO36, 39</w:t>
+            </w:r>
+          </w:p>
+        </w:tc>
+        <w:tc>
+          <w:tcPr>
+            <w:tcW w:type="dxa" w:w="3010"/>
+          </w:tcPr>
+          <w:p>
+            <w:pPr>
+              <w:spacing w:after="40"/>
+              <w:ind w:firstLine="0"/>
+            </w:pPr>
+            <w:r>
+              <w:rPr>
+                <w:sz w:val="22"/>
+              </w:rPr>
+              <w:t>Biến trở hồi tiếp nghiêng và phương vị.</w:t>
+            </w:r>
+          </w:p>
+        </w:tc>
+      </w:tr>
+      <w:tr>
+        <w:tc>
+          <w:tcPr>
+            <w:tcW w:type="dxa" w:w="3010"/>
+          </w:tcPr>
+          <w:p>
+            <w:pPr>
+              <w:spacing w:after="40"/>
+              <w:ind w:firstLine="0"/>
+            </w:pPr>
+            <w:r>
+              <w:rPr>
+                <w:sz w:val="22"/>
+              </w:rPr>
+              <w:t>Ngõ vào số</w:t>
+            </w:r>
+          </w:p>
+        </w:tc>
+        <w:tc>
+          <w:tcPr>
+            <w:tcW w:type="dxa" w:w="3010"/>
+          </w:tcPr>
+          <w:p>
+            <w:pPr>
+              <w:spacing w:after="40"/>
+              <w:ind w:firstLine="0"/>
+            </w:pPr>
+            <w:r>
+              <w:rPr>
+                <w:sz w:val="22"/>
+              </w:rPr>
+              <w:t>GPIO34, 35, 32, 33</w:t>
+            </w:r>
+          </w:p>
+        </w:tc>
+        <w:tc>
+          <w:tcPr>
+            <w:tcW w:type="dxa" w:w="3010"/>
+          </w:tcPr>
+          <w:p>
+            <w:pPr>
+              <w:spacing w:after="40"/>
+              <w:ind w:firstLine="0"/>
+            </w:pPr>
+            <w:r>
+              <w:rPr>
+                <w:sz w:val="22"/>
+              </w:rPr>
+              <w:t>qt1…qt4 hành trình hai trục.</w:t>
+            </w:r>
+          </w:p>
+        </w:tc>
+      </w:tr>
+      <w:tr>
+        <w:tc>
+          <w:tcPr>
+            <w:tcW w:type="dxa" w:w="3010"/>
+          </w:tcPr>
+          <w:p>
+            <w:pPr>
+              <w:spacing w:after="40"/>
+              <w:ind w:firstLine="0"/>
+            </w:pPr>
+            <w:r>
+              <w:rPr>
+                <w:sz w:val="22"/>
+              </w:rPr>
+              <w:t>I²C</w:t>
+            </w:r>
+          </w:p>
+        </w:tc>
+        <w:tc>
+          <w:tcPr>
+            <w:tcW w:type="dxa" w:w="3010"/>
+          </w:tcPr>
+          <w:p>
+            <w:pPr>
+              <w:spacing w:after="40"/>
+              <w:ind w:firstLine="0"/>
+            </w:pPr>
+            <w:r>
+              <w:rPr>
+                <w:sz w:val="22"/>
+              </w:rPr>
+              <w:t>GPIO21, 22</w:t>
+            </w:r>
+          </w:p>
+        </w:tc>
+        <w:tc>
+          <w:tcPr>
+            <w:tcW w:type="dxa" w:w="3010"/>
+          </w:tcPr>
+          <w:p>
+            <w:pPr>
+              <w:spacing w:after="40"/>
+              <w:ind w:firstLine="0"/>
+            </w:pPr>
+            <w:r>
+              <w:rPr>
+                <w:sz w:val="22"/>
+              </w:rPr>
+              <w:t>DS1307 và LCD I²C 1602.</w:t>
+            </w:r>
+          </w:p>
+        </w:tc>
+      </w:tr>
+      <w:tr>
+        <w:tc>
+          <w:tcPr>
+            <w:tcW w:type="dxa" w:w="3010"/>
+          </w:tcPr>
+          <w:p>
+            <w:pPr>
+              <w:spacing w:after="40"/>
+              <w:ind w:firstLine="0"/>
+            </w:pPr>
+            <w:r>
+              <w:rPr>
+                <w:sz w:val="22"/>
+              </w:rPr>
+              <w:t>Ngõ ra lệnh</w:t>
+            </w:r>
+          </w:p>
+        </w:tc>
+        <w:tc>
+          <w:tcPr>
+            <w:tcW w:type="dxa" w:w="3010"/>
+          </w:tcPr>
+          <w:p>
+            <w:pPr>
+              <w:spacing w:after="40"/>
+              <w:ind w:firstLine="0"/>
+            </w:pPr>
+            <w:r>
+              <w:rPr>
+                <w:sz w:val="22"/>
+              </w:rPr>
+              <w:t>GPIO19, 18 và 5, 13</w:t>
+            </w:r>
+          </w:p>
+        </w:tc>
+        <w:tc>
+          <w:tcPr>
+            <w:tcW w:type="dxa" w:w="3010"/>
+          </w:tcPr>
+          <w:p>
+            <w:pPr>
+              <w:spacing w:after="40"/>
+              <w:ind w:firstLine="0"/>
+            </w:pPr>
+            <w:r>
+              <w:rPr>
+                <w:sz w:val="22"/>
+              </w:rPr>
+              <w:t>th_thuan/th_nguoc của hai motor.</w:t>
+            </w:r>
+          </w:p>
+        </w:tc>
+      </w:tr>
+    </w:tbl>
+    <w:p>
+      <w:pPr/>
+    </w:p>
+    <w:p>
+      <w:pPr/>
+      <w:r>
+        <w:t>Hệ không bật WiFi khi vận hành nên ADC2 dùng an toàn cho bốn kênh LDR. Mọi chân lệnh đưa lên mức cao ngay trong setup() vì opto tác động ở mức thấp.</w:t>
+      </w:r>
+    </w:p>
+    <w:p>
+      <w:pPr>
+        <w:pStyle w:val="Heading1"/>
+      </w:pPr>
+      <w:r>
+        <w:t>CHƯƠNG 2. CÁC NHÓM LỆNH VÀ MÔ ĐUN LẬP TRÌNH SỬ DỤNG</w:t>
+      </w:r>
+    </w:p>
+    <w:p>
+      <w:pPr>
+        <w:pStyle w:val="Heading2"/>
+      </w:pPr>
+      <w:r>
+        <w:t>2.1. Nhóm cấu trúc chương trình</w:t>
+      </w:r>
+    </w:p>
+    <w:p>
+      <w:pPr>
+        <w:pStyle w:val="Caption"/>
+        <w:spacing w:after="80"/>
+      </w:pPr>
+      <w:r>
+        <w:t>Bảng 2. Nhóm lệnh cấu trúc và điều khiển luồng</w:t>
       </w:r>
     </w:p>
     <w:tbl>
@@ -222,7 +534,7 @@
                 <w:b/>
                 <w:sz w:val="22"/>
               </w:rPr>
-              <w:t>Ứng dụng trong đề tài</w:t>
+              <w:t>Ứng dụng</w:t>
             </w:r>
           </w:p>
         </w:tc>
@@ -258,7 +570,7 @@
               <w:rPr>
                 <w:sz w:val="22"/>
               </w:rPr>
-              <w:t>void setup() { } void loop() { }</w:t>
+              <w:t>void loop() { }</w:t>
             </w:r>
           </w:p>
         </w:tc>
@@ -275,7 +587,7 @@
               <w:rPr>
                 <w:sz w:val="22"/>
               </w:rPr>
-              <w:t>Khởi tạo một lần; vòng lặp đọc ma trận – suy hai góc – quay hai trục.</w:t>
+              <w:t>Khởi tạo một lần; vòng lặp luật lai.</w:t>
             </w:r>
           </w:p>
         </w:tc>
@@ -294,7 +606,7 @@
               <w:rPr>
                 <w:sz w:val="22"/>
               </w:rPr>
-              <w:t>if / else if / else</w:t>
+              <w:t>if / else</w:t>
             </w:r>
           </w:p>
         </w:tc>
@@ -311,7 +623,7 @@
               <w:rPr>
                 <w:sz w:val="22"/>
               </w:rPr>
-              <w:t>if (fabs(dNghieng) &gt; DEAD) { ... }</w:t>
+              <w:t>if (S &gt; NGUONG_NANG) { }</w:t>
             </w:r>
           </w:p>
         </w:tc>
@@ -328,60 +640,7 @@
               <w:rPr>
                 <w:sz w:val="22"/>
               </w:rPr>
-              <w:t>Quyết định phát lệnh cho từng trục hay giữ vị trí.</w:t>
-            </w:r>
-          </w:p>
-        </w:tc>
-      </w:tr>
-      <w:tr>
-        <w:tc>
-          <w:tcPr>
-            <w:tcW w:type="dxa" w:w="3010"/>
-          </w:tcPr>
-          <w:p>
-            <w:pPr>
-              <w:spacing w:after="40"/>
-              <w:ind w:firstLine="0"/>
-            </w:pPr>
-            <w:r>
-              <w:rPr>
-                <w:sz w:val="22"/>
-              </w:rPr>
-              <w:t>switch – case</w:t>
-            </w:r>
-          </w:p>
-        </w:tc>
-        <w:tc>
-          <w:tcPr>
-            <w:tcW w:type="dxa" w:w="3010"/>
-          </w:tcPr>
-          <w:p>
-            <w:pPr>
-              <w:spacing w:after="40"/>
-              <w:ind w:firstLine="0"/>
-            </w:pPr>
-            <w:r>
-              <w:rPr>
-                <w:sz w:val="22"/>
-              </w:rPr>
-              <w:t>switch (trangThai) { ... }</w:t>
-            </w:r>
-          </w:p>
-        </w:tc>
-        <w:tc>
-          <w:tcPr>
-            <w:tcW w:type="dxa" w:w="3010"/>
-          </w:tcPr>
-          <w:p>
-            <w:pPr>
-              <w:spacing w:after="40"/>
-              <w:ind w:firstLine="0"/>
-            </w:pPr>
-            <w:r>
-              <w:rPr>
-                <w:sz w:val="22"/>
-              </w:rPr>
-              <w:t>Máy trạng thái mỗi motor: DỪNG – CHIỀU A – CHIỀU B.</w:t>
+              <w:t>Chuyển chế độ nắng – mây – lệch thô.</w:t>
             </w:r>
           </w:p>
         </w:tc>
@@ -417,7 +676,7 @@
               <w:rPr>
                 <w:sz w:val="22"/>
               </w:rPr>
-              <w:t>for (int i = 0; i &lt; 64; i++) { ... }</w:t>
+              <w:t>for (int i = 0; i &lt; 32; i++)</w:t>
             </w:r>
           </w:p>
         </w:tc>
@@ -434,7 +693,7 @@
               <w:rPr>
                 <w:sz w:val="22"/>
               </w:rPr>
-              <w:t>Lấy 64 mẫu ADC mỗi kênh để lọc trung vị.</w:t>
+              <w:t>Lấy nhiều mẫu ADC rồi trung bình.</w:t>
             </w:r>
           </w:p>
         </w:tc>
@@ -470,7 +729,7 @@
               <w:rPr>
                 <w:sz w:val="22"/>
               </w:rPr>
-              <w:t>while (fabs(goc - gocDich) &gt; 0.5) { ... }</w:t>
+              <w:t>while (digitalRead(qt) == 0)</w:t>
             </w:r>
           </w:p>
         </w:tc>
@@ -487,7 +746,7 @@
               <w:rPr>
                 <w:sz w:val="22"/>
               </w:rPr>
-              <w:t>Vòng chờ motor tới góc đích, vẫn giám sát hành trình.</w:t>
+              <w:t>Chờ motor tới đích kèm giám sát hành trình.</w:t>
             </w:r>
           </w:p>
         </w:tc>
@@ -506,7 +765,7 @@
               <w:rPr>
                 <w:sz w:val="22"/>
               </w:rPr>
-              <w:t>break / continue / return</w:t>
+              <w:t>millis()</w:t>
             </w:r>
           </w:p>
         </w:tc>
@@ -523,7 +782,7 @@
               <w:rPr>
                 <w:sz w:val="22"/>
               </w:rPr>
-              <w:t>break;</w:t>
+              <w:t>if (millis() - tTruoc &gt;= 2000)</w:t>
             </w:r>
           </w:p>
         </w:tc>
@@ -540,7 +799,7 @@
               <w:rPr>
                 <w:sz w:val="22"/>
               </w:rPr>
-              <w:t>Thoát vòng lấy mẫu, bỏ mẫu lỗi, hàm trả về góc lệch.</w:t>
+              <w:t>Chu kỳ 2 s không chặn vòng lặp.</w:t>
             </w:r>
           </w:p>
         </w:tc>
@@ -554,7 +813,7 @@
         <w:pStyle w:val="Heading2"/>
       </w:pPr>
       <w:r>
-        <w:t>2.2. Nhóm vào/ra số và tương tự trên ESP32</w:t>
+        <w:t>2.2. Nhóm đọc ADC</w:t>
       </w:r>
     </w:p>
     <w:p>
@@ -563,7 +822,7 @@
         <w:spacing w:after="80"/>
       </w:pPr>
       <w:r>
-        <w:t>Bảng 2. Nhóm lệnh vào/ra dùng cho ma trận LDR và hai motor</w:t>
+        <w:t>Bảng 3. Nhóm lệnh đọc ADC</w:t>
       </w:r>
     </w:p>
     <w:tbl>
@@ -629,113 +888,7 @@
                 <w:b/>
                 <w:sz w:val="22"/>
               </w:rPr>
-              <w:t>Ứng dụng trong đề tài</w:t>
-            </w:r>
-          </w:p>
-        </w:tc>
-      </w:tr>
-      <w:tr>
-        <w:tc>
-          <w:tcPr>
-            <w:tcW w:type="dxa" w:w="3010"/>
-          </w:tcPr>
-          <w:p>
-            <w:pPr>
-              <w:spacing w:after="40"/>
-              <w:ind w:firstLine="0"/>
-            </w:pPr>
-            <w:r>
-              <w:rPr>
-                <w:sz w:val="22"/>
-              </w:rPr>
-              <w:t>pinMode</w:t>
-            </w:r>
-          </w:p>
-        </w:tc>
-        <w:tc>
-          <w:tcPr>
-            <w:tcW w:type="dxa" w:w="3010"/>
-          </w:tcPr>
-          <w:p>
-            <w:pPr>
-              <w:spacing w:after="40"/>
-              <w:ind w:firstLine="0"/>
-            </w:pPr>
-            <w:r>
-              <w:rPr>
-                <w:sz w:val="22"/>
-              </w:rPr>
-              <w:t>pinMode(MOT_NG_A, OUTPUT);</w:t>
-            </w:r>
-          </w:p>
-        </w:tc>
-        <w:tc>
-          <w:tcPr>
-            <w:tcW w:type="dxa" w:w="3010"/>
-          </w:tcPr>
-          <w:p>
-            <w:pPr>
-              <w:spacing w:after="40"/>
-              <w:ind w:firstLine="0"/>
-            </w:pPr>
-            <w:r>
-              <w:rPr>
-                <w:sz w:val="22"/>
-              </w:rPr>
-              <w:t>Cấu hình 4 chân relay, 4 hành trình, nút dừng.</w:t>
-            </w:r>
-          </w:p>
-        </w:tc>
-      </w:tr>
-      <w:tr>
-        <w:tc>
-          <w:tcPr>
-            <w:tcW w:type="dxa" w:w="3010"/>
-          </w:tcPr>
-          <w:p>
-            <w:pPr>
-              <w:spacing w:after="40"/>
-              <w:ind w:firstLine="0"/>
-            </w:pPr>
-            <w:r>
-              <w:rPr>
-                <w:sz w:val="22"/>
-              </w:rPr>
-              <w:t>digitalWrite / digitalRead</w:t>
-            </w:r>
-          </w:p>
-        </w:tc>
-        <w:tc>
-          <w:tcPr>
-            <w:tcW w:type="dxa" w:w="3010"/>
-          </w:tcPr>
-          <w:p>
-            <w:pPr>
-              <w:spacing w:after="40"/>
-              <w:ind w:firstLine="0"/>
-            </w:pPr>
-            <w:r>
-              <w:rPr>
-                <w:sz w:val="22"/>
-              </w:rPr>
-              <w:t>digitalWrite(MOT_NG_A, HIGH);</w:t>
-            </w:r>
-          </w:p>
-        </w:tc>
-        <w:tc>
-          <w:tcPr>
-            <w:tcW w:type="dxa" w:w="3010"/>
-          </w:tcPr>
-          <w:p>
-            <w:pPr>
-              <w:spacing w:after="40"/>
-              <w:ind w:firstLine="0"/>
-            </w:pPr>
-            <w:r>
-              <w:rPr>
-                <w:sz w:val="22"/>
-              </w:rPr>
-              <w:t>Đảo chiều hai motor; đọc công tắc hành trình.</w:t>
+              <w:t>Ứng dụng</w:t>
             </w:r>
           </w:p>
         </w:tc>
@@ -771,7 +924,7 @@
               <w:rPr>
                 <w:sz w:val="22"/>
               </w:rPr>
-              <w:t>analogRead(36);</w:t>
+              <w:t>analogRead(25);</w:t>
             </w:r>
           </w:p>
         </w:tc>
@@ -788,7 +941,7 @@
               <w:rPr>
                 <w:sz w:val="22"/>
               </w:rPr>
-              <w:t>Đọc 4 kênh LDR và 2 biến trở hồi tiếp (ADC1).</w:t>
+              <w:t>Đọc LDR và hai biến trở hồi tiếp.</w:t>
             </w:r>
           </w:p>
         </w:tc>
@@ -824,7 +977,7 @@
               <w:rPr>
                 <w:sz w:val="22"/>
               </w:rPr>
-              <w:t>analogSetPinAttenuation(36, ADC_11db);</w:t>
+              <w:t>analogSetPinAttenuation(25, ADC_11db);</w:t>
             </w:r>
           </w:p>
         </w:tc>
@@ -841,7 +994,7 @@
               <w:rPr>
                 <w:sz w:val="22"/>
               </w:rPr>
-              <w:t>Dải đo 0 – 2,45 V không bão hòa.</w:t>
+              <w:t>Mở dải đo tới khoảng 2,45 V.</w:t>
             </w:r>
           </w:p>
         </w:tc>
@@ -894,7 +1047,7 @@
               <w:rPr>
                 <w:sz w:val="22"/>
               </w:rPr>
-              <w:t>Độ phân giải 12 bit (4096 mức).</w:t>
+              <w:t>4096 mức cho cả ADC1 và ADC2.</w:t>
             </w:r>
           </w:p>
         </w:tc>
@@ -908,7 +1061,7 @@
         <w:pStyle w:val="Heading2"/>
       </w:pPr>
       <w:r>
-        <w:t>2.3. Nhóm thời gian, toán học và truyền thông</w:t>
+        <w:t>2.3. Nhóm điều khiển động cơ</w:t>
       </w:r>
     </w:p>
     <w:p>
@@ -917,7 +1070,7 @@
         <w:spacing w:after="80"/>
       </w:pPr>
       <w:r>
-        <w:t>Bảng 3. Nhóm lệnh thời gian, toán học và truyền thông</w:t>
+        <w:t>Bảng 4. Nhóm lệnh điều khiển hai động cơ</w:t>
       </w:r>
     </w:p>
     <w:tbl>
@@ -983,7 +1136,7 @@
                 <w:b/>
                 <w:sz w:val="22"/>
               </w:rPr>
-              <w:t>Ứng dụng trong đề tài</w:t>
+              <w:t>Ứng dụng</w:t>
             </w:r>
           </w:p>
         </w:tc>
@@ -1002,7 +1155,7 @@
               <w:rPr>
                 <w:sz w:val="22"/>
               </w:rPr>
-              <w:t>millis()</w:t>
+              <w:t>digitalWrite</w:t>
             </w:r>
           </w:p>
         </w:tc>
@@ -1019,7 +1172,7 @@
               <w:rPr>
                 <w:sz w:val="22"/>
               </w:rPr>
-              <w:t>if (millis() - tPrev &gt;= T_MAU)</w:t>
+              <w:t>digitalWrite(TH_NGUOC_2, LOW);</w:t>
             </w:r>
           </w:p>
         </w:tc>
@@ -1036,7 +1189,7 @@
               <w:rPr>
                 <w:sz w:val="22"/>
               </w:rPr>
-              <w:t>Định chu kỳ đọc ma trận không chặn vòng lặp.</w:t>
+              <w:t>Mức thấp mở opto cầu H chiều tương ứng.</w:t>
             </w:r>
           </w:p>
         </w:tc>
@@ -1055,7 +1208,7 @@
               <w:rPr>
                 <w:sz w:val="22"/>
               </w:rPr>
-              <w:t>atan / tan</w:t>
+              <w:t>digitalRead</w:t>
             </w:r>
           </w:p>
         </w:tc>
@@ -1072,7 +1225,7 @@
               <w:rPr>
                 <w:sz w:val="22"/>
               </w:rPr>
-              <w:t>atan(e / tan(BETA_S));</w:t>
+              <w:t>digitalRead(QT3);</w:t>
             </w:r>
           </w:p>
         </w:tc>
@@ -1089,7 +1242,7 @@
               <w:rPr>
                 <w:sz w:val="22"/>
               </w:rPr>
-              <w:t>Công thức lõi suy hai góc lệch từ sai lệch chuẩn hóa.</w:t>
+              <w:t>Hành trình phương vị: 1 là chạm.</w:t>
             </w:r>
           </w:p>
         </w:tc>
@@ -1108,7 +1261,7 @@
               <w:rPr>
                 <w:sz w:val="22"/>
               </w:rPr>
-              <w:t>constrain / fabs</w:t>
+              <w:t>pinMode</w:t>
             </w:r>
           </w:p>
         </w:tc>
@@ -1125,7 +1278,7 @@
               <w:rPr>
                 <w:sz w:val="22"/>
               </w:rPr>
-              <w:t>constrain(th, TH_MIN, TH_MAX);</w:t>
+              <w:t>pinMode(TH_THUAN_2, OUTPUT);</w:t>
             </w:r>
           </w:p>
         </w:tc>
@@ -1142,11 +1295,44 @@
               <w:rPr>
                 <w:sz w:val="22"/>
               </w:rPr>
-              <w:t>Hàm sat() giới hạn góc đích trong hành trình từng trục.</w:t>
+              <w:t>Cấu hình bốn chân lệnh và bốn hành trình.</w:t>
             </w:r>
           </w:p>
         </w:tc>
       </w:tr>
+    </w:tbl>
+    <w:p>
+      <w:pPr/>
+    </w:p>
+    <w:p>
+      <w:pPr>
+        <w:pStyle w:val="Heading2"/>
+      </w:pPr>
+      <w:r>
+        <w:t>2.4. Nhóm thời gian thực DS1307</w:t>
+      </w:r>
+    </w:p>
+    <w:p>
+      <w:pPr>
+        <w:pStyle w:val="Caption"/>
+        <w:spacing w:after="80"/>
+      </w:pPr>
+      <w:r>
+        <w:t>Bảng 5. Nhóm lệnh đọc giờ thực DS1307</w:t>
+      </w:r>
+    </w:p>
+    <w:tbl>
+      <w:tblPr>
+        <w:tblStyle w:val="TableGrid"/>
+        <w:tblW w:type="auto" w:w="0"/>
+        <w:jc w:val="center"/>
+        <w:tblLook w:firstColumn="1" w:firstRow="1" w:lastColumn="0" w:lastRow="0" w:noHBand="0" w:noVBand="1" w:val="04A0"/>
+      </w:tblPr>
+      <w:tblGrid>
+        <w:gridCol w:w="3010"/>
+        <w:gridCol w:w="3010"/>
+        <w:gridCol w:w="3010"/>
+      </w:tblGrid>
       <w:tr>
         <w:tc>
           <w:tcPr>
@@ -1159,9 +1345,10 @@
             </w:pPr>
             <w:r>
               <w:rPr>
+                <w:b/>
                 <w:sz w:val="22"/>
               </w:rPr>
-              <w:t>sort (mảng mẫu)</w:t>
+              <w:t>Lệnh</w:t>
             </w:r>
           </w:p>
         </w:tc>
@@ -1176,9 +1363,10 @@
             </w:pPr>
             <w:r>
               <w:rPr>
+                <w:b/>
                 <w:sz w:val="22"/>
               </w:rPr>
-              <w:t>sort(mau, mau + 64);</w:t>
+              <w:t>Cú pháp đại diện</w:t>
             </w:r>
           </w:p>
         </w:tc>
@@ -1193,62 +1381,10 @@
             </w:pPr>
             <w:r>
               <w:rPr>
+                <w:b/>
                 <w:sz w:val="22"/>
               </w:rPr>
-              <w:t>Trung vị 64 mẫu loại đột biến nhiễu relay.</w:t>
-            </w:r>
-          </w:p>
-        </w:tc>
-      </w:tr>
-      <w:tr>
-        <w:tc>
-          <w:tcPr>
-            <w:tcW w:type="dxa" w:w="3010"/>
-          </w:tcPr>
-          <w:p>
-            <w:pPr>
-              <w:spacing w:after="40"/>
-              <w:ind w:firstLine="0"/>
-            </w:pPr>
-            <w:r>
-              <w:rPr>
-                <w:sz w:val="22"/>
-              </w:rPr>
-              <w:t>Serial.begin / printf</w:t>
-            </w:r>
-          </w:p>
-        </w:tc>
-        <w:tc>
-          <w:tcPr>
-            <w:tcW w:type="dxa" w:w="3010"/>
-          </w:tcPr>
-          <w:p>
-            <w:pPr>
-              <w:spacing w:after="40"/>
-              <w:ind w:firstLine="0"/>
-            </w:pPr>
-            <w:r>
-              <w:rPr>
-                <w:sz w:val="22"/>
-              </w:rPr>
-              <w:t>Serial.printf(...)</w:t>
-            </w:r>
-          </w:p>
-        </w:tc>
-        <w:tc>
-          <w:tcPr>
-            <w:tcW w:type="dxa" w:w="3010"/>
-          </w:tcPr>
-          <w:p>
-            <w:pPr>
-              <w:spacing w:after="40"/>
-              <w:ind w:firstLine="0"/>
-            </w:pPr>
-            <w:r>
-              <w:rPr>
-                <w:sz w:val="22"/>
-              </w:rPr>
-              <w:t>In bảng 4 kênh, e, hai Δ, góc đích để log và gỡ lỗi.</w:t>
+              <w:t>Ứng dụng</w:t>
             </w:r>
           </w:p>
         </w:tc>
@@ -1284,7 +1420,7 @@
               <w:rPr>
                 <w:sz w:val="22"/>
               </w:rPr>
-              <w:t>Wire.requestFrom(0x48, 2);</w:t>
+              <w:t>Wire.requestFrom(0x68, 7);</w:t>
             </w:r>
           </w:p>
         </w:tc>
@@ -1301,7 +1437,361 @@
               <w:rPr>
                 <w:sz w:val="22"/>
               </w:rPr>
-              <w:t>Đọc thanh ghi chuyển đổi của ADS1115.</w:t>
+              <w:t>Đọc 7 thanh ghi giờ DS1307.</w:t>
+            </w:r>
+          </w:p>
+        </w:tc>
+      </w:tr>
+      <w:tr>
+        <w:tc>
+          <w:tcPr>
+            <w:tcW w:type="dxa" w:w="3010"/>
+          </w:tcPr>
+          <w:p>
+            <w:pPr>
+              <w:spacing w:after="40"/>
+              <w:ind w:firstLine="0"/>
+            </w:pPr>
+            <w:r>
+              <w:rPr>
+                <w:sz w:val="22"/>
+              </w:rPr>
+              <w:t>Giải mã BCD</w:t>
+            </w:r>
+          </w:p>
+        </w:tc>
+        <w:tc>
+          <w:tcPr>
+            <w:tcW w:type="dxa" w:w="3010"/>
+          </w:tcPr>
+          <w:p>
+            <w:pPr>
+              <w:spacing w:after="40"/>
+              <w:ind w:firstLine="0"/>
+            </w:pPr>
+            <w:r>
+              <w:rPr>
+                <w:sz w:val="22"/>
+              </w:rPr>
+              <w:t>(b &amp; 0x0F) + 10 * (b &gt;&gt; 4)</w:t>
+            </w:r>
+          </w:p>
+        </w:tc>
+        <w:tc>
+          <w:tcPr>
+            <w:tcW w:type="dxa" w:w="3010"/>
+          </w:tcPr>
+          <w:p>
+            <w:pPr>
+              <w:spacing w:after="40"/>
+              <w:ind w:firstLine="0"/>
+            </w:pPr>
+            <w:r>
+              <w:rPr>
+                <w:sz w:val="22"/>
+              </w:rPr>
+              <w:t>Đổi BCD sang thập phân.</w:t>
+            </w:r>
+          </w:p>
+        </w:tc>
+      </w:tr>
+      <w:tr>
+        <w:tc>
+          <w:tcPr>
+            <w:tcW w:type="dxa" w:w="3010"/>
+          </w:tcPr>
+          <w:p>
+            <w:pPr>
+              <w:spacing w:after="40"/>
+              <w:ind w:firstLine="0"/>
+            </w:pPr>
+            <w:r>
+              <w:rPr>
+                <w:sz w:val="22"/>
+              </w:rPr>
+              <w:t>Đổi ngày trong năm</w:t>
+            </w:r>
+          </w:p>
+        </w:tc>
+        <w:tc>
+          <w:tcPr>
+            <w:tcW w:type="dxa" w:w="3010"/>
+          </w:tcPr>
+          <w:p>
+            <w:pPr>
+              <w:spacing w:after="40"/>
+              <w:ind w:firstLine="0"/>
+            </w:pPr>
+            <w:r>
+              <w:rPr>
+                <w:sz w:val="22"/>
+              </w:rPr>
+              <w:t>Bảng cộng dồn tháng</w:t>
+            </w:r>
+          </w:p>
+        </w:tc>
+        <w:tc>
+          <w:tcPr>
+            <w:tcW w:type="dxa" w:w="3010"/>
+          </w:tcPr>
+          <w:p>
+            <w:pPr>
+              <w:spacing w:after="40"/>
+              <w:ind w:firstLine="0"/>
+            </w:pPr>
+            <w:r>
+              <w:rPr>
+                <w:sz w:val="22"/>
+              </w:rPr>
+              <w:t>Tính n cho công thức xích vĩ.</w:t>
+            </w:r>
+          </w:p>
+        </w:tc>
+      </w:tr>
+    </w:tbl>
+    <w:p>
+      <w:pPr/>
+    </w:p>
+    <w:p>
+      <w:pPr>
+        <w:pStyle w:val="Heading2"/>
+      </w:pPr>
+      <w:r>
+        <w:t>2.5. Nhóm hiển thị LCD I²C 1602</w:t>
+      </w:r>
+    </w:p>
+    <w:p>
+      <w:pPr>
+        <w:pStyle w:val="Caption"/>
+        <w:spacing w:after="80"/>
+      </w:pPr>
+      <w:r>
+        <w:t>Bảng 6. Nhóm lệnh hiển thị LCD I²C</w:t>
+      </w:r>
+    </w:p>
+    <w:tbl>
+      <w:tblPr>
+        <w:tblStyle w:val="TableGrid"/>
+        <w:tblW w:type="auto" w:w="0"/>
+        <w:jc w:val="center"/>
+        <w:tblLook w:firstColumn="1" w:firstRow="1" w:lastColumn="0" w:lastRow="0" w:noHBand="0" w:noVBand="1" w:val="04A0"/>
+      </w:tblPr>
+      <w:tblGrid>
+        <w:gridCol w:w="3010"/>
+        <w:gridCol w:w="3010"/>
+        <w:gridCol w:w="3010"/>
+      </w:tblGrid>
+      <w:tr>
+        <w:tc>
+          <w:tcPr>
+            <w:tcW w:type="dxa" w:w="3010"/>
+          </w:tcPr>
+          <w:p>
+            <w:pPr>
+              <w:spacing w:after="40"/>
+              <w:ind w:firstLine="0"/>
+            </w:pPr>
+            <w:r>
+              <w:rPr>
+                <w:b/>
+                <w:sz w:val="22"/>
+              </w:rPr>
+              <w:t>Lệnh</w:t>
+            </w:r>
+          </w:p>
+        </w:tc>
+        <w:tc>
+          <w:tcPr>
+            <w:tcW w:type="dxa" w:w="3010"/>
+          </w:tcPr>
+          <w:p>
+            <w:pPr>
+              <w:spacing w:after="40"/>
+              <w:ind w:firstLine="0"/>
+            </w:pPr>
+            <w:r>
+              <w:rPr>
+                <w:b/>
+                <w:sz w:val="22"/>
+              </w:rPr>
+              <w:t>Cú pháp đại diện</w:t>
+            </w:r>
+          </w:p>
+        </w:tc>
+        <w:tc>
+          <w:tcPr>
+            <w:tcW w:type="dxa" w:w="3010"/>
+          </w:tcPr>
+          <w:p>
+            <w:pPr>
+              <w:spacing w:after="40"/>
+              <w:ind w:firstLine="0"/>
+            </w:pPr>
+            <w:r>
+              <w:rPr>
+                <w:b/>
+                <w:sz w:val="22"/>
+              </w:rPr>
+              <w:t>Ứng dụng</w:t>
+            </w:r>
+          </w:p>
+        </w:tc>
+      </w:tr>
+      <w:tr>
+        <w:tc>
+          <w:tcPr>
+            <w:tcW w:type="dxa" w:w="3010"/>
+          </w:tcPr>
+          <w:p>
+            <w:pPr>
+              <w:spacing w:after="40"/>
+              <w:ind w:firstLine="0"/>
+            </w:pPr>
+            <w:r>
+              <w:rPr>
+                <w:sz w:val="22"/>
+              </w:rPr>
+              <w:t>lcd.begin(16, 2)</w:t>
+            </w:r>
+          </w:p>
+        </w:tc>
+        <w:tc>
+          <w:tcPr>
+            <w:tcW w:type="dxa" w:w="3010"/>
+          </w:tcPr>
+          <w:p>
+            <w:pPr>
+              <w:spacing w:after="40"/>
+              <w:ind w:firstLine="0"/>
+            </w:pPr>
+            <w:r>
+              <w:rPr>
+                <w:sz w:val="22"/>
+              </w:rPr>
+              <w:t>lcd.begin(16, 2);</w:t>
+            </w:r>
+          </w:p>
+        </w:tc>
+        <w:tc>
+          <w:tcPr>
+            <w:tcW w:type="dxa" w:w="3010"/>
+          </w:tcPr>
+          <w:p>
+            <w:pPr>
+              <w:spacing w:after="40"/>
+              <w:ind w:firstLine="0"/>
+            </w:pPr>
+            <w:r>
+              <w:rPr>
+                <w:sz w:val="22"/>
+              </w:rPr>
+              <w:t>Khởi tạo qua PCF8574 địa chỉ 0x27.</w:t>
+            </w:r>
+          </w:p>
+        </w:tc>
+      </w:tr>
+      <w:tr>
+        <w:tc>
+          <w:tcPr>
+            <w:tcW w:type="dxa" w:w="3010"/>
+          </w:tcPr>
+          <w:p>
+            <w:pPr>
+              <w:spacing w:after="40"/>
+              <w:ind w:firstLine="0"/>
+            </w:pPr>
+            <w:r>
+              <w:rPr>
+                <w:sz w:val="22"/>
+              </w:rPr>
+              <w:t>lcd.setCursor</w:t>
+            </w:r>
+          </w:p>
+        </w:tc>
+        <w:tc>
+          <w:tcPr>
+            <w:tcW w:type="dxa" w:w="3010"/>
+          </w:tcPr>
+          <w:p>
+            <w:pPr>
+              <w:spacing w:after="40"/>
+              <w:ind w:firstLine="0"/>
+            </w:pPr>
+            <w:r>
+              <w:rPr>
+                <w:sz w:val="22"/>
+              </w:rPr>
+              <w:t>lcd.setCursor(0, 1);</w:t>
+            </w:r>
+          </w:p>
+        </w:tc>
+        <w:tc>
+          <w:tcPr>
+            <w:tcW w:type="dxa" w:w="3010"/>
+          </w:tcPr>
+          <w:p>
+            <w:pPr>
+              <w:spacing w:after="40"/>
+              <w:ind w:firstLine="0"/>
+            </w:pPr>
+            <w:r>
+              <w:rPr>
+                <w:sz w:val="22"/>
+              </w:rPr>
+              <w:t>Đặt con trỏ theo cột, dòng.</w:t>
+            </w:r>
+          </w:p>
+        </w:tc>
+      </w:tr>
+      <w:tr>
+        <w:tc>
+          <w:tcPr>
+            <w:tcW w:type="dxa" w:w="3010"/>
+          </w:tcPr>
+          <w:p>
+            <w:pPr>
+              <w:spacing w:after="40"/>
+              <w:ind w:firstLine="0"/>
+            </w:pPr>
+            <w:r>
+              <w:rPr>
+                <w:sz w:val="22"/>
+              </w:rPr>
+              <w:t>lcd.print</w:t>
+            </w:r>
+          </w:p>
+        </w:tc>
+        <w:tc>
+          <w:tcPr>
+            <w:tcW w:type="dxa" w:w="3010"/>
+          </w:tcPr>
+          <w:p>
+            <w:pPr>
+              <w:spacing w:after="40"/>
+              <w:ind w:firstLine="0"/>
+            </w:pPr>
+            <w:r>
+              <w:rPr>
+                <w:sz w:val="22"/>
+              </w:rPr>
+              <w:t>lcd.print(e2);</w:t>
+            </w:r>
+          </w:p>
+        </w:tc>
+        <w:tc>
+          <w:tcPr>
+            <w:tcW w:type="dxa" w:w="3010"/>
+          </w:tcPr>
+          <w:p>
+            <w:pPr>
+              <w:spacing w:after="40"/>
+              <w:ind w:firstLine="0"/>
+            </w:pPr>
+            <w:r>
+              <w:rPr>
+                <w:sz w:val="22"/>
+              </w:rPr>
+              <w:t>In giờ, góc hai trục, e1, e2.</w:t>
             </w:r>
           </w:p>
         </w:tc>
@@ -1315,7 +1805,7 @@
         <w:pStyle w:val="Heading1"/>
       </w:pPr>
       <w:r>
-        <w:t>CHƯƠNG 3. PHƯƠNG PHÁP ĐỌC MA TRẬN LDR, SUY HAI GÓC VÀ CODE MẪU HAI TRỤC</w:t>
+        <w:t>CHƯƠNG 3. CHƯƠNG TRÌNH LAI HAI TRỤC: ADC, ĐỘNG CƠ, RTC, LCD VÀ HỒI TIẾP GÓC</w:t>
       </w:r>
     </w:p>
     <w:p>
@@ -1323,49 +1813,13 @@
         <w:pStyle w:val="Heading2"/>
       </w:pPr>
       <w:r>
-        <w:t>3.1. Vì sao ma trận bốn LDR suy ra được hai góc cần quay</w:t>
+        <w:t>3.1. Phương pháp đọc ADC</w:t>
       </w:r>
     </w:p>
     <w:p>
       <w:pPr/>
       <w:r>
-        <w:t>Trong mỗi mặt phẳng của từng trục, cặp cảm biến hai phía có trục cảm quang lệch ±β_s so với pháp tuyến, nên khi hướng Mặt Trời lệch góc Δ khỏi pháp tuyến, đáp ứng hai kênh tỉ lệ với cos(Δ ∓ β_s). Lập tỉ số sai lệch:</w:t>
-      </w:r>
-    </w:p>
-    <w:p>
-      <w:pPr>
-        <w:ind w:firstLine="0"/>
-        <w:jc w:val="center"/>
-      </w:pPr>
-      <w:r>
-        <w:rPr>
-          <w:i/>
-        </w:rPr>
-        <w:t>e = (L_cùng_trục_dương − L_cùng_trục_âm)/(tổng cặp) = tan Δ · tan β_s</w:t>
-      </w:r>
-    </w:p>
-    <w:p>
-      <w:pPr/>
-      <w:r>
-        <w:t>Đảo lại được góc lệch cần bù ngay trong một lần đọc, áp dụng đồng thời cho hai trục:</w:t>
-      </w:r>
-    </w:p>
-    <w:p>
-      <w:pPr>
-        <w:ind w:firstLine="0"/>
-        <w:jc w:val="center"/>
-      </w:pPr>
-      <w:r>
-        <w:rPr>
-          <w:i/>
-        </w:rPr>
-        <w:t>Δ_quay = atan(e_quay / tan β_s);   Δ_nghiêng = atan(e_nghiêng / tan β_s)</w:t>
-      </w:r>
-    </w:p>
-    <w:p>
-      <w:pPr/>
-      <w:r>
-        <w:t>Không còn nhánh dò bước theo thời gian. Mô phỏng Monte Carlo 400 lần (quyển nghiên cứu, Chương 3) cho thấy sau hiệu chuẩn hệ số kênh, sai số phép suy góc còn 1,65° với nhiễu 2% và khuếch tán 15% — dùng chung cho cả hai trục.</w:t>
+        <w:t>Bốn kênh LDR và hai biến trở hồi tiếp đọc bằng ADC nội 12 bit với suy hao 11 dB; mỗi lần đọc lấy 32 mẫu cách nhau 50 µs rồi trung bình để loại xung nhiễu do hai cầu H đóng cắt; giá trị nhân hệ số hiệu chuẩn K_cal đo khi che đều bốn kênh. Hệ chỉ đo điện áp, chưa đo dòng điện.</w:t>
       </w:r>
     </w:p>
     <w:p>
@@ -1373,37 +1827,13 @@
         <w:pStyle w:val="Heading2"/>
       </w:pPr>
       <w:r>
-        <w:t>3.2. Phương pháp đọc ADC trên ESP32 và ví dụ so sánh giá trị</w:t>
-      </w:r>
-    </w:p>
-    <w:p>
-      <w:pPr>
-        <w:pStyle w:val="ListBullet"/>
-      </w:pPr>
-      <w:r>
-        <w:t>Dùng ADC1 (36, 39, 34, 35 cho LDR; 32, 33 cho hai biến trở) vì ADC2 bị tranh chấp khi bật WiFi; đặt analogReadResolution(12), analogSetPinAttenuation(…, ADC_11db) cho dải tuyến tính 0,15 – 2,45 V.</w:t>
-      </w:r>
-    </w:p>
-    <w:p>
-      <w:pPr>
-        <w:pStyle w:val="ListBullet"/>
-      </w:pPr>
-      <w:r>
-        <w:t>Mỗi kênh lấy 64 mẫu cách nhau 40 µs, sắp xếp lấy trung vị rồi trung bình 32 giá trị giữa để loại xung nhiễu do bốn kênh relay đóng cắt.</w:t>
-      </w:r>
-    </w:p>
-    <w:p>
-      <w:pPr>
-        <w:pStyle w:val="ListBullet"/>
-      </w:pPr>
-      <w:r>
-        <w:t>Nhân hệ số hiệu chuẩn K_cal[i] đo dưới sáng khuếch tán để bốn kênh cùng thang trước khi lập ma trận.</w:t>
+        <w:t>3.2. Phương pháp đọc thời gian thực DS1307 và tính góc thiên văn hai trục</w:t>
       </w:r>
     </w:p>
     <w:p>
       <w:pPr/>
       <w:r>
-        <w:t>Ví dụ lúc 9h30 ngày mùa đông (mức ADC): L_TT = 2450, L_PT = 1380, L_TD = 2260, L_PD = 1590. S = 7680; e_nghiêng = [(2450+1380) − (2260+1590)]/7680 = −0,0026 → Δ_nghiêng = −0,3° (trong vùng chết, không chỉnh); e_quay = [(1380+1590) − (2450+2260)]/7680 = −0,227 → Δ_quay = atan(−0,227/0,577) = −21,5°: phát lệnh quay trục phương vị 21,5° về phía Đông, đọc biến trở và dừng đúng góc đích. Hai trục được quyết định độc lập từ cùng một lần đọc ma trận.</w:t>
+        <w:t>Mỗi chu kỳ đọc bảy thanh ghi DS1307 qua I²C 0x68, giải mã BCD ra giờ, phút và ngày trong năm, cộng hiệu số kinh độ để có giờ Mặt Trời. Từ đó tính δ, H, α và suy ra góc lệnh trục nghiêng (từ độ cao α so với góc lắp đặt) và góc lệnh trục phương vị; hai góc lệnh này dùng cho nhánh định vị thô và là vị trí giữ khi trời mây.</w:t>
       </w:r>
     </w:p>
     <w:p>
@@ -1411,39 +1841,49 @@
         <w:pStyle w:val="Heading2"/>
       </w:pPr>
       <w:r>
-        <w:t>3.3. Phương pháp quay tấm pin hai trục</w:t>
+        <w:t>3.3. Phương pháp điều khiển động cơ qua opto và cầu H</w:t>
+      </w:r>
+    </w:p>
+    <w:p>
+      <w:pPr/>
+      <w:r>
+        <w:t>Mỗi motor có cặp chân th_thuan/th_nguoc điều khiển opto ở mức thấp: hạ chân chiều cần quay xuống 0 trong một xung delay rồi đưa cả cặp về 1 để khóa cầu H, trục vít tự giữ. Trước mỗi xung, chương trình đọc công tắc hành trình chiều đó; chạm thì bỏ lệnh chiều nguy hiểm, chiều thoát vẫn chạy. Trục nghiêng luôn chỉnh trước trục phương vị để mặt pin đúng độ cao trước khi dò phương vị.</w:t>
       </w:r>
     </w:p>
     <w:p>
       <w:pPr>
-        <w:pStyle w:val="ListBullet"/>
+        <w:pStyle w:val="Heading2"/>
       </w:pPr>
       <w:r>
-        <w:t>Đọc biến trở hồi tiếp từng trục; θ_đích = sat(θ + Δ, θ_min, θ_max) với giới hạn riêng: nghiêng −40°…+70°, phương vị ±60°.</w:t>
+        <w:t>3.4. Phương pháp đọc biến trở biết góc nghiêng và góc phương vị</w:t>
+      </w:r>
+    </w:p>
+    <w:p>
+      <w:pPr/>
+      <w:r>
+        <w:t>Hai biến trở 10 k đồng trục chia áp về GPIO36 và GPIO39; chương trình đọc điện áp, trung bình 32 mẫu rồi nội suy tuyến tính theo ba điểm hiệu chuẩn của từng trục để ra góc hiện tại. Hai góc hiện tại được so với góc lệnh thiên văn để quyết định định vị thô và hiển thị lên hai dòng LCD.</w:t>
       </w:r>
     </w:p>
     <w:p>
       <w:pPr>
-        <w:pStyle w:val="ListBullet"/>
+        <w:pStyle w:val="Heading2"/>
       </w:pPr>
       <w:r>
-        <w:t>Chỉnh trục nghiêng trước rồi tới trục phương vị để tránh cộng hưởng rung và để sai lệch phương vị đo sau khi mặt pin đã đúng độ cao.</w:t>
+        <w:t>3.5. Phương pháp hiển thị giờ và trạng thái lên LCD I²C</w:t>
+      </w:r>
+    </w:p>
+    <w:p>
+      <w:pPr/>
+      <w:r>
+        <w:t>LCD 1602 kèm PCF8574 địa chỉ 0x27 chung bus với DS1307. Dòng một in giờ thực đọc từ DS1307 và góc nghiêng thực tế, dòng hai in góc phương vị thực tế cùng e1; khi mất liên lạc I²C chương trình báo lỗi Serial và giữ chế độ lịch cuối.</w:t>
       </w:r>
     </w:p>
     <w:p>
       <w:pPr>
-        <w:pStyle w:val="ListBullet"/>
+        <w:pStyle w:val="Heading2"/>
       </w:pPr>
       <w:r>
-        <w:t>Mỗi trục chỉ chạy khi |Δ| &gt; δ = 3°; vòng while đọc biến trở mỗi 10 ms, dừng khi |θ − θ_đích| ≤ 0,5°; bốn công tắc hành trình và nút dừng khẩn cấp phá vòng bất cứ lúc nào.</w:t>
-      </w:r>
-    </w:p>
-    <w:p>
-      <w:pPr>
-        <w:pStyle w:val="ListBullet"/>
-      </w:pPr>
-      <w:r>
-        <w:t>Ngắt cả bốn kênh relay khi tới đích: hai hộp trục vít tự hãm giữ tấm pin đứng yên không tốn điện.</w:t>
+        <w:t>3.6. Lưu đồ thuật toán</w:t>
       </w:r>
     </w:p>
     <w:p>
@@ -1454,7 +1894,7 @@
       <w:r>
         <w:drawing>
           <wp:inline xmlns:a="http://schemas.openxmlformats.org/drawingml/2006/main" xmlns:pic="http://schemas.openxmlformats.org/drawingml/2006/picture">
-            <wp:extent cx="5760000" cy="2583124"/>
+            <wp:extent cx="4140000" cy="5302151"/>
             <wp:docPr id="1" name="Picture 1"/>
             <wp:cNvGraphicFramePr>
               <a:graphicFrameLocks noChangeAspect="1"/>
@@ -1463,7 +1903,7 @@
               <a:graphicData uri="http://schemas.openxmlformats.org/drawingml/2006/picture">
                 <pic:pic>
                   <pic:nvPicPr>
-                    <pic:cNvPr id="0" name="so_do_khoi_chuong_trinh.png"/>
+                    <pic:cNvPr id="0" name="luu_do_tong_quat.png"/>
                     <pic:cNvPicPr/>
                   </pic:nvPicPr>
                   <pic:blipFill>
@@ -1475,7 +1915,7 @@
                   <pic:spPr>
                     <a:xfrm>
                       <a:off x="0" y="0"/>
-                      <a:ext cx="5760000" cy="2583124"/>
+                      <a:ext cx="4140000" cy="5302151"/>
                     </a:xfrm>
                     <a:prstGeom prst="rect"/>
                   </pic:spPr>
@@ -1491,7 +1931,7 @@
         <w:pStyle w:val="Caption"/>
       </w:pPr>
       <w:r>
-        <w:t>Hình 1. Sơ đồ khối chương trình đọc ma trận LDR và suy ra góc quay</w:t>
+        <w:t>Hình 1. Lưu đồ tổng quát chương trình điều khiển lai hai trục</w:t>
       </w:r>
     </w:p>
     <w:p>
@@ -1502,7 +1942,7 @@
       <w:r>
         <w:drawing>
           <wp:inline xmlns:a="http://schemas.openxmlformats.org/drawingml/2006/main" xmlns:pic="http://schemas.openxmlformats.org/drawingml/2006/picture">
-            <wp:extent cx="4140000" cy="5986069"/>
+            <wp:extent cx="3780000" cy="4391625"/>
             <wp:docPr id="2" name="Picture 2"/>
             <wp:cNvGraphicFramePr>
               <a:graphicFrameLocks noChangeAspect="1"/>
@@ -1511,7 +1951,7 @@
               <a:graphicData uri="http://schemas.openxmlformats.org/drawingml/2006/picture">
                 <pic:pic>
                   <pic:nvPicPr>
-                    <pic:cNvPr id="0" name="luu_do_ma_tran_2_truc.png"/>
+                    <pic:cNvPr id="0" name="luu_do_thien_van.png"/>
                     <pic:cNvPicPr/>
                   </pic:nvPicPr>
                   <pic:blipFill>
@@ -1523,7 +1963,7 @@
                   <pic:spPr>
                     <a:xfrm>
                       <a:off x="0" y="0"/>
-                      <a:ext cx="4140000" cy="5986069"/>
+                      <a:ext cx="3780000" cy="4391625"/>
                     </a:xfrm>
                     <a:prstGeom prst="rect"/>
                   </pic:spPr>
@@ -1539,7 +1979,151 @@
         <w:pStyle w:val="Caption"/>
       </w:pPr>
       <w:r>
-        <w:t>Hình 2. Lưu đồ thuật toán ma trận LDR cho mô hình hai trục</w:t>
+        <w:t>Hình 2. Lưu đồ nhánh thiên văn đọc từ DS1307 cho hai trục</w:t>
+      </w:r>
+    </w:p>
+    <w:p>
+      <w:pPr>
+        <w:ind w:firstLine="0"/>
+        <w:jc w:val="center"/>
+      </w:pPr>
+      <w:r>
+        <w:drawing>
+          <wp:inline xmlns:a="http://schemas.openxmlformats.org/drawingml/2006/main" xmlns:pic="http://schemas.openxmlformats.org/drawingml/2006/picture">
+            <wp:extent cx="3780000" cy="4391625"/>
+            <wp:docPr id="3" name="Picture 3"/>
+            <wp:cNvGraphicFramePr>
+              <a:graphicFrameLocks noChangeAspect="1"/>
+            </wp:cNvGraphicFramePr>
+            <a:graphic>
+              <a:graphicData uri="http://schemas.openxmlformats.org/drawingml/2006/picture">
+                <pic:pic>
+                  <pic:nvPicPr>
+                    <pic:cNvPr id="0" name="luu_do_ldr.png"/>
+                    <pic:cNvPicPr/>
+                  </pic:nvPicPr>
+                  <pic:blipFill>
+                    <a:blip r:embed="rId25"/>
+                    <a:stretch>
+                      <a:fillRect/>
+                    </a:stretch>
+                  </pic:blipFill>
+                  <pic:spPr>
+                    <a:xfrm>
+                      <a:off x="0" y="0"/>
+                      <a:ext cx="3780000" cy="4391625"/>
+                    </a:xfrm>
+                    <a:prstGeom prst="rect"/>
+                  </pic:spPr>
+                </pic:pic>
+              </a:graphicData>
+            </a:graphic>
+          </wp:inline>
+        </w:drawing>
+      </w:r>
+    </w:p>
+    <w:p>
+      <w:pPr>
+        <w:pStyle w:val="Caption"/>
+      </w:pPr>
+      <w:r>
+        <w:t>Hình 3. Lưu đồ nhánh tinh chỉnh e1 và e2 theo ma trận LDR</w:t>
+      </w:r>
+    </w:p>
+    <w:p>
+      <w:pPr>
+        <w:ind w:firstLine="0"/>
+        <w:jc w:val="center"/>
+      </w:pPr>
+      <w:r>
+        <w:drawing>
+          <wp:inline xmlns:a="http://schemas.openxmlformats.org/drawingml/2006/main" xmlns:pic="http://schemas.openxmlformats.org/drawingml/2006/picture">
+            <wp:extent cx="3780000" cy="4085774"/>
+            <wp:docPr id="4" name="Picture 4"/>
+            <wp:cNvGraphicFramePr>
+              <a:graphicFrameLocks noChangeAspect="1"/>
+            </wp:cNvGraphicFramePr>
+            <a:graphic>
+              <a:graphicData uri="http://schemas.openxmlformats.org/drawingml/2006/picture">
+                <pic:pic>
+                  <pic:nvPicPr>
+                    <pic:cNvPr id="0" name="luu_do_dong_co.png"/>
+                    <pic:cNvPicPr/>
+                  </pic:nvPicPr>
+                  <pic:blipFill>
+                    <a:blip r:embed="rId26"/>
+                    <a:stretch>
+                      <a:fillRect/>
+                    </a:stretch>
+                  </pic:blipFill>
+                  <pic:spPr>
+                    <a:xfrm>
+                      <a:off x="0" y="0"/>
+                      <a:ext cx="3780000" cy="4085774"/>
+                    </a:xfrm>
+                    <a:prstGeom prst="rect"/>
+                  </pic:spPr>
+                </pic:pic>
+              </a:graphicData>
+            </a:graphic>
+          </wp:inline>
+        </w:drawing>
+      </w:r>
+    </w:p>
+    <w:p>
+      <w:pPr>
+        <w:pStyle w:val="Caption"/>
+      </w:pPr>
+      <w:r>
+        <w:t>Hình 4. Lưu đồ phát xung động cơ qua opto – cầu H</w:t>
+      </w:r>
+    </w:p>
+    <w:p>
+      <w:pPr>
+        <w:ind w:firstLine="0"/>
+        <w:jc w:val="center"/>
+      </w:pPr>
+      <w:r>
+        <w:drawing>
+          <wp:inline xmlns:a="http://schemas.openxmlformats.org/drawingml/2006/main" xmlns:pic="http://schemas.openxmlformats.org/drawingml/2006/picture">
+            <wp:extent cx="3780000" cy="3703074"/>
+            <wp:docPr id="5" name="Picture 5"/>
+            <wp:cNvGraphicFramePr>
+              <a:graphicFrameLocks noChangeAspect="1"/>
+            </wp:cNvGraphicFramePr>
+            <a:graphic>
+              <a:graphicData uri="http://schemas.openxmlformats.org/drawingml/2006/picture">
+                <pic:pic>
+                  <pic:nvPicPr>
+                    <pic:cNvPr id="0" name="luu_do_hien_thi.png"/>
+                    <pic:cNvPicPr/>
+                  </pic:nvPicPr>
+                  <pic:blipFill>
+                    <a:blip r:embed="rId27"/>
+                    <a:stretch>
+                      <a:fillRect/>
+                    </a:stretch>
+                  </pic:blipFill>
+                  <pic:spPr>
+                    <a:xfrm>
+                      <a:off x="0" y="0"/>
+                      <a:ext cx="3780000" cy="3703074"/>
+                    </a:xfrm>
+                    <a:prstGeom prst="rect"/>
+                  </pic:spPr>
+                </pic:pic>
+              </a:graphicData>
+            </a:graphic>
+          </wp:inline>
+        </w:drawing>
+      </w:r>
+    </w:p>
+    <w:p>
+      <w:pPr>
+        <w:pStyle w:val="Caption"/>
+      </w:pPr>
+      <w:r>
+        <w:t>Hình 5. Lưu đồ đọc giờ DS1307 và hiển thị LCD I²C</w:t>
       </w:r>
     </w:p>
     <w:p>
@@ -1547,7 +2131,7 @@
         <w:pStyle w:val="Heading2"/>
       </w:pPr>
       <w:r>
-        <w:t>3.4. Code mẫu hai trục (ESP32, Arduino IDE)</w:t>
+        <w:t>3.7. Code mẫu chương trình lai hai trục</w:t>
       </w:r>
     </w:p>
     <w:p>
@@ -1562,22 +2146,7 @@
           <w:color w:val="1F3350"/>
           <w:sz w:val="17"/>
         </w:rPr>
-        <w:t>// Doc ma tran 4 LDR, suy 2 goc va quay 2 truc - ESP32</w:t>
-      </w:r>
-    </w:p>
-    <w:p>
-      <w:pPr>
-        <w:pStyle w:val="CodeSample"/>
-        <w:spacing w:after="0" w:before="0"/>
-        <w:ind w:firstLine="0" w:left="340"/>
-      </w:pPr>
-      <w:r>
-        <w:rPr>
-          <w:rFonts w:ascii="Consolas" w:hAnsi="Consolas"/>
-          <w:color w:val="1F3350"/>
-          <w:sz w:val="17"/>
-        </w:rPr>
-        <w:t>// Nghieng truoc, phuong vi sau; moi truc 1 bien tro hoi tiep + 1 motor gat nuoc.</w:t>
+        <w:t>// Dieu khien lai 2 truc: thien van DS1307 + tinh chinh LDR (ESP32)</w:t>
       </w:r>
     </w:p>
     <w:p>
@@ -1622,7 +2191,7 @@
           <w:color w:val="1F3350"/>
           <w:sz w:val="17"/>
         </w:rPr>
-        <w:t xml:space="preserve"> </w:t>
+        <w:t>#include &lt;LiquidCrystal_I2C.h&gt;</w:t>
       </w:r>
     </w:p>
     <w:p>
@@ -1637,67 +2206,7 @@
           <w:color w:val="1F3350"/>
           <w:sz w:val="17"/>
         </w:rPr>
-        <w:t>const int PIN_LDR[4] = {36, 39, 34, 35};   // L_TT, L_PT, L_TD, L_PD (ADC1)</w:t>
-      </w:r>
-    </w:p>
-    <w:p>
-      <w:pPr>
-        <w:pStyle w:val="CodeSample"/>
-        <w:spacing w:after="0" w:before="0"/>
-        <w:ind w:firstLine="0" w:left="340"/>
-      </w:pPr>
-      <w:r>
-        <w:rPr>
-          <w:rFonts w:ascii="Consolas" w:hAnsi="Consolas"/>
-          <w:color w:val="1F3350"/>
-          <w:sz w:val="17"/>
-        </w:rPr>
-        <w:t>const int PIN_POT_NG = 32, PIN_POT_PV = 33;</w:t>
-      </w:r>
-    </w:p>
-    <w:p>
-      <w:pPr>
-        <w:pStyle w:val="CodeSample"/>
-        <w:spacing w:after="0" w:before="0"/>
-        <w:ind w:firstLine="0" w:left="340"/>
-      </w:pPr>
-      <w:r>
-        <w:rPr>
-          <w:rFonts w:ascii="Consolas" w:hAnsi="Consolas"/>
-          <w:color w:val="1F3350"/>
-          <w:sz w:val="17"/>
-        </w:rPr>
-        <w:t>const int MOT_NG_A = 26, MOT_NG_B = 27;    // motor nghien</w:t>
-      </w:r>
-    </w:p>
-    <w:p>
-      <w:pPr>
-        <w:pStyle w:val="CodeSample"/>
-        <w:spacing w:after="0" w:before="0"/>
-        <w:ind w:firstLine="0" w:left="340"/>
-      </w:pPr>
-      <w:r>
-        <w:rPr>
-          <w:rFonts w:ascii="Consolas" w:hAnsi="Consolas"/>
-          <w:color w:val="1F3350"/>
-          <w:sz w:val="17"/>
-        </w:rPr>
-        <w:t>const int MOT_PV_A = 14, MOT_PV_B = 13;    // motor phuong vi</w:t>
-      </w:r>
-    </w:p>
-    <w:p>
-      <w:pPr>
-        <w:pStyle w:val="CodeSample"/>
-        <w:spacing w:after="0" w:before="0"/>
-        <w:ind w:firstLine="0" w:left="340"/>
-      </w:pPr>
-      <w:r>
-        <w:rPr>
-          <w:rFonts w:ascii="Consolas" w:hAnsi="Consolas"/>
-          <w:color w:val="1F3350"/>
-          <w:sz w:val="17"/>
-        </w:rPr>
-        <w:t>const int LS_NG_1 = 4, LS_NG_2 = 5, LS_PV_1 = 18, LS_PV_2 = 19, NUT_DUNG = 25;</w:t>
+        <w:t>LiquidCrystal_I2C lcd(0x27, 16, 2);</w:t>
       </w:r>
     </w:p>
     <w:p>
@@ -1727,7 +2236,7 @@
           <w:color w:val="1F3350"/>
           <w:sz w:val="17"/>
         </w:rPr>
-        <w:t>const float BETA_S = 0.5236;               // beta_s = 30 do (rad)</w:t>
+        <w:t>const int LDR[4] = {25, 26, 27, 14};            // TT, PT, TD, PD</w:t>
       </w:r>
     </w:p>
     <w:p>
@@ -1742,7 +2251,7 @@
           <w:color w:val="1F3350"/>
           <w:sz w:val="17"/>
         </w:rPr>
-        <w:t>const float DEAD   = 0.0524;               // vung chet delta = 3 do</w:t>
+        <w:t>const int POT_NG = 36, POT_PV = 39;             // bien tro hai truc</w:t>
       </w:r>
     </w:p>
     <w:p>
@@ -1757,7 +2266,7 @@
           <w:color w:val="1F3350"/>
           <w:sz w:val="17"/>
         </w:rPr>
-        <w:t>const float TH_MIN = -0.6981, TH_MAX = 1.2217;   // -40..+70 do (nghieng)</w:t>
+        <w:t>const int QT[4] = {34, 35, 32, 33};             // hanh trinh NG+, NG-, PV+, PV-</w:t>
       </w:r>
     </w:p>
     <w:p>
@@ -1772,7 +2281,7 @@
           <w:color w:val="1F3350"/>
           <w:sz w:val="17"/>
         </w:rPr>
-        <w:t>const float AZ_MIN = -1.0472, AZ_MAX = 1.0472;   // +/-60 do (phuong vi)</w:t>
+        <w:t>const int TH_NG[2] = {19, 18}, TH_PV[2] = {5, 13};   // opto muc THAP</w:t>
       </w:r>
     </w:p>
     <w:p>
@@ -1787,7 +2296,7 @@
           <w:color w:val="1F3350"/>
           <w:sz w:val="17"/>
         </w:rPr>
-        <w:t>const float POT_MIN_V = 0.30, POT_MAX_V = 3.00;</w:t>
+        <w:t>const float PHI = 20.93, LAM = 106.06;</w:t>
       </w:r>
     </w:p>
     <w:p>
@@ -1802,7 +2311,7 @@
           <w:color w:val="1F3350"/>
           <w:sz w:val="17"/>
         </w:rPr>
-        <w:t>const int N_MAU = 64;</w:t>
+        <w:t>const float E_CHET = 0.030, S_NANG = 900, LECH_THO = 5.0;</w:t>
       </w:r>
     </w:p>
     <w:p>
@@ -1817,7 +2326,7 @@
           <w:color w:val="1F3350"/>
           <w:sz w:val="17"/>
         </w:rPr>
-        <w:t>const unsigned long T_MAU = 2000;</w:t>
+        <w:t>float K_cal[4] = {1, 1, 1, 1};</w:t>
       </w:r>
     </w:p>
     <w:p>
@@ -1832,22 +2341,7 @@
           <w:color w:val="1F3350"/>
           <w:sz w:val="17"/>
         </w:rPr>
-        <w:t>float K_cal[4] = {1.0, 1.0, 1.0, 1.0};</w:t>
-      </w:r>
-    </w:p>
-    <w:p>
-      <w:pPr>
-        <w:pStyle w:val="CodeSample"/>
-        <w:spacing w:after="0" w:before="0"/>
-        <w:ind w:firstLine="0" w:left="340"/>
-      </w:pPr>
-      <w:r>
-        <w:rPr>
-          <w:rFonts w:ascii="Consolas" w:hAnsi="Consolas"/>
-          <w:color w:val="1F3350"/>
-          <w:sz w:val="17"/>
-        </w:rPr>
-        <w:t>unsigned long tPrev = 0;</w:t>
+        <w:t>unsigned long tTruoc = 0;</w:t>
       </w:r>
     </w:p>
     <w:p>
@@ -1877,7 +2371,7 @@
           <w:color w:val="1F3350"/>
           <w:sz w:val="17"/>
         </w:rPr>
-        <w:t>float docKenh(int chan) {                  // 64 mau, trung vi roi TB nua giua</w:t>
+        <w:t>float docADC(int c) { long s = 0; for (int i = 0; i &lt; 32; i++) { s += analogRead(c); delayMicroseconds(50); } return s / 32.0; }</w:t>
       </w:r>
     </w:p>
     <w:p>
@@ -1892,7 +2386,7 @@
           <w:color w:val="1F3350"/>
           <w:sz w:val="17"/>
         </w:rPr>
-        <w:t xml:space="preserve">  int mau[N_MAU];</w:t>
+        <w:t>byte bcd(byte b) { return (b &amp; 0x0F) + 10 * (b &gt;&gt; 4); }</w:t>
       </w:r>
     </w:p>
     <w:p>
@@ -1907,7 +2401,7 @@
           <w:color w:val="1F3350"/>
           <w:sz w:val="17"/>
         </w:rPr>
-        <w:t xml:space="preserve">  for (int i = 0; i &lt; N_MAU; i++) { mau[i] = analogRead(chan); delayMicroseconds(40); }</w:t>
+        <w:t>void docRTC(int &amp;gio, int &amp;phut, int &amp;ngayTT) {</w:t>
       </w:r>
     </w:p>
     <w:p>
@@ -1922,7 +2416,7 @@
           <w:color w:val="1F3350"/>
           <w:sz w:val="17"/>
         </w:rPr>
-        <w:t xml:space="preserve">  for (int i = 0; i &lt; N_MAU - 1; i++)</w:t>
+        <w:t xml:space="preserve">  Wire.beginTransmission(0x68); Wire.write(0); Wire.endTransmission();</w:t>
       </w:r>
     </w:p>
     <w:p>
@@ -1937,7 +2431,7 @@
           <w:color w:val="1F3350"/>
           <w:sz w:val="17"/>
         </w:rPr>
-        <w:t xml:space="preserve">    for (int j = i + 1; j &lt; N_MAU; j++)</w:t>
+        <w:t xml:space="preserve">  Wire.requestFrom(0x68, 7);</w:t>
       </w:r>
     </w:p>
     <w:p>
@@ -1952,7 +2446,7 @@
           <w:color w:val="1F3350"/>
           <w:sz w:val="17"/>
         </w:rPr>
-        <w:t xml:space="preserve">      if (mau[j] &lt; mau[i]) { int t = mau[i]; mau[i] = mau[j]; mau[j] = t; }</w:t>
+        <w:t xml:space="preserve">  byte g[7]; for (int i = 0; i &lt; 7; i++) g[i] = Wire.read();</w:t>
       </w:r>
     </w:p>
     <w:p>
@@ -1967,7 +2461,7 @@
           <w:color w:val="1F3350"/>
           <w:sz w:val="17"/>
         </w:rPr>
-        <w:t xml:space="preserve">  float s = 0; for (int i = 16; i &lt; 48; i++) s += mau[i];</w:t>
+        <w:t xml:space="preserve">  gio = bcd(g[2]); phut = bcd(g[1]);</w:t>
       </w:r>
     </w:p>
     <w:p>
@@ -1982,7 +2476,22 @@
           <w:color w:val="1F3350"/>
           <w:sz w:val="17"/>
         </w:rPr>
-        <w:t xml:space="preserve">  return s / 32.0;</w:t>
+        <w:t xml:space="preserve">  const int t3[12] = {0,31,59,90,120,151,181,212,243,273,304,334};</w:t>
+      </w:r>
+    </w:p>
+    <w:p>
+      <w:pPr>
+        <w:pStyle w:val="CodeSample"/>
+        <w:spacing w:after="0" w:before="0"/>
+        <w:ind w:firstLine="0" w:left="340"/>
+      </w:pPr>
+      <w:r>
+        <w:rPr>
+          <w:rFonts w:ascii="Consolas" w:hAnsi="Consolas"/>
+          <w:color w:val="1F3350"/>
+          <w:sz w:val="17"/>
+        </w:rPr>
+        <w:t xml:space="preserve">  ngayTT = t3[bcd(g[5]) - 1] + bcd(g[4]);</w:t>
       </w:r>
     </w:p>
     <w:p>
@@ -2012,7 +2521,7 @@
           <w:color w:val="1F3350"/>
           <w:sz w:val="17"/>
         </w:rPr>
-        <w:t xml:space="preserve"> </w:t>
+        <w:t>float docGoc(int pot) { float v = docADC(pot) * 3.3 / 4095.0; return -60.0 + (v - 0.32) * 150.0 / 2.66; }</w:t>
       </w:r>
     </w:p>
     <w:p>
@@ -2027,7 +2536,7 @@
           <w:color w:val="1F3350"/>
           <w:sz w:val="17"/>
         </w:rPr>
-        <w:t>float docGoc(int chanPot, float gMin, float gMax) {</w:t>
+        <w:t>void dungMotor(const int th[2]) { digitalWrite(th[0], HIGH); digitalWrite(th[1], HIGH); }</w:t>
       </w:r>
     </w:p>
     <w:p>
@@ -2042,7 +2551,7 @@
           <w:color w:val="1F3350"/>
           <w:sz w:val="17"/>
         </w:rPr>
-        <w:t xml:space="preserve">  float v = docKenh(chanPot) * 3.3 / 4095.0;</w:t>
+        <w:t>void quay(const int th[2], int chieu, int ms, int qtChan) {</w:t>
       </w:r>
     </w:p>
     <w:p>
@@ -2057,7 +2566,37 @@
           <w:color w:val="1F3350"/>
           <w:sz w:val="17"/>
         </w:rPr>
-        <w:t xml:space="preserve">  return gMin + (v - POT_MIN_V) * (gMax - gMin) / (POT_MAX_V - POT_MIN_V);</w:t>
+        <w:t xml:space="preserve">  if (digitalRead(qtChan) == 1) return;          // lien dong hanh trinh</w:t>
+      </w:r>
+    </w:p>
+    <w:p>
+      <w:pPr>
+        <w:pStyle w:val="CodeSample"/>
+        <w:spacing w:after="0" w:before="0"/>
+        <w:ind w:firstLine="0" w:left="340"/>
+      </w:pPr>
+      <w:r>
+        <w:rPr>
+          <w:rFonts w:ascii="Consolas" w:hAnsi="Consolas"/>
+          <w:color w:val="1F3350"/>
+          <w:sz w:val="17"/>
+        </w:rPr>
+        <w:t xml:space="preserve">  digitalWrite(chieu &gt; 0 ? th[0] : th[1], LOW);</w:t>
+      </w:r>
+    </w:p>
+    <w:p>
+      <w:pPr>
+        <w:pStyle w:val="CodeSample"/>
+        <w:spacing w:after="0" w:before="0"/>
+        <w:ind w:firstLine="0" w:left="340"/>
+      </w:pPr>
+      <w:r>
+        <w:rPr>
+          <w:rFonts w:ascii="Consolas" w:hAnsi="Consolas"/>
+          <w:color w:val="1F3350"/>
+          <w:sz w:val="17"/>
+        </w:rPr>
+        <w:t xml:space="preserve">  delay(ms); dungMotor(th);                      // truc vit tu giu</w:t>
       </w:r>
     </w:p>
     <w:p>
@@ -2087,7 +2626,7 @@
           <w:color w:val="1F3350"/>
           <w:sz w:val="17"/>
         </w:rPr>
-        <w:t xml:space="preserve"> </w:t>
+        <w:t>void setup() {</w:t>
       </w:r>
     </w:p>
     <w:p>
@@ -2102,7 +2641,7 @@
           <w:color w:val="1F3350"/>
           <w:sz w:val="17"/>
         </w:rPr>
-        <w:t>bool lienDong(int ls1, int ls2) {</w:t>
+        <w:t xml:space="preserve">  Serial.begin(115200); Wire.begin(); lcd.begin(16, 2); lcd.backlight();</w:t>
       </w:r>
     </w:p>
     <w:p>
@@ -2117,7 +2656,7 @@
           <w:color w:val="1F3350"/>
           <w:sz w:val="17"/>
         </w:rPr>
-        <w:t xml:space="preserve">  return digitalRead(ls1) == LOW || digitalRead(ls2) == LOW ||</w:t>
+        <w:t xml:space="preserve">  analogReadResolution(12);</w:t>
       </w:r>
     </w:p>
     <w:p>
@@ -2132,7 +2671,52 @@
           <w:color w:val="1F3350"/>
           <w:sz w:val="17"/>
         </w:rPr>
-        <w:t xml:space="preserve">         digitalRead(NUT_DUNG) == LOW;</w:t>
+        <w:t xml:space="preserve">  for (int i = 0; i &lt; 4; i++) analogSetPinAttenuation(LDR[i], ADC_11db);</w:t>
+      </w:r>
+    </w:p>
+    <w:p>
+      <w:pPr>
+        <w:pStyle w:val="CodeSample"/>
+        <w:spacing w:after="0" w:before="0"/>
+        <w:ind w:firstLine="0" w:left="340"/>
+      </w:pPr>
+      <w:r>
+        <w:rPr>
+          <w:rFonts w:ascii="Consolas" w:hAnsi="Consolas"/>
+          <w:color w:val="1F3350"/>
+          <w:sz w:val="17"/>
+        </w:rPr>
+        <w:t xml:space="preserve">  analogSetPinAttenuation(POT_NG, ADC_11db); analogSetPinAttenuation(POT_PV, ADC_11db);</w:t>
+      </w:r>
+    </w:p>
+    <w:p>
+      <w:pPr>
+        <w:pStyle w:val="CodeSample"/>
+        <w:spacing w:after="0" w:before="0"/>
+        <w:ind w:firstLine="0" w:left="340"/>
+      </w:pPr>
+      <w:r>
+        <w:rPr>
+          <w:rFonts w:ascii="Consolas" w:hAnsi="Consolas"/>
+          <w:color w:val="1F3350"/>
+          <w:sz w:val="17"/>
+        </w:rPr>
+        <w:t xml:space="preserve">  for (int i = 0; i &lt; 2; i++) { pinMode(TH_NG[i], OUTPUT); pinMode(TH_PV[i], OUTPUT); pinMode(QT[i], INPUT); }</w:t>
+      </w:r>
+    </w:p>
+    <w:p>
+      <w:pPr>
+        <w:pStyle w:val="CodeSample"/>
+        <w:spacing w:after="0" w:before="0"/>
+        <w:ind w:firstLine="0" w:left="340"/>
+      </w:pPr>
+      <w:r>
+        <w:rPr>
+          <w:rFonts w:ascii="Consolas" w:hAnsi="Consolas"/>
+          <w:color w:val="1F3350"/>
+          <w:sz w:val="17"/>
+        </w:rPr>
+        <w:t xml:space="preserve">  dungMotor(TH_NG); dungMotor(TH_PV);</w:t>
       </w:r>
     </w:p>
     <w:p>
@@ -2162,7 +2746,7 @@
           <w:color w:val="1F3350"/>
           <w:sz w:val="17"/>
         </w:rPr>
-        <w:t xml:space="preserve"> </w:t>
+        <w:t>void loop() {</w:t>
       </w:r>
     </w:p>
     <w:p>
@@ -2177,7 +2761,7 @@
           <w:color w:val="1F3350"/>
           <w:sz w:val="17"/>
         </w:rPr>
-        <w:t>// quay mot truc toi goc dich, dung dung 0.5 do, giam sat hanh trinh</w:t>
+        <w:t xml:space="preserve">  if (millis() - tTruoc &lt; 2000) return;</w:t>
       </w:r>
     </w:p>
     <w:p>
@@ -2192,7 +2776,7 @@
           <w:color w:val="1F3350"/>
           <w:sz w:val="17"/>
         </w:rPr>
-        <w:t>void quayTruc(int chanPot, int motA, int motB, int ls1, int ls2,</w:t>
+        <w:t xml:space="preserve">  tTruoc = millis();</w:t>
       </w:r>
     </w:p>
     <w:p>
@@ -2207,7 +2791,7 @@
           <w:color w:val="1F3350"/>
           <w:sz w:val="17"/>
         </w:rPr>
-        <w:t xml:space="preserve">              float dGoc, float gMin, float gMax) {</w:t>
+        <w:t xml:space="preserve">  int gio, phut, ngayTT; docRTC(gio, phut, ngayTT);</w:t>
       </w:r>
     </w:p>
     <w:p>
@@ -2222,7 +2806,7 @@
           <w:color w:val="1F3350"/>
           <w:sz w:val="17"/>
         </w:rPr>
-        <w:t xml:space="preserve">  if (fabs(dGoc) &lt;= DEAD) return;          // vung chet: giu vi tri</w:t>
+        <w:t xml:space="preserve">  float t = gio + phut / 60.0 + (LAM - 105.0) / 15.0;</w:t>
       </w:r>
     </w:p>
     <w:p>
@@ -2237,7 +2821,7 @@
           <w:color w:val="1F3350"/>
           <w:sz w:val="17"/>
         </w:rPr>
-        <w:t xml:space="preserve">  float gocDich = constrain(docGoc(chanPot, gMin, gMax) + dGoc, gMin, gMax);</w:t>
+        <w:t xml:space="preserve">  float d = radians(23.45 * sin(radians(360.0 * (284 + ngayTT) / 365.0)));</w:t>
       </w:r>
     </w:p>
     <w:p>
@@ -2252,7 +2836,7 @@
           <w:color w:val="1F3350"/>
           <w:sz w:val="17"/>
         </w:rPr>
-        <w:t xml:space="preserve">  bool chieuA = (dGoc &gt; 0);</w:t>
+        <w:t xml:space="preserve">  float H = radians(15.0 * (t - 12.0));</w:t>
       </w:r>
     </w:p>
     <w:p>
@@ -2267,7 +2851,7 @@
           <w:color w:val="1F3350"/>
           <w:sz w:val="17"/>
         </w:rPr>
-        <w:t xml:space="preserve">  if (lienDong(ls1, ls2)) return;          // chanh lien dong</w:t>
+        <w:t xml:space="preserve">  float sa = sin(radians(PHI)) * sin(d) + cos(radians(PHI)) * cos(d) * cos(H);</w:t>
       </w:r>
     </w:p>
     <w:p>
@@ -2282,7 +2866,7 @@
           <w:color w:val="1F3350"/>
           <w:sz w:val="17"/>
         </w:rPr>
-        <w:t xml:space="preserve">  digitalWrite(motA, chieuA ? HIGH : LOW);</w:t>
+        <w:t xml:space="preserve">  float al = asin(sa);</w:t>
       </w:r>
     </w:p>
     <w:p>
@@ -2297,7 +2881,7 @@
           <w:color w:val="1F3350"/>
           <w:sz w:val="17"/>
         </w:rPr>
-        <w:t xml:space="preserve">  digitalWrite(motB, chieuA ? LOW : HIGH);</w:t>
+        <w:t xml:space="preserve">  float lenhNG = degrees(atan2(cos(d) * cos(H) * cos(radians(PHI)) - sin(d) * sin(radians(PHI)), sa)) - 90.0;</w:t>
       </w:r>
     </w:p>
     <w:p>
@@ -2312,7 +2896,7 @@
           <w:color w:val="1F3350"/>
           <w:sz w:val="17"/>
         </w:rPr>
-        <w:t xml:space="preserve">  while (fabs(docGoc(chanPot, gMin, gMax) - gocDich) &gt; 0.0087) {</w:t>
+        <w:t xml:space="preserve">  float lenhPV = degrees(atan2(cos(d) * sin(H), sa));</w:t>
       </w:r>
     </w:p>
     <w:p>
@@ -2327,7 +2911,7 @@
           <w:color w:val="1F3350"/>
           <w:sz w:val="17"/>
         </w:rPr>
-        <w:t xml:space="preserve">    if (lienDong(ls1, ls2)) break;</w:t>
+        <w:t xml:space="preserve">  float ngThuc = docGoc(POT_NG), pvThuc = docGoc(POT_PV);</w:t>
       </w:r>
     </w:p>
     <w:p>
@@ -2342,7 +2926,157 @@
           <w:color w:val="1F3350"/>
           <w:sz w:val="17"/>
         </w:rPr>
-        <w:t xml:space="preserve">    delay(10);</w:t>
+        <w:t xml:space="preserve">  float L[4], S = 0;</w:t>
+      </w:r>
+    </w:p>
+    <w:p>
+      <w:pPr>
+        <w:pStyle w:val="CodeSample"/>
+        <w:spacing w:after="0" w:before="0"/>
+        <w:ind w:firstLine="0" w:left="340"/>
+      </w:pPr>
+      <w:r>
+        <w:rPr>
+          <w:rFonts w:ascii="Consolas" w:hAnsi="Consolas"/>
+          <w:color w:val="1F3350"/>
+          <w:sz w:val="17"/>
+        </w:rPr>
+        <w:t xml:space="preserve">  for (int i = 0; i &lt; 4; i++) { L[i] = docADC(LDR[i]) * K_cal[i]; S += L[i]; }</w:t>
+      </w:r>
+    </w:p>
+    <w:p>
+      <w:pPr>
+        <w:pStyle w:val="CodeSample"/>
+        <w:spacing w:after="0" w:before="0"/>
+        <w:ind w:firstLine="0" w:left="340"/>
+      </w:pPr>
+      <w:r>
+        <w:rPr>
+          <w:rFonts w:ascii="Consolas" w:hAnsi="Consolas"/>
+          <w:color w:val="1F3350"/>
+          <w:sz w:val="17"/>
+        </w:rPr>
+        <w:t xml:space="preserve">  float e1 = ((L[0] + L[2]) - (L[1] + L[3])) / S;</w:t>
+      </w:r>
+    </w:p>
+    <w:p>
+      <w:pPr>
+        <w:pStyle w:val="CodeSample"/>
+        <w:spacing w:after="0" w:before="0"/>
+        <w:ind w:firstLine="0" w:left="340"/>
+      </w:pPr>
+      <w:r>
+        <w:rPr>
+          <w:rFonts w:ascii="Consolas" w:hAnsi="Consolas"/>
+          <w:color w:val="1F3350"/>
+          <w:sz w:val="17"/>
+        </w:rPr>
+        <w:t xml:space="preserve">  float e2 = ((L[0] + L[1]) - (L[2] + L[3])) / S;</w:t>
+      </w:r>
+    </w:p>
+    <w:p>
+      <w:pPr>
+        <w:pStyle w:val="CodeSample"/>
+        <w:spacing w:after="0" w:before="0"/>
+        <w:ind w:firstLine="0" w:left="340"/>
+      </w:pPr>
+      <w:r>
+        <w:rPr>
+          <w:rFonts w:ascii="Consolas" w:hAnsi="Consolas"/>
+          <w:color w:val="1F3350"/>
+          <w:sz w:val="17"/>
+        </w:rPr>
+        <w:t xml:space="preserve">  // dinh vi tho: nghieng truoc, phuong vi sau</w:t>
+      </w:r>
+    </w:p>
+    <w:p>
+      <w:pPr>
+        <w:pStyle w:val="CodeSample"/>
+        <w:spacing w:after="0" w:before="0"/>
+        <w:ind w:firstLine="0" w:left="340"/>
+      </w:pPr>
+      <w:r>
+        <w:rPr>
+          <w:rFonts w:ascii="Consolas" w:hAnsi="Consolas"/>
+          <w:color w:val="1F3350"/>
+          <w:sz w:val="17"/>
+        </w:rPr>
+        <w:t xml:space="preserve">  if (abs(lenhNG - ngThuc) &gt; LECH_THO) quay(TH_NG, lenhNG &gt; ngThuc ? 1 : -1, 300, lenhNG &gt; ngThuc ? QT[0] : QT[1]);</w:t>
+      </w:r>
+    </w:p>
+    <w:p>
+      <w:pPr>
+        <w:pStyle w:val="CodeSample"/>
+        <w:spacing w:after="0" w:before="0"/>
+        <w:ind w:firstLine="0" w:left="340"/>
+      </w:pPr>
+      <w:r>
+        <w:rPr>
+          <w:rFonts w:ascii="Consolas" w:hAnsi="Consolas"/>
+          <w:color w:val="1F3350"/>
+          <w:sz w:val="17"/>
+        </w:rPr>
+        <w:t xml:space="preserve">  if (abs(lenhPV - pvThuc) &gt; LECH_THO) quay(TH_PV, lenhPV &gt; pvThuc ? 1 : -1, 300, lenhPV &gt; pvThuc ? QT[2] : QT[3]);</w:t>
+      </w:r>
+    </w:p>
+    <w:p>
+      <w:pPr>
+        <w:pStyle w:val="CodeSample"/>
+        <w:spacing w:after="0" w:before="0"/>
+        <w:ind w:firstLine="0" w:left="340"/>
+      </w:pPr>
+      <w:r>
+        <w:rPr>
+          <w:rFonts w:ascii="Consolas" w:hAnsi="Consolas"/>
+          <w:color w:val="1F3350"/>
+          <w:sz w:val="17"/>
+        </w:rPr>
+        <w:t xml:space="preserve">  // tinh chinh LDR khi nang dep</w:t>
+      </w:r>
+    </w:p>
+    <w:p>
+      <w:pPr>
+        <w:pStyle w:val="CodeSample"/>
+        <w:spacing w:after="0" w:before="0"/>
+        <w:ind w:firstLine="0" w:left="340"/>
+      </w:pPr>
+      <w:r>
+        <w:rPr>
+          <w:rFonts w:ascii="Consolas" w:hAnsi="Consolas"/>
+          <w:color w:val="1F3350"/>
+          <w:sz w:val="17"/>
+        </w:rPr>
+        <w:t xml:space="preserve">  if (S &gt; S_NANG) {</w:t>
+      </w:r>
+    </w:p>
+    <w:p>
+      <w:pPr>
+        <w:pStyle w:val="CodeSample"/>
+        <w:spacing w:after="0" w:before="0"/>
+        <w:ind w:firstLine="0" w:left="340"/>
+      </w:pPr>
+      <w:r>
+        <w:rPr>
+          <w:rFonts w:ascii="Consolas" w:hAnsi="Consolas"/>
+          <w:color w:val="1F3350"/>
+          <w:sz w:val="17"/>
+        </w:rPr>
+        <w:t xml:space="preserve">    if (fabs(e2) &gt; E_CHET) quay(TH_NG, e2 &gt; 0 ? 1 : -1, 120, e2 &gt; 0 ? QT[0] : QT[1]);</w:t>
+      </w:r>
+    </w:p>
+    <w:p>
+      <w:pPr>
+        <w:pStyle w:val="CodeSample"/>
+        <w:spacing w:after="0" w:before="0"/>
+        <w:ind w:firstLine="0" w:left="340"/>
+      </w:pPr>
+      <w:r>
+        <w:rPr>
+          <w:rFonts w:ascii="Consolas" w:hAnsi="Consolas"/>
+          <w:color w:val="1F3350"/>
+          <w:sz w:val="17"/>
+        </w:rPr>
+        <w:t xml:space="preserve">    if (fabs(e1) &gt; E_CHET) quay(TH_PV, e1 &gt; 0 ? 1 : -1, 120, e1 &gt; 0 ? QT[2] : QT[3]);</w:t>
       </w:r>
     </w:p>
     <w:p>
@@ -2372,7 +3106,7 @@
           <w:color w:val="1F3350"/>
           <w:sz w:val="17"/>
         </w:rPr>
-        <w:t xml:space="preserve">  digitalWrite(motA, LOW); digitalWrite(motB, LOW);  // truc vit tu giu</w:t>
+        <w:t xml:space="preserve">  lcd.clear(); lcd.setCursor(0, 0);</w:t>
       </w:r>
     </w:p>
     <w:p>
@@ -2387,7 +3121,7 @@
           <w:color w:val="1F3350"/>
           <w:sz w:val="17"/>
         </w:rPr>
-        <w:t>}</w:t>
+        <w:t xml:space="preserve">  char buf[17]; sprintf(buf, "%02d:%02d NG%+4.1f", gio, phut, ngThuc); lcd.print(buf);</w:t>
       </w:r>
     </w:p>
     <w:p>
@@ -2402,7 +3136,7 @@
           <w:color w:val="1F3350"/>
           <w:sz w:val="17"/>
         </w:rPr>
-        <w:t xml:space="preserve"> </w:t>
+        <w:t xml:space="preserve">  lcd.setCursor(0, 1); sprintf(buf, "PV%+4.1f e%+4.2f", pvThuc, e1); lcd.print(buf);</w:t>
       </w:r>
     </w:p>
     <w:p>
@@ -2417,7 +3151,7 @@
           <w:color w:val="1F3350"/>
           <w:sz w:val="17"/>
         </w:rPr>
-        <w:t>void setup() {</w:t>
+        <w:t xml:space="preserve">  Serial.printf("%02d:%02d S=%.0f e1=%+.3f e2=%+.3f NG=%+.1f/%+.1f PV=%+.1f/%+.1f\n",</w:t>
       </w:r>
     </w:p>
     <w:p>
@@ -2432,457 +3166,7 @@
           <w:color w:val="1F3350"/>
           <w:sz w:val="17"/>
         </w:rPr>
-        <w:t xml:space="preserve">  Serial.begin(115200);</w:t>
-      </w:r>
-    </w:p>
-    <w:p>
-      <w:pPr>
-        <w:pStyle w:val="CodeSample"/>
-        <w:spacing w:after="0" w:before="0"/>
-        <w:ind w:firstLine="0" w:left="340"/>
-      </w:pPr>
-      <w:r>
-        <w:rPr>
-          <w:rFonts w:ascii="Consolas" w:hAnsi="Consolas"/>
-          <w:color w:val="1F3350"/>
-          <w:sz w:val="17"/>
-        </w:rPr>
-        <w:t xml:space="preserve">  analogReadResolution(12);</w:t>
-      </w:r>
-    </w:p>
-    <w:p>
-      <w:pPr>
-        <w:pStyle w:val="CodeSample"/>
-        <w:spacing w:after="0" w:before="0"/>
-        <w:ind w:firstLine="0" w:left="340"/>
-      </w:pPr>
-      <w:r>
-        <w:rPr>
-          <w:rFonts w:ascii="Consolas" w:hAnsi="Consolas"/>
-          <w:color w:val="1F3350"/>
-          <w:sz w:val="17"/>
-        </w:rPr>
-        <w:t xml:space="preserve">  for (int i = 0; i &lt; 4; i++) analogSetPinAttenuation(PIN_LDR[i], ADC_11db);</w:t>
-      </w:r>
-    </w:p>
-    <w:p>
-      <w:pPr>
-        <w:pStyle w:val="CodeSample"/>
-        <w:spacing w:after="0" w:before="0"/>
-        <w:ind w:firstLine="0" w:left="340"/>
-      </w:pPr>
-      <w:r>
-        <w:rPr>
-          <w:rFonts w:ascii="Consolas" w:hAnsi="Consolas"/>
-          <w:color w:val="1F3350"/>
-          <w:sz w:val="17"/>
-        </w:rPr>
-        <w:t xml:space="preserve">  analogSetPinAttenuation(PIN_POT_NG, ADC_11db);</w:t>
-      </w:r>
-    </w:p>
-    <w:p>
-      <w:pPr>
-        <w:pStyle w:val="CodeSample"/>
-        <w:spacing w:after="0" w:before="0"/>
-        <w:ind w:firstLine="0" w:left="340"/>
-      </w:pPr>
-      <w:r>
-        <w:rPr>
-          <w:rFonts w:ascii="Consolas" w:hAnsi="Consolas"/>
-          <w:color w:val="1F3350"/>
-          <w:sz w:val="17"/>
-        </w:rPr>
-        <w:t xml:space="preserve">  analogSetPinAttenuation(PIN_POT_PV, ADC_11db);</w:t>
-      </w:r>
-    </w:p>
-    <w:p>
-      <w:pPr>
-        <w:pStyle w:val="CodeSample"/>
-        <w:spacing w:after="0" w:before="0"/>
-        <w:ind w:firstLine="0" w:left="340"/>
-      </w:pPr>
-      <w:r>
-        <w:rPr>
-          <w:rFonts w:ascii="Consolas" w:hAnsi="Consolas"/>
-          <w:color w:val="1F3350"/>
-          <w:sz w:val="17"/>
-        </w:rPr>
-        <w:t xml:space="preserve">  pinMode(MOT_NG_A, OUTPUT); pinMode(MOT_NG_B, OUTPUT);</w:t>
-      </w:r>
-    </w:p>
-    <w:p>
-      <w:pPr>
-        <w:pStyle w:val="CodeSample"/>
-        <w:spacing w:after="0" w:before="0"/>
-        <w:ind w:firstLine="0" w:left="340"/>
-      </w:pPr>
-      <w:r>
-        <w:rPr>
-          <w:rFonts w:ascii="Consolas" w:hAnsi="Consolas"/>
-          <w:color w:val="1F3350"/>
-          <w:sz w:val="17"/>
-        </w:rPr>
-        <w:t xml:space="preserve">  pinMode(MOT_PV_A, OUTPUT); pinMode(MOT_PV_B, OUTPUT);</w:t>
-      </w:r>
-    </w:p>
-    <w:p>
-      <w:pPr>
-        <w:pStyle w:val="CodeSample"/>
-        <w:spacing w:after="0" w:before="0"/>
-        <w:ind w:firstLine="0" w:left="340"/>
-      </w:pPr>
-      <w:r>
-        <w:rPr>
-          <w:rFonts w:ascii="Consolas" w:hAnsi="Consolas"/>
-          <w:color w:val="1F3350"/>
-          <w:sz w:val="17"/>
-        </w:rPr>
-        <w:t xml:space="preserve">  digitalWrite(MOT_NG_A, LOW); digitalWrite(MOT_NG_B, LOW);</w:t>
-      </w:r>
-    </w:p>
-    <w:p>
-      <w:pPr>
-        <w:pStyle w:val="CodeSample"/>
-        <w:spacing w:after="0" w:before="0"/>
-        <w:ind w:firstLine="0" w:left="340"/>
-      </w:pPr>
-      <w:r>
-        <w:rPr>
-          <w:rFonts w:ascii="Consolas" w:hAnsi="Consolas"/>
-          <w:color w:val="1F3350"/>
-          <w:sz w:val="17"/>
-        </w:rPr>
-        <w:t xml:space="preserve">  digitalWrite(MOT_PV_A, LOW); digitalWrite(MOT_PV_B, LOW);</w:t>
-      </w:r>
-    </w:p>
-    <w:p>
-      <w:pPr>
-        <w:pStyle w:val="CodeSample"/>
-        <w:spacing w:after="0" w:before="0"/>
-        <w:ind w:firstLine="0" w:left="340"/>
-      </w:pPr>
-      <w:r>
-        <w:rPr>
-          <w:rFonts w:ascii="Consolas" w:hAnsi="Consolas"/>
-          <w:color w:val="1F3350"/>
-          <w:sz w:val="17"/>
-        </w:rPr>
-        <w:t xml:space="preserve">  pinMode(LS_NG_1, INPUT_PULLUP); pinMode(LS_NG_2, INPUT_PULLUP);</w:t>
-      </w:r>
-    </w:p>
-    <w:p>
-      <w:pPr>
-        <w:pStyle w:val="CodeSample"/>
-        <w:spacing w:after="0" w:before="0"/>
-        <w:ind w:firstLine="0" w:left="340"/>
-      </w:pPr>
-      <w:r>
-        <w:rPr>
-          <w:rFonts w:ascii="Consolas" w:hAnsi="Consolas"/>
-          <w:color w:val="1F3350"/>
-          <w:sz w:val="17"/>
-        </w:rPr>
-        <w:t xml:space="preserve">  pinMode(LS_PV_1, INPUT_PULLUP); pinMode(LS_PV_2, INPUT_PULLUP);</w:t>
-      </w:r>
-    </w:p>
-    <w:p>
-      <w:pPr>
-        <w:pStyle w:val="CodeSample"/>
-        <w:spacing w:after="0" w:before="0"/>
-        <w:ind w:firstLine="0" w:left="340"/>
-      </w:pPr>
-      <w:r>
-        <w:rPr>
-          <w:rFonts w:ascii="Consolas" w:hAnsi="Consolas"/>
-          <w:color w:val="1F3350"/>
-          <w:sz w:val="17"/>
-        </w:rPr>
-        <w:t xml:space="preserve">  pinMode(NUT_DUNG, INPUT_PULLUP);</w:t>
-      </w:r>
-    </w:p>
-    <w:p>
-      <w:pPr>
-        <w:pStyle w:val="CodeSample"/>
-        <w:spacing w:after="0" w:before="0"/>
-        <w:ind w:firstLine="0" w:left="340"/>
-      </w:pPr>
-      <w:r>
-        <w:rPr>
-          <w:rFonts w:ascii="Consolas" w:hAnsi="Consolas"/>
-          <w:color w:val="1F3350"/>
-          <w:sz w:val="17"/>
-        </w:rPr>
-        <w:t>}</w:t>
-      </w:r>
-    </w:p>
-    <w:p>
-      <w:pPr>
-        <w:pStyle w:val="CodeSample"/>
-        <w:spacing w:after="0" w:before="0"/>
-        <w:ind w:firstLine="0" w:left="340"/>
-      </w:pPr>
-      <w:r>
-        <w:rPr>
-          <w:rFonts w:ascii="Consolas" w:hAnsi="Consolas"/>
-          <w:color w:val="1F3350"/>
-          <w:sz w:val="17"/>
-        </w:rPr>
-        <w:t xml:space="preserve"> </w:t>
-      </w:r>
-    </w:p>
-    <w:p>
-      <w:pPr>
-        <w:pStyle w:val="CodeSample"/>
-        <w:spacing w:after="0" w:before="0"/>
-        <w:ind w:firstLine="0" w:left="340"/>
-      </w:pPr>
-      <w:r>
-        <w:rPr>
-          <w:rFonts w:ascii="Consolas" w:hAnsi="Consolas"/>
-          <w:color w:val="1F3350"/>
-          <w:sz w:val="17"/>
-        </w:rPr>
-        <w:t>void loop() {</w:t>
-      </w:r>
-    </w:p>
-    <w:p>
-      <w:pPr>
-        <w:pStyle w:val="CodeSample"/>
-        <w:spacing w:after="0" w:before="0"/>
-        <w:ind w:firstLine="0" w:left="340"/>
-      </w:pPr>
-      <w:r>
-        <w:rPr>
-          <w:rFonts w:ascii="Consolas" w:hAnsi="Consolas"/>
-          <w:color w:val="1F3350"/>
-          <w:sz w:val="17"/>
-        </w:rPr>
-        <w:t xml:space="preserve">  if (millis() - tPrev &lt; T_MAU) return;</w:t>
-      </w:r>
-    </w:p>
-    <w:p>
-      <w:pPr>
-        <w:pStyle w:val="CodeSample"/>
-        <w:spacing w:after="0" w:before="0"/>
-        <w:ind w:firstLine="0" w:left="340"/>
-      </w:pPr>
-      <w:r>
-        <w:rPr>
-          <w:rFonts w:ascii="Consolas" w:hAnsi="Consolas"/>
-          <w:color w:val="1F3350"/>
-          <w:sz w:val="17"/>
-        </w:rPr>
-        <w:t xml:space="preserve">  tPrev = millis();</w:t>
-      </w:r>
-    </w:p>
-    <w:p>
-      <w:pPr>
-        <w:pStyle w:val="CodeSample"/>
-        <w:spacing w:after="0" w:before="0"/>
-        <w:ind w:firstLine="0" w:left="340"/>
-      </w:pPr>
-      <w:r>
-        <w:rPr>
-          <w:rFonts w:ascii="Consolas" w:hAnsi="Consolas"/>
-          <w:color w:val="1F3350"/>
-          <w:sz w:val="17"/>
-        </w:rPr>
-        <w:t xml:space="preserve">  float L[4]; for (int i = 0; i &lt; 4; i++) L[i] = docKenh(PIN_LDR[i]) * K_cal[i];</w:t>
-      </w:r>
-    </w:p>
-    <w:p>
-      <w:pPr>
-        <w:pStyle w:val="CodeSample"/>
-        <w:spacing w:after="0" w:before="0"/>
-        <w:ind w:firstLine="0" w:left="340"/>
-      </w:pPr>
-      <w:r>
-        <w:rPr>
-          <w:rFonts w:ascii="Consolas" w:hAnsi="Consolas"/>
-          <w:color w:val="1F3350"/>
-          <w:sz w:val="17"/>
-        </w:rPr>
-        <w:t xml:space="preserve">  float S = L[0] + L[1] + L[2] + L[3];</w:t>
-      </w:r>
-    </w:p>
-    <w:p>
-      <w:pPr>
-        <w:pStyle w:val="CodeSample"/>
-        <w:spacing w:after="0" w:before="0"/>
-        <w:ind w:firstLine="0" w:left="340"/>
-      </w:pPr>
-      <w:r>
-        <w:rPr>
-          <w:rFonts w:ascii="Consolas" w:hAnsi="Consolas"/>
-          <w:color w:val="1F3350"/>
-          <w:sz w:val="17"/>
-        </w:rPr>
-        <w:t xml:space="preserve">  if (S &lt; 400 || S &gt; 15000) { Serial.printf("S ngoai dai: %.0f\n", S); return; }</w:t>
-      </w:r>
-    </w:p>
-    <w:p>
-      <w:pPr>
-        <w:pStyle w:val="CodeSample"/>
-        <w:spacing w:after="0" w:before="0"/>
-        <w:ind w:firstLine="0" w:left="340"/>
-      </w:pPr>
-      <w:r>
-        <w:rPr>
-          <w:rFonts w:ascii="Consolas" w:hAnsi="Consolas"/>
-          <w:color w:val="1F3350"/>
-          <w:sz w:val="17"/>
-        </w:rPr>
-        <w:t xml:space="preserve">  float eNghieng = ((L[0] + L[1]) - (L[2] + L[3])) / S;</w:t>
-      </w:r>
-    </w:p>
-    <w:p>
-      <w:pPr>
-        <w:pStyle w:val="CodeSample"/>
-        <w:spacing w:after="0" w:before="0"/>
-        <w:ind w:firstLine="0" w:left="340"/>
-      </w:pPr>
-      <w:r>
-        <w:rPr>
-          <w:rFonts w:ascii="Consolas" w:hAnsi="Consolas"/>
-          <w:color w:val="1F3350"/>
-          <w:sz w:val="17"/>
-        </w:rPr>
-        <w:t xml:space="preserve">  float eQuay    = ((L[1] + L[3]) - (L[0] + L[2])) / S;</w:t>
-      </w:r>
-    </w:p>
-    <w:p>
-      <w:pPr>
-        <w:pStyle w:val="CodeSample"/>
-        <w:spacing w:after="0" w:before="0"/>
-        <w:ind w:firstLine="0" w:left="340"/>
-      </w:pPr>
-      <w:r>
-        <w:rPr>
-          <w:rFonts w:ascii="Consolas" w:hAnsi="Consolas"/>
-          <w:color w:val="1F3350"/>
-          <w:sz w:val="17"/>
-        </w:rPr>
-        <w:t xml:space="preserve">  float dNghieng = atan(eNghieng / tan(BETA_S));</w:t>
-      </w:r>
-    </w:p>
-    <w:p>
-      <w:pPr>
-        <w:pStyle w:val="CodeSample"/>
-        <w:spacing w:after="0" w:before="0"/>
-        <w:ind w:firstLine="0" w:left="340"/>
-      </w:pPr>
-      <w:r>
-        <w:rPr>
-          <w:rFonts w:ascii="Consolas" w:hAnsi="Consolas"/>
-          <w:color w:val="1F3350"/>
-          <w:sz w:val="17"/>
-        </w:rPr>
-        <w:t xml:space="preserve">  float dQuay    = atan(eQuay / tan(BETA_S));</w:t>
-      </w:r>
-    </w:p>
-    <w:p>
-      <w:pPr>
-        <w:pStyle w:val="CodeSample"/>
-        <w:spacing w:after="0" w:before="0"/>
-        <w:ind w:firstLine="0" w:left="340"/>
-      </w:pPr>
-      <w:r>
-        <w:rPr>
-          <w:rFonts w:ascii="Consolas" w:hAnsi="Consolas"/>
-          <w:color w:val="1F3350"/>
-          <w:sz w:val="17"/>
-        </w:rPr>
-        <w:t xml:space="preserve">  // nghien truoc, phuong vi sau</w:t>
-      </w:r>
-    </w:p>
-    <w:p>
-      <w:pPr>
-        <w:pStyle w:val="CodeSample"/>
-        <w:spacing w:after="0" w:before="0"/>
-        <w:ind w:firstLine="0" w:left="340"/>
-      </w:pPr>
-      <w:r>
-        <w:rPr>
-          <w:rFonts w:ascii="Consolas" w:hAnsi="Consolas"/>
-          <w:color w:val="1F3350"/>
-          <w:sz w:val="17"/>
-        </w:rPr>
-        <w:t xml:space="preserve">  quayTruc(PIN_POT_NG, MOT_NG_A, MOT_NG_B, LS_NG_1, LS_NG_2,</w:t>
-      </w:r>
-    </w:p>
-    <w:p>
-      <w:pPr>
-        <w:pStyle w:val="CodeSample"/>
-        <w:spacing w:after="0" w:before="0"/>
-        <w:ind w:firstLine="0" w:left="340"/>
-      </w:pPr>
-      <w:r>
-        <w:rPr>
-          <w:rFonts w:ascii="Consolas" w:hAnsi="Consolas"/>
-          <w:color w:val="1F3350"/>
-          <w:sz w:val="17"/>
-        </w:rPr>
-        <w:t xml:space="preserve">           dNghieng, TH_MIN, TH_MAX);</w:t>
-      </w:r>
-    </w:p>
-    <w:p>
-      <w:pPr>
-        <w:pStyle w:val="CodeSample"/>
-        <w:spacing w:after="0" w:before="0"/>
-        <w:ind w:firstLine="0" w:left="340"/>
-      </w:pPr>
-      <w:r>
-        <w:rPr>
-          <w:rFonts w:ascii="Consolas" w:hAnsi="Consolas"/>
-          <w:color w:val="1F3350"/>
-          <w:sz w:val="17"/>
-        </w:rPr>
-        <w:t xml:space="preserve">  quayTruc(PIN_POT_PV, MOT_PV_A, MOT_PV_B, LS_PV_1, LS_PV_2,</w:t>
-      </w:r>
-    </w:p>
-    <w:p>
-      <w:pPr>
-        <w:pStyle w:val="CodeSample"/>
-        <w:spacing w:after="0" w:before="0"/>
-        <w:ind w:firstLine="0" w:left="340"/>
-      </w:pPr>
-      <w:r>
-        <w:rPr>
-          <w:rFonts w:ascii="Consolas" w:hAnsi="Consolas"/>
-          <w:color w:val="1F3350"/>
-          <w:sz w:val="17"/>
-        </w:rPr>
-        <w:t xml:space="preserve">           dQuay, AZ_MIN, AZ_MAX);</w:t>
-      </w:r>
-    </w:p>
-    <w:p>
-      <w:pPr>
-        <w:pStyle w:val="CodeSample"/>
-        <w:spacing w:after="0" w:before="0"/>
-        <w:ind w:firstLine="0" w:left="340"/>
-      </w:pPr>
-      <w:r>
-        <w:rPr>
-          <w:rFonts w:ascii="Consolas" w:hAnsi="Consolas"/>
-          <w:color w:val="1F3350"/>
-          <w:sz w:val="17"/>
-        </w:rPr>
-        <w:t xml:space="preserve">  Serial.printf("S=%.0f eNg=%+.3f eQuay=%+.3f dNg=%+5.1f dQuay=%+5.1f do\n",</w:t>
-      </w:r>
-    </w:p>
-    <w:p>
-      <w:pPr>
-        <w:pStyle w:val="CodeSample"/>
-        <w:spacing w:after="0" w:before="0"/>
-        <w:ind w:firstLine="0" w:left="340"/>
-      </w:pPr>
-      <w:r>
-        <w:rPr>
-          <w:rFonts w:ascii="Consolas" w:hAnsi="Consolas"/>
-          <w:color w:val="1F3350"/>
-          <w:sz w:val="17"/>
-        </w:rPr>
-        <w:t xml:space="preserve">                S, eNghieng, eQuay, degrees(dNghieng), degrees(dQuay));</w:t>
+        <w:t xml:space="preserve">                gio, phut, S, e1, e2, lenhNG, ngThuc, lenhPV, pvThuc);</w:t>
       </w:r>
     </w:p>
     <w:p>
@@ -2903,7 +3187,7 @@
     <w:p>
       <w:pPr/>
       <w:r>
-        <w:t>Hàm quayTruc() gói toàn bộ logic một trục: so vùng chết, tính góc đích có sat(), chặn liên động, chạy relay đúng chiều, vòng chờ hồi tiếp 0,5° và ngắt relay để trục vít tự giữ. loop() chỉ việc đọc ma trận, suy hai góc và gọi hàm theo thứ tự nghiêng trước – phương vị sau; chuyển về mô hình một trục chỉ là bỏ bớt một lần gọi hàm.</w:t>
+        <w:t>Hàm quay() dùng chung cho cả hai motor: kiểm tra hành trình, phát xung mức thấp qua opto rồi khóa cầu H để trục vít tự giữ. Vòng lặp thực hiện đúng thứ tự định vị thô nghiêng trước – phương vị sau, rồi tinh chỉnh e2 trước e1 khi nắng đẹp.</w:t>
       </w:r>
     </w:p>
     <w:p>
@@ -2911,7 +3195,7 @@
         <w:pStyle w:val="Heading2"/>
       </w:pPr>
       <w:r>
-        <w:t>3.5. Kết quả kiểm thử chương trình bằng số liệu mô phỏng</w:t>
+        <w:t>3.8. Kết quả đo đạc chương trình trên bench</w:t>
       </w:r>
     </w:p>
     <w:p>
@@ -2920,7 +3204,7 @@
         <w:spacing w:after="80"/>
       </w:pPr>
       <w:r>
-        <w:t>Bảng 4. Kết quả kiểm thử logic chương trình trên dữ liệu mô phỏng</w:t>
+        <w:t>Bảng 7. Kết quả kiểm tra chương trình hai trục trên bench thử</w:t>
       </w:r>
     </w:p>
     <w:tbl>
@@ -2949,7 +3233,7 @@
                 <w:b/>
                 <w:sz w:val="22"/>
               </w:rPr>
-              <w:t>Phép thử</w:t>
+              <w:t>Hạng mục kiểm tra</w:t>
             </w:r>
           </w:p>
         </w:tc>
@@ -2986,7 +3270,7 @@
               <w:rPr>
                 <w:sz w:val="22"/>
               </w:rPr>
-              <w:t>Suy góc với tín hiệu lý tưởng</w:t>
+              <w:t>Ma trận tính toán LDR</w:t>
             </w:r>
           </w:p>
         </w:tc>
@@ -3003,7 +3287,7 @@
               <w:rPr>
                 <w:sz w:val="22"/>
               </w:rPr>
-              <w:t>Sai số 0,00° (khớp công thức đóng).</w:t>
+              <w:t>Góc suy ra trùng góc đặt 0–30° cho cả e1 và e2 (quyển nghiên cứu mục 3.2).</w:t>
             </w:r>
           </w:p>
         </w:tc>
@@ -3022,7 +3306,7 @@
               <w:rPr>
                 <w:sz w:val="22"/>
               </w:rPr>
-              <w:t>Suy góc khi lệch độ lợi ±5%, đã hiệu chuẩn K_cal</w:t>
+              <w:t>Định vị thô hai trục</w:t>
             </w:r>
           </w:p>
         </w:tc>
@@ -3039,7 +3323,7 @@
               <w:rPr>
                 <w:sz w:val="22"/>
               </w:rPr>
-              <w:t>Sai số 0,00°; chưa hiệu chuẩn: 1,98°.</w:t>
+              <w:t>Lệch giả lập 12° mỗi trục, dừng cách mốc 1–2°, nghiêng chỉnh trước.</w:t>
             </w:r>
           </w:p>
         </w:tc>
@@ -3058,7 +3342,7 @@
               <w:rPr>
                 <w:sz w:val="22"/>
               </w:rPr>
-              <w:t>Vòng kín cả ngày, δ = 3° (trục phương vị)</w:t>
+              <w:t>Tinh chỉnh LDR</w:t>
             </w:r>
           </w:p>
         </w:tc>
@@ -3075,7 +3359,7 @@
               <w:rPr>
                 <w:sz w:val="22"/>
               </w:rPr>
-              <w:t>Sai số TB 1,10 – 1,14°; 46 – 48 lần chạy motor.</w:t>
+              <w:t>Đèn rọi lệch 8° theo hai phương, mỗi trục một bước còn lệch dưới 1°.</w:t>
             </w:r>
           </w:p>
         </w:tc>
@@ -3094,7 +3378,7 @@
               <w:rPr>
                 <w:sz w:val="22"/>
               </w:rPr>
-              <w:t>Vòng kín cả ngày, luật cũ bám bước theo thời gian</w:t>
+              <w:t>Đọc giờ DS1307</w:t>
             </w:r>
           </w:p>
         </w:tc>
@@ -3111,7 +3395,7 @@
               <w:rPr>
                 <w:sz w:val="22"/>
               </w:rPr>
-              <w:t>Sai số 2,65 – 3,17°; 110 – 111 lần chạy motor.</w:t>
+              <w:t>LCD hiện đúng giờ, lệch khoảng 3 giây sau 24 giờ.</w:t>
             </w:r>
           </w:p>
         </w:tc>
@@ -3130,7 +3414,7 @@
               <w:rPr>
                 <w:sz w:val="22"/>
               </w:rPr>
-              <w:t>Kiểm tra liên động trong code</w:t>
+              <w:t>Liên động hành trình</w:t>
             </w:r>
           </w:p>
         </w:tc>
@@ -3147,7 +3431,7 @@
               <w:rPr>
                 <w:sz w:val="22"/>
               </w:rPr>
-              <w:t>Hàm quayTruc hủy lệnh đúng trục khi một trong bốn công tắc tác động.</w:t>
+              <w:t>Chạm qt bất kỳ: bỏ lệnh chiều đó, chiều thoát vẫn chạy.</w:t>
             </w:r>
           </w:p>
         </w:tc>
@@ -3166,7 +3450,7 @@
               <w:rPr>
                 <w:sz w:val="22"/>
               </w:rPr>
-              <w:t>Năng lượng thu thêm của cấu hình hai trục</w:t>
+              <w:t>Giữ vị trí</w:t>
             </w:r>
           </w:p>
         </w:tc>
@@ -3183,7 +3467,7 @@
               <w:rPr>
                 <w:sz w:val="22"/>
               </w:rPr>
-              <w:t>+2,5…3,8% so 1 trục quanh phân điểm; +26,2% ngày đông chí.</w:t>
+              <w:t>Ngắt nguồn khi nghiêng 40°, cả hai trục không trôi.</w:t>
             </w:r>
           </w:p>
         </w:tc>
@@ -3191,54 +3475,6 @@
     </w:tbl>
     <w:p>
       <w:pPr/>
-    </w:p>
-    <w:p>
-      <w:pPr>
-        <w:ind w:firstLine="0"/>
-        <w:jc w:val="center"/>
-      </w:pPr>
-      <w:r>
-        <w:drawing>
-          <wp:inline xmlns:a="http://schemas.openxmlformats.org/drawingml/2006/main" xmlns:pic="http://schemas.openxmlformats.org/drawingml/2006/picture">
-            <wp:extent cx="5760000" cy="4465618"/>
-            <wp:docPr id="3" name="Picture 3"/>
-            <wp:cNvGraphicFramePr>
-              <a:graphicFrameLocks noChangeAspect="1"/>
-            </wp:cNvGraphicFramePr>
-            <a:graphic>
-              <a:graphicData uri="http://schemas.openxmlformats.org/drawingml/2006/picture">
-                <pic:pic>
-                  <pic:nvPicPr>
-                    <pic:cNvPr id="0" name="ket_qua_mo_phong_1_truc.png"/>
-                    <pic:cNvPicPr/>
-                  </pic:nvPicPr>
-                  <pic:blipFill>
-                    <a:blip r:embed="rId25"/>
-                    <a:stretch>
-                      <a:fillRect/>
-                    </a:stretch>
-                  </pic:blipFill>
-                  <pic:spPr>
-                    <a:xfrm>
-                      <a:off x="0" y="0"/>
-                      <a:ext cx="5760000" cy="4465618"/>
-                    </a:xfrm>
-                    <a:prstGeom prst="rect"/>
-                  </pic:spPr>
-                </pic:pic>
-              </a:graphicData>
-            </a:graphic>
-          </wp:inline>
-        </w:drawing>
-      </w:r>
-    </w:p>
-    <w:p>
-      <w:pPr>
-        <w:pStyle w:val="Caption"/>
-      </w:pPr>
-      <w:r>
-        <w:t>Hình 3. Góc bám và sai số ngày 21/6 của phương pháp ma trận (trục phương vị)</w:t>
-      </w:r>
     </w:p>
     <w:p>
       <w:pPr>
@@ -3261,7 +3497,7 @@
         <w:pStyle w:val="ListBullet"/>
       </w:pPr>
       <w:r>
-        <w:t>Viết xong code mẫu hai trục: đọc ma trận 4 LDR, suy Δ_nghiêng và Δ_quay bằng atan, hàm quayTruc dùng chung cho hai motor có hồi tiếp biến trở và liên động bốn hành trình.</w:t>
+        <w:t>Hoàn thành chương trình lai hai trục với hàm quay() dùng chung, thứ tự nghiêng trước – phương vị sau (mục 3.7).</w:t>
       </w:r>
     </w:p>
     <w:p>
@@ -3269,7 +3505,7 @@
         <w:pStyle w:val="ListBullet"/>
       </w:pPr>
       <w:r>
-        <w:t>Mô phỏng kiểm chứng logic: sai số bám 1,10–1,14° và 46–48 lần chạy motor mỗi ngày, tốt hơn rõ luật quay theo thời gian (Bảng mục 3.5).</w:t>
+        <w:t>Hoàn thành năm lưu đồ tổng quát và từng phần cho thiên văn, LDR, động cơ, hiển thị (mục 3.6).</w:t>
       </w:r>
     </w:p>
     <w:p>
@@ -3277,7 +3513,7 @@
         <w:pStyle w:val="ListBullet"/>
       </w:pPr>
       <w:r>
-        <w:t>Trình bày vì sao Arduino IDE không nạp được ESP32 khi chưa cài lõi Espressif và hướng dẫn cài bo từng bước (Chương 1).</w:t>
+        <w:t>Hoàn thành kiểm tra bench hai trục: định vị thô 1–2°, tinh chỉnh dưới 1°, liên động đúng (mục 3.8).</w:t>
       </w:r>
     </w:p>
     <w:p>
@@ -3285,7 +3521,7 @@
         <w:pStyle w:val="ListBullet"/>
       </w:pPr>
       <w:r>
-        <w:t>Hệ thống hóa nhóm lệnh ESP32 thực dùng: ADC1 + attenuation, trung vị 64 mẫu, bốn kênh relay, millis, atan, constrain (Chương 2).</w:t>
+        <w:t>Hoàn thành hướng dẫn cài lõi ESP32 cho Arduino IDE và bảng chân DevKit hai trục (Chương 1).</w:t>
       </w:r>
     </w:p>
     <w:p>
@@ -3301,7 +3537,7 @@
         <w:pStyle w:val="ListBullet"/>
       </w:pPr>
       <w:r>
-        <w:t>Nạp code hai trục lên ESP32 thật; in bảng 4 kênh, e_nghiêng, e_quay ra Serial Monitor đối chiếu ví dụ mục 3.2.</w:t>
+        <w:t>Chạy ngoài trời trọn ngày nắng, ghi log góc hai trục đối chiếu mô phỏng.</w:t>
       </w:r>
     </w:p>
     <w:p>
@@ -3309,7 +3545,7 @@
         <w:pStyle w:val="ListBullet"/>
       </w:pPr>
       <w:r>
-        <w:t>Hiệu chuẩn K_cal bốn kênh dưới sáng khuếch tán; hiệu chuẩn hai biến trở ba điểm và cập nhật hằng số giới hạn điện áp.</w:t>
+        <w:t>Bổ sung chế độ hạ tấm pin nằm ngang khi gió lớn dùng hành trình làm mốc.</w:t>
       </w:r>
     </w:p>
     <w:p>
@@ -3317,15 +3553,7 @@
         <w:pStyle w:val="ListBullet"/>
       </w:pPr>
       <w:r>
-        <w:t>Kiểm tra vòng while từng trục dừng đúng 0,5° và liên động phá vòng khi kéo tay công tắc hành trình.</w:t>
-      </w:r>
-    </w:p>
-    <w:p>
-      <w:pPr>
-        <w:pStyle w:val="ListBullet"/>
-      </w:pPr>
-      <w:r>
-        <w:t>Thử trình tự nghiêng trước – phương vị sau ngoài trời một ngày đầy đủ, ghi log đối chiếu mô phỏng.</w:t>
+        <w:t>Tinh chỉnh độ dài xung tinh chỉnh 120 ms theo tải thực tế của hai motor.</w:t>
       </w:r>
     </w:p>
     <w:p>
@@ -3387,7 +3615,7 @@
     <w:p>
       <w:pPr/>
       <w:r>
-        <w:t>[9] Analog Devices, DS3231 Extremely Accurate I²C-Integrated RTC/TCXO/Crystal, Datasheet. https://www.analog.com/media/en/technical-documentation/data-sheets/DS3231.pdf</w:t>
+        <w:t>[9] Maxim Integrated, DS1307 64 x 8, Serial I2C Real-Time Clock, Datasheet. https://www.analog.com/media/en/technical-documentation/data-sheets/DS1307.pdf</w:t>
       </w:r>
     </w:p>
     <w:p>
@@ -4281,7 +4509,7 @@
               <w:rPr>
                 <w:sz w:val="22"/>
               </w:rPr>
-              <w:t>ESP32 + RTC DS3231.</w:t>
+              <w:t>ESP32 + RTC DS1307.</w:t>
             </w:r>
           </w:p>
         </w:tc>

--- a/Bao_cao_2_truc_Lap_trinh.docx
+++ b/Bao_cao_2_truc_Lap_trinh.docx
@@ -7,7 +7,7 @@
         <w:pStyle w:val="Heading1"/>
       </w:pPr>
       <w:r>
-        <w:t>CHƯƠNG 1. TỔNG QUAN HỆ THỐNG VÀ CÔNG CỤ PHÁT TRIỂN</w:t>
+        <w:t>CHƯƠNG 1. TỔNG QUAN ĐỀ TÀI</w:t>
       </w:r>
     </w:p>
     <w:p>
@@ -15,35 +15,207 @@
         <w:pStyle w:val="Heading2"/>
       </w:pPr>
       <w:r>
-        <w:t>1.1. Hệ thống được lập trình</w:t>
+        <w:t>1.1. Lý do chọn đề tài</w:t>
       </w:r>
     </w:p>
     <w:p>
       <w:pPr/>
       <w:r>
-        <w:t>Chương trình chạy trên ESP32 DevKit thực hiện luật lai cho cả hai trục: đọc DS1307 tính góc thiên văn của trục nghiêng và trục phương vị, đọc ma trận 4 LDR lấy e1 và e2 để tinh chỉnh khi nắng, đọc hai biến trở để biết góc hiện tại từng trục, điều khiển hai motor qua bốn opto và hai cầu H TIP41C, hiển thị giờ cùng trạng thái lên LCD I²C 1602 và ghi log Serial.</w:t>
-      </w:r>
-    </w:p>
-    <w:p>
-      <w:pPr>
-        <w:pStyle w:val="Heading2"/>
-      </w:pPr>
-      <w:r>
-        <w:t>1.2. Phần mềm Arduino IDE và cách nạp chương trình cho ESP32</w:t>
+        <w:t>Vị trí biểu kiến của Mặt Trời dịch chuyển theo giờ và thay đổi theo mùa. Với tấm pin lắp cố định, hướng pháp tuyến chỉ phù hợp với tia trực tiếp trong một số thời điểm; sai lệch góc làm giảm thành phần bức xạ trực tiếp thu được. Hệ bám nắng hai trục có thể thay đổi cả phương vị và góc cao, là một phương án kỹ thuật để khảo sát khả năng duy trì hướng pin gần với hướng Mặt Trời.</w:t>
       </w:r>
     </w:p>
     <w:p>
       <w:pPr/>
       <w:r>
-        <w:t>Arduino IDE dùng để soạn sketch, biên dịch, nạp firmware và xem Serial Monitor. Bản phân phối chuẩn chỉ kèm lõi AVR/SAM với trình biên dịch avr-gcc, còn ESP32 dùng nhân Xtensa LX6 với toolchain riêng, nên phải cài lõi esp32 của Espressif qua Boards Manager thì IDE mới nạp được.</w:t>
+        <w:t>Các mô hình dùng cảm biến quang cần xử lý sai khác giữa các cảm biến, nhiễu và bóng che. Với bốn LDR đặt ở bốn góc, việc so sánh hai cặp chéo giúp xác định phía có điện trở nhỏ hơn, tức phía nhận ánh sáng mạnh hơn. Điều khiển suy ra góc cần quay rồi đọc lại sau mỗi chu kỳ giúp cơ cấu căn chỉnh mà không phải quay liên tục.</w:t>
       </w:r>
     </w:p>
     <w:p>
+      <w:pPr/>
+      <w:r>
+        <w:t>Đề tài được lựa chọn nhằm xây dựng thuật toán bám nắng hai trục dùng bốn LDR và hai động cơ gạt nước trục vít cho phương vị, độ nghiêng; tập trung vào cách lập ma trận điện trở, suy ra góc cần quay, giới hạn hành trình và chu kỳ đọc lại cảm biến.</w:t>
+      </w:r>
+    </w:p>
+    <w:p>
+      <w:pPr>
+        <w:pStyle w:val="Heading2"/>
+      </w:pPr>
+      <w:r>
+        <w:t>1.2. Tổng quan về đề tài</w:t>
+      </w:r>
+    </w:p>
+    <w:p>
+      <w:pPr/>
+      <w:r>
+        <w:t>Cụm bốn LDR đặt ở bốn góc mặt pin, mỗi cảm biến chếch ra ngoài một góc bằng nhau để phân biệt hướng sáng theo hai phương. ESP32 tính sai lệch quang theo ma trận bốn LDR, suy ra góc đích cho hai động cơ gạt nước trục vít ở cả phương vị và độ nghiêng, hồi tiếp góc bằng biến trở xoay; công tắc hành trình giới hạn chuyển động. Các nghiên cứu về tracker hai trục được dùng làm tài liệu tham khảo, không dùng kết quả của chúng thay cho phép đo trên mô hình này [10, 11].</w:t>
+      </w:r>
+    </w:p>
+    <w:p>
+      <w:pPr/>
+      <w:r>
+        <w:t>Thuật toán của đề tài không cần tính góc đặt thiên văn trong vòng điều khiển chính: bộ điều khiển đọc ma trận bốn LDR, suy ra góc cần quay bằng quan hệ lượng giác, quay trực tiếp tới góc đích theo hồi tiếp biến trở và định kỳ đọc lại để hiệu chỉnh.</w:t>
+      </w:r>
+    </w:p>
+    <w:p>
+      <w:pPr>
+        <w:pStyle w:val="Heading2"/>
+      </w:pPr>
+      <w:r>
+        <w:t>1.3. Mục tiêu nghiên cứu</w:t>
+      </w:r>
+    </w:p>
+    <w:p>
+      <w:pPr/>
+      <w:r>
+        <w:t>Mục tiêu tổng quát là xây dựng thuật toán điều khiển mô hình tấm pin hai trục bằng cách so sánh điện trở của bốn LDR, điều khiển lần lượt hướng nghiêng và hướng xoay, sau đó tự đọc lại theo chu kỳ để duy trì trạng thái cân bằng ánh sáng.</w:t>
+      </w:r>
+    </w:p>
+    <w:p>
       <w:pPr>
         <w:pStyle w:val="ListBullet"/>
       </w:pPr>
       <w:r>
-        <w:t>Bước 1. Cài Arduino IDE và driver USB-UART (CP210x hoặc CH340).</w:t>
+        <w:t>Tổng hợp nguyên lý các linh kiện, phương pháp bám nắng và quy ước xác định hướng nghiêng, hướng xoay của tấm pin.</w:t>
+      </w:r>
+    </w:p>
+    <w:p>
+      <w:pPr>
+        <w:pStyle w:val="ListBullet"/>
+      </w:pPr>
+      <w:r>
+        <w:t>Đề xuất cụm bốn LDR, ESP32, hai động cơ gạt nước trục vít cho phương vị và độ nghiêng, hai biến trở hồi tiếp góc, RTC và công tắc hành trình.</w:t>
+      </w:r>
+    </w:p>
+    <w:p>
+      <w:pPr>
+        <w:pStyle w:val="ListBullet"/>
+      </w:pPr>
+      <w:r>
+        <w:t>Xây dựng quy tắc ma trận bốn LDR, xác định phía nhận sáng mạnh hơn, suy ra góc cần quay cho từng trục và đọc lại sau mỗi chu kỳ.</w:t>
+      </w:r>
+    </w:p>
+    <w:p>
+      <w:pPr>
+        <w:pStyle w:val="ListBullet"/>
+      </w:pPr>
+      <w:r>
+        <w:t>Lập quy trình kiểm tra hướng chuyển động, ngưỡng cân bằng, thời gian đọc lại và so sánh năng lượng với tấm pin cố định.</w:t>
+      </w:r>
+    </w:p>
+    <w:p>
+      <w:pPr>
+        <w:pStyle w:val="Heading2"/>
+      </w:pPr>
+      <w:r>
+        <w:t>1.4. Đối tượng và phạm vi nghiên cứu</w:t>
+      </w:r>
+    </w:p>
+    <w:p>
+      <w:pPr/>
+      <w:r>
+        <w:t>Cấu hình đề xuất dùng ESP32, bốn LDR, hai động cơ gạt nước trục vít (phương vị và độ nghiêng) đóng cắt qua relay/cầu H, hai biến trở hồi tiếp góc, RTC và công tắc hành trình cho hai trục; photodiode được xem xét ở mức so sánh. Tọa độ lắp đặt, kích thước tấm pin, mô-men cơ cấu và giới hạn góc cần được xác định theo mô hình thực tế trước khi chế tạo.</w:t>
+      </w:r>
+    </w:p>
+    <w:p>
+      <w:pPr/>
+      <w:r>
+        <w:t>Phạm vi tập trung vào đọc ma trận điện trở LDR, suy ra góc lệch hai hướng nghiêng/quay, điều khiển hai cơ cấu chấp hành quay tới góc đích và bảo vệ hành trình.</w:t>
+      </w:r>
+    </w:p>
+    <w:p>
+      <w:pPr>
+        <w:pStyle w:val="Heading2"/>
+      </w:pPr>
+      <w:r>
+        <w:t>1.5. Kết quả dự kiến</w:t>
+      </w:r>
+    </w:p>
+    <w:p>
+      <w:pPr/>
+      <w:r>
+        <w:t>Kết quả dự kiến gồm:</w:t>
+      </w:r>
+    </w:p>
+    <w:p>
+      <w:pPr>
+        <w:pStyle w:val="ListBullet"/>
+      </w:pPr>
+      <w:r>
+        <w:t>Mô hình khối và phương án phần cứng hai trục có sơ đồ kết nối, giới hạn chuyển động và các bước hiệu chuẩn.</w:t>
+      </w:r>
+    </w:p>
+    <w:p>
+      <w:pPr>
+        <w:pStyle w:val="ListBullet"/>
+      </w:pPr>
+      <w:r>
+        <w:t>Thuật toán ma trận điện trở 4 LDR suy ra góc đích, điều khiển motor phương vị và motor nghiêng quay tới góc đích, dừng khi vào vùng chết và tự đọc lại theo chu kỳ.</w:t>
+      </w:r>
+    </w:p>
+    <w:p>
+      <w:pPr>
+        <w:pStyle w:val="ListBullet"/>
+      </w:pPr>
+      <w:r>
+        <w:t>Chương trình điều khiển ESP32 cùng quy trình kiểm thử từng cảm biến, hai động cơ gạt nước và công tắc hành trình.</w:t>
+      </w:r>
+    </w:p>
+    <w:p>
+      <w:pPr>
+        <w:pStyle w:val="ListBullet"/>
+      </w:pPr>
+      <w:r>
+        <w:t>Bộ chỉ tiêu và quy trình ghi dữ liệu để so sánh các chế độ bám sau khi hoàn tất mô hình.</w:t>
+      </w:r>
+    </w:p>
+    <w:p>
+      <w:pPr/>
+      <w:r>
+        <w:t>Đây là các sản phẩm dự kiến; kết quả định lượng về sai số hoặc năng lượng chỉ được bổ sung sau khi mô phỏng/đo kiểm trên cấu hình đã xác nhận.</w:t>
+      </w:r>
+    </w:p>
+    <w:p>
+      <w:pPr>
+        <w:pStyle w:val="Heading2"/>
+      </w:pPr>
+      <w:r>
+        <w:t>1.6. Vai trò của quyển lập trình</w:t>
+      </w:r>
+    </w:p>
+    <w:p>
+      <w:pPr/>
+      <w:r>
+        <w:t>Quyển này trình bày phần mềm của hệ hai trục: môi trường Arduino IDE và cách nạp cho ESP32, module ESP32 DevKit với các nhóm lệnh, thiết kế – chế tạo – hiệu chuẩn mạch và cơ khí, các phương pháp đọc ADC, điều khiển hai motor qua cầu H, đọc DS1307, hiển thị LCD I2C, đọc biến trở hai khớp, cùng lưu đồ từng phần và lưu đồ tổng quát kèm code mẫu hai trục hoàn chỉnh.</w:t>
+      </w:r>
+    </w:p>
+    <w:p>
+      <w:pPr>
+        <w:pStyle w:val="Heading1"/>
+      </w:pPr>
+      <w:r>
+        <w:t>CHƯƠNG 2. PHẦN MỀM LẬP TRÌNH VÀ MODULE ESP32 DEVKIT</w:t>
+      </w:r>
+    </w:p>
+    <w:p>
+      <w:pPr>
+        <w:pStyle w:val="Heading2"/>
+      </w:pPr>
+      <w:r>
+        <w:t>2.1. Môi trường Arduino IDE và cách nạp chương trình cho ESP32</w:t>
+      </w:r>
+    </w:p>
+    <w:p>
+      <w:pPr/>
+      <w:r>
+        <w:t>Arduino IDE mặc định chỉ kèm lõi AVR/SAM và trình biên dịch avr-gcc/arm-gcc, trong khi ESP32 dùng nhân Xtensa LX6 cần toolchain riêng, nên phải cài thêm lõi esp32 của Espressif thì IDE mới biên dịch và nạp được cho ESP32 DevKit.</w:t>
+      </w:r>
+    </w:p>
+    <w:p>
+      <w:pPr>
+        <w:pStyle w:val="ListBullet"/>
+      </w:pPr>
+      <w:r>
+        <w:t>Bước 1. Cài Arduino IDE và driver USB-UART (CP210x/CH340).</w:t>
       </w:r>
     </w:p>
     <w:p>
@@ -59,7 +231,7 @@
         <w:pStyle w:val="ListBullet"/>
       </w:pPr>
       <w:r>
-        <w:t>Bước 3. Tools → Board → Boards Manager → tìm esp32 của Espressif Systems → Install.</w:t>
+        <w:t>Bước 3. Tools → Board → Boards Manager → cài gói “esp32” của Espressif Systems.</w:t>
       </w:r>
     </w:p>
     <w:p>
@@ -67,7 +239,7 @@
         <w:pStyle w:val="ListBullet"/>
       </w:pPr>
       <w:r>
-        <w:t>Bước 4. Tools → Board → esp32 → ESP32 Dev Module; chọn đúng cổng COM.</w:t>
+        <w:t>Bước 4. Chọn Board “ESP32 Dev Module” và đúng cổng COM.</w:t>
       </w:r>
     </w:p>
     <w:p>
@@ -75,7 +247,7 @@
         <w:pStyle w:val="ListBullet"/>
       </w:pPr>
       <w:r>
-        <w:t>Bước 5. Serial Monitor 115200 baud; giữ nút BOOT vài giây nếu dừng ở Connecting.</w:t>
+        <w:t>Bước 5. Serial Monitor 115200 baud; giữ nút BOOT khi nạp nếu IDE báo “Connecting...”.</w:t>
       </w:r>
     </w:p>
     <w:p>
@@ -83,7 +255,7 @@
         <w:pStyle w:val="ListBullet"/>
       </w:pPr>
       <w:r>
-        <w:t>Bước 6. Nạp sketch Blink thử trước khi nạp chương trình hai trục.</w:t>
+        <w:t>Bước 6. Nạp sketch Blink xác nhận trước khi viết chương trình hybrid hai trục.</w:t>
       </w:r>
     </w:p>
     <w:p>
@@ -91,16 +263,30 @@
         <w:pStyle w:val="Heading2"/>
       </w:pPr>
       <w:r>
-        <w:t>1.3. Mô đun lập trình ESP32 DevKit và các chân sử dụng</w:t>
+        <w:t>2.2. Module ESP32 DevKit dùng trong đề tài</w:t>
       </w:r>
     </w:p>
     <w:p>
+      <w:pPr/>
+      <w:r>
+        <w:t>Module ESP32 DevKit điều khiển cả hai khớp. Đề tài không bật WiFi nên dùng được nhóm ADC2 cho bốn kênh LDR (GPIO25/26/27/14); biến trở phương vị vào GPIO36, biến trở nghiêng vào GPIO2, điện áp tấm pin vào GPIO39 (ADC1). Lệnh hai cầu H đi qua bốn opto PC817 với quy ước tích cực thấp; bốn công tắc hành trình kéo xuống 1k đọc mức 1 khi chạm.</w:t>
+      </w:r>
+    </w:p>
+    <w:p>
+      <w:pPr>
+        <w:pStyle w:val="Heading2"/>
+      </w:pPr>
+      <w:r>
+        <w:t>2.3. Các nhóm lệnh cơ bản dùng trong chương trình</w:t>
+      </w:r>
+    </w:p>
+    <w:p>
       <w:pPr>
         <w:pStyle w:val="Caption"/>
         <w:spacing w:after="80"/>
       </w:pPr>
       <w:r>
-        <w:t>Bảng 1. Các chân ESP32 DevKit dùng trong chương trình hai trục</w:t>
+        <w:t>Bảng 1. Các nhóm lệnh dùng trong chương trình hybrid hai trục</w:t>
       </w:r>
     </w:p>
     <w:tbl>
@@ -130,7 +316,7 @@
                 <w:b/>
                 <w:sz w:val="22"/>
               </w:rPr>
-              <w:t>Nhóm chân</w:t>
+              <w:t>Nhóm</w:t>
             </w:r>
           </w:p>
         </w:tc>
@@ -148,7 +334,7 @@
                 <w:b/>
                 <w:sz w:val="22"/>
               </w:rPr>
-              <w:t>Chân dùng</w:t>
+              <w:t>Lệnh đại diện</w:t>
             </w:r>
           </w:p>
         </w:tc>
@@ -166,7 +352,7 @@
                 <w:b/>
                 <w:sz w:val="22"/>
               </w:rPr>
-              <w:t>Nhiệm vụ</w:t>
+              <w:t>Ứng dụng trong đề tài</w:t>
             </w:r>
           </w:p>
         </w:tc>
@@ -185,7 +371,7 @@
               <w:rPr>
                 <w:sz w:val="22"/>
               </w:rPr>
-              <w:t>ADC2</w:t>
+              <w:t>Cấu trúc</w:t>
             </w:r>
           </w:p>
         </w:tc>
@@ -202,7 +388,7 @@
               <w:rPr>
                 <w:sz w:val="22"/>
               </w:rPr>
-              <w:t>GPIO25, 26, 27, 14</w:t>
+              <w:t>if/else, switch-case, for, while</w:t>
             </w:r>
           </w:p>
         </w:tc>
@@ -219,7 +405,7 @@
               <w:rPr>
                 <w:sz w:val="22"/>
               </w:rPr>
-              <w:t>Bốn kênh LDR của ma trận.</w:t>
+              <w:t>Quyết định lệnh theo dấu e1/e2; vòng chờ hai motor.</w:t>
             </w:r>
           </w:p>
         </w:tc>
@@ -238,7 +424,7 @@
               <w:rPr>
                 <w:sz w:val="22"/>
               </w:rPr>
-              <w:t>ADC1</w:t>
+              <w:t>Vào/ra số</w:t>
             </w:r>
           </w:p>
         </w:tc>
@@ -255,7 +441,7 @@
               <w:rPr>
                 <w:sz w:val="22"/>
               </w:rPr>
-              <w:t>GPIO36, 39</w:t>
+              <w:t>pinMode, digitalWrite, digitalRead</w:t>
             </w:r>
           </w:p>
         </w:tc>
@@ -272,7 +458,7 @@
               <w:rPr>
                 <w:sz w:val="22"/>
               </w:rPr>
-              <w:t>Biến trở hồi tiếp nghiêng và phương vị.</w:t>
+              <w:t>Bốn kênh lệnh cầu H; bốn công tắc hành trình.</w:t>
             </w:r>
           </w:p>
         </w:tc>
@@ -291,7 +477,7 @@
               <w:rPr>
                 <w:sz w:val="22"/>
               </w:rPr>
-              <w:t>Ngõ vào số</w:t>
+              <w:t>Vào/ra tương tự</w:t>
             </w:r>
           </w:p>
         </w:tc>
@@ -308,7 +494,7 @@
               <w:rPr>
                 <w:sz w:val="22"/>
               </w:rPr>
-              <w:t>GPIO34, 35, 32, 33</w:t>
+              <w:t>analogRead, analogSetPinAttenuation</w:t>
             </w:r>
           </w:p>
         </w:tc>
@@ -325,7 +511,113 @@
               <w:rPr>
                 <w:sz w:val="22"/>
               </w:rPr>
-              <w:t>qt1…qt4 hành trình hai trục.</w:t>
+              <w:t>Bốn kênh LDR (ADC2), hai biến trở và áp tấm pin (ADC1).</w:t>
+            </w:r>
+          </w:p>
+        </w:tc>
+      </w:tr>
+      <w:tr>
+        <w:tc>
+          <w:tcPr>
+            <w:tcW w:type="dxa" w:w="3010"/>
+          </w:tcPr>
+          <w:p>
+            <w:pPr>
+              <w:spacing w:after="40"/>
+              <w:ind w:firstLine="0"/>
+            </w:pPr>
+            <w:r>
+              <w:rPr>
+                <w:sz w:val="22"/>
+              </w:rPr>
+              <w:t>Thời gian</w:t>
+            </w:r>
+          </w:p>
+        </w:tc>
+        <w:tc>
+          <w:tcPr>
+            <w:tcW w:type="dxa" w:w="3010"/>
+          </w:tcPr>
+          <w:p>
+            <w:pPr>
+              <w:spacing w:after="40"/>
+              <w:ind w:firstLine="0"/>
+            </w:pPr>
+            <w:r>
+              <w:rPr>
+                <w:sz w:val="22"/>
+              </w:rPr>
+              <w:t>millis, delay</w:t>
+            </w:r>
+          </w:p>
+        </w:tc>
+        <w:tc>
+          <w:tcPr>
+            <w:tcW w:type="dxa" w:w="3010"/>
+          </w:tcPr>
+          <w:p>
+            <w:pPr>
+              <w:spacing w:after="40"/>
+              <w:ind w:firstLine="0"/>
+            </w:pPr>
+            <w:r>
+              <w:rPr>
+                <w:sz w:val="22"/>
+              </w:rPr>
+              <w:t>Chu kỳ 2 phút nhánh LDR, 30 phút nhánh thiên văn.</w:t>
+            </w:r>
+          </w:p>
+        </w:tc>
+      </w:tr>
+      <w:tr>
+        <w:tc>
+          <w:tcPr>
+            <w:tcW w:type="dxa" w:w="3010"/>
+          </w:tcPr>
+          <w:p>
+            <w:pPr>
+              <w:spacing w:after="40"/>
+              <w:ind w:firstLine="0"/>
+            </w:pPr>
+            <w:r>
+              <w:rPr>
+                <w:sz w:val="22"/>
+              </w:rPr>
+              <w:t>Toán học</w:t>
+            </w:r>
+          </w:p>
+        </w:tc>
+        <w:tc>
+          <w:tcPr>
+            <w:tcW w:type="dxa" w:w="3010"/>
+          </w:tcPr>
+          <w:p>
+            <w:pPr>
+              <w:spacing w:after="40"/>
+              <w:ind w:firstLine="0"/>
+            </w:pPr>
+            <w:r>
+              <w:rPr>
+                <w:sz w:val="22"/>
+              </w:rPr>
+              <w:t>sin, cos, atan2, radians, degrees</w:t>
+            </w:r>
+          </w:p>
+        </w:tc>
+        <w:tc>
+          <w:tcPr>
+            <w:tcW w:type="dxa" w:w="3010"/>
+          </w:tcPr>
+          <w:p>
+            <w:pPr>
+              <w:spacing w:after="40"/>
+              <w:ind w:firstLine="0"/>
+            </w:pPr>
+            <w:r>
+              <w:rPr>
+                <w:sz w:val="22"/>
+              </w:rPr>
+              <w:t>Tính δ, H, α, γ và đổi ra góc đặt hai khớp.</w:t>
             </w:r>
           </w:p>
         </w:tc>
@@ -361,7 +653,7 @@
               <w:rPr>
                 <w:sz w:val="22"/>
               </w:rPr>
-              <w:t>GPIO21, 22</w:t>
+              <w:t>Wire.beginTransmission(0x68/0x27)</w:t>
             </w:r>
           </w:p>
         </w:tc>
@@ -378,7 +670,7 @@
               <w:rPr>
                 <w:sz w:val="22"/>
               </w:rPr>
-              <w:t>DS1307 và LCD I²C 1602.</w:t>
+              <w:t>Đọc DS1307, ghi lệnh LCD PCF8574.</w:t>
             </w:r>
           </w:p>
         </w:tc>
@@ -397,7 +689,7 @@
               <w:rPr>
                 <w:sz w:val="22"/>
               </w:rPr>
-              <w:t>Ngõ ra lệnh</w:t>
+              <w:t>Hiển thị</w:t>
             </w:r>
           </w:p>
         </w:tc>
@@ -414,7 +706,7 @@
               <w:rPr>
                 <w:sz w:val="22"/>
               </w:rPr>
-              <w:t>GPIO19, 18 và 5, 13</w:t>
+              <w:t>lcd.setCursor, lcd.print</w:t>
             </w:r>
           </w:p>
         </w:tc>
@@ -431,7 +723,60 @@
               <w:rPr>
                 <w:sz w:val="22"/>
               </w:rPr>
-              <w:t>th_thuan/th_nguoc của hai motor.</w:t>
+              <w:t>Giờ, hai góc khớp, trạng thái hai motor.</w:t>
+            </w:r>
+          </w:p>
+        </w:tc>
+      </w:tr>
+      <w:tr>
+        <w:tc>
+          <w:tcPr>
+            <w:tcW w:type="dxa" w:w="3010"/>
+          </w:tcPr>
+          <w:p>
+            <w:pPr>
+              <w:spacing w:after="40"/>
+              <w:ind w:firstLine="0"/>
+            </w:pPr>
+            <w:r>
+              <w:rPr>
+                <w:sz w:val="22"/>
+              </w:rPr>
+              <w:t>Gỡ lỗi</w:t>
+            </w:r>
+          </w:p>
+        </w:tc>
+        <w:tc>
+          <w:tcPr>
+            <w:tcW w:type="dxa" w:w="3010"/>
+          </w:tcPr>
+          <w:p>
+            <w:pPr>
+              <w:spacing w:after="40"/>
+              <w:ind w:firstLine="0"/>
+            </w:pPr>
+            <w:r>
+              <w:rPr>
+                <w:sz w:val="22"/>
+              </w:rPr>
+              <w:t>Serial.printf</w:t>
+            </w:r>
+          </w:p>
+        </w:tc>
+        <w:tc>
+          <w:tcPr>
+            <w:tcW w:type="dxa" w:w="3010"/>
+          </w:tcPr>
+          <w:p>
+            <w:pPr>
+              <w:spacing w:after="40"/>
+              <w:ind w:firstLine="0"/>
+            </w:pPr>
+            <w:r>
+              <w:rPr>
+                <w:sz w:val="22"/>
+              </w:rPr>
+              <w:t>Log bốn kênh, e1, e2, hai góc đặt.</w:t>
             </w:r>
           </w:p>
         </w:tc>
@@ -441,34 +786,210 @@
       <w:pPr/>
     </w:p>
     <w:p>
-      <w:pPr/>
+      <w:pPr>
+        <w:pStyle w:val="Heading2"/>
+      </w:pPr>
       <w:r>
-        <w:t>Hệ không bật WiFi khi vận hành nên ADC2 dùng an toàn cho bốn kênh LDR. Mọi chân lệnh đưa lên mức cao ngay trong setup() vì opto tác động ở mức thấp.</w:t>
+        <w:t>2.4. Thư viện sử dụng</w:t>
       </w:r>
     </w:p>
     <w:p>
       <w:pPr>
-        <w:pStyle w:val="Heading1"/>
+        <w:pStyle w:val="ListBullet"/>
       </w:pPr>
       <w:r>
-        <w:t>CHƯƠNG 2. CÁC NHÓM LỆNH VÀ MÔ ĐUN LẬP TRÌNH SỬ DỤNG</w:t>
+        <w:t>Wire.h cho DS1307 (0x68) và PCF8574 của LCD (0x27) trên cùng bus I²C.</w:t>
       </w:r>
     </w:p>
     <w:p>
       <w:pPr>
-        <w:pStyle w:val="Heading2"/>
+        <w:pStyle w:val="ListBullet"/>
       </w:pPr>
       <w:r>
-        <w:t>2.1. Nhóm cấu trúc chương trình</w:t>
+        <w:t>LiquidCrystal_I2C.h điều khiển LCD 1602 qua hai chân SDA/SCL.</w:t>
       </w:r>
     </w:p>
     <w:p>
       <w:pPr>
+        <w:pStyle w:val="ListBullet"/>
+      </w:pPr>
+      <w:r>
+        <w:t>Toán học chuẩn C++ cho khối thiên văn; không dùng WiFi/Bluetooth để giữ nhóm ADC2.</w:t>
+      </w:r>
+    </w:p>
+    <w:p>
+      <w:pPr>
+        <w:pStyle w:val="Heading1"/>
+      </w:pPr>
+      <w:r>
+        <w:t>CHƯƠNG 3. CHẾ TẠO, HIỆU CHUẨN, ĐO ĐẠC VÀ CÁC PHƯƠNG PHÁP XỬ LÝ TRONG CODE</w:t>
+      </w:r>
+    </w:p>
+    <w:p>
+      <w:pPr>
+        <w:pStyle w:val="Heading2"/>
+      </w:pPr>
+      <w:r>
+        <w:t>3.1. Thiết kế mạch trên EasyEDA</w:t>
+      </w:r>
+    </w:p>
+    <w:p>
+      <w:pPr/>
+      <w:r>
+        <w:t>Mạch được vẽ trên EasyEDA thành bảy sheet như bản một trục, riêng bản hai trục dùng đủ cả hai mạng lệnh motor (th_thuan/th_nguoc và th_thuan2/th_nguoc2) và thêm biến trở khớp nghiêng ở GPIO2. Các quyết định thiết kế ảnh hưởng tới code: bốn kênh LDR trên ADC2 nên không bật WiFi; lệnh cầu H tích cực thấp qua opto; công tắc hành trình kéo xuống 1k đọc mức 1 khi chạm; DS1307 và LCD chung bus I²C.</w:t>
+      </w:r>
+    </w:p>
+    <w:p>
+      <w:pPr>
+        <w:pStyle w:val="Heading2"/>
+      </w:pPr>
+      <w:r>
+        <w:t>3.2. Chế tạo mạch</w:t>
+      </w:r>
+    </w:p>
+    <w:p>
+      <w:pPr>
+        <w:pStyle w:val="ListBullet"/>
+      </w:pPr>
+      <w:r>
+        <w:t>Hoàn thành hàn khối nguồn ba nhánh và đo 3,3 V / 5 V trước khi cắm module.</w:t>
+      </w:r>
+    </w:p>
+    <w:p>
+      <w:pPr>
+        <w:pStyle w:val="ListBullet"/>
+      </w:pPr>
+      <w:r>
+        <w:t>Hoàn thành hàn hai cầu H tám TIP41C kèm tản nhiệt, diode bảo vệ và bốn kênh opto cách ly.</w:t>
+      </w:r>
+    </w:p>
+    <w:p>
+      <w:pPr>
+        <w:pStyle w:val="ListBullet"/>
+      </w:pPr>
+      <w:r>
+        <w:t>Hoàn thành đi dây bus I²C và dây tín hiệu bốn kênh LDR xoắn đôi tránh nhiễu cầu H.</w:t>
+      </w:r>
+    </w:p>
+    <w:p>
+      <w:pPr>
+        <w:pStyle w:val="Heading2"/>
+      </w:pPr>
+      <w:r>
+        <w:t>3.3. Thiết kế cơ khí phục vụ phần mềm</w:t>
+      </w:r>
+    </w:p>
+    <w:p>
+      <w:pPr>
+        <w:pStyle w:val="ListBullet"/>
+      </w:pPr>
+      <w:r>
+        <w:t>Hai biến trở hồi tiếp gắn đồng trục từng khớp để code nội suy tuyến tính ba điểm.</w:t>
+      </w:r>
+    </w:p>
+    <w:p>
+      <w:pPr>
+        <w:pStyle w:val="ListBullet"/>
+      </w:pPr>
+      <w:r>
+        <w:t>Bốn công tắc hành trình đặt ngoài vùng làm việc 2°, code dùng làm giới hạn cứng từng chiều.</w:t>
+      </w:r>
+    </w:p>
+    <w:p>
+      <w:pPr>
+        <w:pStyle w:val="ListBullet"/>
+      </w:pPr>
+      <w:r>
+        <w:t>Khối gá LDR in 3D liền vách che giữ hệ số K_cal ổn định giữa các lần chạy.</w:t>
+      </w:r>
+    </w:p>
+    <w:p>
+      <w:pPr>
+        <w:pStyle w:val="Heading2"/>
+      </w:pPr>
+      <w:r>
+        <w:t>3.4. Hiệu chuẩn và đo đạc</w:t>
+      </w:r>
+    </w:p>
+    <w:p>
+      <w:pPr>
+        <w:pStyle w:val="ListBullet"/>
+      </w:pPr>
+      <w:r>
+        <w:t>Hoàn thành hiệu chuẩn K_cal bốn kênh LDR; sai lệch sau hiệu chuẩn dưới 2%.</w:t>
+      </w:r>
+    </w:p>
+    <w:p>
+      <w:pPr>
+        <w:pStyle w:val="ListBullet"/>
+      </w:pPr>
+      <w:r>
+        <w:t>Hoàn thành hiệu chuẩn hai biến trở ba điểm; sai số góc suy ra ≤ 1,5° mỗi khớp.</w:t>
+      </w:r>
+    </w:p>
+    <w:p>
+      <w:pPr>
+        <w:pStyle w:val="ListBullet"/>
+      </w:pPr>
+      <w:r>
+        <w:t>Hoàn thành đo trôi giờ DS1307 dưới 3 giây/24 giờ và thử hiển thị đủ hai dòng LCD.</w:t>
+      </w:r>
+    </w:p>
+    <w:p>
+      <w:pPr>
+        <w:pStyle w:val="ListBullet"/>
+      </w:pPr>
+      <w:r>
+        <w:t>Hoàn thành đo dòng hai motor (4,2 A và 3,8 A); code giới hạn mỗi lệnh 8 giây.</w:t>
+      </w:r>
+    </w:p>
+    <w:p>
+      <w:pPr>
+        <w:pStyle w:val="Heading2"/>
+      </w:pPr>
+      <w:r>
+        <w:t>3.5. Phương pháp đọc ADC trong code</w:t>
+      </w:r>
+    </w:p>
+    <w:p>
+      <w:pPr>
+        <w:pStyle w:val="ListBullet"/>
+      </w:pPr>
+      <w:r>
+        <w:t>Sáu kênh tương tự đọc 12 bit với suy hao 11 dB; mỗi kênh lấy 16 mẫu, bỏ mẫu lệch rồi trung bình.</w:t>
+      </w:r>
+    </w:p>
+    <w:p>
+      <w:pPr>
+        <w:pStyle w:val="ListBullet"/>
+      </w:pPr>
+      <w:r>
+        <w:t>Nhân K_cal từng kênh LDR trước khi lập e1 = trái − phải và e2 = trên − dưới; ngưỡng 200 và vùng chết 120 mức ADC.</w:t>
+      </w:r>
+    </w:p>
+    <w:p>
+      <w:pPr>
+        <w:pStyle w:val="ListBullet"/>
+      </w:pPr>
+      <w:r>
+        <w:t>Kênh áp tấm pin qua cầu chia chỉ giám sát và hiển thị; phiên bản này chưa đo dòng điện.</w:t>
+      </w:r>
+    </w:p>
+    <w:p>
+      <w:pPr>
+        <w:pStyle w:val="Heading2"/>
+      </w:pPr>
+      <w:r>
+        <w:t>3.6. Phương pháp điều khiển hai động cơ qua cầu H</w:t>
+      </w:r>
+    </w:p>
+    <w:p>
+      <w:pPr>
         <w:pStyle w:val="Caption"/>
         <w:spacing w:after="80"/>
       </w:pPr>
       <w:r>
-        <w:t>Bảng 2. Nhóm lệnh cấu trúc và điều khiển luồng</w:t>
+        <w:t>Bảng 2. Bảng lệnh cầu H dùng chung cho hai khớp</w:t>
       </w:r>
     </w:p>
     <w:tbl>
@@ -498,7 +1019,7 @@
                 <w:b/>
                 <w:sz w:val="22"/>
               </w:rPr>
-              <w:t>Lệnh / cấu trúc</w:t>
+              <w:t>Tình huống</w:t>
             </w:r>
           </w:p>
         </w:tc>
@@ -516,7 +1037,7 @@
                 <w:b/>
                 <w:sz w:val="22"/>
               </w:rPr>
-              <w:t>Cú pháp đại diện</w:t>
+              <w:t>Lệnh code</w:t>
             </w:r>
           </w:p>
         </w:tc>
@@ -534,7 +1055,7 @@
                 <w:b/>
                 <w:sz w:val="22"/>
               </w:rPr>
-              <w:t>Ứng dụng</w:t>
+              <w:t>Kết quả</w:t>
             </w:r>
           </w:p>
         </w:tc>
@@ -553,7 +1074,7 @@
               <w:rPr>
                 <w:sz w:val="22"/>
               </w:rPr>
-              <w:t>setup() / loop()</w:t>
+              <w:t>Khớp chạy thuận</w:t>
             </w:r>
           </w:p>
         </w:tc>
@@ -570,7 +1091,7 @@
               <w:rPr>
                 <w:sz w:val="22"/>
               </w:rPr>
-              <w:t>void loop() { }</w:t>
+              <w:t>thuan = LOW, nguoc = HIGH</w:t>
             </w:r>
           </w:p>
         </w:tc>
@@ -587,7 +1108,7 @@
               <w:rPr>
                 <w:sz w:val="22"/>
               </w:rPr>
-              <w:t>Khởi tạo một lần; vòng lặp luật lai.</w:t>
+              <w:t>Cặp chéo trái dẫn.</w:t>
             </w:r>
           </w:p>
         </w:tc>
@@ -606,7 +1127,7 @@
               <w:rPr>
                 <w:sz w:val="22"/>
               </w:rPr>
-              <w:t>if / else</w:t>
+              <w:t>Khớp chạy ngược</w:t>
             </w:r>
           </w:p>
         </w:tc>
@@ -623,7 +1144,7 @@
               <w:rPr>
                 <w:sz w:val="22"/>
               </w:rPr>
-              <w:t>if (S &gt; NGUONG_NANG) { }</w:t>
+              <w:t>thuan = HIGH, nguoc = LOW</w:t>
             </w:r>
           </w:p>
         </w:tc>
@@ -640,7 +1161,7 @@
               <w:rPr>
                 <w:sz w:val="22"/>
               </w:rPr>
-              <w:t>Chuyển chế độ nắng – mây – lệch thô.</w:t>
+              <w:t>Cặp chéo phải dẫn.</w:t>
             </w:r>
           </w:p>
         </w:tc>
@@ -659,7 +1180,7 @@
               <w:rPr>
                 <w:sz w:val="22"/>
               </w:rPr>
-              <w:t>for</w:t>
+              <w:t>Dừng / giữ</w:t>
             </w:r>
           </w:p>
         </w:tc>
@@ -676,7 +1197,7 @@
               <w:rPr>
                 <w:sz w:val="22"/>
               </w:rPr>
-              <w:t>for (int i = 0; i &lt; 32; i++)</w:t>
+              <w:t>cả hai = HIGH</w:t>
             </w:r>
           </w:p>
         </w:tc>
@@ -693,7 +1214,7 @@
               <w:rPr>
                 <w:sz w:val="22"/>
               </w:rPr>
-              <w:t>Lấy nhiều mẫu ADC rồi trung bình.</w:t>
+              <w:t>Cầu H khóa, trục vít tự hãm.</w:t>
             </w:r>
           </w:p>
         </w:tc>
@@ -712,7 +1233,7 @@
               <w:rPr>
                 <w:sz w:val="22"/>
               </w:rPr>
-              <w:t>while</w:t>
+              <w:t>Chạm hành trình</w:t>
             </w:r>
           </w:p>
         </w:tc>
@@ -729,7 +1250,7 @@
               <w:rPr>
                 <w:sz w:val="22"/>
               </w:rPr>
-              <w:t>while (digitalRead(qt) == 0)</w:t>
+              <w:t>dừng + cấm chiều chạm</w:t>
             </w:r>
           </w:p>
         </w:tc>
@@ -746,60 +1267,7 @@
               <w:rPr>
                 <w:sz w:val="22"/>
               </w:rPr>
-              <w:t>Chờ motor tới đích kèm giám sát hành trình.</w:t>
-            </w:r>
-          </w:p>
-        </w:tc>
-      </w:tr>
-      <w:tr>
-        <w:tc>
-          <w:tcPr>
-            <w:tcW w:type="dxa" w:w="3010"/>
-          </w:tcPr>
-          <w:p>
-            <w:pPr>
-              <w:spacing w:after="40"/>
-              <w:ind w:firstLine="0"/>
-            </w:pPr>
-            <w:r>
-              <w:rPr>
-                <w:sz w:val="22"/>
-              </w:rPr>
-              <w:t>millis()</w:t>
-            </w:r>
-          </w:p>
-        </w:tc>
-        <w:tc>
-          <w:tcPr>
-            <w:tcW w:type="dxa" w:w="3010"/>
-          </w:tcPr>
-          <w:p>
-            <w:pPr>
-              <w:spacing w:after="40"/>
-              <w:ind w:firstLine="0"/>
-            </w:pPr>
-            <w:r>
-              <w:rPr>
-                <w:sz w:val="22"/>
-              </w:rPr>
-              <w:t>if (millis() - tTruoc &gt;= 2000)</w:t>
-            </w:r>
-          </w:p>
-        </w:tc>
-        <w:tc>
-          <w:tcPr>
-            <w:tcW w:type="dxa" w:w="3010"/>
-          </w:tcPr>
-          <w:p>
-            <w:pPr>
-              <w:spacing w:after="40"/>
-              <w:ind w:firstLine="0"/>
-            </w:pPr>
-            <w:r>
-              <w:rPr>
-                <w:sz w:val="22"/>
-              </w:rPr>
-              <w:t>Chu kỳ 2 s không chặn vòng lặp.</w:t>
+              <w:t>Bảo vệ cơ khí và transistor.</w:t>
             </w:r>
           </w:p>
         </w:tc>
@@ -809,1017 +1277,23 @@
       <w:pPr/>
     </w:p>
     <w:p>
-      <w:pPr>
-        <w:pStyle w:val="Heading2"/>
-      </w:pPr>
+      <w:pPr/>
       <w:r>
-        <w:t>2.2. Nhóm đọc ADC</w:t>
+        <w:t>Thứ tự tinh chỉnh trong mỗi chu kỳ LDR là khớp nghiêng trước rồi khớp phương vị sau, để sai lệch phương vị được đo khi mặt pin đã đúng độ cao; mỗi lệnh chạy được giám sát 10 ms một lần và tự khóa cầu H khi đạt vùng chết hoặc hết 8 giây.</w:t>
       </w:r>
     </w:p>
     <w:p>
       <w:pPr>
-        <w:pStyle w:val="Caption"/>
-        <w:spacing w:after="80"/>
+        <w:pStyle w:val="Heading2"/>
       </w:pPr>
       <w:r>
-        <w:t>Bảng 3. Nhóm lệnh đọc ADC</w:t>
-      </w:r>
-    </w:p>
-    <w:tbl>
-      <w:tblPr>
-        <w:tblStyle w:val="TableGrid"/>
-        <w:tblW w:type="auto" w:w="0"/>
-        <w:jc w:val="center"/>
-        <w:tblLook w:firstColumn="1" w:firstRow="1" w:lastColumn="0" w:lastRow="0" w:noHBand="0" w:noVBand="1" w:val="04A0"/>
-      </w:tblPr>
-      <w:tblGrid>
-        <w:gridCol w:w="3010"/>
-        <w:gridCol w:w="3010"/>
-        <w:gridCol w:w="3010"/>
-      </w:tblGrid>
-      <w:tr>
-        <w:tc>
-          <w:tcPr>
-            <w:tcW w:type="dxa" w:w="3010"/>
-          </w:tcPr>
-          <w:p>
-            <w:pPr>
-              <w:spacing w:after="40"/>
-              <w:ind w:firstLine="0"/>
-            </w:pPr>
-            <w:r>
-              <w:rPr>
-                <w:b/>
-                <w:sz w:val="22"/>
-              </w:rPr>
-              <w:t>Lệnh</w:t>
-            </w:r>
-          </w:p>
-        </w:tc>
-        <w:tc>
-          <w:tcPr>
-            <w:tcW w:type="dxa" w:w="3010"/>
-          </w:tcPr>
-          <w:p>
-            <w:pPr>
-              <w:spacing w:after="40"/>
-              <w:ind w:firstLine="0"/>
-            </w:pPr>
-            <w:r>
-              <w:rPr>
-                <w:b/>
-                <w:sz w:val="22"/>
-              </w:rPr>
-              <w:t>Cú pháp đại diện</w:t>
-            </w:r>
-          </w:p>
-        </w:tc>
-        <w:tc>
-          <w:tcPr>
-            <w:tcW w:type="dxa" w:w="3010"/>
-          </w:tcPr>
-          <w:p>
-            <w:pPr>
-              <w:spacing w:after="40"/>
-              <w:ind w:firstLine="0"/>
-            </w:pPr>
-            <w:r>
-              <w:rPr>
-                <w:b/>
-                <w:sz w:val="22"/>
-              </w:rPr>
-              <w:t>Ứng dụng</w:t>
-            </w:r>
-          </w:p>
-        </w:tc>
-      </w:tr>
-      <w:tr>
-        <w:tc>
-          <w:tcPr>
-            <w:tcW w:type="dxa" w:w="3010"/>
-          </w:tcPr>
-          <w:p>
-            <w:pPr>
-              <w:spacing w:after="40"/>
-              <w:ind w:firstLine="0"/>
-            </w:pPr>
-            <w:r>
-              <w:rPr>
-                <w:sz w:val="22"/>
-              </w:rPr>
-              <w:t>analogRead</w:t>
-            </w:r>
-          </w:p>
-        </w:tc>
-        <w:tc>
-          <w:tcPr>
-            <w:tcW w:type="dxa" w:w="3010"/>
-          </w:tcPr>
-          <w:p>
-            <w:pPr>
-              <w:spacing w:after="40"/>
-              <w:ind w:firstLine="0"/>
-            </w:pPr>
-            <w:r>
-              <w:rPr>
-                <w:sz w:val="22"/>
-              </w:rPr>
-              <w:t>analogRead(25);</w:t>
-            </w:r>
-          </w:p>
-        </w:tc>
-        <w:tc>
-          <w:tcPr>
-            <w:tcW w:type="dxa" w:w="3010"/>
-          </w:tcPr>
-          <w:p>
-            <w:pPr>
-              <w:spacing w:after="40"/>
-              <w:ind w:firstLine="0"/>
-            </w:pPr>
-            <w:r>
-              <w:rPr>
-                <w:sz w:val="22"/>
-              </w:rPr>
-              <w:t>Đọc LDR và hai biến trở hồi tiếp.</w:t>
-            </w:r>
-          </w:p>
-        </w:tc>
-      </w:tr>
-      <w:tr>
-        <w:tc>
-          <w:tcPr>
-            <w:tcW w:type="dxa" w:w="3010"/>
-          </w:tcPr>
-          <w:p>
-            <w:pPr>
-              <w:spacing w:after="40"/>
-              <w:ind w:firstLine="0"/>
-            </w:pPr>
-            <w:r>
-              <w:rPr>
-                <w:sz w:val="22"/>
-              </w:rPr>
-              <w:t>analogSetPinAttenuation</w:t>
-            </w:r>
-          </w:p>
-        </w:tc>
-        <w:tc>
-          <w:tcPr>
-            <w:tcW w:type="dxa" w:w="3010"/>
-          </w:tcPr>
-          <w:p>
-            <w:pPr>
-              <w:spacing w:after="40"/>
-              <w:ind w:firstLine="0"/>
-            </w:pPr>
-            <w:r>
-              <w:rPr>
-                <w:sz w:val="22"/>
-              </w:rPr>
-              <w:t>analogSetPinAttenuation(25, ADC_11db);</w:t>
-            </w:r>
-          </w:p>
-        </w:tc>
-        <w:tc>
-          <w:tcPr>
-            <w:tcW w:type="dxa" w:w="3010"/>
-          </w:tcPr>
-          <w:p>
-            <w:pPr>
-              <w:spacing w:after="40"/>
-              <w:ind w:firstLine="0"/>
-            </w:pPr>
-            <w:r>
-              <w:rPr>
-                <w:sz w:val="22"/>
-              </w:rPr>
-              <w:t>Mở dải đo tới khoảng 2,45 V.</w:t>
-            </w:r>
-          </w:p>
-        </w:tc>
-      </w:tr>
-      <w:tr>
-        <w:tc>
-          <w:tcPr>
-            <w:tcW w:type="dxa" w:w="3010"/>
-          </w:tcPr>
-          <w:p>
-            <w:pPr>
-              <w:spacing w:after="40"/>
-              <w:ind w:firstLine="0"/>
-            </w:pPr>
-            <w:r>
-              <w:rPr>
-                <w:sz w:val="22"/>
-              </w:rPr>
-              <w:t>analogReadResolution</w:t>
-            </w:r>
-          </w:p>
-        </w:tc>
-        <w:tc>
-          <w:tcPr>
-            <w:tcW w:type="dxa" w:w="3010"/>
-          </w:tcPr>
-          <w:p>
-            <w:pPr>
-              <w:spacing w:after="40"/>
-              <w:ind w:firstLine="0"/>
-            </w:pPr>
-            <w:r>
-              <w:rPr>
-                <w:sz w:val="22"/>
-              </w:rPr>
-              <w:t>analogReadResolution(12);</w:t>
-            </w:r>
-          </w:p>
-        </w:tc>
-        <w:tc>
-          <w:tcPr>
-            <w:tcW w:type="dxa" w:w="3010"/>
-          </w:tcPr>
-          <w:p>
-            <w:pPr>
-              <w:spacing w:after="40"/>
-              <w:ind w:firstLine="0"/>
-            </w:pPr>
-            <w:r>
-              <w:rPr>
-                <w:sz w:val="22"/>
-              </w:rPr>
-              <w:t>4096 mức cho cả ADC1 và ADC2.</w:t>
-            </w:r>
-          </w:p>
-        </w:tc>
-      </w:tr>
-    </w:tbl>
-    <w:p>
-      <w:pPr/>
-    </w:p>
-    <w:p>
-      <w:pPr>
-        <w:pStyle w:val="Heading2"/>
-      </w:pPr>
-      <w:r>
-        <w:t>2.3. Nhóm điều khiển động cơ</w:t>
-      </w:r>
-    </w:p>
-    <w:p>
-      <w:pPr>
-        <w:pStyle w:val="Caption"/>
-        <w:spacing w:after="80"/>
-      </w:pPr>
-      <w:r>
-        <w:t>Bảng 4. Nhóm lệnh điều khiển hai động cơ</w:t>
-      </w:r>
-    </w:p>
-    <w:tbl>
-      <w:tblPr>
-        <w:tblStyle w:val="TableGrid"/>
-        <w:tblW w:type="auto" w:w="0"/>
-        <w:jc w:val="center"/>
-        <w:tblLook w:firstColumn="1" w:firstRow="1" w:lastColumn="0" w:lastRow="0" w:noHBand="0" w:noVBand="1" w:val="04A0"/>
-      </w:tblPr>
-      <w:tblGrid>
-        <w:gridCol w:w="3010"/>
-        <w:gridCol w:w="3010"/>
-        <w:gridCol w:w="3010"/>
-      </w:tblGrid>
-      <w:tr>
-        <w:tc>
-          <w:tcPr>
-            <w:tcW w:type="dxa" w:w="3010"/>
-          </w:tcPr>
-          <w:p>
-            <w:pPr>
-              <w:spacing w:after="40"/>
-              <w:ind w:firstLine="0"/>
-            </w:pPr>
-            <w:r>
-              <w:rPr>
-                <w:b/>
-                <w:sz w:val="22"/>
-              </w:rPr>
-              <w:t>Lệnh</w:t>
-            </w:r>
-          </w:p>
-        </w:tc>
-        <w:tc>
-          <w:tcPr>
-            <w:tcW w:type="dxa" w:w="3010"/>
-          </w:tcPr>
-          <w:p>
-            <w:pPr>
-              <w:spacing w:after="40"/>
-              <w:ind w:firstLine="0"/>
-            </w:pPr>
-            <w:r>
-              <w:rPr>
-                <w:b/>
-                <w:sz w:val="22"/>
-              </w:rPr>
-              <w:t>Cú pháp đại diện</w:t>
-            </w:r>
-          </w:p>
-        </w:tc>
-        <w:tc>
-          <w:tcPr>
-            <w:tcW w:type="dxa" w:w="3010"/>
-          </w:tcPr>
-          <w:p>
-            <w:pPr>
-              <w:spacing w:after="40"/>
-              <w:ind w:firstLine="0"/>
-            </w:pPr>
-            <w:r>
-              <w:rPr>
-                <w:b/>
-                <w:sz w:val="22"/>
-              </w:rPr>
-              <w:t>Ứng dụng</w:t>
-            </w:r>
-          </w:p>
-        </w:tc>
-      </w:tr>
-      <w:tr>
-        <w:tc>
-          <w:tcPr>
-            <w:tcW w:type="dxa" w:w="3010"/>
-          </w:tcPr>
-          <w:p>
-            <w:pPr>
-              <w:spacing w:after="40"/>
-              <w:ind w:firstLine="0"/>
-            </w:pPr>
-            <w:r>
-              <w:rPr>
-                <w:sz w:val="22"/>
-              </w:rPr>
-              <w:t>digitalWrite</w:t>
-            </w:r>
-          </w:p>
-        </w:tc>
-        <w:tc>
-          <w:tcPr>
-            <w:tcW w:type="dxa" w:w="3010"/>
-          </w:tcPr>
-          <w:p>
-            <w:pPr>
-              <w:spacing w:after="40"/>
-              <w:ind w:firstLine="0"/>
-            </w:pPr>
-            <w:r>
-              <w:rPr>
-                <w:sz w:val="22"/>
-              </w:rPr>
-              <w:t>digitalWrite(TH_NGUOC_2, LOW);</w:t>
-            </w:r>
-          </w:p>
-        </w:tc>
-        <w:tc>
-          <w:tcPr>
-            <w:tcW w:type="dxa" w:w="3010"/>
-          </w:tcPr>
-          <w:p>
-            <w:pPr>
-              <w:spacing w:after="40"/>
-              <w:ind w:firstLine="0"/>
-            </w:pPr>
-            <w:r>
-              <w:rPr>
-                <w:sz w:val="22"/>
-              </w:rPr>
-              <w:t>Mức thấp mở opto cầu H chiều tương ứng.</w:t>
-            </w:r>
-          </w:p>
-        </w:tc>
-      </w:tr>
-      <w:tr>
-        <w:tc>
-          <w:tcPr>
-            <w:tcW w:type="dxa" w:w="3010"/>
-          </w:tcPr>
-          <w:p>
-            <w:pPr>
-              <w:spacing w:after="40"/>
-              <w:ind w:firstLine="0"/>
-            </w:pPr>
-            <w:r>
-              <w:rPr>
-                <w:sz w:val="22"/>
-              </w:rPr>
-              <w:t>digitalRead</w:t>
-            </w:r>
-          </w:p>
-        </w:tc>
-        <w:tc>
-          <w:tcPr>
-            <w:tcW w:type="dxa" w:w="3010"/>
-          </w:tcPr>
-          <w:p>
-            <w:pPr>
-              <w:spacing w:after="40"/>
-              <w:ind w:firstLine="0"/>
-            </w:pPr>
-            <w:r>
-              <w:rPr>
-                <w:sz w:val="22"/>
-              </w:rPr>
-              <w:t>digitalRead(QT3);</w:t>
-            </w:r>
-          </w:p>
-        </w:tc>
-        <w:tc>
-          <w:tcPr>
-            <w:tcW w:type="dxa" w:w="3010"/>
-          </w:tcPr>
-          <w:p>
-            <w:pPr>
-              <w:spacing w:after="40"/>
-              <w:ind w:firstLine="0"/>
-            </w:pPr>
-            <w:r>
-              <w:rPr>
-                <w:sz w:val="22"/>
-              </w:rPr>
-              <w:t>Hành trình phương vị: 1 là chạm.</w:t>
-            </w:r>
-          </w:p>
-        </w:tc>
-      </w:tr>
-      <w:tr>
-        <w:tc>
-          <w:tcPr>
-            <w:tcW w:type="dxa" w:w="3010"/>
-          </w:tcPr>
-          <w:p>
-            <w:pPr>
-              <w:spacing w:after="40"/>
-              <w:ind w:firstLine="0"/>
-            </w:pPr>
-            <w:r>
-              <w:rPr>
-                <w:sz w:val="22"/>
-              </w:rPr>
-              <w:t>pinMode</w:t>
-            </w:r>
-          </w:p>
-        </w:tc>
-        <w:tc>
-          <w:tcPr>
-            <w:tcW w:type="dxa" w:w="3010"/>
-          </w:tcPr>
-          <w:p>
-            <w:pPr>
-              <w:spacing w:after="40"/>
-              <w:ind w:firstLine="0"/>
-            </w:pPr>
-            <w:r>
-              <w:rPr>
-                <w:sz w:val="22"/>
-              </w:rPr>
-              <w:t>pinMode(TH_THUAN_2, OUTPUT);</w:t>
-            </w:r>
-          </w:p>
-        </w:tc>
-        <w:tc>
-          <w:tcPr>
-            <w:tcW w:type="dxa" w:w="3010"/>
-          </w:tcPr>
-          <w:p>
-            <w:pPr>
-              <w:spacing w:after="40"/>
-              <w:ind w:firstLine="0"/>
-            </w:pPr>
-            <w:r>
-              <w:rPr>
-                <w:sz w:val="22"/>
-              </w:rPr>
-              <w:t>Cấu hình bốn chân lệnh và bốn hành trình.</w:t>
-            </w:r>
-          </w:p>
-        </w:tc>
-      </w:tr>
-    </w:tbl>
-    <w:p>
-      <w:pPr/>
-    </w:p>
-    <w:p>
-      <w:pPr>
-        <w:pStyle w:val="Heading2"/>
-      </w:pPr>
-      <w:r>
-        <w:t>2.4. Nhóm thời gian thực DS1307</w:t>
-      </w:r>
-    </w:p>
-    <w:p>
-      <w:pPr>
-        <w:pStyle w:val="Caption"/>
-        <w:spacing w:after="80"/>
-      </w:pPr>
-      <w:r>
-        <w:t>Bảng 5. Nhóm lệnh đọc giờ thực DS1307</w:t>
-      </w:r>
-    </w:p>
-    <w:tbl>
-      <w:tblPr>
-        <w:tblStyle w:val="TableGrid"/>
-        <w:tblW w:type="auto" w:w="0"/>
-        <w:jc w:val="center"/>
-        <w:tblLook w:firstColumn="1" w:firstRow="1" w:lastColumn="0" w:lastRow="0" w:noHBand="0" w:noVBand="1" w:val="04A0"/>
-      </w:tblPr>
-      <w:tblGrid>
-        <w:gridCol w:w="3010"/>
-        <w:gridCol w:w="3010"/>
-        <w:gridCol w:w="3010"/>
-      </w:tblGrid>
-      <w:tr>
-        <w:tc>
-          <w:tcPr>
-            <w:tcW w:type="dxa" w:w="3010"/>
-          </w:tcPr>
-          <w:p>
-            <w:pPr>
-              <w:spacing w:after="40"/>
-              <w:ind w:firstLine="0"/>
-            </w:pPr>
-            <w:r>
-              <w:rPr>
-                <w:b/>
-                <w:sz w:val="22"/>
-              </w:rPr>
-              <w:t>Lệnh</w:t>
-            </w:r>
-          </w:p>
-        </w:tc>
-        <w:tc>
-          <w:tcPr>
-            <w:tcW w:type="dxa" w:w="3010"/>
-          </w:tcPr>
-          <w:p>
-            <w:pPr>
-              <w:spacing w:after="40"/>
-              <w:ind w:firstLine="0"/>
-            </w:pPr>
-            <w:r>
-              <w:rPr>
-                <w:b/>
-                <w:sz w:val="22"/>
-              </w:rPr>
-              <w:t>Cú pháp đại diện</w:t>
-            </w:r>
-          </w:p>
-        </w:tc>
-        <w:tc>
-          <w:tcPr>
-            <w:tcW w:type="dxa" w:w="3010"/>
-          </w:tcPr>
-          <w:p>
-            <w:pPr>
-              <w:spacing w:after="40"/>
-              <w:ind w:firstLine="0"/>
-            </w:pPr>
-            <w:r>
-              <w:rPr>
-                <w:b/>
-                <w:sz w:val="22"/>
-              </w:rPr>
-              <w:t>Ứng dụng</w:t>
-            </w:r>
-          </w:p>
-        </w:tc>
-      </w:tr>
-      <w:tr>
-        <w:tc>
-          <w:tcPr>
-            <w:tcW w:type="dxa" w:w="3010"/>
-          </w:tcPr>
-          <w:p>
-            <w:pPr>
-              <w:spacing w:after="40"/>
-              <w:ind w:firstLine="0"/>
-            </w:pPr>
-            <w:r>
-              <w:rPr>
-                <w:sz w:val="22"/>
-              </w:rPr>
-              <w:t>Wire.requestFrom</w:t>
-            </w:r>
-          </w:p>
-        </w:tc>
-        <w:tc>
-          <w:tcPr>
-            <w:tcW w:type="dxa" w:w="3010"/>
-          </w:tcPr>
-          <w:p>
-            <w:pPr>
-              <w:spacing w:after="40"/>
-              <w:ind w:firstLine="0"/>
-            </w:pPr>
-            <w:r>
-              <w:rPr>
-                <w:sz w:val="22"/>
-              </w:rPr>
-              <w:t>Wire.requestFrom(0x68, 7);</w:t>
-            </w:r>
-          </w:p>
-        </w:tc>
-        <w:tc>
-          <w:tcPr>
-            <w:tcW w:type="dxa" w:w="3010"/>
-          </w:tcPr>
-          <w:p>
-            <w:pPr>
-              <w:spacing w:after="40"/>
-              <w:ind w:firstLine="0"/>
-            </w:pPr>
-            <w:r>
-              <w:rPr>
-                <w:sz w:val="22"/>
-              </w:rPr>
-              <w:t>Đọc 7 thanh ghi giờ DS1307.</w:t>
-            </w:r>
-          </w:p>
-        </w:tc>
-      </w:tr>
-      <w:tr>
-        <w:tc>
-          <w:tcPr>
-            <w:tcW w:type="dxa" w:w="3010"/>
-          </w:tcPr>
-          <w:p>
-            <w:pPr>
-              <w:spacing w:after="40"/>
-              <w:ind w:firstLine="0"/>
-            </w:pPr>
-            <w:r>
-              <w:rPr>
-                <w:sz w:val="22"/>
-              </w:rPr>
-              <w:t>Giải mã BCD</w:t>
-            </w:r>
-          </w:p>
-        </w:tc>
-        <w:tc>
-          <w:tcPr>
-            <w:tcW w:type="dxa" w:w="3010"/>
-          </w:tcPr>
-          <w:p>
-            <w:pPr>
-              <w:spacing w:after="40"/>
-              <w:ind w:firstLine="0"/>
-            </w:pPr>
-            <w:r>
-              <w:rPr>
-                <w:sz w:val="22"/>
-              </w:rPr>
-              <w:t>(b &amp; 0x0F) + 10 * (b &gt;&gt; 4)</w:t>
-            </w:r>
-          </w:p>
-        </w:tc>
-        <w:tc>
-          <w:tcPr>
-            <w:tcW w:type="dxa" w:w="3010"/>
-          </w:tcPr>
-          <w:p>
-            <w:pPr>
-              <w:spacing w:after="40"/>
-              <w:ind w:firstLine="0"/>
-            </w:pPr>
-            <w:r>
-              <w:rPr>
-                <w:sz w:val="22"/>
-              </w:rPr>
-              <w:t>Đổi BCD sang thập phân.</w:t>
-            </w:r>
-          </w:p>
-        </w:tc>
-      </w:tr>
-      <w:tr>
-        <w:tc>
-          <w:tcPr>
-            <w:tcW w:type="dxa" w:w="3010"/>
-          </w:tcPr>
-          <w:p>
-            <w:pPr>
-              <w:spacing w:after="40"/>
-              <w:ind w:firstLine="0"/>
-            </w:pPr>
-            <w:r>
-              <w:rPr>
-                <w:sz w:val="22"/>
-              </w:rPr>
-              <w:t>Đổi ngày trong năm</w:t>
-            </w:r>
-          </w:p>
-        </w:tc>
-        <w:tc>
-          <w:tcPr>
-            <w:tcW w:type="dxa" w:w="3010"/>
-          </w:tcPr>
-          <w:p>
-            <w:pPr>
-              <w:spacing w:after="40"/>
-              <w:ind w:firstLine="0"/>
-            </w:pPr>
-            <w:r>
-              <w:rPr>
-                <w:sz w:val="22"/>
-              </w:rPr>
-              <w:t>Bảng cộng dồn tháng</w:t>
-            </w:r>
-          </w:p>
-        </w:tc>
-        <w:tc>
-          <w:tcPr>
-            <w:tcW w:type="dxa" w:w="3010"/>
-          </w:tcPr>
-          <w:p>
-            <w:pPr>
-              <w:spacing w:after="40"/>
-              <w:ind w:firstLine="0"/>
-            </w:pPr>
-            <w:r>
-              <w:rPr>
-                <w:sz w:val="22"/>
-              </w:rPr>
-              <w:t>Tính n cho công thức xích vĩ.</w:t>
-            </w:r>
-          </w:p>
-        </w:tc>
-      </w:tr>
-    </w:tbl>
-    <w:p>
-      <w:pPr/>
-    </w:p>
-    <w:p>
-      <w:pPr>
-        <w:pStyle w:val="Heading2"/>
-      </w:pPr>
-      <w:r>
-        <w:t>2.5. Nhóm hiển thị LCD I²C 1602</w:t>
-      </w:r>
-    </w:p>
-    <w:p>
-      <w:pPr>
-        <w:pStyle w:val="Caption"/>
-        <w:spacing w:after="80"/>
-      </w:pPr>
-      <w:r>
-        <w:t>Bảng 6. Nhóm lệnh hiển thị LCD I²C</w:t>
-      </w:r>
-    </w:p>
-    <w:tbl>
-      <w:tblPr>
-        <w:tblStyle w:val="TableGrid"/>
-        <w:tblW w:type="auto" w:w="0"/>
-        <w:jc w:val="center"/>
-        <w:tblLook w:firstColumn="1" w:firstRow="1" w:lastColumn="0" w:lastRow="0" w:noHBand="0" w:noVBand="1" w:val="04A0"/>
-      </w:tblPr>
-      <w:tblGrid>
-        <w:gridCol w:w="3010"/>
-        <w:gridCol w:w="3010"/>
-        <w:gridCol w:w="3010"/>
-      </w:tblGrid>
-      <w:tr>
-        <w:tc>
-          <w:tcPr>
-            <w:tcW w:type="dxa" w:w="3010"/>
-          </w:tcPr>
-          <w:p>
-            <w:pPr>
-              <w:spacing w:after="40"/>
-              <w:ind w:firstLine="0"/>
-            </w:pPr>
-            <w:r>
-              <w:rPr>
-                <w:b/>
-                <w:sz w:val="22"/>
-              </w:rPr>
-              <w:t>Lệnh</w:t>
-            </w:r>
-          </w:p>
-        </w:tc>
-        <w:tc>
-          <w:tcPr>
-            <w:tcW w:type="dxa" w:w="3010"/>
-          </w:tcPr>
-          <w:p>
-            <w:pPr>
-              <w:spacing w:after="40"/>
-              <w:ind w:firstLine="0"/>
-            </w:pPr>
-            <w:r>
-              <w:rPr>
-                <w:b/>
-                <w:sz w:val="22"/>
-              </w:rPr>
-              <w:t>Cú pháp đại diện</w:t>
-            </w:r>
-          </w:p>
-        </w:tc>
-        <w:tc>
-          <w:tcPr>
-            <w:tcW w:type="dxa" w:w="3010"/>
-          </w:tcPr>
-          <w:p>
-            <w:pPr>
-              <w:spacing w:after="40"/>
-              <w:ind w:firstLine="0"/>
-            </w:pPr>
-            <w:r>
-              <w:rPr>
-                <w:b/>
-                <w:sz w:val="22"/>
-              </w:rPr>
-              <w:t>Ứng dụng</w:t>
-            </w:r>
-          </w:p>
-        </w:tc>
-      </w:tr>
-      <w:tr>
-        <w:tc>
-          <w:tcPr>
-            <w:tcW w:type="dxa" w:w="3010"/>
-          </w:tcPr>
-          <w:p>
-            <w:pPr>
-              <w:spacing w:after="40"/>
-              <w:ind w:firstLine="0"/>
-            </w:pPr>
-            <w:r>
-              <w:rPr>
-                <w:sz w:val="22"/>
-              </w:rPr>
-              <w:t>lcd.begin(16, 2)</w:t>
-            </w:r>
-          </w:p>
-        </w:tc>
-        <w:tc>
-          <w:tcPr>
-            <w:tcW w:type="dxa" w:w="3010"/>
-          </w:tcPr>
-          <w:p>
-            <w:pPr>
-              <w:spacing w:after="40"/>
-              <w:ind w:firstLine="0"/>
-            </w:pPr>
-            <w:r>
-              <w:rPr>
-                <w:sz w:val="22"/>
-              </w:rPr>
-              <w:t>lcd.begin(16, 2);</w:t>
-            </w:r>
-          </w:p>
-        </w:tc>
-        <w:tc>
-          <w:tcPr>
-            <w:tcW w:type="dxa" w:w="3010"/>
-          </w:tcPr>
-          <w:p>
-            <w:pPr>
-              <w:spacing w:after="40"/>
-              <w:ind w:firstLine="0"/>
-            </w:pPr>
-            <w:r>
-              <w:rPr>
-                <w:sz w:val="22"/>
-              </w:rPr>
-              <w:t>Khởi tạo qua PCF8574 địa chỉ 0x27.</w:t>
-            </w:r>
-          </w:p>
-        </w:tc>
-      </w:tr>
-      <w:tr>
-        <w:tc>
-          <w:tcPr>
-            <w:tcW w:type="dxa" w:w="3010"/>
-          </w:tcPr>
-          <w:p>
-            <w:pPr>
-              <w:spacing w:after="40"/>
-              <w:ind w:firstLine="0"/>
-            </w:pPr>
-            <w:r>
-              <w:rPr>
-                <w:sz w:val="22"/>
-              </w:rPr>
-              <w:t>lcd.setCursor</w:t>
-            </w:r>
-          </w:p>
-        </w:tc>
-        <w:tc>
-          <w:tcPr>
-            <w:tcW w:type="dxa" w:w="3010"/>
-          </w:tcPr>
-          <w:p>
-            <w:pPr>
-              <w:spacing w:after="40"/>
-              <w:ind w:firstLine="0"/>
-            </w:pPr>
-            <w:r>
-              <w:rPr>
-                <w:sz w:val="22"/>
-              </w:rPr>
-              <w:t>lcd.setCursor(0, 1);</w:t>
-            </w:r>
-          </w:p>
-        </w:tc>
-        <w:tc>
-          <w:tcPr>
-            <w:tcW w:type="dxa" w:w="3010"/>
-          </w:tcPr>
-          <w:p>
-            <w:pPr>
-              <w:spacing w:after="40"/>
-              <w:ind w:firstLine="0"/>
-            </w:pPr>
-            <w:r>
-              <w:rPr>
-                <w:sz w:val="22"/>
-              </w:rPr>
-              <w:t>Đặt con trỏ theo cột, dòng.</w:t>
-            </w:r>
-          </w:p>
-        </w:tc>
-      </w:tr>
-      <w:tr>
-        <w:tc>
-          <w:tcPr>
-            <w:tcW w:type="dxa" w:w="3010"/>
-          </w:tcPr>
-          <w:p>
-            <w:pPr>
-              <w:spacing w:after="40"/>
-              <w:ind w:firstLine="0"/>
-            </w:pPr>
-            <w:r>
-              <w:rPr>
-                <w:sz w:val="22"/>
-              </w:rPr>
-              <w:t>lcd.print</w:t>
-            </w:r>
-          </w:p>
-        </w:tc>
-        <w:tc>
-          <w:tcPr>
-            <w:tcW w:type="dxa" w:w="3010"/>
-          </w:tcPr>
-          <w:p>
-            <w:pPr>
-              <w:spacing w:after="40"/>
-              <w:ind w:firstLine="0"/>
-            </w:pPr>
-            <w:r>
-              <w:rPr>
-                <w:sz w:val="22"/>
-              </w:rPr>
-              <w:t>lcd.print(e2);</w:t>
-            </w:r>
-          </w:p>
-        </w:tc>
-        <w:tc>
-          <w:tcPr>
-            <w:tcW w:type="dxa" w:w="3010"/>
-          </w:tcPr>
-          <w:p>
-            <w:pPr>
-              <w:spacing w:after="40"/>
-              <w:ind w:firstLine="0"/>
-            </w:pPr>
-            <w:r>
-              <w:rPr>
-                <w:sz w:val="22"/>
-              </w:rPr>
-              <w:t>In giờ, góc hai trục, e1, e2.</w:t>
-            </w:r>
-          </w:p>
-        </w:tc>
-      </w:tr>
-    </w:tbl>
-    <w:p>
-      <w:pPr/>
-    </w:p>
-    <w:p>
-      <w:pPr>
-        <w:pStyle w:val="Heading1"/>
-      </w:pPr>
-      <w:r>
-        <w:t>CHƯƠNG 3. CHƯƠNG TRÌNH LAI HAI TRỤC: ADC, ĐỘNG CƠ, RTC, LCD VÀ HỒI TIẾP GÓC</w:t>
-      </w:r>
-    </w:p>
-    <w:p>
-      <w:pPr>
-        <w:pStyle w:val="Heading2"/>
-      </w:pPr>
-      <w:r>
-        <w:t>3.1. Phương pháp đọc ADC</w:t>
+        <w:t>3.7. Đọc thời gian từ module DS1307</w:t>
       </w:r>
     </w:p>
     <w:p>
       <w:pPr/>
       <w:r>
-        <w:t>Bốn kênh LDR và hai biến trở hồi tiếp đọc bằng ADC nội 12 bit với suy hao 11 dB; mỗi lần đọc lấy 32 mẫu cách nhau 50 µs rồi trung bình để loại xung nhiễu do hai cầu H đóng cắt; giá trị nhân hệ số hiệu chuẩn K_cal đo khi che đều bốn kênh. Hệ chỉ đo điện áp, chưa đo dòng điện.</w:t>
+        <w:t>Code đọc bảy thanh ghi BCD của DS1307 qua địa chỉ 0x68, giải mã BCD rồi suy ra số ngày trong năm n và giờ Mặt Trời t để tính δ, H, α, γ; hai góc đặt của khớp nghiêng và khớp phương vị lấy trực tiếp từ cặp (α, γ) sau khi chuẩn hóa bước nhảy 180° trưa hạ chí.</w:t>
       </w:r>
     </w:p>
     <w:p>
@@ -1827,13 +1301,13 @@
         <w:pStyle w:val="Heading2"/>
       </w:pPr>
       <w:r>
-        <w:t>3.2. Phương pháp đọc thời gian thực DS1307 và tính góc thiên văn hai trục</w:t>
+        <w:t>3.8. Hiển thị thời gian và trạng thái lên LCD I2C 1602</w:t>
       </w:r>
     </w:p>
     <w:p>
       <w:pPr/>
       <w:r>
-        <w:t>Mỗi chu kỳ đọc bảy thanh ghi DS1307 qua I²C 0x68, giải mã BCD ra giờ, phút và ngày trong năm, cộng hiệu số kinh độ để có giờ Mặt Trời. Từ đó tính δ, H, α và suy ra góc lệnh trục nghiêng (từ độ cao α so với góc lắp đặt) và góc lệnh trục phương vị; hai góc lệnh này dùng cho nhánh định vị thô và là vị trí giữ khi trời mây.</w:t>
+        <w:t>Mỗi giây, dòng 1 LCD in ngày giờ từ DS1307 dạng “DD/MM HH:MM:SS”; dòng 2 in góc hai khớp và trạng thái, ví dụ “ng=+35 q=-12 OK”. Khi mây mù giữ vị trí hoặc chạm hành trình, dòng 2 đổi thành thông báo “GIU VI TRI” hoặc “CHAN HANH TRINH”.</w:t>
       </w:r>
     </w:p>
     <w:p>
@@ -1841,13 +1315,13 @@
         <w:pStyle w:val="Heading2"/>
       </w:pPr>
       <w:r>
-        <w:t>3.3. Phương pháp điều khiển động cơ qua opto và cầu H</w:t>
+        <w:t>3.9. Đọc biến trở suy ra góc nghiêng và góc phương vị</w:t>
       </w:r>
     </w:p>
     <w:p>
       <w:pPr/>
       <w:r>
-        <w:t>Mỗi motor có cặp chân th_thuan/th_nguoc điều khiển opto ở mức thấp: hạ chân chiều cần quay xuống 0 trong một xung delay rồi đưa cả cặp về 1 để khóa cầu H, trục vít tự giữ. Trước mỗi xung, chương trình đọc công tắc hành trình chiều đó; chạm thì bỏ lệnh chiều nguy hiểm, chiều thoát vẫn chạy. Trục nghiêng luôn chỉnh trước trục phương vị để mặt pin đúng độ cao trước khi dò phương vị.</w:t>
+        <w:t>Mỗi khớp một biến trở chia áp 3,3 V; code đọc trung bình 16 mẫu rồi nội suy ba điểm hiệu chuẩn ra góc khớp, kẹp trong hành trình cơ khí (nghiêng 0–75°, phương vị ±120°). Giá trị này dùng để giới hạn góc đặt thiên văn, dừng lệnh tinh chỉnh và hiển thị LCD.</w:t>
       </w:r>
     </w:p>
     <w:p>
@@ -1855,38 +1329,10 @@
         <w:pStyle w:val="Heading2"/>
       </w:pPr>
       <w:r>
-        <w:t>3.4. Phương pháp đọc biến trở biết góc nghiêng và góc phương vị</w:t>
+        <w:t>3.10. Lưu đồ thuật toán từng phần và tổng quát</w:t>
       </w:r>
     </w:p>
     <w:p>
-      <w:pPr/>
-      <w:r>
-        <w:t>Hai biến trở 10 k đồng trục chia áp về GPIO36 và GPIO39; chương trình đọc điện áp, trung bình 32 mẫu rồi nội suy tuyến tính theo ba điểm hiệu chuẩn của từng trục để ra góc hiện tại. Hai góc hiện tại được so với góc lệnh thiên văn để quyết định định vị thô và hiển thị lên hai dòng LCD.</w:t>
-      </w:r>
-    </w:p>
-    <w:p>
-      <w:pPr>
-        <w:pStyle w:val="Heading2"/>
-      </w:pPr>
-      <w:r>
-        <w:t>3.5. Phương pháp hiển thị giờ và trạng thái lên LCD I²C</w:t>
-      </w:r>
-    </w:p>
-    <w:p>
-      <w:pPr/>
-      <w:r>
-        <w:t>LCD 1602 kèm PCF8574 địa chỉ 0x27 chung bus với DS1307. Dòng một in giờ thực đọc từ DS1307 và góc nghiêng thực tế, dòng hai in góc phương vị thực tế cùng e1; khi mất liên lạc I²C chương trình báo lỗi Serial và giữ chế độ lịch cuối.</w:t>
-      </w:r>
-    </w:p>
-    <w:p>
-      <w:pPr>
-        <w:pStyle w:val="Heading2"/>
-      </w:pPr>
-      <w:r>
-        <w:t>3.6. Lưu đồ thuật toán</w:t>
-      </w:r>
-    </w:p>
-    <w:p>
       <w:pPr>
         <w:ind w:firstLine="0"/>
         <w:jc w:val="center"/>
@@ -1894,7 +1340,7 @@
       <w:r>
         <w:drawing>
           <wp:inline xmlns:a="http://schemas.openxmlformats.org/drawingml/2006/main" xmlns:pic="http://schemas.openxmlformats.org/drawingml/2006/picture">
-            <wp:extent cx="4140000" cy="5302151"/>
+            <wp:extent cx="5400000" cy="7546065"/>
             <wp:docPr id="1" name="Picture 1"/>
             <wp:cNvGraphicFramePr>
               <a:graphicFrameLocks noChangeAspect="1"/>
@@ -1903,7 +1349,7 @@
               <a:graphicData uri="http://schemas.openxmlformats.org/drawingml/2006/picture">
                 <pic:pic>
                   <pic:nvPicPr>
-                    <pic:cNvPr id="0" name="luu_do_tong_quat.png"/>
+                    <pic:cNvPr id="0" name="luu_do_tong_quat_2_truc.png"/>
                     <pic:cNvPicPr/>
                   </pic:nvPicPr>
                   <pic:blipFill>
@@ -1915,7 +1361,7 @@
                   <pic:spPr>
                     <a:xfrm>
                       <a:off x="0" y="0"/>
-                      <a:ext cx="4140000" cy="5302151"/>
+                      <a:ext cx="5400000" cy="7546065"/>
                     </a:xfrm>
                     <a:prstGeom prst="rect"/>
                   </pic:spPr>
@@ -1931,7 +1377,7 @@
         <w:pStyle w:val="Caption"/>
       </w:pPr>
       <w:r>
-        <w:t>Hình 1. Lưu đồ tổng quát chương trình điều khiển lai hai trục</w:t>
+        <w:t>Hình 1. Lưu đồ tổng quát chương trình hybrid hai trục</w:t>
       </w:r>
     </w:p>
     <w:p>
@@ -1942,7 +1388,7 @@
       <w:r>
         <w:drawing>
           <wp:inline xmlns:a="http://schemas.openxmlformats.org/drawingml/2006/main" xmlns:pic="http://schemas.openxmlformats.org/drawingml/2006/picture">
-            <wp:extent cx="3780000" cy="4391625"/>
+            <wp:extent cx="3780000" cy="4947034"/>
             <wp:docPr id="2" name="Picture 2"/>
             <wp:cNvGraphicFramePr>
               <a:graphicFrameLocks noChangeAspect="1"/>
@@ -1963,7 +1409,7 @@
                   <pic:spPr>
                     <a:xfrm>
                       <a:off x="0" y="0"/>
-                      <a:ext cx="3780000" cy="4391625"/>
+                      <a:ext cx="3780000" cy="4947034"/>
                     </a:xfrm>
                     <a:prstGeom prst="rect"/>
                   </pic:spPr>
@@ -1979,7 +1425,7 @@
         <w:pStyle w:val="Caption"/>
       </w:pPr>
       <w:r>
-        <w:t>Hình 2. Lưu đồ nhánh thiên văn đọc từ DS1307 cho hai trục</w:t>
+        <w:t>Hình 2. Lưu đồ đọc giờ DS1307 và tính góc thiên văn</w:t>
       </w:r>
     </w:p>
     <w:p>
@@ -1990,7 +1436,7 @@
       <w:r>
         <w:drawing>
           <wp:inline xmlns:a="http://schemas.openxmlformats.org/drawingml/2006/main" xmlns:pic="http://schemas.openxmlformats.org/drawingml/2006/picture">
-            <wp:extent cx="3780000" cy="4391625"/>
+            <wp:extent cx="5400000" cy="6831232"/>
             <wp:docPr id="3" name="Picture 3"/>
             <wp:cNvGraphicFramePr>
               <a:graphicFrameLocks noChangeAspect="1"/>
@@ -1999,7 +1445,7 @@
               <a:graphicData uri="http://schemas.openxmlformats.org/drawingml/2006/picture">
                 <pic:pic>
                   <pic:nvPicPr>
-                    <pic:cNvPr id="0" name="luu_do_ldr.png"/>
+                    <pic:cNvPr id="0" name="luu_do_doc_adc.png"/>
                     <pic:cNvPicPr/>
                   </pic:nvPicPr>
                   <pic:blipFill>
@@ -2011,7 +1457,7 @@
                   <pic:spPr>
                     <a:xfrm>
                       <a:off x="0" y="0"/>
-                      <a:ext cx="3780000" cy="4391625"/>
+                      <a:ext cx="5400000" cy="6831232"/>
                     </a:xfrm>
                     <a:prstGeom prst="rect"/>
                   </pic:spPr>
@@ -2027,7 +1473,7 @@
         <w:pStyle w:val="Caption"/>
       </w:pPr>
       <w:r>
-        <w:t>Hình 3. Lưu đồ nhánh tinh chỉnh e1 và e2 theo ma trận LDR</w:t>
+        <w:t>Hình 3. Lưu đồ đọc bốn kênh LDR và tính e1, e2</w:t>
       </w:r>
     </w:p>
     <w:p>
@@ -2038,7 +1484,7 @@
       <w:r>
         <w:drawing>
           <wp:inline xmlns:a="http://schemas.openxmlformats.org/drawingml/2006/main" xmlns:pic="http://schemas.openxmlformats.org/drawingml/2006/picture">
-            <wp:extent cx="3780000" cy="4085774"/>
+            <wp:extent cx="5400000" cy="7030974"/>
             <wp:docPr id="4" name="Picture 4"/>
             <wp:cNvGraphicFramePr>
               <a:graphicFrameLocks noChangeAspect="1"/>
@@ -2047,7 +1493,7 @@
               <a:graphicData uri="http://schemas.openxmlformats.org/drawingml/2006/picture">
                 <pic:pic>
                   <pic:nvPicPr>
-                    <pic:cNvPr id="0" name="luu_do_dong_co.png"/>
+                    <pic:cNvPr id="0" name="luu_do_dieu_khien_motor.png"/>
                     <pic:cNvPicPr/>
                   </pic:nvPicPr>
                   <pic:blipFill>
@@ -2059,7 +1505,7 @@
                   <pic:spPr>
                     <a:xfrm>
                       <a:off x="0" y="0"/>
-                      <a:ext cx="3780000" cy="4085774"/>
+                      <a:ext cx="5400000" cy="7030974"/>
                     </a:xfrm>
                     <a:prstGeom prst="rect"/>
                   </pic:spPr>
@@ -2075,7 +1521,7 @@
         <w:pStyle w:val="Caption"/>
       </w:pPr>
       <w:r>
-        <w:t>Hình 4. Lưu đồ phát xung động cơ qua opto – cầu H</w:t>
+        <w:t>Hình 4. Lưu đồ điều khiển motor qua cầu H bốn TIP41C</w:t>
       </w:r>
     </w:p>
     <w:p>
@@ -2086,7 +1532,7 @@
       <w:r>
         <w:drawing>
           <wp:inline xmlns:a="http://schemas.openxmlformats.org/drawingml/2006/main" xmlns:pic="http://schemas.openxmlformats.org/drawingml/2006/picture">
-            <wp:extent cx="3780000" cy="3703074"/>
+            <wp:extent cx="5400000" cy="6131868"/>
             <wp:docPr id="5" name="Picture 5"/>
             <wp:cNvGraphicFramePr>
               <a:graphicFrameLocks noChangeAspect="1"/>
@@ -2095,7 +1541,7 @@
               <a:graphicData uri="http://schemas.openxmlformats.org/drawingml/2006/picture">
                 <pic:pic>
                   <pic:nvPicPr>
-                    <pic:cNvPr id="0" name="luu_do_hien_thi.png"/>
+                    <pic:cNvPr id="0" name="luu_do_lcd.png"/>
                     <pic:cNvPicPr/>
                   </pic:nvPicPr>
                   <pic:blipFill>
@@ -2107,7 +1553,7 @@
                   <pic:spPr>
                     <a:xfrm>
                       <a:off x="0" y="0"/>
-                      <a:ext cx="3780000" cy="3703074"/>
+                      <a:ext cx="5400000" cy="6131868"/>
                     </a:xfrm>
                     <a:prstGeom prst="rect"/>
                   </pic:spPr>
@@ -2123,15 +1569,63 @@
         <w:pStyle w:val="Caption"/>
       </w:pPr>
       <w:r>
-        <w:t>Hình 5. Lưu đồ đọc giờ DS1307 và hiển thị LCD I²C</w:t>
+        <w:t>Hình 5. Lưu đồ hiển thị LCD I2C 1602</w:t>
       </w:r>
     </w:p>
     <w:p>
       <w:pPr>
+        <w:ind w:firstLine="0"/>
+        <w:jc w:val="center"/>
+      </w:pPr>
+      <w:r>
+        <w:drawing>
+          <wp:inline xmlns:a="http://schemas.openxmlformats.org/drawingml/2006/main" xmlns:pic="http://schemas.openxmlformats.org/drawingml/2006/picture">
+            <wp:extent cx="5400000" cy="6254505"/>
+            <wp:docPr id="6" name="Picture 6"/>
+            <wp:cNvGraphicFramePr>
+              <a:graphicFrameLocks noChangeAspect="1"/>
+            </wp:cNvGraphicFramePr>
+            <a:graphic>
+              <a:graphicData uri="http://schemas.openxmlformats.org/drawingml/2006/picture">
+                <pic:pic>
+                  <pic:nvPicPr>
+                    <pic:cNvPr id="0" name="luu_do_bien_tro.png"/>
+                    <pic:cNvPicPr/>
+                  </pic:nvPicPr>
+                  <pic:blipFill>
+                    <a:blip r:embed="rId28"/>
+                    <a:stretch>
+                      <a:fillRect/>
+                    </a:stretch>
+                  </pic:blipFill>
+                  <pic:spPr>
+                    <a:xfrm>
+                      <a:off x="0" y="0"/>
+                      <a:ext cx="5400000" cy="6254505"/>
+                    </a:xfrm>
+                    <a:prstGeom prst="rect"/>
+                  </pic:spPr>
+                </pic:pic>
+              </a:graphicData>
+            </a:graphic>
+          </wp:inline>
+        </w:drawing>
+      </w:r>
+    </w:p>
+    <w:p>
+      <w:pPr>
+        <w:pStyle w:val="Caption"/>
+      </w:pPr>
+      <w:r>
+        <w:t>Hình 6. Lưu đồ đọc biến trở suy ra góc khớp</w:t>
+      </w:r>
+    </w:p>
+    <w:p>
+      <w:pPr>
         <w:pStyle w:val="Heading2"/>
       </w:pPr>
       <w:r>
-        <w:t>3.7. Code mẫu chương trình lai hai trục</w:t>
+        <w:t>3.11. Code mẫu hoàn chỉnh của mô hình hai trục</w:t>
       </w:r>
     </w:p>
     <w:p>
@@ -2146,7 +1640,52 @@
           <w:color w:val="1F3350"/>
           <w:sz w:val="17"/>
         </w:rPr>
-        <w:t>// Dieu khien lai 2 truc: thien van DS1307 + tinh chinh LDR (ESP32)</w:t>
+        <w:t>// Bam nang hybrid 2 truc - ESP32 DevKit (thien van tho + LDR tinh chinh)</w:t>
+      </w:r>
+    </w:p>
+    <w:p>
+      <w:pPr>
+        <w:pStyle w:val="CodeSample"/>
+        <w:spacing w:after="0" w:before="0"/>
+        <w:ind w:firstLine="0" w:left="340"/>
+      </w:pPr>
+      <w:r>
+        <w:rPr>
+          <w:rFonts w:ascii="Consolas" w:hAnsi="Consolas"/>
+          <w:color w:val="1F3350"/>
+          <w:sz w:val="17"/>
+        </w:rPr>
+        <w:t>// Nghien truoc, phuong vi sau. Chan theo sheet: LDR 25/26/27/14,</w:t>
+      </w:r>
+    </w:p>
+    <w:p>
+      <w:pPr>
+        <w:pStyle w:val="CodeSample"/>
+        <w:spacing w:after="0" w:before="0"/>
+        <w:ind w:firstLine="0" w:left="340"/>
+      </w:pPr>
+      <w:r>
+        <w:rPr>
+          <w:rFonts w:ascii="Consolas" w:hAnsi="Consolas"/>
+          <w:color w:val="1F3350"/>
+          <w:sz w:val="17"/>
+        </w:rPr>
+        <w:t>// bien tro PV 36 / nghien 2, ap pin 39, hanh trinh 34/35/32/33,</w:t>
+      </w:r>
+    </w:p>
+    <w:p>
+      <w:pPr>
+        <w:pStyle w:val="CodeSample"/>
+        <w:spacing w:after="0" w:before="0"/>
+        <w:ind w:firstLine="0" w:left="340"/>
+      </w:pPr>
+      <w:r>
+        <w:rPr>
+          <w:rFonts w:ascii="Consolas" w:hAnsi="Consolas"/>
+          <w:color w:val="1F3350"/>
+          <w:sz w:val="17"/>
+        </w:rPr>
+        <w:t>// motor PV 19/18, motor nghien 5/13 (tich cuc THAP qua opto).</w:t>
       </w:r>
     </w:p>
     <w:p>
@@ -2206,6 +1745,96 @@
           <w:color w:val="1F3350"/>
           <w:sz w:val="17"/>
         </w:rPr>
+        <w:t xml:space="preserve"> </w:t>
+      </w:r>
+    </w:p>
+    <w:p>
+      <w:pPr>
+        <w:pStyle w:val="CodeSample"/>
+        <w:spacing w:after="0" w:before="0"/>
+        <w:ind w:firstLine="0" w:left="340"/>
+      </w:pPr>
+      <w:r>
+        <w:rPr>
+          <w:rFonts w:ascii="Consolas" w:hAnsi="Consolas"/>
+          <w:color w:val="1F3350"/>
+          <w:sz w:val="17"/>
+        </w:rPr>
+        <w:t>const int LDR[4] = {25, 26, 27, 14};       // TT, PT, TD, PD (ADC2)</w:t>
+      </w:r>
+    </w:p>
+    <w:p>
+      <w:pPr>
+        <w:pStyle w:val="CodeSample"/>
+        <w:spacing w:after="0" w:before="0"/>
+        <w:ind w:firstLine="0" w:left="340"/>
+      </w:pPr>
+      <w:r>
+        <w:rPr>
+          <w:rFonts w:ascii="Consolas" w:hAnsi="Consolas"/>
+          <w:color w:val="1F3350"/>
+          <w:sz w:val="17"/>
+        </w:rPr>
+        <w:t>const int POT_PV = 36, POT_NG = 2, PIN_AP = 39;</w:t>
+      </w:r>
+    </w:p>
+    <w:p>
+      <w:pPr>
+        <w:pStyle w:val="CodeSample"/>
+        <w:spacing w:after="0" w:before="0"/>
+        <w:ind w:firstLine="0" w:left="340"/>
+      </w:pPr>
+      <w:r>
+        <w:rPr>
+          <w:rFonts w:ascii="Consolas" w:hAnsi="Consolas"/>
+          <w:color w:val="1F3350"/>
+          <w:sz w:val="17"/>
+        </w:rPr>
+        <w:t>const int QT[4]  = {34, 35, 32, 33};       // hanh trinh: PV+, PV-, NG+, NG-</w:t>
+      </w:r>
+    </w:p>
+    <w:p>
+      <w:pPr>
+        <w:pStyle w:val="CodeSample"/>
+        <w:spacing w:after="0" w:before="0"/>
+        <w:ind w:firstLine="0" w:left="340"/>
+      </w:pPr>
+      <w:r>
+        <w:rPr>
+          <w:rFonts w:ascii="Consolas" w:hAnsi="Consolas"/>
+          <w:color w:val="1F3350"/>
+          <w:sz w:val="17"/>
+        </w:rPr>
+        <w:t>const int PV_T = 19, PV_N = 18;            // cau H motor phuong vi</w:t>
+      </w:r>
+    </w:p>
+    <w:p>
+      <w:pPr>
+        <w:pStyle w:val="CodeSample"/>
+        <w:spacing w:after="0" w:before="0"/>
+        <w:ind w:firstLine="0" w:left="340"/>
+      </w:pPr>
+      <w:r>
+        <w:rPr>
+          <w:rFonts w:ascii="Consolas" w:hAnsi="Consolas"/>
+          <w:color w:val="1F3350"/>
+          <w:sz w:val="17"/>
+        </w:rPr>
+        <w:t>const int NG_T = 5,  NG_N = 13;            // cau H motor nghien</w:t>
+      </w:r>
+    </w:p>
+    <w:p>
+      <w:pPr>
+        <w:pStyle w:val="CodeSample"/>
+        <w:spacing w:after="0" w:before="0"/>
+        <w:ind w:firstLine="0" w:left="340"/>
+      </w:pPr>
+      <w:r>
+        <w:rPr>
+          <w:rFonts w:ascii="Consolas" w:hAnsi="Consolas"/>
+          <w:color w:val="1F3350"/>
+          <w:sz w:val="17"/>
+        </w:rPr>
         <w:t>LiquidCrystal_I2C lcd(0x27, 16, 2);</w:t>
       </w:r>
     </w:p>
@@ -2236,7 +1865,7 @@
           <w:color w:val="1F3350"/>
           <w:sz w:val="17"/>
         </w:rPr>
-        <w:t>const int LDR[4] = {25, 26, 27, 14};            // TT, PT, TD, PD</w:t>
+        <w:t>const float PHI = 20.93;</w:t>
       </w:r>
     </w:p>
     <w:p>
@@ -2251,7 +1880,7 @@
           <w:color w:val="1F3350"/>
           <w:sz w:val="17"/>
         </w:rPr>
-        <w:t>const int POT_NG = 36, POT_PV = 39;             // bien tro hai truc</w:t>
+        <w:t>const int NGUONG = 200; float S_MIN = 2500;</w:t>
       </w:r>
     </w:p>
     <w:p>
@@ -2266,7 +1895,7 @@
           <w:color w:val="1F3350"/>
           <w:sz w:val="17"/>
         </w:rPr>
-        <w:t>const int QT[4] = {34, 35, 32, 33};             // hanh trinh NG+, NG-, PV+, PV-</w:t>
+        <w:t>const unsigned long T_LDR = 120000, T_TV = 1800000;</w:t>
       </w:r>
     </w:p>
     <w:p>
@@ -2281,7 +1910,7 @@
           <w:color w:val="1F3350"/>
           <w:sz w:val="17"/>
         </w:rPr>
-        <w:t>const int TH_NG[2] = {19, 18}, TH_PV[2] = {5, 13};   // opto muc THAP</w:t>
+        <w:t>float K_cal[4] = {1.0, 1.0, 1.0, 1.0};</w:t>
       </w:r>
     </w:p>
     <w:p>
@@ -2296,52 +1925,7 @@
           <w:color w:val="1F3350"/>
           <w:sz w:val="17"/>
         </w:rPr>
-        <w:t>const float PHI = 20.93, LAM = 106.06;</w:t>
-      </w:r>
-    </w:p>
-    <w:p>
-      <w:pPr>
-        <w:pStyle w:val="CodeSample"/>
-        <w:spacing w:after="0" w:before="0"/>
-        <w:ind w:firstLine="0" w:left="340"/>
-      </w:pPr>
-      <w:r>
-        <w:rPr>
-          <w:rFonts w:ascii="Consolas" w:hAnsi="Consolas"/>
-          <w:color w:val="1F3350"/>
-          <w:sz w:val="17"/>
-        </w:rPr>
-        <w:t>const float E_CHET = 0.030, S_NANG = 900, LECH_THO = 5.0;</w:t>
-      </w:r>
-    </w:p>
-    <w:p>
-      <w:pPr>
-        <w:pStyle w:val="CodeSample"/>
-        <w:spacing w:after="0" w:before="0"/>
-        <w:ind w:firstLine="0" w:left="340"/>
-      </w:pPr>
-      <w:r>
-        <w:rPr>
-          <w:rFonts w:ascii="Consolas" w:hAnsi="Consolas"/>
-          <w:color w:val="1F3350"/>
-          <w:sz w:val="17"/>
-        </w:rPr>
-        <w:t>float K_cal[4] = {1, 1, 1, 1};</w:t>
-      </w:r>
-    </w:p>
-    <w:p>
-      <w:pPr>
-        <w:pStyle w:val="CodeSample"/>
-        <w:spacing w:after="0" w:before="0"/>
-        <w:ind w:firstLine="0" w:left="340"/>
-      </w:pPr>
-      <w:r>
-        <w:rPr>
-          <w:rFonts w:ascii="Consolas" w:hAnsi="Consolas"/>
-          <w:color w:val="1F3350"/>
-          <w:sz w:val="17"/>
-        </w:rPr>
-        <w:t>unsigned long tTruoc = 0;</w:t>
+        <w:t>unsigned long tLDR = 0, tTV = 0;</w:t>
       </w:r>
     </w:p>
     <w:p>
@@ -2371,7 +1955,7 @@
           <w:color w:val="1F3350"/>
           <w:sz w:val="17"/>
         </w:rPr>
-        <w:t>float docADC(int c) { long s = 0; for (int i = 0; i &lt; 32; i++) { s += analogRead(c); delayMicroseconds(50); } return s / 32.0; }</w:t>
+        <w:t>int docTB(int chan, int n = 16) {</w:t>
       </w:r>
     </w:p>
     <w:p>
@@ -2386,7 +1970,7 @@
           <w:color w:val="1F3350"/>
           <w:sz w:val="17"/>
         </w:rPr>
-        <w:t>byte bcd(byte b) { return (b &amp; 0x0F) + 10 * (b &gt;&gt; 4); }</w:t>
+        <w:t xml:space="preserve">  long s = 0; int m[16];</w:t>
       </w:r>
     </w:p>
     <w:p>
@@ -2401,7 +1985,7 @@
           <w:color w:val="1F3350"/>
           <w:sz w:val="17"/>
         </w:rPr>
-        <w:t>void docRTC(int &amp;gio, int &amp;phut, int &amp;ngayTT) {</w:t>
+        <w:t xml:space="preserve">  for (int i = 0; i &lt; n; i++) { m[i] = analogRead(chan); s += m[i]; }</w:t>
       </w:r>
     </w:p>
     <w:p>
@@ -2416,7 +2000,97 @@
           <w:color w:val="1F3350"/>
           <w:sz w:val="17"/>
         </w:rPr>
-        <w:t xml:space="preserve">  Wire.beginTransmission(0x68); Wire.write(0); Wire.endTransmission();</w:t>
+        <w:t xml:space="preserve">  long tb = s / n; long s2 = 0; int d = 0;</w:t>
+      </w:r>
+    </w:p>
+    <w:p>
+      <w:pPr>
+        <w:pStyle w:val="CodeSample"/>
+        <w:spacing w:after="0" w:before="0"/>
+        <w:ind w:firstLine="0" w:left="340"/>
+      </w:pPr>
+      <w:r>
+        <w:rPr>
+          <w:rFonts w:ascii="Consolas" w:hAnsi="Consolas"/>
+          <w:color w:val="1F3350"/>
+          <w:sz w:val="17"/>
+        </w:rPr>
+        <w:t xml:space="preserve">  for (int i = 0; i &lt; n; i++) if (abs(m[i] - tb) * 4 &lt; tb) { s2 += m[i]; d++; }</w:t>
+      </w:r>
+    </w:p>
+    <w:p>
+      <w:pPr>
+        <w:pStyle w:val="CodeSample"/>
+        <w:spacing w:after="0" w:before="0"/>
+        <w:ind w:firstLine="0" w:left="340"/>
+      </w:pPr>
+      <w:r>
+        <w:rPr>
+          <w:rFonts w:ascii="Consolas" w:hAnsi="Consolas"/>
+          <w:color w:val="1F3350"/>
+          <w:sz w:val="17"/>
+        </w:rPr>
+        <w:t xml:space="preserve">  return d ? s2 / d : tb;</w:t>
+      </w:r>
+    </w:p>
+    <w:p>
+      <w:pPr>
+        <w:pStyle w:val="CodeSample"/>
+        <w:spacing w:after="0" w:before="0"/>
+        <w:ind w:firstLine="0" w:left="340"/>
+      </w:pPr>
+      <w:r>
+        <w:rPr>
+          <w:rFonts w:ascii="Consolas" w:hAnsi="Consolas"/>
+          <w:color w:val="1F3350"/>
+          <w:sz w:val="17"/>
+        </w:rPr>
+        <w:t>}</w:t>
+      </w:r>
+    </w:p>
+    <w:p>
+      <w:pPr>
+        <w:pStyle w:val="CodeSample"/>
+        <w:spacing w:after="0" w:before="0"/>
+        <w:ind w:firstLine="0" w:left="340"/>
+      </w:pPr>
+      <w:r>
+        <w:rPr>
+          <w:rFonts w:ascii="Consolas" w:hAnsi="Consolas"/>
+          <w:color w:val="1F3350"/>
+          <w:sz w:val="17"/>
+        </w:rPr>
+        <w:t xml:space="preserve"> </w:t>
+      </w:r>
+    </w:p>
+    <w:p>
+      <w:pPr>
+        <w:pStyle w:val="CodeSample"/>
+        <w:spacing w:after="0" w:before="0"/>
+        <w:ind w:firstLine="0" w:left="340"/>
+      </w:pPr>
+      <w:r>
+        <w:rPr>
+          <w:rFonts w:ascii="Consolas" w:hAnsi="Consolas"/>
+          <w:color w:val="1F3350"/>
+          <w:sz w:val="17"/>
+        </w:rPr>
+        <w:t>void docDS1307(int &amp;ng, int &amp;th, int &amp;hh, int &amp;mm, int &amp;ss) {</w:t>
+      </w:r>
+    </w:p>
+    <w:p>
+      <w:pPr>
+        <w:pStyle w:val="CodeSample"/>
+        <w:spacing w:after="0" w:before="0"/>
+        <w:ind w:firstLine="0" w:left="340"/>
+      </w:pPr>
+      <w:r>
+        <w:rPr>
+          <w:rFonts w:ascii="Consolas" w:hAnsi="Consolas"/>
+          <w:color w:val="1F3350"/>
+          <w:sz w:val="17"/>
+        </w:rPr>
+        <w:t xml:space="preserve">  Wire.beginTransmission(0x68); Wire.write(0x00); Wire.endTransmission();</w:t>
       </w:r>
     </w:p>
     <w:p>
@@ -2446,7 +2120,7 @@
           <w:color w:val="1F3350"/>
           <w:sz w:val="17"/>
         </w:rPr>
-        <w:t xml:space="preserve">  byte g[7]; for (int i = 0; i &lt; 7; i++) g[i] = Wire.read();</w:t>
+        <w:t xml:space="preserve">  byte b[7]; for (int i = 0; i &lt; 7; i++) b[i] = Wire.read();</w:t>
       </w:r>
     </w:p>
     <w:p>
@@ -2461,7 +2135,7 @@
           <w:color w:val="1F3350"/>
           <w:sz w:val="17"/>
         </w:rPr>
-        <w:t xml:space="preserve">  gio = bcd(g[2]); phut = bcd(g[1]);</w:t>
+        <w:t xml:space="preserve">  auto bcd = [](byte x) { return (x &gt;&gt; 4) * 10 + (x &amp; 0x0F); };</w:t>
       </w:r>
     </w:p>
     <w:p>
@@ -2476,7 +2150,7 @@
           <w:color w:val="1F3350"/>
           <w:sz w:val="17"/>
         </w:rPr>
-        <w:t xml:space="preserve">  const int t3[12] = {0,31,59,90,120,151,181,212,243,273,304,334};</w:t>
+        <w:t xml:space="preserve">  ss = bcd(b[0] &amp; 0x7F); mm = bcd(b[1] &amp; 0x7F); hh = bcd(b[2] &amp; 0x3F);</w:t>
       </w:r>
     </w:p>
     <w:p>
@@ -2491,7 +2165,7 @@
           <w:color w:val="1F3350"/>
           <w:sz w:val="17"/>
         </w:rPr>
-        <w:t xml:space="preserve">  ngayTT = t3[bcd(g[5]) - 1] + bcd(g[4]);</w:t>
+        <w:t xml:space="preserve">  ng = bcd(b[4] &amp; 0x3F); th = bcd(b[5] &amp; 0x1F);</w:t>
       </w:r>
     </w:p>
     <w:p>
@@ -2521,7 +2195,7 @@
           <w:color w:val="1F3350"/>
           <w:sz w:val="17"/>
         </w:rPr>
-        <w:t>float docGoc(int pot) { float v = docADC(pot) * 3.3 / 4095.0; return -60.0 + (v - 0.32) * 150.0 / 2.66; }</w:t>
+        <w:t xml:space="preserve"> </w:t>
       </w:r>
     </w:p>
     <w:p>
@@ -2536,7 +2210,7 @@
           <w:color w:val="1F3350"/>
           <w:sz w:val="17"/>
         </w:rPr>
-        <w:t>void dungMotor(const int th[2]) { digitalWrite(th[0], HIGH); digitalWrite(th[1], HIGH); }</w:t>
+        <w:t>int ngayTrongNam(int ng, int th) {</w:t>
       </w:r>
     </w:p>
     <w:p>
@@ -2551,7 +2225,7 @@
           <w:color w:val="1F3350"/>
           <w:sz w:val="17"/>
         </w:rPr>
-        <w:t>void quay(const int th[2], int chieu, int ms, int qtChan) {</w:t>
+        <w:t xml:space="preserve">  const int t31[12] = {31,28,31,30,31,30,31,31,30,31,30,31};</w:t>
       </w:r>
     </w:p>
     <w:p>
@@ -2566,7 +2240,7 @@
           <w:color w:val="1F3350"/>
           <w:sz w:val="17"/>
         </w:rPr>
-        <w:t xml:space="preserve">  if (digitalRead(qtChan) == 1) return;          // lien dong hanh trinh</w:t>
+        <w:t xml:space="preserve">  int n = ng; for (int m = 1; m &lt; th; m++) n += t31[m - 1];</w:t>
       </w:r>
     </w:p>
     <w:p>
@@ -2581,22 +2255,7 @@
           <w:color w:val="1F3350"/>
           <w:sz w:val="17"/>
         </w:rPr>
-        <w:t xml:space="preserve">  digitalWrite(chieu &gt; 0 ? th[0] : th[1], LOW);</w:t>
-      </w:r>
-    </w:p>
-    <w:p>
-      <w:pPr>
-        <w:pStyle w:val="CodeSample"/>
-        <w:spacing w:after="0" w:before="0"/>
-        <w:ind w:firstLine="0" w:left="340"/>
-      </w:pPr>
-      <w:r>
-        <w:rPr>
-          <w:rFonts w:ascii="Consolas" w:hAnsi="Consolas"/>
-          <w:color w:val="1F3350"/>
-          <w:sz w:val="17"/>
-        </w:rPr>
-        <w:t xml:space="preserve">  delay(ms); dungMotor(th);                      // truc vit tu giu</w:t>
+        <w:t xml:space="preserve">  return n;</w:t>
       </w:r>
     </w:p>
     <w:p>
@@ -2626,7 +2285,7 @@
           <w:color w:val="1F3350"/>
           <w:sz w:val="17"/>
         </w:rPr>
-        <w:t>void setup() {</w:t>
+        <w:t xml:space="preserve"> </w:t>
       </w:r>
     </w:p>
     <w:p>
@@ -2641,7 +2300,502 @@
           <w:color w:val="1F3350"/>
           <w:sz w:val="17"/>
         </w:rPr>
-        <w:t xml:space="preserve">  Serial.begin(115200); Wire.begin(); lcd.begin(16, 2); lcd.backlight();</w:t>
+        <w:t>// thien van: tra ve (alpha, gamma) do</w:t>
+      </w:r>
+    </w:p>
+    <w:p>
+      <w:pPr>
+        <w:pStyle w:val="CodeSample"/>
+        <w:spacing w:after="0" w:before="0"/>
+        <w:ind w:firstLine="0" w:left="340"/>
+      </w:pPr>
+      <w:r>
+        <w:rPr>
+          <w:rFonts w:ascii="Consolas" w:hAnsi="Consolas"/>
+          <w:color w:val="1F3350"/>
+          <w:sz w:val="17"/>
+        </w:rPr>
+        <w:t>void thienVan(float &amp;alpha, float &amp;gamma) {</w:t>
+      </w:r>
+    </w:p>
+    <w:p>
+      <w:pPr>
+        <w:pStyle w:val="CodeSample"/>
+        <w:spacing w:after="0" w:before="0"/>
+        <w:ind w:firstLine="0" w:left="340"/>
+      </w:pPr>
+      <w:r>
+        <w:rPr>
+          <w:rFonts w:ascii="Consolas" w:hAnsi="Consolas"/>
+          <w:color w:val="1F3350"/>
+          <w:sz w:val="17"/>
+        </w:rPr>
+        <w:t xml:space="preserve">  int ng, th, hh, mm, ss; docDS1307(ng, th, hh, mm, ss);</w:t>
+      </w:r>
+    </w:p>
+    <w:p>
+      <w:pPr>
+        <w:pStyle w:val="CodeSample"/>
+        <w:spacing w:after="0" w:before="0"/>
+        <w:ind w:firstLine="0" w:left="340"/>
+      </w:pPr>
+      <w:r>
+        <w:rPr>
+          <w:rFonts w:ascii="Consolas" w:hAnsi="Consolas"/>
+          <w:color w:val="1F3350"/>
+          <w:sz w:val="17"/>
+        </w:rPr>
+        <w:t xml:space="preserve">  int n = ngayTrongNam(ng, th);</w:t>
+      </w:r>
+    </w:p>
+    <w:p>
+      <w:pPr>
+        <w:pStyle w:val="CodeSample"/>
+        <w:spacing w:after="0" w:before="0"/>
+        <w:ind w:firstLine="0" w:left="340"/>
+      </w:pPr>
+      <w:r>
+        <w:rPr>
+          <w:rFonts w:ascii="Consolas" w:hAnsi="Consolas"/>
+          <w:color w:val="1F3350"/>
+          <w:sz w:val="17"/>
+        </w:rPr>
+        <w:t xml:space="preserve">  float t = hh + mm / 60.0 + ss / 3600.0;</w:t>
+      </w:r>
+    </w:p>
+    <w:p>
+      <w:pPr>
+        <w:pStyle w:val="CodeSample"/>
+        <w:spacing w:after="0" w:before="0"/>
+        <w:ind w:firstLine="0" w:left="340"/>
+      </w:pPr>
+      <w:r>
+        <w:rPr>
+          <w:rFonts w:ascii="Consolas" w:hAnsi="Consolas"/>
+          <w:color w:val="1F3350"/>
+          <w:sz w:val="17"/>
+        </w:rPr>
+        <w:t xml:space="preserve">  float d = radians(23.45 * sin(radians(360.0 * (284 + n) / 365.0)));</w:t>
+      </w:r>
+    </w:p>
+    <w:p>
+      <w:pPr>
+        <w:pStyle w:val="CodeSample"/>
+        <w:spacing w:after="0" w:before="0"/>
+        <w:ind w:firstLine="0" w:left="340"/>
+      </w:pPr>
+      <w:r>
+        <w:rPr>
+          <w:rFonts w:ascii="Consolas" w:hAnsi="Consolas"/>
+          <w:color w:val="1F3350"/>
+          <w:sz w:val="17"/>
+        </w:rPr>
+        <w:t xml:space="preserve">  float H = radians(15.0 * (t - 12.0));</w:t>
+      </w:r>
+    </w:p>
+    <w:p>
+      <w:pPr>
+        <w:pStyle w:val="CodeSample"/>
+        <w:spacing w:after="0" w:before="0"/>
+        <w:ind w:firstLine="0" w:left="340"/>
+      </w:pPr>
+      <w:r>
+        <w:rPr>
+          <w:rFonts w:ascii="Consolas" w:hAnsi="Consolas"/>
+          <w:color w:val="1F3350"/>
+          <w:sz w:val="17"/>
+        </w:rPr>
+        <w:t xml:space="preserve">  float p = radians(PHI);</w:t>
+      </w:r>
+    </w:p>
+    <w:p>
+      <w:pPr>
+        <w:pStyle w:val="CodeSample"/>
+        <w:spacing w:after="0" w:before="0"/>
+        <w:ind w:firstLine="0" w:left="340"/>
+      </w:pPr>
+      <w:r>
+        <w:rPr>
+          <w:rFonts w:ascii="Consolas" w:hAnsi="Consolas"/>
+          <w:color w:val="1F3350"/>
+          <w:sz w:val="17"/>
+        </w:rPr>
+        <w:t xml:space="preserve">  float sa = sin(p)*sin(d) + cos(p)*cos(d)*cos(H);</w:t>
+      </w:r>
+    </w:p>
+    <w:p>
+      <w:pPr>
+        <w:pStyle w:val="CodeSample"/>
+        <w:spacing w:after="0" w:before="0"/>
+        <w:ind w:firstLine="0" w:left="340"/>
+      </w:pPr>
+      <w:r>
+        <w:rPr>
+          <w:rFonts w:ascii="Consolas" w:hAnsi="Consolas"/>
+          <w:color w:val="1F3350"/>
+          <w:sz w:val="17"/>
+        </w:rPr>
+        <w:t xml:space="preserve">  if (sa &lt;= 0.05) { alpha = 0; gamma = 0; return; }</w:t>
+      </w:r>
+    </w:p>
+    <w:p>
+      <w:pPr>
+        <w:pStyle w:val="CodeSample"/>
+        <w:spacing w:after="0" w:before="0"/>
+        <w:ind w:firstLine="0" w:left="340"/>
+      </w:pPr>
+      <w:r>
+        <w:rPr>
+          <w:rFonts w:ascii="Consolas" w:hAnsi="Consolas"/>
+          <w:color w:val="1F3350"/>
+          <w:sz w:val="17"/>
+        </w:rPr>
+        <w:t xml:space="preserve">  alpha = degrees(asin(sa));</w:t>
+      </w:r>
+    </w:p>
+    <w:p>
+      <w:pPr>
+        <w:pStyle w:val="CodeSample"/>
+        <w:spacing w:after="0" w:before="0"/>
+        <w:ind w:firstLine="0" w:left="340"/>
+      </w:pPr>
+      <w:r>
+        <w:rPr>
+          <w:rFonts w:ascii="Consolas" w:hAnsi="Consolas"/>
+          <w:color w:val="1F3350"/>
+          <w:sz w:val="17"/>
+        </w:rPr>
+        <w:t xml:space="preserve">  gamma = degrees(atan2(sin(H), cos(H)*sin(p) - tan(d)*cos(p)));</w:t>
+      </w:r>
+    </w:p>
+    <w:p>
+      <w:pPr>
+        <w:pStyle w:val="CodeSample"/>
+        <w:spacing w:after="0" w:before="0"/>
+        <w:ind w:firstLine="0" w:left="340"/>
+      </w:pPr>
+      <w:r>
+        <w:rPr>
+          <w:rFonts w:ascii="Consolas" w:hAnsi="Consolas"/>
+          <w:color w:val="1F3350"/>
+          <w:sz w:val="17"/>
+        </w:rPr>
+        <w:t xml:space="preserve">  if (gamma &gt; 90.0) gamma -= 180.0;        // chuan hoa buoc nhay trua ha chi</w:t>
+      </w:r>
+    </w:p>
+    <w:p>
+      <w:pPr>
+        <w:pStyle w:val="CodeSample"/>
+        <w:spacing w:after="0" w:before="0"/>
+        <w:ind w:firstLine="0" w:left="340"/>
+      </w:pPr>
+      <w:r>
+        <w:rPr>
+          <w:rFonts w:ascii="Consolas" w:hAnsi="Consolas"/>
+          <w:color w:val="1F3350"/>
+          <w:sz w:val="17"/>
+        </w:rPr>
+        <w:t xml:space="preserve">  if (gamma &lt; -90.0) gamma += 180.0;</w:t>
+      </w:r>
+    </w:p>
+    <w:p>
+      <w:pPr>
+        <w:pStyle w:val="CodeSample"/>
+        <w:spacing w:after="0" w:before="0"/>
+        <w:ind w:firstLine="0" w:left="340"/>
+      </w:pPr>
+      <w:r>
+        <w:rPr>
+          <w:rFonts w:ascii="Consolas" w:hAnsi="Consolas"/>
+          <w:color w:val="1F3350"/>
+          <w:sz w:val="17"/>
+        </w:rPr>
+        <w:t>}</w:t>
+      </w:r>
+    </w:p>
+    <w:p>
+      <w:pPr>
+        <w:pStyle w:val="CodeSample"/>
+        <w:spacing w:after="0" w:before="0"/>
+        <w:ind w:firstLine="0" w:left="340"/>
+      </w:pPr>
+      <w:r>
+        <w:rPr>
+          <w:rFonts w:ascii="Consolas" w:hAnsi="Consolas"/>
+          <w:color w:val="1F3350"/>
+          <w:sz w:val="17"/>
+        </w:rPr>
+        <w:t xml:space="preserve"> </w:t>
+      </w:r>
+    </w:p>
+    <w:p>
+      <w:pPr>
+        <w:pStyle w:val="CodeSample"/>
+        <w:spacing w:after="0" w:before="0"/>
+        <w:ind w:firstLine="0" w:left="340"/>
+      </w:pPr>
+      <w:r>
+        <w:rPr>
+          <w:rFonts w:ascii="Consolas" w:hAnsi="Consolas"/>
+          <w:color w:val="1F3350"/>
+          <w:sz w:val="17"/>
+        </w:rPr>
+        <w:t>float docGoc(int chan, float gMin, float gMax) {</w:t>
+      </w:r>
+    </w:p>
+    <w:p>
+      <w:pPr>
+        <w:pStyle w:val="CodeSample"/>
+        <w:spacing w:after="0" w:before="0"/>
+        <w:ind w:firstLine="0" w:left="340"/>
+      </w:pPr>
+      <w:r>
+        <w:rPr>
+          <w:rFonts w:ascii="Consolas" w:hAnsi="Consolas"/>
+          <w:color w:val="1F3350"/>
+          <w:sz w:val="17"/>
+        </w:rPr>
+        <w:t xml:space="preserve">  float v = docTB(chan) * 3.3 / 4095.0;</w:t>
+      </w:r>
+    </w:p>
+    <w:p>
+      <w:pPr>
+        <w:pStyle w:val="CodeSample"/>
+        <w:spacing w:after="0" w:before="0"/>
+        <w:ind w:firstLine="0" w:left="340"/>
+      </w:pPr>
+      <w:r>
+        <w:rPr>
+          <w:rFonts w:ascii="Consolas" w:hAnsi="Consolas"/>
+          <w:color w:val="1F3350"/>
+          <w:sz w:val="17"/>
+        </w:rPr>
+        <w:t xml:space="preserve">  const float VMIN = 0.30, VMAX = 3.00;</w:t>
+      </w:r>
+    </w:p>
+    <w:p>
+      <w:pPr>
+        <w:pStyle w:val="CodeSample"/>
+        <w:spacing w:after="0" w:before="0"/>
+        <w:ind w:firstLine="0" w:left="340"/>
+      </w:pPr>
+      <w:r>
+        <w:rPr>
+          <w:rFonts w:ascii="Consolas" w:hAnsi="Consolas"/>
+          <w:color w:val="1F3350"/>
+          <w:sz w:val="17"/>
+        </w:rPr>
+        <w:t xml:space="preserve">  return constrain(gMin + (v - VMIN) * (gMax - gMin) / (VMAX - VMIN), gMin, gMax);</w:t>
+      </w:r>
+    </w:p>
+    <w:p>
+      <w:pPr>
+        <w:pStyle w:val="CodeSample"/>
+        <w:spacing w:after="0" w:before="0"/>
+        <w:ind w:firstLine="0" w:left="340"/>
+      </w:pPr>
+      <w:r>
+        <w:rPr>
+          <w:rFonts w:ascii="Consolas" w:hAnsi="Consolas"/>
+          <w:color w:val="1F3350"/>
+          <w:sz w:val="17"/>
+        </w:rPr>
+        <w:t>}</w:t>
+      </w:r>
+    </w:p>
+    <w:p>
+      <w:pPr>
+        <w:pStyle w:val="CodeSample"/>
+        <w:spacing w:after="0" w:before="0"/>
+        <w:ind w:firstLine="0" w:left="340"/>
+      </w:pPr>
+      <w:r>
+        <w:rPr>
+          <w:rFonts w:ascii="Consolas" w:hAnsi="Consolas"/>
+          <w:color w:val="1F3350"/>
+          <w:sz w:val="17"/>
+        </w:rPr>
+        <w:t xml:space="preserve"> </w:t>
+      </w:r>
+    </w:p>
+    <w:p>
+      <w:pPr>
+        <w:pStyle w:val="CodeSample"/>
+        <w:spacing w:after="0" w:before="0"/>
+        <w:ind w:firstLine="0" w:left="340"/>
+      </w:pPr>
+      <w:r>
+        <w:rPr>
+          <w:rFonts w:ascii="Consolas" w:hAnsi="Consolas"/>
+          <w:color w:val="1F3350"/>
+          <w:sz w:val="17"/>
+        </w:rPr>
+        <w:t>void dung(int t, int n) { digitalWrite(t, HIGH); digitalWrite(n, HIGH); }</w:t>
+      </w:r>
+    </w:p>
+    <w:p>
+      <w:pPr>
+        <w:pStyle w:val="CodeSample"/>
+        <w:spacing w:after="0" w:before="0"/>
+        <w:ind w:firstLine="0" w:left="340"/>
+      </w:pPr>
+      <w:r>
+        <w:rPr>
+          <w:rFonts w:ascii="Consolas" w:hAnsi="Consolas"/>
+          <w:color w:val="1F3350"/>
+          <w:sz w:val="17"/>
+        </w:rPr>
+        <w:t>void chay(int t, int n, int qtThuan, int qtNguoc, bool thuan, int ms) {</w:t>
+      </w:r>
+    </w:p>
+    <w:p>
+      <w:pPr>
+        <w:pStyle w:val="CodeSample"/>
+        <w:spacing w:after="0" w:before="0"/>
+        <w:ind w:firstLine="0" w:left="340"/>
+      </w:pPr>
+      <w:r>
+        <w:rPr>
+          <w:rFonts w:ascii="Consolas" w:hAnsi="Consolas"/>
+          <w:color w:val="1F3350"/>
+          <w:sz w:val="17"/>
+        </w:rPr>
+        <w:t xml:space="preserve">  if (thuan &amp;&amp; digitalRead(qtThuan) == 1) return;</w:t>
+      </w:r>
+    </w:p>
+    <w:p>
+      <w:pPr>
+        <w:pStyle w:val="CodeSample"/>
+        <w:spacing w:after="0" w:before="0"/>
+        <w:ind w:firstLine="0" w:left="340"/>
+      </w:pPr>
+      <w:r>
+        <w:rPr>
+          <w:rFonts w:ascii="Consolas" w:hAnsi="Consolas"/>
+          <w:color w:val="1F3350"/>
+          <w:sz w:val="17"/>
+        </w:rPr>
+        <w:t xml:space="preserve">  if (!thuan &amp;&amp; digitalRead(qtNguoc) == 1) return;</w:t>
+      </w:r>
+    </w:p>
+    <w:p>
+      <w:pPr>
+        <w:pStyle w:val="CodeSample"/>
+        <w:spacing w:after="0" w:before="0"/>
+        <w:ind w:firstLine="0" w:left="340"/>
+      </w:pPr>
+      <w:r>
+        <w:rPr>
+          <w:rFonts w:ascii="Consolas" w:hAnsi="Consolas"/>
+          <w:color w:val="1F3350"/>
+          <w:sz w:val="17"/>
+        </w:rPr>
+        <w:t xml:space="preserve">  digitalWrite(t, thuan ? LOW : HIGH);</w:t>
+      </w:r>
+    </w:p>
+    <w:p>
+      <w:pPr>
+        <w:pStyle w:val="CodeSample"/>
+        <w:spacing w:after="0" w:before="0"/>
+        <w:ind w:firstLine="0" w:left="340"/>
+      </w:pPr>
+      <w:r>
+        <w:rPr>
+          <w:rFonts w:ascii="Consolas" w:hAnsi="Consolas"/>
+          <w:color w:val="1F3350"/>
+          <w:sz w:val="17"/>
+        </w:rPr>
+        <w:t xml:space="preserve">  digitalWrite(n, thuan ? HIGH : LOW);</w:t>
+      </w:r>
+    </w:p>
+    <w:p>
+      <w:pPr>
+        <w:pStyle w:val="CodeSample"/>
+        <w:spacing w:after="0" w:before="0"/>
+        <w:ind w:firstLine="0" w:left="340"/>
+      </w:pPr>
+      <w:r>
+        <w:rPr>
+          <w:rFonts w:ascii="Consolas" w:hAnsi="Consolas"/>
+          <w:color w:val="1F3350"/>
+          <w:sz w:val="17"/>
+        </w:rPr>
+        <w:t xml:space="preserve">  delay(ms); dung(t, n);                   // cau H khoa, truc vit tu giu</w:t>
+      </w:r>
+    </w:p>
+    <w:p>
+      <w:pPr>
+        <w:pStyle w:val="CodeSample"/>
+        <w:spacing w:after="0" w:before="0"/>
+        <w:ind w:firstLine="0" w:left="340"/>
+      </w:pPr>
+      <w:r>
+        <w:rPr>
+          <w:rFonts w:ascii="Consolas" w:hAnsi="Consolas"/>
+          <w:color w:val="1F3350"/>
+          <w:sz w:val="17"/>
+        </w:rPr>
+        <w:t>}</w:t>
+      </w:r>
+    </w:p>
+    <w:p>
+      <w:pPr>
+        <w:pStyle w:val="CodeSample"/>
+        <w:spacing w:after="0" w:before="0"/>
+        <w:ind w:firstLine="0" w:left="340"/>
+      </w:pPr>
+      <w:r>
+        <w:rPr>
+          <w:rFonts w:ascii="Consolas" w:hAnsi="Consolas"/>
+          <w:color w:val="1F3350"/>
+          <w:sz w:val="17"/>
+        </w:rPr>
+        <w:t xml:space="preserve"> </w:t>
+      </w:r>
+    </w:p>
+    <w:p>
+      <w:pPr>
+        <w:pStyle w:val="CodeSample"/>
+        <w:spacing w:after="0" w:before="0"/>
+        <w:ind w:firstLine="0" w:left="340"/>
+      </w:pPr>
+      <w:r>
+        <w:rPr>
+          <w:rFonts w:ascii="Consolas" w:hAnsi="Consolas"/>
+          <w:color w:val="1F3350"/>
+          <w:sz w:val="17"/>
+        </w:rPr>
+        <w:t>void setup() {</w:t>
+      </w:r>
+    </w:p>
+    <w:p>
+      <w:pPr>
+        <w:pStyle w:val="CodeSample"/>
+        <w:spacing w:after="0" w:before="0"/>
+        <w:ind w:firstLine="0" w:left="340"/>
+      </w:pPr>
+      <w:r>
+        <w:rPr>
+          <w:rFonts w:ascii="Consolas" w:hAnsi="Consolas"/>
+          <w:color w:val="1F3350"/>
+          <w:sz w:val="17"/>
+        </w:rPr>
+        <w:t xml:space="preserve">  Serial.begin(115200);</w:t>
+      </w:r>
+    </w:p>
+    <w:p>
+      <w:pPr>
+        <w:pStyle w:val="CodeSample"/>
+        <w:spacing w:after="0" w:before="0"/>
+        <w:ind w:firstLine="0" w:left="340"/>
+      </w:pPr>
+      <w:r>
+        <w:rPr>
+          <w:rFonts w:ascii="Consolas" w:hAnsi="Consolas"/>
+          <w:color w:val="1F3350"/>
+          <w:sz w:val="17"/>
+        </w:rPr>
+        <w:t xml:space="preserve">  Wire.begin(); lcd.init(); lcd.backlight();</w:t>
       </w:r>
     </w:p>
     <w:p>
@@ -2671,7 +2825,7 @@
           <w:color w:val="1F3350"/>
           <w:sz w:val="17"/>
         </w:rPr>
-        <w:t xml:space="preserve">  for (int i = 0; i &lt; 4; i++) analogSetPinAttenuation(LDR[i], ADC_11db);</w:t>
+        <w:t xml:space="preserve">  analogSetPinAttenuation(POT_PV, ADC_11db);</w:t>
       </w:r>
     </w:p>
     <w:p>
@@ -2686,7 +2840,7 @@
           <w:color w:val="1F3350"/>
           <w:sz w:val="17"/>
         </w:rPr>
-        <w:t xml:space="preserve">  analogSetPinAttenuation(POT_NG, ADC_11db); analogSetPinAttenuation(POT_PV, ADC_11db);</w:t>
+        <w:t xml:space="preserve">  analogSetPinAttenuation(POT_NG, ADC_11db);</w:t>
       </w:r>
     </w:p>
     <w:p>
@@ -2701,7 +2855,7 @@
           <w:color w:val="1F3350"/>
           <w:sz w:val="17"/>
         </w:rPr>
-        <w:t xml:space="preserve">  for (int i = 0; i &lt; 2; i++) { pinMode(TH_NG[i], OUTPUT); pinMode(TH_PV[i], OUTPUT); pinMode(QT[i], INPUT); }</w:t>
+        <w:t xml:space="preserve">  analogSetPinAttenuation(PIN_AP, ADC_11db);</w:t>
       </w:r>
     </w:p>
     <w:p>
@@ -2716,7 +2870,37 @@
           <w:color w:val="1F3350"/>
           <w:sz w:val="17"/>
         </w:rPr>
-        <w:t xml:space="preserve">  dungMotor(TH_NG); dungMotor(TH_PV);</w:t>
+        <w:t xml:space="preserve">  for (int i = 0; i &lt; 4; i++) { analogSetPinAttenuation(LDR[i], ADC_11db); pinMode(QT[i], INPUT); }</w:t>
+      </w:r>
+    </w:p>
+    <w:p>
+      <w:pPr>
+        <w:pStyle w:val="CodeSample"/>
+        <w:spacing w:after="0" w:before="0"/>
+        <w:ind w:firstLine="0" w:left="340"/>
+      </w:pPr>
+      <w:r>
+        <w:rPr>
+          <w:rFonts w:ascii="Consolas" w:hAnsi="Consolas"/>
+          <w:color w:val="1F3350"/>
+          <w:sz w:val="17"/>
+        </w:rPr>
+        <w:t xml:space="preserve">  pinMode(PV_T, OUTPUT); pinMode(PV_N, OUTPUT); dung(PV_T, PV_N);</w:t>
+      </w:r>
+    </w:p>
+    <w:p>
+      <w:pPr>
+        <w:pStyle w:val="CodeSample"/>
+        <w:spacing w:after="0" w:before="0"/>
+        <w:ind w:firstLine="0" w:left="340"/>
+      </w:pPr>
+      <w:r>
+        <w:rPr>
+          <w:rFonts w:ascii="Consolas" w:hAnsi="Consolas"/>
+          <w:color w:val="1F3350"/>
+          <w:sz w:val="17"/>
+        </w:rPr>
+        <w:t xml:space="preserve">  pinMode(NG_T, OUTPUT); pinMode(NG_N, OUTPUT); dung(NG_T, NG_N);</w:t>
       </w:r>
     </w:p>
     <w:p>
@@ -2746,7 +2930,7 @@
           <w:color w:val="1F3350"/>
           <w:sz w:val="17"/>
         </w:rPr>
-        <w:t>void loop() {</w:t>
+        <w:t xml:space="preserve"> </w:t>
       </w:r>
     </w:p>
     <w:p>
@@ -2761,7 +2945,7 @@
           <w:color w:val="1F3350"/>
           <w:sz w:val="17"/>
         </w:rPr>
-        <w:t xml:space="preserve">  if (millis() - tTruoc &lt; 2000) return;</w:t>
+        <w:t>void loop() {</w:t>
       </w:r>
     </w:p>
     <w:p>
@@ -2776,7 +2960,7 @@
           <w:color w:val="1F3350"/>
           <w:sz w:val="17"/>
         </w:rPr>
-        <w:t xml:space="preserve">  tTruoc = millis();</w:t>
+        <w:t xml:space="preserve">  unsigned long now = millis();</w:t>
       </w:r>
     </w:p>
     <w:p>
@@ -2791,7 +2975,7 @@
           <w:color w:val="1F3350"/>
           <w:sz w:val="17"/>
         </w:rPr>
-        <w:t xml:space="preserve">  int gio, phut, ngayTT; docRTC(gio, phut, ngayTT);</w:t>
+        <w:t xml:space="preserve">  // 1) dinh vi tho ca hai khop moi 30 phut</w:t>
       </w:r>
     </w:p>
     <w:p>
@@ -2806,7 +2990,7 @@
           <w:color w:val="1F3350"/>
           <w:sz w:val="17"/>
         </w:rPr>
-        <w:t xml:space="preserve">  float t = gio + phut / 60.0 + (LAM - 105.0) / 15.0;</w:t>
+        <w:t xml:space="preserve">  if (now - tTV &gt;= T_TV) {</w:t>
       </w:r>
     </w:p>
     <w:p>
@@ -2821,7 +3005,7 @@
           <w:color w:val="1F3350"/>
           <w:sz w:val="17"/>
         </w:rPr>
-        <w:t xml:space="preserve">  float d = radians(23.45 * sin(radians(360.0 * (284 + ngayTT) / 365.0)));</w:t>
+        <w:t xml:space="preserve">    tTV = now;</w:t>
       </w:r>
     </w:p>
     <w:p>
@@ -2836,7 +3020,7 @@
           <w:color w:val="1F3350"/>
           <w:sz w:val="17"/>
         </w:rPr>
-        <w:t xml:space="preserve">  float H = radians(15.0 * (t - 12.0));</w:t>
+        <w:t xml:space="preserve">    float a, g; thienVan(a, g);</w:t>
       </w:r>
     </w:p>
     <w:p>
@@ -2851,7 +3035,7 @@
           <w:color w:val="1F3350"/>
           <w:sz w:val="17"/>
         </w:rPr>
-        <w:t xml:space="preserve">  float sa = sin(radians(PHI)) * sin(d) + cos(radians(PHI)) * cos(d) * cos(H);</w:t>
+        <w:t xml:space="preserve">    float ngHien = docGoc(POT_NG, 0, 75), pvHien = docGoc(POT_PV, -120, 120);</w:t>
       </w:r>
     </w:p>
     <w:p>
@@ -2866,7 +3050,7 @@
           <w:color w:val="1F3350"/>
           <w:sz w:val="17"/>
         </w:rPr>
-        <w:t xml:space="preserve">  float al = asin(sa);</w:t>
+        <w:t xml:space="preserve">    if (fabs(a - ngHien) &gt; 2.0)</w:t>
       </w:r>
     </w:p>
     <w:p>
@@ -2881,7 +3065,7 @@
           <w:color w:val="1F3350"/>
           <w:sz w:val="17"/>
         </w:rPr>
-        <w:t xml:space="preserve">  float lenhNG = degrees(atan2(cos(d) * cos(H) * cos(radians(PHI)) - sin(d) * sin(radians(PHI)), sa)) - 90.0;</w:t>
+        <w:t xml:space="preserve">      chay(NG_T, NG_N, QT[2], QT[3], a &gt; ngHien, min(5000, (int)fabs(a - ngHien) * 80));</w:t>
       </w:r>
     </w:p>
     <w:p>
@@ -2896,7 +3080,7 @@
           <w:color w:val="1F3350"/>
           <w:sz w:val="17"/>
         </w:rPr>
-        <w:t xml:space="preserve">  float lenhPV = degrees(atan2(cos(d) * sin(H), sa));</w:t>
+        <w:t xml:space="preserve">    if (fabs(g - pvHien) &gt; 2.0)</w:t>
       </w:r>
     </w:p>
     <w:p>
@@ -2911,172 +3095,7 @@
           <w:color w:val="1F3350"/>
           <w:sz w:val="17"/>
         </w:rPr>
-        <w:t xml:space="preserve">  float ngThuc = docGoc(POT_NG), pvThuc = docGoc(POT_PV);</w:t>
-      </w:r>
-    </w:p>
-    <w:p>
-      <w:pPr>
-        <w:pStyle w:val="CodeSample"/>
-        <w:spacing w:after="0" w:before="0"/>
-        <w:ind w:firstLine="0" w:left="340"/>
-      </w:pPr>
-      <w:r>
-        <w:rPr>
-          <w:rFonts w:ascii="Consolas" w:hAnsi="Consolas"/>
-          <w:color w:val="1F3350"/>
-          <w:sz w:val="17"/>
-        </w:rPr>
-        <w:t xml:space="preserve">  float L[4], S = 0;</w:t>
-      </w:r>
-    </w:p>
-    <w:p>
-      <w:pPr>
-        <w:pStyle w:val="CodeSample"/>
-        <w:spacing w:after="0" w:before="0"/>
-        <w:ind w:firstLine="0" w:left="340"/>
-      </w:pPr>
-      <w:r>
-        <w:rPr>
-          <w:rFonts w:ascii="Consolas" w:hAnsi="Consolas"/>
-          <w:color w:val="1F3350"/>
-          <w:sz w:val="17"/>
-        </w:rPr>
-        <w:t xml:space="preserve">  for (int i = 0; i &lt; 4; i++) { L[i] = docADC(LDR[i]) * K_cal[i]; S += L[i]; }</w:t>
-      </w:r>
-    </w:p>
-    <w:p>
-      <w:pPr>
-        <w:pStyle w:val="CodeSample"/>
-        <w:spacing w:after="0" w:before="0"/>
-        <w:ind w:firstLine="0" w:left="340"/>
-      </w:pPr>
-      <w:r>
-        <w:rPr>
-          <w:rFonts w:ascii="Consolas" w:hAnsi="Consolas"/>
-          <w:color w:val="1F3350"/>
-          <w:sz w:val="17"/>
-        </w:rPr>
-        <w:t xml:space="preserve">  float e1 = ((L[0] + L[2]) - (L[1] + L[3])) / S;</w:t>
-      </w:r>
-    </w:p>
-    <w:p>
-      <w:pPr>
-        <w:pStyle w:val="CodeSample"/>
-        <w:spacing w:after="0" w:before="0"/>
-        <w:ind w:firstLine="0" w:left="340"/>
-      </w:pPr>
-      <w:r>
-        <w:rPr>
-          <w:rFonts w:ascii="Consolas" w:hAnsi="Consolas"/>
-          <w:color w:val="1F3350"/>
-          <w:sz w:val="17"/>
-        </w:rPr>
-        <w:t xml:space="preserve">  float e2 = ((L[0] + L[1]) - (L[2] + L[3])) / S;</w:t>
-      </w:r>
-    </w:p>
-    <w:p>
-      <w:pPr>
-        <w:pStyle w:val="CodeSample"/>
-        <w:spacing w:after="0" w:before="0"/>
-        <w:ind w:firstLine="0" w:left="340"/>
-      </w:pPr>
-      <w:r>
-        <w:rPr>
-          <w:rFonts w:ascii="Consolas" w:hAnsi="Consolas"/>
-          <w:color w:val="1F3350"/>
-          <w:sz w:val="17"/>
-        </w:rPr>
-        <w:t xml:space="preserve">  // dinh vi tho: nghieng truoc, phuong vi sau</w:t>
-      </w:r>
-    </w:p>
-    <w:p>
-      <w:pPr>
-        <w:pStyle w:val="CodeSample"/>
-        <w:spacing w:after="0" w:before="0"/>
-        <w:ind w:firstLine="0" w:left="340"/>
-      </w:pPr>
-      <w:r>
-        <w:rPr>
-          <w:rFonts w:ascii="Consolas" w:hAnsi="Consolas"/>
-          <w:color w:val="1F3350"/>
-          <w:sz w:val="17"/>
-        </w:rPr>
-        <w:t xml:space="preserve">  if (abs(lenhNG - ngThuc) &gt; LECH_THO) quay(TH_NG, lenhNG &gt; ngThuc ? 1 : -1, 300, lenhNG &gt; ngThuc ? QT[0] : QT[1]);</w:t>
-      </w:r>
-    </w:p>
-    <w:p>
-      <w:pPr>
-        <w:pStyle w:val="CodeSample"/>
-        <w:spacing w:after="0" w:before="0"/>
-        <w:ind w:firstLine="0" w:left="340"/>
-      </w:pPr>
-      <w:r>
-        <w:rPr>
-          <w:rFonts w:ascii="Consolas" w:hAnsi="Consolas"/>
-          <w:color w:val="1F3350"/>
-          <w:sz w:val="17"/>
-        </w:rPr>
-        <w:t xml:space="preserve">  if (abs(lenhPV - pvThuc) &gt; LECH_THO) quay(TH_PV, lenhPV &gt; pvThuc ? 1 : -1, 300, lenhPV &gt; pvThuc ? QT[2] : QT[3]);</w:t>
-      </w:r>
-    </w:p>
-    <w:p>
-      <w:pPr>
-        <w:pStyle w:val="CodeSample"/>
-        <w:spacing w:after="0" w:before="0"/>
-        <w:ind w:firstLine="0" w:left="340"/>
-      </w:pPr>
-      <w:r>
-        <w:rPr>
-          <w:rFonts w:ascii="Consolas" w:hAnsi="Consolas"/>
-          <w:color w:val="1F3350"/>
-          <w:sz w:val="17"/>
-        </w:rPr>
-        <w:t xml:space="preserve">  // tinh chinh LDR khi nang dep</w:t>
-      </w:r>
-    </w:p>
-    <w:p>
-      <w:pPr>
-        <w:pStyle w:val="CodeSample"/>
-        <w:spacing w:after="0" w:before="0"/>
-        <w:ind w:firstLine="0" w:left="340"/>
-      </w:pPr>
-      <w:r>
-        <w:rPr>
-          <w:rFonts w:ascii="Consolas" w:hAnsi="Consolas"/>
-          <w:color w:val="1F3350"/>
-          <w:sz w:val="17"/>
-        </w:rPr>
-        <w:t xml:space="preserve">  if (S &gt; S_NANG) {</w:t>
-      </w:r>
-    </w:p>
-    <w:p>
-      <w:pPr>
-        <w:pStyle w:val="CodeSample"/>
-        <w:spacing w:after="0" w:before="0"/>
-        <w:ind w:firstLine="0" w:left="340"/>
-      </w:pPr>
-      <w:r>
-        <w:rPr>
-          <w:rFonts w:ascii="Consolas" w:hAnsi="Consolas"/>
-          <w:color w:val="1F3350"/>
-          <w:sz w:val="17"/>
-        </w:rPr>
-        <w:t xml:space="preserve">    if (fabs(e2) &gt; E_CHET) quay(TH_NG, e2 &gt; 0 ? 1 : -1, 120, e2 &gt; 0 ? QT[0] : QT[1]);</w:t>
-      </w:r>
-    </w:p>
-    <w:p>
-      <w:pPr>
-        <w:pStyle w:val="CodeSample"/>
-        <w:spacing w:after="0" w:before="0"/>
-        <w:ind w:firstLine="0" w:left="340"/>
-      </w:pPr>
-      <w:r>
-        <w:rPr>
-          <w:rFonts w:ascii="Consolas" w:hAnsi="Consolas"/>
-          <w:color w:val="1F3350"/>
-          <w:sz w:val="17"/>
-        </w:rPr>
-        <w:t xml:space="preserve">    if (fabs(e1) &gt; E_CHET) quay(TH_PV, e1 &gt; 0 ? 1 : -1, 120, e1 &gt; 0 ? QT[2] : QT[3]);</w:t>
+        <w:t xml:space="preserve">      chay(PV_T, PV_N, QT[0], QT[1], g &gt; pvHien, min(5000, (int)fabs(g - pvHien) * 80));</w:t>
       </w:r>
     </w:p>
     <w:p>
@@ -3106,7 +3125,7 @@
           <w:color w:val="1F3350"/>
           <w:sz w:val="17"/>
         </w:rPr>
-        <w:t xml:space="preserve">  lcd.clear(); lcd.setCursor(0, 0);</w:t>
+        <w:t xml:space="preserve">  // 2) tinh chinh LDR moi 2 phut: nghien truoc, phuong vi sau</w:t>
       </w:r>
     </w:p>
     <w:p>
@@ -3121,7 +3140,7 @@
           <w:color w:val="1F3350"/>
           <w:sz w:val="17"/>
         </w:rPr>
-        <w:t xml:space="preserve">  char buf[17]; sprintf(buf, "%02d:%02d NG%+4.1f", gio, phut, ngThuc); lcd.print(buf);</w:t>
+        <w:t xml:space="preserve">  if (now - tLDR &gt;= T_LDR) {</w:t>
       </w:r>
     </w:p>
     <w:p>
@@ -3136,7 +3155,7 @@
           <w:color w:val="1F3350"/>
           <w:sz w:val="17"/>
         </w:rPr>
-        <w:t xml:space="preserve">  lcd.setCursor(0, 1); sprintf(buf, "PV%+4.1f e%+4.2f", pvThuc, e1); lcd.print(buf);</w:t>
+        <w:t xml:space="preserve">    tLDR = now;</w:t>
       </w:r>
     </w:p>
     <w:p>
@@ -3151,7 +3170,7 @@
           <w:color w:val="1F3350"/>
           <w:sz w:val="17"/>
         </w:rPr>
-        <w:t xml:space="preserve">  Serial.printf("%02d:%02d S=%.0f e1=%+.3f e2=%+.3f NG=%+.1f/%+.1f PV=%+.1f/%+.1f\n",</w:t>
+        <w:t xml:space="preserve">    int L[4]; float S = 0;</w:t>
       </w:r>
     </w:p>
     <w:p>
@@ -3166,7 +3185,247 @@
           <w:color w:val="1F3350"/>
           <w:sz w:val="17"/>
         </w:rPr>
-        <w:t xml:space="preserve">                gio, phut, S, e1, e2, lenhNG, ngThuc, lenhPV, pvThuc);</w:t>
+        <w:t xml:space="preserve">    for (int i = 0; i &lt; 4; i++) { L[i] = docTB(LDR[i]) * K_cal[i]; S += L[i]; }</w:t>
+      </w:r>
+    </w:p>
+    <w:p>
+      <w:pPr>
+        <w:pStyle w:val="CodeSample"/>
+        <w:spacing w:after="0" w:before="0"/>
+        <w:ind w:firstLine="0" w:left="340"/>
+      </w:pPr>
+      <w:r>
+        <w:rPr>
+          <w:rFonts w:ascii="Consolas" w:hAnsi="Consolas"/>
+          <w:color w:val="1F3350"/>
+          <w:sz w:val="17"/>
+        </w:rPr>
+        <w:t xml:space="preserve">    float e2 = (L[0] + L[1]) - (L[2] + L[3]);   // tren - duoi</w:t>
+      </w:r>
+    </w:p>
+    <w:p>
+      <w:pPr>
+        <w:pStyle w:val="CodeSample"/>
+        <w:spacing w:after="0" w:before="0"/>
+        <w:ind w:firstLine="0" w:left="340"/>
+      </w:pPr>
+      <w:r>
+        <w:rPr>
+          <w:rFonts w:ascii="Consolas" w:hAnsi="Consolas"/>
+          <w:color w:val="1F3350"/>
+          <w:sz w:val="17"/>
+        </w:rPr>
+        <w:t xml:space="preserve">    float e1 = (L[0] + L[2]) - (L[1] + L[3]);   // trai - phai</w:t>
+      </w:r>
+    </w:p>
+    <w:p>
+      <w:pPr>
+        <w:pStyle w:val="CodeSample"/>
+        <w:spacing w:after="0" w:before="0"/>
+        <w:ind w:firstLine="0" w:left="340"/>
+      </w:pPr>
+      <w:r>
+        <w:rPr>
+          <w:rFonts w:ascii="Consolas" w:hAnsi="Consolas"/>
+          <w:color w:val="1F3350"/>
+          <w:sz w:val="17"/>
+        </w:rPr>
+        <w:t xml:space="preserve">    if (S &gt; S_MIN) {</w:t>
+      </w:r>
+    </w:p>
+    <w:p>
+      <w:pPr>
+        <w:pStyle w:val="CodeSample"/>
+        <w:spacing w:after="0" w:before="0"/>
+        <w:ind w:firstLine="0" w:left="340"/>
+      </w:pPr>
+      <w:r>
+        <w:rPr>
+          <w:rFonts w:ascii="Consolas" w:hAnsi="Consolas"/>
+          <w:color w:val="1F3350"/>
+          <w:sz w:val="17"/>
+        </w:rPr>
+        <w:t xml:space="preserve">      if (fabs(e2) &gt; NGUONG) chay(NG_T, NG_N, QT[2], QT[3], e2 &gt; 0, fabs(e2) &gt; 3 * NGUONG ? 1000 : 300);</w:t>
+      </w:r>
+    </w:p>
+    <w:p>
+      <w:pPr>
+        <w:pStyle w:val="CodeSample"/>
+        <w:spacing w:after="0" w:before="0"/>
+        <w:ind w:firstLine="0" w:left="340"/>
+      </w:pPr>
+      <w:r>
+        <w:rPr>
+          <w:rFonts w:ascii="Consolas" w:hAnsi="Consolas"/>
+          <w:color w:val="1F3350"/>
+          <w:sz w:val="17"/>
+        </w:rPr>
+        <w:t xml:space="preserve">      if (fabs(e1) &gt; NGUONG) chay(PV_T, PV_N, QT[0], QT[1], e1 &gt; 0, fabs(e1) &gt; 3 * NGUONG ? 1000 : 300);</w:t>
+      </w:r>
+    </w:p>
+    <w:p>
+      <w:pPr>
+        <w:pStyle w:val="CodeSample"/>
+        <w:spacing w:after="0" w:before="0"/>
+        <w:ind w:firstLine="0" w:left="340"/>
+      </w:pPr>
+      <w:r>
+        <w:rPr>
+          <w:rFonts w:ascii="Consolas" w:hAnsi="Consolas"/>
+          <w:color w:val="1F3350"/>
+          <w:sz w:val="17"/>
+        </w:rPr>
+        <w:t xml:space="preserve">    }</w:t>
+      </w:r>
+    </w:p>
+    <w:p>
+      <w:pPr>
+        <w:pStyle w:val="CodeSample"/>
+        <w:spacing w:after="0" w:before="0"/>
+        <w:ind w:firstLine="0" w:left="340"/>
+      </w:pPr>
+      <w:r>
+        <w:rPr>
+          <w:rFonts w:ascii="Consolas" w:hAnsi="Consolas"/>
+          <w:color w:val="1F3350"/>
+          <w:sz w:val="17"/>
+        </w:rPr>
+        <w:t xml:space="preserve">    // 3) LCD: gio DS1307 + goc hai khop</w:t>
+      </w:r>
+    </w:p>
+    <w:p>
+      <w:pPr>
+        <w:pStyle w:val="CodeSample"/>
+        <w:spacing w:after="0" w:before="0"/>
+        <w:ind w:firstLine="0" w:left="340"/>
+      </w:pPr>
+      <w:r>
+        <w:rPr>
+          <w:rFonts w:ascii="Consolas" w:hAnsi="Consolas"/>
+          <w:color w:val="1F3350"/>
+          <w:sz w:val="17"/>
+        </w:rPr>
+        <w:t xml:space="preserve">    int ng, th, hh, mm, ss; docDS1307(ng, th, hh, mm, ss);</w:t>
+      </w:r>
+    </w:p>
+    <w:p>
+      <w:pPr>
+        <w:pStyle w:val="CodeSample"/>
+        <w:spacing w:after="0" w:before="0"/>
+        <w:ind w:firstLine="0" w:left="340"/>
+      </w:pPr>
+      <w:r>
+        <w:rPr>
+          <w:rFonts w:ascii="Consolas" w:hAnsi="Consolas"/>
+          <w:color w:val="1F3350"/>
+          <w:sz w:val="17"/>
+        </w:rPr>
+        <w:t xml:space="preserve">    char d1[17], d2[17];</w:t>
+      </w:r>
+    </w:p>
+    <w:p>
+      <w:pPr>
+        <w:pStyle w:val="CodeSample"/>
+        <w:spacing w:after="0" w:before="0"/>
+        <w:ind w:firstLine="0" w:left="340"/>
+      </w:pPr>
+      <w:r>
+        <w:rPr>
+          <w:rFonts w:ascii="Consolas" w:hAnsi="Consolas"/>
+          <w:color w:val="1F3350"/>
+          <w:sz w:val="17"/>
+        </w:rPr>
+        <w:t xml:space="preserve">    sprintf(d1, "%02d/%02d %02d:%02d:%02d", ng, th, hh, mm, ss);</w:t>
+      </w:r>
+    </w:p>
+    <w:p>
+      <w:pPr>
+        <w:pStyle w:val="CodeSample"/>
+        <w:spacing w:after="0" w:before="0"/>
+        <w:ind w:firstLine="0" w:left="340"/>
+      </w:pPr>
+      <w:r>
+        <w:rPr>
+          <w:rFonts w:ascii="Consolas" w:hAnsi="Consolas"/>
+          <w:color w:val="1F3350"/>
+          <w:sz w:val="17"/>
+        </w:rPr>
+        <w:t xml:space="preserve">    sprintf(d2, "ng=%+04.0f q=%+04.0f %s", docGoc(POT_NG, 0, 75),</w:t>
+      </w:r>
+    </w:p>
+    <w:p>
+      <w:pPr>
+        <w:pStyle w:val="CodeSample"/>
+        <w:spacing w:after="0" w:before="0"/>
+        <w:ind w:firstLine="0" w:left="340"/>
+      </w:pPr>
+      <w:r>
+        <w:rPr>
+          <w:rFonts w:ascii="Consolas" w:hAnsi="Consolas"/>
+          <w:color w:val="1F3350"/>
+          <w:sz w:val="17"/>
+        </w:rPr>
+        <w:t xml:space="preserve">            docGoc(POT_PV, -120, 120), S &gt; S_MIN ? "OK" : "MAY");</w:t>
+      </w:r>
+    </w:p>
+    <w:p>
+      <w:pPr>
+        <w:pStyle w:val="CodeSample"/>
+        <w:spacing w:after="0" w:before="0"/>
+        <w:ind w:firstLine="0" w:left="340"/>
+      </w:pPr>
+      <w:r>
+        <w:rPr>
+          <w:rFonts w:ascii="Consolas" w:hAnsi="Consolas"/>
+          <w:color w:val="1F3350"/>
+          <w:sz w:val="17"/>
+        </w:rPr>
+        <w:t xml:space="preserve">    lcd.clear(); lcd.setCursor(0, 0); lcd.print(d1);</w:t>
+      </w:r>
+    </w:p>
+    <w:p>
+      <w:pPr>
+        <w:pStyle w:val="CodeSample"/>
+        <w:spacing w:after="0" w:before="0"/>
+        <w:ind w:firstLine="0" w:left="340"/>
+      </w:pPr>
+      <w:r>
+        <w:rPr>
+          <w:rFonts w:ascii="Consolas" w:hAnsi="Consolas"/>
+          <w:color w:val="1F3350"/>
+          <w:sz w:val="17"/>
+        </w:rPr>
+        <w:t xml:space="preserve">    lcd.setCursor(0, 1); lcd.print(d2);</w:t>
+      </w:r>
+    </w:p>
+    <w:p>
+      <w:pPr>
+        <w:pStyle w:val="CodeSample"/>
+        <w:spacing w:after="0" w:before="0"/>
+        <w:ind w:firstLine="0" w:left="340"/>
+      </w:pPr>
+      <w:r>
+        <w:rPr>
+          <w:rFonts w:ascii="Consolas" w:hAnsi="Consolas"/>
+          <w:color w:val="1F3350"/>
+          <w:sz w:val="17"/>
+        </w:rPr>
+        <w:t xml:space="preserve">    Serial.printf("%s S=%.0f e1=%+.0f e2=%+.0f\n", d1, S, e1, e2);</w:t>
+      </w:r>
+    </w:p>
+    <w:p>
+      <w:pPr>
+        <w:pStyle w:val="CodeSample"/>
+        <w:spacing w:after="0" w:before="0"/>
+        <w:ind w:firstLine="0" w:left="340"/>
+      </w:pPr>
+      <w:r>
+        <w:rPr>
+          <w:rFonts w:ascii="Consolas" w:hAnsi="Consolas"/>
+          <w:color w:val="1F3350"/>
+          <w:sz w:val="17"/>
+        </w:rPr>
+        <w:t xml:space="preserve">  }</w:t>
       </w:r>
     </w:p>
     <w:p>
@@ -3187,294 +3446,8 @@
     <w:p>
       <w:pPr/>
       <w:r>
-        <w:t>Hàm quay() dùng chung cho cả hai motor: kiểm tra hành trình, phát xung mức thấp qua opto rồi khóa cầu H để trục vít tự giữ. Vòng lặp thực hiện đúng thứ tự định vị thô nghiêng trước – phương vị sau, rồi tinh chỉnh e2 trước e1 khi nắng đẹp.</w:t>
+        <w:t>Code hai trục giữ nguyên khung bản một trục và thêm ba điểm: khối thiên văn trả về cặp (α, γ) kèm chuẩn hóa bước nhảy 180°; nhánh tinh chỉnh xét e2 của khớp nghiêng trước rồi mới tới e1 của khớp phương vị; mỗi khớp có hàm chạy motor riêng với cặp công tắc hành trình của mình. Trạng thái khóa cầu H sau mỗi lệnh nhờ trục vít tự hãm giữ nguyên vị trí hai khớp.</w:t>
       </w:r>
-    </w:p>
-    <w:p>
-      <w:pPr>
-        <w:pStyle w:val="Heading2"/>
-      </w:pPr>
-      <w:r>
-        <w:t>3.8. Kết quả đo đạc chương trình trên bench</w:t>
-      </w:r>
-    </w:p>
-    <w:p>
-      <w:pPr>
-        <w:pStyle w:val="Caption"/>
-        <w:spacing w:after="80"/>
-      </w:pPr>
-      <w:r>
-        <w:t>Bảng 7. Kết quả kiểm tra chương trình hai trục trên bench thử</w:t>
-      </w:r>
-    </w:p>
-    <w:tbl>
-      <w:tblPr>
-        <w:tblStyle w:val="TableGrid"/>
-        <w:tblW w:type="auto" w:w="0"/>
-        <w:jc w:val="center"/>
-        <w:tblLook w:firstColumn="1" w:firstRow="1" w:lastColumn="0" w:lastRow="0" w:noHBand="0" w:noVBand="1" w:val="04A0"/>
-      </w:tblPr>
-      <w:tblGrid>
-        <w:gridCol w:w="4514"/>
-        <w:gridCol w:w="4514"/>
-      </w:tblGrid>
-      <w:tr>
-        <w:tc>
-          <w:tcPr>
-            <w:tcW w:type="dxa" w:w="4514"/>
-          </w:tcPr>
-          <w:p>
-            <w:pPr>
-              <w:spacing w:after="40"/>
-              <w:ind w:firstLine="0"/>
-            </w:pPr>
-            <w:r>
-              <w:rPr>
-                <w:b/>
-                <w:sz w:val="22"/>
-              </w:rPr>
-              <w:t>Hạng mục kiểm tra</w:t>
-            </w:r>
-          </w:p>
-        </w:tc>
-        <w:tc>
-          <w:tcPr>
-            <w:tcW w:type="dxa" w:w="4514"/>
-          </w:tcPr>
-          <w:p>
-            <w:pPr>
-              <w:spacing w:after="40"/>
-              <w:ind w:firstLine="0"/>
-            </w:pPr>
-            <w:r>
-              <w:rPr>
-                <w:b/>
-                <w:sz w:val="22"/>
-              </w:rPr>
-              <w:t>Kết quả</w:t>
-            </w:r>
-          </w:p>
-        </w:tc>
-      </w:tr>
-      <w:tr>
-        <w:tc>
-          <w:tcPr>
-            <w:tcW w:type="dxa" w:w="4514"/>
-          </w:tcPr>
-          <w:p>
-            <w:pPr>
-              <w:spacing w:after="40"/>
-              <w:ind w:firstLine="0"/>
-            </w:pPr>
-            <w:r>
-              <w:rPr>
-                <w:sz w:val="22"/>
-              </w:rPr>
-              <w:t>Ma trận tính toán LDR</w:t>
-            </w:r>
-          </w:p>
-        </w:tc>
-        <w:tc>
-          <w:tcPr>
-            <w:tcW w:type="dxa" w:w="4514"/>
-          </w:tcPr>
-          <w:p>
-            <w:pPr>
-              <w:spacing w:after="40"/>
-              <w:ind w:firstLine="0"/>
-            </w:pPr>
-            <w:r>
-              <w:rPr>
-                <w:sz w:val="22"/>
-              </w:rPr>
-              <w:t>Góc suy ra trùng góc đặt 0–30° cho cả e1 và e2 (quyển nghiên cứu mục 3.2).</w:t>
-            </w:r>
-          </w:p>
-        </w:tc>
-      </w:tr>
-      <w:tr>
-        <w:tc>
-          <w:tcPr>
-            <w:tcW w:type="dxa" w:w="4514"/>
-          </w:tcPr>
-          <w:p>
-            <w:pPr>
-              <w:spacing w:after="40"/>
-              <w:ind w:firstLine="0"/>
-            </w:pPr>
-            <w:r>
-              <w:rPr>
-                <w:sz w:val="22"/>
-              </w:rPr>
-              <w:t>Định vị thô hai trục</w:t>
-            </w:r>
-          </w:p>
-        </w:tc>
-        <w:tc>
-          <w:tcPr>
-            <w:tcW w:type="dxa" w:w="4514"/>
-          </w:tcPr>
-          <w:p>
-            <w:pPr>
-              <w:spacing w:after="40"/>
-              <w:ind w:firstLine="0"/>
-            </w:pPr>
-            <w:r>
-              <w:rPr>
-                <w:sz w:val="22"/>
-              </w:rPr>
-              <w:t>Lệch giả lập 12° mỗi trục, dừng cách mốc 1–2°, nghiêng chỉnh trước.</w:t>
-            </w:r>
-          </w:p>
-        </w:tc>
-      </w:tr>
-      <w:tr>
-        <w:tc>
-          <w:tcPr>
-            <w:tcW w:type="dxa" w:w="4514"/>
-          </w:tcPr>
-          <w:p>
-            <w:pPr>
-              <w:spacing w:after="40"/>
-              <w:ind w:firstLine="0"/>
-            </w:pPr>
-            <w:r>
-              <w:rPr>
-                <w:sz w:val="22"/>
-              </w:rPr>
-              <w:t>Tinh chỉnh LDR</w:t>
-            </w:r>
-          </w:p>
-        </w:tc>
-        <w:tc>
-          <w:tcPr>
-            <w:tcW w:type="dxa" w:w="4514"/>
-          </w:tcPr>
-          <w:p>
-            <w:pPr>
-              <w:spacing w:after="40"/>
-              <w:ind w:firstLine="0"/>
-            </w:pPr>
-            <w:r>
-              <w:rPr>
-                <w:sz w:val="22"/>
-              </w:rPr>
-              <w:t>Đèn rọi lệch 8° theo hai phương, mỗi trục một bước còn lệch dưới 1°.</w:t>
-            </w:r>
-          </w:p>
-        </w:tc>
-      </w:tr>
-      <w:tr>
-        <w:tc>
-          <w:tcPr>
-            <w:tcW w:type="dxa" w:w="4514"/>
-          </w:tcPr>
-          <w:p>
-            <w:pPr>
-              <w:spacing w:after="40"/>
-              <w:ind w:firstLine="0"/>
-            </w:pPr>
-            <w:r>
-              <w:rPr>
-                <w:sz w:val="22"/>
-              </w:rPr>
-              <w:t>Đọc giờ DS1307</w:t>
-            </w:r>
-          </w:p>
-        </w:tc>
-        <w:tc>
-          <w:tcPr>
-            <w:tcW w:type="dxa" w:w="4514"/>
-          </w:tcPr>
-          <w:p>
-            <w:pPr>
-              <w:spacing w:after="40"/>
-              <w:ind w:firstLine="0"/>
-            </w:pPr>
-            <w:r>
-              <w:rPr>
-                <w:sz w:val="22"/>
-              </w:rPr>
-              <w:t>LCD hiện đúng giờ, lệch khoảng 3 giây sau 24 giờ.</w:t>
-            </w:r>
-          </w:p>
-        </w:tc>
-      </w:tr>
-      <w:tr>
-        <w:tc>
-          <w:tcPr>
-            <w:tcW w:type="dxa" w:w="4514"/>
-          </w:tcPr>
-          <w:p>
-            <w:pPr>
-              <w:spacing w:after="40"/>
-              <w:ind w:firstLine="0"/>
-            </w:pPr>
-            <w:r>
-              <w:rPr>
-                <w:sz w:val="22"/>
-              </w:rPr>
-              <w:t>Liên động hành trình</w:t>
-            </w:r>
-          </w:p>
-        </w:tc>
-        <w:tc>
-          <w:tcPr>
-            <w:tcW w:type="dxa" w:w="4514"/>
-          </w:tcPr>
-          <w:p>
-            <w:pPr>
-              <w:spacing w:after="40"/>
-              <w:ind w:firstLine="0"/>
-            </w:pPr>
-            <w:r>
-              <w:rPr>
-                <w:sz w:val="22"/>
-              </w:rPr>
-              <w:t>Chạm qt bất kỳ: bỏ lệnh chiều đó, chiều thoát vẫn chạy.</w:t>
-            </w:r>
-          </w:p>
-        </w:tc>
-      </w:tr>
-      <w:tr>
-        <w:tc>
-          <w:tcPr>
-            <w:tcW w:type="dxa" w:w="4514"/>
-          </w:tcPr>
-          <w:p>
-            <w:pPr>
-              <w:spacing w:after="40"/>
-              <w:ind w:firstLine="0"/>
-            </w:pPr>
-            <w:r>
-              <w:rPr>
-                <w:sz w:val="22"/>
-              </w:rPr>
-              <w:t>Giữ vị trí</w:t>
-            </w:r>
-          </w:p>
-        </w:tc>
-        <w:tc>
-          <w:tcPr>
-            <w:tcW w:type="dxa" w:w="4514"/>
-          </w:tcPr>
-          <w:p>
-            <w:pPr>
-              <w:spacing w:after="40"/>
-              <w:ind w:firstLine="0"/>
-            </w:pPr>
-            <w:r>
-              <w:rPr>
-                <w:sz w:val="22"/>
-              </w:rPr>
-              <w:t>Ngắt nguồn khi nghiêng 40°, cả hai trục không trôi.</w:t>
-            </w:r>
-          </w:p>
-        </w:tc>
-      </w:tr>
-    </w:tbl>
-    <w:p>
-      <w:pPr/>
     </w:p>
     <w:p>
       <w:pPr>
@@ -3497,7 +3470,7 @@
         <w:pStyle w:val="ListBullet"/>
       </w:pPr>
       <w:r>
-        <w:t>Hoàn thành chương trình lai hai trục với hàm quay() dùng chung, thứ tự nghiêng trước – phương vị sau (mục 3.7).</w:t>
+        <w:t>Hoàn thành cài Arduino IDE kèm lõi esp32 và nạp thử thành công lên ESP32 DevKit bản hai trục.</w:t>
       </w:r>
     </w:p>
     <w:p>
@@ -3505,7 +3478,7 @@
         <w:pStyle w:val="ListBullet"/>
       </w:pPr>
       <w:r>
-        <w:t>Hoàn thành năm lưu đồ tổng quát và từng phần cho thiên văn, LDR, động cơ, hiển thị (mục 3.6).</w:t>
+        <w:t>Hoàn thành hàn hai cầu H, bốn kênh opto, khối nguồn và bus I²C chung cho DS1307 với LCD.</w:t>
       </w:r>
     </w:p>
     <w:p>
@@ -3513,7 +3486,7 @@
         <w:pStyle w:val="ListBullet"/>
       </w:pPr>
       <w:r>
-        <w:t>Hoàn thành kiểm tra bench hai trục: định vị thô 1–2°, tinh chỉnh dưới 1°, liên động đúng (mục 3.8).</w:t>
+        <w:t>Hoàn thành hiệu chuẩn bốn kênh LDR, hai biến trở hồi tiếp và kiểm thử liên động bốn công tắc hành trình.</w:t>
       </w:r>
     </w:p>
     <w:p>
@@ -3521,7 +3494,7 @@
         <w:pStyle w:val="ListBullet"/>
       </w:pPr>
       <w:r>
-        <w:t>Hoàn thành hướng dẫn cài lõi ESP32 cho Arduino IDE và bảng chân DevKit hai trục (Chương 1).</w:t>
+        <w:t>Hoàn thành viết và nạp code hybrid hai trục: đúng thứ tự nghiêng trước – phương vị sau, hiển thị đủ giờ và hai góc khớp lên LCD.</w:t>
       </w:r>
     </w:p>
     <w:p>
@@ -3537,7 +3510,7 @@
         <w:pStyle w:val="ListBullet"/>
       </w:pPr>
       <w:r>
-        <w:t>Chạy ngoài trời trọn ngày nắng, ghi log góc hai trục đối chiếu mô phỏng.</w:t>
+        <w:t>Chạy ngoài trời trọn ngày nắng, đối chiếu log hai góc khớp với đồ thị mô phỏng ở quyển nghiên cứu.</w:t>
       </w:r>
     </w:p>
     <w:p>
@@ -3545,7 +3518,7 @@
         <w:pStyle w:val="ListBullet"/>
       </w:pPr>
       <w:r>
-        <w:t>Bổ sung chế độ hạ tấm pin nằm ngang khi gió lớn dùng hành trình làm mốc.</w:t>
+        <w:t>Tinh chỉnh ngưỡng e1/e2 và độ dài bước chạy để giảm số lần khởi động hai motor.</w:t>
       </w:r>
     </w:p>
     <w:p>
@@ -3553,7 +3526,7 @@
         <w:pStyle w:val="ListBullet"/>
       </w:pPr>
       <w:r>
-        <w:t>Tinh chỉnh độ dài xung tinh chỉnh 120 ms theo tải thực tế của hai motor.</w:t>
+        <w:t>Bổ sung chế độ gió lớn: đọc lịch và đưa tấm pin về vị trí nghỉ nằm ngang.</w:t>
       </w:r>
     </w:p>
     <w:p>
@@ -4721,7 +4694,7 @@
               <w:rPr>
                 <w:sz w:val="22"/>
               </w:rPr>
-              <w:t>Đo U/I PV và điện năng hai động cơ gạt nước.</w:t>
+              <w:t>Đo điện áp tấm pin và trạng thái hai động cơ gạt nước.</w:t>
             </w:r>
           </w:p>
         </w:tc>

--- a/Bao_cao_2_truc_Lap_trinh.docx
+++ b/Bao_cao_2_truc_Lap_trinh.docx
@@ -819,6 +819,466 @@
     </w:p>
     <w:p>
       <w:pPr>
+        <w:pStyle w:val="Heading2"/>
+      </w:pPr>
+      <w:r>
+        <w:t>2.5. Các tham số và kết quả kế thừa từ quyển nghiên cứu</w:t>
+      </w:r>
+    </w:p>
+    <w:p>
+      <w:pPr>
+        <w:pStyle w:val="Caption"/>
+        <w:spacing w:after="80"/>
+      </w:pPr>
+      <w:r>
+        <w:t>Bảng 2. Tham số kế thừa từ quyển nghiên cứu đưa vào chương trình hai trục</w:t>
+      </w:r>
+    </w:p>
+    <w:tbl>
+      <w:tblPr>
+        <w:tblStyle w:val="TableGrid"/>
+        <w:tblW w:type="auto" w:w="0"/>
+        <w:jc w:val="center"/>
+        <w:tblLook w:firstColumn="1" w:firstRow="1" w:lastColumn="0" w:lastRow="0" w:noHBand="0" w:noVBand="1" w:val="04A0"/>
+      </w:tblPr>
+      <w:tblGrid>
+        <w:gridCol w:w="3010"/>
+        <w:gridCol w:w="3010"/>
+        <w:gridCol w:w="3010"/>
+      </w:tblGrid>
+      <w:tr>
+        <w:tc>
+          <w:tcPr>
+            <w:tcW w:type="dxa" w:w="3010"/>
+          </w:tcPr>
+          <w:p>
+            <w:pPr>
+              <w:spacing w:after="40"/>
+              <w:ind w:firstLine="0"/>
+            </w:pPr>
+            <w:r>
+              <w:rPr>
+                <w:b/>
+                <w:sz w:val="22"/>
+              </w:rPr>
+              <w:t>Đại lượng</w:t>
+            </w:r>
+          </w:p>
+        </w:tc>
+        <w:tc>
+          <w:tcPr>
+            <w:tcW w:type="dxa" w:w="3010"/>
+          </w:tcPr>
+          <w:p>
+            <w:pPr>
+              <w:spacing w:after="40"/>
+              <w:ind w:firstLine="0"/>
+            </w:pPr>
+            <w:r>
+              <w:rPr>
+                <w:b/>
+                <w:sz w:val="22"/>
+              </w:rPr>
+              <w:t>Giá trị chốt trong quyển nghiên cứu</w:t>
+            </w:r>
+          </w:p>
+        </w:tc>
+        <w:tc>
+          <w:tcPr>
+            <w:tcW w:type="dxa" w:w="3010"/>
+          </w:tcPr>
+          <w:p>
+            <w:pPr>
+              <w:spacing w:after="40"/>
+              <w:ind w:firstLine="0"/>
+            </w:pPr>
+            <w:r>
+              <w:rPr>
+                <w:b/>
+                <w:sz w:val="22"/>
+              </w:rPr>
+              <w:t>Dùng trong code</w:t>
+            </w:r>
+          </w:p>
+        </w:tc>
+      </w:tr>
+      <w:tr>
+        <w:tc>
+          <w:tcPr>
+            <w:tcW w:type="dxa" w:w="3010"/>
+          </w:tcPr>
+          <w:p>
+            <w:pPr>
+              <w:spacing w:after="40"/>
+              <w:ind w:firstLine="0"/>
+            </w:pPr>
+            <w:r>
+              <w:rPr>
+                <w:sz w:val="22"/>
+              </w:rPr>
+              <w:t>Chu kỳ thiên văn / LDR</w:t>
+            </w:r>
+          </w:p>
+        </w:tc>
+        <w:tc>
+          <w:tcPr>
+            <w:tcW w:type="dxa" w:w="3010"/>
+          </w:tcPr>
+          <w:p>
+            <w:pPr>
+              <w:spacing w:after="40"/>
+              <w:ind w:firstLine="0"/>
+            </w:pPr>
+            <w:r>
+              <w:rPr>
+                <w:sz w:val="22"/>
+              </w:rPr>
+              <w:t>30 phút / 2 phút</w:t>
+            </w:r>
+          </w:p>
+        </w:tc>
+        <w:tc>
+          <w:tcPr>
+            <w:tcW w:type="dxa" w:w="3010"/>
+          </w:tcPr>
+          <w:p>
+            <w:pPr>
+              <w:spacing w:after="40"/>
+              <w:ind w:firstLine="0"/>
+            </w:pPr>
+            <w:r>
+              <w:rPr>
+                <w:sz w:val="22"/>
+              </w:rPr>
+              <w:t>T_TV = 1800000 ms; T_LDR = 120000 ms.</w:t>
+            </w:r>
+          </w:p>
+        </w:tc>
+      </w:tr>
+      <w:tr>
+        <w:tc>
+          <w:tcPr>
+            <w:tcW w:type="dxa" w:w="3010"/>
+          </w:tcPr>
+          <w:p>
+            <w:pPr>
+              <w:spacing w:after="40"/>
+              <w:ind w:firstLine="0"/>
+            </w:pPr>
+            <w:r>
+              <w:rPr>
+                <w:sz w:val="22"/>
+              </w:rPr>
+              <w:t>Ngưỡng / vùng chết</w:t>
+            </w:r>
+          </w:p>
+        </w:tc>
+        <w:tc>
+          <w:tcPr>
+            <w:tcW w:type="dxa" w:w="3010"/>
+          </w:tcPr>
+          <w:p>
+            <w:pPr>
+              <w:spacing w:after="40"/>
+              <w:ind w:firstLine="0"/>
+            </w:pPr>
+            <w:r>
+              <w:rPr>
+                <w:sz w:val="22"/>
+              </w:rPr>
+              <w:t>|e| &gt; 200 / 120 mức ADC</w:t>
+            </w:r>
+          </w:p>
+        </w:tc>
+        <w:tc>
+          <w:tcPr>
+            <w:tcW w:type="dxa" w:w="3010"/>
+          </w:tcPr>
+          <w:p>
+            <w:pPr>
+              <w:spacing w:after="40"/>
+              <w:ind w:firstLine="0"/>
+            </w:pPr>
+            <w:r>
+              <w:rPr>
+                <w:sz w:val="22"/>
+              </w:rPr>
+              <w:t>Hằng số NGUONG và điều kiện dừng.</w:t>
+            </w:r>
+          </w:p>
+        </w:tc>
+      </w:tr>
+      <w:tr>
+        <w:tc>
+          <w:tcPr>
+            <w:tcW w:type="dxa" w:w="3010"/>
+          </w:tcPr>
+          <w:p>
+            <w:pPr>
+              <w:spacing w:after="40"/>
+              <w:ind w:firstLine="0"/>
+            </w:pPr>
+            <w:r>
+              <w:rPr>
+                <w:sz w:val="22"/>
+              </w:rPr>
+              <w:t>Ngưỡng mây mù S_min</w:t>
+            </w:r>
+          </w:p>
+        </w:tc>
+        <w:tc>
+          <w:tcPr>
+            <w:tcW w:type="dxa" w:w="3010"/>
+          </w:tcPr>
+          <w:p>
+            <w:pPr>
+              <w:spacing w:after="40"/>
+              <w:ind w:firstLine="0"/>
+            </w:pPr>
+            <w:r>
+              <w:rPr>
+                <w:sz w:val="22"/>
+              </w:rPr>
+              <w:t>2500 (tổng bốn kênh)</w:t>
+            </w:r>
+          </w:p>
+        </w:tc>
+        <w:tc>
+          <w:tcPr>
+            <w:tcW w:type="dxa" w:w="3010"/>
+          </w:tcPr>
+          <w:p>
+            <w:pPr>
+              <w:spacing w:after="40"/>
+              <w:ind w:firstLine="0"/>
+            </w:pPr>
+            <w:r>
+              <w:rPr>
+                <w:sz w:val="22"/>
+              </w:rPr>
+              <w:t>Nhánh giữ vị trí cả hai khớp.</w:t>
+            </w:r>
+          </w:p>
+        </w:tc>
+      </w:tr>
+      <w:tr>
+        <w:tc>
+          <w:tcPr>
+            <w:tcW w:type="dxa" w:w="3010"/>
+          </w:tcPr>
+          <w:p>
+            <w:pPr>
+              <w:spacing w:after="40"/>
+              <w:ind w:firstLine="0"/>
+            </w:pPr>
+            <w:r>
+              <w:rPr>
+                <w:sz w:val="22"/>
+              </w:rPr>
+              <w:t>Thứ tự tinh chỉnh</w:t>
+            </w:r>
+          </w:p>
+        </w:tc>
+        <w:tc>
+          <w:tcPr>
+            <w:tcW w:type="dxa" w:w="3010"/>
+          </w:tcPr>
+          <w:p>
+            <w:pPr>
+              <w:spacing w:after="40"/>
+              <w:ind w:firstLine="0"/>
+            </w:pPr>
+            <w:r>
+              <w:rPr>
+                <w:sz w:val="22"/>
+              </w:rPr>
+              <w:t>Khớp nghiêng (e2) trước, phương vị (e1) sau</w:t>
+            </w:r>
+          </w:p>
+        </w:tc>
+        <w:tc>
+          <w:tcPr>
+            <w:tcW w:type="dxa" w:w="3010"/>
+          </w:tcPr>
+          <w:p>
+            <w:pPr>
+              <w:spacing w:after="40"/>
+              <w:ind w:firstLine="0"/>
+            </w:pPr>
+            <w:r>
+              <w:rPr>
+                <w:sz w:val="22"/>
+              </w:rPr>
+              <w:t>Thứ tự gọi trong nhánh LDR của loop().</w:t>
+            </w:r>
+          </w:p>
+        </w:tc>
+      </w:tr>
+      <w:tr>
+        <w:tc>
+          <w:tcPr>
+            <w:tcW w:type="dxa" w:w="3010"/>
+          </w:tcPr>
+          <w:p>
+            <w:pPr>
+              <w:spacing w:after="40"/>
+              <w:ind w:firstLine="0"/>
+            </w:pPr>
+            <w:r>
+              <w:rPr>
+                <w:sz w:val="22"/>
+              </w:rPr>
+              <w:t>Góc gá cảm biến β_s</w:t>
+            </w:r>
+          </w:p>
+        </w:tc>
+        <w:tc>
+          <w:tcPr>
+            <w:tcW w:type="dxa" w:w="3010"/>
+          </w:tcPr>
+          <w:p>
+            <w:pPr>
+              <w:spacing w:after="40"/>
+              <w:ind w:firstLine="0"/>
+            </w:pPr>
+            <w:r>
+              <w:rPr>
+                <w:sz w:val="22"/>
+              </w:rPr>
+              <w:t>30°, chỉ nghiêng quang trở</w:t>
+            </w:r>
+          </w:p>
+        </w:tc>
+        <w:tc>
+          <w:tcPr>
+            <w:tcW w:type="dxa" w:w="3010"/>
+          </w:tcPr>
+          <w:p>
+            <w:pPr>
+              <w:spacing w:after="40"/>
+              <w:ind w:firstLine="0"/>
+            </w:pPr>
+            <w:r>
+              <w:rPr>
+                <w:sz w:val="22"/>
+              </w:rPr>
+              <w:t>Cơ sở hiệu chuẩn K_cal bốn kênh.</w:t>
+            </w:r>
+          </w:p>
+        </w:tc>
+      </w:tr>
+      <w:tr>
+        <w:tc>
+          <w:tcPr>
+            <w:tcW w:type="dxa" w:w="3010"/>
+          </w:tcPr>
+          <w:p>
+            <w:pPr>
+              <w:spacing w:after="40"/>
+              <w:ind w:firstLine="0"/>
+            </w:pPr>
+            <w:r>
+              <w:rPr>
+                <w:sz w:val="22"/>
+              </w:rPr>
+              <w:t>Sai số luật hybrid</w:t>
+            </w:r>
+          </w:p>
+        </w:tc>
+        <w:tc>
+          <w:tcPr>
+            <w:tcW w:type="dxa" w:w="3010"/>
+          </w:tcPr>
+          <w:p>
+            <w:pPr>
+              <w:spacing w:after="40"/>
+              <w:ind w:firstLine="0"/>
+            </w:pPr>
+            <w:r>
+              <w:rPr>
+                <w:sz w:val="22"/>
+              </w:rPr>
+              <w:t>2,9° trung bình; 83 lần chạy motor/ngày</w:t>
+            </w:r>
+          </w:p>
+        </w:tc>
+        <w:tc>
+          <w:tcPr>
+            <w:tcW w:type="dxa" w:w="3010"/>
+          </w:tcPr>
+          <w:p>
+            <w:pPr>
+              <w:spacing w:after="40"/>
+              <w:ind w:firstLine="0"/>
+            </w:pPr>
+            <w:r>
+              <w:rPr>
+                <w:sz w:val="22"/>
+              </w:rPr>
+              <w:t>Mốc so sánh log đo ngoài trời.</w:t>
+            </w:r>
+          </w:p>
+        </w:tc>
+      </w:tr>
+      <w:tr>
+        <w:tc>
+          <w:tcPr>
+            <w:tcW w:type="dxa" w:w="3010"/>
+          </w:tcPr>
+          <w:p>
+            <w:pPr>
+              <w:spacing w:after="40"/>
+              <w:ind w:firstLine="0"/>
+            </w:pPr>
+            <w:r>
+              <w:rPr>
+                <w:sz w:val="22"/>
+              </w:rPr>
+              <w:t>Ma trận (α, γ) và chuẩn hóa 180°</w:t>
+            </w:r>
+          </w:p>
+        </w:tc>
+        <w:tc>
+          <w:tcPr>
+            <w:tcW w:type="dxa" w:w="3010"/>
+          </w:tcPr>
+          <w:p>
+            <w:pPr>
+              <w:spacing w:after="40"/>
+              <w:ind w:firstLine="0"/>
+            </w:pPr>
+            <w:r>
+              <w:rPr>
+                <w:sz w:val="22"/>
+              </w:rPr>
+              <w:t>Chương 4 quyển nghiên cứu</w:t>
+            </w:r>
+          </w:p>
+        </w:tc>
+        <w:tc>
+          <w:tcPr>
+            <w:tcW w:type="dxa" w:w="3010"/>
+          </w:tcPr>
+          <w:p>
+            <w:pPr>
+              <w:spacing w:after="40"/>
+              <w:ind w:firstLine="0"/>
+            </w:pPr>
+            <w:r>
+              <w:rPr>
+                <w:sz w:val="22"/>
+              </w:rPr>
+              <w:t>Hàm thienVan() và bảng đối chiếu.</w:t>
+            </w:r>
+          </w:p>
+        </w:tc>
+      </w:tr>
+    </w:tbl>
+    <w:p>
+      <w:pPr/>
+    </w:p>
+    <w:p>
+      <w:pPr>
         <w:pStyle w:val="Heading1"/>
       </w:pPr>
       <w:r>
@@ -900,7 +1360,7 @@
         <w:pStyle w:val="ListBullet"/>
       </w:pPr>
       <w:r>
-        <w:t>Khối gá LDR in 3D liền vách che giữ hệ số K_cal ổn định giữa các lần chạy.</w:t>
+        <w:t>Khối gá LDR in 3D giữ nguyên góc nghiêng β_s sau hiệu chuẩn để hệ số K_cal ổn định giữa các lần chạy.</w:t>
       </w:r>
     </w:p>
     <w:p>
@@ -989,7 +1449,7 @@
         <w:spacing w:after="80"/>
       </w:pPr>
       <w:r>
-        <w:t>Bảng 2. Bảng lệnh cầu H dùng chung cho hai khớp</w:t>
+        <w:t>Bảng 3. Bảng lệnh cầu H dùng chung cho hai khớp</w:t>
       </w:r>
     </w:p>
     <w:tbl>

--- a/Bao_cao_2_truc_Lap_trinh.docx
+++ b/Bao_cao_2_truc_Lap_trinh.docx
@@ -193,7 +193,7 @@
         <w:pStyle w:val="Heading1"/>
       </w:pPr>
       <w:r>
-        <w:t>CHƯƠNG 2. PHẦN MỀM LẬP TRÌNH VÀ MODULE ESP32 DEVKIT</w:t>
+        <w:t>CHƯƠNG 2. CƠ SỞ LÝ THUYẾT, TỔNG QUAN LINH KIỆN VÀ MÔI TRƯỜNG LẬP TRÌNH</w:t>
       </w:r>
     </w:p>
     <w:p>
@@ -201,7 +201,659 @@
         <w:pStyle w:val="Heading2"/>
       </w:pPr>
       <w:r>
-        <w:t>2.1. Môi trường Arduino IDE và cách nạp chương trình cho ESP32</w:t>
+        <w:t>2.1. Pin năng lượng Mặt Trời</w:t>
+      </w:r>
+    </w:p>
+    <w:p>
+      <w:pPr/>
+      <w:r>
+        <w:t>Mô-đun quang điện được cấu thành từ nhiều tế bào bán dẫn ghép nối tiếp/song song; mỗi tế bào biến đổi một phần bức xạ thành dòng điện một chiều. Mô-đun thường có kính mặt trước, lớp đóng gói, các tế bào, lớp mặt sau/ kính sau, khung và hộp nối; cấu tạo cụ thể tùy loại. Trong chuỗi tế bào có thể có diode bypass để hạn chế ảnh hưởng của che bóng cục bộ; diode này khác với photodiode dùng làm cảm biến ánh sáng.</w:t>
+      </w:r>
+    </w:p>
+    <w:p>
+      <w:pPr/>
+      <w:r>
+        <w:t>Các thông số thường dùng để mô tả pin gồm Pmax, Voc, Isc, Vmp, Imp và hệ số nhiệt. Giá trị danh định được công bố theo điều kiện STC; ngoài thực tế, bức xạ, nhiệt độ tế bào, phổ ánh sáng, tải điện và bóng che làm đặc tuyến I-V thay đổi. Hướng đặt ảnh hưởng thành phần bức xạ trực tiếp; không thể suy ra công suất thực chỉ từ góc hình học hoặc điện áp hở mạch [3].</w:t>
+      </w:r>
+    </w:p>
+    <w:p>
+      <w:pPr/>
+      <w:r>
+        <w:t>Trong phép thử tracker, đo U và I đồng thời, tính P = U×I và tích phân theo thời gian để thu năng lượng. Tấm đối chứng nên cùng loại, cùng tình trạng bề mặt và cùng tải; năng lượng tiêu thụ của hai động cơ gạt nước, ESP32 và mạch phụ trợ phải được ghi riêng rồi trừ khi tính năng lượng thuần.</w:t>
+      </w:r>
+    </w:p>
+    <w:p>
+      <w:pPr>
+        <w:pStyle w:val="Heading2"/>
+      </w:pPr>
+      <w:r>
+        <w:t>2.2. Cảm biến quang trở (LDR)</w:t>
+      </w:r>
+    </w:p>
+    <w:p>
+      <w:pPr/>
+      <w:r>
+        <w:t>Quang trở (Light Dependent Resistor - LDR) là linh kiện quang dẫn có điện trở thay đổi theo ánh sáng. Khi độ rọi tăng, điện trở LDR thường giảm; trong tối điện trở lớn hơn. Đặc tuyến này không tuyến tính, thay đổi theo phổ nguồn sáng, nhiệt độ, lô sản xuất và lịch sử chiếu sáng; tốc độ đáp ứng thường chậm hơn diode quang.</w:t>
+      </w:r>
+    </w:p>
+    <w:p>
+      <w:pPr/>
+      <w:r>
+        <w:t>Trong mạch đo, LDR thường mắc với điện trở cố định thành cầu phân áp; ADC đọc điện áp tại điểm giữa để vi điều khiển xử lý. Chiều tăng/giảm của số ADC khi sáng phụ thuộc vị trí LDR trong cầu phân áp. Ưu điểm của LDR là rẻ, dễ tìm và mạch đơn giản; hạn chế là sai khác giữa mẫu, trôi theo môi trường và độ tuyến tính thấp, vì vậy cần bảo vệ khỏi bụi/ẩm và hiệu chuẩn nếu dùng cho phép đo định lượng.</w:t>
+      </w:r>
+    </w:p>
+    <w:p>
+      <w:pPr>
+        <w:pStyle w:val="Heading2"/>
+      </w:pPr>
+      <w:r>
+        <w:t>2.3. Bộ điều khiển ESP32 DevKit và các khối phụ trợ</w:t>
+      </w:r>
+    </w:p>
+    <w:p>
+      <w:pPr/>
+      <w:r>
+        <w:t>Bộ điều khiển trung tâm là module ESP32 DevKit duy nhất cho cả hai trục. Bo có hai nhóm ADC 12 bit; đề tài không bật WiFi nên dùng được cả nhóm ADC2. Theo sheet nguyên lý: bốn kênh LDR vào GPIO25/26/27/14, biến trở hồi tiếp góc phương vị vào GPIO36, điện áp tấm pin qua cầu chia vào GPIO39, biến trở hồi tiếp góc nghiêng của bản hai trục dùng GPIO2; bốn công tắc hành trình qt1–qt4 vào GPIO34/35/32/33. ADC của ESP32 chỉ đo điện áp 0–3,3 V, phiên bản này chưa đo dòng điện.</w:t>
+      </w:r>
+    </w:p>
+    <w:p>
+      <w:pPr/>
+      <w:r>
+        <w:t>Thời gian thực dùng module DS1307 (I²C 0x68, pin nuôi) cấp ngày giờ cho khối thiên văn; hiển thị dùng LCD 1602 kèm mạch chuyển I²C PCF8574 (0x27) chung bus SDA/SCL (GPIO21/22). Nguồn 12 V qua diode chống ngược cực 1N4007, LM2596 hạ 3,3 V cho ESP32 và nhánh 7805 riêng cấp 5 V cho LCD, DS1307.</w:t>
+      </w:r>
+    </w:p>
+    <w:p>
+      <w:pPr>
+        <w:pStyle w:val="Heading2"/>
+      </w:pPr>
+      <w:r>
+        <w:t>2.4. Vị trí Mặt Trời và góc theo ngày, giờ</w:t>
+      </w:r>
+    </w:p>
+    <w:p>
+      <w:pPr>
+        <w:pStyle w:val="Heading3"/>
+      </w:pPr>
+      <w:r>
+        <w:t>2.4.1. Hệ tọa độ và các góc đặc trưng</w:t>
+      </w:r>
+    </w:p>
+    <w:p>
+      <w:pPr/>
+      <w:r>
+        <w:t>Vị trí Mặt Trời thường được mô tả bằng góc cao α (tính từ đường chân trời lên thiên đỉnh) và góc phương vị γ (đo từ hướng Bắc thật theo chiều kim đồng hồ). Góc thiên đỉnh θz = 90° − α. Góc phương vị và góc cao là đầu vào để xác định hướng pháp tuyến của tấm pin; khi cài đặt phải thống nhất quy ước dấu giữa phần mềm và chiều quay thực tế của cơ cấu.</w:t>
+      </w:r>
+    </w:p>
+    <w:p>
+      <w:pPr>
+        <w:pStyle w:val="Heading3"/>
+      </w:pPr>
+      <w:r>
+        <w:t>2.4.2. Ảnh hưởng của ngày trong năm và giờ trong ngày</w:t>
+      </w:r>
+    </w:p>
+    <w:p>
+      <w:pPr/>
+      <w:r>
+        <w:t>Một xấp xỉ thường dùng cho góc lệch Mặt Trời là δ ≈ 23,45° × sin[360° × (284 + n) / 365], trong đó n là thứ tự ngày trong năm. Góc giờ xấp xỉ ω = 15° × (t_solar − 12), với t_solar là giờ Mặt Trời địa phương tính bằng giờ. Từ vĩ độ φ, có thể tính góc cao bằng quan hệ sin α = sin φ sin δ + cos φ cos δ cos ω. Các biểu thức này thích hợp để trình bày nguyên lý; triển khai chính xác nên dùng thuật toán vị trí Mặt Trời SPA hoặc thư viện đã kiểm chứng [1, 2].</w:t>
+      </w:r>
+    </w:p>
+    <w:p>
+      <w:pPr/>
+      <w:r>
+        <w:t>Giờ dân dụng không hoàn toàn trùng với giờ Mặt Trời. Chương trình cần hiệu chỉnh múi giờ, kinh độ địa điểm và phương trình thời gian; đồng hồ RTC phải được đặt đúng. Sai lệch thời gian, nhập nhầm vĩ độ/kinh độ hoặc xác định sai hướng Bắc thật đều làm xuất hiện sai số góc dù thuật toán tính toán đúng.</w:t>
+      </w:r>
+    </w:p>
+    <w:p>
+      <w:pPr>
+        <w:pStyle w:val="Heading3"/>
+      </w:pPr>
+      <w:r>
+        <w:t>2.4.3. Góc đặt của tracker hai trục</w:t>
+      </w:r>
+    </w:p>
+    <w:p>
+      <w:pPr/>
+      <w:r>
+        <w:t>Với tracker phương vị - góc cao, trục phương vị hướng pháp tuyến về gần γ và trục độ cao đặt gần α; nếu dùng góc nghiêng so với phương ngang thì β = 90° − α. Góc đặt thực tế bằng góc tính toán cộng offset lắp đặt, sau đó được giới hạn theo hành trình. Quy ước phương vị phải thống nhất (Bắc thật, chiều kim đồng hồ hay quy ước khác); góc đi qua 0° cần xử lý sao cho cơ cấu chọn đường quay ngắn và không xoắn dây.</w:t>
+      </w:r>
+    </w:p>
+    <w:p>
+      <w:pPr/>
+      <w:r>
+        <w:t>Ở mô hình hai trục, phép tính hình học cho hướng tham chiếu, còn giới hạn cơ khí, vị trí home, sai số gá lắp và hành trình motor quyết định góc lệnh thực tế. Khi Mặt Trời ở dưới ngưỡng góc cao vận hành, hệ thống dừng hoặc về vị trí nghỉ đã chọn.</w:t>
+      </w:r>
+    </w:p>
+    <w:p>
+      <w:pPr>
+        <w:pStyle w:val="Heading2"/>
+      </w:pPr>
+      <w:r>
+        <w:t>2.5. Các mùa trong năm và quỹ đạo biểu kiến</w:t>
+      </w:r>
+    </w:p>
+    <w:p>
+      <w:pPr/>
+      <w:r>
+        <w:t>Trục quay của Trái Đất nghiêng so với mặt phẳng quỹ đạo, vì vậy xích vĩ Mặt Trời thay đổi trong năm. Ở Bắc bán cầu, vào khoảng tháng 6 Mặt Trời lên cao và thời gian ban ngày dài hơn; vào khoảng tháng 12 Mặt Trời thấp hơn và ngày ngắn hơn. Quanh hai điểm phân tháng 3 và tháng 9, độ dài ngày và đêm gần bằng nhau. Đây là biến thiên thiên văn, không phải sự thay đổi đột ngột đúng vào ngày đầu mùa khí tượng.</w:t>
+      </w:r>
+    </w:p>
+    <w:p>
+      <w:pPr/>
+      <w:r>
+        <w:t>Do quỹ đạo thay đổi theo mùa, giờ Mặt Trời mọc/lặn và phương vị mọc/lặn cũng thay đổi. Cùng một tấm pin đặt cố định có thể phù hợp hơn vào một số mùa; lợi ích của bám nắng không giống nhau quanh năm. Ở các vĩ độ miền Bắc Việt Nam, vào mùa hè Mặt Trời giữa trưa có thể ở rất cao và lệch về phía Bắc; mùa đông đường đi thấp hơn và chủ yếu ở phía Nam. Một tracker một trục chỉ quay trong một mặt phẳng nên còn sai lệch theo phương vuông góc với trục; tracker hai trục khắc phục tốt hơn về hình học nhưng tăng độ phức tạp và năng lượng truyền động.</w:t>
+      </w:r>
+    </w:p>
+    <w:p>
+      <w:pPr/>
+      <w:r>
+        <w:t>Vì vậy, thiết kế cần xem xét cả mùa, góc nghiêng ban đầu, bóng che và thời tiết địa phương. Không nên suy ra mức tăng sản lượng cả năm từ một ngày nắng hoặc một lần đo; cần so sánh trong các khoảng thời gian đủ dài và ghi nhận điều kiện đo [3, 4].</w:t>
+      </w:r>
+    </w:p>
+    <w:tbl>
+      <w:tblPr>
+        <w:tblStyle w:val="TableGrid"/>
+        <w:tblW w:type="auto" w:w="0"/>
+        <w:jc w:val="center"/>
+        <w:tblLook w:firstColumn="1" w:firstRow="1" w:lastColumn="0" w:lastRow="0" w:noHBand="0" w:noVBand="1" w:val="04A0"/>
+      </w:tblPr>
+      <w:tblGrid>
+        <w:gridCol w:w="3010"/>
+        <w:gridCol w:w="3010"/>
+        <w:gridCol w:w="3010"/>
+      </w:tblGrid>
+      <w:tr>
+        <w:tc>
+          <w:tcPr>
+            <w:tcW w:type="dxa" w:w="3010"/>
+          </w:tcPr>
+          <w:p>
+            <w:pPr>
+              <w:spacing w:after="40"/>
+              <w:ind w:firstLine="0"/>
+            </w:pPr>
+            <w:r>
+              <w:rPr>
+                <w:b/>
+                <w:sz w:val="22"/>
+              </w:rPr>
+              <w:t>Giai đoạn thiên văn ở Bắc bán cầu</w:t>
+            </w:r>
+          </w:p>
+        </w:tc>
+        <w:tc>
+          <w:tcPr>
+            <w:tcW w:type="dxa" w:w="3010"/>
+          </w:tcPr>
+          <w:p>
+            <w:pPr>
+              <w:spacing w:after="40"/>
+              <w:ind w:firstLine="0"/>
+            </w:pPr>
+            <w:r>
+              <w:rPr>
+                <w:b/>
+                <w:sz w:val="22"/>
+              </w:rPr>
+              <w:t>Xích vĩ Mặt Trời (xấp xỉ)</w:t>
+            </w:r>
+          </w:p>
+        </w:tc>
+        <w:tc>
+          <w:tcPr>
+            <w:tcW w:type="dxa" w:w="3010"/>
+          </w:tcPr>
+          <w:p>
+            <w:pPr>
+              <w:spacing w:after="40"/>
+              <w:ind w:firstLine="0"/>
+            </w:pPr>
+            <w:r>
+              <w:rPr>
+                <w:b/>
+                <w:sz w:val="22"/>
+              </w:rPr>
+              <w:t>Đặc điểm đường đi biểu kiến</w:t>
+            </w:r>
+          </w:p>
+        </w:tc>
+      </w:tr>
+      <w:tr>
+        <w:tc>
+          <w:tcPr>
+            <w:tcW w:type="dxa" w:w="3010"/>
+          </w:tcPr>
+          <w:p>
+            <w:pPr>
+              <w:spacing w:after="40"/>
+              <w:ind w:firstLine="0"/>
+            </w:pPr>
+            <w:r>
+              <w:rPr>
+                <w:sz w:val="22"/>
+              </w:rPr>
+              <w:t>Xuân: điểm phân tháng 3 đến chí tháng 6</w:t>
+            </w:r>
+          </w:p>
+        </w:tc>
+        <w:tc>
+          <w:tcPr>
+            <w:tcW w:type="dxa" w:w="3010"/>
+          </w:tcPr>
+          <w:p>
+            <w:pPr>
+              <w:spacing w:after="40"/>
+              <w:ind w:firstLine="0"/>
+            </w:pPr>
+            <w:r>
+              <w:rPr>
+                <w:sz w:val="22"/>
+              </w:rPr>
+              <w:t>0° → +23,44°</w:t>
+            </w:r>
+          </w:p>
+        </w:tc>
+        <w:tc>
+          <w:tcPr>
+            <w:tcW w:type="dxa" w:w="3010"/>
+          </w:tcPr>
+          <w:p>
+            <w:pPr>
+              <w:spacing w:after="40"/>
+              <w:ind w:firstLine="0"/>
+            </w:pPr>
+            <w:r>
+              <w:rPr>
+                <w:sz w:val="22"/>
+              </w:rPr>
+              <w:t>Độ cao Mặt Trời giữa trưa tăng; ngày dài dần.</w:t>
+            </w:r>
+          </w:p>
+        </w:tc>
+      </w:tr>
+      <w:tr>
+        <w:tc>
+          <w:tcPr>
+            <w:tcW w:type="dxa" w:w="3010"/>
+          </w:tcPr>
+          <w:p>
+            <w:pPr>
+              <w:spacing w:after="40"/>
+              <w:ind w:firstLine="0"/>
+            </w:pPr>
+            <w:r>
+              <w:rPr>
+                <w:sz w:val="22"/>
+              </w:rPr>
+              <w:t>Hạ: chí tháng 6 đến điểm phân tháng 9</w:t>
+            </w:r>
+          </w:p>
+        </w:tc>
+        <w:tc>
+          <w:tcPr>
+            <w:tcW w:type="dxa" w:w="3010"/>
+          </w:tcPr>
+          <w:p>
+            <w:pPr>
+              <w:spacing w:after="40"/>
+              <w:ind w:firstLine="0"/>
+            </w:pPr>
+            <w:r>
+              <w:rPr>
+                <w:sz w:val="22"/>
+              </w:rPr>
+              <w:t>+23,44° → 0°</w:t>
+            </w:r>
+          </w:p>
+        </w:tc>
+        <w:tc>
+          <w:tcPr>
+            <w:tcW w:type="dxa" w:w="3010"/>
+          </w:tcPr>
+          <w:p>
+            <w:pPr>
+              <w:spacing w:after="40"/>
+              <w:ind w:firstLine="0"/>
+            </w:pPr>
+            <w:r>
+              <w:rPr>
+                <w:sz w:val="22"/>
+              </w:rPr>
+              <w:t>Mặt Trời đi cao; ngày dài rồi giảm dần.</w:t>
+            </w:r>
+          </w:p>
+        </w:tc>
+      </w:tr>
+      <w:tr>
+        <w:tc>
+          <w:tcPr>
+            <w:tcW w:type="dxa" w:w="3010"/>
+          </w:tcPr>
+          <w:p>
+            <w:pPr>
+              <w:spacing w:after="40"/>
+              <w:ind w:firstLine="0"/>
+            </w:pPr>
+            <w:r>
+              <w:rPr>
+                <w:sz w:val="22"/>
+              </w:rPr>
+              <w:t>Thu: điểm phân tháng 9 đến chí tháng 12</w:t>
+            </w:r>
+          </w:p>
+        </w:tc>
+        <w:tc>
+          <w:tcPr>
+            <w:tcW w:type="dxa" w:w="3010"/>
+          </w:tcPr>
+          <w:p>
+            <w:pPr>
+              <w:spacing w:after="40"/>
+              <w:ind w:firstLine="0"/>
+            </w:pPr>
+            <w:r>
+              <w:rPr>
+                <w:sz w:val="22"/>
+              </w:rPr>
+              <w:t>0° → −23,44°</w:t>
+            </w:r>
+          </w:p>
+        </w:tc>
+        <w:tc>
+          <w:tcPr>
+            <w:tcW w:type="dxa" w:w="3010"/>
+          </w:tcPr>
+          <w:p>
+            <w:pPr>
+              <w:spacing w:after="40"/>
+              <w:ind w:firstLine="0"/>
+            </w:pPr>
+            <w:r>
+              <w:rPr>
+                <w:sz w:val="22"/>
+              </w:rPr>
+              <w:t>Quỹ đạo hạ thấp; ngày ngắn dần.</w:t>
+            </w:r>
+          </w:p>
+        </w:tc>
+      </w:tr>
+      <w:tr>
+        <w:tc>
+          <w:tcPr>
+            <w:tcW w:type="dxa" w:w="3010"/>
+          </w:tcPr>
+          <w:p>
+            <w:pPr>
+              <w:spacing w:after="40"/>
+              <w:ind w:firstLine="0"/>
+            </w:pPr>
+            <w:r>
+              <w:rPr>
+                <w:sz w:val="22"/>
+              </w:rPr>
+              <w:t>Đông: chí tháng 12 đến điểm phân tháng 3</w:t>
+            </w:r>
+          </w:p>
+        </w:tc>
+        <w:tc>
+          <w:tcPr>
+            <w:tcW w:type="dxa" w:w="3010"/>
+          </w:tcPr>
+          <w:p>
+            <w:pPr>
+              <w:spacing w:after="40"/>
+              <w:ind w:firstLine="0"/>
+            </w:pPr>
+            <w:r>
+              <w:rPr>
+                <w:sz w:val="22"/>
+              </w:rPr>
+              <w:t>−23,44° → 0°</w:t>
+            </w:r>
+          </w:p>
+        </w:tc>
+        <w:tc>
+          <w:tcPr>
+            <w:tcW w:type="dxa" w:w="3010"/>
+          </w:tcPr>
+          <w:p>
+            <w:pPr>
+              <w:spacing w:after="40"/>
+              <w:ind w:firstLine="0"/>
+            </w:pPr>
+            <w:r>
+              <w:rPr>
+                <w:sz w:val="22"/>
+              </w:rPr>
+              <w:t>Mặt Trời đi thấp; ngày ngắn rồi dài dần.</w:t>
+            </w:r>
+          </w:p>
+        </w:tc>
+      </w:tr>
+    </w:tbl>
+    <w:p>
+      <w:pPr/>
+    </w:p>
+    <w:p>
+      <w:pPr/>
+      <w:r>
+        <w:t>Mốc ngày phân và chí thay đổi nhẹ theo từng năm; mùa khí tượng tại từng địa phương cũng không hoàn toàn trùng với mùa thiên văn. Bảng trên mô tả xu hướng quỹ đạo, không thay cho số liệu thời tiết tại vị trí thử nghiệm.</w:t>
+      </w:r>
+    </w:p>
+    <w:p>
+      <w:pPr>
+        <w:pStyle w:val="Heading2"/>
+      </w:pPr>
+      <w:r>
+        <w:t>2.6. Ba phương pháp bám nắng xem xét trong đề tài</w:t>
+      </w:r>
+    </w:p>
+    <w:p>
+      <w:pPr>
+        <w:pStyle w:val="Heading3"/>
+      </w:pPr>
+      <w:r>
+        <w:t>2.6.1. Nhóm 1 – Vòng hở theo thời gian (thuật toán thiên văn)</w:t>
+      </w:r>
+    </w:p>
+    <w:p>
+      <w:pPr/>
+      <w:r>
+        <w:t>Tính vị trí Mặt Trời từ tọa độ lắp đặt, ngày và giờ đọc từ DS1307, không cần cảm biến sáng. Xích vĩ theo ngày trong năm:</w:t>
+      </w:r>
+    </w:p>
+    <w:p>
+      <w:pPr>
+        <w:ind w:firstLine="0"/>
+        <w:jc w:val="center"/>
+      </w:pPr>
+      <w:r>
+        <w:rPr>
+          <w:i/>
+        </w:rPr>
+        <w:t>δ = 23,45° · sin[360°·(284 + n)/365]</w:t>
+      </w:r>
+    </w:p>
+    <w:p>
+      <w:pPr/>
+      <w:r>
+        <w:t>Góc giờ theo giờ Mặt Trời t:</w:t>
+      </w:r>
+    </w:p>
+    <w:p>
+      <w:pPr>
+        <w:ind w:firstLine="0"/>
+        <w:jc w:val="center"/>
+      </w:pPr>
+      <w:r>
+        <w:rPr>
+          <w:i/>
+        </w:rPr>
+        <w:t>H = 15° · (t − 12)</w:t>
+      </w:r>
+    </w:p>
+    <w:p>
+      <w:pPr/>
+      <w:r>
+        <w:t>Góc cao Mặt Trời α theo vĩ độ φ:</w:t>
+      </w:r>
+    </w:p>
+    <w:p>
+      <w:pPr>
+        <w:ind w:firstLine="0"/>
+        <w:jc w:val="center"/>
+      </w:pPr>
+      <w:r>
+        <w:rPr>
+          <w:i/>
+        </w:rPr>
+        <w:t>sin α = sin φ · sin δ + cos φ · cos δ · cos H</w:t>
+      </w:r>
+    </w:p>
+    <w:p>
+      <w:pPr/>
+      <w:r>
+        <w:t>Góc phương vị γ tính tiếp từ α, δ, φ. Cặp (α, γ) đổi trực tiếp ra góc đặt của trục nghiêng và trục phương vị.</w:t>
+      </w:r>
+    </w:p>
+    <w:p>
+      <w:pPr>
+        <w:pStyle w:val="ListBullet"/>
+      </w:pPr>
+      <w:r>
+        <w:t>Ưu điểm: ổn định, không phụ thuộc thời tiết, không dao động.</w:t>
+      </w:r>
+    </w:p>
+    <w:p>
+      <w:pPr>
+        <w:pStyle w:val="ListBullet"/>
+      </w:pPr>
+      <w:r>
+        <w:t>Nhược điểm: cần cài đúng tọa độ và giờ; không tự sửa sai số lắp đặt và độ rơ khớp 3D.</w:t>
+      </w:r>
+    </w:p>
+    <w:p>
+      <w:pPr>
+        <w:pStyle w:val="Heading3"/>
+      </w:pPr>
+      <w:r>
+        <w:t>2.6.2. Nhóm 2 – Vòng kín dùng cảm biến quang trở (LDR)</w:t>
+      </w:r>
+    </w:p>
+    <w:p>
+      <w:pPr/>
+      <w:r>
+        <w:t>Bốn LDR ở bốn góc tấm pin, mỗi cảm biến gá nghiêng ra ngoài tâm một góc β_s = 30°, không dùng vách ngăn. Sai lệch điều khiển của hai trục:</w:t>
+      </w:r>
+    </w:p>
+    <w:p>
+      <w:pPr>
+        <w:ind w:firstLine="0"/>
+        <w:jc w:val="center"/>
+      </w:pPr>
+      <w:r>
+        <w:rPr>
+          <w:i/>
+        </w:rPr>
+        <w:t>e1 = ADC(LDR_trái) − ADC(LDR_phải);   e2 = ADC(LDR_trên) − ADC(LDR_dưới)</w:t>
+      </w:r>
+    </w:p>
+    <w:p>
+      <w:pPr>
+        <w:pStyle w:val="ListBullet"/>
+      </w:pPr>
+      <w:r>
+        <w:t>Nếu |e1| &gt; ngưỡng: quay motor phương vị theo dấu e1; nếu |e2| &gt; ngưỡng: quay motor nghiêng theo dấu e2.</w:t>
+      </w:r>
+    </w:p>
+    <w:p>
+      <w:pPr>
+        <w:pStyle w:val="ListBullet"/>
+      </w:pPr>
+      <w:r>
+        <w:t>Ngược lại thì dừng – vùng chết chống dao động quanh vị trí cân bằng.</w:t>
+      </w:r>
+    </w:p>
+    <w:p>
+      <w:pPr>
+        <w:pStyle w:val="ListBullet"/>
+      </w:pPr>
+      <w:r>
+        <w:t>Ưu điểm: đơn giản, rẻ, phản ứng theo sáng thực tế, tự sửa sai số gá lắp.</w:t>
+      </w:r>
+    </w:p>
+    <w:p>
+      <w:pPr>
+        <w:pStyle w:val="ListBullet"/>
+      </w:pPr>
+      <w:r>
+        <w:t>Nhược điểm: nhạy mây và bóng râm thoáng qua; sáng sớm tín hiệu yếu nên bám chậm.</w:t>
+      </w:r>
+    </w:p>
+    <w:p>
+      <w:pPr>
+        <w:pStyle w:val="Heading3"/>
+      </w:pPr>
+      <w:r>
+        <w:t>2.6.3. Nhóm 3 – Phương pháp hybrid (kết hợp), phương án lựa chọn</w:t>
+      </w:r>
+    </w:p>
+    <w:p>
+      <w:pPr>
+        <w:pStyle w:val="ListBullet"/>
+      </w:pPr>
+      <w:r>
+        <w:t>Thiên văn định vị thô: đầu buổi sáng và mỗi 30 phút đưa nhanh cả hai trục về gần (α, γ) của Mặt Trời.</w:t>
+      </w:r>
+    </w:p>
+    <w:p>
+      <w:pPr>
+        <w:pStyle w:val="ListBullet"/>
+      </w:pPr>
+      <w:r>
+        <w:t>LDR tinh chỉnh: giữa hai lần định vị thô, dùng e1 chỉnh phương vị và e2 chỉnh độ nghiêng về vùng chết.</w:t>
+      </w:r>
+    </w:p>
+    <w:p>
+      <w:pPr>
+        <w:pStyle w:val="ListBullet"/>
+      </w:pPr>
+      <w:r>
+        <w:t>Trời nhiều mây (tổng sáng S &lt; S_min): giữ nguyên vị trí theo lịch thiên văn, tránh dao động vô ích.</w:t>
+      </w:r>
+    </w:p>
+    <w:p>
+      <w:pPr/>
+      <w:r>
+        <w:t>Hybrid giữ ưu điểm của cả hai nhóm và khắc phục nhược điểm của từng nhóm, nên được chọn cho mô hình hai trục của đồ án này.</w:t>
+      </w:r>
+    </w:p>
+    <w:p>
+      <w:pPr>
+        <w:pStyle w:val="Heading2"/>
+      </w:pPr>
+      <w:r>
+        <w:t>2.7. Nguyên tắc điều khiển và đánh giá</w:t>
+      </w:r>
+    </w:p>
+    <w:p>
+      <w:pPr/>
+      <w:r>
+        <w:t>Có thể dùng điều khiển đóng-ngắt có vùng trễ để đạt mục tiêu nhanh; điều khiển tỷ lệ để giảm bước khi gần đích; hoặc PI/PID khi có phản hồi vị trí và cần giảm sai số ổn định. Với motor trục vít, lệnh quay được giới hạn theo hành trình và chỉ phát khi góc lệch vượt vùng chết; nhờ trục vít tự hãm nên không cần nuôi điện để giữ vị trí. Thuật toán mờ hoặc thích nghi là hướng nâng cao nhưng cần được hiệu chuẩn và so sánh trên dữ liệu đủ đại diện [4].</w:t>
+      </w:r>
+    </w:p>
+    <w:p>
+      <w:pPr/>
+      <w:r>
+        <w:t>Chỉ tiêu đánh giá nên gồm sai số góc phương vị/góc cao, số lần chuyển động, thời gian ổn định, trạng thái công tắc và năng lượng thuần. Năng lượng PV và năng lượng động cơ/bộ điều khiển cần đo trên cùng khoảng thời gian; trong các phép so sánh phải giữ nguyên tải, cấu hình đo và điều kiện lắp đặt.</w:t>
+      </w:r>
+    </w:p>
+    <w:p>
+      <w:pPr>
+        <w:pStyle w:val="Heading2"/>
+      </w:pPr>
+      <w:r>
+        <w:t>2.8. Môi trường Arduino IDE và cách nạp chương trình cho ESP32</w:t>
       </w:r>
     </w:p>
     <w:p>
@@ -263,7 +915,7 @@
         <w:pStyle w:val="Heading2"/>
       </w:pPr>
       <w:r>
-        <w:t>2.2. Module ESP32 DevKit dùng trong đề tài</w:t>
+        <w:t>2.9. Module ESP32 DevKit dùng trong đề tài</w:t>
       </w:r>
     </w:p>
     <w:p>
@@ -277,7 +929,7 @@
         <w:pStyle w:val="Heading2"/>
       </w:pPr>
       <w:r>
-        <w:t>2.3. Các nhóm lệnh cơ bản dùng trong chương trình</w:t>
+        <w:t>2.10. Các nhóm lệnh cơ bản dùng trong chương trình</w:t>
       </w:r>
     </w:p>
     <w:p>
@@ -790,7 +1442,7 @@
         <w:pStyle w:val="Heading2"/>
       </w:pPr>
       <w:r>
-        <w:t>2.4. Thư viện sử dụng</w:t>
+        <w:t>2.11. Thư viện sử dụng</w:t>
       </w:r>
     </w:p>
     <w:p>
@@ -822,7 +1474,7 @@
         <w:pStyle w:val="Heading2"/>
       </w:pPr>
       <w:r>
-        <w:t>2.5. Các tham số và kết quả kế thừa từ quyển nghiên cứu</w:t>
+        <w:t>2.12. Các tham số và kết quả kế thừa từ quyển nghiên cứu</w:t>
       </w:r>
     </w:p>
     <w:p>
@@ -879,7 +1531,7 @@
                 <w:b/>
                 <w:sz w:val="22"/>
               </w:rPr>
-              <w:t>Giá trị chốt trong quyển nghiên cứu</w:t>
+              <w:t>Giá trị đã thống nhất trong quyển nghiên cứu</w:t>
             </w:r>
           </w:p>
         </w:tc>
@@ -4063,1407 +4715,6 @@
         <w:t>[11] J.-M. Wang and C.-L. Lu, “Design and Implementation of a Sun Tracker with a Dual-Axis Single Motor for an Optical Sensor-Based Photovoltaic System,” Sensors, vol. 13, no. 3, pp. 3157-3168, 2013. https://doi.org/10.3390/s130303157</w:t>
       </w:r>
     </w:p>
-    <w:tbl>
-      <w:tblPr>
-        <w:tblStyle w:val="TableGrid"/>
-        <w:tblW w:type="auto" w:w="0"/>
-        <w:jc w:val="center"/>
-        <w:tblLook w:firstColumn="1" w:firstRow="1" w:lastColumn="0" w:lastRow="0" w:noHBand="0" w:noVBand="1" w:val="04A0"/>
-      </w:tblPr>
-      <w:tblGrid>
-        <w:gridCol w:w="3010"/>
-        <w:gridCol w:w="3010"/>
-        <w:gridCol w:w="3010"/>
-      </w:tblGrid>
-      <w:tr>
-        <w:tc>
-          <w:tcPr>
-            <w:tcW w:type="dxa" w:w="3010"/>
-          </w:tcPr>
-          <w:p>
-            <w:pPr>
-              <w:spacing w:after="40"/>
-              <w:ind w:firstLine="0"/>
-            </w:pPr>
-            <w:r>
-              <w:rPr>
-                <w:b/>
-                <w:sz w:val="22"/>
-              </w:rPr>
-              <w:t>Giai đoạn thiên văn ở Bắc bán cầu</w:t>
-            </w:r>
-          </w:p>
-        </w:tc>
-        <w:tc>
-          <w:tcPr>
-            <w:tcW w:type="dxa" w:w="3010"/>
-          </w:tcPr>
-          <w:p>
-            <w:pPr>
-              <w:spacing w:after="40"/>
-              <w:ind w:firstLine="0"/>
-            </w:pPr>
-            <w:r>
-              <w:rPr>
-                <w:b/>
-                <w:sz w:val="22"/>
-              </w:rPr>
-              <w:t>Xích vĩ Mặt Trời (xấp xỉ)</w:t>
-            </w:r>
-          </w:p>
-        </w:tc>
-        <w:tc>
-          <w:tcPr>
-            <w:tcW w:type="dxa" w:w="3010"/>
-          </w:tcPr>
-          <w:p>
-            <w:pPr>
-              <w:spacing w:after="40"/>
-              <w:ind w:firstLine="0"/>
-            </w:pPr>
-            <w:r>
-              <w:rPr>
-                <w:b/>
-                <w:sz w:val="22"/>
-              </w:rPr>
-              <w:t>Đặc điểm đường đi biểu kiến</w:t>
-            </w:r>
-          </w:p>
-        </w:tc>
-      </w:tr>
-      <w:tr>
-        <w:tc>
-          <w:tcPr>
-            <w:tcW w:type="dxa" w:w="3010"/>
-          </w:tcPr>
-          <w:p>
-            <w:pPr>
-              <w:spacing w:after="40"/>
-              <w:ind w:firstLine="0"/>
-            </w:pPr>
-            <w:r>
-              <w:rPr>
-                <w:sz w:val="22"/>
-              </w:rPr>
-              <w:t>Xuân: điểm phân tháng 3 đến chí tháng 6</w:t>
-            </w:r>
-          </w:p>
-        </w:tc>
-        <w:tc>
-          <w:tcPr>
-            <w:tcW w:type="dxa" w:w="3010"/>
-          </w:tcPr>
-          <w:p>
-            <w:pPr>
-              <w:spacing w:after="40"/>
-              <w:ind w:firstLine="0"/>
-            </w:pPr>
-            <w:r>
-              <w:rPr>
-                <w:sz w:val="22"/>
-              </w:rPr>
-              <w:t>0° → +23,44°</w:t>
-            </w:r>
-          </w:p>
-        </w:tc>
-        <w:tc>
-          <w:tcPr>
-            <w:tcW w:type="dxa" w:w="3010"/>
-          </w:tcPr>
-          <w:p>
-            <w:pPr>
-              <w:spacing w:after="40"/>
-              <w:ind w:firstLine="0"/>
-            </w:pPr>
-            <w:r>
-              <w:rPr>
-                <w:sz w:val="22"/>
-              </w:rPr>
-              <w:t>Độ cao Mặt Trời giữa trưa tăng; ngày dài dần.</w:t>
-            </w:r>
-          </w:p>
-        </w:tc>
-      </w:tr>
-      <w:tr>
-        <w:tc>
-          <w:tcPr>
-            <w:tcW w:type="dxa" w:w="3010"/>
-          </w:tcPr>
-          <w:p>
-            <w:pPr>
-              <w:spacing w:after="40"/>
-              <w:ind w:firstLine="0"/>
-            </w:pPr>
-            <w:r>
-              <w:rPr>
-                <w:sz w:val="22"/>
-              </w:rPr>
-              <w:t>Hạ: chí tháng 6 đến điểm phân tháng 9</w:t>
-            </w:r>
-          </w:p>
-        </w:tc>
-        <w:tc>
-          <w:tcPr>
-            <w:tcW w:type="dxa" w:w="3010"/>
-          </w:tcPr>
-          <w:p>
-            <w:pPr>
-              <w:spacing w:after="40"/>
-              <w:ind w:firstLine="0"/>
-            </w:pPr>
-            <w:r>
-              <w:rPr>
-                <w:sz w:val="22"/>
-              </w:rPr>
-              <w:t>+23,44° → 0°</w:t>
-            </w:r>
-          </w:p>
-        </w:tc>
-        <w:tc>
-          <w:tcPr>
-            <w:tcW w:type="dxa" w:w="3010"/>
-          </w:tcPr>
-          <w:p>
-            <w:pPr>
-              <w:spacing w:after="40"/>
-              <w:ind w:firstLine="0"/>
-            </w:pPr>
-            <w:r>
-              <w:rPr>
-                <w:sz w:val="22"/>
-              </w:rPr>
-              <w:t>Mặt Trời đi cao; ngày dài rồi giảm dần.</w:t>
-            </w:r>
-          </w:p>
-        </w:tc>
-      </w:tr>
-      <w:tr>
-        <w:tc>
-          <w:tcPr>
-            <w:tcW w:type="dxa" w:w="3010"/>
-          </w:tcPr>
-          <w:p>
-            <w:pPr>
-              <w:spacing w:after="40"/>
-              <w:ind w:firstLine="0"/>
-            </w:pPr>
-            <w:r>
-              <w:rPr>
-                <w:sz w:val="22"/>
-              </w:rPr>
-              <w:t>Thu: điểm phân tháng 9 đến chí tháng 12</w:t>
-            </w:r>
-          </w:p>
-        </w:tc>
-        <w:tc>
-          <w:tcPr>
-            <w:tcW w:type="dxa" w:w="3010"/>
-          </w:tcPr>
-          <w:p>
-            <w:pPr>
-              <w:spacing w:after="40"/>
-              <w:ind w:firstLine="0"/>
-            </w:pPr>
-            <w:r>
-              <w:rPr>
-                <w:sz w:val="22"/>
-              </w:rPr>
-              <w:t>0° → −23,44°</w:t>
-            </w:r>
-          </w:p>
-        </w:tc>
-        <w:tc>
-          <w:tcPr>
-            <w:tcW w:type="dxa" w:w="3010"/>
-          </w:tcPr>
-          <w:p>
-            <w:pPr>
-              <w:spacing w:after="40"/>
-              <w:ind w:firstLine="0"/>
-            </w:pPr>
-            <w:r>
-              <w:rPr>
-                <w:sz w:val="22"/>
-              </w:rPr>
-              <w:t>Quỹ đạo hạ thấp; ngày ngắn dần.</w:t>
-            </w:r>
-          </w:p>
-        </w:tc>
-      </w:tr>
-      <w:tr>
-        <w:tc>
-          <w:tcPr>
-            <w:tcW w:type="dxa" w:w="3010"/>
-          </w:tcPr>
-          <w:p>
-            <w:pPr>
-              <w:spacing w:after="40"/>
-              <w:ind w:firstLine="0"/>
-            </w:pPr>
-            <w:r>
-              <w:rPr>
-                <w:sz w:val="22"/>
-              </w:rPr>
-              <w:t>Đông: chí tháng 12 đến điểm phân tháng 3</w:t>
-            </w:r>
-          </w:p>
-        </w:tc>
-        <w:tc>
-          <w:tcPr>
-            <w:tcW w:type="dxa" w:w="3010"/>
-          </w:tcPr>
-          <w:p>
-            <w:pPr>
-              <w:spacing w:after="40"/>
-              <w:ind w:firstLine="0"/>
-            </w:pPr>
-            <w:r>
-              <w:rPr>
-                <w:sz w:val="22"/>
-              </w:rPr>
-              <w:t>−23,44° → 0°</w:t>
-            </w:r>
-          </w:p>
-        </w:tc>
-        <w:tc>
-          <w:tcPr>
-            <w:tcW w:type="dxa" w:w="3010"/>
-          </w:tcPr>
-          <w:p>
-            <w:pPr>
-              <w:spacing w:after="40"/>
-              <w:ind w:firstLine="0"/>
-            </w:pPr>
-            <w:r>
-              <w:rPr>
-                <w:sz w:val="22"/>
-              </w:rPr>
-              <w:t>Mặt Trời đi thấp; ngày ngắn rồi dài dần.</w:t>
-            </w:r>
-          </w:p>
-        </w:tc>
-      </w:tr>
-    </w:tbl>
-    <w:p>
-      <w:pPr/>
-    </w:p>
-    <w:tbl>
-      <w:tblPr>
-        <w:tblStyle w:val="TableGrid"/>
-        <w:tblW w:type="auto" w:w="0"/>
-        <w:jc w:val="center"/>
-        <w:tblLook w:firstColumn="1" w:firstRow="1" w:lastColumn="0" w:lastRow="0" w:noHBand="0" w:noVBand="1" w:val="04A0"/>
-      </w:tblPr>
-      <w:tblGrid>
-        <w:gridCol w:w="3010"/>
-        <w:gridCol w:w="3010"/>
-        <w:gridCol w:w="3010"/>
-      </w:tblGrid>
-      <w:tr>
-        <w:tc>
-          <w:tcPr>
-            <w:tcW w:type="dxa" w:w="3010"/>
-          </w:tcPr>
-          <w:p>
-            <w:pPr>
-              <w:spacing w:after="40"/>
-              <w:ind w:firstLine="0"/>
-            </w:pPr>
-            <w:r>
-              <w:rPr>
-                <w:b/>
-                <w:sz w:val="22"/>
-              </w:rPr>
-              <w:t>Phương pháp</w:t>
-            </w:r>
-          </w:p>
-        </w:tc>
-        <w:tc>
-          <w:tcPr>
-            <w:tcW w:type="dxa" w:w="3010"/>
-          </w:tcPr>
-          <w:p>
-            <w:pPr>
-              <w:spacing w:after="40"/>
-              <w:ind w:firstLine="0"/>
-            </w:pPr>
-            <w:r>
-              <w:rPr>
-                <w:b/>
-                <w:sz w:val="22"/>
-              </w:rPr>
-              <w:t>Ưu điểm chính</w:t>
-            </w:r>
-          </w:p>
-        </w:tc>
-        <w:tc>
-          <w:tcPr>
-            <w:tcW w:type="dxa" w:w="3010"/>
-          </w:tcPr>
-          <w:p>
-            <w:pPr>
-              <w:spacing w:after="40"/>
-              <w:ind w:firstLine="0"/>
-            </w:pPr>
-            <w:r>
-              <w:rPr>
-                <w:b/>
-                <w:sz w:val="22"/>
-              </w:rPr>
-              <w:t>Hạn chế / điều kiện áp dụng</w:t>
-            </w:r>
-          </w:p>
-        </w:tc>
-      </w:tr>
-      <w:tr>
-        <w:tc>
-          <w:tcPr>
-            <w:tcW w:type="dxa" w:w="3010"/>
-          </w:tcPr>
-          <w:p>
-            <w:pPr>
-              <w:spacing w:after="40"/>
-              <w:ind w:firstLine="0"/>
-            </w:pPr>
-            <w:r>
-              <w:rPr>
-                <w:sz w:val="22"/>
-              </w:rPr>
-              <w:t>Cố định / chỉnh nghiêng theo mùa</w:t>
-            </w:r>
-          </w:p>
-        </w:tc>
-        <w:tc>
-          <w:tcPr>
-            <w:tcW w:type="dxa" w:w="3010"/>
-          </w:tcPr>
-          <w:p>
-            <w:pPr>
-              <w:spacing w:after="40"/>
-              <w:ind w:firstLine="0"/>
-            </w:pPr>
-            <w:r>
-              <w:rPr>
-                <w:sz w:val="22"/>
-              </w:rPr>
-              <w:t>Đơn giản, bền, không tốn điện cho chuyển động.</w:t>
-            </w:r>
-          </w:p>
-        </w:tc>
-        <w:tc>
-          <w:tcPr>
-            <w:tcW w:type="dxa" w:w="3010"/>
-          </w:tcPr>
-          <w:p>
-            <w:pPr>
-              <w:spacing w:after="40"/>
-              <w:ind w:firstLine="0"/>
-            </w:pPr>
-            <w:r>
-              <w:rPr>
-                <w:sz w:val="22"/>
-              </w:rPr>
-              <w:t>Không bám trong ngày; cần chọn góc lắp và đối chứng.</w:t>
-            </w:r>
-          </w:p>
-        </w:tc>
-      </w:tr>
-      <w:tr>
-        <w:tc>
-          <w:tcPr>
-            <w:tcW w:type="dxa" w:w="3010"/>
-          </w:tcPr>
-          <w:p>
-            <w:pPr>
-              <w:spacing w:after="40"/>
-              <w:ind w:firstLine="0"/>
-            </w:pPr>
-            <w:r>
-              <w:rPr>
-                <w:sz w:val="22"/>
-              </w:rPr>
-              <w:t>Vòng hở thiên văn</w:t>
-            </w:r>
-          </w:p>
-        </w:tc>
-        <w:tc>
-          <w:tcPr>
-            <w:tcW w:type="dxa" w:w="3010"/>
-          </w:tcPr>
-          <w:p>
-            <w:pPr>
-              <w:spacing w:after="40"/>
-              <w:ind w:firstLine="0"/>
-            </w:pPr>
-            <w:r>
-              <w:rPr>
-                <w:sz w:val="22"/>
-              </w:rPr>
-              <w:t>Không phụ thuộc tín hiệu quang; làm việc được khi có mây.</w:t>
-            </w:r>
-          </w:p>
-        </w:tc>
-        <w:tc>
-          <w:tcPr>
-            <w:tcW w:type="dxa" w:w="3010"/>
-          </w:tcPr>
-          <w:p>
-            <w:pPr>
-              <w:spacing w:after="40"/>
-              <w:ind w:firstLine="0"/>
-            </w:pPr>
-            <w:r>
-              <w:rPr>
-                <w:sz w:val="22"/>
-              </w:rPr>
-              <w:t>Cần RTC, tọa độ, lắp đặt và hiệu chuẩn đúng.</w:t>
-            </w:r>
-          </w:p>
-        </w:tc>
-      </w:tr>
-      <w:tr>
-        <w:tc>
-          <w:tcPr>
-            <w:tcW w:type="dxa" w:w="3010"/>
-          </w:tcPr>
-          <w:p>
-            <w:pPr>
-              <w:spacing w:after="40"/>
-              <w:ind w:firstLine="0"/>
-            </w:pPr>
-            <w:r>
-              <w:rPr>
-                <w:sz w:val="22"/>
-              </w:rPr>
-              <w:t>Vòng kín LDR / photodiode</w:t>
-            </w:r>
-          </w:p>
-        </w:tc>
-        <w:tc>
-          <w:tcPr>
-            <w:tcW w:type="dxa" w:w="3010"/>
-          </w:tcPr>
-          <w:p>
-            <w:pPr>
-              <w:spacing w:after="40"/>
-              <w:ind w:firstLine="0"/>
-            </w:pPr>
-            <w:r>
-              <w:rPr>
-                <w:sz w:val="22"/>
-              </w:rPr>
-              <w:t>Tự dò hướng sáng, cấu hình phần cứng gọn.</w:t>
-            </w:r>
-          </w:p>
-        </w:tc>
-        <w:tc>
-          <w:tcPr>
-            <w:tcW w:type="dxa" w:w="3010"/>
-          </w:tcPr>
-          <w:p>
-            <w:pPr>
-              <w:spacing w:after="40"/>
-              <w:ind w:firstLine="0"/>
-            </w:pPr>
-            <w:r>
-              <w:rPr>
-                <w:sz w:val="22"/>
-              </w:rPr>
-              <w:t>Mây, bóng, bụi và sai lệch cảm biến gây lệnh sai.</w:t>
-            </w:r>
-          </w:p>
-        </w:tc>
-      </w:tr>
-      <w:tr>
-        <w:tc>
-          <w:tcPr>
-            <w:tcW w:type="dxa" w:w="3010"/>
-          </w:tcPr>
-          <w:p>
-            <w:pPr>
-              <w:spacing w:after="40"/>
-              <w:ind w:firstLine="0"/>
-            </w:pPr>
-            <w:r>
-              <w:rPr>
-                <w:sz w:val="22"/>
-              </w:rPr>
-              <w:t>Lai thiên văn + quang</w:t>
-            </w:r>
-          </w:p>
-        </w:tc>
-        <w:tc>
-          <w:tcPr>
-            <w:tcW w:type="dxa" w:w="3010"/>
-          </w:tcPr>
-          <w:p>
-            <w:pPr>
-              <w:spacing w:after="40"/>
-              <w:ind w:firstLine="0"/>
-            </w:pPr>
-            <w:r>
-              <w:rPr>
-                <w:sz w:val="22"/>
-              </w:rPr>
-              <w:t>Có góc tham chiếu và hiệu chỉnh thực tế; có thể dự phòng cảm biến.</w:t>
-            </w:r>
-          </w:p>
-        </w:tc>
-        <w:tc>
-          <w:tcPr>
-            <w:tcW w:type="dxa" w:w="3010"/>
-          </w:tcPr>
-          <w:p>
-            <w:pPr>
-              <w:spacing w:after="40"/>
-              <w:ind w:firstLine="0"/>
-            </w:pPr>
-            <w:r>
-              <w:rPr>
-                <w:sz w:val="22"/>
-              </w:rPr>
-              <w:t>Cần logic chất lượng tín hiệu và hiệu chuẩn.</w:t>
-            </w:r>
-          </w:p>
-        </w:tc>
-      </w:tr>
-      <w:tr>
-        <w:tc>
-          <w:tcPr>
-            <w:tcW w:type="dxa" w:w="3010"/>
-          </w:tcPr>
-          <w:p>
-            <w:pPr>
-              <w:spacing w:after="40"/>
-              <w:ind w:firstLine="0"/>
-            </w:pPr>
-            <w:r>
-              <w:rPr>
-                <w:sz w:val="22"/>
-              </w:rPr>
-              <w:t>Tối ưu theo công suất PV</w:t>
-            </w:r>
-          </w:p>
-        </w:tc>
-        <w:tc>
-          <w:tcPr>
-            <w:tcW w:type="dxa" w:w="3010"/>
-          </w:tcPr>
-          <w:p>
-            <w:pPr>
-              <w:spacing w:after="40"/>
-              <w:ind w:firstLine="0"/>
-            </w:pPr>
-            <w:r>
-              <w:rPr>
-                <w:sz w:val="22"/>
-              </w:rPr>
-              <w:t>Đánh giá trực tiếp đầu ra điện của hệ thống.</w:t>
-            </w:r>
-          </w:p>
-        </w:tc>
-        <w:tc>
-          <w:tcPr>
-            <w:tcW w:type="dxa" w:w="3010"/>
-          </w:tcPr>
-          <w:p>
-            <w:pPr>
-              <w:spacing w:after="40"/>
-              <w:ind w:firstLine="0"/>
-            </w:pPr>
-            <w:r>
-              <w:rPr>
-                <w:sz w:val="22"/>
-              </w:rPr>
-              <w:t>Mây gây dao động; đo và tìm kiếm có thể chậm.</w:t>
-            </w:r>
-          </w:p>
-        </w:tc>
-      </w:tr>
-      <w:tr>
-        <w:tc>
-          <w:tcPr>
-            <w:tcW w:type="dxa" w:w="3010"/>
-          </w:tcPr>
-          <w:p>
-            <w:pPr>
-              <w:spacing w:after="40"/>
-              <w:ind w:firstLine="0"/>
-            </w:pPr>
-            <w:r>
-              <w:rPr>
-                <w:sz w:val="22"/>
-              </w:rPr>
-              <w:t>Camera / tracker thụ động</w:t>
-            </w:r>
-          </w:p>
-        </w:tc>
-        <w:tc>
-          <w:tcPr>
-            <w:tcW w:type="dxa" w:w="3010"/>
-          </w:tcPr>
-          <w:p>
-            <w:pPr>
-              <w:spacing w:after="40"/>
-              <w:ind w:firstLine="0"/>
-            </w:pPr>
-            <w:r>
-              <w:rPr>
-                <w:sz w:val="22"/>
-              </w:rPr>
-              <w:t>Camera có thể nhận dạng hướng; thụ động giảm mạch điện.</w:t>
-            </w:r>
-          </w:p>
-        </w:tc>
-        <w:tc>
-          <w:tcPr>
-            <w:tcW w:type="dxa" w:w="3010"/>
-          </w:tcPr>
-          <w:p>
-            <w:pPr>
-              <w:spacing w:after="40"/>
-              <w:ind w:firstLine="0"/>
-            </w:pPr>
-            <w:r>
-              <w:rPr>
-                <w:sz w:val="22"/>
-              </w:rPr>
-              <w:t>Camera đắt và tính toán lớn; thụ động phụ thuộc môi trường.</w:t>
-            </w:r>
-          </w:p>
-        </w:tc>
-      </w:tr>
-      <w:tr>
-        <w:tc>
-          <w:tcPr>
-            <w:tcW w:type="dxa" w:w="3010"/>
-          </w:tcPr>
-          <w:p>
-            <w:pPr>
-              <w:spacing w:after="40"/>
-              <w:ind w:firstLine="0"/>
-            </w:pPr>
-            <w:r>
-              <w:rPr>
-                <w:sz w:val="22"/>
-              </w:rPr>
-              <w:t>Backtracking giàn nhiều hàng</w:t>
-            </w:r>
-          </w:p>
-        </w:tc>
-        <w:tc>
-          <w:tcPr>
-            <w:tcW w:type="dxa" w:w="3010"/>
-          </w:tcPr>
-          <w:p>
-            <w:pPr>
-              <w:spacing w:after="40"/>
-              <w:ind w:firstLine="0"/>
-            </w:pPr>
-            <w:r>
-              <w:rPr>
-                <w:sz w:val="22"/>
-              </w:rPr>
-              <w:t>Giảm che bóng giữa các hàng pin.</w:t>
-            </w:r>
-          </w:p>
-        </w:tc>
-        <w:tc>
-          <w:tcPr>
-            <w:tcW w:type="dxa" w:w="3010"/>
-          </w:tcPr>
-          <w:p>
-            <w:pPr>
-              <w:spacing w:after="40"/>
-              <w:ind w:firstLine="0"/>
-            </w:pPr>
-            <w:r>
-              <w:rPr>
-                <w:sz w:val="22"/>
-              </w:rPr>
-              <w:t>Chủ yếu phù hợp giàn nhiều hàng, không cần cho mô hình đơn.</w:t>
-            </w:r>
-          </w:p>
-        </w:tc>
-      </w:tr>
-    </w:tbl>
-    <w:p>
-      <w:pPr/>
-    </w:p>
-    <w:tbl>
-      <w:tblPr>
-        <w:tblStyle w:val="TableGrid"/>
-        <w:tblW w:type="auto" w:w="0"/>
-        <w:jc w:val="center"/>
-        <w:tblLook w:firstColumn="1" w:firstRow="1" w:lastColumn="0" w:lastRow="0" w:noHBand="0" w:noVBand="1" w:val="04A0"/>
-      </w:tblPr>
-      <w:tblGrid>
-        <w:gridCol w:w="3010"/>
-        <w:gridCol w:w="3010"/>
-        <w:gridCol w:w="3010"/>
-      </w:tblGrid>
-      <w:tr>
-        <w:tc>
-          <w:tcPr>
-            <w:tcW w:type="dxa" w:w="3010"/>
-          </w:tcPr>
-          <w:p>
-            <w:pPr>
-              <w:spacing w:after="40"/>
-              <w:ind w:firstLine="0"/>
-            </w:pPr>
-            <w:r>
-              <w:rPr>
-                <w:b/>
-                <w:sz w:val="22"/>
-              </w:rPr>
-              <w:t>Khối</w:t>
-            </w:r>
-          </w:p>
-        </w:tc>
-        <w:tc>
-          <w:tcPr>
-            <w:tcW w:type="dxa" w:w="3010"/>
-          </w:tcPr>
-          <w:p>
-            <w:pPr>
-              <w:spacing w:after="40"/>
-              <w:ind w:firstLine="0"/>
-            </w:pPr>
-            <w:r>
-              <w:rPr>
-                <w:b/>
-                <w:sz w:val="22"/>
-              </w:rPr>
-              <w:t>Cấu hình đề xuất</w:t>
-            </w:r>
-          </w:p>
-        </w:tc>
-        <w:tc>
-          <w:tcPr>
-            <w:tcW w:type="dxa" w:w="3010"/>
-          </w:tcPr>
-          <w:p>
-            <w:pPr>
-              <w:spacing w:after="40"/>
-              <w:ind w:firstLine="0"/>
-            </w:pPr>
-            <w:r>
-              <w:rPr>
-                <w:b/>
-                <w:sz w:val="22"/>
-              </w:rPr>
-              <w:t>Vai trò</w:t>
-            </w:r>
-          </w:p>
-        </w:tc>
-      </w:tr>
-      <w:tr>
-        <w:tc>
-          <w:tcPr>
-            <w:tcW w:type="dxa" w:w="3010"/>
-          </w:tcPr>
-          <w:p>
-            <w:pPr>
-              <w:spacing w:after="40"/>
-              <w:ind w:firstLine="0"/>
-            </w:pPr>
-            <w:r>
-              <w:rPr>
-                <w:sz w:val="22"/>
-              </w:rPr>
-              <w:t>Cảm biến quang</w:t>
-            </w:r>
-          </w:p>
-        </w:tc>
-        <w:tc>
-          <w:tcPr>
-            <w:tcW w:type="dxa" w:w="3010"/>
-          </w:tcPr>
-          <w:p>
-            <w:pPr>
-              <w:spacing w:after="40"/>
-              <w:ind w:firstLine="0"/>
-            </w:pPr>
-            <w:r>
-              <w:rPr>
-                <w:sz w:val="22"/>
-              </w:rPr>
-              <w:t>4 LDR ở 4 góc; gá chếch ra ngoài cùng β_s.</w:t>
-            </w:r>
-          </w:p>
-        </w:tc>
-        <w:tc>
-          <w:tcPr>
-            <w:tcW w:type="dxa" w:w="3010"/>
-          </w:tcPr>
-          <w:p>
-            <w:pPr>
-              <w:spacing w:after="40"/>
-              <w:ind w:firstLine="0"/>
-            </w:pPr>
-            <w:r>
-              <w:rPr>
-                <w:sz w:val="22"/>
-              </w:rPr>
-              <w:t>Tạo sai lệch quay và nghiêng.</w:t>
-            </w:r>
-          </w:p>
-        </w:tc>
-      </w:tr>
-      <w:tr>
-        <w:tc>
-          <w:tcPr>
-            <w:tcW w:type="dxa" w:w="3010"/>
-          </w:tcPr>
-          <w:p>
-            <w:pPr>
-              <w:spacing w:after="40"/>
-              <w:ind w:firstLine="0"/>
-            </w:pPr>
-            <w:r>
-              <w:rPr>
-                <w:sz w:val="22"/>
-              </w:rPr>
-              <w:t>Điều khiển/thời gian</w:t>
-            </w:r>
-          </w:p>
-        </w:tc>
-        <w:tc>
-          <w:tcPr>
-            <w:tcW w:type="dxa" w:w="3010"/>
-          </w:tcPr>
-          <w:p>
-            <w:pPr>
-              <w:spacing w:after="40"/>
-              <w:ind w:firstLine="0"/>
-            </w:pPr>
-            <w:r>
-              <w:rPr>
-                <w:sz w:val="22"/>
-              </w:rPr>
-              <w:t>ESP32 + RTC DS1307.</w:t>
-            </w:r>
-          </w:p>
-        </w:tc>
-        <w:tc>
-          <w:tcPr>
-            <w:tcW w:type="dxa" w:w="3010"/>
-          </w:tcPr>
-          <w:p>
-            <w:pPr>
-              <w:spacing w:after="40"/>
-              <w:ind w:firstLine="0"/>
-            </w:pPr>
-            <w:r>
-              <w:rPr>
-                <w:sz w:val="22"/>
-              </w:rPr>
-              <w:t>Đọc ADC, tính lệnh, giám sát trạng thái.</w:t>
-            </w:r>
-          </w:p>
-        </w:tc>
-      </w:tr>
-      <w:tr>
-        <w:tc>
-          <w:tcPr>
-            <w:tcW w:type="dxa" w:w="3010"/>
-          </w:tcPr>
-          <w:p>
-            <w:pPr>
-              <w:spacing w:after="40"/>
-              <w:ind w:firstLine="0"/>
-            </w:pPr>
-            <w:r>
-              <w:rPr>
-                <w:sz w:val="22"/>
-              </w:rPr>
-              <w:t>Trục phương vị</w:t>
-            </w:r>
-          </w:p>
-        </w:tc>
-        <w:tc>
-          <w:tcPr>
-            <w:tcW w:type="dxa" w:w="3010"/>
-          </w:tcPr>
-          <w:p>
-            <w:pPr>
-              <w:spacing w:after="40"/>
-              <w:ind w:firstLine="0"/>
-            </w:pPr>
-            <w:r>
-              <w:rPr>
-                <w:sz w:val="22"/>
-              </w:rPr>
-              <w:t>Motor gạt nước trục vít + nguồn 12 V riêng.</w:t>
-            </w:r>
-          </w:p>
-        </w:tc>
-        <w:tc>
-          <w:tcPr>
-            <w:tcW w:type="dxa" w:w="3010"/>
-          </w:tcPr>
-          <w:p>
-            <w:pPr>
-              <w:spacing w:after="40"/>
-              <w:ind w:firstLine="0"/>
-            </w:pPr>
-            <w:r>
-              <w:rPr>
-                <w:sz w:val="22"/>
-              </w:rPr>
-              <w:t>Quay tấm pin trái/phải tới góc đích theo hồi tiếp biến trở.</w:t>
-            </w:r>
-          </w:p>
-        </w:tc>
-      </w:tr>
-      <w:tr>
-        <w:tc>
-          <w:tcPr>
-            <w:tcW w:type="dxa" w:w="3010"/>
-          </w:tcPr>
-          <w:p>
-            <w:pPr>
-              <w:spacing w:after="40"/>
-              <w:ind w:firstLine="0"/>
-            </w:pPr>
-            <w:r>
-              <w:rPr>
-                <w:sz w:val="22"/>
-              </w:rPr>
-              <w:t>Trục nghiêng</w:t>
-            </w:r>
-          </w:p>
-        </w:tc>
-        <w:tc>
-          <w:tcPr>
-            <w:tcW w:type="dxa" w:w="3010"/>
-          </w:tcPr>
-          <w:p>
-            <w:pPr>
-              <w:spacing w:after="40"/>
-              <w:ind w:firstLine="0"/>
-            </w:pPr>
-            <w:r>
-              <w:rPr>
-                <w:sz w:val="22"/>
-              </w:rPr>
-              <w:t>Motor gạt nước trục vít + relay/cầu H.</w:t>
-            </w:r>
-          </w:p>
-        </w:tc>
-        <w:tc>
-          <w:tcPr>
-            <w:tcW w:type="dxa" w:w="3010"/>
-          </w:tcPr>
-          <w:p>
-            <w:pPr>
-              <w:spacing w:after="40"/>
-              <w:ind w:firstLine="0"/>
-            </w:pPr>
-            <w:r>
-              <w:rPr>
-                <w:sz w:val="22"/>
-              </w:rPr>
-              <w:t>Nâng/hạ góc pin theo sai lệch và góc phản hồi.</w:t>
-            </w:r>
-          </w:p>
-        </w:tc>
-      </w:tr>
-      <w:tr>
-        <w:tc>
-          <w:tcPr>
-            <w:tcW w:type="dxa" w:w="3010"/>
-          </w:tcPr>
-          <w:p>
-            <w:pPr>
-              <w:spacing w:after="40"/>
-              <w:ind w:firstLine="0"/>
-            </w:pPr>
-            <w:r>
-              <w:rPr>
-                <w:sz w:val="22"/>
-              </w:rPr>
-              <w:t>Bảo vệ</w:t>
-            </w:r>
-          </w:p>
-        </w:tc>
-        <w:tc>
-          <w:tcPr>
-            <w:tcW w:type="dxa" w:w="3010"/>
-          </w:tcPr>
-          <w:p>
-            <w:pPr>
-              <w:spacing w:after="40"/>
-              <w:ind w:firstLine="0"/>
-            </w:pPr>
-            <w:r>
-              <w:rPr>
-                <w:sz w:val="22"/>
-              </w:rPr>
-              <w:t>Công tắc hành trình hai đầu mỗi trục.</w:t>
-            </w:r>
-          </w:p>
-        </w:tc>
-        <w:tc>
-          <w:tcPr>
-            <w:tcW w:type="dxa" w:w="3010"/>
-          </w:tcPr>
-          <w:p>
-            <w:pPr>
-              <w:spacing w:after="40"/>
-              <w:ind w:firstLine="0"/>
-            </w:pPr>
-            <w:r>
-              <w:rPr>
-                <w:sz w:val="22"/>
-              </w:rPr>
-              <w:t>Chặn quá hành trình; cho phép thoát khỏi giới hạn.</w:t>
-            </w:r>
-          </w:p>
-        </w:tc>
-      </w:tr>
-      <w:tr>
-        <w:tc>
-          <w:tcPr>
-            <w:tcW w:type="dxa" w:w="3010"/>
-          </w:tcPr>
-          <w:p>
-            <w:pPr>
-              <w:spacing w:after="40"/>
-              <w:ind w:firstLine="0"/>
-            </w:pPr>
-            <w:r>
-              <w:rPr>
-                <w:sz w:val="22"/>
-              </w:rPr>
-              <w:t>Đo kiểm</w:t>
-            </w:r>
-          </w:p>
-        </w:tc>
-        <w:tc>
-          <w:tcPr>
-            <w:tcW w:type="dxa" w:w="3010"/>
-          </w:tcPr>
-          <w:p>
-            <w:pPr>
-              <w:spacing w:after="40"/>
-              <w:ind w:firstLine="0"/>
-            </w:pPr>
-            <w:r>
-              <w:rPr>
-                <w:sz w:val="22"/>
-              </w:rPr>
-              <w:t>Đo điện áp tấm pin và trạng thái hai động cơ gạt nước.</w:t>
-            </w:r>
-          </w:p>
-        </w:tc>
-        <w:tc>
-          <w:tcPr>
-            <w:tcW w:type="dxa" w:w="3010"/>
-          </w:tcPr>
-          <w:p>
-            <w:pPr>
-              <w:spacing w:after="40"/>
-              <w:ind w:firstLine="0"/>
-            </w:pPr>
-            <w:r>
-              <w:rPr>
-                <w:sz w:val="22"/>
-              </w:rPr>
-              <w:t>Tính năng lượng thuần và sai số góc.</w:t>
-            </w:r>
-          </w:p>
-        </w:tc>
-      </w:tr>
-    </w:tbl>
-    <w:p>
-      <w:pPr/>
-    </w:p>
-    <w:tbl>
-      <w:tblPr>
-        <w:tblStyle w:val="TableGrid"/>
-        <w:tblW w:type="auto" w:w="0"/>
-        <w:jc w:val="center"/>
-        <w:tblLook w:firstColumn="1" w:firstRow="1" w:lastColumn="0" w:lastRow="0" w:noHBand="0" w:noVBand="1" w:val="04A0"/>
-      </w:tblPr>
-      <w:tblGrid>
-        <w:gridCol w:w="3010"/>
-        <w:gridCol w:w="3010"/>
-        <w:gridCol w:w="3010"/>
-      </w:tblGrid>
-      <w:tr>
-        <w:tc>
-          <w:tcPr>
-            <w:tcW w:type="dxa" w:w="3010"/>
-          </w:tcPr>
-          <w:p>
-            <w:pPr>
-              <w:spacing w:after="40"/>
-              <w:ind w:firstLine="0"/>
-            </w:pPr>
-            <w:r>
-              <w:rPr>
-                <w:b/>
-                <w:sz w:val="22"/>
-              </w:rPr>
-              <w:t>Vị trí</w:t>
-            </w:r>
-          </w:p>
-        </w:tc>
-        <w:tc>
-          <w:tcPr>
-            <w:tcW w:type="dxa" w:w="3010"/>
-          </w:tcPr>
-          <w:p>
-            <w:pPr>
-              <w:spacing w:after="40"/>
-              <w:ind w:firstLine="0"/>
-            </w:pPr>
-            <w:r>
-              <w:rPr>
-                <w:b/>
-                <w:sz w:val="22"/>
-              </w:rPr>
-              <w:t>Ký hiệu</w:t>
-            </w:r>
-          </w:p>
-        </w:tc>
-        <w:tc>
-          <w:tcPr>
-            <w:tcW w:type="dxa" w:w="3010"/>
-          </w:tcPr>
-          <w:p>
-            <w:pPr>
-              <w:spacing w:after="40"/>
-              <w:ind w:firstLine="0"/>
-            </w:pPr>
-            <w:r>
-              <w:rPr>
-                <w:b/>
-                <w:sz w:val="22"/>
-              </w:rPr>
-              <w:t>Hướng gá cảm biến</w:t>
-            </w:r>
-          </w:p>
-        </w:tc>
-      </w:tr>
-      <w:tr>
-        <w:tc>
-          <w:tcPr>
-            <w:tcW w:type="dxa" w:w="3010"/>
-          </w:tcPr>
-          <w:p>
-            <w:pPr>
-              <w:spacing w:after="40"/>
-              <w:ind w:firstLine="0"/>
-            </w:pPr>
-            <w:r>
-              <w:rPr>
-                <w:sz w:val="22"/>
-              </w:rPr>
-              <w:t>Trên - trái</w:t>
-            </w:r>
-          </w:p>
-        </w:tc>
-        <w:tc>
-          <w:tcPr>
-            <w:tcW w:type="dxa" w:w="3010"/>
-          </w:tcPr>
-          <w:p>
-            <w:pPr>
-              <w:spacing w:after="40"/>
-              <w:ind w:firstLine="0"/>
-            </w:pPr>
-            <w:r>
-              <w:rPr>
-                <w:sz w:val="22"/>
-              </w:rPr>
-              <w:t>L_TT</w:t>
-            </w:r>
-          </w:p>
-        </w:tc>
-        <w:tc>
-          <w:tcPr>
-            <w:tcW w:type="dxa" w:w="3010"/>
-          </w:tcPr>
-          <w:p>
-            <w:pPr>
-              <w:spacing w:after="40"/>
-              <w:ind w:firstLine="0"/>
-            </w:pPr>
-            <w:r>
-              <w:rPr>
-                <w:sz w:val="22"/>
-              </w:rPr>
-              <w:t>Hướng chếch ra ngoài về vùng trên-trái.</w:t>
-            </w:r>
-          </w:p>
-        </w:tc>
-      </w:tr>
-      <w:tr>
-        <w:tc>
-          <w:tcPr>
-            <w:tcW w:type="dxa" w:w="3010"/>
-          </w:tcPr>
-          <w:p>
-            <w:pPr>
-              <w:spacing w:after="40"/>
-              <w:ind w:firstLine="0"/>
-            </w:pPr>
-            <w:r>
-              <w:rPr>
-                <w:sz w:val="22"/>
-              </w:rPr>
-              <w:t>Trên - phải</w:t>
-            </w:r>
-          </w:p>
-        </w:tc>
-        <w:tc>
-          <w:tcPr>
-            <w:tcW w:type="dxa" w:w="3010"/>
-          </w:tcPr>
-          <w:p>
-            <w:pPr>
-              <w:spacing w:after="40"/>
-              <w:ind w:firstLine="0"/>
-            </w:pPr>
-            <w:r>
-              <w:rPr>
-                <w:sz w:val="22"/>
-              </w:rPr>
-              <w:t>L_PT</w:t>
-            </w:r>
-          </w:p>
-        </w:tc>
-        <w:tc>
-          <w:tcPr>
-            <w:tcW w:type="dxa" w:w="3010"/>
-          </w:tcPr>
-          <w:p>
-            <w:pPr>
-              <w:spacing w:after="40"/>
-              <w:ind w:firstLine="0"/>
-            </w:pPr>
-            <w:r>
-              <w:rPr>
-                <w:sz w:val="22"/>
-              </w:rPr>
-              <w:t>Hướng chếch ra ngoài về vùng trên-phải.</w:t>
-            </w:r>
-          </w:p>
-        </w:tc>
-      </w:tr>
-      <w:tr>
-        <w:tc>
-          <w:tcPr>
-            <w:tcW w:type="dxa" w:w="3010"/>
-          </w:tcPr>
-          <w:p>
-            <w:pPr>
-              <w:spacing w:after="40"/>
-              <w:ind w:firstLine="0"/>
-            </w:pPr>
-            <w:r>
-              <w:rPr>
-                <w:sz w:val="22"/>
-              </w:rPr>
-              <w:t>Dưới - trái</w:t>
-            </w:r>
-          </w:p>
-        </w:tc>
-        <w:tc>
-          <w:tcPr>
-            <w:tcW w:type="dxa" w:w="3010"/>
-          </w:tcPr>
-          <w:p>
-            <w:pPr>
-              <w:spacing w:after="40"/>
-              <w:ind w:firstLine="0"/>
-            </w:pPr>
-            <w:r>
-              <w:rPr>
-                <w:sz w:val="22"/>
-              </w:rPr>
-              <w:t>L_TD</w:t>
-            </w:r>
-          </w:p>
-        </w:tc>
-        <w:tc>
-          <w:tcPr>
-            <w:tcW w:type="dxa" w:w="3010"/>
-          </w:tcPr>
-          <w:p>
-            <w:pPr>
-              <w:spacing w:after="40"/>
-              <w:ind w:firstLine="0"/>
-            </w:pPr>
-            <w:r>
-              <w:rPr>
-                <w:sz w:val="22"/>
-              </w:rPr>
-              <w:t>Hướng chếch ra ngoài về vùng dưới-trái.</w:t>
-            </w:r>
-          </w:p>
-        </w:tc>
-      </w:tr>
-      <w:tr>
-        <w:tc>
-          <w:tcPr>
-            <w:tcW w:type="dxa" w:w="3010"/>
-          </w:tcPr>
-          <w:p>
-            <w:pPr>
-              <w:spacing w:after="40"/>
-              <w:ind w:firstLine="0"/>
-            </w:pPr>
-            <w:r>
-              <w:rPr>
-                <w:sz w:val="22"/>
-              </w:rPr>
-              <w:t>Dưới - phải</w:t>
-            </w:r>
-          </w:p>
-        </w:tc>
-        <w:tc>
-          <w:tcPr>
-            <w:tcW w:type="dxa" w:w="3010"/>
-          </w:tcPr>
-          <w:p>
-            <w:pPr>
-              <w:spacing w:after="40"/>
-              <w:ind w:firstLine="0"/>
-            </w:pPr>
-            <w:r>
-              <w:rPr>
-                <w:sz w:val="22"/>
-              </w:rPr>
-              <w:t>L_PD</w:t>
-            </w:r>
-          </w:p>
-        </w:tc>
-        <w:tc>
-          <w:tcPr>
-            <w:tcW w:type="dxa" w:w="3010"/>
-          </w:tcPr>
-          <w:p>
-            <w:pPr>
-              <w:spacing w:after="40"/>
-              <w:ind w:firstLine="0"/>
-            </w:pPr>
-            <w:r>
-              <w:rPr>
-                <w:sz w:val="22"/>
-              </w:rPr>
-              <w:t>Hướng chếch ra ngoài về vùng dưới-phải.</w:t>
-            </w:r>
-          </w:p>
-        </w:tc>
-      </w:tr>
-    </w:tbl>
-    <w:p>
-      <w:pPr/>
-    </w:p>
     <w:sectPr>
       <w:headerReference w:type="default" r:id="rId9"/>
       <w:footerReference w:type="default" r:id="rId10"/>

--- a/Bao_cao_2_truc_Lap_trinh.docx
+++ b/Bao_cao_2_truc_Lap_trinh.docx
@@ -2452,7 +2452,7 @@
       <w:r>
         <w:drawing>
           <wp:inline xmlns:a="http://schemas.openxmlformats.org/drawingml/2006/main" xmlns:pic="http://schemas.openxmlformats.org/drawingml/2006/picture">
-            <wp:extent cx="5400000" cy="7546065"/>
+            <wp:extent cx="5669280" cy="7138490"/>
             <wp:docPr id="1" name="Picture 1"/>
             <wp:cNvGraphicFramePr>
               <a:graphicFrameLocks noChangeAspect="1"/>
@@ -2473,7 +2473,7 @@
                   <pic:spPr>
                     <a:xfrm>
                       <a:off x="0" y="0"/>
-                      <a:ext cx="5400000" cy="7546065"/>
+                      <a:ext cx="5669280" cy="7138490"/>
                     </a:xfrm>
                     <a:prstGeom prst="rect"/>
                   </pic:spPr>
@@ -2500,7 +2500,7 @@
       <w:r>
         <w:drawing>
           <wp:inline xmlns:a="http://schemas.openxmlformats.org/drawingml/2006/main" xmlns:pic="http://schemas.openxmlformats.org/drawingml/2006/picture">
-            <wp:extent cx="3780000" cy="4947034"/>
+            <wp:extent cx="5120640" cy="5965459"/>
             <wp:docPr id="2" name="Picture 2"/>
             <wp:cNvGraphicFramePr>
               <a:graphicFrameLocks noChangeAspect="1"/>
@@ -2521,7 +2521,7 @@
                   <pic:spPr>
                     <a:xfrm>
                       <a:off x="0" y="0"/>
-                      <a:ext cx="3780000" cy="4947034"/>
+                      <a:ext cx="5120640" cy="5965459"/>
                     </a:xfrm>
                     <a:prstGeom prst="rect"/>
                   </pic:spPr>
@@ -2548,7 +2548,7 @@
       <w:r>
         <w:drawing>
           <wp:inline xmlns:a="http://schemas.openxmlformats.org/drawingml/2006/main" xmlns:pic="http://schemas.openxmlformats.org/drawingml/2006/picture">
-            <wp:extent cx="5400000" cy="6831232"/>
+            <wp:extent cx="5120640" cy="6426925"/>
             <wp:docPr id="3" name="Picture 3"/>
             <wp:cNvGraphicFramePr>
               <a:graphicFrameLocks noChangeAspect="1"/>
@@ -2569,7 +2569,7 @@
                   <pic:spPr>
                     <a:xfrm>
                       <a:off x="0" y="0"/>
-                      <a:ext cx="5400000" cy="6831232"/>
+                      <a:ext cx="5120640" cy="6426925"/>
                     </a:xfrm>
                     <a:prstGeom prst="rect"/>
                   </pic:spPr>
@@ -2596,7 +2596,7 @@
       <w:r>
         <w:drawing>
           <wp:inline xmlns:a="http://schemas.openxmlformats.org/drawingml/2006/main" xmlns:pic="http://schemas.openxmlformats.org/drawingml/2006/picture">
-            <wp:extent cx="5400000" cy="7030974"/>
+            <wp:extent cx="5120640" cy="6233283"/>
             <wp:docPr id="4" name="Picture 4"/>
             <wp:cNvGraphicFramePr>
               <a:graphicFrameLocks noChangeAspect="1"/>
@@ -2617,7 +2617,7 @@
                   <pic:spPr>
                     <a:xfrm>
                       <a:off x="0" y="0"/>
-                      <a:ext cx="5400000" cy="7030974"/>
+                      <a:ext cx="5120640" cy="6233283"/>
                     </a:xfrm>
                     <a:prstGeom prst="rect"/>
                   </pic:spPr>
@@ -2644,7 +2644,7 @@
       <w:r>
         <w:drawing>
           <wp:inline xmlns:a="http://schemas.openxmlformats.org/drawingml/2006/main" xmlns:pic="http://schemas.openxmlformats.org/drawingml/2006/picture">
-            <wp:extent cx="5400000" cy="6131868"/>
+            <wp:extent cx="4937760" cy="5164493"/>
             <wp:docPr id="5" name="Picture 5"/>
             <wp:cNvGraphicFramePr>
               <a:graphicFrameLocks noChangeAspect="1"/>
@@ -2665,7 +2665,7 @@
                   <pic:spPr>
                     <a:xfrm>
                       <a:off x="0" y="0"/>
-                      <a:ext cx="5400000" cy="6131868"/>
+                      <a:ext cx="4937760" cy="5164493"/>
                     </a:xfrm>
                     <a:prstGeom prst="rect"/>
                   </pic:spPr>
@@ -2692,7 +2692,7 @@
       <w:r>
         <w:drawing>
           <wp:inline xmlns:a="http://schemas.openxmlformats.org/drawingml/2006/main" xmlns:pic="http://schemas.openxmlformats.org/drawingml/2006/picture">
-            <wp:extent cx="5400000" cy="6254505"/>
+            <wp:extent cx="4937760" cy="5680943"/>
             <wp:docPr id="6" name="Picture 6"/>
             <wp:cNvGraphicFramePr>
               <a:graphicFrameLocks noChangeAspect="1"/>
@@ -2713,7 +2713,7 @@
                   <pic:spPr>
                     <a:xfrm>
                       <a:off x="0" y="0"/>
-                      <a:ext cx="5400000" cy="6254505"/>
+                      <a:ext cx="4937760" cy="5680943"/>
                     </a:xfrm>
                     <a:prstGeom prst="rect"/>
                   </pic:spPr>

--- a/Bao_cao_2_truc_Lap_trinh.docx
+++ b/Bao_cao_2_truc_Lap_trinh.docx
@@ -2452,7 +2452,7 @@
       <w:r>
         <w:drawing>
           <wp:inline xmlns:a="http://schemas.openxmlformats.org/drawingml/2006/main" xmlns:pic="http://schemas.openxmlformats.org/drawingml/2006/picture">
-            <wp:extent cx="5669280" cy="7138490"/>
+            <wp:extent cx="5303520" cy="4882358"/>
             <wp:docPr id="1" name="Picture 1"/>
             <wp:cNvGraphicFramePr>
               <a:graphicFrameLocks noChangeAspect="1"/>
@@ -2473,7 +2473,7 @@
                   <pic:spPr>
                     <a:xfrm>
                       <a:off x="0" y="0"/>
-                      <a:ext cx="5669280" cy="7138490"/>
+                      <a:ext cx="5303520" cy="4882358"/>
                     </a:xfrm>
                     <a:prstGeom prst="rect"/>
                   </pic:spPr>
@@ -2489,7 +2489,7 @@
         <w:pStyle w:val="Caption"/>
       </w:pPr>
       <w:r>
-        <w:t>Hình 1. Lưu đồ tổng quát chương trình hybrid hai trục</w:t>
+        <w:t>Hình 1. Lưu đồ tổng quát chương trình hybrid hai trục (bản vẽ của sinh viên)</w:t>
       </w:r>
     </w:p>
     <w:p>

--- a/Bao_cao_2_truc_Lap_trinh.docx
+++ b/Bao_cao_2_truc_Lap_trinh.docx
@@ -7,6 +7,7 @@
         <w:pStyle w:val="Heading1"/>
       </w:pPr>
       <w:r>
+        <w:rPr/>
         <w:t>CHƯƠNG 1. TỔNG QUAN ĐỀ TÀI</w:t>
       </w:r>
     </w:p>
@@ -15,24 +16,28 @@
         <w:pStyle w:val="Heading2"/>
       </w:pPr>
       <w:r>
+        <w:rPr/>
         <w:t>1.1. Lý do chọn đề tài</w:t>
       </w:r>
     </w:p>
     <w:p>
       <w:pPr/>
       <w:r>
+        <w:rPr/>
         <w:t>Vị trí biểu kiến của Mặt Trời dịch chuyển theo giờ và thay đổi theo mùa. Với tấm pin lắp cố định, hướng pháp tuyến chỉ phù hợp với tia trực tiếp trong một số thời điểm; sai lệch góc làm giảm thành phần bức xạ trực tiếp thu được. Hệ bám nắng hai trục có thể thay đổi cả phương vị và góc cao, là một phương án kỹ thuật để khảo sát khả năng duy trì hướng pin gần với hướng Mặt Trời.</w:t>
       </w:r>
     </w:p>
     <w:p>
       <w:pPr/>
       <w:r>
+        <w:rPr/>
         <w:t>Các mô hình dùng cảm biến quang cần xử lý sai khác giữa các cảm biến, nhiễu và bóng che. Với bốn LDR đặt ở bốn góc, việc so sánh hai cặp chéo giúp xác định phía có điện trở nhỏ hơn, tức phía nhận ánh sáng mạnh hơn. Điều khiển suy ra góc cần quay rồi đọc lại sau mỗi chu kỳ giúp cơ cấu căn chỉnh mà không phải quay liên tục.</w:t>
       </w:r>
     </w:p>
     <w:p>
       <w:pPr/>
       <w:r>
+        <w:rPr/>
         <w:t>Đề tài được lựa chọn nhằm xây dựng thuật toán bám nắng hai trục dùng bốn LDR và hai động cơ gạt nước trục vít cho phương vị, độ nghiêng; tập trung vào cách lập ma trận điện trở, suy ra góc cần quay, giới hạn hành trình và chu kỳ đọc lại cảm biến.</w:t>
       </w:r>
     </w:p>
@@ -41,18 +46,21 @@
         <w:pStyle w:val="Heading2"/>
       </w:pPr>
       <w:r>
+        <w:rPr/>
         <w:t>1.2. Tổng quan về đề tài</w:t>
       </w:r>
     </w:p>
     <w:p>
       <w:pPr/>
       <w:r>
+        <w:rPr/>
         <w:t>Cụm bốn LDR đặt ở bốn góc mặt pin, mỗi cảm biến chếch ra ngoài một góc bằng nhau để phân biệt hướng sáng theo hai phương. ESP32 tính sai lệch quang theo ma trận bốn LDR, suy ra góc đích cho hai động cơ gạt nước trục vít ở cả phương vị và độ nghiêng, hồi tiếp góc bằng biến trở xoay; công tắc hành trình giới hạn chuyển động. Các nghiên cứu về tracker hai trục được dùng làm tài liệu tham khảo, không dùng kết quả của chúng thay cho phép đo trên mô hình này [10, 11].</w:t>
       </w:r>
     </w:p>
     <w:p>
       <w:pPr/>
       <w:r>
+        <w:rPr/>
         <w:t>Thuật toán của đề tài không cần tính góc đặt thiên văn trong vòng điều khiển chính: bộ điều khiển đọc ma trận bốn LDR, suy ra góc cần quay bằng quan hệ lượng giác, quay trực tiếp tới góc đích theo hồi tiếp biến trở và định kỳ đọc lại để hiệu chỉnh.</w:t>
       </w:r>
     </w:p>
@@ -61,12 +69,14 @@
         <w:pStyle w:val="Heading2"/>
       </w:pPr>
       <w:r>
+        <w:rPr/>
         <w:t>1.3. Mục tiêu nghiên cứu</w:t>
       </w:r>
     </w:p>
     <w:p>
       <w:pPr/>
       <w:r>
+        <w:rPr/>
         <w:t>Mục tiêu tổng quát là xây dựng thuật toán điều khiển mô hình tấm pin hai trục bằng cách so sánh điện trở của bốn LDR, điều khiển lần lượt hướng nghiêng và hướng xoay, sau đó tự đọc lại theo chu kỳ để duy trì trạng thái cân bằng ánh sáng.</w:t>
       </w:r>
     </w:p>
@@ -75,6 +85,7 @@
         <w:pStyle w:val="ListBullet"/>
       </w:pPr>
       <w:r>
+        <w:rPr/>
         <w:t>Tổng hợp nguyên lý các linh kiện, phương pháp bám nắng và quy ước xác định hướng nghiêng, hướng xoay của tấm pin.</w:t>
       </w:r>
     </w:p>
@@ -83,6 +94,7 @@
         <w:pStyle w:val="ListBullet"/>
       </w:pPr>
       <w:r>
+        <w:rPr/>
         <w:t>Đề xuất cụm bốn LDR, ESP32, hai động cơ gạt nước trục vít cho phương vị và độ nghiêng, hai biến trở hồi tiếp góc, RTC và công tắc hành trình.</w:t>
       </w:r>
     </w:p>
@@ -91,6 +103,7 @@
         <w:pStyle w:val="ListBullet"/>
       </w:pPr>
       <w:r>
+        <w:rPr/>
         <w:t>Xây dựng quy tắc ma trận bốn LDR, xác định phía nhận sáng mạnh hơn, suy ra góc cần quay cho từng trục và đọc lại sau mỗi chu kỳ.</w:t>
       </w:r>
     </w:p>
@@ -99,6 +112,7 @@
         <w:pStyle w:val="ListBullet"/>
       </w:pPr>
       <w:r>
+        <w:rPr/>
         <w:t>Lập quy trình kiểm tra hướng chuyển động, ngưỡng cân bằng, thời gian đọc lại và so sánh năng lượng với tấm pin cố định.</w:t>
       </w:r>
     </w:p>
@@ -107,18 +121,21 @@
         <w:pStyle w:val="Heading2"/>
       </w:pPr>
       <w:r>
+        <w:rPr/>
         <w:t>1.4. Đối tượng và phạm vi nghiên cứu</w:t>
       </w:r>
     </w:p>
     <w:p>
       <w:pPr/>
       <w:r>
+        <w:rPr/>
         <w:t>Cấu hình đề xuất dùng ESP32, bốn LDR, hai động cơ gạt nước trục vít (phương vị và độ nghiêng) đóng cắt qua relay/cầu H, hai biến trở hồi tiếp góc, RTC và công tắc hành trình cho hai trục; photodiode được xem xét ở mức so sánh. Tọa độ lắp đặt, kích thước tấm pin, mô-men cơ cấu và giới hạn góc cần được xác định theo mô hình thực tế trước khi chế tạo.</w:t>
       </w:r>
     </w:p>
     <w:p>
       <w:pPr/>
       <w:r>
+        <w:rPr/>
         <w:t>Phạm vi tập trung vào đọc ma trận điện trở LDR, suy ra góc lệch hai hướng nghiêng/quay, điều khiển hai cơ cấu chấp hành quay tới góc đích và bảo vệ hành trình.</w:t>
       </w:r>
     </w:p>
@@ -127,12 +144,14 @@
         <w:pStyle w:val="Heading2"/>
       </w:pPr>
       <w:r>
+        <w:rPr/>
         <w:t>1.5. Kết quả dự kiến</w:t>
       </w:r>
     </w:p>
     <w:p>
       <w:pPr/>
       <w:r>
+        <w:rPr/>
         <w:t>Kết quả dự kiến gồm:</w:t>
       </w:r>
     </w:p>
@@ -141,6 +160,7 @@
         <w:pStyle w:val="ListBullet"/>
       </w:pPr>
       <w:r>
+        <w:rPr/>
         <w:t>Mô hình khối và phương án phần cứng hai trục có sơ đồ kết nối, giới hạn chuyển động và các bước hiệu chuẩn.</w:t>
       </w:r>
     </w:p>
@@ -149,6 +169,7 @@
         <w:pStyle w:val="ListBullet"/>
       </w:pPr>
       <w:r>
+        <w:rPr/>
         <w:t>Thuật toán ma trận điện trở 4 LDR suy ra góc đích, điều khiển motor phương vị và motor nghiêng quay tới góc đích, dừng khi vào vùng chết và tự đọc lại theo chu kỳ.</w:t>
       </w:r>
     </w:p>
@@ -157,6 +178,7 @@
         <w:pStyle w:val="ListBullet"/>
       </w:pPr>
       <w:r>
+        <w:rPr/>
         <w:t>Chương trình điều khiển ESP32 cùng quy trình kiểm thử từng cảm biến, hai động cơ gạt nước và công tắc hành trình.</w:t>
       </w:r>
     </w:p>
@@ -165,12 +187,14 @@
         <w:pStyle w:val="ListBullet"/>
       </w:pPr>
       <w:r>
+        <w:rPr/>
         <w:t>Bộ chỉ tiêu và quy trình ghi dữ liệu để so sánh các chế độ bám sau khi hoàn tất mô hình.</w:t>
       </w:r>
     </w:p>
     <w:p>
       <w:pPr/>
       <w:r>
+        <w:rPr/>
         <w:t>Đây là các sản phẩm dự kiến; kết quả định lượng về sai số hoặc năng lượng chỉ được bổ sung sau khi mô phỏng/đo kiểm trên cấu hình đã xác nhận.</w:t>
       </w:r>
     </w:p>
@@ -179,12 +203,14 @@
         <w:pStyle w:val="Heading2"/>
       </w:pPr>
       <w:r>
+        <w:rPr/>
         <w:t>1.6. Vai trò của quyển lập trình</w:t>
       </w:r>
     </w:p>
     <w:p>
       <w:pPr/>
       <w:r>
+        <w:rPr/>
         <w:t>Quyển này trình bày phần mềm của hệ hai trục: môi trường Arduino IDE và cách nạp cho ESP32, module ESP32 DevKit với các nhóm lệnh, thiết kế – chế tạo – hiệu chuẩn mạch và cơ khí, các phương pháp đọc ADC, điều khiển hai motor qua cầu H, đọc DS1307, hiển thị LCD I2C, đọc biến trở hai khớp, cùng lưu đồ từng phần và lưu đồ tổng quát kèm code mẫu hai trục hoàn chỉnh.</w:t>
       </w:r>
     </w:p>
@@ -193,6 +219,7 @@
         <w:pStyle w:val="Heading1"/>
       </w:pPr>
       <w:r>
+        <w:rPr/>
         <w:t>CHƯƠNG 2. CƠ SỞ LÝ THUYẾT, TỔNG QUAN LINH KIỆN VÀ MÔI TRƯỜNG LẬP TRÌNH</w:t>
       </w:r>
     </w:p>
@@ -201,24 +228,28 @@
         <w:pStyle w:val="Heading2"/>
       </w:pPr>
       <w:r>
+        <w:rPr/>
         <w:t>2.1. Pin năng lượng Mặt Trời</w:t>
       </w:r>
     </w:p>
     <w:p>
       <w:pPr/>
       <w:r>
+        <w:rPr/>
         <w:t>Mô-đun quang điện được cấu thành từ nhiều tế bào bán dẫn ghép nối tiếp/song song; mỗi tế bào biến đổi một phần bức xạ thành dòng điện một chiều. Mô-đun thường có kính mặt trước, lớp đóng gói, các tế bào, lớp mặt sau/ kính sau, khung và hộp nối; cấu tạo cụ thể tùy loại. Trong chuỗi tế bào có thể có diode bypass để hạn chế ảnh hưởng của che bóng cục bộ; diode này khác với photodiode dùng làm cảm biến ánh sáng.</w:t>
       </w:r>
     </w:p>
     <w:p>
       <w:pPr/>
       <w:r>
+        <w:rPr/>
         <w:t>Các thông số thường dùng để mô tả pin gồm Pmax, Voc, Isc, Vmp, Imp và hệ số nhiệt. Giá trị danh định được công bố theo điều kiện STC; ngoài thực tế, bức xạ, nhiệt độ tế bào, phổ ánh sáng, tải điện và bóng che làm đặc tuyến I-V thay đổi. Hướng đặt ảnh hưởng thành phần bức xạ trực tiếp; không thể suy ra công suất thực chỉ từ góc hình học hoặc điện áp hở mạch [3].</w:t>
       </w:r>
     </w:p>
     <w:p>
       <w:pPr/>
       <w:r>
+        <w:rPr/>
         <w:t>Trong phép thử tracker, đo U và I đồng thời, tính P = U×I và tích phân theo thời gian để thu năng lượng. Tấm đối chứng nên cùng loại, cùng tình trạng bề mặt và cùng tải; năng lượng tiêu thụ của hai động cơ gạt nước, ESP32 và mạch phụ trợ phải được ghi riêng rồi trừ khi tính năng lượng thuần.</w:t>
       </w:r>
     </w:p>
@@ -227,18 +258,21 @@
         <w:pStyle w:val="Heading2"/>
       </w:pPr>
       <w:r>
+        <w:rPr/>
         <w:t>2.2. Cảm biến quang trở (LDR)</w:t>
       </w:r>
     </w:p>
     <w:p>
       <w:pPr/>
       <w:r>
+        <w:rPr/>
         <w:t>Quang trở (Light Dependent Resistor - LDR) là linh kiện quang dẫn có điện trở thay đổi theo ánh sáng. Khi độ rọi tăng, điện trở LDR thường giảm; trong tối điện trở lớn hơn. Đặc tuyến này không tuyến tính, thay đổi theo phổ nguồn sáng, nhiệt độ, lô sản xuất và lịch sử chiếu sáng; tốc độ đáp ứng thường chậm hơn diode quang.</w:t>
       </w:r>
     </w:p>
     <w:p>
       <w:pPr/>
       <w:r>
+        <w:rPr/>
         <w:t>Trong mạch đo, LDR thường mắc với điện trở cố định thành cầu phân áp; ADC đọc điện áp tại điểm giữa để vi điều khiển xử lý. Chiều tăng/giảm của số ADC khi sáng phụ thuộc vị trí LDR trong cầu phân áp. Ưu điểm của LDR là rẻ, dễ tìm và mạch đơn giản; hạn chế là sai khác giữa mẫu, trôi theo môi trường và độ tuyến tính thấp, vì vậy cần bảo vệ khỏi bụi/ẩm và hiệu chuẩn nếu dùng cho phép đo định lượng.</w:t>
       </w:r>
     </w:p>
@@ -247,18 +281,21 @@
         <w:pStyle w:val="Heading2"/>
       </w:pPr>
       <w:r>
+        <w:rPr/>
         <w:t>2.3. Bộ điều khiển ESP32 DevKit và các khối phụ trợ</w:t>
       </w:r>
     </w:p>
     <w:p>
       <w:pPr/>
       <w:r>
+        <w:rPr/>
         <w:t>Bộ điều khiển trung tâm là module ESP32 DevKit duy nhất cho cả hai trục. Bo có hai nhóm ADC 12 bit; đề tài không bật WiFi nên dùng được cả nhóm ADC2. Theo sheet nguyên lý: bốn kênh LDR vào GPIO25/26/27/14, biến trở hồi tiếp góc phương vị vào GPIO36, điện áp tấm pin qua cầu chia vào GPIO39, biến trở hồi tiếp góc nghiêng của bản hai trục dùng GPIO2; bốn công tắc hành trình qt1–qt4 vào GPIO34/35/32/33. ADC của ESP32 chỉ đo điện áp 0–3,3 V, phiên bản này chưa đo dòng điện.</w:t>
       </w:r>
     </w:p>
     <w:p>
       <w:pPr/>
       <w:r>
+        <w:rPr/>
         <w:t>Thời gian thực dùng module DS1307 (I²C 0x68, pin nuôi) cấp ngày giờ cho khối thiên văn; hiển thị dùng LCD 1602 kèm mạch chuyển I²C PCF8574 (0x27) chung bus SDA/SCL (GPIO21/22). Nguồn 12 V qua diode chống ngược cực 1N4007, LM2596 hạ 3,3 V cho ESP32 và nhánh 7805 riêng cấp 5 V cho LCD, DS1307.</w:t>
       </w:r>
     </w:p>
@@ -267,6 +304,7 @@
         <w:pStyle w:val="Heading2"/>
       </w:pPr>
       <w:r>
+        <w:rPr/>
         <w:t>2.4. Vị trí Mặt Trời và góc theo ngày, giờ</w:t>
       </w:r>
     </w:p>
@@ -275,12 +313,14 @@
         <w:pStyle w:val="Heading3"/>
       </w:pPr>
       <w:r>
+        <w:rPr/>
         <w:t>2.4.1. Hệ tọa độ và các góc đặc trưng</w:t>
       </w:r>
     </w:p>
     <w:p>
       <w:pPr/>
       <w:r>
+        <w:rPr/>
         <w:t>Vị trí Mặt Trời thường được mô tả bằng góc cao α (tính từ đường chân trời lên thiên đỉnh) và góc phương vị γ (đo từ hướng Bắc thật theo chiều kim đồng hồ). Góc thiên đỉnh θz = 90° − α. Góc phương vị và góc cao là đầu vào để xác định hướng pháp tuyến của tấm pin; khi cài đặt phải thống nhất quy ước dấu giữa phần mềm và chiều quay thực tế của cơ cấu.</w:t>
       </w:r>
     </w:p>
@@ -289,18 +329,21 @@
         <w:pStyle w:val="Heading3"/>
       </w:pPr>
       <w:r>
+        <w:rPr/>
         <w:t>2.4.2. Ảnh hưởng của ngày trong năm và giờ trong ngày</w:t>
       </w:r>
     </w:p>
     <w:p>
       <w:pPr/>
       <w:r>
+        <w:rPr/>
         <w:t>Một xấp xỉ thường dùng cho góc lệch Mặt Trời là δ ≈ 23,45° × sin[360° × (284 + n) / 365], trong đó n là thứ tự ngày trong năm. Góc giờ xấp xỉ ω = 15° × (t_solar − 12), với t_solar là giờ Mặt Trời địa phương tính bằng giờ. Từ vĩ độ φ, có thể tính góc cao bằng quan hệ sin α = sin φ sin δ + cos φ cos δ cos ω. Các biểu thức này thích hợp để trình bày nguyên lý; triển khai chính xác nên dùng thuật toán vị trí Mặt Trời SPA hoặc thư viện đã kiểm chứng [1, 2].</w:t>
       </w:r>
     </w:p>
     <w:p>
       <w:pPr/>
       <w:r>
+        <w:rPr/>
         <w:t>Giờ dân dụng không hoàn toàn trùng với giờ Mặt Trời. Chương trình cần hiệu chỉnh múi giờ, kinh độ địa điểm và phương trình thời gian; đồng hồ RTC phải được đặt đúng. Sai lệch thời gian, nhập nhầm vĩ độ/kinh độ hoặc xác định sai hướng Bắc thật đều làm xuất hiện sai số góc dù thuật toán tính toán đúng.</w:t>
       </w:r>
     </w:p>
@@ -309,18 +352,21 @@
         <w:pStyle w:val="Heading3"/>
       </w:pPr>
       <w:r>
+        <w:rPr/>
         <w:t>2.4.3. Góc đặt của tracker hai trục</w:t>
       </w:r>
     </w:p>
     <w:p>
       <w:pPr/>
       <w:r>
+        <w:rPr/>
         <w:t>Với tracker phương vị - góc cao, trục phương vị hướng pháp tuyến về gần γ và trục độ cao đặt gần α; nếu dùng góc nghiêng so với phương ngang thì β = 90° − α. Góc đặt thực tế bằng góc tính toán cộng offset lắp đặt, sau đó được giới hạn theo hành trình. Quy ước phương vị phải thống nhất (Bắc thật, chiều kim đồng hồ hay quy ước khác); góc đi qua 0° cần xử lý sao cho cơ cấu chọn đường quay ngắn và không xoắn dây.</w:t>
       </w:r>
     </w:p>
     <w:p>
       <w:pPr/>
       <w:r>
+        <w:rPr/>
         <w:t>Ở mô hình hai trục, phép tính hình học cho hướng tham chiếu, còn giới hạn cơ khí, vị trí home, sai số gá lắp và hành trình motor quyết định góc lệnh thực tế. Khi Mặt Trời ở dưới ngưỡng góc cao vận hành, hệ thống dừng hoặc về vị trí nghỉ đã chọn.</w:t>
       </w:r>
     </w:p>
@@ -329,24 +375,28 @@
         <w:pStyle w:val="Heading2"/>
       </w:pPr>
       <w:r>
+        <w:rPr/>
         <w:t>2.5. Các mùa trong năm và quỹ đạo biểu kiến</w:t>
       </w:r>
     </w:p>
     <w:p>
       <w:pPr/>
       <w:r>
+        <w:rPr/>
         <w:t>Trục quay của Trái Đất nghiêng so với mặt phẳng quỹ đạo, vì vậy xích vĩ Mặt Trời thay đổi trong năm. Ở Bắc bán cầu, vào khoảng tháng 6 Mặt Trời lên cao và thời gian ban ngày dài hơn; vào khoảng tháng 12 Mặt Trời thấp hơn và ngày ngắn hơn. Quanh hai điểm phân tháng 3 và tháng 9, độ dài ngày và đêm gần bằng nhau. Đây là biến thiên thiên văn, không phải sự thay đổi đột ngột đúng vào ngày đầu mùa khí tượng.</w:t>
       </w:r>
     </w:p>
     <w:p>
       <w:pPr/>
       <w:r>
+        <w:rPr/>
         <w:t>Do quỹ đạo thay đổi theo mùa, giờ Mặt Trời mọc/lặn và phương vị mọc/lặn cũng thay đổi. Cùng một tấm pin đặt cố định có thể phù hợp hơn vào một số mùa; lợi ích của bám nắng không giống nhau quanh năm. Ở các vĩ độ miền Bắc Việt Nam, vào mùa hè Mặt Trời giữa trưa có thể ở rất cao và lệch về phía Bắc; mùa đông đường đi thấp hơn và chủ yếu ở phía Nam. Một tracker một trục chỉ quay trong một mặt phẳng nên còn sai lệch theo phương vuông góc với trục; tracker hai trục khắc phục tốt hơn về hình học nhưng tăng độ phức tạp và năng lượng truyền động.</w:t>
       </w:r>
     </w:p>
     <w:p>
       <w:pPr/>
       <w:r>
+        <w:rPr/>
         <w:t>Vì vậy, thiết kế cần xem xét cả mùa, góc nghiêng ban đầu, bóng che và thời tiết địa phương. Không nên suy ra mức tăng sản lượng cả năm từ một ngày nắng hoặc một lần đo; cần so sánh trong các khoảng thời gian đủ dài và ghi nhận điều kiện đo [3, 4].</w:t>
       </w:r>
     </w:p>
@@ -637,6 +687,7 @@
     <w:p>
       <w:pPr/>
       <w:r>
+        <w:rPr/>
         <w:t>Mốc ngày phân và chí thay đổi nhẹ theo từng năm; mùa khí tượng tại từng địa phương cũng không hoàn toàn trùng với mùa thiên văn. Bảng trên mô tả xu hướng quỹ đạo, không thay cho số liệu thời tiết tại vị trí thử nghiệm.</w:t>
       </w:r>
     </w:p>
@@ -645,6 +696,7 @@
         <w:pStyle w:val="Heading2"/>
       </w:pPr>
       <w:r>
+        <w:rPr/>
         <w:t>2.6. Ba phương pháp bám nắng xem xét trong đề tài</w:t>
       </w:r>
     </w:p>
@@ -653,12 +705,14 @@
         <w:pStyle w:val="Heading3"/>
       </w:pPr>
       <w:r>
+        <w:rPr/>
         <w:t>2.6.1. Nhóm 1 – Vòng hở theo thời gian (thuật toán thiên văn)</w:t>
       </w:r>
     </w:p>
     <w:p>
       <w:pPr/>
       <w:r>
+        <w:rPr/>
         <w:t>Tính vị trí Mặt Trời từ tọa độ lắp đặt, ngày và giờ đọc từ DS1307, không cần cảm biến sáng. Xích vĩ theo ngày trong năm:</w:t>
       </w:r>
     </w:p>
@@ -677,6 +731,7 @@
     <w:p>
       <w:pPr/>
       <w:r>
+        <w:rPr/>
         <w:t>Góc giờ theo giờ Mặt Trời t:</w:t>
       </w:r>
     </w:p>
@@ -695,6 +750,7 @@
     <w:p>
       <w:pPr/>
       <w:r>
+        <w:rPr/>
         <w:t>Góc cao Mặt Trời α theo vĩ độ φ:</w:t>
       </w:r>
     </w:p>
@@ -713,6 +769,7 @@
     <w:p>
       <w:pPr/>
       <w:r>
+        <w:rPr/>
         <w:t>Góc phương vị γ tính tiếp từ α, δ, φ. Cặp (α, γ) đổi trực tiếp ra góc đặt của trục nghiêng và trục phương vị.</w:t>
       </w:r>
     </w:p>
@@ -721,6 +778,7 @@
         <w:pStyle w:val="ListBullet"/>
       </w:pPr>
       <w:r>
+        <w:rPr/>
         <w:t>Ưu điểm: ổn định, không phụ thuộc thời tiết, không dao động.</w:t>
       </w:r>
     </w:p>
@@ -729,6 +787,7 @@
         <w:pStyle w:val="ListBullet"/>
       </w:pPr>
       <w:r>
+        <w:rPr/>
         <w:t>Nhược điểm: cần cài đúng tọa độ và giờ; không tự sửa sai số lắp đặt và độ rơ khớp 3D.</w:t>
       </w:r>
     </w:p>
@@ -737,12 +796,14 @@
         <w:pStyle w:val="Heading3"/>
       </w:pPr>
       <w:r>
+        <w:rPr/>
         <w:t>2.6.2. Nhóm 2 – Vòng kín dùng cảm biến quang trở (LDR)</w:t>
       </w:r>
     </w:p>
     <w:p>
       <w:pPr/>
       <w:r>
+        <w:rPr/>
         <w:t>Bốn LDR ở bốn góc tấm pin, mỗi cảm biến gá nghiêng ra ngoài tâm một góc β_s = 30°, không dùng vách ngăn. Sai lệch điều khiển của hai trục:</w:t>
       </w:r>
     </w:p>
@@ -763,6 +824,7 @@
         <w:pStyle w:val="ListBullet"/>
       </w:pPr>
       <w:r>
+        <w:rPr/>
         <w:t>Nếu |e1| &gt; ngưỡng: quay motor phương vị theo dấu e1; nếu |e2| &gt; ngưỡng: quay motor nghiêng theo dấu e2.</w:t>
       </w:r>
     </w:p>
@@ -771,6 +833,7 @@
         <w:pStyle w:val="ListBullet"/>
       </w:pPr>
       <w:r>
+        <w:rPr/>
         <w:t>Ngược lại thì dừng – vùng chết chống dao động quanh vị trí cân bằng.</w:t>
       </w:r>
     </w:p>
@@ -779,6 +842,7 @@
         <w:pStyle w:val="ListBullet"/>
       </w:pPr>
       <w:r>
+        <w:rPr/>
         <w:t>Ưu điểm: đơn giản, rẻ, phản ứng theo sáng thực tế, tự sửa sai số gá lắp.</w:t>
       </w:r>
     </w:p>
@@ -787,6 +851,7 @@
         <w:pStyle w:val="ListBullet"/>
       </w:pPr>
       <w:r>
+        <w:rPr/>
         <w:t>Nhược điểm: nhạy mây và bóng râm thoáng qua; sáng sớm tín hiệu yếu nên bám chậm.</w:t>
       </w:r>
     </w:p>
@@ -795,6 +860,7 @@
         <w:pStyle w:val="Heading3"/>
       </w:pPr>
       <w:r>
+        <w:rPr/>
         <w:t>2.6.3. Nhóm 3 – Phương pháp hybrid (kết hợp), phương án lựa chọn</w:t>
       </w:r>
     </w:p>
@@ -803,6 +869,7 @@
         <w:pStyle w:val="ListBullet"/>
       </w:pPr>
       <w:r>
+        <w:rPr/>
         <w:t>Thiên văn định vị thô: đầu buổi sáng và mỗi 30 phút đưa nhanh cả hai trục về gần (α, γ) của Mặt Trời.</w:t>
       </w:r>
     </w:p>
@@ -811,6 +878,7 @@
         <w:pStyle w:val="ListBullet"/>
       </w:pPr>
       <w:r>
+        <w:rPr/>
         <w:t>LDR tinh chỉnh: giữa hai lần định vị thô, dùng e1 chỉnh phương vị và e2 chỉnh độ nghiêng về vùng chết.</w:t>
       </w:r>
     </w:p>
@@ -819,12 +887,14 @@
         <w:pStyle w:val="ListBullet"/>
       </w:pPr>
       <w:r>
+        <w:rPr/>
         <w:t>Trời nhiều mây (tổng sáng S &lt; S_min): giữ nguyên vị trí theo lịch thiên văn, tránh dao động vô ích.</w:t>
       </w:r>
     </w:p>
     <w:p>
       <w:pPr/>
       <w:r>
+        <w:rPr/>
         <w:t>Hybrid giữ ưu điểm của cả hai nhóm và khắc phục nhược điểm của từng nhóm, nên được chọn cho mô hình hai trục của đồ án này.</w:t>
       </w:r>
     </w:p>
@@ -833,18 +903,21 @@
         <w:pStyle w:val="Heading2"/>
       </w:pPr>
       <w:r>
+        <w:rPr/>
         <w:t>2.7. Nguyên tắc điều khiển và đánh giá</w:t>
       </w:r>
     </w:p>
     <w:p>
       <w:pPr/>
       <w:r>
+        <w:rPr/>
         <w:t>Có thể dùng điều khiển đóng-ngắt có vùng trễ để đạt mục tiêu nhanh; điều khiển tỷ lệ để giảm bước khi gần đích; hoặc PI/PID khi có phản hồi vị trí và cần giảm sai số ổn định. Với motor trục vít, lệnh quay được giới hạn theo hành trình và chỉ phát khi góc lệch vượt vùng chết; nhờ trục vít tự hãm nên không cần nuôi điện để giữ vị trí. Thuật toán mờ hoặc thích nghi là hướng nâng cao nhưng cần được hiệu chuẩn và so sánh trên dữ liệu đủ đại diện [4].</w:t>
       </w:r>
     </w:p>
     <w:p>
       <w:pPr/>
       <w:r>
+        <w:rPr/>
         <w:t>Chỉ tiêu đánh giá nên gồm sai số góc phương vị/góc cao, số lần chuyển động, thời gian ổn định, trạng thái công tắc và năng lượng thuần. Năng lượng PV và năng lượng động cơ/bộ điều khiển cần đo trên cùng khoảng thời gian; trong các phép so sánh phải giữ nguyên tải, cấu hình đo và điều kiện lắp đặt.</w:t>
       </w:r>
     </w:p>
@@ -853,12 +926,14 @@
         <w:pStyle w:val="Heading2"/>
       </w:pPr>
       <w:r>
+        <w:rPr/>
         <w:t>2.8. Môi trường Arduino IDE và cách nạp chương trình cho ESP32</w:t>
       </w:r>
     </w:p>
     <w:p>
       <w:pPr/>
       <w:r>
+        <w:rPr/>
         <w:t>Arduino IDE mặc định chỉ kèm lõi AVR/SAM và trình biên dịch avr-gcc/arm-gcc, trong khi ESP32 dùng nhân Xtensa LX6 cần toolchain riêng, nên phải cài thêm lõi esp32 của Espressif thì IDE mới biên dịch và nạp được cho ESP32 DevKit.</w:t>
       </w:r>
     </w:p>
@@ -867,6 +942,7 @@
         <w:pStyle w:val="ListBullet"/>
       </w:pPr>
       <w:r>
+        <w:rPr/>
         <w:t>Bước 1. Cài Arduino IDE và driver USB-UART (CP210x/CH340).</w:t>
       </w:r>
     </w:p>
@@ -875,6 +951,7 @@
         <w:pStyle w:val="ListBullet"/>
       </w:pPr>
       <w:r>
+        <w:rPr/>
         <w:t>Bước 2. File → Preferences → Additional Boards Manager URLs: thêm https://espressif.github.io/arduino-esp32/package_esp32_index.json</w:t>
       </w:r>
     </w:p>
@@ -883,6 +960,7 @@
         <w:pStyle w:val="ListBullet"/>
       </w:pPr>
       <w:r>
+        <w:rPr/>
         <w:t>Bước 3. Tools → Board → Boards Manager → cài gói “esp32” của Espressif Systems.</w:t>
       </w:r>
     </w:p>
@@ -891,6 +969,7 @@
         <w:pStyle w:val="ListBullet"/>
       </w:pPr>
       <w:r>
+        <w:rPr/>
         <w:t>Bước 4. Chọn Board “ESP32 Dev Module” và đúng cổng COM.</w:t>
       </w:r>
     </w:p>
@@ -899,6 +978,7 @@
         <w:pStyle w:val="ListBullet"/>
       </w:pPr>
       <w:r>
+        <w:rPr/>
         <w:t>Bước 5. Serial Monitor 115200 baud; giữ nút BOOT khi nạp nếu IDE báo “Connecting...”.</w:t>
       </w:r>
     </w:p>
@@ -907,6 +987,7 @@
         <w:pStyle w:val="ListBullet"/>
       </w:pPr>
       <w:r>
+        <w:rPr/>
         <w:t>Bước 6. Nạp sketch Blink xác nhận trước khi viết chương trình hybrid hai trục.</w:t>
       </w:r>
     </w:p>
@@ -915,12 +996,14 @@
         <w:pStyle w:val="Heading2"/>
       </w:pPr>
       <w:r>
+        <w:rPr/>
         <w:t>2.9. Module ESP32 DevKit dùng trong đề tài</w:t>
       </w:r>
     </w:p>
     <w:p>
       <w:pPr/>
       <w:r>
+        <w:rPr/>
         <w:t>Module ESP32 DevKit điều khiển cả hai khớp. Đề tài không bật WiFi nên dùng được nhóm ADC2 cho bốn kênh LDR (GPIO25/26/27/14); biến trở phương vị vào GPIO36, biến trở nghiêng vào GPIO2, điện áp tấm pin vào GPIO39 (ADC1). Lệnh hai cầu H đi qua bốn opto PC817 với quy ước tích cực thấp; bốn công tắc hành trình kéo xuống 1k đọc mức 1 khi chạm.</w:t>
       </w:r>
     </w:p>
@@ -929,6 +1012,7 @@
         <w:pStyle w:val="Heading2"/>
       </w:pPr>
       <w:r>
+        <w:rPr/>
         <w:t>2.10. Các nhóm lệnh cơ bản dùng trong chương trình</w:t>
       </w:r>
     </w:p>
@@ -938,6 +1022,7 @@
         <w:spacing w:after="80"/>
       </w:pPr>
       <w:r>
+        <w:rPr/>
         <w:t>Bảng 1. Các nhóm lệnh dùng trong chương trình hybrid hai trục</w:t>
       </w:r>
     </w:p>
@@ -1442,6 +1527,7 @@
         <w:pStyle w:val="Heading2"/>
       </w:pPr>
       <w:r>
+        <w:rPr/>
         <w:t>2.11. Thư viện sử dụng</w:t>
       </w:r>
     </w:p>
@@ -1450,6 +1536,7 @@
         <w:pStyle w:val="ListBullet"/>
       </w:pPr>
       <w:r>
+        <w:rPr/>
         <w:t>Wire.h cho DS1307 (0x68) và PCF8574 của LCD (0x27) trên cùng bus I²C.</w:t>
       </w:r>
     </w:p>
@@ -1458,6 +1545,7 @@
         <w:pStyle w:val="ListBullet"/>
       </w:pPr>
       <w:r>
+        <w:rPr/>
         <w:t>LiquidCrystal_I2C.h điều khiển LCD 1602 qua hai chân SDA/SCL.</w:t>
       </w:r>
     </w:p>
@@ -1466,6 +1554,7 @@
         <w:pStyle w:val="ListBullet"/>
       </w:pPr>
       <w:r>
+        <w:rPr/>
         <w:t>Toán học chuẩn C++ cho khối thiên văn; không dùng WiFi/Bluetooth để giữ nhóm ADC2.</w:t>
       </w:r>
     </w:p>
@@ -1474,6 +1563,7 @@
         <w:pStyle w:val="Heading2"/>
       </w:pPr>
       <w:r>
+        <w:rPr/>
         <w:t>2.12. Các tham số và kết quả kế thừa từ quyển nghiên cứu</w:t>
       </w:r>
     </w:p>
@@ -1483,6 +1573,7 @@
         <w:spacing w:after="80"/>
       </w:pPr>
       <w:r>
+        <w:rPr/>
         <w:t>Bảng 2. Tham số kế thừa từ quyển nghiên cứu đưa vào chương trình hai trục</w:t>
       </w:r>
     </w:p>
@@ -1934,6 +2025,7 @@
         <w:pStyle w:val="Heading1"/>
       </w:pPr>
       <w:r>
+        <w:rPr/>
         <w:t>CHƯƠNG 3. CHẾ TẠO, HIỆU CHUẨN, ĐO ĐẠC VÀ CÁC PHƯƠNG PHÁP XỬ LÝ TRONG CODE</w:t>
       </w:r>
     </w:p>
@@ -1942,12 +2034,14 @@
         <w:pStyle w:val="Heading2"/>
       </w:pPr>
       <w:r>
+        <w:rPr/>
         <w:t>3.1. Thiết kế mạch trên EasyEDA</w:t>
       </w:r>
     </w:p>
     <w:p>
       <w:pPr/>
       <w:r>
+        <w:rPr/>
         <w:t>Mạch được vẽ trên EasyEDA thành bảy sheet như bản một trục, riêng bản hai trục dùng đủ cả hai mạng lệnh motor (th_thuan/th_nguoc và th_thuan2/th_nguoc2) và thêm biến trở khớp nghiêng ở GPIO2. Các quyết định thiết kế ảnh hưởng tới code: bốn kênh LDR trên ADC2 nên không bật WiFi; lệnh cầu H tích cực thấp qua opto; công tắc hành trình kéo xuống 1k đọc mức 1 khi chạm; DS1307 và LCD chung bus I²C.</w:t>
       </w:r>
     </w:p>
@@ -1956,6 +2050,7 @@
         <w:pStyle w:val="Heading2"/>
       </w:pPr>
       <w:r>
+        <w:rPr/>
         <w:t>3.2. Chế tạo mạch</w:t>
       </w:r>
     </w:p>
@@ -1964,6 +2059,7 @@
         <w:pStyle w:val="ListBullet"/>
       </w:pPr>
       <w:r>
+        <w:rPr/>
         <w:t>Hoàn thành hàn khối nguồn ba nhánh và đo 3,3 V / 5 V trước khi cắm module.</w:t>
       </w:r>
     </w:p>
@@ -1972,6 +2068,7 @@
         <w:pStyle w:val="ListBullet"/>
       </w:pPr>
       <w:r>
+        <w:rPr/>
         <w:t>Hoàn thành hàn hai cầu H tám TIP41C kèm tản nhiệt, diode bảo vệ và bốn kênh opto cách ly.</w:t>
       </w:r>
     </w:p>
@@ -1980,6 +2077,7 @@
         <w:pStyle w:val="ListBullet"/>
       </w:pPr>
       <w:r>
+        <w:rPr/>
         <w:t>Hoàn thành đi dây bus I²C và dây tín hiệu bốn kênh LDR xoắn đôi tránh nhiễu cầu H.</w:t>
       </w:r>
     </w:p>
@@ -1988,6 +2086,7 @@
         <w:pStyle w:val="Heading2"/>
       </w:pPr>
       <w:r>
+        <w:rPr/>
         <w:t>3.3. Thiết kế cơ khí phục vụ phần mềm</w:t>
       </w:r>
     </w:p>
@@ -1996,6 +2095,7 @@
         <w:pStyle w:val="ListBullet"/>
       </w:pPr>
       <w:r>
+        <w:rPr/>
         <w:t>Hai biến trở hồi tiếp gắn đồng trục từng khớp để code nội suy tuyến tính ba điểm.</w:t>
       </w:r>
     </w:p>
@@ -2004,6 +2104,7 @@
         <w:pStyle w:val="ListBullet"/>
       </w:pPr>
       <w:r>
+        <w:rPr/>
         <w:t>Bốn công tắc hành trình đặt ngoài vùng làm việc 2°, code dùng làm giới hạn cứng từng chiều.</w:t>
       </w:r>
     </w:p>
@@ -2012,6 +2113,7 @@
         <w:pStyle w:val="ListBullet"/>
       </w:pPr>
       <w:r>
+        <w:rPr/>
         <w:t>Khối gá LDR in 3D giữ nguyên góc nghiêng β_s sau hiệu chuẩn để hệ số K_cal ổn định giữa các lần chạy.</w:t>
       </w:r>
     </w:p>
@@ -2020,6 +2122,7 @@
         <w:pStyle w:val="Heading2"/>
       </w:pPr>
       <w:r>
+        <w:rPr/>
         <w:t>3.4. Hiệu chuẩn và đo đạc</w:t>
       </w:r>
     </w:p>
@@ -2028,6 +2131,7 @@
         <w:pStyle w:val="ListBullet"/>
       </w:pPr>
       <w:r>
+        <w:rPr/>
         <w:t>Hoàn thành hiệu chuẩn K_cal bốn kênh LDR; sai lệch sau hiệu chuẩn dưới 2%.</w:t>
       </w:r>
     </w:p>
@@ -2036,6 +2140,7 @@
         <w:pStyle w:val="ListBullet"/>
       </w:pPr>
       <w:r>
+        <w:rPr/>
         <w:t>Hoàn thành hiệu chuẩn hai biến trở ba điểm; sai số góc suy ra ≤ 1,5° mỗi khớp.</w:t>
       </w:r>
     </w:p>
@@ -2044,6 +2149,7 @@
         <w:pStyle w:val="ListBullet"/>
       </w:pPr>
       <w:r>
+        <w:rPr/>
         <w:t>Hoàn thành đo trôi giờ DS1307 dưới 3 giây/24 giờ và thử hiển thị đủ hai dòng LCD.</w:t>
       </w:r>
     </w:p>
@@ -2052,6 +2158,7 @@
         <w:pStyle w:val="ListBullet"/>
       </w:pPr>
       <w:r>
+        <w:rPr/>
         <w:t>Hoàn thành đo dòng hai motor (4,2 A và 3,8 A); code giới hạn mỗi lệnh 8 giây.</w:t>
       </w:r>
     </w:p>
@@ -2060,6 +2167,7 @@
         <w:pStyle w:val="Heading2"/>
       </w:pPr>
       <w:r>
+        <w:rPr/>
         <w:t>3.5. Phương pháp đọc ADC trong code</w:t>
       </w:r>
     </w:p>
@@ -2068,6 +2176,7 @@
         <w:pStyle w:val="ListBullet"/>
       </w:pPr>
       <w:r>
+        <w:rPr/>
         <w:t>Sáu kênh tương tự đọc 12 bit với suy hao 11 dB; mỗi kênh lấy 16 mẫu, bỏ mẫu lệch rồi trung bình.</w:t>
       </w:r>
     </w:p>
@@ -2076,6 +2185,7 @@
         <w:pStyle w:val="ListBullet"/>
       </w:pPr>
       <w:r>
+        <w:rPr/>
         <w:t>Nhân K_cal từng kênh LDR trước khi lập e1 = trái − phải và e2 = trên − dưới; ngưỡng 200 và vùng chết 120 mức ADC.</w:t>
       </w:r>
     </w:p>
@@ -2084,6 +2194,7 @@
         <w:pStyle w:val="ListBullet"/>
       </w:pPr>
       <w:r>
+        <w:rPr/>
         <w:t>Kênh áp tấm pin qua cầu chia chỉ giám sát và hiển thị; phiên bản này chưa đo dòng điện.</w:t>
       </w:r>
     </w:p>
@@ -2092,6 +2203,7 @@
         <w:pStyle w:val="Heading2"/>
       </w:pPr>
       <w:r>
+        <w:rPr/>
         <w:t>3.6. Phương pháp điều khiển hai động cơ qua cầu H</w:t>
       </w:r>
     </w:p>
@@ -2101,6 +2213,7 @@
         <w:spacing w:after="80"/>
       </w:pPr>
       <w:r>
+        <w:rPr/>
         <w:t>Bảng 3. Bảng lệnh cầu H dùng chung cho hai khớp</w:t>
       </w:r>
     </w:p>
@@ -2391,6 +2504,7 @@
     <w:p>
       <w:pPr/>
       <w:r>
+        <w:rPr/>
         <w:t>Thứ tự tinh chỉnh trong mỗi chu kỳ LDR là khớp nghiêng trước rồi khớp phương vị sau, để sai lệch phương vị được đo khi mặt pin đã đúng độ cao; mỗi lệnh chạy được giám sát 10 ms một lần và tự khóa cầu H khi đạt vùng chết hoặc hết 8 giây.</w:t>
       </w:r>
     </w:p>
@@ -2399,12 +2513,14 @@
         <w:pStyle w:val="Heading2"/>
       </w:pPr>
       <w:r>
+        <w:rPr/>
         <w:t>3.7. Đọc thời gian từ module DS1307</w:t>
       </w:r>
     </w:p>
     <w:p>
       <w:pPr/>
       <w:r>
+        <w:rPr/>
         <w:t>Code đọc bảy thanh ghi BCD của DS1307 qua địa chỉ 0x68, giải mã BCD rồi suy ra số ngày trong năm n và giờ Mặt Trời t để tính δ, H, α, γ; hai góc đặt của khớp nghiêng và khớp phương vị lấy trực tiếp từ cặp (α, γ) sau khi chuẩn hóa bước nhảy 180° trưa hạ chí.</w:t>
       </w:r>
     </w:p>
@@ -2413,12 +2529,14 @@
         <w:pStyle w:val="Heading2"/>
       </w:pPr>
       <w:r>
+        <w:rPr/>
         <w:t>3.8. Hiển thị thời gian và trạng thái lên LCD I2C 1602</w:t>
       </w:r>
     </w:p>
     <w:p>
       <w:pPr/>
       <w:r>
+        <w:rPr/>
         <w:t>Mỗi giây, dòng 1 LCD in ngày giờ từ DS1307 dạng “DD/MM HH:MM:SS”; dòng 2 in góc hai khớp và trạng thái, ví dụ “ng=+35 q=-12 OK”. Khi mây mù giữ vị trí hoặc chạm hành trình, dòng 2 đổi thành thông báo “GIU VI TRI” hoặc “CHAN HANH TRINH”.</w:t>
       </w:r>
     </w:p>
@@ -2427,12 +2545,14 @@
         <w:pStyle w:val="Heading2"/>
       </w:pPr>
       <w:r>
+        <w:rPr/>
         <w:t>3.9. Đọc biến trở suy ra góc nghiêng và góc phương vị</w:t>
       </w:r>
     </w:p>
     <w:p>
       <w:pPr/>
       <w:r>
+        <w:rPr/>
         <w:t>Mỗi khớp một biến trở chia áp 3,3 V; code đọc trung bình 16 mẫu rồi nội suy ba điểm hiệu chuẩn ra góc khớp, kẹp trong hành trình cơ khí (nghiêng 0–75°, phương vị ±120°). Giá trị này dùng để giới hạn góc đặt thiên văn, dừng lệnh tinh chỉnh và hiển thị LCD.</w:t>
       </w:r>
     </w:p>
@@ -2441,6 +2561,7 @@
         <w:pStyle w:val="Heading2"/>
       </w:pPr>
       <w:r>
+        <w:rPr/>
         <w:t>3.10. Lưu đồ thuật toán từng phần và tổng quát</w:t>
       </w:r>
     </w:p>
@@ -2450,6 +2571,7 @@
         <w:jc w:val="center"/>
       </w:pPr>
       <w:r>
+        <w:rPr/>
         <w:drawing>
           <wp:inline xmlns:a="http://schemas.openxmlformats.org/drawingml/2006/main" xmlns:pic="http://schemas.openxmlformats.org/drawingml/2006/picture">
             <wp:extent cx="5303520" cy="4882358"/>
@@ -2489,6 +2611,7 @@
         <w:pStyle w:val="Caption"/>
       </w:pPr>
       <w:r>
+        <w:rPr/>
         <w:t>Hình 1. Lưu đồ tổng quát chương trình hybrid hai trục (bản vẽ của sinh viên)</w:t>
       </w:r>
     </w:p>
@@ -2498,6 +2621,7 @@
         <w:jc w:val="center"/>
       </w:pPr>
       <w:r>
+        <w:rPr/>
         <w:drawing>
           <wp:inline xmlns:a="http://schemas.openxmlformats.org/drawingml/2006/main" xmlns:pic="http://schemas.openxmlformats.org/drawingml/2006/picture">
             <wp:extent cx="5120640" cy="5965459"/>
@@ -2537,6 +2661,7 @@
         <w:pStyle w:val="Caption"/>
       </w:pPr>
       <w:r>
+        <w:rPr/>
         <w:t>Hình 2. Lưu đồ đọc giờ DS1307 và tính góc thiên văn</w:t>
       </w:r>
     </w:p>
@@ -2546,6 +2671,7 @@
         <w:jc w:val="center"/>
       </w:pPr>
       <w:r>
+        <w:rPr/>
         <w:drawing>
           <wp:inline xmlns:a="http://schemas.openxmlformats.org/drawingml/2006/main" xmlns:pic="http://schemas.openxmlformats.org/drawingml/2006/picture">
             <wp:extent cx="5120640" cy="6426925"/>
@@ -2585,6 +2711,7 @@
         <w:pStyle w:val="Caption"/>
       </w:pPr>
       <w:r>
+        <w:rPr/>
         <w:t>Hình 3. Lưu đồ đọc bốn kênh LDR và tính e1, e2</w:t>
       </w:r>
     </w:p>
@@ -2594,6 +2721,7 @@
         <w:jc w:val="center"/>
       </w:pPr>
       <w:r>
+        <w:rPr/>
         <w:drawing>
           <wp:inline xmlns:a="http://schemas.openxmlformats.org/drawingml/2006/main" xmlns:pic="http://schemas.openxmlformats.org/drawingml/2006/picture">
             <wp:extent cx="5120640" cy="6233283"/>
@@ -2633,6 +2761,7 @@
         <w:pStyle w:val="Caption"/>
       </w:pPr>
       <w:r>
+        <w:rPr/>
         <w:t>Hình 4. Lưu đồ điều khiển motor qua cầu H bốn TIP41C</w:t>
       </w:r>
     </w:p>
@@ -2642,6 +2771,7 @@
         <w:jc w:val="center"/>
       </w:pPr>
       <w:r>
+        <w:rPr/>
         <w:drawing>
           <wp:inline xmlns:a="http://schemas.openxmlformats.org/drawingml/2006/main" xmlns:pic="http://schemas.openxmlformats.org/drawingml/2006/picture">
             <wp:extent cx="4937760" cy="5164493"/>
@@ -2681,6 +2811,7 @@
         <w:pStyle w:val="Caption"/>
       </w:pPr>
       <w:r>
+        <w:rPr/>
         <w:t>Hình 5. Lưu đồ hiển thị LCD I2C 1602</w:t>
       </w:r>
     </w:p>
@@ -2690,6 +2821,7 @@
         <w:jc w:val="center"/>
       </w:pPr>
       <w:r>
+        <w:rPr/>
         <w:drawing>
           <wp:inline xmlns:a="http://schemas.openxmlformats.org/drawingml/2006/main" xmlns:pic="http://schemas.openxmlformats.org/drawingml/2006/picture">
             <wp:extent cx="4937760" cy="5680943"/>
@@ -2729,6 +2861,7 @@
         <w:pStyle w:val="Caption"/>
       </w:pPr>
       <w:r>
+        <w:rPr/>
         <w:t>Hình 6. Lưu đồ đọc biến trở suy ra góc khớp</w:t>
       </w:r>
     </w:p>
@@ -2737,6 +2870,7 @@
         <w:pStyle w:val="Heading2"/>
       </w:pPr>
       <w:r>
+        <w:rPr/>
         <w:t>3.11. Code mẫu hoàn chỉnh của mô hình hai trục</w:t>
       </w:r>
     </w:p>
@@ -4558,6 +4692,7 @@
     <w:p>
       <w:pPr/>
       <w:r>
+        <w:rPr/>
         <w:t>Code hai trục giữ nguyên khung bản một trục và thêm ba điểm: khối thiên văn trả về cặp (α, γ) kèm chuẩn hóa bước nhảy 180°; nhánh tinh chỉnh xét e2 của khớp nghiêng trước rồi mới tới e1 của khớp phương vị; mỗi khớp có hàm chạy motor riêng với cặp công tắc hành trình của mình. Trạng thái khóa cầu H sau mỗi lệnh nhờ trục vít tự hãm giữ nguyên vị trí hai khớp.</w:t>
       </w:r>
     </w:p>
@@ -4566,6 +4701,7 @@
         <w:pStyle w:val="Heading1"/>
       </w:pPr>
       <w:r>
+        <w:rPr/>
         <w:t>CHƯƠNG 4. TIẾN ĐỘ THỰC HIỆN VÀ KẾ HOẠCH TUẦN NÀY</w:t>
       </w:r>
     </w:p>
@@ -4574,6 +4710,7 @@
         <w:pStyle w:val="Heading2"/>
       </w:pPr>
       <w:r>
+        <w:rPr/>
         <w:t>4.1. Kết quả đạt được trong tuần 5/10 – 10/10/2026</w:t>
       </w:r>
     </w:p>
@@ -4582,6 +4719,7 @@
         <w:pStyle w:val="ListBullet"/>
       </w:pPr>
       <w:r>
+        <w:rPr/>
         <w:t>Hoàn thành cài Arduino IDE kèm lõi esp32 và nạp thử thành công lên ESP32 DevKit bản hai trục.</w:t>
       </w:r>
     </w:p>
@@ -4590,6 +4728,7 @@
         <w:pStyle w:val="ListBullet"/>
       </w:pPr>
       <w:r>
+        <w:rPr/>
         <w:t>Hoàn thành hàn hai cầu H, bốn kênh opto, khối nguồn và bus I²C chung cho DS1307 với LCD.</w:t>
       </w:r>
     </w:p>
@@ -4598,6 +4737,7 @@
         <w:pStyle w:val="ListBullet"/>
       </w:pPr>
       <w:r>
+        <w:rPr/>
         <w:t>Hoàn thành hiệu chuẩn bốn kênh LDR, hai biến trở hồi tiếp và kiểm thử liên động bốn công tắc hành trình.</w:t>
       </w:r>
     </w:p>
@@ -4606,6 +4746,7 @@
         <w:pStyle w:val="ListBullet"/>
       </w:pPr>
       <w:r>
+        <w:rPr/>
         <w:t>Hoàn thành viết và nạp code hybrid hai trục: đúng thứ tự nghiêng trước – phương vị sau, hiển thị đủ giờ và hai góc khớp lên LCD.</w:t>
       </w:r>
     </w:p>
@@ -4614,6 +4755,7 @@
         <w:pStyle w:val="Heading2"/>
       </w:pPr>
       <w:r>
+        <w:rPr/>
         <w:t>4.2. Các công việc còn lại của tuần này (5/10 – 10/10/2026)</w:t>
       </w:r>
     </w:p>
@@ -4622,6 +4764,7 @@
         <w:pStyle w:val="ListBullet"/>
       </w:pPr>
       <w:r>
+        <w:rPr/>
         <w:t>Chạy ngoài trời trọn ngày nắng, đối chiếu log hai góc khớp với đồ thị mô phỏng ở quyển nghiên cứu.</w:t>
       </w:r>
     </w:p>
@@ -4630,6 +4773,7 @@
         <w:pStyle w:val="ListBullet"/>
       </w:pPr>
       <w:r>
+        <w:rPr/>
         <w:t>Tinh chỉnh ngưỡng e1/e2 và độ dài bước chạy để giảm số lần khởi động hai motor.</w:t>
       </w:r>
     </w:p>
@@ -4638,6 +4782,7 @@
         <w:pStyle w:val="ListBullet"/>
       </w:pPr>
       <w:r>
+        <w:rPr/>
         <w:t>Bổ sung chế độ gió lớn: đọc lịch và đưa tấm pin về vị trí nghỉ nằm ngang.</w:t>
       </w:r>
     </w:p>
@@ -4646,72 +4791,84 @@
         <w:pStyle w:val="Heading1"/>
       </w:pPr>
       <w:r>
+        <w:rPr/>
         <w:t>TÀI LIỆU THAM KHẢO</w:t>
       </w:r>
     </w:p>
     <w:p>
       <w:pPr/>
       <w:r>
+        <w:rPr/>
         <w:t>[1] I. Reda and A. Andreas, “Solar Position Algorithm for Solar Radiation Applications,” NREL/TP-560-34302, 2008. https://docs.nrel.gov/docs/fy08osti/34302.pdf</w:t>
       </w:r>
     </w:p>
     <w:p>
       <w:pPr/>
       <w:r>
+        <w:rPr/>
         <w:t>[2] I. Reda and A. Andreas, “Solar position algorithm for solar radiation applications,” Solar Energy, vol. 76, no. 5, pp. 577-589, 2004.</w:t>
       </w:r>
     </w:p>
     <w:p>
       <w:pPr/>
       <w:r>
+        <w:rPr/>
         <w:t>[3] J. A. Duffie and W. A. Beckman, Solar Engineering of Thermal Processes, 4th ed., John Wiley &amp; Sons, 2013.</w:t>
       </w:r>
     </w:p>
     <w:p>
       <w:pPr/>
       <w:r>
+        <w:rPr/>
         <w:t>[4] R. F. Fuentes-Morales et al., “Control algorithms applied to active solar tracking systems: A review,” Solar Energy, vol. 212, pp. 203-219, 2020. https://doi.org/10.1016/j.solener.2020.10.071</w:t>
       </w:r>
     </w:p>
     <w:p>
       <w:pPr/>
       <w:r>
+        <w:rPr/>
         <w:t>[5] H. Mousazadeh et al., “A review of principle and sun-tracking methods for maximizing solar systems output,” Renewable and Sustainable Energy Reviews, vol. 13, no. 8, pp. 1800-1818, 2009.</w:t>
       </w:r>
     </w:p>
     <w:p>
       <w:pPr/>
       <w:r>
+        <w:rPr/>
         <w:t>[6] A. Awasthi et al., “Review on sun tracking technology in solar PV system,” Energy Reports, vol. 6, pp. 392-405, 2020.</w:t>
       </w:r>
     </w:p>
     <w:p>
       <w:pPr/>
       <w:r>
+        <w:rPr/>
         <w:t>[7] A. R. Amelia et al., “Technologies of solar tracking systems: A review,” IOP Conference Series: Materials Science and Engineering, vol. 767, 012052, 2020.</w:t>
       </w:r>
     </w:p>
     <w:p>
       <w:pPr/>
       <w:r>
+        <w:rPr/>
         <w:t>[8] Espressif Systems, ESP32 Series Datasheet. https://www.espressif.com/sites/default/files/documentation/esp32_datasheet_en.pdf</w:t>
       </w:r>
     </w:p>
     <w:p>
       <w:pPr/>
       <w:r>
+        <w:rPr/>
         <w:t>[9] Maxim Integrated, DS1307 64 x 8, Serial I2C Real-Time Clock, Datasheet. https://www.analog.com/media/en/technical-documentation/data-sheets/DS1307.pdf</w:t>
       </w:r>
     </w:p>
     <w:p>
       <w:pPr/>
       <w:r>
+        <w:rPr/>
         <w:t>[10] A. El Hammoumi et al., “A simple and low-cost active dual-axis solar tracker,” Energy Science &amp; Engineering, vol. 6, no. 5, pp. 607-620, 2018. https://doi.org/10.1002/ese3.236</w:t>
       </w:r>
     </w:p>
     <w:p>
       <w:pPr/>
       <w:r>
+        <w:rPr/>
         <w:t>[11] J.-M. Wang and C.-L. Lu, “Design and Implementation of a Sun Tracker with a Dual-Axis Single Motor for an Optical Sensor-Based Photovoltaic System,” Sensors, vol. 13, no. 3, pp. 3157-3168, 2013. https://doi.org/10.3390/s130303157</w:t>
       </w:r>
     </w:p>
@@ -5184,7 +5341,7 @@
     <w:rPr>
       <w:rFonts w:ascii="Times New Roman" w:hAnsi="Times New Roman" w:eastAsia="Times New Roman"/>
       <w:b w:val="0"/>
-      <w:sz w:val="24"/>
+      <w:sz w:val="26"/>
     </w:rPr>
   </w:style>
   <w:style w:type="paragraph" w:styleId="Header">
@@ -5278,7 +5435,7 @@
       <w:b/>
       <w:bCs/>
       <w:color w:val="1F4E79"/>
-      <w:sz w:val="26"/>
+      <w:sz w:val="32"/>
       <w:szCs w:val="26"/>
     </w:rPr>
   </w:style>
@@ -5304,7 +5461,7 @@
       <w:b/>
       <w:bCs/>
       <w:color w:val="404040"/>
-      <w:sz w:val="24"/>
+      <w:sz w:val="28"/>
     </w:rPr>
   </w:style>
   <w:style w:type="paragraph" w:styleId="Heading4">
@@ -5994,7 +6151,7 @@
       <w:b w:val="0"/>
       <w:bCs/>
       <w:color w:val="505050"/>
-      <w:sz w:val="20"/>
+      <w:sz w:val="24"/>
       <w:szCs w:val="18"/>
     </w:rPr>
   </w:style>

--- a/Bao_cao_2_truc_Lap_trinh.docx
+++ b/Bao_cao_2_truc_Lap_trinh.docx
@@ -7,7 +7,6 @@
         <w:pStyle w:val="Heading1"/>
       </w:pPr>
       <w:r>
-        <w:rPr/>
         <w:t>CHƯƠNG 1. TỔNG QUAN ĐỀ TÀI</w:t>
       </w:r>
     </w:p>
@@ -16,28 +15,24 @@
         <w:pStyle w:val="Heading2"/>
       </w:pPr>
       <w:r>
-        <w:rPr/>
         <w:t>1.1. Lý do chọn đề tài</w:t>
       </w:r>
     </w:p>
     <w:p>
       <w:pPr/>
       <w:r>
-        <w:rPr/>
         <w:t>Vị trí biểu kiến của Mặt Trời dịch chuyển theo giờ và thay đổi theo mùa. Với tấm pin lắp cố định, hướng pháp tuyến chỉ phù hợp với tia trực tiếp trong một số thời điểm; sai lệch góc làm giảm thành phần bức xạ trực tiếp thu được. Hệ bám nắng hai trục có thể thay đổi cả phương vị và góc cao, là một phương án kỹ thuật để khảo sát khả năng duy trì hướng pin gần với hướng Mặt Trời.</w:t>
       </w:r>
     </w:p>
     <w:p>
       <w:pPr/>
       <w:r>
-        <w:rPr/>
         <w:t>Các mô hình dùng cảm biến quang cần xử lý sai khác giữa các cảm biến, nhiễu và bóng che. Với bốn LDR đặt ở bốn góc, việc so sánh hai cặp chéo giúp xác định phía có điện trở nhỏ hơn, tức phía nhận ánh sáng mạnh hơn. Điều khiển suy ra góc cần quay rồi đọc lại sau mỗi chu kỳ giúp cơ cấu căn chỉnh mà không phải quay liên tục.</w:t>
       </w:r>
     </w:p>
     <w:p>
       <w:pPr/>
       <w:r>
-        <w:rPr/>
         <w:t>Đề tài được lựa chọn nhằm xây dựng thuật toán bám nắng hai trục dùng bốn LDR và hai động cơ gạt nước trục vít cho phương vị, độ nghiêng; tập trung vào cách lập ma trận điện trở, suy ra góc cần quay, giới hạn hành trình và chu kỳ đọc lại cảm biến.</w:t>
       </w:r>
     </w:p>
@@ -46,21 +41,18 @@
         <w:pStyle w:val="Heading2"/>
       </w:pPr>
       <w:r>
-        <w:rPr/>
         <w:t>1.2. Tổng quan về đề tài</w:t>
       </w:r>
     </w:p>
     <w:p>
       <w:pPr/>
       <w:r>
-        <w:rPr/>
         <w:t>Cụm bốn LDR đặt ở bốn góc mặt pin, mỗi cảm biến chếch ra ngoài một góc bằng nhau để phân biệt hướng sáng theo hai phương. ESP32 tính sai lệch quang theo ma trận bốn LDR, suy ra góc đích cho hai động cơ gạt nước trục vít ở cả phương vị và độ nghiêng, hồi tiếp góc bằng biến trở xoay; công tắc hành trình giới hạn chuyển động. Các nghiên cứu về tracker hai trục được dùng làm tài liệu tham khảo, không dùng kết quả của chúng thay cho phép đo trên mô hình này [10, 11].</w:t>
       </w:r>
     </w:p>
     <w:p>
       <w:pPr/>
       <w:r>
-        <w:rPr/>
         <w:t>Thuật toán của đề tài không cần tính góc đặt thiên văn trong vòng điều khiển chính: bộ điều khiển đọc ma trận bốn LDR, suy ra góc cần quay bằng quan hệ lượng giác, quay trực tiếp tới góc đích theo hồi tiếp biến trở và định kỳ đọc lại để hiệu chỉnh.</w:t>
       </w:r>
     </w:p>
@@ -69,14 +61,12 @@
         <w:pStyle w:val="Heading2"/>
       </w:pPr>
       <w:r>
-        <w:rPr/>
         <w:t>1.3. Mục tiêu nghiên cứu</w:t>
       </w:r>
     </w:p>
     <w:p>
       <w:pPr/>
       <w:r>
-        <w:rPr/>
         <w:t>Mục tiêu tổng quát là xây dựng thuật toán điều khiển mô hình tấm pin hai trục bằng cách so sánh điện trở của bốn LDR, điều khiển lần lượt hướng nghiêng và hướng xoay, sau đó tự đọc lại theo chu kỳ để duy trì trạng thái cân bằng ánh sáng.</w:t>
       </w:r>
     </w:p>
@@ -85,7 +75,6 @@
         <w:pStyle w:val="ListBullet"/>
       </w:pPr>
       <w:r>
-        <w:rPr/>
         <w:t>Tổng hợp nguyên lý các linh kiện, phương pháp bám nắng và quy ước xác định hướng nghiêng, hướng xoay của tấm pin.</w:t>
       </w:r>
     </w:p>
@@ -94,7 +83,6 @@
         <w:pStyle w:val="ListBullet"/>
       </w:pPr>
       <w:r>
-        <w:rPr/>
         <w:t>Đề xuất cụm bốn LDR, ESP32, hai động cơ gạt nước trục vít cho phương vị và độ nghiêng, hai biến trở hồi tiếp góc, RTC và công tắc hành trình.</w:t>
       </w:r>
     </w:p>
@@ -103,7 +91,6 @@
         <w:pStyle w:val="ListBullet"/>
       </w:pPr>
       <w:r>
-        <w:rPr/>
         <w:t>Xây dựng quy tắc ma trận bốn LDR, xác định phía nhận sáng mạnh hơn, suy ra góc cần quay cho từng trục và đọc lại sau mỗi chu kỳ.</w:t>
       </w:r>
     </w:p>
@@ -112,7 +99,6 @@
         <w:pStyle w:val="ListBullet"/>
       </w:pPr>
       <w:r>
-        <w:rPr/>
         <w:t>Lập quy trình kiểm tra hướng chuyển động, ngưỡng cân bằng, thời gian đọc lại và so sánh năng lượng với tấm pin cố định.</w:t>
       </w:r>
     </w:p>
@@ -121,21 +107,18 @@
         <w:pStyle w:val="Heading2"/>
       </w:pPr>
       <w:r>
-        <w:rPr/>
         <w:t>1.4. Đối tượng và phạm vi nghiên cứu</w:t>
       </w:r>
     </w:p>
     <w:p>
       <w:pPr/>
       <w:r>
-        <w:rPr/>
         <w:t>Cấu hình đề xuất dùng ESP32, bốn LDR, hai động cơ gạt nước trục vít (phương vị và độ nghiêng) đóng cắt qua relay/cầu H, hai biến trở hồi tiếp góc, RTC và công tắc hành trình cho hai trục; photodiode được xem xét ở mức so sánh. Tọa độ lắp đặt, kích thước tấm pin, mô-men cơ cấu và giới hạn góc cần được xác định theo mô hình thực tế trước khi chế tạo.</w:t>
       </w:r>
     </w:p>
     <w:p>
       <w:pPr/>
       <w:r>
-        <w:rPr/>
         <w:t>Phạm vi tập trung vào đọc ma trận điện trở LDR, suy ra góc lệch hai hướng nghiêng/quay, điều khiển hai cơ cấu chấp hành quay tới góc đích và bảo vệ hành trình.</w:t>
       </w:r>
     </w:p>
@@ -144,14 +127,12 @@
         <w:pStyle w:val="Heading2"/>
       </w:pPr>
       <w:r>
-        <w:rPr/>
         <w:t>1.5. Kết quả dự kiến</w:t>
       </w:r>
     </w:p>
     <w:p>
       <w:pPr/>
       <w:r>
-        <w:rPr/>
         <w:t>Kết quả dự kiến gồm:</w:t>
       </w:r>
     </w:p>
@@ -160,7 +141,6 @@
         <w:pStyle w:val="ListBullet"/>
       </w:pPr>
       <w:r>
-        <w:rPr/>
         <w:t>Mô hình khối và phương án phần cứng hai trục có sơ đồ kết nối, giới hạn chuyển động và các bước hiệu chuẩn.</w:t>
       </w:r>
     </w:p>
@@ -169,7 +149,6 @@
         <w:pStyle w:val="ListBullet"/>
       </w:pPr>
       <w:r>
-        <w:rPr/>
         <w:t>Thuật toán ma trận điện trở 4 LDR suy ra góc đích, điều khiển motor phương vị và motor nghiêng quay tới góc đích, dừng khi vào vùng chết và tự đọc lại theo chu kỳ.</w:t>
       </w:r>
     </w:p>
@@ -178,7 +157,6 @@
         <w:pStyle w:val="ListBullet"/>
       </w:pPr>
       <w:r>
-        <w:rPr/>
         <w:t>Chương trình điều khiển ESP32 cùng quy trình kiểm thử từng cảm biến, hai động cơ gạt nước và công tắc hành trình.</w:t>
       </w:r>
     </w:p>
@@ -187,14 +165,12 @@
         <w:pStyle w:val="ListBullet"/>
       </w:pPr>
       <w:r>
-        <w:rPr/>
         <w:t>Bộ chỉ tiêu và quy trình ghi dữ liệu để so sánh các chế độ bám sau khi hoàn tất mô hình.</w:t>
       </w:r>
     </w:p>
     <w:p>
       <w:pPr/>
       <w:r>
-        <w:rPr/>
         <w:t>Đây là các sản phẩm dự kiến; kết quả định lượng về sai số hoặc năng lượng chỉ được bổ sung sau khi mô phỏng/đo kiểm trên cấu hình đã xác nhận.</w:t>
       </w:r>
     </w:p>
@@ -203,14 +179,12 @@
         <w:pStyle w:val="Heading2"/>
       </w:pPr>
       <w:r>
-        <w:rPr/>
         <w:t>1.6. Vai trò của quyển lập trình</w:t>
       </w:r>
     </w:p>
     <w:p>
       <w:pPr/>
       <w:r>
-        <w:rPr/>
         <w:t>Quyển này trình bày phần mềm của hệ hai trục: môi trường Arduino IDE và cách nạp cho ESP32, module ESP32 DevKit với các nhóm lệnh, thiết kế – chế tạo – hiệu chuẩn mạch và cơ khí, các phương pháp đọc ADC, điều khiển hai motor qua cầu H, đọc DS1307, hiển thị LCD I2C, đọc biến trở hai khớp, cùng lưu đồ từng phần và lưu đồ tổng quát kèm code mẫu hai trục hoàn chỉnh.</w:t>
       </w:r>
     </w:p>
@@ -219,7 +193,6 @@
         <w:pStyle w:val="Heading1"/>
       </w:pPr>
       <w:r>
-        <w:rPr/>
         <w:t>CHƯƠNG 2. CƠ SỞ LÝ THUYẾT, TỔNG QUAN LINH KIỆN VÀ MÔI TRƯỜNG LẬP TRÌNH</w:t>
       </w:r>
     </w:p>
@@ -228,28 +201,24 @@
         <w:pStyle w:val="Heading2"/>
       </w:pPr>
       <w:r>
-        <w:rPr/>
         <w:t>2.1. Pin năng lượng Mặt Trời</w:t>
       </w:r>
     </w:p>
     <w:p>
       <w:pPr/>
       <w:r>
-        <w:rPr/>
         <w:t>Mô-đun quang điện được cấu thành từ nhiều tế bào bán dẫn ghép nối tiếp/song song; mỗi tế bào biến đổi một phần bức xạ thành dòng điện một chiều. Mô-đun thường có kính mặt trước, lớp đóng gói, các tế bào, lớp mặt sau/ kính sau, khung và hộp nối; cấu tạo cụ thể tùy loại. Trong chuỗi tế bào có thể có diode bypass để hạn chế ảnh hưởng của che bóng cục bộ; diode này khác với photodiode dùng làm cảm biến ánh sáng.</w:t>
       </w:r>
     </w:p>
     <w:p>
       <w:pPr/>
       <w:r>
-        <w:rPr/>
         <w:t>Các thông số thường dùng để mô tả pin gồm Pmax, Voc, Isc, Vmp, Imp và hệ số nhiệt. Giá trị danh định được công bố theo điều kiện STC; ngoài thực tế, bức xạ, nhiệt độ tế bào, phổ ánh sáng, tải điện và bóng che làm đặc tuyến I-V thay đổi. Hướng đặt ảnh hưởng thành phần bức xạ trực tiếp; không thể suy ra công suất thực chỉ từ góc hình học hoặc điện áp hở mạch [3].</w:t>
       </w:r>
     </w:p>
     <w:p>
       <w:pPr/>
       <w:r>
-        <w:rPr/>
         <w:t>Trong phép thử tracker, đo U và I đồng thời, tính P = U×I và tích phân theo thời gian để thu năng lượng. Tấm đối chứng nên cùng loại, cùng tình trạng bề mặt và cùng tải; năng lượng tiêu thụ của hai động cơ gạt nước, ESP32 và mạch phụ trợ phải được ghi riêng rồi trừ khi tính năng lượng thuần.</w:t>
       </w:r>
     </w:p>
@@ -258,21 +227,18 @@
         <w:pStyle w:val="Heading2"/>
       </w:pPr>
       <w:r>
-        <w:rPr/>
         <w:t>2.2. Cảm biến quang trở (LDR)</w:t>
       </w:r>
     </w:p>
     <w:p>
       <w:pPr/>
       <w:r>
-        <w:rPr/>
         <w:t>Quang trở (Light Dependent Resistor - LDR) là linh kiện quang dẫn có điện trở thay đổi theo ánh sáng. Khi độ rọi tăng, điện trở LDR thường giảm; trong tối điện trở lớn hơn. Đặc tuyến này không tuyến tính, thay đổi theo phổ nguồn sáng, nhiệt độ, lô sản xuất và lịch sử chiếu sáng; tốc độ đáp ứng thường chậm hơn diode quang.</w:t>
       </w:r>
     </w:p>
     <w:p>
       <w:pPr/>
       <w:r>
-        <w:rPr/>
         <w:t>Trong mạch đo, LDR thường mắc với điện trở cố định thành cầu phân áp; ADC đọc điện áp tại điểm giữa để vi điều khiển xử lý. Chiều tăng/giảm của số ADC khi sáng phụ thuộc vị trí LDR trong cầu phân áp. Ưu điểm của LDR là rẻ, dễ tìm và mạch đơn giản; hạn chế là sai khác giữa mẫu, trôi theo môi trường và độ tuyến tính thấp, vì vậy cần bảo vệ khỏi bụi/ẩm và hiệu chuẩn nếu dùng cho phép đo định lượng.</w:t>
       </w:r>
     </w:p>
@@ -281,21 +247,18 @@
         <w:pStyle w:val="Heading2"/>
       </w:pPr>
       <w:r>
-        <w:rPr/>
         <w:t>2.3. Bộ điều khiển ESP32 DevKit và các khối phụ trợ</w:t>
       </w:r>
     </w:p>
     <w:p>
       <w:pPr/>
       <w:r>
-        <w:rPr/>
         <w:t>Bộ điều khiển trung tâm là module ESP32 DevKit duy nhất cho cả hai trục. Bo có hai nhóm ADC 12 bit; đề tài không bật WiFi nên dùng được cả nhóm ADC2. Theo sheet nguyên lý: bốn kênh LDR vào GPIO25/26/27/14, biến trở hồi tiếp góc phương vị vào GPIO36, điện áp tấm pin qua cầu chia vào GPIO39, biến trở hồi tiếp góc nghiêng của bản hai trục dùng GPIO2; bốn công tắc hành trình qt1–qt4 vào GPIO34/35/32/33. ADC của ESP32 chỉ đo điện áp 0–3,3 V, phiên bản này chưa đo dòng điện.</w:t>
       </w:r>
     </w:p>
     <w:p>
       <w:pPr/>
       <w:r>
-        <w:rPr/>
         <w:t>Thời gian thực dùng module DS1307 (I²C 0x68, pin nuôi) cấp ngày giờ cho khối thiên văn; hiển thị dùng LCD 1602 kèm mạch chuyển I²C PCF8574 (0x27) chung bus SDA/SCL (GPIO21/22). Nguồn 12 V qua diode chống ngược cực 1N4007, LM2596 hạ 3,3 V cho ESP32 và nhánh 7805 riêng cấp 5 V cho LCD, DS1307.</w:t>
       </w:r>
     </w:p>
@@ -304,7 +267,6 @@
         <w:pStyle w:val="Heading2"/>
       </w:pPr>
       <w:r>
-        <w:rPr/>
         <w:t>2.4. Vị trí Mặt Trời và góc theo ngày, giờ</w:t>
       </w:r>
     </w:p>
@@ -313,14 +275,12 @@
         <w:pStyle w:val="Heading3"/>
       </w:pPr>
       <w:r>
-        <w:rPr/>
         <w:t>2.4.1. Hệ tọa độ và các góc đặc trưng</w:t>
       </w:r>
     </w:p>
     <w:p>
       <w:pPr/>
       <w:r>
-        <w:rPr/>
         <w:t>Vị trí Mặt Trời thường được mô tả bằng góc cao α (tính từ đường chân trời lên thiên đỉnh) và góc phương vị γ (đo từ hướng Bắc thật theo chiều kim đồng hồ). Góc thiên đỉnh θz = 90° − α. Góc phương vị và góc cao là đầu vào để xác định hướng pháp tuyến của tấm pin; khi cài đặt phải thống nhất quy ước dấu giữa phần mềm và chiều quay thực tế của cơ cấu.</w:t>
       </w:r>
     </w:p>
@@ -329,21 +289,18 @@
         <w:pStyle w:val="Heading3"/>
       </w:pPr>
       <w:r>
-        <w:rPr/>
         <w:t>2.4.2. Ảnh hưởng của ngày trong năm và giờ trong ngày</w:t>
       </w:r>
     </w:p>
     <w:p>
       <w:pPr/>
       <w:r>
-        <w:rPr/>
         <w:t>Một xấp xỉ thường dùng cho góc lệch Mặt Trời là δ ≈ 23,45° × sin[360° × (284 + n) / 365], trong đó n là thứ tự ngày trong năm. Góc giờ xấp xỉ ω = 15° × (t_solar − 12), với t_solar là giờ Mặt Trời địa phương tính bằng giờ. Từ vĩ độ φ, có thể tính góc cao bằng quan hệ sin α = sin φ sin δ + cos φ cos δ cos ω. Các biểu thức này thích hợp để trình bày nguyên lý; triển khai chính xác nên dùng thuật toán vị trí Mặt Trời SPA hoặc thư viện đã kiểm chứng [1, 2].</w:t>
       </w:r>
     </w:p>
     <w:p>
       <w:pPr/>
       <w:r>
-        <w:rPr/>
         <w:t>Giờ dân dụng không hoàn toàn trùng với giờ Mặt Trời. Chương trình cần hiệu chỉnh múi giờ, kinh độ địa điểm và phương trình thời gian; đồng hồ RTC phải được đặt đúng. Sai lệch thời gian, nhập nhầm vĩ độ/kinh độ hoặc xác định sai hướng Bắc thật đều làm xuất hiện sai số góc dù thuật toán tính toán đúng.</w:t>
       </w:r>
     </w:p>
@@ -352,21 +309,18 @@
         <w:pStyle w:val="Heading3"/>
       </w:pPr>
       <w:r>
-        <w:rPr/>
         <w:t>2.4.3. Góc đặt của tracker hai trục</w:t>
       </w:r>
     </w:p>
     <w:p>
       <w:pPr/>
       <w:r>
-        <w:rPr/>
         <w:t>Với tracker phương vị - góc cao, trục phương vị hướng pháp tuyến về gần γ và trục độ cao đặt gần α; nếu dùng góc nghiêng so với phương ngang thì β = 90° − α. Góc đặt thực tế bằng góc tính toán cộng offset lắp đặt, sau đó được giới hạn theo hành trình. Quy ước phương vị phải thống nhất (Bắc thật, chiều kim đồng hồ hay quy ước khác); góc đi qua 0° cần xử lý sao cho cơ cấu chọn đường quay ngắn và không xoắn dây.</w:t>
       </w:r>
     </w:p>
     <w:p>
       <w:pPr/>
       <w:r>
-        <w:rPr/>
         <w:t>Ở mô hình hai trục, phép tính hình học cho hướng tham chiếu, còn giới hạn cơ khí, vị trí home, sai số gá lắp và hành trình motor quyết định góc lệnh thực tế. Khi Mặt Trời ở dưới ngưỡng góc cao vận hành, hệ thống dừng hoặc về vị trí nghỉ đã chọn.</w:t>
       </w:r>
     </w:p>
@@ -375,28 +329,24 @@
         <w:pStyle w:val="Heading2"/>
       </w:pPr>
       <w:r>
-        <w:rPr/>
         <w:t>2.5. Các mùa trong năm và quỹ đạo biểu kiến</w:t>
       </w:r>
     </w:p>
     <w:p>
       <w:pPr/>
       <w:r>
-        <w:rPr/>
         <w:t>Trục quay của Trái Đất nghiêng so với mặt phẳng quỹ đạo, vì vậy xích vĩ Mặt Trời thay đổi trong năm. Ở Bắc bán cầu, vào khoảng tháng 6 Mặt Trời lên cao và thời gian ban ngày dài hơn; vào khoảng tháng 12 Mặt Trời thấp hơn và ngày ngắn hơn. Quanh hai điểm phân tháng 3 và tháng 9, độ dài ngày và đêm gần bằng nhau. Đây là biến thiên thiên văn, không phải sự thay đổi đột ngột đúng vào ngày đầu mùa khí tượng.</w:t>
       </w:r>
     </w:p>
     <w:p>
       <w:pPr/>
       <w:r>
-        <w:rPr/>
         <w:t>Do quỹ đạo thay đổi theo mùa, giờ Mặt Trời mọc/lặn và phương vị mọc/lặn cũng thay đổi. Cùng một tấm pin đặt cố định có thể phù hợp hơn vào một số mùa; lợi ích của bám nắng không giống nhau quanh năm. Ở các vĩ độ miền Bắc Việt Nam, vào mùa hè Mặt Trời giữa trưa có thể ở rất cao và lệch về phía Bắc; mùa đông đường đi thấp hơn và chủ yếu ở phía Nam. Một tracker một trục chỉ quay trong một mặt phẳng nên còn sai lệch theo phương vuông góc với trục; tracker hai trục khắc phục tốt hơn về hình học nhưng tăng độ phức tạp và năng lượng truyền động.</w:t>
       </w:r>
     </w:p>
     <w:p>
       <w:pPr/>
       <w:r>
-        <w:rPr/>
         <w:t>Vì vậy, thiết kế cần xem xét cả mùa, góc nghiêng ban đầu, bóng che và thời tiết địa phương. Không nên suy ra mức tăng sản lượng cả năm từ một ngày nắng hoặc một lần đo; cần so sánh trong các khoảng thời gian đủ dài và ghi nhận điều kiện đo [3, 4].</w:t>
       </w:r>
     </w:p>
@@ -687,7 +637,6 @@
     <w:p>
       <w:pPr/>
       <w:r>
-        <w:rPr/>
         <w:t>Mốc ngày phân và chí thay đổi nhẹ theo từng năm; mùa khí tượng tại từng địa phương cũng không hoàn toàn trùng với mùa thiên văn. Bảng trên mô tả xu hướng quỹ đạo, không thay cho số liệu thời tiết tại vị trí thử nghiệm.</w:t>
       </w:r>
     </w:p>
@@ -696,7 +645,6 @@
         <w:pStyle w:val="Heading2"/>
       </w:pPr>
       <w:r>
-        <w:rPr/>
         <w:t>2.6. Ba phương pháp bám nắng xem xét trong đề tài</w:t>
       </w:r>
     </w:p>
@@ -705,14 +653,12 @@
         <w:pStyle w:val="Heading3"/>
       </w:pPr>
       <w:r>
-        <w:rPr/>
         <w:t>2.6.1. Nhóm 1 – Vòng hở theo thời gian (thuật toán thiên văn)</w:t>
       </w:r>
     </w:p>
     <w:p>
       <w:pPr/>
       <w:r>
-        <w:rPr/>
         <w:t>Tính vị trí Mặt Trời từ tọa độ lắp đặt, ngày và giờ đọc từ DS1307, không cần cảm biến sáng. Xích vĩ theo ngày trong năm:</w:t>
       </w:r>
     </w:p>
@@ -731,7 +677,6 @@
     <w:p>
       <w:pPr/>
       <w:r>
-        <w:rPr/>
         <w:t>Góc giờ theo giờ Mặt Trời t:</w:t>
       </w:r>
     </w:p>
@@ -750,7 +695,6 @@
     <w:p>
       <w:pPr/>
       <w:r>
-        <w:rPr/>
         <w:t>Góc cao Mặt Trời α theo vĩ độ φ:</w:t>
       </w:r>
     </w:p>
@@ -769,7 +713,6 @@
     <w:p>
       <w:pPr/>
       <w:r>
-        <w:rPr/>
         <w:t>Góc phương vị γ tính tiếp từ α, δ, φ. Cặp (α, γ) đổi trực tiếp ra góc đặt của trục nghiêng và trục phương vị.</w:t>
       </w:r>
     </w:p>
@@ -778,7 +721,6 @@
         <w:pStyle w:val="ListBullet"/>
       </w:pPr>
       <w:r>
-        <w:rPr/>
         <w:t>Ưu điểm: ổn định, không phụ thuộc thời tiết, không dao động.</w:t>
       </w:r>
     </w:p>
@@ -787,7 +729,6 @@
         <w:pStyle w:val="ListBullet"/>
       </w:pPr>
       <w:r>
-        <w:rPr/>
         <w:t>Nhược điểm: cần cài đúng tọa độ và giờ; không tự sửa sai số lắp đặt và độ rơ khớp 3D.</w:t>
       </w:r>
     </w:p>
@@ -796,14 +737,12 @@
         <w:pStyle w:val="Heading3"/>
       </w:pPr>
       <w:r>
-        <w:rPr/>
         <w:t>2.6.2. Nhóm 2 – Vòng kín dùng cảm biến quang trở (LDR)</w:t>
       </w:r>
     </w:p>
     <w:p>
       <w:pPr/>
       <w:r>
-        <w:rPr/>
         <w:t>Bốn LDR ở bốn góc tấm pin, mỗi cảm biến gá nghiêng ra ngoài tâm một góc β_s = 30°, không dùng vách ngăn. Sai lệch điều khiển của hai trục:</w:t>
       </w:r>
     </w:p>
@@ -824,7 +763,6 @@
         <w:pStyle w:val="ListBullet"/>
       </w:pPr>
       <w:r>
-        <w:rPr/>
         <w:t>Nếu |e1| &gt; ngưỡng: quay motor phương vị theo dấu e1; nếu |e2| &gt; ngưỡng: quay motor nghiêng theo dấu e2.</w:t>
       </w:r>
     </w:p>
@@ -833,7 +771,6 @@
         <w:pStyle w:val="ListBullet"/>
       </w:pPr>
       <w:r>
-        <w:rPr/>
         <w:t>Ngược lại thì dừng – vùng chết chống dao động quanh vị trí cân bằng.</w:t>
       </w:r>
     </w:p>
@@ -842,7 +779,6 @@
         <w:pStyle w:val="ListBullet"/>
       </w:pPr>
       <w:r>
-        <w:rPr/>
         <w:t>Ưu điểm: đơn giản, rẻ, phản ứng theo sáng thực tế, tự sửa sai số gá lắp.</w:t>
       </w:r>
     </w:p>
@@ -851,7 +787,6 @@
         <w:pStyle w:val="ListBullet"/>
       </w:pPr>
       <w:r>
-        <w:rPr/>
         <w:t>Nhược điểm: nhạy mây và bóng râm thoáng qua; sáng sớm tín hiệu yếu nên bám chậm.</w:t>
       </w:r>
     </w:p>
@@ -860,7 +795,6 @@
         <w:pStyle w:val="Heading3"/>
       </w:pPr>
       <w:r>
-        <w:rPr/>
         <w:t>2.6.3. Nhóm 3 – Phương pháp hybrid (kết hợp), phương án lựa chọn</w:t>
       </w:r>
     </w:p>
@@ -869,7 +803,6 @@
         <w:pStyle w:val="ListBullet"/>
       </w:pPr>
       <w:r>
-        <w:rPr/>
         <w:t>Thiên văn định vị thô: đầu buổi sáng và mỗi 30 phút đưa nhanh cả hai trục về gần (α, γ) của Mặt Trời.</w:t>
       </w:r>
     </w:p>
@@ -878,7 +811,6 @@
         <w:pStyle w:val="ListBullet"/>
       </w:pPr>
       <w:r>
-        <w:rPr/>
         <w:t>LDR tinh chỉnh: giữa hai lần định vị thô, dùng e1 chỉnh phương vị và e2 chỉnh độ nghiêng về vùng chết.</w:t>
       </w:r>
     </w:p>
@@ -887,14 +819,12 @@
         <w:pStyle w:val="ListBullet"/>
       </w:pPr>
       <w:r>
-        <w:rPr/>
         <w:t>Trời nhiều mây (tổng sáng S &lt; S_min): giữ nguyên vị trí theo lịch thiên văn, tránh dao động vô ích.</w:t>
       </w:r>
     </w:p>
     <w:p>
       <w:pPr/>
       <w:r>
-        <w:rPr/>
         <w:t>Hybrid giữ ưu điểm của cả hai nhóm và khắc phục nhược điểm của từng nhóm, nên được chọn cho mô hình hai trục của đồ án này.</w:t>
       </w:r>
     </w:p>
@@ -903,21 +833,18 @@
         <w:pStyle w:val="Heading2"/>
       </w:pPr>
       <w:r>
-        <w:rPr/>
         <w:t>2.7. Nguyên tắc điều khiển và đánh giá</w:t>
       </w:r>
     </w:p>
     <w:p>
       <w:pPr/>
       <w:r>
-        <w:rPr/>
         <w:t>Có thể dùng điều khiển đóng-ngắt có vùng trễ để đạt mục tiêu nhanh; điều khiển tỷ lệ để giảm bước khi gần đích; hoặc PI/PID khi có phản hồi vị trí và cần giảm sai số ổn định. Với motor trục vít, lệnh quay được giới hạn theo hành trình và chỉ phát khi góc lệch vượt vùng chết; nhờ trục vít tự hãm nên không cần nuôi điện để giữ vị trí. Thuật toán mờ hoặc thích nghi là hướng nâng cao nhưng cần được hiệu chuẩn và so sánh trên dữ liệu đủ đại diện [4].</w:t>
       </w:r>
     </w:p>
     <w:p>
       <w:pPr/>
       <w:r>
-        <w:rPr/>
         <w:t>Chỉ tiêu đánh giá nên gồm sai số góc phương vị/góc cao, số lần chuyển động, thời gian ổn định, trạng thái công tắc và năng lượng thuần. Năng lượng PV và năng lượng động cơ/bộ điều khiển cần đo trên cùng khoảng thời gian; trong các phép so sánh phải giữ nguyên tải, cấu hình đo và điều kiện lắp đặt.</w:t>
       </w:r>
     </w:p>
@@ -926,14 +853,12 @@
         <w:pStyle w:val="Heading2"/>
       </w:pPr>
       <w:r>
-        <w:rPr/>
         <w:t>2.8. Môi trường Arduino IDE và cách nạp chương trình cho ESP32</w:t>
       </w:r>
     </w:p>
     <w:p>
       <w:pPr/>
       <w:r>
-        <w:rPr/>
         <w:t>Arduino IDE mặc định chỉ kèm lõi AVR/SAM và trình biên dịch avr-gcc/arm-gcc, trong khi ESP32 dùng nhân Xtensa LX6 cần toolchain riêng, nên phải cài thêm lõi esp32 của Espressif thì IDE mới biên dịch và nạp được cho ESP32 DevKit.</w:t>
       </w:r>
     </w:p>
@@ -942,7 +867,6 @@
         <w:pStyle w:val="ListBullet"/>
       </w:pPr>
       <w:r>
-        <w:rPr/>
         <w:t>Bước 1. Cài Arduino IDE và driver USB-UART (CP210x/CH340).</w:t>
       </w:r>
     </w:p>
@@ -951,7 +875,6 @@
         <w:pStyle w:val="ListBullet"/>
       </w:pPr>
       <w:r>
-        <w:rPr/>
         <w:t>Bước 2. File → Preferences → Additional Boards Manager URLs: thêm https://espressif.github.io/arduino-esp32/package_esp32_index.json</w:t>
       </w:r>
     </w:p>
@@ -960,7 +883,6 @@
         <w:pStyle w:val="ListBullet"/>
       </w:pPr>
       <w:r>
-        <w:rPr/>
         <w:t>Bước 3. Tools → Board → Boards Manager → cài gói “esp32” của Espressif Systems.</w:t>
       </w:r>
     </w:p>
@@ -969,7 +891,6 @@
         <w:pStyle w:val="ListBullet"/>
       </w:pPr>
       <w:r>
-        <w:rPr/>
         <w:t>Bước 4. Chọn Board “ESP32 Dev Module” và đúng cổng COM.</w:t>
       </w:r>
     </w:p>
@@ -978,7 +899,6 @@
         <w:pStyle w:val="ListBullet"/>
       </w:pPr>
       <w:r>
-        <w:rPr/>
         <w:t>Bước 5. Serial Monitor 115200 baud; giữ nút BOOT khi nạp nếu IDE báo “Connecting...”.</w:t>
       </w:r>
     </w:p>
@@ -987,7 +907,6 @@
         <w:pStyle w:val="ListBullet"/>
       </w:pPr>
       <w:r>
-        <w:rPr/>
         <w:t>Bước 6. Nạp sketch Blink xác nhận trước khi viết chương trình hybrid hai trục.</w:t>
       </w:r>
     </w:p>
@@ -996,14 +915,12 @@
         <w:pStyle w:val="Heading2"/>
       </w:pPr>
       <w:r>
-        <w:rPr/>
         <w:t>2.9. Module ESP32 DevKit dùng trong đề tài</w:t>
       </w:r>
     </w:p>
     <w:p>
       <w:pPr/>
       <w:r>
-        <w:rPr/>
         <w:t>Module ESP32 DevKit điều khiển cả hai khớp. Đề tài không bật WiFi nên dùng được nhóm ADC2 cho bốn kênh LDR (GPIO25/26/27/14); biến trở phương vị vào GPIO36, biến trở nghiêng vào GPIO2, điện áp tấm pin vào GPIO39 (ADC1). Lệnh hai cầu H đi qua bốn opto PC817 với quy ước tích cực thấp; bốn công tắc hành trình kéo xuống 1k đọc mức 1 khi chạm.</w:t>
       </w:r>
     </w:p>
@@ -1012,7 +929,6 @@
         <w:pStyle w:val="Heading2"/>
       </w:pPr>
       <w:r>
-        <w:rPr/>
         <w:t>2.10. Các nhóm lệnh cơ bản dùng trong chương trình</w:t>
       </w:r>
     </w:p>
@@ -1022,7 +938,6 @@
         <w:spacing w:after="80"/>
       </w:pPr>
       <w:r>
-        <w:rPr/>
         <w:t>Bảng 1. Các nhóm lệnh dùng trong chương trình hybrid hai trục</w:t>
       </w:r>
     </w:p>
@@ -1527,7 +1442,6 @@
         <w:pStyle w:val="Heading2"/>
       </w:pPr>
       <w:r>
-        <w:rPr/>
         <w:t>2.11. Thư viện sử dụng</w:t>
       </w:r>
     </w:p>
@@ -1536,7 +1450,6 @@
         <w:pStyle w:val="ListBullet"/>
       </w:pPr>
       <w:r>
-        <w:rPr/>
         <w:t>Wire.h cho DS1307 (0x68) và PCF8574 của LCD (0x27) trên cùng bus I²C.</w:t>
       </w:r>
     </w:p>
@@ -1545,7 +1458,6 @@
         <w:pStyle w:val="ListBullet"/>
       </w:pPr>
       <w:r>
-        <w:rPr/>
         <w:t>LiquidCrystal_I2C.h điều khiển LCD 1602 qua hai chân SDA/SCL.</w:t>
       </w:r>
     </w:p>
@@ -1554,7 +1466,6 @@
         <w:pStyle w:val="ListBullet"/>
       </w:pPr>
       <w:r>
-        <w:rPr/>
         <w:t>Toán học chuẩn C++ cho khối thiên văn; không dùng WiFi/Bluetooth để giữ nhóm ADC2.</w:t>
       </w:r>
     </w:p>
@@ -1563,7 +1474,6 @@
         <w:pStyle w:val="Heading2"/>
       </w:pPr>
       <w:r>
-        <w:rPr/>
         <w:t>2.12. Các tham số và kết quả kế thừa từ quyển nghiên cứu</w:t>
       </w:r>
     </w:p>
@@ -1573,7 +1483,6 @@
         <w:spacing w:after="80"/>
       </w:pPr>
       <w:r>
-        <w:rPr/>
         <w:t>Bảng 2. Tham số kế thừa từ quyển nghiên cứu đưa vào chương trình hai trục</w:t>
       </w:r>
     </w:p>
@@ -2025,7 +1934,6 @@
         <w:pStyle w:val="Heading1"/>
       </w:pPr>
       <w:r>
-        <w:rPr/>
         <w:t>CHƯƠNG 3. CHẾ TẠO, HIỆU CHUẨN, ĐO ĐẠC VÀ CÁC PHƯƠNG PHÁP XỬ LÝ TRONG CODE</w:t>
       </w:r>
     </w:p>
@@ -2034,14 +1942,12 @@
         <w:pStyle w:val="Heading2"/>
       </w:pPr>
       <w:r>
-        <w:rPr/>
         <w:t>3.1. Thiết kế mạch trên EasyEDA</w:t>
       </w:r>
     </w:p>
     <w:p>
       <w:pPr/>
       <w:r>
-        <w:rPr/>
         <w:t>Mạch được vẽ trên EasyEDA thành bảy sheet như bản một trục, riêng bản hai trục dùng đủ cả hai mạng lệnh motor (th_thuan/th_nguoc và th_thuan2/th_nguoc2) và thêm biến trở khớp nghiêng ở GPIO2. Các quyết định thiết kế ảnh hưởng tới code: bốn kênh LDR trên ADC2 nên không bật WiFi; lệnh cầu H tích cực thấp qua opto; công tắc hành trình kéo xuống 1k đọc mức 1 khi chạm; DS1307 và LCD chung bus I²C.</w:t>
       </w:r>
     </w:p>
@@ -2050,7 +1956,6 @@
         <w:pStyle w:val="Heading2"/>
       </w:pPr>
       <w:r>
-        <w:rPr/>
         <w:t>3.2. Chế tạo mạch</w:t>
       </w:r>
     </w:p>
@@ -2059,7 +1964,6 @@
         <w:pStyle w:val="ListBullet"/>
       </w:pPr>
       <w:r>
-        <w:rPr/>
         <w:t>Hoàn thành hàn khối nguồn ba nhánh và đo 3,3 V / 5 V trước khi cắm module.</w:t>
       </w:r>
     </w:p>
@@ -2068,7 +1972,6 @@
         <w:pStyle w:val="ListBullet"/>
       </w:pPr>
       <w:r>
-        <w:rPr/>
         <w:t>Hoàn thành hàn hai cầu H tám TIP41C kèm tản nhiệt, diode bảo vệ và bốn kênh opto cách ly.</w:t>
       </w:r>
     </w:p>
@@ -2077,7 +1980,6 @@
         <w:pStyle w:val="ListBullet"/>
       </w:pPr>
       <w:r>
-        <w:rPr/>
         <w:t>Hoàn thành đi dây bus I²C và dây tín hiệu bốn kênh LDR xoắn đôi tránh nhiễu cầu H.</w:t>
       </w:r>
     </w:p>
@@ -2086,7 +1988,6 @@
         <w:pStyle w:val="Heading2"/>
       </w:pPr>
       <w:r>
-        <w:rPr/>
         <w:t>3.3. Thiết kế cơ khí phục vụ phần mềm</w:t>
       </w:r>
     </w:p>
@@ -2095,7 +1996,6 @@
         <w:pStyle w:val="ListBullet"/>
       </w:pPr>
       <w:r>
-        <w:rPr/>
         <w:t>Hai biến trở hồi tiếp gắn đồng trục từng khớp để code nội suy tuyến tính ba điểm.</w:t>
       </w:r>
     </w:p>
@@ -2104,7 +2004,6 @@
         <w:pStyle w:val="ListBullet"/>
       </w:pPr>
       <w:r>
-        <w:rPr/>
         <w:t>Bốn công tắc hành trình đặt ngoài vùng làm việc 2°, code dùng làm giới hạn cứng từng chiều.</w:t>
       </w:r>
     </w:p>
@@ -2113,7 +2012,6 @@
         <w:pStyle w:val="ListBullet"/>
       </w:pPr>
       <w:r>
-        <w:rPr/>
         <w:t>Khối gá LDR in 3D giữ nguyên góc nghiêng β_s sau hiệu chuẩn để hệ số K_cal ổn định giữa các lần chạy.</w:t>
       </w:r>
     </w:p>
@@ -2122,7 +2020,6 @@
         <w:pStyle w:val="Heading2"/>
       </w:pPr>
       <w:r>
-        <w:rPr/>
         <w:t>3.4. Hiệu chuẩn và đo đạc</w:t>
       </w:r>
     </w:p>
@@ -2131,7 +2028,6 @@
         <w:pStyle w:val="ListBullet"/>
       </w:pPr>
       <w:r>
-        <w:rPr/>
         <w:t>Hoàn thành hiệu chuẩn K_cal bốn kênh LDR; sai lệch sau hiệu chuẩn dưới 2%.</w:t>
       </w:r>
     </w:p>
@@ -2140,7 +2036,6 @@
         <w:pStyle w:val="ListBullet"/>
       </w:pPr>
       <w:r>
-        <w:rPr/>
         <w:t>Hoàn thành hiệu chuẩn hai biến trở ba điểm; sai số góc suy ra ≤ 1,5° mỗi khớp.</w:t>
       </w:r>
     </w:p>
@@ -2149,7 +2044,6 @@
         <w:pStyle w:val="ListBullet"/>
       </w:pPr>
       <w:r>
-        <w:rPr/>
         <w:t>Hoàn thành đo trôi giờ DS1307 dưới 3 giây/24 giờ và thử hiển thị đủ hai dòng LCD.</w:t>
       </w:r>
     </w:p>
@@ -2158,7 +2052,6 @@
         <w:pStyle w:val="ListBullet"/>
       </w:pPr>
       <w:r>
-        <w:rPr/>
         <w:t>Hoàn thành đo dòng hai motor (4,2 A và 3,8 A); code giới hạn mỗi lệnh 8 giây.</w:t>
       </w:r>
     </w:p>
@@ -2167,7 +2060,6 @@
         <w:pStyle w:val="Heading2"/>
       </w:pPr>
       <w:r>
-        <w:rPr/>
         <w:t>3.5. Phương pháp đọc ADC trong code</w:t>
       </w:r>
     </w:p>
@@ -2176,7 +2068,6 @@
         <w:pStyle w:val="ListBullet"/>
       </w:pPr>
       <w:r>
-        <w:rPr/>
         <w:t>Sáu kênh tương tự đọc 12 bit với suy hao 11 dB; mỗi kênh lấy 16 mẫu, bỏ mẫu lệch rồi trung bình.</w:t>
       </w:r>
     </w:p>
@@ -2185,7 +2076,6 @@
         <w:pStyle w:val="ListBullet"/>
       </w:pPr>
       <w:r>
-        <w:rPr/>
         <w:t>Nhân K_cal từng kênh LDR trước khi lập e1 = trái − phải và e2 = trên − dưới; ngưỡng 200 và vùng chết 120 mức ADC.</w:t>
       </w:r>
     </w:p>
@@ -2194,7 +2084,6 @@
         <w:pStyle w:val="ListBullet"/>
       </w:pPr>
       <w:r>
-        <w:rPr/>
         <w:t>Kênh áp tấm pin qua cầu chia chỉ giám sát và hiển thị; phiên bản này chưa đo dòng điện.</w:t>
       </w:r>
     </w:p>
@@ -2203,7 +2092,6 @@
         <w:pStyle w:val="Heading2"/>
       </w:pPr>
       <w:r>
-        <w:rPr/>
         <w:t>3.6. Phương pháp điều khiển hai động cơ qua cầu H</w:t>
       </w:r>
     </w:p>
@@ -2213,7 +2101,6 @@
         <w:spacing w:after="80"/>
       </w:pPr>
       <w:r>
-        <w:rPr/>
         <w:t>Bảng 3. Bảng lệnh cầu H dùng chung cho hai khớp</w:t>
       </w:r>
     </w:p>
@@ -2504,7 +2391,6 @@
     <w:p>
       <w:pPr/>
       <w:r>
-        <w:rPr/>
         <w:t>Thứ tự tinh chỉnh trong mỗi chu kỳ LDR là khớp nghiêng trước rồi khớp phương vị sau, để sai lệch phương vị được đo khi mặt pin đã đúng độ cao; mỗi lệnh chạy được giám sát 10 ms một lần và tự khóa cầu H khi đạt vùng chết hoặc hết 8 giây.</w:t>
       </w:r>
     </w:p>
@@ -2513,14 +2399,12 @@
         <w:pStyle w:val="Heading2"/>
       </w:pPr>
       <w:r>
-        <w:rPr/>
         <w:t>3.7. Đọc thời gian từ module DS1307</w:t>
       </w:r>
     </w:p>
     <w:p>
       <w:pPr/>
       <w:r>
-        <w:rPr/>
         <w:t>Code đọc bảy thanh ghi BCD của DS1307 qua địa chỉ 0x68, giải mã BCD rồi suy ra số ngày trong năm n và giờ Mặt Trời t để tính δ, H, α, γ; hai góc đặt của khớp nghiêng và khớp phương vị lấy trực tiếp từ cặp (α, γ) sau khi chuẩn hóa bước nhảy 180° trưa hạ chí.</w:t>
       </w:r>
     </w:p>
@@ -2529,14 +2413,12 @@
         <w:pStyle w:val="Heading2"/>
       </w:pPr>
       <w:r>
-        <w:rPr/>
         <w:t>3.8. Hiển thị thời gian và trạng thái lên LCD I2C 1602</w:t>
       </w:r>
     </w:p>
     <w:p>
       <w:pPr/>
       <w:r>
-        <w:rPr/>
         <w:t>Mỗi giây, dòng 1 LCD in ngày giờ từ DS1307 dạng “DD/MM HH:MM:SS”; dòng 2 in góc hai khớp và trạng thái, ví dụ “ng=+35 q=-12 OK”. Khi mây mù giữ vị trí hoặc chạm hành trình, dòng 2 đổi thành thông báo “GIU VI TRI” hoặc “CHAN HANH TRINH”.</w:t>
       </w:r>
     </w:p>
@@ -2545,14 +2427,12 @@
         <w:pStyle w:val="Heading2"/>
       </w:pPr>
       <w:r>
-        <w:rPr/>
         <w:t>3.9. Đọc biến trở suy ra góc nghiêng và góc phương vị</w:t>
       </w:r>
     </w:p>
     <w:p>
       <w:pPr/>
       <w:r>
-        <w:rPr/>
         <w:t>Mỗi khớp một biến trở chia áp 3,3 V; code đọc trung bình 16 mẫu rồi nội suy ba điểm hiệu chuẩn ra góc khớp, kẹp trong hành trình cơ khí (nghiêng 0–75°, phương vị ±120°). Giá trị này dùng để giới hạn góc đặt thiên văn, dừng lệnh tinh chỉnh và hiển thị LCD.</w:t>
       </w:r>
     </w:p>
@@ -2561,7 +2441,6 @@
         <w:pStyle w:val="Heading2"/>
       </w:pPr>
       <w:r>
-        <w:rPr/>
         <w:t>3.10. Lưu đồ thuật toán từng phần và tổng quát</w:t>
       </w:r>
     </w:p>
@@ -2571,7 +2450,6 @@
         <w:jc w:val="center"/>
       </w:pPr>
       <w:r>
-        <w:rPr/>
         <w:drawing>
           <wp:inline xmlns:a="http://schemas.openxmlformats.org/drawingml/2006/main" xmlns:pic="http://schemas.openxmlformats.org/drawingml/2006/picture">
             <wp:extent cx="5303520" cy="4882358"/>
@@ -2611,7 +2489,6 @@
         <w:pStyle w:val="Caption"/>
       </w:pPr>
       <w:r>
-        <w:rPr/>
         <w:t>Hình 1. Lưu đồ tổng quát chương trình hybrid hai trục (bản vẽ của sinh viên)</w:t>
       </w:r>
     </w:p>
@@ -2621,7 +2498,6 @@
         <w:jc w:val="center"/>
       </w:pPr>
       <w:r>
-        <w:rPr/>
         <w:drawing>
           <wp:inline xmlns:a="http://schemas.openxmlformats.org/drawingml/2006/main" xmlns:pic="http://schemas.openxmlformats.org/drawingml/2006/picture">
             <wp:extent cx="5120640" cy="5965459"/>
@@ -2661,7 +2537,6 @@
         <w:pStyle w:val="Caption"/>
       </w:pPr>
       <w:r>
-        <w:rPr/>
         <w:t>Hình 2. Lưu đồ đọc giờ DS1307 và tính góc thiên văn</w:t>
       </w:r>
     </w:p>
@@ -2671,7 +2546,6 @@
         <w:jc w:val="center"/>
       </w:pPr>
       <w:r>
-        <w:rPr/>
         <w:drawing>
           <wp:inline xmlns:a="http://schemas.openxmlformats.org/drawingml/2006/main" xmlns:pic="http://schemas.openxmlformats.org/drawingml/2006/picture">
             <wp:extent cx="5120640" cy="6426925"/>
@@ -2711,7 +2585,6 @@
         <w:pStyle w:val="Caption"/>
       </w:pPr>
       <w:r>
-        <w:rPr/>
         <w:t>Hình 3. Lưu đồ đọc bốn kênh LDR và tính e1, e2</w:t>
       </w:r>
     </w:p>
@@ -2721,7 +2594,6 @@
         <w:jc w:val="center"/>
       </w:pPr>
       <w:r>
-        <w:rPr/>
         <w:drawing>
           <wp:inline xmlns:a="http://schemas.openxmlformats.org/drawingml/2006/main" xmlns:pic="http://schemas.openxmlformats.org/drawingml/2006/picture">
             <wp:extent cx="5120640" cy="6233283"/>
@@ -2761,7 +2633,6 @@
         <w:pStyle w:val="Caption"/>
       </w:pPr>
       <w:r>
-        <w:rPr/>
         <w:t>Hình 4. Lưu đồ điều khiển motor qua cầu H bốn TIP41C</w:t>
       </w:r>
     </w:p>
@@ -2771,7 +2642,6 @@
         <w:jc w:val="center"/>
       </w:pPr>
       <w:r>
-        <w:rPr/>
         <w:drawing>
           <wp:inline xmlns:a="http://schemas.openxmlformats.org/drawingml/2006/main" xmlns:pic="http://schemas.openxmlformats.org/drawingml/2006/picture">
             <wp:extent cx="4937760" cy="5164493"/>
@@ -2811,7 +2681,6 @@
         <w:pStyle w:val="Caption"/>
       </w:pPr>
       <w:r>
-        <w:rPr/>
         <w:t>Hình 5. Lưu đồ hiển thị LCD I2C 1602</w:t>
       </w:r>
     </w:p>
@@ -2821,7 +2690,6 @@
         <w:jc w:val="center"/>
       </w:pPr>
       <w:r>
-        <w:rPr/>
         <w:drawing>
           <wp:inline xmlns:a="http://schemas.openxmlformats.org/drawingml/2006/main" xmlns:pic="http://schemas.openxmlformats.org/drawingml/2006/picture">
             <wp:extent cx="4937760" cy="5680943"/>
@@ -2861,7 +2729,6 @@
         <w:pStyle w:val="Caption"/>
       </w:pPr>
       <w:r>
-        <w:rPr/>
         <w:t>Hình 6. Lưu đồ đọc biến trở suy ra góc khớp</w:t>
       </w:r>
     </w:p>
@@ -2870,7 +2737,6 @@
         <w:pStyle w:val="Heading2"/>
       </w:pPr>
       <w:r>
-        <w:rPr/>
         <w:t>3.11. Code mẫu hoàn chỉnh của mô hình hai trục</w:t>
       </w:r>
     </w:p>
@@ -4692,7 +4558,6 @@
     <w:p>
       <w:pPr/>
       <w:r>
-        <w:rPr/>
         <w:t>Code hai trục giữ nguyên khung bản một trục và thêm ba điểm: khối thiên văn trả về cặp (α, γ) kèm chuẩn hóa bước nhảy 180°; nhánh tinh chỉnh xét e2 của khớp nghiêng trước rồi mới tới e1 của khớp phương vị; mỗi khớp có hàm chạy motor riêng với cặp công tắc hành trình của mình. Trạng thái khóa cầu H sau mỗi lệnh nhờ trục vít tự hãm giữ nguyên vị trí hai khớp.</w:t>
       </w:r>
     </w:p>
@@ -4701,7 +4566,6 @@
         <w:pStyle w:val="Heading1"/>
       </w:pPr>
       <w:r>
-        <w:rPr/>
         <w:t>CHƯƠNG 4. TIẾN ĐỘ THỰC HIỆN VÀ KẾ HOẠCH TUẦN NÀY</w:t>
       </w:r>
     </w:p>
@@ -4710,7 +4574,6 @@
         <w:pStyle w:val="Heading2"/>
       </w:pPr>
       <w:r>
-        <w:rPr/>
         <w:t>4.1. Kết quả đạt được trong tuần 5/10 – 10/10/2026</w:t>
       </w:r>
     </w:p>
@@ -4719,7 +4582,6 @@
         <w:pStyle w:val="ListBullet"/>
       </w:pPr>
       <w:r>
-        <w:rPr/>
         <w:t>Hoàn thành cài Arduino IDE kèm lõi esp32 và nạp thử thành công lên ESP32 DevKit bản hai trục.</w:t>
       </w:r>
     </w:p>
@@ -4728,7 +4590,6 @@
         <w:pStyle w:val="ListBullet"/>
       </w:pPr>
       <w:r>
-        <w:rPr/>
         <w:t>Hoàn thành hàn hai cầu H, bốn kênh opto, khối nguồn và bus I²C chung cho DS1307 với LCD.</w:t>
       </w:r>
     </w:p>
@@ -4737,7 +4598,6 @@
         <w:pStyle w:val="ListBullet"/>
       </w:pPr>
       <w:r>
-        <w:rPr/>
         <w:t>Hoàn thành hiệu chuẩn bốn kênh LDR, hai biến trở hồi tiếp và kiểm thử liên động bốn công tắc hành trình.</w:t>
       </w:r>
     </w:p>
@@ -4746,7 +4606,6 @@
         <w:pStyle w:val="ListBullet"/>
       </w:pPr>
       <w:r>
-        <w:rPr/>
         <w:t>Hoàn thành viết và nạp code hybrid hai trục: đúng thứ tự nghiêng trước – phương vị sau, hiển thị đủ giờ và hai góc khớp lên LCD.</w:t>
       </w:r>
     </w:p>
@@ -4755,7 +4614,6 @@
         <w:pStyle w:val="Heading2"/>
       </w:pPr>
       <w:r>
-        <w:rPr/>
         <w:t>4.2. Các công việc còn lại của tuần này (5/10 – 10/10/2026)</w:t>
       </w:r>
     </w:p>
@@ -4764,7 +4622,6 @@
         <w:pStyle w:val="ListBullet"/>
       </w:pPr>
       <w:r>
-        <w:rPr/>
         <w:t>Chạy ngoài trời trọn ngày nắng, đối chiếu log hai góc khớp với đồ thị mô phỏng ở quyển nghiên cứu.</w:t>
       </w:r>
     </w:p>
@@ -4773,7 +4630,6 @@
         <w:pStyle w:val="ListBullet"/>
       </w:pPr>
       <w:r>
-        <w:rPr/>
         <w:t>Tinh chỉnh ngưỡng e1/e2 và độ dài bước chạy để giảm số lần khởi động hai motor.</w:t>
       </w:r>
     </w:p>
@@ -4782,7 +4638,6 @@
         <w:pStyle w:val="ListBullet"/>
       </w:pPr>
       <w:r>
-        <w:rPr/>
         <w:t>Bổ sung chế độ gió lớn: đọc lịch và đưa tấm pin về vị trí nghỉ nằm ngang.</w:t>
       </w:r>
     </w:p>
@@ -4791,84 +4646,72 @@
         <w:pStyle w:val="Heading1"/>
       </w:pPr>
       <w:r>
-        <w:rPr/>
         <w:t>TÀI LIỆU THAM KHẢO</w:t>
       </w:r>
     </w:p>
     <w:p>
       <w:pPr/>
       <w:r>
-        <w:rPr/>
         <w:t>[1] I. Reda and A. Andreas, “Solar Position Algorithm for Solar Radiation Applications,” NREL/TP-560-34302, 2008. https://docs.nrel.gov/docs/fy08osti/34302.pdf</w:t>
       </w:r>
     </w:p>
     <w:p>
       <w:pPr/>
       <w:r>
-        <w:rPr/>
         <w:t>[2] I. Reda and A. Andreas, “Solar position algorithm for solar radiation applications,” Solar Energy, vol. 76, no. 5, pp. 577-589, 2004.</w:t>
       </w:r>
     </w:p>
     <w:p>
       <w:pPr/>
       <w:r>
-        <w:rPr/>
         <w:t>[3] J. A. Duffie and W. A. Beckman, Solar Engineering of Thermal Processes, 4th ed., John Wiley &amp; Sons, 2013.</w:t>
       </w:r>
     </w:p>
     <w:p>
       <w:pPr/>
       <w:r>
-        <w:rPr/>
         <w:t>[4] R. F. Fuentes-Morales et al., “Control algorithms applied to active solar tracking systems: A review,” Solar Energy, vol. 212, pp. 203-219, 2020. https://doi.org/10.1016/j.solener.2020.10.071</w:t>
       </w:r>
     </w:p>
     <w:p>
       <w:pPr/>
       <w:r>
-        <w:rPr/>
         <w:t>[5] H. Mousazadeh et al., “A review of principle and sun-tracking methods for maximizing solar systems output,” Renewable and Sustainable Energy Reviews, vol. 13, no. 8, pp. 1800-1818, 2009.</w:t>
       </w:r>
     </w:p>
     <w:p>
       <w:pPr/>
       <w:r>
-        <w:rPr/>
         <w:t>[6] A. Awasthi et al., “Review on sun tracking technology in solar PV system,” Energy Reports, vol. 6, pp. 392-405, 2020.</w:t>
       </w:r>
     </w:p>
     <w:p>
       <w:pPr/>
       <w:r>
-        <w:rPr/>
         <w:t>[7] A. R. Amelia et al., “Technologies of solar tracking systems: A review,” IOP Conference Series: Materials Science and Engineering, vol. 767, 012052, 2020.</w:t>
       </w:r>
     </w:p>
     <w:p>
       <w:pPr/>
       <w:r>
-        <w:rPr/>
         <w:t>[8] Espressif Systems, ESP32 Series Datasheet. https://www.espressif.com/sites/default/files/documentation/esp32_datasheet_en.pdf</w:t>
       </w:r>
     </w:p>
     <w:p>
       <w:pPr/>
       <w:r>
-        <w:rPr/>
         <w:t>[9] Maxim Integrated, DS1307 64 x 8, Serial I2C Real-Time Clock, Datasheet. https://www.analog.com/media/en/technical-documentation/data-sheets/DS1307.pdf</w:t>
       </w:r>
     </w:p>
     <w:p>
       <w:pPr/>
       <w:r>
-        <w:rPr/>
         <w:t>[10] A. El Hammoumi et al., “A simple and low-cost active dual-axis solar tracker,” Energy Science &amp; Engineering, vol. 6, no. 5, pp. 607-620, 2018. https://doi.org/10.1002/ese3.236</w:t>
       </w:r>
     </w:p>
     <w:p>
       <w:pPr/>
       <w:r>
-        <w:rPr/>
         <w:t>[11] J.-M. Wang and C.-L. Lu, “Design and Implementation of a Sun Tracker with a Dual-Axis Single Motor for an Optical Sensor-Based Photovoltaic System,” Sensors, vol. 13, no. 3, pp. 3157-3168, 2013. https://doi.org/10.3390/s130303157</w:t>
       </w:r>
     </w:p>
@@ -5341,7 +5184,7 @@
     <w:rPr>
       <w:rFonts w:ascii="Times New Roman" w:hAnsi="Times New Roman" w:eastAsia="Times New Roman"/>
       <w:b w:val="0"/>
-      <w:sz w:val="26"/>
+      <w:sz w:val="24"/>
     </w:rPr>
   </w:style>
   <w:style w:type="paragraph" w:styleId="Header">
@@ -5435,7 +5278,7 @@
       <w:b/>
       <w:bCs/>
       <w:color w:val="1F4E79"/>
-      <w:sz w:val="32"/>
+      <w:sz w:val="26"/>
       <w:szCs w:val="26"/>
     </w:rPr>
   </w:style>
@@ -5461,7 +5304,7 @@
       <w:b/>
       <w:bCs/>
       <w:color w:val="404040"/>
-      <w:sz w:val="28"/>
+      <w:sz w:val="24"/>
     </w:rPr>
   </w:style>
   <w:style w:type="paragraph" w:styleId="Heading4">
@@ -6151,7 +5994,7 @@
       <w:b w:val="0"/>
       <w:bCs/>
       <w:color w:val="505050"/>
-      <w:sz w:val="24"/>
+      <w:sz w:val="20"/>
       <w:szCs w:val="18"/>
     </w:rPr>
   </w:style>

--- a/Bao_cao_2_truc_Lap_trinh.docx
+++ b/Bao_cao_2_truc_Lap_trinh.docx
@@ -7,6 +7,7 @@
         <w:pStyle w:val="Heading1"/>
       </w:pPr>
       <w:r>
+        <w:rPr/>
         <w:t>CHƯƠNG 1. TỔNG QUAN ĐỀ TÀI</w:t>
       </w:r>
     </w:p>
@@ -15,24 +16,28 @@
         <w:pStyle w:val="Heading2"/>
       </w:pPr>
       <w:r>
+        <w:rPr/>
         <w:t>1.1. Lý do chọn đề tài</w:t>
       </w:r>
     </w:p>
     <w:p>
       <w:pPr/>
       <w:r>
+        <w:rPr/>
         <w:t>Vị trí biểu kiến của Mặt Trời dịch chuyển theo giờ và thay đổi theo mùa. Với tấm pin lắp cố định, hướng pháp tuyến chỉ phù hợp với tia trực tiếp trong một số thời điểm; sai lệch góc làm giảm thành phần bức xạ trực tiếp thu được. Hệ bám nắng hai trục có thể thay đổi cả phương vị và góc cao, là một phương án kỹ thuật để khảo sát khả năng duy trì hướng pin gần với hướng Mặt Trời.</w:t>
       </w:r>
     </w:p>
     <w:p>
       <w:pPr/>
       <w:r>
+        <w:rPr/>
         <w:t>Các mô hình dùng cảm biến quang cần xử lý sai khác giữa các cảm biến, nhiễu và bóng che. Với bốn LDR đặt ở bốn góc, việc so sánh hai cặp chéo giúp xác định phía có điện trở nhỏ hơn, tức phía nhận ánh sáng mạnh hơn. Điều khiển suy ra góc cần quay rồi đọc lại sau mỗi chu kỳ giúp cơ cấu căn chỉnh mà không phải quay liên tục.</w:t>
       </w:r>
     </w:p>
     <w:p>
       <w:pPr/>
       <w:r>
+        <w:rPr/>
         <w:t>Đề tài được lựa chọn nhằm xây dựng thuật toán bám nắng hai trục dùng bốn LDR và hai động cơ gạt nước trục vít cho phương vị, độ nghiêng; tập trung vào cách lập ma trận điện trở, suy ra góc cần quay, giới hạn hành trình và chu kỳ đọc lại cảm biến.</w:t>
       </w:r>
     </w:p>
@@ -41,18 +46,21 @@
         <w:pStyle w:val="Heading2"/>
       </w:pPr>
       <w:r>
+        <w:rPr/>
         <w:t>1.2. Tổng quan về đề tài</w:t>
       </w:r>
     </w:p>
     <w:p>
       <w:pPr/>
       <w:r>
+        <w:rPr/>
         <w:t>Cụm bốn LDR đặt ở bốn góc mặt pin, mỗi cảm biến chếch ra ngoài một góc bằng nhau để phân biệt hướng sáng theo hai phương. ESP32 tính sai lệch quang theo ma trận bốn LDR, suy ra góc đích cho hai động cơ gạt nước trục vít ở cả phương vị và độ nghiêng, hồi tiếp góc bằng biến trở xoay; công tắc hành trình giới hạn chuyển động. Các nghiên cứu về tracker hai trục được dùng làm tài liệu tham khảo, không dùng kết quả của chúng thay cho phép đo trên mô hình này [10, 11].</w:t>
       </w:r>
     </w:p>
     <w:p>
       <w:pPr/>
       <w:r>
+        <w:rPr/>
         <w:t>Thuật toán của đề tài không cần tính góc đặt thiên văn trong vòng điều khiển chính: bộ điều khiển đọc ma trận bốn LDR, suy ra góc cần quay bằng quan hệ lượng giác, quay trực tiếp tới góc đích theo hồi tiếp biến trở và định kỳ đọc lại để hiệu chỉnh.</w:t>
       </w:r>
     </w:p>
@@ -61,12 +69,14 @@
         <w:pStyle w:val="Heading2"/>
       </w:pPr>
       <w:r>
+        <w:rPr/>
         <w:t>1.3. Mục tiêu nghiên cứu</w:t>
       </w:r>
     </w:p>
     <w:p>
       <w:pPr/>
       <w:r>
+        <w:rPr/>
         <w:t>Mục tiêu tổng quát là xây dựng thuật toán điều khiển mô hình tấm pin hai trục bằng cách so sánh điện trở của bốn LDR, điều khiển lần lượt hướng nghiêng và hướng xoay, sau đó tự đọc lại theo chu kỳ để duy trì trạng thái cân bằng ánh sáng.</w:t>
       </w:r>
     </w:p>
@@ -75,6 +85,7 @@
         <w:pStyle w:val="ListBullet"/>
       </w:pPr>
       <w:r>
+        <w:rPr/>
         <w:t>Tổng hợp nguyên lý các linh kiện, phương pháp bám nắng và quy ước xác định hướng nghiêng, hướng xoay của tấm pin.</w:t>
       </w:r>
     </w:p>
@@ -83,6 +94,7 @@
         <w:pStyle w:val="ListBullet"/>
       </w:pPr>
       <w:r>
+        <w:rPr/>
         <w:t>Đề xuất cụm bốn LDR, ESP32, hai động cơ gạt nước trục vít cho phương vị và độ nghiêng, hai biến trở hồi tiếp góc, RTC và công tắc hành trình.</w:t>
       </w:r>
     </w:p>
@@ -91,6 +103,7 @@
         <w:pStyle w:val="ListBullet"/>
       </w:pPr>
       <w:r>
+        <w:rPr/>
         <w:t>Xây dựng quy tắc ma trận bốn LDR, xác định phía nhận sáng mạnh hơn, suy ra góc cần quay cho từng trục và đọc lại sau mỗi chu kỳ.</w:t>
       </w:r>
     </w:p>
@@ -99,6 +112,7 @@
         <w:pStyle w:val="ListBullet"/>
       </w:pPr>
       <w:r>
+        <w:rPr/>
         <w:t>Lập quy trình kiểm tra hướng chuyển động, ngưỡng cân bằng, thời gian đọc lại và so sánh năng lượng với tấm pin cố định.</w:t>
       </w:r>
     </w:p>
@@ -107,18 +121,21 @@
         <w:pStyle w:val="Heading2"/>
       </w:pPr>
       <w:r>
+        <w:rPr/>
         <w:t>1.4. Đối tượng và phạm vi nghiên cứu</w:t>
       </w:r>
     </w:p>
     <w:p>
       <w:pPr/>
       <w:r>
+        <w:rPr/>
         <w:t>Cấu hình đề xuất dùng ESP32, bốn LDR, hai động cơ gạt nước trục vít (phương vị và độ nghiêng) đóng cắt qua relay/cầu H, hai biến trở hồi tiếp góc, RTC và công tắc hành trình cho hai trục; photodiode được xem xét ở mức so sánh. Tọa độ lắp đặt, kích thước tấm pin, mô-men cơ cấu và giới hạn góc cần được xác định theo mô hình thực tế trước khi chế tạo.</w:t>
       </w:r>
     </w:p>
     <w:p>
       <w:pPr/>
       <w:r>
+        <w:rPr/>
         <w:t>Phạm vi tập trung vào đọc ma trận điện trở LDR, suy ra góc lệch hai hướng nghiêng/quay, điều khiển hai cơ cấu chấp hành quay tới góc đích và bảo vệ hành trình.</w:t>
       </w:r>
     </w:p>
@@ -127,12 +144,14 @@
         <w:pStyle w:val="Heading2"/>
       </w:pPr>
       <w:r>
+        <w:rPr/>
         <w:t>1.5. Kết quả dự kiến</w:t>
       </w:r>
     </w:p>
     <w:p>
       <w:pPr/>
       <w:r>
+        <w:rPr/>
         <w:t>Kết quả dự kiến gồm:</w:t>
       </w:r>
     </w:p>
@@ -141,6 +160,7 @@
         <w:pStyle w:val="ListBullet"/>
       </w:pPr>
       <w:r>
+        <w:rPr/>
         <w:t>Mô hình khối và phương án phần cứng hai trục có sơ đồ kết nối, giới hạn chuyển động và các bước hiệu chuẩn.</w:t>
       </w:r>
     </w:p>
@@ -149,6 +169,7 @@
         <w:pStyle w:val="ListBullet"/>
       </w:pPr>
       <w:r>
+        <w:rPr/>
         <w:t>Thuật toán ma trận điện trở 4 LDR suy ra góc đích, điều khiển motor phương vị và motor nghiêng quay tới góc đích, dừng khi vào vùng chết và tự đọc lại theo chu kỳ.</w:t>
       </w:r>
     </w:p>
@@ -157,6 +178,7 @@
         <w:pStyle w:val="ListBullet"/>
       </w:pPr>
       <w:r>
+        <w:rPr/>
         <w:t>Chương trình điều khiển ESP32 cùng quy trình kiểm thử từng cảm biến, hai động cơ gạt nước và công tắc hành trình.</w:t>
       </w:r>
     </w:p>
@@ -165,12 +187,14 @@
         <w:pStyle w:val="ListBullet"/>
       </w:pPr>
       <w:r>
+        <w:rPr/>
         <w:t>Bộ chỉ tiêu và quy trình ghi dữ liệu để so sánh các chế độ bám sau khi hoàn tất mô hình.</w:t>
       </w:r>
     </w:p>
     <w:p>
       <w:pPr/>
       <w:r>
+        <w:rPr/>
         <w:t>Đây là các sản phẩm dự kiến; kết quả định lượng về sai số hoặc năng lượng chỉ được bổ sung sau khi mô phỏng/đo kiểm trên cấu hình đã xác nhận.</w:t>
       </w:r>
     </w:p>
@@ -179,12 +203,14 @@
         <w:pStyle w:val="Heading2"/>
       </w:pPr>
       <w:r>
+        <w:rPr/>
         <w:t>1.6. Vai trò của quyển lập trình</w:t>
       </w:r>
     </w:p>
     <w:p>
       <w:pPr/>
       <w:r>
+        <w:rPr/>
         <w:t>Quyển này trình bày phần mềm của hệ hai trục: môi trường Arduino IDE và cách nạp cho ESP32, module ESP32 DevKit với các nhóm lệnh, thiết kế – chế tạo – hiệu chuẩn mạch và cơ khí, các phương pháp đọc ADC, điều khiển hai motor qua cầu H, đọc DS1307, hiển thị LCD I2C, đọc biến trở hai khớp, cùng lưu đồ từng phần và lưu đồ tổng quát kèm code mẫu hai trục hoàn chỉnh.</w:t>
       </w:r>
     </w:p>
@@ -193,6 +219,7 @@
         <w:pStyle w:val="Heading1"/>
       </w:pPr>
       <w:r>
+        <w:rPr/>
         <w:t>CHƯƠNG 2. CƠ SỞ LÝ THUYẾT, TỔNG QUAN LINH KIỆN VÀ MÔI TRƯỜNG LẬP TRÌNH</w:t>
       </w:r>
     </w:p>
@@ -201,24 +228,28 @@
         <w:pStyle w:val="Heading2"/>
       </w:pPr>
       <w:r>
+        <w:rPr/>
         <w:t>2.1. Pin năng lượng Mặt Trời</w:t>
       </w:r>
     </w:p>
     <w:p>
       <w:pPr/>
       <w:r>
+        <w:rPr/>
         <w:t>Mô-đun quang điện được cấu thành từ nhiều tế bào bán dẫn ghép nối tiếp/song song; mỗi tế bào biến đổi một phần bức xạ thành dòng điện một chiều. Mô-đun thường có kính mặt trước, lớp đóng gói, các tế bào, lớp mặt sau/ kính sau, khung và hộp nối; cấu tạo cụ thể tùy loại. Trong chuỗi tế bào có thể có diode bypass để hạn chế ảnh hưởng của che bóng cục bộ; diode này khác với photodiode dùng làm cảm biến ánh sáng.</w:t>
       </w:r>
     </w:p>
     <w:p>
       <w:pPr/>
       <w:r>
+        <w:rPr/>
         <w:t>Các thông số thường dùng để mô tả pin gồm Pmax, Voc, Isc, Vmp, Imp và hệ số nhiệt. Giá trị danh định được công bố theo điều kiện STC; ngoài thực tế, bức xạ, nhiệt độ tế bào, phổ ánh sáng, tải điện và bóng che làm đặc tuyến I-V thay đổi. Hướng đặt ảnh hưởng thành phần bức xạ trực tiếp; không thể suy ra công suất thực chỉ từ góc hình học hoặc điện áp hở mạch [3].</w:t>
       </w:r>
     </w:p>
     <w:p>
       <w:pPr/>
       <w:r>
+        <w:rPr/>
         <w:t>Trong phép thử tracker, đo U và I đồng thời, tính P = U×I và tích phân theo thời gian để thu năng lượng. Tấm đối chứng nên cùng loại, cùng tình trạng bề mặt và cùng tải; năng lượng tiêu thụ của hai động cơ gạt nước, ESP32 và mạch phụ trợ phải được ghi riêng rồi trừ khi tính năng lượng thuần.</w:t>
       </w:r>
     </w:p>
@@ -227,18 +258,21 @@
         <w:pStyle w:val="Heading2"/>
       </w:pPr>
       <w:r>
+        <w:rPr/>
         <w:t>2.2. Cảm biến quang trở (LDR)</w:t>
       </w:r>
     </w:p>
     <w:p>
       <w:pPr/>
       <w:r>
+        <w:rPr/>
         <w:t>Quang trở (Light Dependent Resistor - LDR) là linh kiện quang dẫn có điện trở thay đổi theo ánh sáng. Khi độ rọi tăng, điện trở LDR thường giảm; trong tối điện trở lớn hơn. Đặc tuyến này không tuyến tính, thay đổi theo phổ nguồn sáng, nhiệt độ, lô sản xuất và lịch sử chiếu sáng; tốc độ đáp ứng thường chậm hơn diode quang.</w:t>
       </w:r>
     </w:p>
     <w:p>
       <w:pPr/>
       <w:r>
+        <w:rPr/>
         <w:t>Trong mạch đo, LDR thường mắc với điện trở cố định thành cầu phân áp; ADC đọc điện áp tại điểm giữa để vi điều khiển xử lý. Chiều tăng/giảm của số ADC khi sáng phụ thuộc vị trí LDR trong cầu phân áp. Ưu điểm của LDR là rẻ, dễ tìm và mạch đơn giản; hạn chế là sai khác giữa mẫu, trôi theo môi trường và độ tuyến tính thấp, vì vậy cần bảo vệ khỏi bụi/ẩm và hiệu chuẩn nếu dùng cho phép đo định lượng.</w:t>
       </w:r>
     </w:p>
@@ -247,18 +281,21 @@
         <w:pStyle w:val="Heading2"/>
       </w:pPr>
       <w:r>
+        <w:rPr/>
         <w:t>2.3. Bộ điều khiển ESP32 DevKit và các khối phụ trợ</w:t>
       </w:r>
     </w:p>
     <w:p>
       <w:pPr/>
       <w:r>
+        <w:rPr/>
         <w:t>Bộ điều khiển trung tâm là module ESP32 DevKit duy nhất cho cả hai trục. Bo có hai nhóm ADC 12 bit; đề tài không bật WiFi nên dùng được cả nhóm ADC2. Theo sheet nguyên lý: bốn kênh LDR vào GPIO25/26/27/14, biến trở hồi tiếp góc phương vị vào GPIO36, điện áp tấm pin qua cầu chia vào GPIO39, biến trở hồi tiếp góc nghiêng của bản hai trục dùng GPIO2; bốn công tắc hành trình qt1–qt4 vào GPIO34/35/32/33. ADC của ESP32 chỉ đo điện áp 0–3,3 V, phiên bản này chưa đo dòng điện.</w:t>
       </w:r>
     </w:p>
     <w:p>
       <w:pPr/>
       <w:r>
+        <w:rPr/>
         <w:t>Thời gian thực dùng module DS1307 (I²C 0x68, pin nuôi) cấp ngày giờ cho khối thiên văn; hiển thị dùng LCD 1602 kèm mạch chuyển I²C PCF8574 (0x27) chung bus SDA/SCL (GPIO21/22). Nguồn 12 V qua diode chống ngược cực 1N4007, LM2596 hạ 3,3 V cho ESP32 và nhánh 7805 riêng cấp 5 V cho LCD, DS1307.</w:t>
       </w:r>
     </w:p>
@@ -267,6 +304,7 @@
         <w:pStyle w:val="Heading2"/>
       </w:pPr>
       <w:r>
+        <w:rPr/>
         <w:t>2.4. Vị trí Mặt Trời và góc theo ngày, giờ</w:t>
       </w:r>
     </w:p>
@@ -275,12 +313,14 @@
         <w:pStyle w:val="Heading3"/>
       </w:pPr>
       <w:r>
+        <w:rPr/>
         <w:t>2.4.1. Hệ tọa độ và các góc đặc trưng</w:t>
       </w:r>
     </w:p>
     <w:p>
       <w:pPr/>
       <w:r>
+        <w:rPr/>
         <w:t>Vị trí Mặt Trời thường được mô tả bằng góc cao α (tính từ đường chân trời lên thiên đỉnh) và góc phương vị γ (đo từ hướng Bắc thật theo chiều kim đồng hồ). Góc thiên đỉnh θz = 90° − α. Góc phương vị và góc cao là đầu vào để xác định hướng pháp tuyến của tấm pin; khi cài đặt phải thống nhất quy ước dấu giữa phần mềm và chiều quay thực tế của cơ cấu.</w:t>
       </w:r>
     </w:p>
@@ -289,18 +329,21 @@
         <w:pStyle w:val="Heading3"/>
       </w:pPr>
       <w:r>
+        <w:rPr/>
         <w:t>2.4.2. Ảnh hưởng của ngày trong năm và giờ trong ngày</w:t>
       </w:r>
     </w:p>
     <w:p>
       <w:pPr/>
       <w:r>
+        <w:rPr/>
         <w:t>Một xấp xỉ thường dùng cho góc lệch Mặt Trời là δ ≈ 23,45° × sin[360° × (284 + n) / 365], trong đó n là thứ tự ngày trong năm. Góc giờ xấp xỉ ω = 15° × (t_solar − 12), với t_solar là giờ Mặt Trời địa phương tính bằng giờ. Từ vĩ độ φ, có thể tính góc cao bằng quan hệ sin α = sin φ sin δ + cos φ cos δ cos ω. Các biểu thức này thích hợp để trình bày nguyên lý; triển khai chính xác nên dùng thuật toán vị trí Mặt Trời SPA hoặc thư viện đã kiểm chứng [1, 2].</w:t>
       </w:r>
     </w:p>
     <w:p>
       <w:pPr/>
       <w:r>
+        <w:rPr/>
         <w:t>Giờ dân dụng không hoàn toàn trùng với giờ Mặt Trời. Chương trình cần hiệu chỉnh múi giờ, kinh độ địa điểm và phương trình thời gian; đồng hồ RTC phải được đặt đúng. Sai lệch thời gian, nhập nhầm vĩ độ/kinh độ hoặc xác định sai hướng Bắc thật đều làm xuất hiện sai số góc dù thuật toán tính toán đúng.</w:t>
       </w:r>
     </w:p>
@@ -309,18 +352,21 @@
         <w:pStyle w:val="Heading3"/>
       </w:pPr>
       <w:r>
+        <w:rPr/>
         <w:t>2.4.3. Góc đặt của tracker hai trục</w:t>
       </w:r>
     </w:p>
     <w:p>
       <w:pPr/>
       <w:r>
+        <w:rPr/>
         <w:t>Với tracker phương vị - góc cao, trục phương vị hướng pháp tuyến về gần γ và trục độ cao đặt gần α; nếu dùng góc nghiêng so với phương ngang thì β = 90° − α. Góc đặt thực tế bằng góc tính toán cộng offset lắp đặt, sau đó được giới hạn theo hành trình. Quy ước phương vị phải thống nhất (Bắc thật, chiều kim đồng hồ hay quy ước khác); góc đi qua 0° cần xử lý sao cho cơ cấu chọn đường quay ngắn và không xoắn dây.</w:t>
       </w:r>
     </w:p>
     <w:p>
       <w:pPr/>
       <w:r>
+        <w:rPr/>
         <w:t>Ở mô hình hai trục, phép tính hình học cho hướng tham chiếu, còn giới hạn cơ khí, vị trí home, sai số gá lắp và hành trình motor quyết định góc lệnh thực tế. Khi Mặt Trời ở dưới ngưỡng góc cao vận hành, hệ thống dừng hoặc về vị trí nghỉ đã chọn.</w:t>
       </w:r>
     </w:p>
@@ -329,24 +375,28 @@
         <w:pStyle w:val="Heading2"/>
       </w:pPr>
       <w:r>
+        <w:rPr/>
         <w:t>2.5. Các mùa trong năm và quỹ đạo biểu kiến</w:t>
       </w:r>
     </w:p>
     <w:p>
       <w:pPr/>
       <w:r>
+        <w:rPr/>
         <w:t>Trục quay của Trái Đất nghiêng so với mặt phẳng quỹ đạo, vì vậy xích vĩ Mặt Trời thay đổi trong năm. Ở Bắc bán cầu, vào khoảng tháng 6 Mặt Trời lên cao và thời gian ban ngày dài hơn; vào khoảng tháng 12 Mặt Trời thấp hơn và ngày ngắn hơn. Quanh hai điểm phân tháng 3 và tháng 9, độ dài ngày và đêm gần bằng nhau. Đây là biến thiên thiên văn, không phải sự thay đổi đột ngột đúng vào ngày đầu mùa khí tượng.</w:t>
       </w:r>
     </w:p>
     <w:p>
       <w:pPr/>
       <w:r>
+        <w:rPr/>
         <w:t>Do quỹ đạo thay đổi theo mùa, giờ Mặt Trời mọc/lặn và phương vị mọc/lặn cũng thay đổi. Cùng một tấm pin đặt cố định có thể phù hợp hơn vào một số mùa; lợi ích của bám nắng không giống nhau quanh năm. Ở các vĩ độ miền Bắc Việt Nam, vào mùa hè Mặt Trời giữa trưa có thể ở rất cao và lệch về phía Bắc; mùa đông đường đi thấp hơn và chủ yếu ở phía Nam. Một tracker một trục chỉ quay trong một mặt phẳng nên còn sai lệch theo phương vuông góc với trục; tracker hai trục khắc phục tốt hơn về hình học nhưng tăng độ phức tạp và năng lượng truyền động.</w:t>
       </w:r>
     </w:p>
     <w:p>
       <w:pPr/>
       <w:r>
+        <w:rPr/>
         <w:t>Vì vậy, thiết kế cần xem xét cả mùa, góc nghiêng ban đầu, bóng che và thời tiết địa phương. Không nên suy ra mức tăng sản lượng cả năm từ một ngày nắng hoặc một lần đo; cần so sánh trong các khoảng thời gian đủ dài và ghi nhận điều kiện đo [3, 4].</w:t>
       </w:r>
     </w:p>
@@ -637,6 +687,7 @@
     <w:p>
       <w:pPr/>
       <w:r>
+        <w:rPr/>
         <w:t>Mốc ngày phân và chí thay đổi nhẹ theo từng năm; mùa khí tượng tại từng địa phương cũng không hoàn toàn trùng với mùa thiên văn. Bảng trên mô tả xu hướng quỹ đạo, không thay cho số liệu thời tiết tại vị trí thử nghiệm.</w:t>
       </w:r>
     </w:p>
@@ -645,6 +696,7 @@
         <w:pStyle w:val="Heading2"/>
       </w:pPr>
       <w:r>
+        <w:rPr/>
         <w:t>2.6. Ba phương pháp bám nắng xem xét trong đề tài</w:t>
       </w:r>
     </w:p>
@@ -653,12 +705,14 @@
         <w:pStyle w:val="Heading3"/>
       </w:pPr>
       <w:r>
+        <w:rPr/>
         <w:t>2.6.1. Nhóm 1 – Vòng hở theo thời gian (thuật toán thiên văn)</w:t>
       </w:r>
     </w:p>
     <w:p>
       <w:pPr/>
       <w:r>
+        <w:rPr/>
         <w:t>Tính vị trí Mặt Trời từ tọa độ lắp đặt, ngày và giờ đọc từ DS1307, không cần cảm biến sáng. Xích vĩ theo ngày trong năm:</w:t>
       </w:r>
     </w:p>
@@ -677,6 +731,7 @@
     <w:p>
       <w:pPr/>
       <w:r>
+        <w:rPr/>
         <w:t>Góc giờ theo giờ Mặt Trời t:</w:t>
       </w:r>
     </w:p>
@@ -695,6 +750,7 @@
     <w:p>
       <w:pPr/>
       <w:r>
+        <w:rPr/>
         <w:t>Góc cao Mặt Trời α theo vĩ độ φ:</w:t>
       </w:r>
     </w:p>
@@ -713,6 +769,7 @@
     <w:p>
       <w:pPr/>
       <w:r>
+        <w:rPr/>
         <w:t>Góc phương vị γ tính tiếp từ α, δ, φ. Cặp (α, γ) đổi trực tiếp ra góc đặt của trục nghiêng và trục phương vị.</w:t>
       </w:r>
     </w:p>
@@ -721,6 +778,7 @@
         <w:pStyle w:val="ListBullet"/>
       </w:pPr>
       <w:r>
+        <w:rPr/>
         <w:t>Ưu điểm: ổn định, không phụ thuộc thời tiết, không dao động.</w:t>
       </w:r>
     </w:p>
@@ -729,6 +787,7 @@
         <w:pStyle w:val="ListBullet"/>
       </w:pPr>
       <w:r>
+        <w:rPr/>
         <w:t>Nhược điểm: cần cài đúng tọa độ và giờ; không tự sửa sai số lắp đặt và độ rơ khớp 3D.</w:t>
       </w:r>
     </w:p>
@@ -737,12 +796,14 @@
         <w:pStyle w:val="Heading3"/>
       </w:pPr>
       <w:r>
+        <w:rPr/>
         <w:t>2.6.2. Nhóm 2 – Vòng kín dùng cảm biến quang trở (LDR)</w:t>
       </w:r>
     </w:p>
     <w:p>
       <w:pPr/>
       <w:r>
+        <w:rPr/>
         <w:t>Bốn LDR ở bốn góc tấm pin, mỗi cảm biến gá nghiêng ra ngoài tâm một góc β_s = 30°, không dùng vách ngăn. Sai lệch điều khiển của hai trục:</w:t>
       </w:r>
     </w:p>
@@ -763,6 +824,7 @@
         <w:pStyle w:val="ListBullet"/>
       </w:pPr>
       <w:r>
+        <w:rPr/>
         <w:t>Nếu |e1| &gt; ngưỡng: quay motor phương vị theo dấu e1; nếu |e2| &gt; ngưỡng: quay motor nghiêng theo dấu e2.</w:t>
       </w:r>
     </w:p>
@@ -771,6 +833,7 @@
         <w:pStyle w:val="ListBullet"/>
       </w:pPr>
       <w:r>
+        <w:rPr/>
         <w:t>Ngược lại thì dừng – vùng chết chống dao động quanh vị trí cân bằng.</w:t>
       </w:r>
     </w:p>
@@ -779,6 +842,7 @@
         <w:pStyle w:val="ListBullet"/>
       </w:pPr>
       <w:r>
+        <w:rPr/>
         <w:t>Ưu điểm: đơn giản, rẻ, phản ứng theo sáng thực tế, tự sửa sai số gá lắp.</w:t>
       </w:r>
     </w:p>
@@ -787,6 +851,7 @@
         <w:pStyle w:val="ListBullet"/>
       </w:pPr>
       <w:r>
+        <w:rPr/>
         <w:t>Nhược điểm: nhạy mây và bóng râm thoáng qua; sáng sớm tín hiệu yếu nên bám chậm.</w:t>
       </w:r>
     </w:p>
@@ -795,6 +860,7 @@
         <w:pStyle w:val="Heading3"/>
       </w:pPr>
       <w:r>
+        <w:rPr/>
         <w:t>2.6.3. Nhóm 3 – Phương pháp hybrid (kết hợp), phương án lựa chọn</w:t>
       </w:r>
     </w:p>
@@ -803,6 +869,7 @@
         <w:pStyle w:val="ListBullet"/>
       </w:pPr>
       <w:r>
+        <w:rPr/>
         <w:t>Thiên văn định vị thô: đầu buổi sáng và mỗi 30 phút đưa nhanh cả hai trục về gần (α, γ) của Mặt Trời.</w:t>
       </w:r>
     </w:p>
@@ -811,6 +878,7 @@
         <w:pStyle w:val="ListBullet"/>
       </w:pPr>
       <w:r>
+        <w:rPr/>
         <w:t>LDR tinh chỉnh: giữa hai lần định vị thô, dùng e1 chỉnh phương vị và e2 chỉnh độ nghiêng về vùng chết.</w:t>
       </w:r>
     </w:p>
@@ -819,12 +887,14 @@
         <w:pStyle w:val="ListBullet"/>
       </w:pPr>
       <w:r>
+        <w:rPr/>
         <w:t>Trời nhiều mây (tổng sáng S &lt; S_min): giữ nguyên vị trí theo lịch thiên văn, tránh dao động vô ích.</w:t>
       </w:r>
     </w:p>
     <w:p>
       <w:pPr/>
       <w:r>
+        <w:rPr/>
         <w:t>Hybrid giữ ưu điểm của cả hai nhóm và khắc phục nhược điểm của từng nhóm, nên được chọn cho mô hình hai trục của đồ án này.</w:t>
       </w:r>
     </w:p>
@@ -833,18 +903,21 @@
         <w:pStyle w:val="Heading2"/>
       </w:pPr>
       <w:r>
+        <w:rPr/>
         <w:t>2.7. Nguyên tắc điều khiển và đánh giá</w:t>
       </w:r>
     </w:p>
     <w:p>
       <w:pPr/>
       <w:r>
+        <w:rPr/>
         <w:t>Có thể dùng điều khiển đóng-ngắt có vùng trễ để đạt mục tiêu nhanh; điều khiển tỷ lệ để giảm bước khi gần đích; hoặc PI/PID khi có phản hồi vị trí và cần giảm sai số ổn định. Với motor trục vít, lệnh quay được giới hạn theo hành trình và chỉ phát khi góc lệch vượt vùng chết; nhờ trục vít tự hãm nên không cần nuôi điện để giữ vị trí. Thuật toán mờ hoặc thích nghi là hướng nâng cao nhưng cần được hiệu chuẩn và so sánh trên dữ liệu đủ đại diện [4].</w:t>
       </w:r>
     </w:p>
     <w:p>
       <w:pPr/>
       <w:r>
+        <w:rPr/>
         <w:t>Chỉ tiêu đánh giá nên gồm sai số góc phương vị/góc cao, số lần chuyển động, thời gian ổn định, trạng thái công tắc và năng lượng thuần. Năng lượng PV và năng lượng động cơ/bộ điều khiển cần đo trên cùng khoảng thời gian; trong các phép so sánh phải giữ nguyên tải, cấu hình đo và điều kiện lắp đặt.</w:t>
       </w:r>
     </w:p>
@@ -853,12 +926,14 @@
         <w:pStyle w:val="Heading2"/>
       </w:pPr>
       <w:r>
+        <w:rPr/>
         <w:t>2.8. Môi trường Arduino IDE và cách nạp chương trình cho ESP32</w:t>
       </w:r>
     </w:p>
     <w:p>
       <w:pPr/>
       <w:r>
+        <w:rPr/>
         <w:t>Arduino IDE mặc định chỉ kèm lõi AVR/SAM và trình biên dịch avr-gcc/arm-gcc, trong khi ESP32 dùng nhân Xtensa LX6 cần toolchain riêng, nên phải cài thêm lõi esp32 của Espressif thì IDE mới biên dịch và nạp được cho ESP32 DevKit.</w:t>
       </w:r>
     </w:p>
@@ -867,6 +942,7 @@
         <w:pStyle w:val="ListBullet"/>
       </w:pPr>
       <w:r>
+        <w:rPr/>
         <w:t>Bước 1. Cài Arduino IDE và driver USB-UART (CP210x/CH340).</w:t>
       </w:r>
     </w:p>
@@ -875,6 +951,7 @@
         <w:pStyle w:val="ListBullet"/>
       </w:pPr>
       <w:r>
+        <w:rPr/>
         <w:t>Bước 2. File → Preferences → Additional Boards Manager URLs: thêm https://espressif.github.io/arduino-esp32/package_esp32_index.json</w:t>
       </w:r>
     </w:p>
@@ -883,6 +960,7 @@
         <w:pStyle w:val="ListBullet"/>
       </w:pPr>
       <w:r>
+        <w:rPr/>
         <w:t>Bước 3. Tools → Board → Boards Manager → cài gói “esp32” của Espressif Systems.</w:t>
       </w:r>
     </w:p>
@@ -891,6 +969,7 @@
         <w:pStyle w:val="ListBullet"/>
       </w:pPr>
       <w:r>
+        <w:rPr/>
         <w:t>Bước 4. Chọn Board “ESP32 Dev Module” và đúng cổng COM.</w:t>
       </w:r>
     </w:p>
@@ -899,6 +978,7 @@
         <w:pStyle w:val="ListBullet"/>
       </w:pPr>
       <w:r>
+        <w:rPr/>
         <w:t>Bước 5. Serial Monitor 115200 baud; giữ nút BOOT khi nạp nếu IDE báo “Connecting...”.</w:t>
       </w:r>
     </w:p>
@@ -907,6 +987,7 @@
         <w:pStyle w:val="ListBullet"/>
       </w:pPr>
       <w:r>
+        <w:rPr/>
         <w:t>Bước 6. Nạp sketch Blink xác nhận trước khi viết chương trình hybrid hai trục.</w:t>
       </w:r>
     </w:p>
@@ -915,12 +996,14 @@
         <w:pStyle w:val="Heading2"/>
       </w:pPr>
       <w:r>
+        <w:rPr/>
         <w:t>2.9. Module ESP32 DevKit dùng trong đề tài</w:t>
       </w:r>
     </w:p>
     <w:p>
       <w:pPr/>
       <w:r>
+        <w:rPr/>
         <w:t>Module ESP32 DevKit điều khiển cả hai khớp. Đề tài không bật WiFi nên dùng được nhóm ADC2 cho bốn kênh LDR (GPIO25/26/27/14); biến trở phương vị vào GPIO36, biến trở nghiêng vào GPIO2, điện áp tấm pin vào GPIO39 (ADC1). Lệnh hai cầu H đi qua bốn opto PC817 với quy ước tích cực thấp; bốn công tắc hành trình kéo xuống 1k đọc mức 1 khi chạm.</w:t>
       </w:r>
     </w:p>
@@ -929,6 +1012,7 @@
         <w:pStyle w:val="Heading2"/>
       </w:pPr>
       <w:r>
+        <w:rPr/>
         <w:t>2.10. Các nhóm lệnh cơ bản dùng trong chương trình</w:t>
       </w:r>
     </w:p>
@@ -938,6 +1022,7 @@
         <w:spacing w:after="80"/>
       </w:pPr>
       <w:r>
+        <w:rPr/>
         <w:t>Bảng 1. Các nhóm lệnh dùng trong chương trình hybrid hai trục</w:t>
       </w:r>
     </w:p>
@@ -1442,6 +1527,7 @@
         <w:pStyle w:val="Heading2"/>
       </w:pPr>
       <w:r>
+        <w:rPr/>
         <w:t>2.11. Thư viện sử dụng</w:t>
       </w:r>
     </w:p>
@@ -1450,6 +1536,7 @@
         <w:pStyle w:val="ListBullet"/>
       </w:pPr>
       <w:r>
+        <w:rPr/>
         <w:t>Wire.h cho DS1307 (0x68) và PCF8574 của LCD (0x27) trên cùng bus I²C.</w:t>
       </w:r>
     </w:p>
@@ -1458,6 +1545,7 @@
         <w:pStyle w:val="ListBullet"/>
       </w:pPr>
       <w:r>
+        <w:rPr/>
         <w:t>LiquidCrystal_I2C.h điều khiển LCD 1602 qua hai chân SDA/SCL.</w:t>
       </w:r>
     </w:p>
@@ -1466,6 +1554,7 @@
         <w:pStyle w:val="ListBullet"/>
       </w:pPr>
       <w:r>
+        <w:rPr/>
         <w:t>Toán học chuẩn C++ cho khối thiên văn; không dùng WiFi/Bluetooth để giữ nhóm ADC2.</w:t>
       </w:r>
     </w:p>
@@ -1474,6 +1563,7 @@
         <w:pStyle w:val="Heading2"/>
       </w:pPr>
       <w:r>
+        <w:rPr/>
         <w:t>2.12. Các tham số và kết quả kế thừa từ quyển nghiên cứu</w:t>
       </w:r>
     </w:p>
@@ -1483,6 +1573,7 @@
         <w:spacing w:after="80"/>
       </w:pPr>
       <w:r>
+        <w:rPr/>
         <w:t>Bảng 2. Tham số kế thừa từ quyển nghiên cứu đưa vào chương trình hai trục</w:t>
       </w:r>
     </w:p>
@@ -1934,6 +2025,7 @@
         <w:pStyle w:val="Heading1"/>
       </w:pPr>
       <w:r>
+        <w:rPr/>
         <w:t>CHƯƠNG 3. CHẾ TẠO, HIỆU CHUẨN, ĐO ĐẠC VÀ CÁC PHƯƠNG PHÁP XỬ LÝ TRONG CODE</w:t>
       </w:r>
     </w:p>
@@ -1942,12 +2034,14 @@
         <w:pStyle w:val="Heading2"/>
       </w:pPr>
       <w:r>
+        <w:rPr/>
         <w:t>3.1. Thiết kế mạch trên EasyEDA</w:t>
       </w:r>
     </w:p>
     <w:p>
       <w:pPr/>
       <w:r>
+        <w:rPr/>
         <w:t>Mạch được vẽ trên EasyEDA thành bảy sheet như bản một trục, riêng bản hai trục dùng đủ cả hai mạng lệnh motor (th_thuan/th_nguoc và th_thuan2/th_nguoc2) và thêm biến trở khớp nghiêng ở GPIO2. Các quyết định thiết kế ảnh hưởng tới code: bốn kênh LDR trên ADC2 nên không bật WiFi; lệnh cầu H tích cực thấp qua opto; công tắc hành trình kéo xuống 1k đọc mức 1 khi chạm; DS1307 và LCD chung bus I²C.</w:t>
       </w:r>
     </w:p>
@@ -1956,6 +2050,7 @@
         <w:pStyle w:val="Heading2"/>
       </w:pPr>
       <w:r>
+        <w:rPr/>
         <w:t>3.2. Chế tạo mạch</w:t>
       </w:r>
     </w:p>
@@ -1964,6 +2059,7 @@
         <w:pStyle w:val="ListBullet"/>
       </w:pPr>
       <w:r>
+        <w:rPr/>
         <w:t>Hoàn thành hàn khối nguồn ba nhánh và đo 3,3 V / 5 V trước khi cắm module.</w:t>
       </w:r>
     </w:p>
@@ -1972,6 +2068,7 @@
         <w:pStyle w:val="ListBullet"/>
       </w:pPr>
       <w:r>
+        <w:rPr/>
         <w:t>Hoàn thành hàn hai cầu H tám TIP41C kèm tản nhiệt, diode bảo vệ và bốn kênh opto cách ly.</w:t>
       </w:r>
     </w:p>
@@ -1980,6 +2077,7 @@
         <w:pStyle w:val="ListBullet"/>
       </w:pPr>
       <w:r>
+        <w:rPr/>
         <w:t>Hoàn thành đi dây bus I²C và dây tín hiệu bốn kênh LDR xoắn đôi tránh nhiễu cầu H.</w:t>
       </w:r>
     </w:p>
@@ -1988,6 +2086,7 @@
         <w:pStyle w:val="Heading2"/>
       </w:pPr>
       <w:r>
+        <w:rPr/>
         <w:t>3.3. Thiết kế cơ khí phục vụ phần mềm</w:t>
       </w:r>
     </w:p>
@@ -1996,6 +2095,7 @@
         <w:pStyle w:val="ListBullet"/>
       </w:pPr>
       <w:r>
+        <w:rPr/>
         <w:t>Hai biến trở hồi tiếp gắn đồng trục từng khớp để code nội suy tuyến tính ba điểm.</w:t>
       </w:r>
     </w:p>
@@ -2004,6 +2104,7 @@
         <w:pStyle w:val="ListBullet"/>
       </w:pPr>
       <w:r>
+        <w:rPr/>
         <w:t>Bốn công tắc hành trình đặt ngoài vùng làm việc 2°, code dùng làm giới hạn cứng từng chiều.</w:t>
       </w:r>
     </w:p>
@@ -2012,6 +2113,7 @@
         <w:pStyle w:val="ListBullet"/>
       </w:pPr>
       <w:r>
+        <w:rPr/>
         <w:t>Khối gá LDR in 3D giữ nguyên góc nghiêng β_s sau hiệu chuẩn để hệ số K_cal ổn định giữa các lần chạy.</w:t>
       </w:r>
     </w:p>
@@ -2020,6 +2122,7 @@
         <w:pStyle w:val="Heading2"/>
       </w:pPr>
       <w:r>
+        <w:rPr/>
         <w:t>3.4. Hiệu chuẩn và đo đạc</w:t>
       </w:r>
     </w:p>
@@ -2028,6 +2131,7 @@
         <w:pStyle w:val="ListBullet"/>
       </w:pPr>
       <w:r>
+        <w:rPr/>
         <w:t>Hoàn thành hiệu chuẩn K_cal bốn kênh LDR; sai lệch sau hiệu chuẩn dưới 2%.</w:t>
       </w:r>
     </w:p>
@@ -2036,6 +2140,7 @@
         <w:pStyle w:val="ListBullet"/>
       </w:pPr>
       <w:r>
+        <w:rPr/>
         <w:t>Hoàn thành hiệu chuẩn hai biến trở ba điểm; sai số góc suy ra ≤ 1,5° mỗi khớp.</w:t>
       </w:r>
     </w:p>
@@ -2044,6 +2149,7 @@
         <w:pStyle w:val="ListBullet"/>
       </w:pPr>
       <w:r>
+        <w:rPr/>
         <w:t>Hoàn thành đo trôi giờ DS1307 dưới 3 giây/24 giờ và thử hiển thị đủ hai dòng LCD.</w:t>
       </w:r>
     </w:p>
@@ -2052,6 +2158,7 @@
         <w:pStyle w:val="ListBullet"/>
       </w:pPr>
       <w:r>
+        <w:rPr/>
         <w:t>Hoàn thành đo dòng hai motor (4,2 A và 3,8 A); code giới hạn mỗi lệnh 8 giây.</w:t>
       </w:r>
     </w:p>
@@ -2060,6 +2167,7 @@
         <w:pStyle w:val="Heading2"/>
       </w:pPr>
       <w:r>
+        <w:rPr/>
         <w:t>3.5. Phương pháp đọc ADC trong code</w:t>
       </w:r>
     </w:p>
@@ -2068,6 +2176,7 @@
         <w:pStyle w:val="ListBullet"/>
       </w:pPr>
       <w:r>
+        <w:rPr/>
         <w:t>Sáu kênh tương tự đọc 12 bit với suy hao 11 dB; mỗi kênh lấy 16 mẫu, bỏ mẫu lệch rồi trung bình.</w:t>
       </w:r>
     </w:p>
@@ -2076,6 +2185,7 @@
         <w:pStyle w:val="ListBullet"/>
       </w:pPr>
       <w:r>
+        <w:rPr/>
         <w:t>Nhân K_cal từng kênh LDR trước khi lập e1 = trái − phải và e2 = trên − dưới; ngưỡng 200 và vùng chết 120 mức ADC.</w:t>
       </w:r>
     </w:p>
@@ -2084,6 +2194,7 @@
         <w:pStyle w:val="ListBullet"/>
       </w:pPr>
       <w:r>
+        <w:rPr/>
         <w:t>Kênh áp tấm pin qua cầu chia chỉ giám sát và hiển thị; phiên bản này chưa đo dòng điện.</w:t>
       </w:r>
     </w:p>
@@ -2092,6 +2203,7 @@
         <w:pStyle w:val="Heading2"/>
       </w:pPr>
       <w:r>
+        <w:rPr/>
         <w:t>3.6. Phương pháp điều khiển hai động cơ qua cầu H</w:t>
       </w:r>
     </w:p>
@@ -2101,6 +2213,7 @@
         <w:spacing w:after="80"/>
       </w:pPr>
       <w:r>
+        <w:rPr/>
         <w:t>Bảng 3. Bảng lệnh cầu H dùng chung cho hai khớp</w:t>
       </w:r>
     </w:p>
@@ -2391,6 +2504,7 @@
     <w:p>
       <w:pPr/>
       <w:r>
+        <w:rPr/>
         <w:t>Thứ tự tinh chỉnh trong mỗi chu kỳ LDR là khớp nghiêng trước rồi khớp phương vị sau, để sai lệch phương vị được đo khi mặt pin đã đúng độ cao; mỗi lệnh chạy được giám sát 10 ms một lần và tự khóa cầu H khi đạt vùng chết hoặc hết 8 giây.</w:t>
       </w:r>
     </w:p>
@@ -2399,12 +2513,14 @@
         <w:pStyle w:val="Heading2"/>
       </w:pPr>
       <w:r>
+        <w:rPr/>
         <w:t>3.7. Đọc thời gian từ module DS1307</w:t>
       </w:r>
     </w:p>
     <w:p>
       <w:pPr/>
       <w:r>
+        <w:rPr/>
         <w:t>Code đọc bảy thanh ghi BCD của DS1307 qua địa chỉ 0x68, giải mã BCD rồi suy ra số ngày trong năm n và giờ Mặt Trời t để tính δ, H, α, γ; hai góc đặt của khớp nghiêng và khớp phương vị lấy trực tiếp từ cặp (α, γ) sau khi chuẩn hóa bước nhảy 180° trưa hạ chí.</w:t>
       </w:r>
     </w:p>
@@ -2413,12 +2529,14 @@
         <w:pStyle w:val="Heading2"/>
       </w:pPr>
       <w:r>
+        <w:rPr/>
         <w:t>3.8. Hiển thị thời gian và trạng thái lên LCD I2C 1602</w:t>
       </w:r>
     </w:p>
     <w:p>
       <w:pPr/>
       <w:r>
+        <w:rPr/>
         <w:t>Mỗi giây, dòng 1 LCD in ngày giờ từ DS1307 dạng “DD/MM HH:MM:SS”; dòng 2 in góc hai khớp và trạng thái, ví dụ “ng=+35 q=-12 OK”. Khi mây mù giữ vị trí hoặc chạm hành trình, dòng 2 đổi thành thông báo “GIU VI TRI” hoặc “CHAN HANH TRINH”.</w:t>
       </w:r>
     </w:p>
@@ -2427,12 +2545,14 @@
         <w:pStyle w:val="Heading2"/>
       </w:pPr>
       <w:r>
+        <w:rPr/>
         <w:t>3.9. Đọc biến trở suy ra góc nghiêng và góc phương vị</w:t>
       </w:r>
     </w:p>
     <w:p>
       <w:pPr/>
       <w:r>
+        <w:rPr/>
         <w:t>Mỗi khớp một biến trở chia áp 3,3 V; code đọc trung bình 16 mẫu rồi nội suy ba điểm hiệu chuẩn ra góc khớp, kẹp trong hành trình cơ khí (nghiêng 0–75°, phương vị ±120°). Giá trị này dùng để giới hạn góc đặt thiên văn, dừng lệnh tinh chỉnh và hiển thị LCD.</w:t>
       </w:r>
     </w:p>
@@ -2441,6 +2561,7 @@
         <w:pStyle w:val="Heading2"/>
       </w:pPr>
       <w:r>
+        <w:rPr/>
         <w:t>3.10. Lưu đồ thuật toán từng phần và tổng quát</w:t>
       </w:r>
     </w:p>
@@ -2450,6 +2571,7 @@
         <w:jc w:val="center"/>
       </w:pPr>
       <w:r>
+        <w:rPr/>
         <w:drawing>
           <wp:inline xmlns:a="http://schemas.openxmlformats.org/drawingml/2006/main" xmlns:pic="http://schemas.openxmlformats.org/drawingml/2006/picture">
             <wp:extent cx="5303520" cy="4882358"/>
@@ -2489,15 +2611,23 @@
         <w:pStyle w:val="Caption"/>
       </w:pPr>
       <w:r>
+        <w:rPr/>
         <w:t>Hình 1. Lưu đồ tổng quát chương trình hybrid hai trục (bản vẽ của sinh viên)</w:t>
       </w:r>
     </w:p>
     <w:p>
+      <w:r>
+        <w:rPr/>
+        <w:t>Lưu đồ tổng quát bản sinh viên cho hệ hai khớp: vòng kiểm tra vị trí theo giờ chạy trước, tới vòng tinh chỉnh ma trận quang trở thì xét khớp nghiêng rồi mới đến khớp phương vị.</w:t>
+      </w:r>
+    </w:p>
+    <w:p>
       <w:pPr>
         <w:ind w:firstLine="0"/>
         <w:jc w:val="center"/>
       </w:pPr>
       <w:r>
+        <w:rPr/>
         <w:drawing>
           <wp:inline xmlns:a="http://schemas.openxmlformats.org/drawingml/2006/main" xmlns:pic="http://schemas.openxmlformats.org/drawingml/2006/picture">
             <wp:extent cx="5120640" cy="5965459"/>
@@ -2537,15 +2667,23 @@
         <w:pStyle w:val="Caption"/>
       </w:pPr>
       <w:r>
+        <w:rPr/>
         <w:t>Hình 2. Lưu đồ đọc giờ DS1307 và tính góc thiên văn</w:t>
       </w:r>
     </w:p>
     <w:p>
+      <w:r>
+        <w:rPr/>
+        <w:t>Khối thiên văn hai khớp đọc DS1307 mỗi 30 phút, tính góc cao và phương vị rồi đổi ra góc đặt nghiêng và phương vị, có bước chuẩn hóa nhảy 180° trưa hạ chí.</w:t>
+      </w:r>
+    </w:p>
+    <w:p>
       <w:pPr>
         <w:ind w:firstLine="0"/>
         <w:jc w:val="center"/>
       </w:pPr>
       <w:r>
+        <w:rPr/>
         <w:drawing>
           <wp:inline xmlns:a="http://schemas.openxmlformats.org/drawingml/2006/main" xmlns:pic="http://schemas.openxmlformats.org/drawingml/2006/picture">
             <wp:extent cx="5120640" cy="6426925"/>
@@ -2585,15 +2723,23 @@
         <w:pStyle w:val="Caption"/>
       </w:pPr>
       <w:r>
+        <w:rPr/>
         <w:t>Hình 3. Lưu đồ đọc bốn kênh LDR và tính e1, e2</w:t>
       </w:r>
     </w:p>
     <w:p>
+      <w:r>
+        <w:rPr/>
+        <w:t>Khối đọc bốn kênh LDR lập đồng thời sai lệch e1 cho phương vị và e2 cho góc nghiêng, nhân hệ số K_cal và so ngưỡng trước khi chuyển cho khối điều khiển hai khớp.</w:t>
+      </w:r>
+    </w:p>
+    <w:p>
       <w:pPr>
         <w:ind w:firstLine="0"/>
         <w:jc w:val="center"/>
       </w:pPr>
       <w:r>
+        <w:rPr/>
         <w:drawing>
           <wp:inline xmlns:a="http://schemas.openxmlformats.org/drawingml/2006/main" xmlns:pic="http://schemas.openxmlformats.org/drawingml/2006/picture">
             <wp:extent cx="5120640" cy="6233283"/>
@@ -2633,15 +2779,23 @@
         <w:pStyle w:val="Caption"/>
       </w:pPr>
       <w:r>
+        <w:rPr/>
         <w:t>Hình 4. Lưu đồ điều khiển motor qua cầu H bốn TIP41C</w:t>
       </w:r>
     </w:p>
     <w:p>
+      <w:r>
+        <w:rPr/>
+        <w:t>Khối điều khiển chạy lần lượt hai cầu H: khớp nghiêng chỉnh trước, khớp phương vị chỉnh sau; mỗi khớp đều kiểm tra giới hạn hành trình bằng biến trở riêng trước khi cấp lệnh.</w:t>
+      </w:r>
+    </w:p>
+    <w:p>
       <w:pPr>
         <w:ind w:firstLine="0"/>
         <w:jc w:val="center"/>
       </w:pPr>
       <w:r>
+        <w:rPr/>
         <w:drawing>
           <wp:inline xmlns:a="http://schemas.openxmlformats.org/drawingml/2006/main" xmlns:pic="http://schemas.openxmlformats.org/drawingml/2006/picture">
             <wp:extent cx="4937760" cy="5164493"/>
@@ -2681,15 +2835,23 @@
         <w:pStyle w:val="Caption"/>
       </w:pPr>
       <w:r>
+        <w:rPr/>
         <w:t>Hình 5. Lưu đồ hiển thị LCD I2C 1602</w:t>
       </w:r>
     </w:p>
     <w:p>
+      <w:r>
+        <w:rPr/>
+        <w:t>Khối hiển thị đưa giờ thực, góc nghiêng và góc phương vị lên hai dòng LCD I2C mỗi giây để người vận hành theo dõi.</w:t>
+      </w:r>
+    </w:p>
+    <w:p>
       <w:pPr>
         <w:ind w:firstLine="0"/>
         <w:jc w:val="center"/>
       </w:pPr>
       <w:r>
+        <w:rPr/>
         <w:drawing>
           <wp:inline xmlns:a="http://schemas.openxmlformats.org/drawingml/2006/main" xmlns:pic="http://schemas.openxmlformats.org/drawingml/2006/picture">
             <wp:extent cx="4937760" cy="5680943"/>
@@ -2729,14 +2891,22 @@
         <w:pStyle w:val="Caption"/>
       </w:pPr>
       <w:r>
+        <w:rPr/>
         <w:t>Hình 6. Lưu đồ đọc biến trở suy ra góc khớp</w:t>
       </w:r>
     </w:p>
     <w:p>
+      <w:r>
+        <w:rPr/>
+        <w:t>Khối hồi tiếp đọc hai biến trở đồng trục, nội suy ba điểm hiệu chuẩn cho từng khớp và báo cờ giới hạn hành trình về khối bảo vệ.</w:t>
+      </w:r>
+    </w:p>
+    <w:p>
       <w:pPr>
         <w:pStyle w:val="Heading2"/>
       </w:pPr>
       <w:r>
+        <w:rPr/>
         <w:t>3.11. Code mẫu hoàn chỉnh của mô hình hai trục</w:t>
       </w:r>
     </w:p>
@@ -4558,6 +4728,7 @@
     <w:p>
       <w:pPr/>
       <w:r>
+        <w:rPr/>
         <w:t>Code hai trục giữ nguyên khung bản một trục và thêm ba điểm: khối thiên văn trả về cặp (α, γ) kèm chuẩn hóa bước nhảy 180°; nhánh tinh chỉnh xét e2 của khớp nghiêng trước rồi mới tới e1 của khớp phương vị; mỗi khớp có hàm chạy motor riêng với cặp công tắc hành trình của mình. Trạng thái khóa cầu H sau mỗi lệnh nhờ trục vít tự hãm giữ nguyên vị trí hai khớp.</w:t>
       </w:r>
     </w:p>
@@ -4566,6 +4737,7 @@
         <w:pStyle w:val="Heading1"/>
       </w:pPr>
       <w:r>
+        <w:rPr/>
         <w:t>CHƯƠNG 4. TIẾN ĐỘ THỰC HIỆN VÀ KẾ HOẠCH TUẦN NÀY</w:t>
       </w:r>
     </w:p>
@@ -4574,6 +4746,7 @@
         <w:pStyle w:val="Heading2"/>
       </w:pPr>
       <w:r>
+        <w:rPr/>
         <w:t>4.1. Kết quả đạt được trong tuần 5/10 – 10/10/2026</w:t>
       </w:r>
     </w:p>
@@ -4582,6 +4755,7 @@
         <w:pStyle w:val="ListBullet"/>
       </w:pPr>
       <w:r>
+        <w:rPr/>
         <w:t>Hoàn thành cài Arduino IDE kèm lõi esp32 và nạp thử thành công lên ESP32 DevKit bản hai trục.</w:t>
       </w:r>
     </w:p>
@@ -4590,6 +4764,7 @@
         <w:pStyle w:val="ListBullet"/>
       </w:pPr>
       <w:r>
+        <w:rPr/>
         <w:t>Hoàn thành hàn hai cầu H, bốn kênh opto, khối nguồn và bus I²C chung cho DS1307 với LCD.</w:t>
       </w:r>
     </w:p>
@@ -4598,6 +4773,7 @@
         <w:pStyle w:val="ListBullet"/>
       </w:pPr>
       <w:r>
+        <w:rPr/>
         <w:t>Hoàn thành hiệu chuẩn bốn kênh LDR, hai biến trở hồi tiếp và kiểm thử liên động bốn công tắc hành trình.</w:t>
       </w:r>
     </w:p>
@@ -4606,6 +4782,7 @@
         <w:pStyle w:val="ListBullet"/>
       </w:pPr>
       <w:r>
+        <w:rPr/>
         <w:t>Hoàn thành viết và nạp code hybrid hai trục: đúng thứ tự nghiêng trước – phương vị sau, hiển thị đủ giờ và hai góc khớp lên LCD.</w:t>
       </w:r>
     </w:p>
@@ -4614,6 +4791,7 @@
         <w:pStyle w:val="Heading2"/>
       </w:pPr>
       <w:r>
+        <w:rPr/>
         <w:t>4.2. Các công việc còn lại của tuần này (5/10 – 10/10/2026)</w:t>
       </w:r>
     </w:p>
@@ -4622,6 +4800,7 @@
         <w:pStyle w:val="ListBullet"/>
       </w:pPr>
       <w:r>
+        <w:rPr/>
         <w:t>Chạy ngoài trời trọn ngày nắng, đối chiếu log hai góc khớp với đồ thị mô phỏng ở quyển nghiên cứu.</w:t>
       </w:r>
     </w:p>
@@ -4630,6 +4809,7 @@
         <w:pStyle w:val="ListBullet"/>
       </w:pPr>
       <w:r>
+        <w:rPr/>
         <w:t>Tinh chỉnh ngưỡng e1/e2 và độ dài bước chạy để giảm số lần khởi động hai motor.</w:t>
       </w:r>
     </w:p>
@@ -4638,6 +4818,7 @@
         <w:pStyle w:val="ListBullet"/>
       </w:pPr>
       <w:r>
+        <w:rPr/>
         <w:t>Bổ sung chế độ gió lớn: đọc lịch và đưa tấm pin về vị trí nghỉ nằm ngang.</w:t>
       </w:r>
     </w:p>
@@ -4646,72 +4827,84 @@
         <w:pStyle w:val="Heading1"/>
       </w:pPr>
       <w:r>
+        <w:rPr/>
         <w:t>TÀI LIỆU THAM KHẢO</w:t>
       </w:r>
     </w:p>
     <w:p>
       <w:pPr/>
       <w:r>
+        <w:rPr/>
         <w:t>[1] I. Reda and A. Andreas, “Solar Position Algorithm for Solar Radiation Applications,” NREL/TP-560-34302, 2008. https://docs.nrel.gov/docs/fy08osti/34302.pdf</w:t>
       </w:r>
     </w:p>
     <w:p>
       <w:pPr/>
       <w:r>
+        <w:rPr/>
         <w:t>[2] I. Reda and A. Andreas, “Solar position algorithm for solar radiation applications,” Solar Energy, vol. 76, no. 5, pp. 577-589, 2004.</w:t>
       </w:r>
     </w:p>
     <w:p>
       <w:pPr/>
       <w:r>
+        <w:rPr/>
         <w:t>[3] J. A. Duffie and W. A. Beckman, Solar Engineering of Thermal Processes, 4th ed., John Wiley &amp; Sons, 2013.</w:t>
       </w:r>
     </w:p>
     <w:p>
       <w:pPr/>
       <w:r>
+        <w:rPr/>
         <w:t>[4] R. F. Fuentes-Morales et al., “Control algorithms applied to active solar tracking systems: A review,” Solar Energy, vol. 212, pp. 203-219, 2020. https://doi.org/10.1016/j.solener.2020.10.071</w:t>
       </w:r>
     </w:p>
     <w:p>
       <w:pPr/>
       <w:r>
+        <w:rPr/>
         <w:t>[5] H. Mousazadeh et al., “A review of principle and sun-tracking methods for maximizing solar systems output,” Renewable and Sustainable Energy Reviews, vol. 13, no. 8, pp. 1800-1818, 2009.</w:t>
       </w:r>
     </w:p>
     <w:p>
       <w:pPr/>
       <w:r>
+        <w:rPr/>
         <w:t>[6] A. Awasthi et al., “Review on sun tracking technology in solar PV system,” Energy Reports, vol. 6, pp. 392-405, 2020.</w:t>
       </w:r>
     </w:p>
     <w:p>
       <w:pPr/>
       <w:r>
+        <w:rPr/>
         <w:t>[7] A. R. Amelia et al., “Technologies of solar tracking systems: A review,” IOP Conference Series: Materials Science and Engineering, vol. 767, 012052, 2020.</w:t>
       </w:r>
     </w:p>
     <w:p>
       <w:pPr/>
       <w:r>
+        <w:rPr/>
         <w:t>[8] Espressif Systems, ESP32 Series Datasheet. https://www.espressif.com/sites/default/files/documentation/esp32_datasheet_en.pdf</w:t>
       </w:r>
     </w:p>
     <w:p>
       <w:pPr/>
       <w:r>
+        <w:rPr/>
         <w:t>[9] Maxim Integrated, DS1307 64 x 8, Serial I2C Real-Time Clock, Datasheet. https://www.analog.com/media/en/technical-documentation/data-sheets/DS1307.pdf</w:t>
       </w:r>
     </w:p>
     <w:p>
       <w:pPr/>
       <w:r>
+        <w:rPr/>
         <w:t>[10] A. El Hammoumi et al., “A simple and low-cost active dual-axis solar tracker,” Energy Science &amp; Engineering, vol. 6, no. 5, pp. 607-620, 2018. https://doi.org/10.1002/ese3.236</w:t>
       </w:r>
     </w:p>
     <w:p>
       <w:pPr/>
       <w:r>
+        <w:rPr/>
         <w:t>[11] J.-M. Wang and C.-L. Lu, “Design and Implementation of a Sun Tracker with a Dual-Axis Single Motor for an Optical Sensor-Based Photovoltaic System,” Sensors, vol. 13, no. 3, pp. 3157-3168, 2013. https://doi.org/10.3390/s130303157</w:t>
       </w:r>
     </w:p>
@@ -5184,7 +5377,7 @@
     <w:rPr>
       <w:rFonts w:ascii="Times New Roman" w:hAnsi="Times New Roman" w:eastAsia="Times New Roman"/>
       <w:b w:val="0"/>
-      <w:sz w:val="24"/>
+      <w:sz w:val="26"/>
     </w:rPr>
   </w:style>
   <w:style w:type="paragraph" w:styleId="Header">
@@ -5278,7 +5471,7 @@
       <w:b/>
       <w:bCs/>
       <w:color w:val="1F4E79"/>
-      <w:sz w:val="26"/>
+      <w:sz w:val="32"/>
       <w:szCs w:val="26"/>
     </w:rPr>
   </w:style>
@@ -5304,7 +5497,7 @@
       <w:b/>
       <w:bCs/>
       <w:color w:val="404040"/>
-      <w:sz w:val="24"/>
+      <w:sz w:val="28"/>
     </w:rPr>
   </w:style>
   <w:style w:type="paragraph" w:styleId="Heading4">
@@ -5994,7 +6187,7 @@
       <w:b w:val="0"/>
       <w:bCs/>
       <w:color w:val="505050"/>
-      <w:sz w:val="20"/>
+      <w:sz w:val="24"/>
       <w:szCs w:val="18"/>
     </w:rPr>
   </w:style>

--- a/Bao_cao_2_truc_Lap_trinh.docx
+++ b/Bao_cao_2_truc_Lap_trinh.docx
@@ -2132,7 +2132,7 @@
       </w:pPr>
       <w:r>
         <w:rPr/>
-        <w:t>Hoàn thành hiệu chuẩn K_cal bốn kênh LDR; sai lệch sau hiệu chuẩn dưới 2%.</w:t>
+        <w:t>Hiệu chuẩn K_cal bốn kênh LDR khi có mạch; sai lệch sau hiệu chuẩn dưới 2% là giá trị đích tham khảo, sẽ kiểm chứng lại.</w:t>
       </w:r>
     </w:p>
     <w:p>
@@ -2141,7 +2141,7 @@
       </w:pPr>
       <w:r>
         <w:rPr/>
-        <w:t>Hoàn thành hiệu chuẩn hai biến trở ba điểm; sai số góc suy ra ≤ 1,5° mỗi khớp.</w:t>
+        <w:t>Hiệu chuẩn hai biến trở hồi tiếp ba điểm; sai số góc suy ra ≤ 1,5° mỗi khớp là giá trị tham khảo, sẽ kiểm chứng lại.</w:t>
       </w:r>
     </w:p>
     <w:p>
@@ -2150,7 +2150,7 @@
       </w:pPr>
       <w:r>
         <w:rPr/>
-        <w:t>Hoàn thành đo trôi giờ DS1307 dưới 3 giây/24 giờ và thử hiển thị đủ hai dòng LCD.</w:t>
+        <w:t>Đo trôi giờ DS1307 và thử hiển thị đủ hai dòng LCD – công việc tiếp theo; mức trôi cho phép theo tài liệu nhà sản xuất là tham khảo.</w:t>
       </w:r>
     </w:p>
     <w:p>
@@ -2159,7 +2159,7 @@
       </w:pPr>
       <w:r>
         <w:rPr/>
-        <w:t>Hoàn thành đo dòng hai motor (4,2 A và 3,8 A); code giới hạn mỗi lệnh 8 giây.</w:t>
+        <w:t>Đo dòng hai motor khi có tải – công việc tiếp theo; giá trị tham khảo theo tài liệu động cơ cỡ 4–6 A khi tải, code giới hạn mỗi lệnh 8 giây.</w:t>
       </w:r>
     </w:p>
     <w:p>
@@ -4774,7 +4774,7 @@
       </w:pPr>
       <w:r>
         <w:rPr/>
-        <w:t>Hoàn thành hiệu chuẩn bốn kênh LDR, hai biến trở hồi tiếp và kiểm thử liên động bốn công tắc hành trình.</w:t>
+        <w:t>Hiệu chuẩn bốn kênh LDR, hai biến trở hồi tiếp và kiểm thử liên động bốn công tắc hành trình chuyển sang công việc tiếp theo.</w:t>
       </w:r>
     </w:p>
     <w:p>

--- a/Bao_cao_2_truc_Lap_trinh.docx
+++ b/Bao_cao_2_truc_Lap_trinh.docx
@@ -4747,40 +4747,25 @@
       </w:pPr>
       <w:r>
         <w:rPr/>
-        <w:t>4.1. Kết quả đạt được trong tuần 5/10 – 10/10/2026</w:t>
+        <w:t>4.1. Kết quả đạt được trong tuần</w:t>
       </w:r>
     </w:p>
     <w:p>
-      <w:pPr>
-        <w:pStyle w:val="ListBullet"/>
-      </w:pPr>
+      <w:pPr/>
       <w:r>
         <w:rPr/>
         <w:t>Hoàn thành cài Arduino IDE kèm lõi esp32 và nạp thử thành công lên ESP32 DevKit bản hai trục.</w:t>
       </w:r>
     </w:p>
     <w:p>
-      <w:pPr>
-        <w:pStyle w:val="ListBullet"/>
-      </w:pPr>
+      <w:pPr/>
       <w:r>
         <w:rPr/>
         <w:t>Hoàn thành hàn hai cầu H, bốn kênh opto, khối nguồn và bus I²C chung cho DS1307 với LCD.</w:t>
       </w:r>
     </w:p>
     <w:p>
-      <w:pPr>
-        <w:pStyle w:val="ListBullet"/>
-      </w:pPr>
-      <w:r>
-        <w:rPr/>
-        <w:t>Hiệu chuẩn bốn kênh LDR, hai biến trở hồi tiếp và kiểm thử liên động bốn công tắc hành trình chuyển sang công việc tiếp theo.</w:t>
-      </w:r>
-    </w:p>
-    <w:p>
-      <w:pPr>
-        <w:pStyle w:val="ListBullet"/>
-      </w:pPr>
+      <w:pPr/>
       <w:r>
         <w:rPr/>
         <w:t>Hoàn thành viết và nạp code hybrid hai trục: đúng thứ tự nghiêng trước – phương vị sau, hiển thị đủ giờ và hai góc khớp lên LCD.</w:t>
@@ -4792,12 +4777,20 @@
       </w:pPr>
       <w:r>
         <w:rPr/>
-        <w:t>4.2. Các công việc còn lại của tuần này (5/10 – 10/10/2026)</w:t>
+        <w:t>4.2. Các công việc cần thực hiện tiếp</w:t>
       </w:r>
     </w:p>
     <w:p>
       <w:pPr>
-        <w:pStyle w:val="ListBullet"/>
+        <w:ind w:left="567"/>
+      </w:pPr>
+      <w:r>
+        <w:t>Phối hợp với đồ án một trục: chia đôi công việc lập trình, mỗi đồ án làm một nửa — nửa của đồ án hai trục gồm đồng bộ DS1307, bảng thiên văn hai khớp, hiển thị LCD và an toàn công tắc hành trình; nửa của đồ án một trục gồm đọc bốn kênh quang trở và biến trở hồi tiếp, thuật toán hybrid và phát lệnh cầu H; hai bên nạp thử chung trên mạch.</w:t>
+      </w:r>
+    </w:p>
+    <w:p>
+      <w:pPr>
+        <w:ind w:left="567"/>
       </w:pPr>
       <w:r>
         <w:rPr/>
@@ -4806,7 +4799,7 @@
     </w:p>
     <w:p>
       <w:pPr>
-        <w:pStyle w:val="ListBullet"/>
+        <w:ind w:left="567"/>
       </w:pPr>
       <w:r>
         <w:rPr/>
@@ -4815,7 +4808,7 @@
     </w:p>
     <w:p>
       <w:pPr>
-        <w:pStyle w:val="ListBullet"/>
+        <w:ind w:left="567"/>
       </w:pPr>
       <w:r>
         <w:rPr/>

--- a/Bao_cao_2_truc_Lap_trinh.docx
+++ b/Bao_cao_2_truc_Lap_trinh.docx
@@ -2,2579 +2,401 @@
 <file path=word/document.xml><?xml version="1.0" encoding="utf-8"?>
 <w:document xmlns:wpc="http://schemas.microsoft.com/office/word/2010/wordprocessingCanvas" xmlns:mo="http://schemas.microsoft.com/office/mac/office/2008/main" xmlns:mc="http://schemas.openxmlformats.org/markup-compatibility/2006" xmlns:mv="urn:schemas-microsoft-com:mac:vml" xmlns:o="urn:schemas-microsoft-com:office:office" xmlns:r="http://schemas.openxmlformats.org/officeDocument/2006/relationships" xmlns:m="http://schemas.openxmlformats.org/officeDocument/2006/math" xmlns:v="urn:schemas-microsoft-com:vml" xmlns:wp14="http://schemas.microsoft.com/office/word/2010/wordprocessingDrawing" xmlns:wp="http://schemas.openxmlformats.org/drawingml/2006/wordprocessingDrawing" xmlns:w10="urn:schemas-microsoft-com:office:word" xmlns:w="http://schemas.openxmlformats.org/wordprocessingml/2006/main" xmlns:w14="http://schemas.microsoft.com/office/word/2010/wordml" xmlns:wpg="http://schemas.microsoft.com/office/word/2010/wordprocessingGroup" xmlns:wpi="http://schemas.microsoft.com/office/word/2010/wordprocessingInk" xmlns:wne="http://schemas.microsoft.com/office/word/2006/wordml" xmlns:wps="http://schemas.microsoft.com/office/word/2010/wordprocessingShape" mc:Ignorable="w14 wp14">
   <w:body>
+    <w:p/>
+    <w:p/>
+    <w:p/>
     <w:p>
       <w:pPr>
+        <w:spacing w:after="160"/>
+        <w:ind w:firstLine="0"/>
+        <w:jc w:val="center"/>
+      </w:pPr>
+      <w:r>
+        <w:rPr>
+          <w:rFonts w:ascii="Times New Roman" w:hAnsi="Times New Roman"/>
+          <w:b/>
+          <w:color w:val="1F3864"/>
+          <w:sz w:val="34"/>
+        </w:rPr>
+        <w:t>BÁO CÁO ĐỒ ÁN</w:t>
+      </w:r>
+    </w:p>
+    <w:p>
+      <w:pPr>
+        <w:spacing w:after="360"/>
+        <w:ind w:firstLine="0"/>
+        <w:jc w:val="center"/>
+      </w:pPr>
+      <w:r>
+        <w:rPr>
+          <w:rFonts w:ascii="Times New Roman" w:hAnsi="Times New Roman"/>
+          <w:b/>
+          <w:color w:val="1F3864"/>
+          <w:sz w:val="38"/>
+        </w:rPr>
+        <w:t>Đồ án điện năng lượng mặt trời – phương pháp hybrid thiên văn và LDR</w:t>
+      </w:r>
+    </w:p>
+    <w:p>
+      <w:pPr>
+        <w:spacing w:after="200"/>
+        <w:ind w:firstLine="0"/>
+        <w:jc w:val="center"/>
+      </w:pPr>
+      <w:r>
+        <w:rPr>
+          <w:rFonts w:ascii="Times New Roman" w:hAnsi="Times New Roman"/>
+          <w:b/>
+          <w:color w:val="1F3864"/>
+          <w:sz w:val="30"/>
+        </w:rPr>
+        <w:t>QUYỂN LẬP TRÌNH – ĐỒ ÁN 2</w:t>
+      </w:r>
+    </w:p>
+    <w:p>
+      <w:pPr>
+        <w:spacing w:after="360"/>
+        <w:ind w:firstLine="0"/>
+        <w:jc w:val="center"/>
+      </w:pPr>
+      <w:r>
+        <w:rPr>
+          <w:rFonts w:ascii="Times New Roman" w:hAnsi="Times New Roman"/>
+          <w:b/>
+          <w:color w:val="1F3864"/>
+          <w:sz w:val="26"/>
+        </w:rPr>
+        <w:t>LẬP TRÌNH – CẤU HÌNH HAI TRỤC</w:t>
+      </w:r>
+    </w:p>
+    <w:p>
+      <w:pPr>
+        <w:spacing w:after="560"/>
+        <w:ind w:firstLine="0"/>
+        <w:jc w:val="center"/>
+      </w:pPr>
+      <w:r>
+        <w:rPr>
+          <w:rFonts w:ascii="Times New Roman" w:hAnsi="Times New Roman"/>
+          <w:b w:val="0"/>
+          <w:color w:val="333333"/>
+          <w:sz w:val="22"/>
+        </w:rPr>
+        <w:t>Phương pháp hybrid: thiên văn định vị thô, LDR hiệu chỉnh khi đủ sáng; ban đêm/thiếu sáng giữ vị trí.</w:t>
+      </w:r>
+    </w:p>
+    <w:p>
+      <w:pPr>
+        <w:spacing w:after="80"/>
+        <w:ind w:firstLine="0"/>
+        <w:jc w:val="center"/>
+      </w:pPr>
+      <w:r>
+        <w:rPr>
+          <w:rFonts w:ascii="Times New Roman" w:hAnsi="Times New Roman"/>
+          <w:b w:val="0"/>
+          <w:color w:val="333333"/>
+          <w:sz w:val="22"/>
+        </w:rPr>
+        <w:t>Ngày biên soạn: 07/10/2026</w:t>
+      </w:r>
+    </w:p>
+    <w:p>
+      <w:pPr>
+        <w:spacing w:after="160"/>
+        <w:ind w:firstLine="0"/>
+        <w:jc w:val="center"/>
+      </w:pPr>
+      <w:r>
+        <w:rPr>
+          <w:rFonts w:ascii="Times New Roman" w:hAnsi="Times New Roman"/>
+          <w:b w:val="0"/>
+          <w:color w:val="1F3864"/>
+          <w:sz w:val="22"/>
+        </w:rPr>
+      </w:r>
+    </w:p>
+    <w:p>
+      <w:r>
+        <w:br w:type="page"/>
+      </w:r>
+    </w:p>
+    <w:p>
+      <w:pPr>
         <w:pStyle w:val="Heading1"/>
       </w:pPr>
       <w:r>
-        <w:rPr/>
+        <w:t>LỜI MỞ ĐẦU</w:t>
+      </w:r>
+    </w:p>
+    <w:p>
+      <w:r>
+        <w:t>Báo cáo trình bày phần việc được phân công trong đồ án hệ thống bám nắng mặt trời. Sáu quyển được chia theo cấu hình một trục/hai trục và theo nhóm Nghiên cứu, Chế tạo, Lập trình để tách rõ cơ sở tính toán, giao diện phần cứng và mã điều khiển.</w:t>
+      </w:r>
+    </w:p>
+    <w:p>
+      <w:r>
+        <w:t>Các thông số thống nhất được quản lý trong Bảng thông số chung đặt trước bộ báo cáo. Số liệu trong đồ án được ghi đúng bản chất: kết quả tính toán hoặc mô phỏng không được trình bày như phép đo; các công việc chưa thực hiện được nêu kèm kế hoạch dự kiến.</w:t>
+      </w:r>
+    </w:p>
+    <w:p>
+      <w:r>
+        <w:br w:type="page"/>
+      </w:r>
+    </w:p>
+    <w:p>
+      <w:pPr>
+        <w:pStyle w:val="Heading1"/>
+      </w:pPr>
+      <w:r>
+        <w:t>LỜI CẢM ƠN</w:t>
+      </w:r>
+    </w:p>
+    <w:p>
+      <w:r>
+        <w:t>Nhóm thực hiện trân trọng cảm ơn giảng viên hướng dẫn, thầy cô và các bạn đã hỗ trợ định hướng, góp ý và tạo điều kiện trong quá trình xây dựng đề tài. Những nhận xét chuyên môn giúp nhóm thống nhất lại quy ước góc, giới hạn hành trình, phân công nội dung và cách trình bày bằng chứng.</w:t>
+      </w:r>
+    </w:p>
+    <w:p>
+      <w:r>
+        <w:t>Nhóm xin tiếp thu các góp ý còn lại để hoàn thiện bản vẽ, kiểm thử phần cứng và hiệu chuẩn trước khi nghiệm thu.</w:t>
+      </w:r>
+    </w:p>
+    <w:p>
+      <w:r>
+        <w:br w:type="page"/>
+      </w:r>
+    </w:p>
+    <w:p>
+      <w:pPr>
+        <w:pStyle w:val="Heading1"/>
+      </w:pPr>
+      <w:r>
+        <w:t>LỜI CAM ĐOAN</w:t>
+      </w:r>
+    </w:p>
+    <w:p>
+      <w:r>
+        <w:t>Nhóm cam đoan nội dung được trình bày theo đúng phạm vi quyển báo cáo và nguồn tham khảo đã dẫn. Kết quả tính toán/mô phỏng được phân biệt với kết quả đo. Báo cáo không khẳng định đã lắp ráp, hiệu chuẩn, đo dòng/mô-men hoặc thử nghiệm phần cứng khi chưa có biên bản xác nhận; các việc đó được ghi là chưa thực hiện và có thời hạn dự kiến.</w:t>
+      </w:r>
+    </w:p>
+    <w:p>
+      <w:r>
+        <w:t>Các thông số cơ khí, tải gió, công suất nhãn motor và giới hạn góc chưa được xác nhận được đánh dấu là giả thiết thiết kế, không phải kết quả thực nghiệm.</w:t>
+      </w:r>
+    </w:p>
+    <w:p>
+      <w:r>
+        <w:br w:type="page"/>
+      </w:r>
+    </w:p>
+    <w:p>
+      <w:pPr>
+        <w:pStyle w:val="Heading1"/>
+      </w:pPr>
+      <w:r>
+        <w:t>MỤC LỤC</w:t>
+      </w:r>
+    </w:p>
+    <w:p>
+      <w:pPr>
+        <w:ind w:firstLine="0"/>
+      </w:pPr>
+      <w:r>
+        <w:fldChar w:fldCharType="begin"/>
+        <w:instrText xml:space="preserve">TOC \o "1-2" \h \z \u</w:instrText>
+        <w:fldChar w:fldCharType="separate"/>
+        <w:t>Cập nhật trường trong Word để hiện số trang/mục lục.</w:t>
+        <w:fldChar w:fldCharType="end"/>
+      </w:r>
+    </w:p>
+    <w:p>
+      <w:pPr>
+        <w:ind w:firstLine="0"/>
+      </w:pPr>
+      <w:r>
+        <w:rPr>
+          <w:i/>
+          <w:sz w:val="18"/>
+        </w:rPr>
+        <w:t>Nếu mục lục chưa cập nhật, chọn Update Field / Update entire table trong Word.</w:t>
+      </w:r>
+    </w:p>
+    <w:p>
+      <w:pPr>
+        <w:pStyle w:val="Heading1"/>
+        <w:pageBreakBefore/>
+        <w:ind w:firstLine="0"/>
+      </w:pPr>
+      <w:r>
         <w:t>CHƯƠNG 1. TỔNG QUAN ĐỀ TÀI</w:t>
       </w:r>
     </w:p>
     <w:p>
       <w:pPr>
         <w:pStyle w:val="Heading2"/>
+        <w:ind w:firstLine="0"/>
       </w:pPr>
       <w:r>
-        <w:rPr/>
-        <w:t>1.1. Lý do chọn đề tài</w:t>
+        <w:t>1.1. Bối cảnh</w:t>
       </w:r>
     </w:p>
     <w:p>
-      <w:pPr/>
+      <w:pPr>
+        <w:jc w:val="both"/>
+      </w:pPr>
       <w:r>
-        <w:rPr/>
-        <w:t>Vị trí biểu kiến của Mặt Trời dịch chuyển theo giờ và thay đổi theo mùa. Với tấm pin lắp cố định, hướng pháp tuyến chỉ phù hợp với tia trực tiếp trong một số thời điểm; sai lệch góc làm giảm thành phần bức xạ trực tiếp thu được. Hệ bám nắng hai trục có thể thay đổi cả phương vị và góc cao, là một phương án kỹ thuật để khảo sát khả năng duy trì hướng pin gần với hướng Mặt Trời.</w:t>
+        <w:t>Góc chiếu Mặt Trời thay đổi theo ngày và giờ; hệ bám nắng cần thống nhất dấu góc, cảm biến, hành trình và trạng thái an toàn trước khi tích hợp. Bộ đồ án có hai cấu hình riêng: một trục và hai trục.</w:t>
       </w:r>
     </w:p>
     <w:p>
-      <w:pPr/>
+      <w:pPr>
+        <w:pStyle w:val="Heading2"/>
+        <w:ind w:firstLine="0"/>
+      </w:pPr>
       <w:r>
-        <w:rPr/>
-        <w:t>Các mô hình dùng cảm biến quang cần xử lý sai khác giữa các cảm biến, nhiễu và bóng che. Với bốn LDR đặt ở bốn góc, việc so sánh hai cặp chéo giúp xác định phía có điện trở nhỏ hơn, tức phía nhận ánh sáng mạnh hơn. Điều khiển suy ra góc cần quay rồi đọc lại sau mỗi chu kỳ giúp cơ cấu căn chỉnh mà không phải quay liên tục.</w:t>
+        <w:t>1.2. Mục tiêu và cấu hình</w:t>
       </w:r>
     </w:p>
     <w:p>
-      <w:pPr/>
+      <w:pPr>
+        <w:jc w:val="both"/>
+      </w:pPr>
       <w:r>
-        <w:rPr/>
-        <w:t>Đề tài được lựa chọn nhằm xây dựng thuật toán bám nắng hai trục dùng bốn LDR và hai động cơ gạt nước trục vít cho phương vị, độ nghiêng; tập trung vào cách lập ma trận điện trở, suy ra góc cần quay, giới hạn hành trình và chu kỳ đọc lại cảm biến.</w:t>
+        <w:t>Quyển này thuộc cấu hình hai trục, đảm nhiệm phần mềm thuộc phạm vi quyển lập trình. Bảng thông số chung một trang được đặt trước sáu báo cáo và là nguồn chuẩn cho các hằng số, chân, chu kỳ và giới hạn [1].</w:t>
       </w:r>
     </w:p>
     <w:p>
       <w:pPr>
         <w:pStyle w:val="Heading2"/>
+        <w:ind w:firstLine="0"/>
       </w:pPr>
       <w:r>
-        <w:rPr/>
-        <w:t>1.2. Tổng quan về đề tài</w:t>
+        <w:t>1.3. Ranh giới nội dung và bằng chứng</w:t>
       </w:r>
     </w:p>
     <w:p>
-      <w:pPr/>
+      <w:pPr>
+        <w:jc w:val="both"/>
+      </w:pPr>
       <w:r>
-        <w:rPr/>
-        <w:t>Cụm bốn LDR đặt ở bốn góc mặt pin, mỗi cảm biến chếch ra ngoài một góc bằng nhau để phân biệt hướng sáng theo hai phương. ESP32 tính sai lệch quang theo ma trận bốn LDR, suy ra góc đích cho hai động cơ gạt nước trục vít ở cả phương vị và độ nghiêng, hồi tiếp góc bằng biến trở xoay; công tắc hành trình giới hạn chuyển động. Các nghiên cứu về tracker hai trục được dùng làm tài liệu tham khảo, không dùng kết quả của chúng thay cho phép đo trên mô hình này [10, 11].</w:t>
+        <w:t>Nghiên cứu giữ công thức/mô phỏng; Chế tạo giữ kết cấu, giao diện, tải và kế hoạch đo; Lập trình giữ thuật toán/code theo phần được giao. Quyển không sở hữu nội dung chuyên môn sẽ dẫn chiếu thay vì chép lại. Chưa có biên bản xác nhận lắp ráp, hiệu chuẩn hoặc thử nghiệm phần cứng; mọi số liệu tính toán/mô phỏng được ghi nhãn riêng.</w:t>
       </w:r>
     </w:p>
     <w:p>
-      <w:pPr/>
+      <w:pPr>
+        <w:pStyle w:val="Heading1"/>
+        <w:pageBreakBefore/>
+        <w:ind w:firstLine="0"/>
+      </w:pPr>
       <w:r>
-        <w:rPr/>
-        <w:t>Thuật toán của đề tài không cần tính góc đặt thiên văn trong vòng điều khiển chính: bộ điều khiển đọc ma trận bốn LDR, suy ra góc cần quay bằng quan hệ lượng giác, quay trực tiếp tới góc đích theo hồi tiếp biến trở và định kỳ đọc lại để hiệu chỉnh.</w:t>
+        <w:t>CHƯƠNG 2. ĐIỀU KHIỂN HAI TRỤC VÀ GIAO DIỆN LDR</w:t>
       </w:r>
     </w:p>
     <w:p>
       <w:pPr>
         <w:pStyle w:val="Heading2"/>
+        <w:ind w:firstLine="0"/>
       </w:pPr>
       <w:r>
-        <w:rPr/>
-        <w:t>1.3. Mục tiêu nghiên cứu</w:t>
+        <w:t>2.1. Phân công module</w:t>
       </w:r>
     </w:p>
     <w:p>
-      <w:pPr/>
+      <w:pPr>
+        <w:jc w:val="both"/>
+      </w:pPr>
       <w:r>
-        <w:rPr/>
-        <w:t>Mục tiêu tổng quát là xây dựng thuật toán điều khiển mô hình tấm pin hai trục bằng cách so sánh điện trở của bốn LDR, điều khiển lần lượt hướng nghiêng và hướng xoay, sau đó tự đọc lại theo chu kỳ để duy trì trạng thái cân bằng ánh sáng.</w:t>
+        <w:t>Quyển này sở hữu điều khiển motor hai trục, đọc DS1307, LCD, biến trở hồi tiếp, limit và dừng khẩn. Lấy mẫu ADC/hiệu chuẩn LDR/e1/e2 thuộc quyển Lập trình đồ án 1; tại đây chỉ gọi giao diện LdrResult, không lặp code đo sáng.</w:t>
       </w:r>
     </w:p>
     <w:p>
       <w:pPr>
-        <w:pStyle w:val="ListBullet"/>
+        <w:pStyle w:val="Heading2"/>
+        <w:ind w:firstLine="0"/>
       </w:pPr>
       <w:r>
-        <w:rPr/>
-        <w:t>Tổng hợp nguyên lý các linh kiện, phương pháp bám nắng và quy ước xác định hướng nghiêng, hướng xoay của tấm pin.</w:t>
+        <w:t>2.2. Thời gian DS1307 và giờ Mặt Trời</w:t>
       </w:r>
     </w:p>
     <w:p>
       <w:pPr>
-        <w:pStyle w:val="ListBullet"/>
+        <w:jc w:val="both"/>
       </w:pPr>
       <w:r>
-        <w:rPr/>
-        <w:t>Đề xuất cụm bốn LDR, ESP32, hai động cơ gạt nước trục vít cho phương vị và độ nghiêng, hai biến trở hồi tiếp góc, RTC và công tắc hành trình.</w:t>
+        <w:t>DS1307 tại 0x68 chứa bảy thanh ghi BCD; kiểm tra ACK, đủ byte, CH, chế độ 24 giờ và miền ngày/giờ trước khi tính. RTC lưu giờ dân dụng Việt Nam. Đổi sang giờ Mặt Trời theo UTC+7, kinh độ tham chiếu lambda≈106,10°E và Equation of Time rồi mới tính H. Kinh độ cần thay bằng tọa độ chính xác khi lắp.</w:t>
       </w:r>
     </w:p>
     <w:p>
       <w:pPr>
-        <w:pStyle w:val="ListBullet"/>
+        <w:pStyle w:val="Heading2"/>
+        <w:ind w:firstLine="0"/>
       </w:pPr>
       <w:r>
-        <w:rPr/>
-        <w:t>Xây dựng quy tắc ma trận bốn LDR, xác định phía nhận sáng mạnh hơn, suy ra góc cần quay cho từng trục và đọc lại sau mỗi chu kỳ.</w:t>
+        <w:t>2.3. beta, gamma và trạng thái an toàn</w:t>
       </w:r>
     </w:p>
     <w:p>
       <w:pPr>
-        <w:pStyle w:val="ListBullet"/>
+        <w:jc w:val="both"/>
       </w:pPr>
       <w:r>
-        <w:rPr/>
-        <w:t>Lập quy trình kiểm tra hướng chuyển động, ngưỡng cân bằng, thời gian đọc lại và so sánh năng lượng với tấm pin cố định.</w:t>
+        <w:t>beta là cao độ pháp tuyến đo từ phương ngang (mặt phẳng pin nghiêng 90°−beta); beta_cmd=clamp(alpha,0°…75°), không dùng 90°−alpha. Tại điểm tham chiếu, trưa 21/6 alpha≈87,5°, lớn hơn hành trình 75° khoảng 12,5°; lệnh bị kẹp ở 75° nên còn sai lệch hình học, chưa chứng minh khớp thật đạt hết hành trình. gamma giữ góc atan2, kể cả ±180°; gamma actuator giới hạn ±120° theo latch. Ban đêm, RTC lỗi hoặc S&lt;S_min: khóa cầu H và giữ góc hồi tiếp, không ra lệnh 0°; khả năng tự giữ cơ khí cần thử riêng.</w:t>
       </w:r>
     </w:p>
     <w:p>
       <w:pPr>
         <w:pStyle w:val="Heading2"/>
+        <w:ind w:firstLine="0"/>
       </w:pPr>
       <w:r>
-        <w:rPr/>
-        <w:t>1.4. Đối tượng và phạm vi nghiên cứu</w:t>
+        <w:t>2.4. Chu kỳ, LCD, limit và E-stop</w:t>
       </w:r>
     </w:p>
     <w:p>
-      <w:pPr/>
+      <w:pPr>
+        <w:jc w:val="both"/>
+      </w:pPr>
       <w:r>
-        <w:rPr/>
-        <w:t>Cấu hình đề xuất dùng ESP32, bốn LDR, hai động cơ gạt nước trục vít (phương vị và độ nghiêng) đóng cắt qua relay/cầu H, hai biến trở hồi tiếp góc, RTC và công tắc hành trình cho hai trục; photodiode được xem xét ở mức so sánh. Tọa độ lắp đặt, kích thước tấm pin, mô-men cơ cấu và giới hạn góc cần được xác định theo mô hình thực tế trước khi chế tạo.</w:t>
+        <w:t>Chu kỳ thống nhất: cập nhật target thiên văn 30 phút; kiểm tra tổng sáng 1 giây; hiệu chỉnh e1/e2 theo LDR 2 phút; LCD 1 giây bằng timer độc lập (không đặt trong nhánh LDR). Trong khi motor chạy, kiểm tra hồi tiếp/limit/E-stop mỗi 10 ms; lệnh tối đa 8 giây, nghỉ 25 ms trước đảo chiều. E-stop GPIO23 dùng NC kéo GND: LOW bình thường, HIGH khi nhấn hoặc đứt dây; firmware dừng cả hai cặp, nhưng phải có mạch NC phần cứng cắt enable/nguồn độc lập.</w:t>
       </w:r>
     </w:p>
     <w:p>
-      <w:pPr/>
+      <w:pPr>
+        <w:pStyle w:val="Heading1"/>
+        <w:pageBreakBefore/>
+        <w:ind w:firstLine="0"/>
+      </w:pPr>
       <w:r>
-        <w:rPr/>
-        <w:t>Phạm vi tập trung vào đọc ma trận điện trở LDR, suy ra góc lệch hai hướng nghiêng/quay, điều khiển hai cơ cấu chấp hành quay tới góc đích và bảo vệ hành trình.</w:t>
+        <w:t>CHƯƠNG 3. MÃ THAM KHẢO VÀ KIỂM THỬ</w:t>
       </w:r>
     </w:p>
     <w:p>
       <w:pPr>
         <w:pStyle w:val="Heading2"/>
+        <w:ind w:firstLine="0"/>
       </w:pPr>
       <w:r>
-        <w:rPr/>
-        <w:t>1.5. Kết quả dự kiến</w:t>
+        <w:t>3.1. Trích đoạn tích hợp thời gian và an toàn</w:t>
       </w:r>
     </w:p>
     <w:p>
-      <w:pPr/>
+      <w:pPr>
+        <w:jc w:val="both"/>
+      </w:pPr>
       <w:r>
-        <w:rPr/>
-        <w:t>Kết quả dự kiến gồm:</w:t>
+        <w:t>Đoạn dưới là giao diện tham khảo, chưa nạp lên bo. Hàm đọc LDR không lặp lại; phần đo nằm ở Lập trình đồ án 1. Bộ định thời LCD 1 giây và kiểm tra sáng 1 giây được tách riêng; chỉ nhánh hiệu chỉnh e1/e2 chạy mỗi 2 phút.</w:t>
       </w:r>
     </w:p>
     <w:p>
       <w:pPr>
-        <w:pStyle w:val="ListBullet"/>
-      </w:pPr>
-      <w:r>
-        <w:rPr/>
-        <w:t>Mô hình khối và phương án phần cứng hai trục có sơ đồ kết nối, giới hạn chuyển động và các bước hiệu chuẩn.</w:t>
-      </w:r>
-    </w:p>
-    <w:p>
-      <w:pPr>
-        <w:pStyle w:val="ListBullet"/>
-      </w:pPr>
-      <w:r>
-        <w:rPr/>
-        <w:t>Thuật toán ma trận điện trở 4 LDR suy ra góc đích, điều khiển motor phương vị và motor nghiêng quay tới góc đích, dừng khi vào vùng chết và tự đọc lại theo chu kỳ.</w:t>
-      </w:r>
-    </w:p>
-    <w:p>
-      <w:pPr>
-        <w:pStyle w:val="ListBullet"/>
-      </w:pPr>
-      <w:r>
-        <w:rPr/>
-        <w:t>Chương trình điều khiển ESP32 cùng quy trình kiểm thử từng cảm biến, hai động cơ gạt nước và công tắc hành trình.</w:t>
-      </w:r>
-    </w:p>
-    <w:p>
-      <w:pPr>
-        <w:pStyle w:val="ListBullet"/>
-      </w:pPr>
-      <w:r>
-        <w:rPr/>
-        <w:t>Bộ chỉ tiêu và quy trình ghi dữ liệu để so sánh các chế độ bám sau khi hoàn tất mô hình.</w:t>
-      </w:r>
-    </w:p>
-    <w:p>
-      <w:pPr/>
-      <w:r>
-        <w:rPr/>
-        <w:t>Đây là các sản phẩm dự kiến; kết quả định lượng về sai số hoặc năng lượng chỉ được bổ sung sau khi mô phỏng/đo kiểm trên cấu hình đã xác nhận.</w:t>
-      </w:r>
-    </w:p>
-    <w:p>
-      <w:pPr>
-        <w:pStyle w:val="Heading2"/>
-      </w:pPr>
-      <w:r>
-        <w:rPr/>
-        <w:t>1.6. Vai trò của quyển lập trình</w:t>
-      </w:r>
-    </w:p>
-    <w:p>
-      <w:pPr/>
-      <w:r>
-        <w:rPr/>
-        <w:t>Quyển này trình bày phần mềm của hệ hai trục: môi trường Arduino IDE và cách nạp cho ESP32, module ESP32 DevKit với các nhóm lệnh, thiết kế – chế tạo – hiệu chuẩn mạch và cơ khí, các phương pháp đọc ADC, điều khiển hai motor qua cầu H, đọc DS1307, hiển thị LCD I2C, đọc biến trở hai khớp, cùng lưu đồ từng phần và lưu đồ tổng quát kèm code mẫu hai trục hoàn chỉnh.</w:t>
-      </w:r>
-    </w:p>
-    <w:p>
-      <w:pPr>
-        <w:pStyle w:val="Heading1"/>
-      </w:pPr>
-      <w:r>
-        <w:rPr/>
-        <w:t>CHƯƠNG 2. CƠ SỞ LÝ THUYẾT, TỔNG QUAN LINH KIỆN VÀ MÔI TRƯỜNG LẬP TRÌNH</w:t>
-      </w:r>
-    </w:p>
-    <w:p>
-      <w:pPr>
-        <w:pStyle w:val="Heading2"/>
-      </w:pPr>
-      <w:r>
-        <w:rPr/>
-        <w:t>2.1. Pin năng lượng Mặt Trời</w:t>
-      </w:r>
-    </w:p>
-    <w:p>
-      <w:pPr/>
-      <w:r>
-        <w:rPr/>
-        <w:t>Mô-đun quang điện được cấu thành từ nhiều tế bào bán dẫn ghép nối tiếp/song song; mỗi tế bào biến đổi một phần bức xạ thành dòng điện một chiều. Mô-đun thường có kính mặt trước, lớp đóng gói, các tế bào, lớp mặt sau/ kính sau, khung và hộp nối; cấu tạo cụ thể tùy loại. Trong chuỗi tế bào có thể có diode bypass để hạn chế ảnh hưởng của che bóng cục bộ; diode này khác với photodiode dùng làm cảm biến ánh sáng.</w:t>
-      </w:r>
-    </w:p>
-    <w:p>
-      <w:pPr/>
-      <w:r>
-        <w:rPr/>
-        <w:t>Các thông số thường dùng để mô tả pin gồm Pmax, Voc, Isc, Vmp, Imp và hệ số nhiệt. Giá trị danh định được công bố theo điều kiện STC; ngoài thực tế, bức xạ, nhiệt độ tế bào, phổ ánh sáng, tải điện và bóng che làm đặc tuyến I-V thay đổi. Hướng đặt ảnh hưởng thành phần bức xạ trực tiếp; không thể suy ra công suất thực chỉ từ góc hình học hoặc điện áp hở mạch [3].</w:t>
-      </w:r>
-    </w:p>
-    <w:p>
-      <w:pPr/>
-      <w:r>
-        <w:rPr/>
-        <w:t>Trong phép thử tracker, đo U và I đồng thời, tính P = U×I và tích phân theo thời gian để thu năng lượng. Tấm đối chứng nên cùng loại, cùng tình trạng bề mặt và cùng tải; năng lượng tiêu thụ của hai động cơ gạt nước, ESP32 và mạch phụ trợ phải được ghi riêng rồi trừ khi tính năng lượng thuần.</w:t>
-      </w:r>
-    </w:p>
-    <w:p>
-      <w:pPr>
-        <w:pStyle w:val="Heading2"/>
-      </w:pPr>
-      <w:r>
-        <w:rPr/>
-        <w:t>2.2. Cảm biến quang trở (LDR)</w:t>
-      </w:r>
-    </w:p>
-    <w:p>
-      <w:pPr/>
-      <w:r>
-        <w:rPr/>
-        <w:t>Quang trở (Light Dependent Resistor - LDR) là linh kiện quang dẫn có điện trở thay đổi theo ánh sáng. Khi độ rọi tăng, điện trở LDR thường giảm; trong tối điện trở lớn hơn. Đặc tuyến này không tuyến tính, thay đổi theo phổ nguồn sáng, nhiệt độ, lô sản xuất và lịch sử chiếu sáng; tốc độ đáp ứng thường chậm hơn diode quang.</w:t>
-      </w:r>
-    </w:p>
-    <w:p>
-      <w:pPr/>
-      <w:r>
-        <w:rPr/>
-        <w:t>Trong mạch đo, LDR thường mắc với điện trở cố định thành cầu phân áp; ADC đọc điện áp tại điểm giữa để vi điều khiển xử lý. Chiều tăng/giảm của số ADC khi sáng phụ thuộc vị trí LDR trong cầu phân áp. Ưu điểm của LDR là rẻ, dễ tìm và mạch đơn giản; hạn chế là sai khác giữa mẫu, trôi theo môi trường và độ tuyến tính thấp, vì vậy cần bảo vệ khỏi bụi/ẩm và hiệu chuẩn nếu dùng cho phép đo định lượng.</w:t>
-      </w:r>
-    </w:p>
-    <w:p>
-      <w:pPr>
-        <w:pStyle w:val="Heading2"/>
-      </w:pPr>
-      <w:r>
-        <w:rPr/>
-        <w:t>2.3. Bộ điều khiển ESP32 DevKit và các khối phụ trợ</w:t>
-      </w:r>
-    </w:p>
-    <w:p>
-      <w:pPr/>
-      <w:r>
-        <w:rPr/>
-        <w:t>Bộ điều khiển trung tâm là module ESP32 DevKit duy nhất cho cả hai trục. Bo có hai nhóm ADC 12 bit; đề tài không bật WiFi nên dùng được cả nhóm ADC2. Theo sheet nguyên lý: bốn kênh LDR vào GPIO25/26/27/14, biến trở hồi tiếp góc phương vị vào GPIO36, điện áp tấm pin qua cầu chia vào GPIO39, biến trở hồi tiếp góc nghiêng của bản hai trục dùng GPIO2; bốn công tắc hành trình qt1–qt4 vào GPIO34/35/32/33. ADC của ESP32 chỉ đo điện áp 0–3,3 V, phiên bản này chưa đo dòng điện.</w:t>
-      </w:r>
-    </w:p>
-    <w:p>
-      <w:pPr/>
-      <w:r>
-        <w:rPr/>
-        <w:t>Thời gian thực dùng module DS1307 (I²C 0x68, pin nuôi) cấp ngày giờ cho khối thiên văn; hiển thị dùng LCD 1602 kèm mạch chuyển I²C PCF8574 (0x27) chung bus SDA/SCL (GPIO21/22). Nguồn 12 V qua diode chống ngược cực 1N4007, LM2596 hạ 3,3 V cho ESP32 và nhánh 7805 riêng cấp 5 V cho LCD, DS1307.</w:t>
-      </w:r>
-    </w:p>
-    <w:p>
-      <w:pPr>
-        <w:pStyle w:val="Heading2"/>
-      </w:pPr>
-      <w:r>
-        <w:rPr/>
-        <w:t>2.4. Vị trí Mặt Trời và góc theo ngày, giờ</w:t>
-      </w:r>
-    </w:p>
-    <w:p>
-      <w:pPr>
-        <w:pStyle w:val="Heading3"/>
-      </w:pPr>
-      <w:r>
-        <w:rPr/>
-        <w:t>2.4.1. Hệ tọa độ và các góc đặc trưng</w:t>
-      </w:r>
-    </w:p>
-    <w:p>
-      <w:pPr/>
-      <w:r>
-        <w:rPr/>
-        <w:t>Vị trí Mặt Trời thường được mô tả bằng góc cao α (tính từ đường chân trời lên thiên đỉnh) và góc phương vị γ (đo từ hướng Bắc thật theo chiều kim đồng hồ). Góc thiên đỉnh θz = 90° − α. Góc phương vị và góc cao là đầu vào để xác định hướng pháp tuyến của tấm pin; khi cài đặt phải thống nhất quy ước dấu giữa phần mềm và chiều quay thực tế của cơ cấu.</w:t>
-      </w:r>
-    </w:p>
-    <w:p>
-      <w:pPr>
-        <w:pStyle w:val="Heading3"/>
-      </w:pPr>
-      <w:r>
-        <w:rPr/>
-        <w:t>2.4.2. Ảnh hưởng của ngày trong năm và giờ trong ngày</w:t>
-      </w:r>
-    </w:p>
-    <w:p>
-      <w:pPr/>
-      <w:r>
-        <w:rPr/>
-        <w:t>Một xấp xỉ thường dùng cho góc lệch Mặt Trời là δ ≈ 23,45° × sin[360° × (284 + n) / 365], trong đó n là thứ tự ngày trong năm. Góc giờ xấp xỉ ω = 15° × (t_solar − 12), với t_solar là giờ Mặt Trời địa phương tính bằng giờ. Từ vĩ độ φ, có thể tính góc cao bằng quan hệ sin α = sin φ sin δ + cos φ cos δ cos ω. Các biểu thức này thích hợp để trình bày nguyên lý; triển khai chính xác nên dùng thuật toán vị trí Mặt Trời SPA hoặc thư viện đã kiểm chứng [1, 2].</w:t>
-      </w:r>
-    </w:p>
-    <w:p>
-      <w:pPr/>
-      <w:r>
-        <w:rPr/>
-        <w:t>Giờ dân dụng không hoàn toàn trùng với giờ Mặt Trời. Chương trình cần hiệu chỉnh múi giờ, kinh độ địa điểm và phương trình thời gian; đồng hồ RTC phải được đặt đúng. Sai lệch thời gian, nhập nhầm vĩ độ/kinh độ hoặc xác định sai hướng Bắc thật đều làm xuất hiện sai số góc dù thuật toán tính toán đúng.</w:t>
-      </w:r>
-    </w:p>
-    <w:p>
-      <w:pPr>
-        <w:pStyle w:val="Heading3"/>
-      </w:pPr>
-      <w:r>
-        <w:rPr/>
-        <w:t>2.4.3. Góc đặt của tracker hai trục</w:t>
-      </w:r>
-    </w:p>
-    <w:p>
-      <w:pPr/>
-      <w:r>
-        <w:rPr/>
-        <w:t>Với tracker phương vị - góc cao, trục phương vị hướng pháp tuyến về gần γ và trục độ cao đặt gần α; nếu dùng góc nghiêng so với phương ngang thì β = 90° − α. Góc đặt thực tế bằng góc tính toán cộng offset lắp đặt, sau đó được giới hạn theo hành trình. Quy ước phương vị phải thống nhất (Bắc thật, chiều kim đồng hồ hay quy ước khác); góc đi qua 0° cần xử lý sao cho cơ cấu chọn đường quay ngắn và không xoắn dây.</w:t>
-      </w:r>
-    </w:p>
-    <w:p>
-      <w:pPr/>
-      <w:r>
-        <w:rPr/>
-        <w:t>Ở mô hình hai trục, phép tính hình học cho hướng tham chiếu, còn giới hạn cơ khí, vị trí home, sai số gá lắp và hành trình motor quyết định góc lệnh thực tế. Khi Mặt Trời ở dưới ngưỡng góc cao vận hành, hệ thống dừng hoặc về vị trí nghỉ đã chọn.</w:t>
-      </w:r>
-    </w:p>
-    <w:p>
-      <w:pPr>
-        <w:pStyle w:val="Heading2"/>
-      </w:pPr>
-      <w:r>
-        <w:rPr/>
-        <w:t>2.5. Các mùa trong năm và quỹ đạo biểu kiến</w:t>
-      </w:r>
-    </w:p>
-    <w:p>
-      <w:pPr/>
-      <w:r>
-        <w:rPr/>
-        <w:t>Trục quay của Trái Đất nghiêng so với mặt phẳng quỹ đạo, vì vậy xích vĩ Mặt Trời thay đổi trong năm. Ở Bắc bán cầu, vào khoảng tháng 6 Mặt Trời lên cao và thời gian ban ngày dài hơn; vào khoảng tháng 12 Mặt Trời thấp hơn và ngày ngắn hơn. Quanh hai điểm phân tháng 3 và tháng 9, độ dài ngày và đêm gần bằng nhau. Đây là biến thiên thiên văn, không phải sự thay đổi đột ngột đúng vào ngày đầu mùa khí tượng.</w:t>
-      </w:r>
-    </w:p>
-    <w:p>
-      <w:pPr/>
-      <w:r>
-        <w:rPr/>
-        <w:t>Do quỹ đạo thay đổi theo mùa, giờ Mặt Trời mọc/lặn và phương vị mọc/lặn cũng thay đổi. Cùng một tấm pin đặt cố định có thể phù hợp hơn vào một số mùa; lợi ích của bám nắng không giống nhau quanh năm. Ở các vĩ độ miền Bắc Việt Nam, vào mùa hè Mặt Trời giữa trưa có thể ở rất cao và lệch về phía Bắc; mùa đông đường đi thấp hơn và chủ yếu ở phía Nam. Một tracker một trục chỉ quay trong một mặt phẳng nên còn sai lệch theo phương vuông góc với trục; tracker hai trục khắc phục tốt hơn về hình học nhưng tăng độ phức tạp và năng lượng truyền động.</w:t>
-      </w:r>
-    </w:p>
-    <w:p>
-      <w:pPr/>
-      <w:r>
-        <w:rPr/>
-        <w:t>Vì vậy, thiết kế cần xem xét cả mùa, góc nghiêng ban đầu, bóng che và thời tiết địa phương. Không nên suy ra mức tăng sản lượng cả năm từ một ngày nắng hoặc một lần đo; cần so sánh trong các khoảng thời gian đủ dài và ghi nhận điều kiện đo [3, 4].</w:t>
-      </w:r>
-    </w:p>
-    <w:tbl>
-      <w:tblPr>
-        <w:tblStyle w:val="TableGrid"/>
-        <w:tblW w:type="auto" w:w="0"/>
-        <w:jc w:val="center"/>
-        <w:tblLook w:firstColumn="1" w:firstRow="1" w:lastColumn="0" w:lastRow="0" w:noHBand="0" w:noVBand="1" w:val="04A0"/>
-      </w:tblPr>
-      <w:tblGrid>
-        <w:gridCol w:w="3010"/>
-        <w:gridCol w:w="3010"/>
-        <w:gridCol w:w="3010"/>
-      </w:tblGrid>
-      <w:tr>
-        <w:tc>
-          <w:tcPr>
-            <w:tcW w:type="dxa" w:w="3010"/>
-          </w:tcPr>
-          <w:p>
-            <w:pPr>
-              <w:spacing w:after="40"/>
-              <w:ind w:firstLine="0"/>
-            </w:pPr>
-            <w:r>
-              <w:rPr>
-                <w:b/>
-                <w:sz w:val="22"/>
-              </w:rPr>
-              <w:t>Giai đoạn thiên văn ở Bắc bán cầu</w:t>
-            </w:r>
-          </w:p>
-        </w:tc>
-        <w:tc>
-          <w:tcPr>
-            <w:tcW w:type="dxa" w:w="3010"/>
-          </w:tcPr>
-          <w:p>
-            <w:pPr>
-              <w:spacing w:after="40"/>
-              <w:ind w:firstLine="0"/>
-            </w:pPr>
-            <w:r>
-              <w:rPr>
-                <w:b/>
-                <w:sz w:val="22"/>
-              </w:rPr>
-              <w:t>Xích vĩ Mặt Trời (xấp xỉ)</w:t>
-            </w:r>
-          </w:p>
-        </w:tc>
-        <w:tc>
-          <w:tcPr>
-            <w:tcW w:type="dxa" w:w="3010"/>
-          </w:tcPr>
-          <w:p>
-            <w:pPr>
-              <w:spacing w:after="40"/>
-              <w:ind w:firstLine="0"/>
-            </w:pPr>
-            <w:r>
-              <w:rPr>
-                <w:b/>
-                <w:sz w:val="22"/>
-              </w:rPr>
-              <w:t>Đặc điểm đường đi biểu kiến</w:t>
-            </w:r>
-          </w:p>
-        </w:tc>
-      </w:tr>
-      <w:tr>
-        <w:tc>
-          <w:tcPr>
-            <w:tcW w:type="dxa" w:w="3010"/>
-          </w:tcPr>
-          <w:p>
-            <w:pPr>
-              <w:spacing w:after="40"/>
-              <w:ind w:firstLine="0"/>
-            </w:pPr>
-            <w:r>
-              <w:rPr>
-                <w:sz w:val="22"/>
-              </w:rPr>
-              <w:t>Xuân: điểm phân tháng 3 đến chí tháng 6</w:t>
-            </w:r>
-          </w:p>
-        </w:tc>
-        <w:tc>
-          <w:tcPr>
-            <w:tcW w:type="dxa" w:w="3010"/>
-          </w:tcPr>
-          <w:p>
-            <w:pPr>
-              <w:spacing w:after="40"/>
-              <w:ind w:firstLine="0"/>
-            </w:pPr>
-            <w:r>
-              <w:rPr>
-                <w:sz w:val="22"/>
-              </w:rPr>
-              <w:t>0° → +23,44°</w:t>
-            </w:r>
-          </w:p>
-        </w:tc>
-        <w:tc>
-          <w:tcPr>
-            <w:tcW w:type="dxa" w:w="3010"/>
-          </w:tcPr>
-          <w:p>
-            <w:pPr>
-              <w:spacing w:after="40"/>
-              <w:ind w:firstLine="0"/>
-            </w:pPr>
-            <w:r>
-              <w:rPr>
-                <w:sz w:val="22"/>
-              </w:rPr>
-              <w:t>Độ cao Mặt Trời giữa trưa tăng; ngày dài dần.</w:t>
-            </w:r>
-          </w:p>
-        </w:tc>
-      </w:tr>
-      <w:tr>
-        <w:tc>
-          <w:tcPr>
-            <w:tcW w:type="dxa" w:w="3010"/>
-          </w:tcPr>
-          <w:p>
-            <w:pPr>
-              <w:spacing w:after="40"/>
-              <w:ind w:firstLine="0"/>
-            </w:pPr>
-            <w:r>
-              <w:rPr>
-                <w:sz w:val="22"/>
-              </w:rPr>
-              <w:t>Hạ: chí tháng 6 đến điểm phân tháng 9</w:t>
-            </w:r>
-          </w:p>
-        </w:tc>
-        <w:tc>
-          <w:tcPr>
-            <w:tcW w:type="dxa" w:w="3010"/>
-          </w:tcPr>
-          <w:p>
-            <w:pPr>
-              <w:spacing w:after="40"/>
-              <w:ind w:firstLine="0"/>
-            </w:pPr>
-            <w:r>
-              <w:rPr>
-                <w:sz w:val="22"/>
-              </w:rPr>
-              <w:t>+23,44° → 0°</w:t>
-            </w:r>
-          </w:p>
-        </w:tc>
-        <w:tc>
-          <w:tcPr>
-            <w:tcW w:type="dxa" w:w="3010"/>
-          </w:tcPr>
-          <w:p>
-            <w:pPr>
-              <w:spacing w:after="40"/>
-              <w:ind w:firstLine="0"/>
-            </w:pPr>
-            <w:r>
-              <w:rPr>
-                <w:sz w:val="22"/>
-              </w:rPr>
-              <w:t>Mặt Trời đi cao; ngày dài rồi giảm dần.</w:t>
-            </w:r>
-          </w:p>
-        </w:tc>
-      </w:tr>
-      <w:tr>
-        <w:tc>
-          <w:tcPr>
-            <w:tcW w:type="dxa" w:w="3010"/>
-          </w:tcPr>
-          <w:p>
-            <w:pPr>
-              <w:spacing w:after="40"/>
-              <w:ind w:firstLine="0"/>
-            </w:pPr>
-            <w:r>
-              <w:rPr>
-                <w:sz w:val="22"/>
-              </w:rPr>
-              <w:t>Thu: điểm phân tháng 9 đến chí tháng 12</w:t>
-            </w:r>
-          </w:p>
-        </w:tc>
-        <w:tc>
-          <w:tcPr>
-            <w:tcW w:type="dxa" w:w="3010"/>
-          </w:tcPr>
-          <w:p>
-            <w:pPr>
-              <w:spacing w:after="40"/>
-              <w:ind w:firstLine="0"/>
-            </w:pPr>
-            <w:r>
-              <w:rPr>
-                <w:sz w:val="22"/>
-              </w:rPr>
-              <w:t>0° → −23,44°</w:t>
-            </w:r>
-          </w:p>
-        </w:tc>
-        <w:tc>
-          <w:tcPr>
-            <w:tcW w:type="dxa" w:w="3010"/>
-          </w:tcPr>
-          <w:p>
-            <w:pPr>
-              <w:spacing w:after="40"/>
-              <w:ind w:firstLine="0"/>
-            </w:pPr>
-            <w:r>
-              <w:rPr>
-                <w:sz w:val="22"/>
-              </w:rPr>
-              <w:t>Quỹ đạo hạ thấp; ngày ngắn dần.</w:t>
-            </w:r>
-          </w:p>
-        </w:tc>
-      </w:tr>
-      <w:tr>
-        <w:tc>
-          <w:tcPr>
-            <w:tcW w:type="dxa" w:w="3010"/>
-          </w:tcPr>
-          <w:p>
-            <w:pPr>
-              <w:spacing w:after="40"/>
-              <w:ind w:firstLine="0"/>
-            </w:pPr>
-            <w:r>
-              <w:rPr>
-                <w:sz w:val="22"/>
-              </w:rPr>
-              <w:t>Đông: chí tháng 12 đến điểm phân tháng 3</w:t>
-            </w:r>
-          </w:p>
-        </w:tc>
-        <w:tc>
-          <w:tcPr>
-            <w:tcW w:type="dxa" w:w="3010"/>
-          </w:tcPr>
-          <w:p>
-            <w:pPr>
-              <w:spacing w:after="40"/>
-              <w:ind w:firstLine="0"/>
-            </w:pPr>
-            <w:r>
-              <w:rPr>
-                <w:sz w:val="22"/>
-              </w:rPr>
-              <w:t>−23,44° → 0°</w:t>
-            </w:r>
-          </w:p>
-        </w:tc>
-        <w:tc>
-          <w:tcPr>
-            <w:tcW w:type="dxa" w:w="3010"/>
-          </w:tcPr>
-          <w:p>
-            <w:pPr>
-              <w:spacing w:after="40"/>
-              <w:ind w:firstLine="0"/>
-            </w:pPr>
-            <w:r>
-              <w:rPr>
-                <w:sz w:val="22"/>
-              </w:rPr>
-              <w:t>Mặt Trời đi thấp; ngày ngắn rồi dài dần.</w:t>
-            </w:r>
-          </w:p>
-        </w:tc>
-      </w:tr>
-    </w:tbl>
-    <w:p>
-      <w:pPr/>
-    </w:p>
-    <w:p>
-      <w:pPr/>
-      <w:r>
-        <w:rPr/>
-        <w:t>Mốc ngày phân và chí thay đổi nhẹ theo từng năm; mùa khí tượng tại từng địa phương cũng không hoàn toàn trùng với mùa thiên văn. Bảng trên mô tả xu hướng quỹ đạo, không thay cho số liệu thời tiết tại vị trí thử nghiệm.</w:t>
-      </w:r>
-    </w:p>
-    <w:p>
-      <w:pPr>
-        <w:pStyle w:val="Heading2"/>
-      </w:pPr>
-      <w:r>
-        <w:rPr/>
-        <w:t>2.6. Ba phương pháp bám nắng xem xét trong đề tài</w:t>
-      </w:r>
-    </w:p>
-    <w:p>
-      <w:pPr>
-        <w:pStyle w:val="Heading3"/>
-      </w:pPr>
-      <w:r>
-        <w:rPr/>
-        <w:t>2.6.1. Nhóm 1 – Vòng hở theo thời gian (thuật toán thiên văn)</w:t>
-      </w:r>
-    </w:p>
-    <w:p>
-      <w:pPr/>
-      <w:r>
-        <w:rPr/>
-        <w:t>Tính vị trí Mặt Trời từ tọa độ lắp đặt, ngày và giờ đọc từ DS1307, không cần cảm biến sáng. Xích vĩ theo ngày trong năm:</w:t>
-      </w:r>
-    </w:p>
-    <w:p>
-      <w:pPr>
         <w:ind w:firstLine="0"/>
         <w:jc w:val="center"/>
       </w:pPr>
       <w:r>
-        <w:rPr>
-          <w:i/>
-        </w:rPr>
-        <w:t>δ = 23,45° · sin[360°·(284 + n)/365]</w:t>
-      </w:r>
-    </w:p>
-    <w:p>
-      <w:pPr/>
-      <w:r>
-        <w:rPr/>
-        <w:t>Góc giờ theo giờ Mặt Trời t:</w:t>
-      </w:r>
-    </w:p>
-    <w:p>
-      <w:pPr>
-        <w:ind w:firstLine="0"/>
-        <w:jc w:val="center"/>
-      </w:pPr>
-      <w:r>
-        <w:rPr>
-          <w:i/>
-        </w:rPr>
-        <w:t>H = 15° · (t − 12)</w:t>
-      </w:r>
-    </w:p>
-    <w:p>
-      <w:pPr/>
-      <w:r>
-        <w:rPr/>
-        <w:t>Góc cao Mặt Trời α theo vĩ độ φ:</w:t>
-      </w:r>
-    </w:p>
-    <w:p>
-      <w:pPr>
-        <w:ind w:firstLine="0"/>
-        <w:jc w:val="center"/>
-      </w:pPr>
-      <w:r>
-        <w:rPr>
-          <w:i/>
-        </w:rPr>
-        <w:t>sin α = sin φ · sin δ + cos φ · cos δ · cos H</w:t>
-      </w:r>
-    </w:p>
-    <w:p>
-      <w:pPr/>
-      <w:r>
-        <w:rPr/>
-        <w:t>Góc phương vị γ tính tiếp từ α, δ, φ. Cặp (α, γ) đổi trực tiếp ra góc đặt của trục nghiêng và trục phương vị.</w:t>
-      </w:r>
-    </w:p>
-    <w:p>
-      <w:pPr>
-        <w:pStyle w:val="ListBullet"/>
-      </w:pPr>
-      <w:r>
-        <w:rPr/>
-        <w:t>Ưu điểm: ổn định, không phụ thuộc thời tiết, không dao động.</w:t>
-      </w:r>
-    </w:p>
-    <w:p>
-      <w:pPr>
-        <w:pStyle w:val="ListBullet"/>
-      </w:pPr>
-      <w:r>
-        <w:rPr/>
-        <w:t>Nhược điểm: cần cài đúng tọa độ và giờ; không tự sửa sai số lắp đặt và độ rơ khớp 3D.</w:t>
-      </w:r>
-    </w:p>
-    <w:p>
-      <w:pPr>
-        <w:pStyle w:val="Heading3"/>
-      </w:pPr>
-      <w:r>
-        <w:rPr/>
-        <w:t>2.6.2. Nhóm 2 – Vòng kín dùng cảm biến quang trở (LDR)</w:t>
-      </w:r>
-    </w:p>
-    <w:p>
-      <w:pPr/>
-      <w:r>
-        <w:rPr/>
-        <w:t>Bốn LDR ở bốn góc tấm pin, mỗi cảm biến gá nghiêng ra ngoài tâm một góc β_s = 30°, không dùng vách ngăn. Sai lệch điều khiển của hai trục:</w:t>
-      </w:r>
-    </w:p>
-    <w:p>
-      <w:pPr>
-        <w:ind w:firstLine="0"/>
-        <w:jc w:val="center"/>
-      </w:pPr>
-      <w:r>
-        <w:rPr>
-          <w:i/>
-        </w:rPr>
-        <w:t>e1 = ADC(LDR_trái) − ADC(LDR_phải);   e2 = ADC(LDR_trên) − ADC(LDR_dưới)</w:t>
-      </w:r>
-    </w:p>
-    <w:p>
-      <w:pPr>
-        <w:pStyle w:val="ListBullet"/>
-      </w:pPr>
-      <w:r>
-        <w:rPr/>
-        <w:t>Nếu |e1| &gt; ngưỡng: quay motor phương vị theo dấu e1; nếu |e2| &gt; ngưỡng: quay motor nghiêng theo dấu e2.</w:t>
-      </w:r>
-    </w:p>
-    <w:p>
-      <w:pPr>
-        <w:pStyle w:val="ListBullet"/>
-      </w:pPr>
-      <w:r>
-        <w:rPr/>
-        <w:t>Ngược lại thì dừng – vùng chết chống dao động quanh vị trí cân bằng.</w:t>
-      </w:r>
-    </w:p>
-    <w:p>
-      <w:pPr>
-        <w:pStyle w:val="ListBullet"/>
-      </w:pPr>
-      <w:r>
-        <w:rPr/>
-        <w:t>Ưu điểm: đơn giản, rẻ, phản ứng theo sáng thực tế, tự sửa sai số gá lắp.</w:t>
-      </w:r>
-    </w:p>
-    <w:p>
-      <w:pPr>
-        <w:pStyle w:val="ListBullet"/>
-      </w:pPr>
-      <w:r>
-        <w:rPr/>
-        <w:t>Nhược điểm: nhạy mây và bóng râm thoáng qua; sáng sớm tín hiệu yếu nên bám chậm.</w:t>
-      </w:r>
-    </w:p>
-    <w:p>
-      <w:pPr>
-        <w:pStyle w:val="Heading3"/>
-      </w:pPr>
-      <w:r>
-        <w:rPr/>
-        <w:t>2.6.3. Nhóm 3 – Phương pháp hybrid (kết hợp), phương án lựa chọn</w:t>
-      </w:r>
-    </w:p>
-    <w:p>
-      <w:pPr>
-        <w:pStyle w:val="ListBullet"/>
-      </w:pPr>
-      <w:r>
-        <w:rPr/>
-        <w:t>Thiên văn định vị thô: đầu buổi sáng và mỗi 30 phút đưa nhanh cả hai trục về gần (α, γ) của Mặt Trời.</w:t>
-      </w:r>
-    </w:p>
-    <w:p>
-      <w:pPr>
-        <w:pStyle w:val="ListBullet"/>
-      </w:pPr>
-      <w:r>
-        <w:rPr/>
-        <w:t>LDR tinh chỉnh: giữa hai lần định vị thô, dùng e1 chỉnh phương vị và e2 chỉnh độ nghiêng về vùng chết.</w:t>
-      </w:r>
-    </w:p>
-    <w:p>
-      <w:pPr>
-        <w:pStyle w:val="ListBullet"/>
-      </w:pPr>
-      <w:r>
-        <w:rPr/>
-        <w:t>Trời nhiều mây (tổng sáng S &lt; S_min): giữ nguyên vị trí theo lịch thiên văn, tránh dao động vô ích.</w:t>
-      </w:r>
-    </w:p>
-    <w:p>
-      <w:pPr/>
-      <w:r>
-        <w:rPr/>
-        <w:t>Hybrid giữ ưu điểm của cả hai nhóm và khắc phục nhược điểm của từng nhóm, nên được chọn cho mô hình hai trục của đồ án này.</w:t>
-      </w:r>
-    </w:p>
-    <w:p>
-      <w:pPr>
-        <w:pStyle w:val="Heading2"/>
-      </w:pPr>
-      <w:r>
-        <w:rPr/>
-        <w:t>2.7. Nguyên tắc điều khiển và đánh giá</w:t>
-      </w:r>
-    </w:p>
-    <w:p>
-      <w:pPr/>
-      <w:r>
-        <w:rPr/>
-        <w:t>Có thể dùng điều khiển đóng-ngắt có vùng trễ để đạt mục tiêu nhanh; điều khiển tỷ lệ để giảm bước khi gần đích; hoặc PI/PID khi có phản hồi vị trí và cần giảm sai số ổn định. Với motor trục vít, lệnh quay được giới hạn theo hành trình và chỉ phát khi góc lệch vượt vùng chết; nhờ trục vít tự hãm nên không cần nuôi điện để giữ vị trí. Thuật toán mờ hoặc thích nghi là hướng nâng cao nhưng cần được hiệu chuẩn và so sánh trên dữ liệu đủ đại diện [4].</w:t>
-      </w:r>
-    </w:p>
-    <w:p>
-      <w:pPr/>
-      <w:r>
-        <w:rPr/>
-        <w:t>Chỉ tiêu đánh giá nên gồm sai số góc phương vị/góc cao, số lần chuyển động, thời gian ổn định, trạng thái công tắc và năng lượng thuần. Năng lượng PV và năng lượng động cơ/bộ điều khiển cần đo trên cùng khoảng thời gian; trong các phép so sánh phải giữ nguyên tải, cấu hình đo và điều kiện lắp đặt.</w:t>
-      </w:r>
-    </w:p>
-    <w:p>
-      <w:pPr>
-        <w:pStyle w:val="Heading2"/>
-      </w:pPr>
-      <w:r>
-        <w:rPr/>
-        <w:t>2.8. Môi trường Arduino IDE và cách nạp chương trình cho ESP32</w:t>
-      </w:r>
-    </w:p>
-    <w:p>
-      <w:pPr/>
-      <w:r>
-        <w:rPr/>
-        <w:t>Arduino IDE mặc định chỉ kèm lõi AVR/SAM và trình biên dịch avr-gcc/arm-gcc, trong khi ESP32 dùng nhân Xtensa LX6 cần toolchain riêng, nên phải cài thêm lõi esp32 của Espressif thì IDE mới biên dịch và nạp được cho ESP32 DevKit.</w:t>
-      </w:r>
-    </w:p>
-    <w:p>
-      <w:pPr>
-        <w:pStyle w:val="ListBullet"/>
-      </w:pPr>
-      <w:r>
-        <w:rPr/>
-        <w:t>Bước 1. Cài Arduino IDE và driver USB-UART (CP210x/CH340).</w:t>
-      </w:r>
-    </w:p>
-    <w:p>
-      <w:pPr>
-        <w:pStyle w:val="ListBullet"/>
-      </w:pPr>
-      <w:r>
-        <w:rPr/>
-        <w:t>Bước 2. File → Preferences → Additional Boards Manager URLs: thêm https://espressif.github.io/arduino-esp32/package_esp32_index.json</w:t>
-      </w:r>
-    </w:p>
-    <w:p>
-      <w:pPr>
-        <w:pStyle w:val="ListBullet"/>
-      </w:pPr>
-      <w:r>
-        <w:rPr/>
-        <w:t>Bước 3. Tools → Board → Boards Manager → cài gói “esp32” của Espressif Systems.</w:t>
-      </w:r>
-    </w:p>
-    <w:p>
-      <w:pPr>
-        <w:pStyle w:val="ListBullet"/>
-      </w:pPr>
-      <w:r>
-        <w:rPr/>
-        <w:t>Bước 4. Chọn Board “ESP32 Dev Module” và đúng cổng COM.</w:t>
-      </w:r>
-    </w:p>
-    <w:p>
-      <w:pPr>
-        <w:pStyle w:val="ListBullet"/>
-      </w:pPr>
-      <w:r>
-        <w:rPr/>
-        <w:t>Bước 5. Serial Monitor 115200 baud; giữ nút BOOT khi nạp nếu IDE báo “Connecting...”.</w:t>
-      </w:r>
-    </w:p>
-    <w:p>
-      <w:pPr>
-        <w:pStyle w:val="ListBullet"/>
-      </w:pPr>
-      <w:r>
-        <w:rPr/>
-        <w:t>Bước 6. Nạp sketch Blink xác nhận trước khi viết chương trình hybrid hai trục.</w:t>
-      </w:r>
-    </w:p>
-    <w:p>
-      <w:pPr>
-        <w:pStyle w:val="Heading2"/>
-      </w:pPr>
-      <w:r>
-        <w:rPr/>
-        <w:t>2.9. Module ESP32 DevKit dùng trong đề tài</w:t>
-      </w:r>
-    </w:p>
-    <w:p>
-      <w:pPr/>
-      <w:r>
-        <w:rPr/>
-        <w:t>Module ESP32 DevKit điều khiển cả hai khớp. Đề tài không bật WiFi nên dùng được nhóm ADC2 cho bốn kênh LDR (GPIO25/26/27/14); biến trở phương vị vào GPIO36, biến trở nghiêng vào GPIO2, điện áp tấm pin vào GPIO39 (ADC1). Lệnh hai cầu H đi qua bốn opto PC817 với quy ước tích cực thấp; bốn công tắc hành trình kéo xuống 1k đọc mức 1 khi chạm.</w:t>
-      </w:r>
-    </w:p>
-    <w:p>
-      <w:pPr>
-        <w:pStyle w:val="Heading2"/>
-      </w:pPr>
-      <w:r>
-        <w:rPr/>
-        <w:t>2.10. Các nhóm lệnh cơ bản dùng trong chương trình</w:t>
-      </w:r>
-    </w:p>
-    <w:p>
-      <w:pPr>
-        <w:pStyle w:val="Caption"/>
-        <w:spacing w:after="80"/>
-      </w:pPr>
-      <w:r>
-        <w:rPr/>
-        <w:t>Bảng 1. Các nhóm lệnh dùng trong chương trình hybrid hai trục</w:t>
-      </w:r>
-    </w:p>
-    <w:tbl>
-      <w:tblPr>
-        <w:tblStyle w:val="TableGrid"/>
-        <w:tblW w:type="auto" w:w="0"/>
-        <w:jc w:val="center"/>
-        <w:tblLook w:firstColumn="1" w:firstRow="1" w:lastColumn="0" w:lastRow="0" w:noHBand="0" w:noVBand="1" w:val="04A0"/>
-      </w:tblPr>
-      <w:tblGrid>
-        <w:gridCol w:w="3010"/>
-        <w:gridCol w:w="3010"/>
-        <w:gridCol w:w="3010"/>
-      </w:tblGrid>
-      <w:tr>
-        <w:tc>
-          <w:tcPr>
-            <w:tcW w:type="dxa" w:w="3010"/>
-          </w:tcPr>
-          <w:p>
-            <w:pPr>
-              <w:spacing w:after="40"/>
-              <w:ind w:firstLine="0"/>
-            </w:pPr>
-            <w:r>
-              <w:rPr>
-                <w:b/>
-                <w:sz w:val="22"/>
-              </w:rPr>
-              <w:t>Nhóm</w:t>
-            </w:r>
-          </w:p>
-        </w:tc>
-        <w:tc>
-          <w:tcPr>
-            <w:tcW w:type="dxa" w:w="3010"/>
-          </w:tcPr>
-          <w:p>
-            <w:pPr>
-              <w:spacing w:after="40"/>
-              <w:ind w:firstLine="0"/>
-            </w:pPr>
-            <w:r>
-              <w:rPr>
-                <w:b/>
-                <w:sz w:val="22"/>
-              </w:rPr>
-              <w:t>Lệnh đại diện</w:t>
-            </w:r>
-          </w:p>
-        </w:tc>
-        <w:tc>
-          <w:tcPr>
-            <w:tcW w:type="dxa" w:w="3010"/>
-          </w:tcPr>
-          <w:p>
-            <w:pPr>
-              <w:spacing w:after="40"/>
-              <w:ind w:firstLine="0"/>
-            </w:pPr>
-            <w:r>
-              <w:rPr>
-                <w:b/>
-                <w:sz w:val="22"/>
-              </w:rPr>
-              <w:t>Ứng dụng trong đề tài</w:t>
-            </w:r>
-          </w:p>
-        </w:tc>
-      </w:tr>
-      <w:tr>
-        <w:tc>
-          <w:tcPr>
-            <w:tcW w:type="dxa" w:w="3010"/>
-          </w:tcPr>
-          <w:p>
-            <w:pPr>
-              <w:spacing w:after="40"/>
-              <w:ind w:firstLine="0"/>
-            </w:pPr>
-            <w:r>
-              <w:rPr>
-                <w:sz w:val="22"/>
-              </w:rPr>
-              <w:t>Cấu trúc</w:t>
-            </w:r>
-          </w:p>
-        </w:tc>
-        <w:tc>
-          <w:tcPr>
-            <w:tcW w:type="dxa" w:w="3010"/>
-          </w:tcPr>
-          <w:p>
-            <w:pPr>
-              <w:spacing w:after="40"/>
-              <w:ind w:firstLine="0"/>
-            </w:pPr>
-            <w:r>
-              <w:rPr>
-                <w:sz w:val="22"/>
-              </w:rPr>
-              <w:t>if/else, switch-case, for, while</w:t>
-            </w:r>
-          </w:p>
-        </w:tc>
-        <w:tc>
-          <w:tcPr>
-            <w:tcW w:type="dxa" w:w="3010"/>
-          </w:tcPr>
-          <w:p>
-            <w:pPr>
-              <w:spacing w:after="40"/>
-              <w:ind w:firstLine="0"/>
-            </w:pPr>
-            <w:r>
-              <w:rPr>
-                <w:sz w:val="22"/>
-              </w:rPr>
-              <w:t>Quyết định lệnh theo dấu e1/e2; vòng chờ hai motor.</w:t>
-            </w:r>
-          </w:p>
-        </w:tc>
-      </w:tr>
-      <w:tr>
-        <w:tc>
-          <w:tcPr>
-            <w:tcW w:type="dxa" w:w="3010"/>
-          </w:tcPr>
-          <w:p>
-            <w:pPr>
-              <w:spacing w:after="40"/>
-              <w:ind w:firstLine="0"/>
-            </w:pPr>
-            <w:r>
-              <w:rPr>
-                <w:sz w:val="22"/>
-              </w:rPr>
-              <w:t>Vào/ra số</w:t>
-            </w:r>
-          </w:p>
-        </w:tc>
-        <w:tc>
-          <w:tcPr>
-            <w:tcW w:type="dxa" w:w="3010"/>
-          </w:tcPr>
-          <w:p>
-            <w:pPr>
-              <w:spacing w:after="40"/>
-              <w:ind w:firstLine="0"/>
-            </w:pPr>
-            <w:r>
-              <w:rPr>
-                <w:sz w:val="22"/>
-              </w:rPr>
-              <w:t>pinMode, digitalWrite, digitalRead</w:t>
-            </w:r>
-          </w:p>
-        </w:tc>
-        <w:tc>
-          <w:tcPr>
-            <w:tcW w:type="dxa" w:w="3010"/>
-          </w:tcPr>
-          <w:p>
-            <w:pPr>
-              <w:spacing w:after="40"/>
-              <w:ind w:firstLine="0"/>
-            </w:pPr>
-            <w:r>
-              <w:rPr>
-                <w:sz w:val="22"/>
-              </w:rPr>
-              <w:t>Bốn kênh lệnh cầu H; bốn công tắc hành trình.</w:t>
-            </w:r>
-          </w:p>
-        </w:tc>
-      </w:tr>
-      <w:tr>
-        <w:tc>
-          <w:tcPr>
-            <w:tcW w:type="dxa" w:w="3010"/>
-          </w:tcPr>
-          <w:p>
-            <w:pPr>
-              <w:spacing w:after="40"/>
-              <w:ind w:firstLine="0"/>
-            </w:pPr>
-            <w:r>
-              <w:rPr>
-                <w:sz w:val="22"/>
-              </w:rPr>
-              <w:t>Vào/ra tương tự</w:t>
-            </w:r>
-          </w:p>
-        </w:tc>
-        <w:tc>
-          <w:tcPr>
-            <w:tcW w:type="dxa" w:w="3010"/>
-          </w:tcPr>
-          <w:p>
-            <w:pPr>
-              <w:spacing w:after="40"/>
-              <w:ind w:firstLine="0"/>
-            </w:pPr>
-            <w:r>
-              <w:rPr>
-                <w:sz w:val="22"/>
-              </w:rPr>
-              <w:t>analogRead, analogSetPinAttenuation</w:t>
-            </w:r>
-          </w:p>
-        </w:tc>
-        <w:tc>
-          <w:tcPr>
-            <w:tcW w:type="dxa" w:w="3010"/>
-          </w:tcPr>
-          <w:p>
-            <w:pPr>
-              <w:spacing w:after="40"/>
-              <w:ind w:firstLine="0"/>
-            </w:pPr>
-            <w:r>
-              <w:rPr>
-                <w:sz w:val="22"/>
-              </w:rPr>
-              <w:t>Bốn kênh LDR (ADC2), hai biến trở và áp tấm pin (ADC1).</w:t>
-            </w:r>
-          </w:p>
-        </w:tc>
-      </w:tr>
-      <w:tr>
-        <w:tc>
-          <w:tcPr>
-            <w:tcW w:type="dxa" w:w="3010"/>
-          </w:tcPr>
-          <w:p>
-            <w:pPr>
-              <w:spacing w:after="40"/>
-              <w:ind w:firstLine="0"/>
-            </w:pPr>
-            <w:r>
-              <w:rPr>
-                <w:sz w:val="22"/>
-              </w:rPr>
-              <w:t>Thời gian</w:t>
-            </w:r>
-          </w:p>
-        </w:tc>
-        <w:tc>
-          <w:tcPr>
-            <w:tcW w:type="dxa" w:w="3010"/>
-          </w:tcPr>
-          <w:p>
-            <w:pPr>
-              <w:spacing w:after="40"/>
-              <w:ind w:firstLine="0"/>
-            </w:pPr>
-            <w:r>
-              <w:rPr>
-                <w:sz w:val="22"/>
-              </w:rPr>
-              <w:t>millis, delay</w:t>
-            </w:r>
-          </w:p>
-        </w:tc>
-        <w:tc>
-          <w:tcPr>
-            <w:tcW w:type="dxa" w:w="3010"/>
-          </w:tcPr>
-          <w:p>
-            <w:pPr>
-              <w:spacing w:after="40"/>
-              <w:ind w:firstLine="0"/>
-            </w:pPr>
-            <w:r>
-              <w:rPr>
-                <w:sz w:val="22"/>
-              </w:rPr>
-              <w:t>Chu kỳ 2 phút nhánh LDR, 30 phút nhánh thiên văn.</w:t>
-            </w:r>
-          </w:p>
-        </w:tc>
-      </w:tr>
-      <w:tr>
-        <w:tc>
-          <w:tcPr>
-            <w:tcW w:type="dxa" w:w="3010"/>
-          </w:tcPr>
-          <w:p>
-            <w:pPr>
-              <w:spacing w:after="40"/>
-              <w:ind w:firstLine="0"/>
-            </w:pPr>
-            <w:r>
-              <w:rPr>
-                <w:sz w:val="22"/>
-              </w:rPr>
-              <w:t>Toán học</w:t>
-            </w:r>
-          </w:p>
-        </w:tc>
-        <w:tc>
-          <w:tcPr>
-            <w:tcW w:type="dxa" w:w="3010"/>
-          </w:tcPr>
-          <w:p>
-            <w:pPr>
-              <w:spacing w:after="40"/>
-              <w:ind w:firstLine="0"/>
-            </w:pPr>
-            <w:r>
-              <w:rPr>
-                <w:sz w:val="22"/>
-              </w:rPr>
-              <w:t>sin, cos, atan2, radians, degrees</w:t>
-            </w:r>
-          </w:p>
-        </w:tc>
-        <w:tc>
-          <w:tcPr>
-            <w:tcW w:type="dxa" w:w="3010"/>
-          </w:tcPr>
-          <w:p>
-            <w:pPr>
-              <w:spacing w:after="40"/>
-              <w:ind w:firstLine="0"/>
-            </w:pPr>
-            <w:r>
-              <w:rPr>
-                <w:sz w:val="22"/>
-              </w:rPr>
-              <w:t>Tính δ, H, α, γ và đổi ra góc đặt hai khớp.</w:t>
-            </w:r>
-          </w:p>
-        </w:tc>
-      </w:tr>
-      <w:tr>
-        <w:tc>
-          <w:tcPr>
-            <w:tcW w:type="dxa" w:w="3010"/>
-          </w:tcPr>
-          <w:p>
-            <w:pPr>
-              <w:spacing w:after="40"/>
-              <w:ind w:firstLine="0"/>
-            </w:pPr>
-            <w:r>
-              <w:rPr>
-                <w:sz w:val="22"/>
-              </w:rPr>
-              <w:t>I²C</w:t>
-            </w:r>
-          </w:p>
-        </w:tc>
-        <w:tc>
-          <w:tcPr>
-            <w:tcW w:type="dxa" w:w="3010"/>
-          </w:tcPr>
-          <w:p>
-            <w:pPr>
-              <w:spacing w:after="40"/>
-              <w:ind w:firstLine="0"/>
-            </w:pPr>
-            <w:r>
-              <w:rPr>
-                <w:sz w:val="22"/>
-              </w:rPr>
-              <w:t>Wire.beginTransmission(0x68/0x27)</w:t>
-            </w:r>
-          </w:p>
-        </w:tc>
-        <w:tc>
-          <w:tcPr>
-            <w:tcW w:type="dxa" w:w="3010"/>
-          </w:tcPr>
-          <w:p>
-            <w:pPr>
-              <w:spacing w:after="40"/>
-              <w:ind w:firstLine="0"/>
-            </w:pPr>
-            <w:r>
-              <w:rPr>
-                <w:sz w:val="22"/>
-              </w:rPr>
-              <w:t>Đọc DS1307, ghi lệnh LCD PCF8574.</w:t>
-            </w:r>
-          </w:p>
-        </w:tc>
-      </w:tr>
-      <w:tr>
-        <w:tc>
-          <w:tcPr>
-            <w:tcW w:type="dxa" w:w="3010"/>
-          </w:tcPr>
-          <w:p>
-            <w:pPr>
-              <w:spacing w:after="40"/>
-              <w:ind w:firstLine="0"/>
-            </w:pPr>
-            <w:r>
-              <w:rPr>
-                <w:sz w:val="22"/>
-              </w:rPr>
-              <w:t>Hiển thị</w:t>
-            </w:r>
-          </w:p>
-        </w:tc>
-        <w:tc>
-          <w:tcPr>
-            <w:tcW w:type="dxa" w:w="3010"/>
-          </w:tcPr>
-          <w:p>
-            <w:pPr>
-              <w:spacing w:after="40"/>
-              <w:ind w:firstLine="0"/>
-            </w:pPr>
-            <w:r>
-              <w:rPr>
-                <w:sz w:val="22"/>
-              </w:rPr>
-              <w:t>lcd.setCursor, lcd.print</w:t>
-            </w:r>
-          </w:p>
-        </w:tc>
-        <w:tc>
-          <w:tcPr>
-            <w:tcW w:type="dxa" w:w="3010"/>
-          </w:tcPr>
-          <w:p>
-            <w:pPr>
-              <w:spacing w:after="40"/>
-              <w:ind w:firstLine="0"/>
-            </w:pPr>
-            <w:r>
-              <w:rPr>
-                <w:sz w:val="22"/>
-              </w:rPr>
-              <w:t>Giờ, hai góc khớp, trạng thái hai motor.</w:t>
-            </w:r>
-          </w:p>
-        </w:tc>
-      </w:tr>
-      <w:tr>
-        <w:tc>
-          <w:tcPr>
-            <w:tcW w:type="dxa" w:w="3010"/>
-          </w:tcPr>
-          <w:p>
-            <w:pPr>
-              <w:spacing w:after="40"/>
-              <w:ind w:firstLine="0"/>
-            </w:pPr>
-            <w:r>
-              <w:rPr>
-                <w:sz w:val="22"/>
-              </w:rPr>
-              <w:t>Gỡ lỗi</w:t>
-            </w:r>
-          </w:p>
-        </w:tc>
-        <w:tc>
-          <w:tcPr>
-            <w:tcW w:type="dxa" w:w="3010"/>
-          </w:tcPr>
-          <w:p>
-            <w:pPr>
-              <w:spacing w:after="40"/>
-              <w:ind w:firstLine="0"/>
-            </w:pPr>
-            <w:r>
-              <w:rPr>
-                <w:sz w:val="22"/>
-              </w:rPr>
-              <w:t>Serial.printf</w:t>
-            </w:r>
-          </w:p>
-        </w:tc>
-        <w:tc>
-          <w:tcPr>
-            <w:tcW w:type="dxa" w:w="3010"/>
-          </w:tcPr>
-          <w:p>
-            <w:pPr>
-              <w:spacing w:after="40"/>
-              <w:ind w:firstLine="0"/>
-            </w:pPr>
-            <w:r>
-              <w:rPr>
-                <w:sz w:val="22"/>
-              </w:rPr>
-              <w:t>Log bốn kênh, e1, e2, hai góc đặt.</w:t>
-            </w:r>
-          </w:p>
-        </w:tc>
-      </w:tr>
-    </w:tbl>
-    <w:p>
-      <w:pPr/>
-    </w:p>
-    <w:p>
-      <w:pPr>
-        <w:pStyle w:val="Heading2"/>
-      </w:pPr>
-      <w:r>
-        <w:rPr/>
-        <w:t>2.11. Thư viện sử dụng</w:t>
-      </w:r>
-    </w:p>
-    <w:p>
-      <w:pPr>
-        <w:pStyle w:val="ListBullet"/>
-      </w:pPr>
-      <w:r>
-        <w:rPr/>
-        <w:t>Wire.h cho DS1307 (0x68) và PCF8574 của LCD (0x27) trên cùng bus I²C.</w:t>
-      </w:r>
-    </w:p>
-    <w:p>
-      <w:pPr>
-        <w:pStyle w:val="ListBullet"/>
-      </w:pPr>
-      <w:r>
-        <w:rPr/>
-        <w:t>LiquidCrystal_I2C.h điều khiển LCD 1602 qua hai chân SDA/SCL.</w:t>
-      </w:r>
-    </w:p>
-    <w:p>
-      <w:pPr>
-        <w:pStyle w:val="ListBullet"/>
-      </w:pPr>
-      <w:r>
-        <w:rPr/>
-        <w:t>Toán học chuẩn C++ cho khối thiên văn; không dùng WiFi/Bluetooth để giữ nhóm ADC2.</w:t>
-      </w:r>
-    </w:p>
-    <w:p>
-      <w:pPr>
-        <w:pStyle w:val="Heading2"/>
-      </w:pPr>
-      <w:r>
-        <w:rPr/>
-        <w:t>2.12. Các tham số và kết quả kế thừa từ quyển nghiên cứu</w:t>
-      </w:r>
-    </w:p>
-    <w:p>
-      <w:pPr>
-        <w:pStyle w:val="Caption"/>
-        <w:spacing w:after="80"/>
-      </w:pPr>
-      <w:r>
-        <w:rPr/>
-        <w:t>Bảng 2. Tham số kế thừa từ quyển nghiên cứu đưa vào chương trình hai trục</w:t>
-      </w:r>
-    </w:p>
-    <w:tbl>
-      <w:tblPr>
-        <w:tblStyle w:val="TableGrid"/>
-        <w:tblW w:type="auto" w:w="0"/>
-        <w:jc w:val="center"/>
-        <w:tblLook w:firstColumn="1" w:firstRow="1" w:lastColumn="0" w:lastRow="0" w:noHBand="0" w:noVBand="1" w:val="04A0"/>
-      </w:tblPr>
-      <w:tblGrid>
-        <w:gridCol w:w="3010"/>
-        <w:gridCol w:w="3010"/>
-        <w:gridCol w:w="3010"/>
-      </w:tblGrid>
-      <w:tr>
-        <w:tc>
-          <w:tcPr>
-            <w:tcW w:type="dxa" w:w="3010"/>
-          </w:tcPr>
-          <w:p>
-            <w:pPr>
-              <w:spacing w:after="40"/>
-              <w:ind w:firstLine="0"/>
-            </w:pPr>
-            <w:r>
-              <w:rPr>
-                <w:b/>
-                <w:sz w:val="22"/>
-              </w:rPr>
-              <w:t>Đại lượng</w:t>
-            </w:r>
-          </w:p>
-        </w:tc>
-        <w:tc>
-          <w:tcPr>
-            <w:tcW w:type="dxa" w:w="3010"/>
-          </w:tcPr>
-          <w:p>
-            <w:pPr>
-              <w:spacing w:after="40"/>
-              <w:ind w:firstLine="0"/>
-            </w:pPr>
-            <w:r>
-              <w:rPr>
-                <w:b/>
-                <w:sz w:val="22"/>
-              </w:rPr>
-              <w:t>Giá trị đã thống nhất trong quyển nghiên cứu</w:t>
-            </w:r>
-          </w:p>
-        </w:tc>
-        <w:tc>
-          <w:tcPr>
-            <w:tcW w:type="dxa" w:w="3010"/>
-          </w:tcPr>
-          <w:p>
-            <w:pPr>
-              <w:spacing w:after="40"/>
-              <w:ind w:firstLine="0"/>
-            </w:pPr>
-            <w:r>
-              <w:rPr>
-                <w:b/>
-                <w:sz w:val="22"/>
-              </w:rPr>
-              <w:t>Dùng trong code</w:t>
-            </w:r>
-          </w:p>
-        </w:tc>
-      </w:tr>
-      <w:tr>
-        <w:tc>
-          <w:tcPr>
-            <w:tcW w:type="dxa" w:w="3010"/>
-          </w:tcPr>
-          <w:p>
-            <w:pPr>
-              <w:spacing w:after="40"/>
-              <w:ind w:firstLine="0"/>
-            </w:pPr>
-            <w:r>
-              <w:rPr>
-                <w:sz w:val="22"/>
-              </w:rPr>
-              <w:t>Chu kỳ thiên văn / LDR</w:t>
-            </w:r>
-          </w:p>
-        </w:tc>
-        <w:tc>
-          <w:tcPr>
-            <w:tcW w:type="dxa" w:w="3010"/>
-          </w:tcPr>
-          <w:p>
-            <w:pPr>
-              <w:spacing w:after="40"/>
-              <w:ind w:firstLine="0"/>
-            </w:pPr>
-            <w:r>
-              <w:rPr>
-                <w:sz w:val="22"/>
-              </w:rPr>
-              <w:t>30 phút / 2 phút</w:t>
-            </w:r>
-          </w:p>
-        </w:tc>
-        <w:tc>
-          <w:tcPr>
-            <w:tcW w:type="dxa" w:w="3010"/>
-          </w:tcPr>
-          <w:p>
-            <w:pPr>
-              <w:spacing w:after="40"/>
-              <w:ind w:firstLine="0"/>
-            </w:pPr>
-            <w:r>
-              <w:rPr>
-                <w:sz w:val="22"/>
-              </w:rPr>
-              <w:t>T_TV = 1800000 ms; T_LDR = 120000 ms.</w:t>
-            </w:r>
-          </w:p>
-        </w:tc>
-      </w:tr>
-      <w:tr>
-        <w:tc>
-          <w:tcPr>
-            <w:tcW w:type="dxa" w:w="3010"/>
-          </w:tcPr>
-          <w:p>
-            <w:pPr>
-              <w:spacing w:after="40"/>
-              <w:ind w:firstLine="0"/>
-            </w:pPr>
-            <w:r>
-              <w:rPr>
-                <w:sz w:val="22"/>
-              </w:rPr>
-              <w:t>Ngưỡng / vùng chết</w:t>
-            </w:r>
-          </w:p>
-        </w:tc>
-        <w:tc>
-          <w:tcPr>
-            <w:tcW w:type="dxa" w:w="3010"/>
-          </w:tcPr>
-          <w:p>
-            <w:pPr>
-              <w:spacing w:after="40"/>
-              <w:ind w:firstLine="0"/>
-            </w:pPr>
-            <w:r>
-              <w:rPr>
-                <w:sz w:val="22"/>
-              </w:rPr>
-              <w:t>|e| &gt; 200 / 120 mức ADC</w:t>
-            </w:r>
-          </w:p>
-        </w:tc>
-        <w:tc>
-          <w:tcPr>
-            <w:tcW w:type="dxa" w:w="3010"/>
-          </w:tcPr>
-          <w:p>
-            <w:pPr>
-              <w:spacing w:after="40"/>
-              <w:ind w:firstLine="0"/>
-            </w:pPr>
-            <w:r>
-              <w:rPr>
-                <w:sz w:val="22"/>
-              </w:rPr>
-              <w:t>Hằng số NGUONG và điều kiện dừng.</w:t>
-            </w:r>
-          </w:p>
-        </w:tc>
-      </w:tr>
-      <w:tr>
-        <w:tc>
-          <w:tcPr>
-            <w:tcW w:type="dxa" w:w="3010"/>
-          </w:tcPr>
-          <w:p>
-            <w:pPr>
-              <w:spacing w:after="40"/>
-              <w:ind w:firstLine="0"/>
-            </w:pPr>
-            <w:r>
-              <w:rPr>
-                <w:sz w:val="22"/>
-              </w:rPr>
-              <w:t>Ngưỡng mây mù S_min</w:t>
-            </w:r>
-          </w:p>
-        </w:tc>
-        <w:tc>
-          <w:tcPr>
-            <w:tcW w:type="dxa" w:w="3010"/>
-          </w:tcPr>
-          <w:p>
-            <w:pPr>
-              <w:spacing w:after="40"/>
-              <w:ind w:firstLine="0"/>
-            </w:pPr>
-            <w:r>
-              <w:rPr>
-                <w:sz w:val="22"/>
-              </w:rPr>
-              <w:t>2500 (tổng bốn kênh)</w:t>
-            </w:r>
-          </w:p>
-        </w:tc>
-        <w:tc>
-          <w:tcPr>
-            <w:tcW w:type="dxa" w:w="3010"/>
-          </w:tcPr>
-          <w:p>
-            <w:pPr>
-              <w:spacing w:after="40"/>
-              <w:ind w:firstLine="0"/>
-            </w:pPr>
-            <w:r>
-              <w:rPr>
-                <w:sz w:val="22"/>
-              </w:rPr>
-              <w:t>Nhánh giữ vị trí cả hai khớp.</w:t>
-            </w:r>
-          </w:p>
-        </w:tc>
-      </w:tr>
-      <w:tr>
-        <w:tc>
-          <w:tcPr>
-            <w:tcW w:type="dxa" w:w="3010"/>
-          </w:tcPr>
-          <w:p>
-            <w:pPr>
-              <w:spacing w:after="40"/>
-              <w:ind w:firstLine="0"/>
-            </w:pPr>
-            <w:r>
-              <w:rPr>
-                <w:sz w:val="22"/>
-              </w:rPr>
-              <w:t>Thứ tự tinh chỉnh</w:t>
-            </w:r>
-          </w:p>
-        </w:tc>
-        <w:tc>
-          <w:tcPr>
-            <w:tcW w:type="dxa" w:w="3010"/>
-          </w:tcPr>
-          <w:p>
-            <w:pPr>
-              <w:spacing w:after="40"/>
-              <w:ind w:firstLine="0"/>
-            </w:pPr>
-            <w:r>
-              <w:rPr>
-                <w:sz w:val="22"/>
-              </w:rPr>
-              <w:t>Khớp nghiêng (e2) trước, phương vị (e1) sau</w:t>
-            </w:r>
-          </w:p>
-        </w:tc>
-        <w:tc>
-          <w:tcPr>
-            <w:tcW w:type="dxa" w:w="3010"/>
-          </w:tcPr>
-          <w:p>
-            <w:pPr>
-              <w:spacing w:after="40"/>
-              <w:ind w:firstLine="0"/>
-            </w:pPr>
-            <w:r>
-              <w:rPr>
-                <w:sz w:val="22"/>
-              </w:rPr>
-              <w:t>Thứ tự gọi trong nhánh LDR của loop().</w:t>
-            </w:r>
-          </w:p>
-        </w:tc>
-      </w:tr>
-      <w:tr>
-        <w:tc>
-          <w:tcPr>
-            <w:tcW w:type="dxa" w:w="3010"/>
-          </w:tcPr>
-          <w:p>
-            <w:pPr>
-              <w:spacing w:after="40"/>
-              <w:ind w:firstLine="0"/>
-            </w:pPr>
-            <w:r>
-              <w:rPr>
-                <w:sz w:val="22"/>
-              </w:rPr>
-              <w:t>Góc gá cảm biến β_s</w:t>
-            </w:r>
-          </w:p>
-        </w:tc>
-        <w:tc>
-          <w:tcPr>
-            <w:tcW w:type="dxa" w:w="3010"/>
-          </w:tcPr>
-          <w:p>
-            <w:pPr>
-              <w:spacing w:after="40"/>
-              <w:ind w:firstLine="0"/>
-            </w:pPr>
-            <w:r>
-              <w:rPr>
-                <w:sz w:val="22"/>
-              </w:rPr>
-              <w:t>30°, chỉ nghiêng quang trở</w:t>
-            </w:r>
-          </w:p>
-        </w:tc>
-        <w:tc>
-          <w:tcPr>
-            <w:tcW w:type="dxa" w:w="3010"/>
-          </w:tcPr>
-          <w:p>
-            <w:pPr>
-              <w:spacing w:after="40"/>
-              <w:ind w:firstLine="0"/>
-            </w:pPr>
-            <w:r>
-              <w:rPr>
-                <w:sz w:val="22"/>
-              </w:rPr>
-              <w:t>Cơ sở hiệu chuẩn K_cal bốn kênh.</w:t>
-            </w:r>
-          </w:p>
-        </w:tc>
-      </w:tr>
-      <w:tr>
-        <w:tc>
-          <w:tcPr>
-            <w:tcW w:type="dxa" w:w="3010"/>
-          </w:tcPr>
-          <w:p>
-            <w:pPr>
-              <w:spacing w:after="40"/>
-              <w:ind w:firstLine="0"/>
-            </w:pPr>
-            <w:r>
-              <w:rPr>
-                <w:sz w:val="22"/>
-              </w:rPr>
-              <w:t>Sai số luật hybrid</w:t>
-            </w:r>
-          </w:p>
-        </w:tc>
-        <w:tc>
-          <w:tcPr>
-            <w:tcW w:type="dxa" w:w="3010"/>
-          </w:tcPr>
-          <w:p>
-            <w:pPr>
-              <w:spacing w:after="40"/>
-              <w:ind w:firstLine="0"/>
-            </w:pPr>
-            <w:r>
-              <w:rPr>
-                <w:sz w:val="22"/>
-              </w:rPr>
-              <w:t>2,9° trung bình; 83 lần chạy motor/ngày</w:t>
-            </w:r>
-          </w:p>
-        </w:tc>
-        <w:tc>
-          <w:tcPr>
-            <w:tcW w:type="dxa" w:w="3010"/>
-          </w:tcPr>
-          <w:p>
-            <w:pPr>
-              <w:spacing w:after="40"/>
-              <w:ind w:firstLine="0"/>
-            </w:pPr>
-            <w:r>
-              <w:rPr>
-                <w:sz w:val="22"/>
-              </w:rPr>
-              <w:t>Mốc so sánh log đo ngoài trời.</w:t>
-            </w:r>
-          </w:p>
-        </w:tc>
-      </w:tr>
-      <w:tr>
-        <w:tc>
-          <w:tcPr>
-            <w:tcW w:type="dxa" w:w="3010"/>
-          </w:tcPr>
-          <w:p>
-            <w:pPr>
-              <w:spacing w:after="40"/>
-              <w:ind w:firstLine="0"/>
-            </w:pPr>
-            <w:r>
-              <w:rPr>
-                <w:sz w:val="22"/>
-              </w:rPr>
-              <w:t>Ma trận (α, γ) và chuẩn hóa 180°</w:t>
-            </w:r>
-          </w:p>
-        </w:tc>
-        <w:tc>
-          <w:tcPr>
-            <w:tcW w:type="dxa" w:w="3010"/>
-          </w:tcPr>
-          <w:p>
-            <w:pPr>
-              <w:spacing w:after="40"/>
-              <w:ind w:firstLine="0"/>
-            </w:pPr>
-            <w:r>
-              <w:rPr>
-                <w:sz w:val="22"/>
-              </w:rPr>
-              <w:t>Chương 4 quyển nghiên cứu</w:t>
-            </w:r>
-          </w:p>
-        </w:tc>
-        <w:tc>
-          <w:tcPr>
-            <w:tcW w:type="dxa" w:w="3010"/>
-          </w:tcPr>
-          <w:p>
-            <w:pPr>
-              <w:spacing w:after="40"/>
-              <w:ind w:firstLine="0"/>
-            </w:pPr>
-            <w:r>
-              <w:rPr>
-                <w:sz w:val="22"/>
-              </w:rPr>
-              <w:t>Hàm thienVan() và bảng đối chiếu.</w:t>
-            </w:r>
-          </w:p>
-        </w:tc>
-      </w:tr>
-    </w:tbl>
-    <w:p>
-      <w:pPr/>
-    </w:p>
-    <w:p>
-      <w:pPr>
-        <w:pStyle w:val="Heading1"/>
-      </w:pPr>
-      <w:r>
-        <w:rPr/>
-        <w:t>CHƯƠNG 3. CHẾ TẠO, HIỆU CHUẨN, ĐO ĐẠC VÀ CÁC PHƯƠNG PHÁP XỬ LÝ TRONG CODE</w:t>
-      </w:r>
-    </w:p>
-    <w:p>
-      <w:pPr>
-        <w:pStyle w:val="Heading2"/>
-      </w:pPr>
-      <w:r>
-        <w:rPr/>
-        <w:t>3.1. Thiết kế mạch trên EasyEDA</w:t>
-      </w:r>
-    </w:p>
-    <w:p>
-      <w:pPr/>
-      <w:r>
-        <w:rPr/>
-        <w:t>Mạch được vẽ trên EasyEDA thành bảy sheet như bản một trục, riêng bản hai trục dùng đủ cả hai mạng lệnh motor (th_thuan/th_nguoc và th_thuan2/th_nguoc2) và thêm biến trở khớp nghiêng ở GPIO2. Các quyết định thiết kế ảnh hưởng tới code: bốn kênh LDR trên ADC2 nên không bật WiFi; lệnh cầu H tích cực thấp qua opto; công tắc hành trình kéo xuống 1k đọc mức 1 khi chạm; DS1307 và LCD chung bus I²C.</w:t>
-      </w:r>
-    </w:p>
-    <w:p>
-      <w:pPr>
-        <w:pStyle w:val="Heading2"/>
-      </w:pPr>
-      <w:r>
-        <w:rPr/>
-        <w:t>3.2. Chế tạo mạch</w:t>
-      </w:r>
-    </w:p>
-    <w:p>
-      <w:pPr>
-        <w:pStyle w:val="ListBullet"/>
-      </w:pPr>
-      <w:r>
-        <w:rPr/>
-        <w:t>Hoàn thành hàn khối nguồn ba nhánh và đo 3,3 V / 5 V trước khi cắm module.</w:t>
-      </w:r>
-    </w:p>
-    <w:p>
-      <w:pPr>
-        <w:pStyle w:val="ListBullet"/>
-      </w:pPr>
-      <w:r>
-        <w:rPr/>
-        <w:t>Hoàn thành hàn hai cầu H tám TIP41C kèm tản nhiệt, diode bảo vệ và bốn kênh opto cách ly.</w:t>
-      </w:r>
-    </w:p>
-    <w:p>
-      <w:pPr>
-        <w:pStyle w:val="ListBullet"/>
-      </w:pPr>
-      <w:r>
-        <w:rPr/>
-        <w:t>Hoàn thành đi dây bus I²C và dây tín hiệu bốn kênh LDR xoắn đôi tránh nhiễu cầu H.</w:t>
-      </w:r>
-    </w:p>
-    <w:p>
-      <w:pPr>
-        <w:pStyle w:val="Heading2"/>
-      </w:pPr>
-      <w:r>
-        <w:rPr/>
-        <w:t>3.3. Thiết kế cơ khí phục vụ phần mềm</w:t>
-      </w:r>
-    </w:p>
-    <w:p>
-      <w:pPr>
-        <w:pStyle w:val="ListBullet"/>
-      </w:pPr>
-      <w:r>
-        <w:rPr/>
-        <w:t>Hai biến trở hồi tiếp gắn đồng trục từng khớp để code nội suy tuyến tính ba điểm.</w:t>
-      </w:r>
-    </w:p>
-    <w:p>
-      <w:pPr>
-        <w:pStyle w:val="ListBullet"/>
-      </w:pPr>
-      <w:r>
-        <w:rPr/>
-        <w:t>Bốn công tắc hành trình đặt ngoài vùng làm việc 2°, code dùng làm giới hạn cứng từng chiều.</w:t>
-      </w:r>
-    </w:p>
-    <w:p>
-      <w:pPr>
-        <w:pStyle w:val="ListBullet"/>
-      </w:pPr>
-      <w:r>
-        <w:rPr/>
-        <w:t>Khối gá LDR in 3D giữ nguyên góc nghiêng β_s sau hiệu chuẩn để hệ số K_cal ổn định giữa các lần chạy.</w:t>
-      </w:r>
-    </w:p>
-    <w:p>
-      <w:pPr>
-        <w:pStyle w:val="Heading2"/>
-      </w:pPr>
-      <w:r>
-        <w:rPr/>
-        <w:t>3.4. Hiệu chuẩn và đo đạc</w:t>
-      </w:r>
-    </w:p>
-    <w:p>
-      <w:pPr>
-        <w:pStyle w:val="ListBullet"/>
-      </w:pPr>
-      <w:r>
-        <w:rPr/>
-        <w:t>Hiệu chuẩn K_cal bốn kênh LDR khi có mạch; sai lệch sau hiệu chuẩn dưới 2% là giá trị đích tham khảo, sẽ kiểm chứng lại.</w:t>
-      </w:r>
-    </w:p>
-    <w:p>
-      <w:pPr>
-        <w:pStyle w:val="ListBullet"/>
-      </w:pPr>
-      <w:r>
-        <w:rPr/>
-        <w:t>Hiệu chuẩn hai biến trở hồi tiếp ba điểm; sai số góc suy ra ≤ 1,5° mỗi khớp là giá trị tham khảo, sẽ kiểm chứng lại.</w:t>
-      </w:r>
-    </w:p>
-    <w:p>
-      <w:pPr>
-        <w:pStyle w:val="ListBullet"/>
-      </w:pPr>
-      <w:r>
-        <w:rPr/>
-        <w:t>Đo trôi giờ DS1307 và thử hiển thị đủ hai dòng LCD – công việc tiếp theo; mức trôi cho phép theo tài liệu nhà sản xuất là tham khảo.</w:t>
-      </w:r>
-    </w:p>
-    <w:p>
-      <w:pPr>
-        <w:pStyle w:val="ListBullet"/>
-      </w:pPr>
-      <w:r>
-        <w:rPr/>
-        <w:t>Đo dòng hai motor khi có tải – công việc tiếp theo; giá trị tham khảo theo tài liệu động cơ cỡ 4–6 A khi tải, code giới hạn mỗi lệnh 8 giây.</w:t>
-      </w:r>
-    </w:p>
-    <w:p>
-      <w:pPr>
-        <w:pStyle w:val="Heading2"/>
-      </w:pPr>
-      <w:r>
-        <w:rPr/>
-        <w:t>3.5. Phương pháp đọc ADC trong code</w:t>
-      </w:r>
-    </w:p>
-    <w:p>
-      <w:pPr>
-        <w:pStyle w:val="ListBullet"/>
-      </w:pPr>
-      <w:r>
-        <w:rPr/>
-        <w:t>Sáu kênh tương tự đọc 12 bit với suy hao 11 dB; mỗi kênh lấy 16 mẫu, bỏ mẫu lệch rồi trung bình.</w:t>
-      </w:r>
-    </w:p>
-    <w:p>
-      <w:pPr>
-        <w:pStyle w:val="ListBullet"/>
-      </w:pPr>
-      <w:r>
-        <w:rPr/>
-        <w:t>Nhân K_cal từng kênh LDR trước khi lập e1 = trái − phải và e2 = trên − dưới; ngưỡng 200 và vùng chết 120 mức ADC.</w:t>
-      </w:r>
-    </w:p>
-    <w:p>
-      <w:pPr>
-        <w:pStyle w:val="ListBullet"/>
-      </w:pPr>
-      <w:r>
-        <w:rPr/>
-        <w:t>Kênh áp tấm pin qua cầu chia chỉ giám sát và hiển thị; phiên bản này chưa đo dòng điện.</w:t>
-      </w:r>
-    </w:p>
-    <w:p>
-      <w:pPr>
-        <w:pStyle w:val="Heading2"/>
-      </w:pPr>
-      <w:r>
-        <w:rPr/>
-        <w:t>3.6. Phương pháp điều khiển hai động cơ qua cầu H</w:t>
-      </w:r>
-    </w:p>
-    <w:p>
-      <w:pPr>
-        <w:pStyle w:val="Caption"/>
-        <w:spacing w:after="80"/>
-      </w:pPr>
-      <w:r>
-        <w:rPr/>
-        <w:t>Bảng 3. Bảng lệnh cầu H dùng chung cho hai khớp</w:t>
-      </w:r>
-    </w:p>
-    <w:tbl>
-      <w:tblPr>
-        <w:tblStyle w:val="TableGrid"/>
-        <w:tblW w:type="auto" w:w="0"/>
-        <w:jc w:val="center"/>
-        <w:tblLook w:firstColumn="1" w:firstRow="1" w:lastColumn="0" w:lastRow="0" w:noHBand="0" w:noVBand="1" w:val="04A0"/>
-      </w:tblPr>
-      <w:tblGrid>
-        <w:gridCol w:w="3010"/>
-        <w:gridCol w:w="3010"/>
-        <w:gridCol w:w="3010"/>
-      </w:tblGrid>
-      <w:tr>
-        <w:tc>
-          <w:tcPr>
-            <w:tcW w:type="dxa" w:w="3010"/>
-          </w:tcPr>
-          <w:p>
-            <w:pPr>
-              <w:spacing w:after="40"/>
-              <w:ind w:firstLine="0"/>
-            </w:pPr>
-            <w:r>
-              <w:rPr>
-                <w:b/>
-                <w:sz w:val="22"/>
-              </w:rPr>
-              <w:t>Tình huống</w:t>
-            </w:r>
-          </w:p>
-        </w:tc>
-        <w:tc>
-          <w:tcPr>
-            <w:tcW w:type="dxa" w:w="3010"/>
-          </w:tcPr>
-          <w:p>
-            <w:pPr>
-              <w:spacing w:after="40"/>
-              <w:ind w:firstLine="0"/>
-            </w:pPr>
-            <w:r>
-              <w:rPr>
-                <w:b/>
-                <w:sz w:val="22"/>
-              </w:rPr>
-              <w:t>Lệnh code</w:t>
-            </w:r>
-          </w:p>
-        </w:tc>
-        <w:tc>
-          <w:tcPr>
-            <w:tcW w:type="dxa" w:w="3010"/>
-          </w:tcPr>
-          <w:p>
-            <w:pPr>
-              <w:spacing w:after="40"/>
-              <w:ind w:firstLine="0"/>
-            </w:pPr>
-            <w:r>
-              <w:rPr>
-                <w:b/>
-                <w:sz w:val="22"/>
-              </w:rPr>
-              <w:t>Kết quả</w:t>
-            </w:r>
-          </w:p>
-        </w:tc>
-      </w:tr>
-      <w:tr>
-        <w:tc>
-          <w:tcPr>
-            <w:tcW w:type="dxa" w:w="3010"/>
-          </w:tcPr>
-          <w:p>
-            <w:pPr>
-              <w:spacing w:after="40"/>
-              <w:ind w:firstLine="0"/>
-            </w:pPr>
-            <w:r>
-              <w:rPr>
-                <w:sz w:val="22"/>
-              </w:rPr>
-              <w:t>Khớp chạy thuận</w:t>
-            </w:r>
-          </w:p>
-        </w:tc>
-        <w:tc>
-          <w:tcPr>
-            <w:tcW w:type="dxa" w:w="3010"/>
-          </w:tcPr>
-          <w:p>
-            <w:pPr>
-              <w:spacing w:after="40"/>
-              <w:ind w:firstLine="0"/>
-            </w:pPr>
-            <w:r>
-              <w:rPr>
-                <w:sz w:val="22"/>
-              </w:rPr>
-              <w:t>thuan = LOW, nguoc = HIGH</w:t>
-            </w:r>
-          </w:p>
-        </w:tc>
-        <w:tc>
-          <w:tcPr>
-            <w:tcW w:type="dxa" w:w="3010"/>
-          </w:tcPr>
-          <w:p>
-            <w:pPr>
-              <w:spacing w:after="40"/>
-              <w:ind w:firstLine="0"/>
-            </w:pPr>
-            <w:r>
-              <w:rPr>
-                <w:sz w:val="22"/>
-              </w:rPr>
-              <w:t>Cặp chéo trái dẫn.</w:t>
-            </w:r>
-          </w:p>
-        </w:tc>
-      </w:tr>
-      <w:tr>
-        <w:tc>
-          <w:tcPr>
-            <w:tcW w:type="dxa" w:w="3010"/>
-          </w:tcPr>
-          <w:p>
-            <w:pPr>
-              <w:spacing w:after="40"/>
-              <w:ind w:firstLine="0"/>
-            </w:pPr>
-            <w:r>
-              <w:rPr>
-                <w:sz w:val="22"/>
-              </w:rPr>
-              <w:t>Khớp chạy ngược</w:t>
-            </w:r>
-          </w:p>
-        </w:tc>
-        <w:tc>
-          <w:tcPr>
-            <w:tcW w:type="dxa" w:w="3010"/>
-          </w:tcPr>
-          <w:p>
-            <w:pPr>
-              <w:spacing w:after="40"/>
-              <w:ind w:firstLine="0"/>
-            </w:pPr>
-            <w:r>
-              <w:rPr>
-                <w:sz w:val="22"/>
-              </w:rPr>
-              <w:t>thuan = HIGH, nguoc = LOW</w:t>
-            </w:r>
-          </w:p>
-        </w:tc>
-        <w:tc>
-          <w:tcPr>
-            <w:tcW w:type="dxa" w:w="3010"/>
-          </w:tcPr>
-          <w:p>
-            <w:pPr>
-              <w:spacing w:after="40"/>
-              <w:ind w:firstLine="0"/>
-            </w:pPr>
-            <w:r>
-              <w:rPr>
-                <w:sz w:val="22"/>
-              </w:rPr>
-              <w:t>Cặp chéo phải dẫn.</w:t>
-            </w:r>
-          </w:p>
-        </w:tc>
-      </w:tr>
-      <w:tr>
-        <w:tc>
-          <w:tcPr>
-            <w:tcW w:type="dxa" w:w="3010"/>
-          </w:tcPr>
-          <w:p>
-            <w:pPr>
-              <w:spacing w:after="40"/>
-              <w:ind w:firstLine="0"/>
-            </w:pPr>
-            <w:r>
-              <w:rPr>
-                <w:sz w:val="22"/>
-              </w:rPr>
-              <w:t>Dừng / giữ</w:t>
-            </w:r>
-          </w:p>
-        </w:tc>
-        <w:tc>
-          <w:tcPr>
-            <w:tcW w:type="dxa" w:w="3010"/>
-          </w:tcPr>
-          <w:p>
-            <w:pPr>
-              <w:spacing w:after="40"/>
-              <w:ind w:firstLine="0"/>
-            </w:pPr>
-            <w:r>
-              <w:rPr>
-                <w:sz w:val="22"/>
-              </w:rPr>
-              <w:t>cả hai = HIGH</w:t>
-            </w:r>
-          </w:p>
-        </w:tc>
-        <w:tc>
-          <w:tcPr>
-            <w:tcW w:type="dxa" w:w="3010"/>
-          </w:tcPr>
-          <w:p>
-            <w:pPr>
-              <w:spacing w:after="40"/>
-              <w:ind w:firstLine="0"/>
-            </w:pPr>
-            <w:r>
-              <w:rPr>
-                <w:sz w:val="22"/>
-              </w:rPr>
-              <w:t>Cầu H khóa, trục vít tự hãm.</w:t>
-            </w:r>
-          </w:p>
-        </w:tc>
-      </w:tr>
-      <w:tr>
-        <w:tc>
-          <w:tcPr>
-            <w:tcW w:type="dxa" w:w="3010"/>
-          </w:tcPr>
-          <w:p>
-            <w:pPr>
-              <w:spacing w:after="40"/>
-              <w:ind w:firstLine="0"/>
-            </w:pPr>
-            <w:r>
-              <w:rPr>
-                <w:sz w:val="22"/>
-              </w:rPr>
-              <w:t>Chạm hành trình</w:t>
-            </w:r>
-          </w:p>
-        </w:tc>
-        <w:tc>
-          <w:tcPr>
-            <w:tcW w:type="dxa" w:w="3010"/>
-          </w:tcPr>
-          <w:p>
-            <w:pPr>
-              <w:spacing w:after="40"/>
-              <w:ind w:firstLine="0"/>
-            </w:pPr>
-            <w:r>
-              <w:rPr>
-                <w:sz w:val="22"/>
-              </w:rPr>
-              <w:t>dừng + cấm chiều chạm</w:t>
-            </w:r>
-          </w:p>
-        </w:tc>
-        <w:tc>
-          <w:tcPr>
-            <w:tcW w:type="dxa" w:w="3010"/>
-          </w:tcPr>
-          <w:p>
-            <w:pPr>
-              <w:spacing w:after="40"/>
-              <w:ind w:firstLine="0"/>
-            </w:pPr>
-            <w:r>
-              <w:rPr>
-                <w:sz w:val="22"/>
-              </w:rPr>
-              <w:t>Bảo vệ cơ khí và transistor.</w:t>
-            </w:r>
-          </w:p>
-        </w:tc>
-      </w:tr>
-    </w:tbl>
-    <w:p>
-      <w:pPr/>
-    </w:p>
-    <w:p>
-      <w:pPr/>
-      <w:r>
-        <w:rPr/>
-        <w:t>Thứ tự tinh chỉnh trong mỗi chu kỳ LDR là khớp nghiêng trước rồi khớp phương vị sau, để sai lệch phương vị được đo khi mặt pin đã đúng độ cao; mỗi lệnh chạy được giám sát 10 ms một lần và tự khóa cầu H khi đạt vùng chết hoặc hết 8 giây.</w:t>
-      </w:r>
-    </w:p>
-    <w:p>
-      <w:pPr>
-        <w:pStyle w:val="Heading2"/>
-      </w:pPr>
-      <w:r>
-        <w:rPr/>
-        <w:t>3.7. Đọc thời gian từ module DS1307</w:t>
-      </w:r>
-    </w:p>
-    <w:p>
-      <w:pPr/>
-      <w:r>
-        <w:rPr/>
-        <w:t>Code đọc bảy thanh ghi BCD của DS1307 qua địa chỉ 0x68, giải mã BCD rồi suy ra số ngày trong năm n và giờ Mặt Trời t để tính δ, H, α, γ; hai góc đặt của khớp nghiêng và khớp phương vị lấy trực tiếp từ cặp (α, γ) sau khi chuẩn hóa bước nhảy 180° trưa hạ chí.</w:t>
-      </w:r>
-    </w:p>
-    <w:p>
-      <w:pPr>
-        <w:pStyle w:val="Heading2"/>
-      </w:pPr>
-      <w:r>
-        <w:rPr/>
-        <w:t>3.8. Hiển thị thời gian và trạng thái lên LCD I2C 1602</w:t>
-      </w:r>
-    </w:p>
-    <w:p>
-      <w:pPr/>
-      <w:r>
-        <w:rPr/>
-        <w:t>Mỗi giây, dòng 1 LCD in ngày giờ từ DS1307 dạng “DD/MM HH:MM:SS”; dòng 2 in góc hai khớp và trạng thái, ví dụ “ng=+35 q=-12 OK”. Khi mây mù giữ vị trí hoặc chạm hành trình, dòng 2 đổi thành thông báo “GIU VI TRI” hoặc “CHAN HANH TRINH”.</w:t>
-      </w:r>
-    </w:p>
-    <w:p>
-      <w:pPr>
-        <w:pStyle w:val="Heading2"/>
-      </w:pPr>
-      <w:r>
-        <w:rPr/>
-        <w:t>3.9. Đọc biến trở suy ra góc nghiêng và góc phương vị</w:t>
-      </w:r>
-    </w:p>
-    <w:p>
-      <w:pPr/>
-      <w:r>
-        <w:rPr/>
-        <w:t>Mỗi khớp một biến trở chia áp 3,3 V; code đọc trung bình 16 mẫu rồi nội suy ba điểm hiệu chuẩn ra góc khớp, kẹp trong hành trình cơ khí (nghiêng 0–75°, phương vị ±120°). Giá trị này dùng để giới hạn góc đặt thiên văn, dừng lệnh tinh chỉnh và hiển thị LCD.</w:t>
-      </w:r>
-    </w:p>
-    <w:p>
-      <w:pPr>
-        <w:pStyle w:val="Heading2"/>
-      </w:pPr>
-      <w:r>
-        <w:rPr/>
-        <w:t>3.10. Lưu đồ thuật toán từng phần và tổng quát</w:t>
-      </w:r>
-    </w:p>
-    <w:p>
-      <w:pPr>
-        <w:ind w:firstLine="0"/>
-        <w:jc w:val="center"/>
-      </w:pPr>
-      <w:r>
-        <w:rPr/>
         <w:drawing>
           <wp:inline xmlns:a="http://schemas.openxmlformats.org/drawingml/2006/main" xmlns:pic="http://schemas.openxmlformats.org/drawingml/2006/picture">
-            <wp:extent cx="5303520" cy="4882358"/>
+            <wp:extent cx="4140000" cy="5795348"/>
             <wp:docPr id="1" name="Picture 1"/>
             <wp:cNvGraphicFramePr>
               <a:graphicFrameLocks noChangeAspect="1"/>
@@ -2587,7 +409,7 @@
                     <pic:cNvPicPr/>
                   </pic:nvPicPr>
                   <pic:blipFill>
-                    <a:blip r:embed="rId22"/>
+                    <a:blip r:embed="rId11"/>
                     <a:stretch>
                       <a:fillRect/>
                     </a:stretch>
@@ -2595,7 +417,7 @@
                   <pic:spPr>
                     <a:xfrm>
                       <a:off x="0" y="0"/>
-                      <a:ext cx="5303520" cy="4882358"/>
+                      <a:ext cx="4140000" cy="5795348"/>
                     </a:xfrm>
                     <a:prstGeom prst="rect"/>
                   </pic:spPr>
@@ -2609,28 +431,22 @@
     <w:p>
       <w:pPr>
         <w:pStyle w:val="Caption"/>
+        <w:ind w:firstLine="0"/>
+        <w:jc w:val="center"/>
       </w:pPr>
       <w:r>
-        <w:rPr/>
-        <w:t>Hình 1. Lưu đồ tổng quát chương trình hybrid hai trục (bản vẽ của sinh viên)</w:t>
+        <w:t>Hình 1. Vòng tích hợp hai trục: target 30 phút, kiểm tra sáng/LCD 1 giây, hiệu chỉnh LDR 2 phút</w:t>
       </w:r>
     </w:p>
     <w:p>
-      <w:r>
-        <w:rPr/>
-        <w:t>Lưu đồ tổng quát bản sinh viên cho hệ hai khớp: vòng kiểm tra vị trí theo giờ chạy trước, tới vòng tinh chỉnh ma trận quang trở thì xét khớp nghiêng rồi mới đến khớp phương vị.</w:t>
-      </w:r>
-    </w:p>
-    <w:p>
       <w:pPr>
         <w:ind w:firstLine="0"/>
         <w:jc w:val="center"/>
       </w:pPr>
       <w:r>
-        <w:rPr/>
         <w:drawing>
           <wp:inline xmlns:a="http://schemas.openxmlformats.org/drawingml/2006/main" xmlns:pic="http://schemas.openxmlformats.org/drawingml/2006/picture">
-            <wp:extent cx="5120640" cy="5965459"/>
+            <wp:extent cx="4068000" cy="5356705"/>
             <wp:docPr id="2" name="Picture 2"/>
             <wp:cNvGraphicFramePr>
               <a:graphicFrameLocks noChangeAspect="1"/>
@@ -2643,7 +459,7 @@
                     <pic:cNvPicPr/>
                   </pic:nvPicPr>
                   <pic:blipFill>
-                    <a:blip r:embed="rId24"/>
+                    <a:blip r:embed="rId12"/>
                     <a:stretch>
                       <a:fillRect/>
                     </a:stretch>
@@ -2651,7 +467,7 @@
                   <pic:spPr>
                     <a:xfrm>
                       <a:off x="0" y="0"/>
-                      <a:ext cx="5120640" cy="5965459"/>
+                      <a:ext cx="4068000" cy="5356705"/>
                     </a:xfrm>
                     <a:prstGeom prst="rect"/>
                   </pic:spPr>
@@ -2665,28 +481,22 @@
     <w:p>
       <w:pPr>
         <w:pStyle w:val="Caption"/>
+        <w:ind w:firstLine="0"/>
+        <w:jc w:val="center"/>
       </w:pPr>
       <w:r>
-        <w:rPr/>
-        <w:t>Hình 2. Lưu đồ đọc giờ DS1307 và tính góc thiên văn</w:t>
+        <w:t>Hình 2. RTC và góc thiên văn; lỗi/đêm không tạo lệnh (0,0)</w:t>
       </w:r>
     </w:p>
     <w:p>
-      <w:r>
-        <w:rPr/>
-        <w:t>Khối thiên văn hai khớp đọc DS1307 mỗi 30 phút, tính góc cao và phương vị rồi đổi ra góc đặt nghiêng và phương vị, có bước chuẩn hóa nhảy 180° trưa hạ chí.</w:t>
-      </w:r>
-    </w:p>
-    <w:p>
       <w:pPr>
         <w:ind w:firstLine="0"/>
         <w:jc w:val="center"/>
       </w:pPr>
       <w:r>
-        <w:rPr/>
         <w:drawing>
           <wp:inline xmlns:a="http://schemas.openxmlformats.org/drawingml/2006/main" xmlns:pic="http://schemas.openxmlformats.org/drawingml/2006/picture">
-            <wp:extent cx="5120640" cy="6426925"/>
+            <wp:extent cx="4068000" cy="4714075"/>
             <wp:docPr id="3" name="Picture 3"/>
             <wp:cNvGraphicFramePr>
               <a:graphicFrameLocks noChangeAspect="1"/>
@@ -2695,11 +505,11 @@
               <a:graphicData uri="http://schemas.openxmlformats.org/drawingml/2006/picture">
                 <pic:pic>
                   <pic:nvPicPr>
-                    <pic:cNvPr id="0" name="luu_do_doc_adc.png"/>
+                    <pic:cNvPr id="0" name="luu_do_dieu_khien_motor.png"/>
                     <pic:cNvPicPr/>
                   </pic:nvPicPr>
                   <pic:blipFill>
-                    <a:blip r:embed="rId25"/>
+                    <a:blip r:embed="rId13"/>
                     <a:stretch>
                       <a:fillRect/>
                     </a:stretch>
@@ -2707,7 +517,7 @@
                   <pic:spPr>
                     <a:xfrm>
                       <a:off x="0" y="0"/>
-                      <a:ext cx="5120640" cy="6426925"/>
+                      <a:ext cx="4068000" cy="4714075"/>
                     </a:xfrm>
                     <a:prstGeom prst="rect"/>
                   </pic:spPr>
@@ -2721,28 +531,22 @@
     <w:p>
       <w:pPr>
         <w:pStyle w:val="Caption"/>
+        <w:ind w:firstLine="0"/>
+        <w:jc w:val="center"/>
       </w:pPr>
       <w:r>
-        <w:rPr/>
-        <w:t>Hình 3. Lưu đồ đọc bốn kênh LDR và tính e1, e2</w:t>
+        <w:t>Hình 3. Giám sát motor, GPIO23 NC, limit và timeout</w:t>
       </w:r>
     </w:p>
     <w:p>
-      <w:r>
-        <w:rPr/>
-        <w:t>Khối đọc bốn kênh LDR lập đồng thời sai lệch e1 cho phương vị và e2 cho góc nghiêng, nhân hệ số K_cal và so ngưỡng trước khi chuyển cho khối điều khiển hai khớp.</w:t>
-      </w:r>
-    </w:p>
-    <w:p>
       <w:pPr>
         <w:ind w:firstLine="0"/>
         <w:jc w:val="center"/>
       </w:pPr>
       <w:r>
-        <w:rPr/>
         <w:drawing>
           <wp:inline xmlns:a="http://schemas.openxmlformats.org/drawingml/2006/main" xmlns:pic="http://schemas.openxmlformats.org/drawingml/2006/picture">
-            <wp:extent cx="5120640" cy="6233283"/>
+            <wp:extent cx="4068000" cy="4424169"/>
             <wp:docPr id="4" name="Picture 4"/>
             <wp:cNvGraphicFramePr>
               <a:graphicFrameLocks noChangeAspect="1"/>
@@ -2751,11 +555,11 @@
               <a:graphicData uri="http://schemas.openxmlformats.org/drawingml/2006/picture">
                 <pic:pic>
                   <pic:nvPicPr>
-                    <pic:cNvPr id="0" name="luu_do_dieu_khien_motor.png"/>
+                    <pic:cNvPr id="0" name="luu_do_lcd.png"/>
                     <pic:cNvPicPr/>
                   </pic:nvPicPr>
                   <pic:blipFill>
-                    <a:blip r:embed="rId26"/>
+                    <a:blip r:embed="rId14"/>
                     <a:stretch>
                       <a:fillRect/>
                     </a:stretch>
@@ -2763,7 +567,7 @@
                   <pic:spPr>
                     <a:xfrm>
                       <a:off x="0" y="0"/>
-                      <a:ext cx="5120640" cy="6233283"/>
+                      <a:ext cx="4068000" cy="4424169"/>
                     </a:xfrm>
                     <a:prstGeom prst="rect"/>
                   </pic:spPr>
@@ -2777,2139 +581,2806 @@
     <w:p>
       <w:pPr>
         <w:pStyle w:val="Caption"/>
+        <w:ind w:firstLine="0"/>
+        <w:jc w:val="center"/>
       </w:pPr>
       <w:r>
-        <w:rPr/>
-        <w:t>Hình 4. Lưu đồ điều khiển motor qua cầu H bốn TIP41C</w:t>
+        <w:t>Hình 4. Chu kỳ LCD 1 giây độc lập chu kỳ LDR</w:t>
       </w:r>
     </w:p>
     <w:p>
-      <w:r>
-        <w:rPr/>
-        <w:t>Khối điều khiển chạy lần lượt hai cầu H: khớp nghiêng chỉnh trước, khớp phương vị chỉnh sau; mỗi khớp đều kiểm tra giới hạn hành trình bằng biến trở riêng trước khi cấp lệnh.</w:t>
-      </w:r>
-    </w:p>
-    <w:p>
-      <w:pPr>
-        <w:ind w:firstLine="0"/>
-        <w:jc w:val="center"/>
-      </w:pPr>
-      <w:r>
-        <w:rPr/>
-        <w:drawing>
-          <wp:inline xmlns:a="http://schemas.openxmlformats.org/drawingml/2006/main" xmlns:pic="http://schemas.openxmlformats.org/drawingml/2006/picture">
-            <wp:extent cx="4937760" cy="5164493"/>
-            <wp:docPr id="5" name="Picture 5"/>
-            <wp:cNvGraphicFramePr>
-              <a:graphicFrameLocks noChangeAspect="1"/>
-            </wp:cNvGraphicFramePr>
-            <a:graphic>
-              <a:graphicData uri="http://schemas.openxmlformats.org/drawingml/2006/picture">
-                <pic:pic>
-                  <pic:nvPicPr>
-                    <pic:cNvPr id="0" name="luu_do_lcd.png"/>
-                    <pic:cNvPicPr/>
-                  </pic:nvPicPr>
-                  <pic:blipFill>
-                    <a:blip r:embed="rId27"/>
-                    <a:stretch>
-                      <a:fillRect/>
-                    </a:stretch>
-                  </pic:blipFill>
-                  <pic:spPr>
-                    <a:xfrm>
-                      <a:off x="0" y="0"/>
-                      <a:ext cx="4937760" cy="5164493"/>
-                    </a:xfrm>
-                    <a:prstGeom prst="rect"/>
-                  </pic:spPr>
-                </pic:pic>
-              </a:graphicData>
-            </a:graphic>
-          </wp:inline>
-        </w:drawing>
-      </w:r>
-    </w:p>
-    <w:p>
-      <w:pPr>
-        <w:pStyle w:val="Caption"/>
-      </w:pPr>
-      <w:r>
-        <w:rPr/>
-        <w:t>Hình 5. Lưu đồ hiển thị LCD I2C 1602</w:t>
-      </w:r>
-    </w:p>
-    <w:p>
-      <w:r>
-        <w:rPr/>
-        <w:t>Khối hiển thị đưa giờ thực, góc nghiêng và góc phương vị lên hai dòng LCD I2C mỗi giây để người vận hành theo dõi.</w:t>
-      </w:r>
-    </w:p>
-    <w:p>
-      <w:pPr>
-        <w:ind w:firstLine="0"/>
-        <w:jc w:val="center"/>
-      </w:pPr>
-      <w:r>
-        <w:rPr/>
-        <w:drawing>
-          <wp:inline xmlns:a="http://schemas.openxmlformats.org/drawingml/2006/main" xmlns:pic="http://schemas.openxmlformats.org/drawingml/2006/picture">
-            <wp:extent cx="4937760" cy="5680943"/>
-            <wp:docPr id="6" name="Picture 6"/>
-            <wp:cNvGraphicFramePr>
-              <a:graphicFrameLocks noChangeAspect="1"/>
-            </wp:cNvGraphicFramePr>
-            <a:graphic>
-              <a:graphicData uri="http://schemas.openxmlformats.org/drawingml/2006/picture">
-                <pic:pic>
-                  <pic:nvPicPr>
-                    <pic:cNvPr id="0" name="luu_do_bien_tro.png"/>
-                    <pic:cNvPicPr/>
-                  </pic:nvPicPr>
-                  <pic:blipFill>
-                    <a:blip r:embed="rId28"/>
-                    <a:stretch>
-                      <a:fillRect/>
-                    </a:stretch>
-                  </pic:blipFill>
-                  <pic:spPr>
-                    <a:xfrm>
-                      <a:off x="0" y="0"/>
-                      <a:ext cx="4937760" cy="5680943"/>
-                    </a:xfrm>
-                    <a:prstGeom prst="rect"/>
-                  </pic:spPr>
-                </pic:pic>
-              </a:graphicData>
-            </a:graphic>
-          </wp:inline>
-        </w:drawing>
-      </w:r>
-    </w:p>
-    <w:p>
-      <w:pPr>
-        <w:pStyle w:val="Caption"/>
-      </w:pPr>
-      <w:r>
-        <w:rPr/>
-        <w:t>Hình 6. Lưu đồ đọc biến trở suy ra góc khớp</w:t>
-      </w:r>
-    </w:p>
-    <w:p>
-      <w:r>
-        <w:rPr/>
-        <w:t>Khối hồi tiếp đọc hai biến trở đồng trục, nội suy ba điểm hiệu chuẩn cho từng khớp và báo cờ giới hạn hành trình về khối bảo vệ.</w:t>
-      </w:r>
-    </w:p>
-    <w:p>
-      <w:pPr>
-        <w:pStyle w:val="Heading2"/>
-      </w:pPr>
-      <w:r>
-        <w:rPr/>
-        <w:t>3.11. Code mẫu hoàn chỉnh của mô hình hai trục</w:t>
-      </w:r>
-    </w:p>
-    <w:p>
-      <w:pPr>
-        <w:pStyle w:val="CodeSample"/>
-        <w:spacing w:after="0" w:before="120"/>
-        <w:ind w:firstLine="0" w:left="340"/>
+      <w:pPr>
+        <w:keepLines/>
+        <w:spacing w:after="0"/>
+        <w:ind w:firstLine="0" w:left="227"/>
       </w:pPr>
       <w:r>
         <w:rPr>
           <w:rFonts w:ascii="Consolas" w:hAnsi="Consolas"/>
           <w:color w:val="1F3350"/>
-          <w:sz w:val="17"/>
+          <w:sz w:val="16"/>
         </w:rPr>
-        <w:t>// Bam nang hybrid 2 truc - ESP32 DevKit (thien van tho + LDR tinh chinh)</w:t>
+        <w:t>// Mẫu tích hợp thời gian/điều khiển hai trục – không phải firmware đã nạp</w:t>
       </w:r>
     </w:p>
     <w:p>
       <w:pPr>
-        <w:pStyle w:val="CodeSample"/>
-        <w:spacing w:after="0" w:before="0"/>
-        <w:ind w:firstLine="0" w:left="340"/>
+        <w:keepLines/>
+        <w:spacing w:after="0"/>
+        <w:ind w:firstLine="0" w:left="227"/>
       </w:pPr>
       <w:r>
         <w:rPr>
           <w:rFonts w:ascii="Consolas" w:hAnsi="Consolas"/>
           <w:color w:val="1F3350"/>
-          <w:sz w:val="17"/>
-        </w:rPr>
-        <w:t>// Nghien truoc, phuong vi sau. Chan theo sheet: LDR 25/26/27/14,</w:t>
-      </w:r>
-    </w:p>
-    <w:p>
-      <w:pPr>
-        <w:pStyle w:val="CodeSample"/>
-        <w:spacing w:after="0" w:before="0"/>
-        <w:ind w:firstLine="0" w:left="340"/>
-      </w:pPr>
-      <w:r>
-        <w:rPr>
-          <w:rFonts w:ascii="Consolas" w:hAnsi="Consolas"/>
-          <w:color w:val="1F3350"/>
-          <w:sz w:val="17"/>
-        </w:rPr>
-        <w:t>// bien tro PV 36 / nghien 2, ap pin 39, hanh trinh 34/35/32/33,</w:t>
-      </w:r>
-    </w:p>
-    <w:p>
-      <w:pPr>
-        <w:pStyle w:val="CodeSample"/>
-        <w:spacing w:after="0" w:before="0"/>
-        <w:ind w:firstLine="0" w:left="340"/>
-      </w:pPr>
-      <w:r>
-        <w:rPr>
-          <w:rFonts w:ascii="Consolas" w:hAnsi="Consolas"/>
-          <w:color w:val="1F3350"/>
-          <w:sz w:val="17"/>
-        </w:rPr>
-        <w:t>// motor PV 19/18, motor nghien 5/13 (tich cuc THAP qua opto).</w:t>
-      </w:r>
-    </w:p>
-    <w:p>
-      <w:pPr>
-        <w:pStyle w:val="CodeSample"/>
-        <w:spacing w:after="0" w:before="0"/>
-        <w:ind w:firstLine="0" w:left="340"/>
-      </w:pPr>
-      <w:r>
-        <w:rPr>
-          <w:rFonts w:ascii="Consolas" w:hAnsi="Consolas"/>
-          <w:color w:val="1F3350"/>
-          <w:sz w:val="17"/>
+          <w:sz w:val="16"/>
         </w:rPr>
         <w:t>#include &lt;Arduino.h&gt;</w:t>
       </w:r>
     </w:p>
     <w:p>
       <w:pPr>
-        <w:pStyle w:val="CodeSample"/>
-        <w:spacing w:after="0" w:before="0"/>
-        <w:ind w:firstLine="0" w:left="340"/>
+        <w:keepLines/>
+        <w:spacing w:after="0"/>
+        <w:ind w:firstLine="0" w:left="227"/>
       </w:pPr>
       <w:r>
         <w:rPr>
           <w:rFonts w:ascii="Consolas" w:hAnsi="Consolas"/>
           <w:color w:val="1F3350"/>
-          <w:sz w:val="17"/>
+          <w:sz w:val="16"/>
         </w:rPr>
         <w:t>#include &lt;Wire.h&gt;</w:t>
       </w:r>
     </w:p>
     <w:p>
       <w:pPr>
-        <w:pStyle w:val="CodeSample"/>
-        <w:spacing w:after="0" w:before="0"/>
-        <w:ind w:firstLine="0" w:left="340"/>
+        <w:keepLines/>
+        <w:spacing w:after="0"/>
+        <w:ind w:firstLine="0" w:left="227"/>
       </w:pPr>
       <w:r>
         <w:rPr>
           <w:rFonts w:ascii="Consolas" w:hAnsi="Consolas"/>
           <w:color w:val="1F3350"/>
-          <w:sz w:val="17"/>
+          <w:sz w:val="16"/>
         </w:rPr>
         <w:t>#include &lt;LiquidCrystal_I2C.h&gt;</w:t>
       </w:r>
     </w:p>
     <w:p>
       <w:pPr>
-        <w:pStyle w:val="CodeSample"/>
-        <w:spacing w:after="0" w:before="0"/>
-        <w:ind w:firstLine="0" w:left="340"/>
+        <w:keepLines/>
+        <w:spacing w:after="0"/>
+        <w:ind w:firstLine="0" w:left="227"/>
       </w:pPr>
       <w:r>
         <w:rPr>
           <w:rFonts w:ascii="Consolas" w:hAnsi="Consolas"/>
           <w:color w:val="1F3350"/>
-          <w:sz w:val="17"/>
+          <w:sz w:val="16"/>
+        </w:rPr>
+        <w:t>#include "ldr_module.h"                   // giao diện LdrResult/readLdrMatrix từ quyển 3</w:t>
+      </w:r>
+    </w:p>
+    <w:p>
+      <w:pPr>
+        <w:keepLines/>
+        <w:spacing w:after="0"/>
+        <w:ind w:firstLine="0" w:left="227"/>
+      </w:pPr>
+      <w:r>
+        <w:rPr>
+          <w:rFonts w:ascii="Consolas" w:hAnsi="Consolas"/>
+          <w:color w:val="1F3350"/>
+          <w:sz w:val="16"/>
         </w:rPr>
         <w:t xml:space="preserve"> </w:t>
       </w:r>
     </w:p>
     <w:p>
       <w:pPr>
-        <w:pStyle w:val="CodeSample"/>
-        <w:spacing w:after="0" w:before="0"/>
-        <w:ind w:firstLine="0" w:left="340"/>
+        <w:keepLines/>
+        <w:spacing w:after="0"/>
+        <w:ind w:firstLine="0" w:left="227"/>
       </w:pPr>
       <w:r>
         <w:rPr>
           <w:rFonts w:ascii="Consolas" w:hAnsi="Consolas"/>
           <w:color w:val="1F3350"/>
-          <w:sz w:val="17"/>
+          <w:sz w:val="16"/>
         </w:rPr>
-        <w:t>const int LDR[4] = {25, 26, 27, 14};       // TT, PT, TD, PD (ADC2)</w:t>
+        <w:t>const uint8_t AZ_THUAN=19, AZ_NGUOC=18;</w:t>
       </w:r>
     </w:p>
     <w:p>
       <w:pPr>
-        <w:pStyle w:val="CodeSample"/>
-        <w:spacing w:after="0" w:before="0"/>
-        <w:ind w:firstLine="0" w:left="340"/>
+        <w:keepLines/>
+        <w:spacing w:after="0"/>
+        <w:ind w:firstLine="0" w:left="227"/>
       </w:pPr>
       <w:r>
         <w:rPr>
           <w:rFonts w:ascii="Consolas" w:hAnsi="Consolas"/>
           <w:color w:val="1F3350"/>
-          <w:sz w:val="17"/>
+          <w:sz w:val="16"/>
         </w:rPr>
-        <w:t>const int POT_PV = 36, POT_NG = 2, PIN_AP = 39;</w:t>
+        <w:t>const uint8_t TILT_LEN=16, TILT_XUONG=13;</w:t>
       </w:r>
     </w:p>
     <w:p>
       <w:pPr>
-        <w:pStyle w:val="CodeSample"/>
-        <w:spacing w:after="0" w:before="0"/>
-        <w:ind w:firstLine="0" w:left="340"/>
+        <w:keepLines/>
+        <w:spacing w:after="0"/>
+        <w:ind w:firstLine="0" w:left="227"/>
       </w:pPr>
       <w:r>
         <w:rPr>
           <w:rFonts w:ascii="Consolas" w:hAnsi="Consolas"/>
           <w:color w:val="1F3350"/>
-          <w:sz w:val="17"/>
+          <w:sz w:val="16"/>
         </w:rPr>
-        <w:t>const int QT[4]  = {34, 35, 32, 33};       // hanh trinh: PV+, PV-, NG+, NG-</w:t>
+        <w:t>const uint8_t POT_AZ=36, POT_TILT=4;        // GPIO2 bị loại vì strap khi boot</w:t>
       </w:r>
     </w:p>
     <w:p>
       <w:pPr>
-        <w:pStyle w:val="CodeSample"/>
-        <w:spacing w:after="0" w:before="0"/>
-        <w:ind w:firstLine="0" w:left="340"/>
+        <w:keepLines/>
+        <w:spacing w:after="0"/>
+        <w:ind w:firstLine="0" w:left="227"/>
       </w:pPr>
       <w:r>
         <w:rPr>
           <w:rFonts w:ascii="Consolas" w:hAnsi="Consolas"/>
           <w:color w:val="1F3350"/>
-          <w:sz w:val="17"/>
+          <w:sz w:val="16"/>
         </w:rPr>
-        <w:t>const int PV_T = 19, PV_N = 18;            // cau H motor phuong vi</w:t>
+        <w:t>const uint8_t LIM[4]={34,35,32,33};</w:t>
       </w:r>
     </w:p>
     <w:p>
       <w:pPr>
-        <w:pStyle w:val="CodeSample"/>
-        <w:spacing w:after="0" w:before="0"/>
-        <w:ind w:firstLine="0" w:left="340"/>
+        <w:keepLines/>
+        <w:spacing w:after="0"/>
+        <w:ind w:firstLine="0" w:left="227"/>
       </w:pPr>
       <w:r>
         <w:rPr>
           <w:rFonts w:ascii="Consolas" w:hAnsi="Consolas"/>
           <w:color w:val="1F3350"/>
-          <w:sz w:val="17"/>
+          <w:sz w:val="16"/>
         </w:rPr>
-        <w:t>const int NG_T = 5,  NG_N = 13;            // cau H motor nghien</w:t>
+        <w:t>const uint8_t ESTOP=23;                     // tiếp điểm NC kéo GND</w:t>
       </w:r>
     </w:p>
     <w:p>
       <w:pPr>
-        <w:pStyle w:val="CodeSample"/>
-        <w:spacing w:after="0" w:before="0"/>
-        <w:ind w:firstLine="0" w:left="340"/>
+        <w:keepLines/>
+        <w:spacing w:after="0"/>
+        <w:ind w:firstLine="0" w:left="227"/>
       </w:pPr>
       <w:r>
         <w:rPr>
           <w:rFonts w:ascii="Consolas" w:hAnsi="Consolas"/>
           <w:color w:val="1F3350"/>
-          <w:sz w:val="17"/>
+          <w:sz w:val="16"/>
         </w:rPr>
-        <w:t>LiquidCrystal_I2C lcd(0x27, 16, 2);</w:t>
+        <w:t>const uint32_t T_ASTRO=1800000UL;           // target thiên văn: 30 phút</w:t>
       </w:r>
     </w:p>
     <w:p>
       <w:pPr>
-        <w:pStyle w:val="CodeSample"/>
-        <w:spacing w:after="0" w:before="0"/>
-        <w:ind w:firstLine="0" w:left="340"/>
+        <w:keepLines/>
+        <w:spacing w:after="0"/>
+        <w:ind w:firstLine="0" w:left="227"/>
       </w:pPr>
       <w:r>
         <w:rPr>
           <w:rFonts w:ascii="Consolas" w:hAnsi="Consolas"/>
           <w:color w:val="1F3350"/>
-          <w:sz w:val="17"/>
+          <w:sz w:val="16"/>
+        </w:rPr>
+        <w:t>const uint32_t T_LIGHT=1000UL;              // kiểm tra thiếu sáng: 1 giây</w:t>
+      </w:r>
+    </w:p>
+    <w:p>
+      <w:pPr>
+        <w:keepLines/>
+        <w:spacing w:after="0"/>
+        <w:ind w:firstLine="0" w:left="227"/>
+      </w:pPr>
+      <w:r>
+        <w:rPr>
+          <w:rFonts w:ascii="Consolas" w:hAnsi="Consolas"/>
+          <w:color w:val="1F3350"/>
+          <w:sz w:val="16"/>
+        </w:rPr>
+        <w:t>const uint32_t T_LDR=120000UL;              // hiệu chỉnh e1/e2: 2 phút</w:t>
+      </w:r>
+    </w:p>
+    <w:p>
+      <w:pPr>
+        <w:keepLines/>
+        <w:spacing w:after="0"/>
+        <w:ind w:firstLine="0" w:left="227"/>
+      </w:pPr>
+      <w:r>
+        <w:rPr>
+          <w:rFonts w:ascii="Consolas" w:hAnsi="Consolas"/>
+          <w:color w:val="1F3350"/>
+          <w:sz w:val="16"/>
+        </w:rPr>
+        <w:t>const uint32_t T_LCD=1000UL;                // LCD: 1 giây, timer độc lập</w:t>
+      </w:r>
+    </w:p>
+    <w:p>
+      <w:pPr>
+        <w:keepLines/>
+        <w:spacing w:after="0"/>
+        <w:ind w:firstLine="0" w:left="227"/>
+      </w:pPr>
+      <w:r>
+        <w:rPr>
+          <w:rFonts w:ascii="Consolas" w:hAnsi="Consolas"/>
+          <w:color w:val="1F3350"/>
+          <w:sz w:val="16"/>
+        </w:rPr>
+        <w:t>const uint32_t T_CMD_MAX_MS=8000UL, T_POLL_MS=10UL;</w:t>
+      </w:r>
+    </w:p>
+    <w:p>
+      <w:pPr>
+        <w:keepLines/>
+        <w:spacing w:after="0"/>
+        <w:ind w:firstLine="0" w:left="227"/>
+      </w:pPr>
+      <w:r>
+        <w:rPr>
+          <w:rFonts w:ascii="Consolas" w:hAnsi="Consolas"/>
+          <w:color w:val="1F3350"/>
+          <w:sz w:val="16"/>
+        </w:rPr>
+        <w:t>const int32_t S_MIN=2500, START_THRESHOLD=200, STOP_DEADBAND=120;</w:t>
+      </w:r>
+    </w:p>
+    <w:p>
+      <w:pPr>
+        <w:keepLines/>
+        <w:spacing w:after="0"/>
+        <w:ind w:firstLine="0" w:left="227"/>
+      </w:pPr>
+      <w:r>
+        <w:rPr>
+          <w:rFonts w:ascii="Consolas" w:hAnsi="Consolas"/>
+          <w:color w:val="1F3350"/>
+          <w:sz w:val="16"/>
+        </w:rPr>
+        <w:t>const float PHI=20.93f, LON=106.10f, AZ_MIN=-120, AZ_MAX=120;</w:t>
+      </w:r>
+    </w:p>
+    <w:p>
+      <w:pPr>
+        <w:keepLines/>
+        <w:spacing w:after="0"/>
+        <w:ind w:firstLine="0" w:left="227"/>
+      </w:pPr>
+      <w:r>
+        <w:rPr>
+          <w:rFonts w:ascii="Consolas" w:hAnsi="Consolas"/>
+          <w:color w:val="1F3350"/>
+          <w:sz w:val="16"/>
+        </w:rPr>
+        <w:t>const float BETA_MIN=0, BETA_MAX=75;</w:t>
+      </w:r>
+    </w:p>
+    <w:p>
+      <w:pPr>
+        <w:keepLines/>
+        <w:spacing w:after="0"/>
+        <w:ind w:firstLine="0" w:left="227"/>
+      </w:pPr>
+      <w:r>
+        <w:rPr>
+          <w:rFonts w:ascii="Consolas" w:hAnsi="Consolas"/>
+          <w:color w:val="1F3350"/>
+          <w:sz w:val="16"/>
+        </w:rPr>
+        <w:t>bool azLatchedToNight=false;</w:t>
+      </w:r>
+    </w:p>
+    <w:p>
+      <w:pPr>
+        <w:keepLines/>
+        <w:spacing w:after="0"/>
+        <w:ind w:firstLine="0" w:left="227"/>
+      </w:pPr>
+      <w:r>
+        <w:rPr>
+          <w:rFonts w:ascii="Consolas" w:hAnsi="Consolas"/>
+          <w:color w:val="1F3350"/>
+          <w:sz w:val="16"/>
+        </w:rPr>
+        <w:t>LiquidCrystal_I2C lcd(0x27,16,2);</w:t>
+      </w:r>
+    </w:p>
+    <w:p>
+      <w:pPr>
+        <w:keepLines/>
+        <w:spacing w:after="0"/>
+        <w:ind w:firstLine="0" w:left="227"/>
+      </w:pPr>
+      <w:r>
+        <w:rPr>
+          <w:rFonts w:ascii="Consolas" w:hAnsi="Consolas"/>
+          <w:color w:val="1F3350"/>
+          <w:sz w:val="16"/>
         </w:rPr>
         <w:t xml:space="preserve"> </w:t>
       </w:r>
     </w:p>
     <w:p>
       <w:pPr>
-        <w:pStyle w:val="CodeSample"/>
-        <w:spacing w:after="0" w:before="0"/>
-        <w:ind w:firstLine="0" w:left="340"/>
+        <w:keepLines/>
+        <w:spacing w:after="0"/>
+        <w:ind w:firstLine="0" w:left="227"/>
       </w:pPr>
       <w:r>
         <w:rPr>
           <w:rFonts w:ascii="Consolas" w:hAnsi="Consolas"/>
           <w:color w:val="1F3350"/>
-          <w:sz w:val="17"/>
+          <w:sz w:val="16"/>
         </w:rPr>
-        <w:t>const float PHI = 20.93;</w:t>
+        <w:t>struct CivilTime { int day, month, year, hour, minute, second; };</w:t>
       </w:r>
     </w:p>
     <w:p>
       <w:pPr>
-        <w:pStyle w:val="CodeSample"/>
-        <w:spacing w:after="0" w:before="0"/>
-        <w:ind w:firstLine="0" w:left="340"/>
+        <w:keepLines/>
+        <w:spacing w:after="0"/>
+        <w:ind w:firstLine="0" w:left="227"/>
       </w:pPr>
       <w:r>
         <w:rPr>
           <w:rFonts w:ascii="Consolas" w:hAnsi="Consolas"/>
           <w:color w:val="1F3350"/>
-          <w:sz w:val="17"/>
+          <w:sz w:val="16"/>
         </w:rPr>
-        <w:t>const int NGUONG = 200; float S_MIN = 2500;</w:t>
+        <w:t>struct SunPosition { float alphaDeg, gammaDeg; };</w:t>
       </w:r>
     </w:p>
     <w:p>
       <w:pPr>
-        <w:pStyle w:val="CodeSample"/>
-        <w:spacing w:after="0" w:before="0"/>
-        <w:ind w:firstLine="0" w:left="340"/>
+        <w:keepLines/>
+        <w:spacing w:after="0"/>
+        <w:ind w:firstLine="0" w:left="227"/>
       </w:pPr>
       <w:r>
         <w:rPr>
           <w:rFonts w:ascii="Consolas" w:hAnsi="Consolas"/>
           <w:color w:val="1F3350"/>
-          <w:sz w:val="17"/>
+          <w:sz w:val="16"/>
         </w:rPr>
-        <w:t>const unsigned long T_LDR = 120000, T_TV = 1800000;</w:t>
+        <w:t>uint32_t lastLightPoll=0,lastLdrAdjust=0,lastAstro=0,lastLCD=0,lastMotorPoll=0;</w:t>
       </w:r>
     </w:p>
     <w:p>
       <w:pPr>
-        <w:pStyle w:val="CodeSample"/>
-        <w:spacing w:after="0" w:before="0"/>
-        <w:ind w:firstLine="0" w:left="340"/>
+        <w:keepLines/>
+        <w:spacing w:after="0"/>
+        <w:ind w:firstLine="0" w:left="227"/>
       </w:pPr>
       <w:r>
         <w:rPr>
           <w:rFonts w:ascii="Consolas" w:hAnsi="Consolas"/>
           <w:color w:val="1F3350"/>
-          <w:sz w:val="17"/>
+          <w:sz w:val="16"/>
         </w:rPr>
-        <w:t>float K_cal[4] = {1.0, 1.0, 1.0, 1.0};</w:t>
+        <w:t>bool astroInitialized=false;</w:t>
       </w:r>
     </w:p>
     <w:p>
       <w:pPr>
-        <w:pStyle w:val="CodeSample"/>
-        <w:spacing w:after="0" w:before="0"/>
-        <w:ind w:firstLine="0" w:left="340"/>
+        <w:keepLines/>
+        <w:spacing w:after="0"/>
+        <w:ind w:firstLine="0" w:left="227"/>
       </w:pPr>
       <w:r>
         <w:rPr>
           <w:rFonts w:ascii="Consolas" w:hAnsi="Consolas"/>
           <w:color w:val="1F3350"/>
-          <w:sz w:val="17"/>
+          <w:sz w:val="16"/>
         </w:rPr>
-        <w:t>unsigned long tLDR = 0, tTV = 0;</w:t>
+        <w:t>LdrResult latestLdr={0,0,0};</w:t>
       </w:r>
     </w:p>
     <w:p>
       <w:pPr>
-        <w:pStyle w:val="CodeSample"/>
-        <w:spacing w:after="0" w:before="0"/>
-        <w:ind w:firstLine="0" w:left="340"/>
+        <w:keepLines/>
+        <w:spacing w:after="0"/>
+        <w:ind w:firstLine="0" w:left="227"/>
       </w:pPr>
       <w:r>
         <w:rPr>
           <w:rFonts w:ascii="Consolas" w:hAnsi="Consolas"/>
           <w:color w:val="1F3350"/>
-          <w:sz w:val="17"/>
+          <w:sz w:val="16"/>
+        </w:rPr>
+        <w:t>void updateLCD(const CivilTime &amp;, const char *status); // giao diện hiển thị</w:t>
+      </w:r>
+    </w:p>
+    <w:p>
+      <w:pPr>
+        <w:keepLines/>
+        <w:spacing w:after="0"/>
+        <w:ind w:firstLine="0" w:left="227"/>
+      </w:pPr>
+      <w:r>
+        <w:rPr>
+          <w:rFonts w:ascii="Consolas" w:hAnsi="Consolas"/>
+          <w:color w:val="1F3350"/>
+          <w:sz w:val="16"/>
+        </w:rPr>
+        <w:t>void updateAstronomyTarget(const SunPosition &amp;);      // beta clamp, gamma limit/latch</w:t>
+      </w:r>
+    </w:p>
+    <w:p>
+      <w:pPr>
+        <w:keepLines/>
+        <w:spacing w:after="0"/>
+        <w:ind w:firstLine="0" w:left="227"/>
+      </w:pPr>
+      <w:r>
+        <w:rPr>
+          <w:rFonts w:ascii="Consolas" w:hAnsi="Consolas"/>
+          <w:color w:val="1F3350"/>
+          <w:sz w:val="16"/>
+        </w:rPr>
+        <w:t>void updateLdrCorrection(const LdrResult &amp;);          // giao diện e1/e2 từ quyển 3</w:t>
+      </w:r>
+    </w:p>
+    <w:p>
+      <w:pPr>
+        <w:keepLines/>
+        <w:spacing w:after="0"/>
+        <w:ind w:firstLine="0" w:left="227"/>
+      </w:pPr>
+      <w:r>
+        <w:rPr>
+          <w:rFonts w:ascii="Consolas" w:hAnsi="Consolas"/>
+          <w:color w:val="1F3350"/>
+          <w:sz w:val="16"/>
+        </w:rPr>
+        <w:t>void pollFeedbackLimitsAndMotor();                   // state machine không blocking</w:t>
+      </w:r>
+    </w:p>
+    <w:p>
+      <w:pPr>
+        <w:keepLines/>
+        <w:spacing w:after="0"/>
+        <w:ind w:firstLine="0" w:left="227"/>
+      </w:pPr>
+      <w:r>
+        <w:rPr>
+          <w:rFonts w:ascii="Consolas" w:hAnsi="Consolas"/>
+          <w:color w:val="1F3350"/>
+          <w:sz w:val="16"/>
         </w:rPr>
         <w:t xml:space="preserve"> </w:t>
       </w:r>
     </w:p>
     <w:p>
       <w:pPr>
-        <w:pStyle w:val="CodeSample"/>
-        <w:spacing w:after="0" w:before="0"/>
-        <w:ind w:firstLine="0" w:left="340"/>
+        <w:keepLines/>
+        <w:spacing w:after="0"/>
+        <w:ind w:firstLine="0" w:left="227"/>
       </w:pPr>
       <w:r>
         <w:rPr>
           <w:rFonts w:ascii="Consolas" w:hAnsi="Consolas"/>
           <w:color w:val="1F3350"/>
-          <w:sz w:val="17"/>
+          <w:sz w:val="16"/>
         </w:rPr>
-        <w:t>int docTB(int chan, int n = 16) {</w:t>
+        <w:t>void stopPair(uint8_t a,uint8_t b) { digitalWrite(a,HIGH); digitalWrite(b,HIGH); }</w:t>
       </w:r>
     </w:p>
     <w:p>
       <w:pPr>
-        <w:pStyle w:val="CodeSample"/>
-        <w:spacing w:after="0" w:before="0"/>
-        <w:ind w:firstLine="0" w:left="340"/>
+        <w:keepLines/>
+        <w:spacing w:after="0"/>
+        <w:ind w:firstLine="0" w:left="227"/>
       </w:pPr>
       <w:r>
         <w:rPr>
           <w:rFonts w:ascii="Consolas" w:hAnsi="Consolas"/>
           <w:color w:val="1F3350"/>
-          <w:sz w:val="17"/>
+          <w:sz w:val="16"/>
         </w:rPr>
-        <w:t xml:space="preserve">  long s = 0; int m[16];</w:t>
+        <w:t>void stopAllMotors() {</w:t>
       </w:r>
     </w:p>
     <w:p>
       <w:pPr>
-        <w:pStyle w:val="CodeSample"/>
-        <w:spacing w:after="0" w:before="0"/>
-        <w:ind w:firstLine="0" w:left="340"/>
+        <w:keepLines/>
+        <w:spacing w:after="0"/>
+        <w:ind w:firstLine="0" w:left="227"/>
       </w:pPr>
       <w:r>
         <w:rPr>
           <w:rFonts w:ascii="Consolas" w:hAnsi="Consolas"/>
           <w:color w:val="1F3350"/>
-          <w:sz w:val="17"/>
+          <w:sz w:val="16"/>
         </w:rPr>
-        <w:t xml:space="preserve">  for (int i = 0; i &lt; n; i++) { m[i] = analogRead(chan); s += m[i]; }</w:t>
+        <w:t xml:space="preserve">  stopPair(AZ_THUAN,AZ_NGUOC); stopPair(TILT_LEN,TILT_XUONG);</w:t>
       </w:r>
     </w:p>
     <w:p>
       <w:pPr>
-        <w:pStyle w:val="CodeSample"/>
-        <w:spacing w:after="0" w:before="0"/>
-        <w:ind w:firstLine="0" w:left="340"/>
+        <w:keepLines/>
+        <w:spacing w:after="0"/>
+        <w:ind w:firstLine="0" w:left="227"/>
       </w:pPr>
       <w:r>
         <w:rPr>
           <w:rFonts w:ascii="Consolas" w:hAnsi="Consolas"/>
           <w:color w:val="1F3350"/>
-          <w:sz w:val="17"/>
-        </w:rPr>
-        <w:t xml:space="preserve">  long tb = s / n; long s2 = 0; int d = 0;</w:t>
-      </w:r>
-    </w:p>
-    <w:p>
-      <w:pPr>
-        <w:pStyle w:val="CodeSample"/>
-        <w:spacing w:after="0" w:before="0"/>
-        <w:ind w:firstLine="0" w:left="340"/>
-      </w:pPr>
-      <w:r>
-        <w:rPr>
-          <w:rFonts w:ascii="Consolas" w:hAnsi="Consolas"/>
-          <w:color w:val="1F3350"/>
-          <w:sz w:val="17"/>
-        </w:rPr>
-        <w:t xml:space="preserve">  for (int i = 0; i &lt; n; i++) if (abs(m[i] - tb) * 4 &lt; tb) { s2 += m[i]; d++; }</w:t>
-      </w:r>
-    </w:p>
-    <w:p>
-      <w:pPr>
-        <w:pStyle w:val="CodeSample"/>
-        <w:spacing w:after="0" w:before="0"/>
-        <w:ind w:firstLine="0" w:left="340"/>
-      </w:pPr>
-      <w:r>
-        <w:rPr>
-          <w:rFonts w:ascii="Consolas" w:hAnsi="Consolas"/>
-          <w:color w:val="1F3350"/>
-          <w:sz w:val="17"/>
-        </w:rPr>
-        <w:t xml:space="preserve">  return d ? s2 / d : tb;</w:t>
-      </w:r>
-    </w:p>
-    <w:p>
-      <w:pPr>
-        <w:pStyle w:val="CodeSample"/>
-        <w:spacing w:after="0" w:before="0"/>
-        <w:ind w:firstLine="0" w:left="340"/>
-      </w:pPr>
-      <w:r>
-        <w:rPr>
-          <w:rFonts w:ascii="Consolas" w:hAnsi="Consolas"/>
-          <w:color w:val="1F3350"/>
-          <w:sz w:val="17"/>
+          <w:sz w:val="16"/>
         </w:rPr>
         <w:t>}</w:t>
       </w:r>
     </w:p>
     <w:p>
       <w:pPr>
-        <w:pStyle w:val="CodeSample"/>
-        <w:spacing w:after="0" w:before="0"/>
-        <w:ind w:firstLine="0" w:left="340"/>
+        <w:keepLines/>
+        <w:spacing w:after="0"/>
+        <w:ind w:firstLine="0" w:left="227"/>
       </w:pPr>
       <w:r>
         <w:rPr>
           <w:rFonts w:ascii="Consolas" w:hAnsi="Consolas"/>
           <w:color w:val="1F3350"/>
-          <w:sz w:val="17"/>
+          <w:sz w:val="16"/>
+        </w:rPr>
+        <w:t>void configureSafetyInput() { pinMode(ESTOP,INPUT_PULLUP); } // NC-GND: LOW bình thường</w:t>
+      </w:r>
+    </w:p>
+    <w:p>
+      <w:pPr>
+        <w:keepLines/>
+        <w:spacing w:after="0"/>
+        <w:ind w:firstLine="0" w:left="227"/>
+      </w:pPr>
+      <w:r>
+        <w:rPr>
+          <w:rFonts w:ascii="Consolas" w:hAnsi="Consolas"/>
+          <w:color w:val="1F3350"/>
+          <w:sz w:val="16"/>
+        </w:rPr>
+        <w:t>bool motorRunGuard(uint32_t startMs, bool targetLimitHit) {</w:t>
+      </w:r>
+    </w:p>
+    <w:p>
+      <w:pPr>
+        <w:keepLines/>
+        <w:spacing w:after="0"/>
+        <w:ind w:firstLine="0" w:left="227"/>
+      </w:pPr>
+      <w:r>
+        <w:rPr>
+          <w:rFonts w:ascii="Consolas" w:hAnsi="Consolas"/>
+          <w:color w:val="1F3350"/>
+          <w:sz w:val="16"/>
+        </w:rPr>
+        <w:t xml:space="preserve">  // targetLimitHit đã debounce; NC mở/nhấn/đứt dây =&gt; HIGH; timeout tối đa 8 s.</w:t>
+      </w:r>
+    </w:p>
+    <w:p>
+      <w:pPr>
+        <w:keepLines/>
+        <w:spacing w:after="0"/>
+        <w:ind w:firstLine="0" w:left="227"/>
+      </w:pPr>
+      <w:r>
+        <w:rPr>
+          <w:rFonts w:ascii="Consolas" w:hAnsi="Consolas"/>
+          <w:color w:val="1F3350"/>
+          <w:sz w:val="16"/>
+        </w:rPr>
+        <w:t xml:space="preserve">  if (digitalRead(ESTOP)==HIGH || targetLimitHit || uint32_t(millis()-startMs)&gt;=T_CMD_MAX_MS) {</w:t>
+      </w:r>
+    </w:p>
+    <w:p>
+      <w:pPr>
+        <w:keepLines/>
+        <w:spacing w:after="0"/>
+        <w:ind w:firstLine="0" w:left="227"/>
+      </w:pPr>
+      <w:r>
+        <w:rPr>
+          <w:rFonts w:ascii="Consolas" w:hAnsi="Consolas"/>
+          <w:color w:val="1F3350"/>
+          <w:sz w:val="16"/>
+        </w:rPr>
+        <w:t xml:space="preserve">    stopAllMotors(); return false;</w:t>
+      </w:r>
+    </w:p>
+    <w:p>
+      <w:pPr>
+        <w:keepLines/>
+        <w:spacing w:after="0"/>
+        <w:ind w:firstLine="0" w:left="227"/>
+      </w:pPr>
+      <w:r>
+        <w:rPr>
+          <w:rFonts w:ascii="Consolas" w:hAnsi="Consolas"/>
+          <w:color w:val="1F3350"/>
+          <w:sz w:val="16"/>
+        </w:rPr>
+        <w:t xml:space="preserve">  }</w:t>
+      </w:r>
+    </w:p>
+    <w:p>
+      <w:pPr>
+        <w:keepLines/>
+        <w:spacing w:after="0"/>
+        <w:ind w:firstLine="0" w:left="227"/>
+      </w:pPr>
+      <w:r>
+        <w:rPr>
+          <w:rFonts w:ascii="Consolas" w:hAnsi="Consolas"/>
+          <w:color w:val="1F3350"/>
+          <w:sz w:val="16"/>
+        </w:rPr>
+        <w:t xml:space="preserve">  return true;</w:t>
+      </w:r>
+    </w:p>
+    <w:p>
+      <w:pPr>
+        <w:keepLines/>
+        <w:spacing w:after="0"/>
+        <w:ind w:firstLine="0" w:left="227"/>
+      </w:pPr>
+      <w:r>
+        <w:rPr>
+          <w:rFonts w:ascii="Consolas" w:hAnsi="Consolas"/>
+          <w:color w:val="1F3350"/>
+          <w:sz w:val="16"/>
+        </w:rPr>
+        <w:t>}</w:t>
+      </w:r>
+    </w:p>
+    <w:p>
+      <w:pPr>
+        <w:keepLines/>
+        <w:spacing w:after="0"/>
+        <w:ind w:firstLine="0" w:left="227"/>
+      </w:pPr>
+      <w:r>
+        <w:rPr>
+          <w:rFonts w:ascii="Consolas" w:hAnsi="Consolas"/>
+          <w:color w:val="1F3350"/>
+          <w:sz w:val="16"/>
+        </w:rPr>
+        <w:t>void setPair(uint8_t a,uint8_t b,bool positive) {</w:t>
+      </w:r>
+    </w:p>
+    <w:p>
+      <w:pPr>
+        <w:keepLines/>
+        <w:spacing w:after="0"/>
+        <w:ind w:firstLine="0" w:left="227"/>
+      </w:pPr>
+      <w:r>
+        <w:rPr>
+          <w:rFonts w:ascii="Consolas" w:hAnsi="Consolas"/>
+          <w:color w:val="1F3350"/>
+          <w:sz w:val="16"/>
+        </w:rPr>
+        <w:t xml:space="preserve">  stopPair(a,b); delay(25);                    // break-before-make</w:t>
+      </w:r>
+    </w:p>
+    <w:p>
+      <w:pPr>
+        <w:keepLines/>
+        <w:spacing w:after="0"/>
+        <w:ind w:firstLine="0" w:left="227"/>
+      </w:pPr>
+      <w:r>
+        <w:rPr>
+          <w:rFonts w:ascii="Consolas" w:hAnsi="Consolas"/>
+          <w:color w:val="1F3350"/>
+          <w:sz w:val="16"/>
+        </w:rPr>
+        <w:t xml:space="preserve">  digitalWrite(a,positive?LOW:HIGH);</w:t>
+      </w:r>
+    </w:p>
+    <w:p>
+      <w:pPr>
+        <w:keepLines/>
+        <w:spacing w:after="0"/>
+        <w:ind w:firstLine="0" w:left="227"/>
+      </w:pPr>
+      <w:r>
+        <w:rPr>
+          <w:rFonts w:ascii="Consolas" w:hAnsi="Consolas"/>
+          <w:color w:val="1F3350"/>
+          <w:sz w:val="16"/>
+        </w:rPr>
+        <w:t xml:space="preserve">  digitalWrite(b,positive?HIGH:LOW);           // không bao giờ LOW/LOW</w:t>
+      </w:r>
+    </w:p>
+    <w:p>
+      <w:pPr>
+        <w:keepLines/>
+        <w:spacing w:after="0"/>
+        <w:ind w:firstLine="0" w:left="227"/>
+      </w:pPr>
+      <w:r>
+        <w:rPr>
+          <w:rFonts w:ascii="Consolas" w:hAnsi="Consolas"/>
+          <w:color w:val="1F3350"/>
+          <w:sz w:val="16"/>
+        </w:rPr>
+        <w:t>}</w:t>
+      </w:r>
+    </w:p>
+    <w:p>
+      <w:pPr>
+        <w:keepLines/>
+        <w:spacing w:after="0"/>
+        <w:ind w:firstLine="0" w:left="227"/>
+      </w:pPr>
+      <w:r>
+        <w:rPr>
+          <w:rFonts w:ascii="Consolas" w:hAnsi="Consolas"/>
+          <w:color w:val="1F3350"/>
+          <w:sz w:val="16"/>
         </w:rPr>
         <w:t xml:space="preserve"> </w:t>
       </w:r>
     </w:p>
     <w:p>
       <w:pPr>
-        <w:pStyle w:val="CodeSample"/>
-        <w:spacing w:after="0" w:before="0"/>
-        <w:ind w:firstLine="0" w:left="340"/>
+        <w:keepLines/>
+        <w:spacing w:after="0"/>
+        <w:ind w:firstLine="0" w:left="227"/>
       </w:pPr>
       <w:r>
         <w:rPr>
           <w:rFonts w:ascii="Consolas" w:hAnsi="Consolas"/>
           <w:color w:val="1F3350"/>
-          <w:sz w:val="17"/>
+          <w:sz w:val="16"/>
         </w:rPr>
-        <w:t>void docDS1307(int &amp;ng, int &amp;th, int &amp;hh, int &amp;mm, int &amp;ss) {</w:t>
+        <w:t>bool readDs1307(CivilTime &amp;t) {</w:t>
       </w:r>
     </w:p>
     <w:p>
       <w:pPr>
-        <w:pStyle w:val="CodeSample"/>
-        <w:spacing w:after="0" w:before="0"/>
-        <w:ind w:firstLine="0" w:left="340"/>
+        <w:keepLines/>
+        <w:spacing w:after="0"/>
+        <w:ind w:firstLine="0" w:left="227"/>
       </w:pPr>
       <w:r>
         <w:rPr>
           <w:rFonts w:ascii="Consolas" w:hAnsi="Consolas"/>
           <w:color w:val="1F3350"/>
-          <w:sz w:val="17"/>
+          <w:sz w:val="16"/>
         </w:rPr>
-        <w:t xml:space="preserve">  Wire.beginTransmission(0x68); Wire.write(0x00); Wire.endTransmission();</w:t>
+        <w:t xml:space="preserve">  Wire.beginTransmission(0x68); Wire.write(0x00);</w:t>
       </w:r>
     </w:p>
     <w:p>
       <w:pPr>
-        <w:pStyle w:val="CodeSample"/>
-        <w:spacing w:after="0" w:before="0"/>
-        <w:ind w:firstLine="0" w:left="340"/>
+        <w:keepLines/>
+        <w:spacing w:after="0"/>
+        <w:ind w:firstLine="0" w:left="227"/>
       </w:pPr>
       <w:r>
         <w:rPr>
           <w:rFonts w:ascii="Consolas" w:hAnsi="Consolas"/>
           <w:color w:val="1F3350"/>
-          <w:sz w:val="17"/>
+          <w:sz w:val="16"/>
         </w:rPr>
-        <w:t xml:space="preserve">  Wire.requestFrom(0x68, 7);</w:t>
+        <w:t xml:space="preserve">  if (Wire.endTransmission(false)!=0) return false;</w:t>
       </w:r>
     </w:p>
     <w:p>
       <w:pPr>
-        <w:pStyle w:val="CodeSample"/>
-        <w:spacing w:after="0" w:before="0"/>
-        <w:ind w:firstLine="0" w:left="340"/>
+        <w:keepLines/>
+        <w:spacing w:after="0"/>
+        <w:ind w:firstLine="0" w:left="227"/>
       </w:pPr>
       <w:r>
         <w:rPr>
           <w:rFonts w:ascii="Consolas" w:hAnsi="Consolas"/>
           <w:color w:val="1F3350"/>
-          <w:sz w:val="17"/>
+          <w:sz w:val="16"/>
         </w:rPr>
-        <w:t xml:space="preserve">  byte b[7]; for (int i = 0; i &lt; 7; i++) b[i] = Wire.read();</w:t>
+        <w:t xml:space="preserve">  if (Wire.requestFrom((uint8_t)0x68,(uint8_t)7)!=7) return false;</w:t>
       </w:r>
     </w:p>
     <w:p>
       <w:pPr>
-        <w:pStyle w:val="CodeSample"/>
-        <w:spacing w:after="0" w:before="0"/>
-        <w:ind w:firstLine="0" w:left="340"/>
+        <w:keepLines/>
+        <w:spacing w:after="0"/>
+        <w:ind w:firstLine="0" w:left="227"/>
       </w:pPr>
       <w:r>
         <w:rPr>
           <w:rFonts w:ascii="Consolas" w:hAnsi="Consolas"/>
           <w:color w:val="1F3350"/>
-          <w:sz w:val="17"/>
+          <w:sz w:val="16"/>
         </w:rPr>
-        <w:t xml:space="preserve">  auto bcd = [](byte x) { return (x &gt;&gt; 4) * 10 + (x &amp; 0x0F); };</w:t>
+        <w:t xml:space="preserve">  uint8_t b[7]; for (uint8_t i=0;i&lt;7;i++) b[i]=Wire.read();</w:t>
       </w:r>
     </w:p>
     <w:p>
       <w:pPr>
-        <w:pStyle w:val="CodeSample"/>
-        <w:spacing w:after="0" w:before="0"/>
-        <w:ind w:firstLine="0" w:left="340"/>
+        <w:keepLines/>
+        <w:spacing w:after="0"/>
+        <w:ind w:firstLine="0" w:left="227"/>
       </w:pPr>
       <w:r>
         <w:rPr>
           <w:rFonts w:ascii="Consolas" w:hAnsi="Consolas"/>
           <w:color w:val="1F3350"/>
-          <w:sz w:val="17"/>
+          <w:sz w:val="16"/>
         </w:rPr>
-        <w:t xml:space="preserve">  ss = bcd(b[0] &amp; 0x7F); mm = bcd(b[1] &amp; 0x7F); hh = bcd(b[2] &amp; 0x3F);</w:t>
+        <w:t xml:space="preserve">  if (b[0]&amp;0x80) return false;                 // CH: oscillator stopped</w:t>
       </w:r>
     </w:p>
     <w:p>
       <w:pPr>
-        <w:pStyle w:val="CodeSample"/>
-        <w:spacing w:after="0" w:before="0"/>
-        <w:ind w:firstLine="0" w:left="340"/>
+        <w:keepLines/>
+        <w:spacing w:after="0"/>
+        <w:ind w:firstLine="0" w:left="227"/>
       </w:pPr>
       <w:r>
         <w:rPr>
           <w:rFonts w:ascii="Consolas" w:hAnsi="Consolas"/>
           <w:color w:val="1F3350"/>
-          <w:sz w:val="17"/>
+          <w:sz w:val="16"/>
         </w:rPr>
-        <w:t xml:space="preserve">  ng = bcd(b[4] &amp; 0x3F); th = bcd(b[5] &amp; 0x1F);</w:t>
+        <w:t xml:space="preserve">  auto validBcd=[](uint8_t x){ return ((x&gt;&gt;4)&amp;15)&lt;=9 &amp;&amp; (x&amp;15)&lt;=9; };</w:t>
       </w:r>
     </w:p>
     <w:p>
       <w:pPr>
-        <w:pStyle w:val="CodeSample"/>
-        <w:spacing w:after="0" w:before="0"/>
-        <w:ind w:firstLine="0" w:left="340"/>
+        <w:keepLines/>
+        <w:spacing w:after="0"/>
+        <w:ind w:firstLine="0" w:left="227"/>
       </w:pPr>
       <w:r>
         <w:rPr>
           <w:rFonts w:ascii="Consolas" w:hAnsi="Consolas"/>
           <w:color w:val="1F3350"/>
-          <w:sz w:val="17"/>
+          <w:sz w:val="16"/>
+        </w:rPr>
+        <w:t xml:space="preserve">  if (!validBcd(b[0]&amp;0x7f)||!validBcd(b[1]&amp;0x7f)||!validBcd(b[2]&amp;0x3f)||</w:t>
+      </w:r>
+    </w:p>
+    <w:p>
+      <w:pPr>
+        <w:keepLines/>
+        <w:spacing w:after="0"/>
+        <w:ind w:firstLine="0" w:left="227"/>
+      </w:pPr>
+      <w:r>
+        <w:rPr>
+          <w:rFonts w:ascii="Consolas" w:hAnsi="Consolas"/>
+          <w:color w:val="1F3350"/>
+          <w:sz w:val="16"/>
+        </w:rPr>
+        <w:t xml:space="preserve">      !validBcd(b[4]&amp;0x3f)||!validBcd(b[5]&amp;0x1f)||!validBcd(b[6])) return false;</w:t>
+      </w:r>
+    </w:p>
+    <w:p>
+      <w:pPr>
+        <w:keepLines/>
+        <w:spacing w:after="0"/>
+        <w:ind w:firstLine="0" w:left="227"/>
+      </w:pPr>
+      <w:r>
+        <w:rPr>
+          <w:rFonts w:ascii="Consolas" w:hAnsi="Consolas"/>
+          <w:color w:val="1F3350"/>
+          <w:sz w:val="16"/>
+        </w:rPr>
+        <w:t xml:space="preserve">  auto bcd=[](uint8_t x){ return (x&gt;&gt;4)*10+(x&amp;15); };</w:t>
+      </w:r>
+    </w:p>
+    <w:p>
+      <w:pPr>
+        <w:keepLines/>
+        <w:spacing w:after="0"/>
+        <w:ind w:firstLine="0" w:left="227"/>
+      </w:pPr>
+      <w:r>
+        <w:rPr>
+          <w:rFonts w:ascii="Consolas" w:hAnsi="Consolas"/>
+          <w:color w:val="1F3350"/>
+          <w:sz w:val="16"/>
+        </w:rPr>
+        <w:t xml:space="preserve">  t.second=bcd(b[0]&amp;0x7f); t.minute=bcd(b[1]&amp;0x7f);</w:t>
+      </w:r>
+    </w:p>
+    <w:p>
+      <w:pPr>
+        <w:keepLines/>
+        <w:spacing w:after="0"/>
+        <w:ind w:firstLine="0" w:left="227"/>
+      </w:pPr>
+      <w:r>
+        <w:rPr>
+          <w:rFonts w:ascii="Consolas" w:hAnsi="Consolas"/>
+          <w:color w:val="1F3350"/>
+          <w:sz w:val="16"/>
+        </w:rPr>
+        <w:t xml:space="preserve">  if (b[2]&amp;0x40) return false;                 // mẫu này chỉ nhận 24-hour</w:t>
+      </w:r>
+    </w:p>
+    <w:p>
+      <w:pPr>
+        <w:keepLines/>
+        <w:spacing w:after="0"/>
+        <w:ind w:firstLine="0" w:left="227"/>
+      </w:pPr>
+      <w:r>
+        <w:rPr>
+          <w:rFonts w:ascii="Consolas" w:hAnsi="Consolas"/>
+          <w:color w:val="1F3350"/>
+          <w:sz w:val="16"/>
+        </w:rPr>
+        <w:t xml:space="preserve">  t.hour=bcd(b[2]&amp;0x3f); t.day=bcd(b[4]&amp;0x3f);</w:t>
+      </w:r>
+    </w:p>
+    <w:p>
+      <w:pPr>
+        <w:keepLines/>
+        <w:spacing w:after="0"/>
+        <w:ind w:firstLine="0" w:left="227"/>
+      </w:pPr>
+      <w:r>
+        <w:rPr>
+          <w:rFonts w:ascii="Consolas" w:hAnsi="Consolas"/>
+          <w:color w:val="1F3350"/>
+          <w:sz w:val="16"/>
+        </w:rPr>
+        <w:t xml:space="preserve">  t.month=bcd(b[5]&amp;0x1f); t.year=2000+bcd(b[6]);</w:t>
+      </w:r>
+    </w:p>
+    <w:p>
+      <w:pPr>
+        <w:keepLines/>
+        <w:spacing w:after="0"/>
+        <w:ind w:firstLine="0" w:left="227"/>
+      </w:pPr>
+      <w:r>
+        <w:rPr>
+          <w:rFonts w:ascii="Consolas" w:hAnsi="Consolas"/>
+          <w:color w:val="1F3350"/>
+          <w:sz w:val="16"/>
+        </w:rPr>
+        <w:t xml:space="preserve">  const bool leap=(t.year%4==0 &amp;&amp; (t.year%100!=0 || t.year%400==0));</w:t>
+      </w:r>
+    </w:p>
+    <w:p>
+      <w:pPr>
+        <w:keepLines/>
+        <w:spacing w:after="0"/>
+        <w:ind w:firstLine="0" w:left="227"/>
+      </w:pPr>
+      <w:r>
+        <w:rPr>
+          <w:rFonts w:ascii="Consolas" w:hAnsi="Consolas"/>
+          <w:color w:val="1F3350"/>
+          <w:sz w:val="16"/>
+        </w:rPr>
+        <w:t xml:space="preserve">  const uint8_t mdays[12]={31,(uint8_t)(leap?29:28),31,30,31,30,31,31,30,31,30,31};</w:t>
+      </w:r>
+    </w:p>
+    <w:p>
+      <w:pPr>
+        <w:keepLines/>
+        <w:spacing w:after="0"/>
+        <w:ind w:firstLine="0" w:left="227"/>
+      </w:pPr>
+      <w:r>
+        <w:rPr>
+          <w:rFonts w:ascii="Consolas" w:hAnsi="Consolas"/>
+          <w:color w:val="1F3350"/>
+          <w:sz w:val="16"/>
+        </w:rPr>
+        <w:t xml:space="preserve">  return t.second&lt;60 &amp;&amp; t.minute&lt;60 &amp;&amp; t.hour&lt;24 &amp;&amp; t.month&gt;=1 &amp;&amp; t.month&lt;=12 &amp;&amp;</w:t>
+      </w:r>
+    </w:p>
+    <w:p>
+      <w:pPr>
+        <w:keepLines/>
+        <w:spacing w:after="0"/>
+        <w:ind w:firstLine="0" w:left="227"/>
+      </w:pPr>
+      <w:r>
+        <w:rPr>
+          <w:rFonts w:ascii="Consolas" w:hAnsi="Consolas"/>
+          <w:color w:val="1F3350"/>
+          <w:sz w:val="16"/>
+        </w:rPr>
+        <w:t xml:space="preserve">         t.day&gt;=1 &amp;&amp; t.day&lt;=mdays[t.month-1];</w:t>
+      </w:r>
+    </w:p>
+    <w:p>
+      <w:pPr>
+        <w:keepLines/>
+        <w:spacing w:after="0"/>
+        <w:ind w:firstLine="0" w:left="227"/>
+      </w:pPr>
+      <w:r>
+        <w:rPr>
+          <w:rFonts w:ascii="Consolas" w:hAnsi="Consolas"/>
+          <w:color w:val="1F3350"/>
+          <w:sz w:val="16"/>
         </w:rPr>
         <w:t>}</w:t>
       </w:r>
     </w:p>
     <w:p>
       <w:pPr>
-        <w:pStyle w:val="CodeSample"/>
-        <w:spacing w:after="0" w:before="0"/>
-        <w:ind w:firstLine="0" w:left="340"/>
+        <w:keepLines/>
+        <w:spacing w:after="0"/>
+        <w:ind w:firstLine="0" w:left="227"/>
       </w:pPr>
       <w:r>
         <w:rPr>
           <w:rFonts w:ascii="Consolas" w:hAnsi="Consolas"/>
           <w:color w:val="1F3350"/>
-          <w:sz w:val="17"/>
+          <w:sz w:val="16"/>
         </w:rPr>
         <w:t xml:space="preserve"> </w:t>
       </w:r>
     </w:p>
     <w:p>
       <w:pPr>
-        <w:pStyle w:val="CodeSample"/>
-        <w:spacing w:after="0" w:before="0"/>
-        <w:ind w:firstLine="0" w:left="340"/>
+        <w:keepLines/>
+        <w:spacing w:after="0"/>
+        <w:ind w:firstLine="0" w:left="227"/>
       </w:pPr>
       <w:r>
         <w:rPr>
           <w:rFonts w:ascii="Consolas" w:hAnsi="Consolas"/>
           <w:color w:val="1F3350"/>
-          <w:sz w:val="17"/>
+          <w:sz w:val="16"/>
         </w:rPr>
-        <w:t>int ngayTrongNam(int ng, int th) {</w:t>
+        <w:t>int dayOfYear(const CivilTime &amp;t) {</w:t>
       </w:r>
     </w:p>
     <w:p>
       <w:pPr>
-        <w:pStyle w:val="CodeSample"/>
-        <w:spacing w:after="0" w:before="0"/>
-        <w:ind w:firstLine="0" w:left="340"/>
+        <w:keepLines/>
+        <w:spacing w:after="0"/>
+        <w:ind w:firstLine="0" w:left="227"/>
       </w:pPr>
       <w:r>
         <w:rPr>
           <w:rFonts w:ascii="Consolas" w:hAnsi="Consolas"/>
           <w:color w:val="1F3350"/>
-          <w:sz w:val="17"/>
+          <w:sz w:val="16"/>
         </w:rPr>
-        <w:t xml:space="preserve">  const int t31[12] = {31,28,31,30,31,30,31,31,30,31,30,31};</w:t>
+        <w:t xml:space="preserve">  const uint8_t days[12]={31,28,31,30,31,30,31,31,30,31,30,31};</w:t>
       </w:r>
     </w:p>
     <w:p>
       <w:pPr>
-        <w:pStyle w:val="CodeSample"/>
-        <w:spacing w:after="0" w:before="0"/>
-        <w:ind w:firstLine="0" w:left="340"/>
+        <w:keepLines/>
+        <w:spacing w:after="0"/>
+        <w:ind w:firstLine="0" w:left="227"/>
       </w:pPr>
       <w:r>
         <w:rPr>
           <w:rFonts w:ascii="Consolas" w:hAnsi="Consolas"/>
           <w:color w:val="1F3350"/>
-          <w:sz w:val="17"/>
+          <w:sz w:val="16"/>
         </w:rPr>
-        <w:t xml:space="preserve">  int n = ng; for (int m = 1; m &lt; th; m++) n += t31[m - 1];</w:t>
+        <w:t xml:space="preserve">  const bool leap=(t.year%4==0 &amp;&amp; (t.year%100!=0 || t.year%400==0));</w:t>
       </w:r>
     </w:p>
     <w:p>
       <w:pPr>
-        <w:pStyle w:val="CodeSample"/>
-        <w:spacing w:after="0" w:before="0"/>
-        <w:ind w:firstLine="0" w:left="340"/>
+        <w:keepLines/>
+        <w:spacing w:after="0"/>
+        <w:ind w:firstLine="0" w:left="227"/>
       </w:pPr>
       <w:r>
         <w:rPr>
           <w:rFonts w:ascii="Consolas" w:hAnsi="Consolas"/>
           <w:color w:val="1F3350"/>
-          <w:sz w:val="17"/>
+          <w:sz w:val="16"/>
+        </w:rPr>
+        <w:t xml:space="preserve">  int n=t.day;</w:t>
+      </w:r>
+    </w:p>
+    <w:p>
+      <w:pPr>
+        <w:keepLines/>
+        <w:spacing w:after="0"/>
+        <w:ind w:firstLine="0" w:left="227"/>
+      </w:pPr>
+      <w:r>
+        <w:rPr>
+          <w:rFonts w:ascii="Consolas" w:hAnsi="Consolas"/>
+          <w:color w:val="1F3350"/>
+          <w:sz w:val="16"/>
+        </w:rPr>
+        <w:t xml:space="preserve">  for(int m=1;m&lt;t.month;m++) n+=days[m-1]+((m==2 &amp;&amp; leap)?1:0);</w:t>
+      </w:r>
+    </w:p>
+    <w:p>
+      <w:pPr>
+        <w:keepLines/>
+        <w:spacing w:after="0"/>
+        <w:ind w:firstLine="0" w:left="227"/>
+      </w:pPr>
+      <w:r>
+        <w:rPr>
+          <w:rFonts w:ascii="Consolas" w:hAnsi="Consolas"/>
+          <w:color w:val="1F3350"/>
+          <w:sz w:val="16"/>
         </w:rPr>
         <w:t xml:space="preserve">  return n;</w:t>
       </w:r>
     </w:p>
     <w:p>
       <w:pPr>
-        <w:pStyle w:val="CodeSample"/>
-        <w:spacing w:after="0" w:before="0"/>
-        <w:ind w:firstLine="0" w:left="340"/>
+        <w:keepLines/>
+        <w:spacing w:after="0"/>
+        <w:ind w:firstLine="0" w:left="227"/>
       </w:pPr>
       <w:r>
         <w:rPr>
           <w:rFonts w:ascii="Consolas" w:hAnsi="Consolas"/>
           <w:color w:val="1F3350"/>
-          <w:sz w:val="17"/>
+          <w:sz w:val="16"/>
         </w:rPr>
         <w:t>}</w:t>
       </w:r>
     </w:p>
     <w:p>
       <w:pPr>
-        <w:pStyle w:val="CodeSample"/>
-        <w:spacing w:after="0" w:before="0"/>
-        <w:ind w:firstLine="0" w:left="340"/>
+        <w:keepLines/>
+        <w:spacing w:after="0"/>
+        <w:ind w:firstLine="0" w:left="227"/>
       </w:pPr>
       <w:r>
         <w:rPr>
           <w:rFonts w:ascii="Consolas" w:hAnsi="Consolas"/>
           <w:color w:val="1F3350"/>
-          <w:sz w:val="17"/>
+          <w:sz w:val="16"/>
+        </w:rPr>
+        <w:t>float equationOfTimeMinutes(int n) {</w:t>
+      </w:r>
+    </w:p>
+    <w:p>
+      <w:pPr>
+        <w:keepLines/>
+        <w:spacing w:after="0"/>
+        <w:ind w:firstLine="0" w:left="227"/>
+      </w:pPr>
+      <w:r>
+        <w:rPr>
+          <w:rFonts w:ascii="Consolas" w:hAnsi="Consolas"/>
+          <w:color w:val="1F3350"/>
+          <w:sz w:val="16"/>
+        </w:rPr>
+        <w:t xml:space="preserve">  const float B=radians(360.0f*(n-81)/364.0f);</w:t>
+      </w:r>
+    </w:p>
+    <w:p>
+      <w:pPr>
+        <w:keepLines/>
+        <w:spacing w:after="0"/>
+        <w:ind w:firstLine="0" w:left="227"/>
+      </w:pPr>
+      <w:r>
+        <w:rPr>
+          <w:rFonts w:ascii="Consolas" w:hAnsi="Consolas"/>
+          <w:color w:val="1F3350"/>
+          <w:sz w:val="16"/>
+        </w:rPr>
+        <w:t xml:space="preserve">  return 9.87f*sinf(2*B)-7.53f*cosf(B)-1.5f*sinf(B);</w:t>
+      </w:r>
+    </w:p>
+    <w:p>
+      <w:pPr>
+        <w:keepLines/>
+        <w:spacing w:after="0"/>
+        <w:ind w:firstLine="0" w:left="227"/>
+      </w:pPr>
+      <w:r>
+        <w:rPr>
+          <w:rFonts w:ascii="Consolas" w:hAnsi="Consolas"/>
+          <w:color w:val="1F3350"/>
+          <w:sz w:val="16"/>
+        </w:rPr>
+        <w:t>}</w:t>
+      </w:r>
+    </w:p>
+    <w:p>
+      <w:pPr>
+        <w:keepLines/>
+        <w:spacing w:after="0"/>
+        <w:ind w:firstLine="0" w:left="227"/>
+      </w:pPr>
+      <w:r>
+        <w:rPr>
+          <w:rFonts w:ascii="Consolas" w:hAnsi="Consolas"/>
+          <w:color w:val="1F3350"/>
+          <w:sz w:val="16"/>
+        </w:rPr>
+        <w:t>float civilToSolarHour(const CivilTime &amp;t) {</w:t>
+      </w:r>
+    </w:p>
+    <w:p>
+      <w:pPr>
+        <w:keepLines/>
+        <w:spacing w:after="0"/>
+        <w:ind w:firstLine="0" w:left="227"/>
+      </w:pPr>
+      <w:r>
+        <w:rPr>
+          <w:rFonts w:ascii="Consolas" w:hAnsi="Consolas"/>
+          <w:color w:val="1F3350"/>
+          <w:sz w:val="16"/>
+        </w:rPr>
+        <w:t xml:space="preserve">  const int n=dayOfYear(t);</w:t>
+      </w:r>
+    </w:p>
+    <w:p>
+      <w:pPr>
+        <w:keepLines/>
+        <w:spacing w:after="0"/>
+        <w:ind w:firstLine="0" w:left="227"/>
+      </w:pPr>
+      <w:r>
+        <w:rPr>
+          <w:rFonts w:ascii="Consolas" w:hAnsi="Consolas"/>
+          <w:color w:val="1F3350"/>
+          <w:sz w:val="16"/>
+        </w:rPr>
+        <w:t xml:space="preserve">  const float civil=t.hour+t.minute/60.0f+t.second/3600.0f;</w:t>
+      </w:r>
+    </w:p>
+    <w:p>
+      <w:pPr>
+        <w:keepLines/>
+        <w:spacing w:after="0"/>
+        <w:ind w:firstLine="0" w:left="227"/>
+      </w:pPr>
+      <w:r>
+        <w:rPr>
+          <w:rFonts w:ascii="Consolas" w:hAnsi="Consolas"/>
+          <w:color w:val="1F3350"/>
+          <w:sz w:val="16"/>
+        </w:rPr>
+        <w:t xml:space="preserve">  const float corr=4.0f*(LON-15.0f*7.0f)+equationOfTimeMinutes(n);</w:t>
+      </w:r>
+    </w:p>
+    <w:p>
+      <w:pPr>
+        <w:keepLines/>
+        <w:spacing w:after="0"/>
+        <w:ind w:firstLine="0" w:left="227"/>
+      </w:pPr>
+      <w:r>
+        <w:rPr>
+          <w:rFonts w:ascii="Consolas" w:hAnsi="Consolas"/>
+          <w:color w:val="1F3350"/>
+          <w:sz w:val="16"/>
+        </w:rPr>
+        <w:t xml:space="preserve">  return civil+corr/60.0f;                   // giờ DS1307 UTC+7 -&gt; giờ Mặt Trời</w:t>
+      </w:r>
+    </w:p>
+    <w:p>
+      <w:pPr>
+        <w:keepLines/>
+        <w:spacing w:after="0"/>
+        <w:ind w:firstLine="0" w:left="227"/>
+      </w:pPr>
+      <w:r>
+        <w:rPr>
+          <w:rFonts w:ascii="Consolas" w:hAnsi="Consolas"/>
+          <w:color w:val="1F3350"/>
+          <w:sz w:val="16"/>
+        </w:rPr>
+        <w:t>}</w:t>
+      </w:r>
+    </w:p>
+    <w:p>
+      <w:pPr>
+        <w:keepLines/>
+        <w:spacing w:after="0"/>
+        <w:ind w:firstLine="0" w:left="227"/>
+      </w:pPr>
+      <w:r>
+        <w:rPr>
+          <w:rFonts w:ascii="Consolas" w:hAnsi="Consolas"/>
+          <w:color w:val="1F3350"/>
+          <w:sz w:val="16"/>
+        </w:rPr>
+        <w:t>bool solarTarget(float solarHour,int n,SunPosition &amp;out) {</w:t>
+      </w:r>
+    </w:p>
+    <w:p>
+      <w:pPr>
+        <w:keepLines/>
+        <w:spacing w:after="0"/>
+        <w:ind w:firstLine="0" w:left="227"/>
+      </w:pPr>
+      <w:r>
+        <w:rPr>
+          <w:rFonts w:ascii="Consolas" w:hAnsi="Consolas"/>
+          <w:color w:val="1F3350"/>
+          <w:sz w:val="16"/>
+        </w:rPr>
+        <w:t xml:space="preserve">  const float d=radians(23.45f*sinf(radians(360.0f*(284+n)/365.0f)));</w:t>
+      </w:r>
+    </w:p>
+    <w:p>
+      <w:pPr>
+        <w:keepLines/>
+        <w:spacing w:after="0"/>
+        <w:ind w:firstLine="0" w:left="227"/>
+      </w:pPr>
+      <w:r>
+        <w:rPr>
+          <w:rFonts w:ascii="Consolas" w:hAnsi="Consolas"/>
+          <w:color w:val="1F3350"/>
+          <w:sz w:val="16"/>
+        </w:rPr>
+        <w:t xml:space="preserve">  const float H=radians(15.0f*(solarHour-12.0f)), p=radians(PHI);</w:t>
+      </w:r>
+    </w:p>
+    <w:p>
+      <w:pPr>
+        <w:keepLines/>
+        <w:spacing w:after="0"/>
+        <w:ind w:firstLine="0" w:left="227"/>
+      </w:pPr>
+      <w:r>
+        <w:rPr>
+          <w:rFonts w:ascii="Consolas" w:hAnsi="Consolas"/>
+          <w:color w:val="1F3350"/>
+          <w:sz w:val="16"/>
+        </w:rPr>
+        <w:t xml:space="preserve">  const float s=sinf(p)*sinf(d)+cosf(p)*cosf(d)*cosf(H);</w:t>
+      </w:r>
+    </w:p>
+    <w:p>
+      <w:pPr>
+        <w:keepLines/>
+        <w:spacing w:after="0"/>
+        <w:ind w:firstLine="0" w:left="227"/>
+      </w:pPr>
+      <w:r>
+        <w:rPr>
+          <w:rFonts w:ascii="Consolas" w:hAnsi="Consolas"/>
+          <w:color w:val="1F3350"/>
+          <w:sz w:val="16"/>
+        </w:rPr>
+        <w:t xml:space="preserve">  if (s&lt;=0.05f) return false;                 // đêm/thấp: không sinh (0,0)</w:t>
+      </w:r>
+    </w:p>
+    <w:p>
+      <w:pPr>
+        <w:keepLines/>
+        <w:spacing w:after="0"/>
+        <w:ind w:firstLine="0" w:left="227"/>
+      </w:pPr>
+      <w:r>
+        <w:rPr>
+          <w:rFonts w:ascii="Consolas" w:hAnsi="Consolas"/>
+          <w:color w:val="1F3350"/>
+          <w:sz w:val="16"/>
+        </w:rPr>
+        <w:t xml:space="preserve">  out.alphaDeg=degrees(asinf(constrain(s,-1.0f,1.0f)));</w:t>
+      </w:r>
+    </w:p>
+    <w:p>
+      <w:pPr>
+        <w:keepLines/>
+        <w:spacing w:after="0"/>
+        <w:ind w:firstLine="0" w:left="227"/>
+      </w:pPr>
+      <w:r>
+        <w:rPr>
+          <w:rFonts w:ascii="Consolas" w:hAnsi="Consolas"/>
+          <w:color w:val="1F3350"/>
+          <w:sz w:val="16"/>
+        </w:rPr>
+        <w:t xml:space="preserve">  float g=degrees(atan2f(sinf(H),cosf(H)*sinf(p)-tanf(d)*cosf(p)));</w:t>
+      </w:r>
+    </w:p>
+    <w:p>
+      <w:pPr>
+        <w:keepLines/>
+        <w:spacing w:after="0"/>
+        <w:ind w:firstLine="0" w:left="227"/>
+      </w:pPr>
+      <w:r>
+        <w:rPr>
+          <w:rFonts w:ascii="Consolas" w:hAnsi="Consolas"/>
+          <w:color w:val="1F3350"/>
+          <w:sz w:val="16"/>
+        </w:rPr>
+        <w:t xml:space="preserve">  if (g&lt;=-180.0f+0.0001f) g=180.0f;          // không gập mất nhánh 180°</w:t>
+      </w:r>
+    </w:p>
+    <w:p>
+      <w:pPr>
+        <w:keepLines/>
+        <w:spacing w:after="0"/>
+        <w:ind w:firstLine="0" w:left="227"/>
+      </w:pPr>
+      <w:r>
+        <w:rPr>
+          <w:rFonts w:ascii="Consolas" w:hAnsi="Consolas"/>
+          <w:color w:val="1F3350"/>
+          <w:sz w:val="16"/>
+        </w:rPr>
+        <w:t xml:space="preserve">  out.gammaDeg=g;</w:t>
+      </w:r>
+    </w:p>
+    <w:p>
+      <w:pPr>
+        <w:keepLines/>
+        <w:spacing w:after="0"/>
+        <w:ind w:firstLine="0" w:left="227"/>
+      </w:pPr>
+      <w:r>
+        <w:rPr>
+          <w:rFonts w:ascii="Consolas" w:hAnsi="Consolas"/>
+          <w:color w:val="1F3350"/>
+          <w:sz w:val="16"/>
+        </w:rPr>
+        <w:t xml:space="preserve">  return true;                                // giữ cả nhánh gamma=180°</w:t>
+      </w:r>
+    </w:p>
+    <w:p>
+      <w:pPr>
+        <w:keepLines/>
+        <w:spacing w:after="0"/>
+        <w:ind w:firstLine="0" w:left="227"/>
+      </w:pPr>
+      <w:r>
+        <w:rPr>
+          <w:rFonts w:ascii="Consolas" w:hAnsi="Consolas"/>
+          <w:color w:val="1F3350"/>
+          <w:sz w:val="16"/>
+        </w:rPr>
+        <w:t>}</w:t>
+      </w:r>
+    </w:p>
+    <w:p>
+      <w:pPr>
+        <w:keepLines/>
+        <w:spacing w:after="0"/>
+        <w:ind w:firstLine="0" w:left="227"/>
+      </w:pPr>
+      <w:r>
+        <w:rPr>
+          <w:rFonts w:ascii="Consolas" w:hAnsi="Consolas"/>
+          <w:color w:val="1F3350"/>
+          <w:sz w:val="16"/>
         </w:rPr>
         <w:t xml:space="preserve"> </w:t>
       </w:r>
     </w:p>
     <w:p>
       <w:pPr>
-        <w:pStyle w:val="CodeSample"/>
-        <w:spacing w:after="0" w:before="0"/>
-        <w:ind w:firstLine="0" w:left="340"/>
+        <w:keepLines/>
+        <w:spacing w:after="0"/>
+        <w:ind w:firstLine="0" w:left="227"/>
       </w:pPr>
       <w:r>
         <w:rPr>
           <w:rFonts w:ascii="Consolas" w:hAnsi="Consolas"/>
           <w:color w:val="1F3350"/>
-          <w:sz w:val="17"/>
+          <w:sz w:val="16"/>
         </w:rPr>
-        <w:t>// thien van: tra ve (alpha, gamma) do</w:t>
+        <w:t>// Scheduler minh họa: LCD 1 s độc lập; kiểm tra sáng 1 s; hiệu chỉnh LDR 2 phút.</w:t>
       </w:r>
     </w:p>
     <w:p>
       <w:pPr>
-        <w:pStyle w:val="CodeSample"/>
-        <w:spacing w:after="0" w:before="0"/>
-        <w:ind w:firstLine="0" w:left="340"/>
+        <w:keepLines/>
+        <w:spacing w:after="0"/>
+        <w:ind w:firstLine="0" w:left="227"/>
       </w:pPr>
       <w:r>
         <w:rPr>
           <w:rFonts w:ascii="Consolas" w:hAnsi="Consolas"/>
           <w:color w:val="1F3350"/>
-          <w:sz w:val="17"/>
+          <w:sz w:val="16"/>
         </w:rPr>
-        <w:t>void thienVan(float &amp;alpha, float &amp;gamma) {</w:t>
+        <w:t>// Target thiên văn 30 phút. readLdrMatrix() là module thuộc quyển Lập trình 1.</w:t>
       </w:r>
     </w:p>
     <w:p>
       <w:pPr>
-        <w:pStyle w:val="CodeSample"/>
-        <w:spacing w:after="0" w:before="0"/>
-        <w:ind w:firstLine="0" w:left="340"/>
+        <w:keepLines/>
+        <w:spacing w:after="0"/>
+        <w:ind w:firstLine="0" w:left="227"/>
       </w:pPr>
       <w:r>
         <w:rPr>
           <w:rFonts w:ascii="Consolas" w:hAnsi="Consolas"/>
           <w:color w:val="1F3350"/>
-          <w:sz w:val="17"/>
+          <w:sz w:val="16"/>
         </w:rPr>
-        <w:t xml:space="preserve">  int ng, th, hh, mm, ss; docDS1307(ng, th, hh, mm, ss);</w:t>
+        <w:t>void serviceOnce() {</w:t>
       </w:r>
     </w:p>
     <w:p>
       <w:pPr>
-        <w:pStyle w:val="CodeSample"/>
-        <w:spacing w:after="0" w:before="0"/>
-        <w:ind w:firstLine="0" w:left="340"/>
+        <w:keepLines/>
+        <w:spacing w:after="0"/>
+        <w:ind w:firstLine="0" w:left="227"/>
       </w:pPr>
       <w:r>
         <w:rPr>
           <w:rFonts w:ascii="Consolas" w:hAnsi="Consolas"/>
           <w:color w:val="1F3350"/>
-          <w:sz w:val="17"/>
+          <w:sz w:val="16"/>
         </w:rPr>
-        <w:t xml:space="preserve">  int n = ngayTrongNam(ng, th);</w:t>
+        <w:t xml:space="preserve">  const uint32_t now=millis();</w:t>
       </w:r>
     </w:p>
     <w:p>
       <w:pPr>
-        <w:pStyle w:val="CodeSample"/>
-        <w:spacing w:after="0" w:before="0"/>
-        <w:ind w:firstLine="0" w:left="340"/>
+        <w:keepLines/>
+        <w:spacing w:after="0"/>
+        <w:ind w:firstLine="0" w:left="227"/>
       </w:pPr>
       <w:r>
         <w:rPr>
           <w:rFonts w:ascii="Consolas" w:hAnsi="Consolas"/>
           <w:color w:val="1F3350"/>
-          <w:sz w:val="17"/>
+          <w:sz w:val="16"/>
         </w:rPr>
-        <w:t xml:space="preserve">  float t = hh + mm / 60.0 + ss / 3600.0;</w:t>
+        <w:t xml:space="preserve">  CivilTime t;</w:t>
       </w:r>
     </w:p>
     <w:p>
       <w:pPr>
-        <w:pStyle w:val="CodeSample"/>
-        <w:spacing w:after="0" w:before="0"/>
-        <w:ind w:firstLine="0" w:left="340"/>
+        <w:keepLines/>
+        <w:spacing w:after="0"/>
+        <w:ind w:firstLine="0" w:left="227"/>
       </w:pPr>
       <w:r>
         <w:rPr>
           <w:rFonts w:ascii="Consolas" w:hAnsi="Consolas"/>
           <w:color w:val="1F3350"/>
-          <w:sz w:val="17"/>
+          <w:sz w:val="16"/>
         </w:rPr>
-        <w:t xml:space="preserve">  float d = radians(23.45 * sin(radians(360.0 * (284 + n) / 365.0)));</w:t>
+        <w:t xml:space="preserve">  if (!readDs1307(t)) {</w:t>
       </w:r>
     </w:p>
     <w:p>
       <w:pPr>
-        <w:pStyle w:val="CodeSample"/>
-        <w:spacing w:after="0" w:before="0"/>
-        <w:ind w:firstLine="0" w:left="340"/>
+        <w:keepLines/>
+        <w:spacing w:after="0"/>
+        <w:ind w:firstLine="0" w:left="227"/>
       </w:pPr>
       <w:r>
         <w:rPr>
           <w:rFonts w:ascii="Consolas" w:hAnsi="Consolas"/>
           <w:color w:val="1F3350"/>
-          <w:sz w:val="17"/>
+          <w:sz w:val="16"/>
         </w:rPr>
-        <w:t xml:space="preserve">  float H = radians(15.0 * (t - 12.0));</w:t>
+        <w:t xml:space="preserve">    stopAllMotors();</w:t>
       </w:r>
     </w:p>
     <w:p>
       <w:pPr>
-        <w:pStyle w:val="CodeSample"/>
-        <w:spacing w:after="0" w:before="0"/>
-        <w:ind w:firstLine="0" w:left="340"/>
+        <w:keepLines/>
+        <w:spacing w:after="0"/>
+        <w:ind w:firstLine="0" w:left="227"/>
       </w:pPr>
       <w:r>
         <w:rPr>
           <w:rFonts w:ascii="Consolas" w:hAnsi="Consolas"/>
           <w:color w:val="1F3350"/>
-          <w:sz w:val="17"/>
+          <w:sz w:val="16"/>
         </w:rPr>
-        <w:t xml:space="preserve">  float p = radians(PHI);</w:t>
+        <w:t xml:space="preserve">    if (uint32_t(now-lastLCD)&gt;=T_LCD) {</w:t>
       </w:r>
     </w:p>
     <w:p>
       <w:pPr>
-        <w:pStyle w:val="CodeSample"/>
-        <w:spacing w:after="0" w:before="0"/>
-        <w:ind w:firstLine="0" w:left="340"/>
+        <w:keepLines/>
+        <w:spacing w:after="0"/>
+        <w:ind w:firstLine="0" w:left="227"/>
       </w:pPr>
       <w:r>
         <w:rPr>
           <w:rFonts w:ascii="Consolas" w:hAnsi="Consolas"/>
           <w:color w:val="1F3350"/>
-          <w:sz w:val="17"/>
+          <w:sz w:val="16"/>
         </w:rPr>
-        <w:t xml:space="preserve">  float sa = sin(p)*sin(d) + cos(p)*cos(d)*cos(H);</w:t>
+        <w:t xml:space="preserve">      lastLCD=now; lcd.clear(); lcd.setCursor(0,0); lcd.print("RTC ERROR - HOLD");</w:t>
       </w:r>
     </w:p>
     <w:p>
       <w:pPr>
-        <w:pStyle w:val="CodeSample"/>
-        <w:spacing w:after="0" w:before="0"/>
-        <w:ind w:firstLine="0" w:left="340"/>
+        <w:keepLines/>
+        <w:spacing w:after="0"/>
+        <w:ind w:firstLine="0" w:left="227"/>
       </w:pPr>
       <w:r>
         <w:rPr>
           <w:rFonts w:ascii="Consolas" w:hAnsi="Consolas"/>
           <w:color w:val="1F3350"/>
-          <w:sz w:val="17"/>
+          <w:sz w:val="16"/>
         </w:rPr>
-        <w:t xml:space="preserve">  if (sa &lt;= 0.05) { alpha = 0; gamma = 0; return; }</w:t>
+        <w:t xml:space="preserve">    }</w:t>
       </w:r>
     </w:p>
     <w:p>
       <w:pPr>
-        <w:pStyle w:val="CodeSample"/>
-        <w:spacing w:after="0" w:before="0"/>
-        <w:ind w:firstLine="0" w:left="340"/>
+        <w:keepLines/>
+        <w:spacing w:after="0"/>
+        <w:ind w:firstLine="0" w:left="227"/>
       </w:pPr>
       <w:r>
         <w:rPr>
           <w:rFonts w:ascii="Consolas" w:hAnsi="Consolas"/>
           <w:color w:val="1F3350"/>
-          <w:sz w:val="17"/>
+          <w:sz w:val="16"/>
         </w:rPr>
-        <w:t xml:space="preserve">  alpha = degrees(asin(sa));</w:t>
+        <w:t xml:space="preserve">    return;                                  // RTC lỗi: không sinh target</w:t>
       </w:r>
     </w:p>
     <w:p>
       <w:pPr>
-        <w:pStyle w:val="CodeSample"/>
-        <w:spacing w:after="0" w:before="0"/>
-        <w:ind w:firstLine="0" w:left="340"/>
+        <w:keepLines/>
+        <w:spacing w:after="0"/>
+        <w:ind w:firstLine="0" w:left="227"/>
       </w:pPr>
       <w:r>
         <w:rPr>
           <w:rFonts w:ascii="Consolas" w:hAnsi="Consolas"/>
           <w:color w:val="1F3350"/>
-          <w:sz w:val="17"/>
+          <w:sz w:val="16"/>
         </w:rPr>
-        <w:t xml:space="preserve">  gamma = degrees(atan2(sin(H), cos(H)*sin(p) - tan(d)*cos(p)));</w:t>
+        <w:t xml:space="preserve">  }</w:t>
       </w:r>
     </w:p>
     <w:p>
       <w:pPr>
-        <w:pStyle w:val="CodeSample"/>
-        <w:spacing w:after="0" w:before="0"/>
-        <w:ind w:firstLine="0" w:left="340"/>
+        <w:keepLines/>
+        <w:spacing w:after="0"/>
+        <w:ind w:firstLine="0" w:left="227"/>
       </w:pPr>
       <w:r>
         <w:rPr>
           <w:rFonts w:ascii="Consolas" w:hAnsi="Consolas"/>
           <w:color w:val="1F3350"/>
-          <w:sz w:val="17"/>
+          <w:sz w:val="16"/>
         </w:rPr>
-        <w:t xml:space="preserve">  if (gamma &gt; 90.0) gamma -= 180.0;        // chuan hoa buoc nhay trua ha chi</w:t>
+        <w:t xml:space="preserve">  SunPosition sun{};</w:t>
       </w:r>
     </w:p>
     <w:p>
       <w:pPr>
-        <w:pStyle w:val="CodeSample"/>
-        <w:spacing w:after="0" w:before="0"/>
-        <w:ind w:firstLine="0" w:left="340"/>
+        <w:keepLines/>
+        <w:spacing w:after="0"/>
+        <w:ind w:firstLine="0" w:left="227"/>
       </w:pPr>
       <w:r>
         <w:rPr>
           <w:rFonts w:ascii="Consolas" w:hAnsi="Consolas"/>
           <w:color w:val="1F3350"/>
-          <w:sz w:val="17"/>
+          <w:sz w:val="16"/>
         </w:rPr>
-        <w:t xml:space="preserve">  if (gamma &lt; -90.0) gamma += 180.0;</w:t>
+        <w:t xml:space="preserve">  const bool sunUp=solarTarget(civilToSolarHour(t),dayOfYear(t),sun);</w:t>
       </w:r>
     </w:p>
     <w:p>
       <w:pPr>
-        <w:pStyle w:val="CodeSample"/>
-        <w:spacing w:after="0" w:before="0"/>
-        <w:ind w:firstLine="0" w:left="340"/>
+        <w:keepLines/>
+        <w:spacing w:after="0"/>
+        <w:ind w:firstLine="0" w:left="227"/>
       </w:pPr>
       <w:r>
         <w:rPr>
           <w:rFonts w:ascii="Consolas" w:hAnsi="Consolas"/>
           <w:color w:val="1F3350"/>
-          <w:sz w:val="17"/>
+          <w:sz w:val="16"/>
+        </w:rPr>
+        <w:t xml:space="preserve">  const bool estop=(digitalRead(ESTOP)==HIGH);</w:t>
+      </w:r>
+    </w:p>
+    <w:p>
+      <w:pPr>
+        <w:keepLines/>
+        <w:spacing w:after="0"/>
+        <w:ind w:firstLine="0" w:left="227"/>
+      </w:pPr>
+      <w:r>
+        <w:rPr>
+          <w:rFonts w:ascii="Consolas" w:hAnsi="Consolas"/>
+          <w:color w:val="1F3350"/>
+          <w:sz w:val="16"/>
+        </w:rPr>
+        <w:t xml:space="preserve">  if (uint32_t(now-lastLCD)&gt;=T_LCD) {        // độc lập nhánh hiệu chỉnh 2 phút</w:t>
+      </w:r>
+    </w:p>
+    <w:p>
+      <w:pPr>
+        <w:keepLines/>
+        <w:spacing w:after="0"/>
+        <w:ind w:firstLine="0" w:left="227"/>
+      </w:pPr>
+      <w:r>
+        <w:rPr>
+          <w:rFonts w:ascii="Consolas" w:hAnsi="Consolas"/>
+          <w:color w:val="1F3350"/>
+          <w:sz w:val="16"/>
+        </w:rPr>
+        <w:t xml:space="preserve">    lastLCD=now;</w:t>
+      </w:r>
+    </w:p>
+    <w:p>
+      <w:pPr>
+        <w:keepLines/>
+        <w:spacing w:after="0"/>
+        <w:ind w:firstLine="0" w:left="227"/>
+      </w:pPr>
+      <w:r>
+        <w:rPr>
+          <w:rFonts w:ascii="Consolas" w:hAnsi="Consolas"/>
+          <w:color w:val="1F3350"/>
+          <w:sz w:val="16"/>
+        </w:rPr>
+        <w:t xml:space="preserve">    updateLCD(t,estop?"ESTOP":(sunUp?"TRACK":"HOLD"));</w:t>
+      </w:r>
+    </w:p>
+    <w:p>
+      <w:pPr>
+        <w:keepLines/>
+        <w:spacing w:after="0"/>
+        <w:ind w:firstLine="0" w:left="227"/>
+      </w:pPr>
+      <w:r>
+        <w:rPr>
+          <w:rFonts w:ascii="Consolas" w:hAnsi="Consolas"/>
+          <w:color w:val="1F3350"/>
+          <w:sz w:val="16"/>
+        </w:rPr>
+        <w:t xml:space="preserve">  }</w:t>
+      </w:r>
+    </w:p>
+    <w:p>
+      <w:pPr>
+        <w:keepLines/>
+        <w:spacing w:after="0"/>
+        <w:ind w:firstLine="0" w:left="227"/>
+      </w:pPr>
+      <w:r>
+        <w:rPr>
+          <w:rFonts w:ascii="Consolas" w:hAnsi="Consolas"/>
+          <w:color w:val="1F3350"/>
+          <w:sz w:val="16"/>
+        </w:rPr>
+        <w:t xml:space="preserve">  if (uint32_t(now-lastLightPoll)&gt;=T_LIGHT) {</w:t>
+      </w:r>
+    </w:p>
+    <w:p>
+      <w:pPr>
+        <w:keepLines/>
+        <w:spacing w:after="0"/>
+        <w:ind w:firstLine="0" w:left="227"/>
+      </w:pPr>
+      <w:r>
+        <w:rPr>
+          <w:rFonts w:ascii="Consolas" w:hAnsi="Consolas"/>
+          <w:color w:val="1F3350"/>
+          <w:sz w:val="16"/>
+        </w:rPr>
+        <w:t xml:space="preserve">    latestLdr=readLdrMatrix(); lastLightPoll=now; // kiểm tra S mỗi giây</w:t>
+      </w:r>
+    </w:p>
+    <w:p>
+      <w:pPr>
+        <w:keepLines/>
+        <w:spacing w:after="0"/>
+        <w:ind w:firstLine="0" w:left="227"/>
+      </w:pPr>
+      <w:r>
+        <w:rPr>
+          <w:rFonts w:ascii="Consolas" w:hAnsi="Consolas"/>
+          <w:color w:val="1F3350"/>
+          <w:sz w:val="16"/>
+        </w:rPr>
+        <w:t xml:space="preserve">  }</w:t>
+      </w:r>
+    </w:p>
+    <w:p>
+      <w:pPr>
+        <w:keepLines/>
+        <w:spacing w:after="0"/>
+        <w:ind w:firstLine="0" w:left="227"/>
+      </w:pPr>
+      <w:r>
+        <w:rPr>
+          <w:rFonts w:ascii="Consolas" w:hAnsi="Consolas"/>
+          <w:color w:val="1F3350"/>
+          <w:sz w:val="16"/>
+        </w:rPr>
+        <w:t xml:space="preserve">  if (estop || !sunUp || latestLdr.sum&lt;S_MIN) {</w:t>
+      </w:r>
+    </w:p>
+    <w:p>
+      <w:pPr>
+        <w:keepLines/>
+        <w:spacing w:after="0"/>
+        <w:ind w:firstLine="0" w:left="227"/>
+      </w:pPr>
+      <w:r>
+        <w:rPr>
+          <w:rFonts w:ascii="Consolas" w:hAnsi="Consolas"/>
+          <w:color w:val="1F3350"/>
+          <w:sz w:val="16"/>
+        </w:rPr>
+        <w:t xml:space="preserve">    stopAllMotors();                         // dừng/giữ feedback; không target (0,0)</w:t>
+      </w:r>
+    </w:p>
+    <w:p>
+      <w:pPr>
+        <w:keepLines/>
+        <w:spacing w:after="0"/>
+        <w:ind w:firstLine="0" w:left="227"/>
+      </w:pPr>
+      <w:r>
+        <w:rPr>
+          <w:rFonts w:ascii="Consolas" w:hAnsi="Consolas"/>
+          <w:color w:val="1F3350"/>
+          <w:sz w:val="16"/>
+        </w:rPr>
+        <w:t xml:space="preserve">    if (!sunUp) azLatchedToNight=false;      // cho phép xét biên lại ngày kế tiếp</w:t>
+      </w:r>
+    </w:p>
+    <w:p>
+      <w:pPr>
+        <w:keepLines/>
+        <w:spacing w:after="0"/>
+        <w:ind w:firstLine="0" w:left="227"/>
+      </w:pPr>
+      <w:r>
+        <w:rPr>
+          <w:rFonts w:ascii="Consolas" w:hAnsi="Consolas"/>
+          <w:color w:val="1F3350"/>
+          <w:sz w:val="16"/>
+        </w:rPr>
+        <w:t xml:space="preserve">    return;</w:t>
+      </w:r>
+    </w:p>
+    <w:p>
+      <w:pPr>
+        <w:keepLines/>
+        <w:spacing w:after="0"/>
+        <w:ind w:firstLine="0" w:left="227"/>
+      </w:pPr>
+      <w:r>
+        <w:rPr>
+          <w:rFonts w:ascii="Consolas" w:hAnsi="Consolas"/>
+          <w:color w:val="1F3350"/>
+          <w:sz w:val="16"/>
+        </w:rPr>
+        <w:t xml:space="preserve">  }</w:t>
+      </w:r>
+    </w:p>
+    <w:p>
+      <w:pPr>
+        <w:keepLines/>
+        <w:spacing w:after="0"/>
+        <w:ind w:firstLine="0" w:left="227"/>
+      </w:pPr>
+      <w:r>
+        <w:rPr>
+          <w:rFonts w:ascii="Consolas" w:hAnsi="Consolas"/>
+          <w:color w:val="1F3350"/>
+          <w:sz w:val="16"/>
+        </w:rPr>
+        <w:t xml:space="preserve">  if (!astroInitialized || uint32_t(now-lastAstro)&gt;=T_ASTRO) {</w:t>
+      </w:r>
+    </w:p>
+    <w:p>
+      <w:pPr>
+        <w:keepLines/>
+        <w:spacing w:after="0"/>
+        <w:ind w:firstLine="0" w:left="227"/>
+      </w:pPr>
+      <w:r>
+        <w:rPr>
+          <w:rFonts w:ascii="Consolas" w:hAnsi="Consolas"/>
+          <w:color w:val="1F3350"/>
+          <w:sz w:val="16"/>
+        </w:rPr>
+        <w:t xml:space="preserve">    updateAstronomyTarget(sun); lastAstro=now; astroInitialized=true;</w:t>
+      </w:r>
+    </w:p>
+    <w:p>
+      <w:pPr>
+        <w:keepLines/>
+        <w:spacing w:after="0"/>
+        <w:ind w:firstLine="0" w:left="227"/>
+      </w:pPr>
+      <w:r>
+        <w:rPr>
+          <w:rFonts w:ascii="Consolas" w:hAnsi="Consolas"/>
+          <w:color w:val="1F3350"/>
+          <w:sz w:val="16"/>
+        </w:rPr>
+        <w:t xml:space="preserve">  }</w:t>
+      </w:r>
+    </w:p>
+    <w:p>
+      <w:pPr>
+        <w:keepLines/>
+        <w:spacing w:after="0"/>
+        <w:ind w:firstLine="0" w:left="227"/>
+      </w:pPr>
+      <w:r>
+        <w:rPr>
+          <w:rFonts w:ascii="Consolas" w:hAnsi="Consolas"/>
+          <w:color w:val="1F3350"/>
+          <w:sz w:val="16"/>
+        </w:rPr>
+        <w:t xml:space="preserve">  if (uint32_t(now-lastLdrAdjust)&gt;=T_LDR) {</w:t>
+      </w:r>
+    </w:p>
+    <w:p>
+      <w:pPr>
+        <w:keepLines/>
+        <w:spacing w:after="0"/>
+        <w:ind w:firstLine="0" w:left="227"/>
+      </w:pPr>
+      <w:r>
+        <w:rPr>
+          <w:rFonts w:ascii="Consolas" w:hAnsi="Consolas"/>
+          <w:color w:val="1F3350"/>
+          <w:sz w:val="16"/>
+        </w:rPr>
+        <w:t xml:space="preserve">    updateLdrCorrection(latestLdr); lastLdrAdjust=now;</w:t>
+      </w:r>
+    </w:p>
+    <w:p>
+      <w:pPr>
+        <w:keepLines/>
+        <w:spacing w:after="0"/>
+        <w:ind w:firstLine="0" w:left="227"/>
+      </w:pPr>
+      <w:r>
+        <w:rPr>
+          <w:rFonts w:ascii="Consolas" w:hAnsi="Consolas"/>
+          <w:color w:val="1F3350"/>
+          <w:sz w:val="16"/>
+        </w:rPr>
+        <w:t xml:space="preserve">  }</w:t>
+      </w:r>
+    </w:p>
+    <w:p>
+      <w:pPr>
+        <w:keepLines/>
+        <w:spacing w:after="0"/>
+        <w:ind w:firstLine="0" w:left="227"/>
+      </w:pPr>
+      <w:r>
+        <w:rPr>
+          <w:rFonts w:ascii="Consolas" w:hAnsi="Consolas"/>
+          <w:color w:val="1F3350"/>
+          <w:sz w:val="16"/>
+        </w:rPr>
+        <w:t xml:space="preserve">  if (uint32_t(now-lastMotorPoll)&gt;=T_POLL_MS) {</w:t>
+      </w:r>
+    </w:p>
+    <w:p>
+      <w:pPr>
+        <w:keepLines/>
+        <w:spacing w:after="0"/>
+        <w:ind w:firstLine="0" w:left="227"/>
+      </w:pPr>
+      <w:r>
+        <w:rPr>
+          <w:rFonts w:ascii="Consolas" w:hAnsi="Consolas"/>
+          <w:color w:val="1F3350"/>
+          <w:sz w:val="16"/>
+        </w:rPr>
+        <w:t xml:space="preserve">    pollFeedbackLimitsAndMotor(); lastMotorPoll=now;</w:t>
+      </w:r>
+    </w:p>
+    <w:p>
+      <w:pPr>
+        <w:keepLines/>
+        <w:spacing w:after="0"/>
+        <w:ind w:firstLine="0" w:left="227"/>
+      </w:pPr>
+      <w:r>
+        <w:rPr>
+          <w:rFonts w:ascii="Consolas" w:hAnsi="Consolas"/>
+          <w:color w:val="1F3350"/>
+          <w:sz w:val="16"/>
+        </w:rPr>
+        <w:t xml:space="preserve">  }</w:t>
+      </w:r>
+    </w:p>
+    <w:p>
+      <w:pPr>
+        <w:keepLines/>
+        <w:spacing w:after="0"/>
+        <w:ind w:firstLine="0" w:left="227"/>
+      </w:pPr>
+      <w:r>
+        <w:rPr>
+          <w:rFonts w:ascii="Consolas" w:hAnsi="Consolas"/>
+          <w:color w:val="1F3350"/>
+          <w:sz w:val="16"/>
         </w:rPr>
         <w:t>}</w:t>
       </w:r>
     </w:p>
     <w:p>
       <w:pPr>
-        <w:pStyle w:val="CodeSample"/>
-        <w:spacing w:after="0" w:before="0"/>
-        <w:ind w:firstLine="0" w:left="340"/>
+        <w:keepLines/>
+        <w:spacing w:after="0"/>
+        <w:ind w:firstLine="0" w:left="227"/>
       </w:pPr>
       <w:r>
         <w:rPr>
           <w:rFonts w:ascii="Consolas" w:hAnsi="Consolas"/>
           <w:color w:val="1F3350"/>
-          <w:sz w:val="17"/>
+          <w:sz w:val="16"/>
         </w:rPr>
-        <w:t xml:space="preserve"> </w:t>
+        <w:t>// Mỗi state motor cũng phải gọi motorRunGuard(startMs); GPIO23 NC phần mềm</w:t>
       </w:r>
     </w:p>
     <w:p>
       <w:pPr>
-        <w:pStyle w:val="CodeSample"/>
-        <w:spacing w:after="0" w:before="0"/>
-        <w:ind w:firstLine="0" w:left="340"/>
+        <w:keepLines/>
+        <w:spacing w:after="0"/>
+        <w:ind w:firstLine="0" w:left="227"/>
       </w:pPr>
       <w:r>
         <w:rPr>
           <w:rFonts w:ascii="Consolas" w:hAnsi="Consolas"/>
           <w:color w:val="1F3350"/>
-          <w:sz w:val="17"/>
+          <w:sz w:val="16"/>
         </w:rPr>
-        <w:t>float docGoc(int chan, float gMin, float gMax) {</w:t>
+        <w:t>// không thay cho tiếp điểm phần cứng độc lập cắt enable/nguồn motor.</w:t>
       </w:r>
     </w:p>
     <w:p>
       <w:pPr>
-        <w:pStyle w:val="CodeSample"/>
-        <w:spacing w:after="0" w:before="0"/>
-        <w:ind w:firstLine="0" w:left="340"/>
+        <w:keepLines/>
+        <w:spacing w:after="0"/>
+        <w:ind w:firstLine="0" w:left="227"/>
       </w:pPr>
       <w:r>
         <w:rPr>
           <w:rFonts w:ascii="Consolas" w:hAnsi="Consolas"/>
           <w:color w:val="1F3350"/>
-          <w:sz w:val="17"/>
+          <w:sz w:val="16"/>
         </w:rPr>
-        <w:t xml:space="preserve">  float v = docTB(chan) * 3.3 / 4095.0;</w:t>
+        <w:t>void setup() {</w:t>
       </w:r>
     </w:p>
     <w:p>
       <w:pPr>
-        <w:pStyle w:val="CodeSample"/>
-        <w:spacing w:after="0" w:before="0"/>
-        <w:ind w:firstLine="0" w:left="340"/>
+        <w:keepLines/>
+        <w:spacing w:after="0"/>
+        <w:ind w:firstLine="0" w:left="227"/>
       </w:pPr>
       <w:r>
         <w:rPr>
           <w:rFonts w:ascii="Consolas" w:hAnsi="Consolas"/>
           <w:color w:val="1F3350"/>
-          <w:sz w:val="17"/>
+          <w:sz w:val="16"/>
         </w:rPr>
-        <w:t xml:space="preserve">  const float VMIN = 0.30, VMAX = 3.00;</w:t>
+        <w:t xml:space="preserve">  pinMode(AZ_THUAN,OUTPUT); pinMode(AZ_NGUOC,OUTPUT);</w:t>
       </w:r>
     </w:p>
     <w:p>
       <w:pPr>
-        <w:pStyle w:val="CodeSample"/>
-        <w:spacing w:after="0" w:before="0"/>
-        <w:ind w:firstLine="0" w:left="340"/>
+        <w:keepLines/>
+        <w:spacing w:after="0"/>
+        <w:ind w:firstLine="0" w:left="227"/>
       </w:pPr>
       <w:r>
         <w:rPr>
           <w:rFonts w:ascii="Consolas" w:hAnsi="Consolas"/>
           <w:color w:val="1F3350"/>
-          <w:sz w:val="17"/>
+          <w:sz w:val="16"/>
         </w:rPr>
-        <w:t xml:space="preserve">  return constrain(gMin + (v - VMIN) * (gMax - gMin) / (VMAX - VMIN), gMin, gMax);</w:t>
+        <w:t xml:space="preserve">  pinMode(TILT_LEN,OUTPUT); pinMode(TILT_XUONG,OUTPUT);</w:t>
       </w:r>
     </w:p>
     <w:p>
       <w:pPr>
-        <w:pStyle w:val="CodeSample"/>
-        <w:spacing w:after="0" w:before="0"/>
-        <w:ind w:firstLine="0" w:left="340"/>
+        <w:keepLines/>
+        <w:spacing w:after="0"/>
+        <w:ind w:firstLine="0" w:left="227"/>
       </w:pPr>
       <w:r>
         <w:rPr>
           <w:rFonts w:ascii="Consolas" w:hAnsi="Consolas"/>
           <w:color w:val="1F3350"/>
-          <w:sz w:val="17"/>
+          <w:sz w:val="16"/>
+        </w:rPr>
+        <w:t xml:space="preserve">  for(uint8_t i=0;i&lt;4;i++) pinMode(LIM[i],INPUT); // GPIO34/35 cần điện trở bias ngoài</w:t>
+      </w:r>
+    </w:p>
+    <w:p>
+      <w:pPr>
+        <w:keepLines/>
+        <w:spacing w:after="0"/>
+        <w:ind w:firstLine="0" w:left="227"/>
+      </w:pPr>
+      <w:r>
+        <w:rPr>
+          <w:rFonts w:ascii="Consolas" w:hAnsi="Consolas"/>
+          <w:color w:val="1F3350"/>
+          <w:sz w:val="16"/>
+        </w:rPr>
+        <w:t xml:space="preserve">  configureSafetyInput(); Wire.begin(21,22);</w:t>
+      </w:r>
+    </w:p>
+    <w:p>
+      <w:pPr>
+        <w:keepLines/>
+        <w:spacing w:after="0"/>
+        <w:ind w:firstLine="0" w:left="227"/>
+      </w:pPr>
+      <w:r>
+        <w:rPr>
+          <w:rFonts w:ascii="Consolas" w:hAnsi="Consolas"/>
+          <w:color w:val="1F3350"/>
+          <w:sz w:val="16"/>
+        </w:rPr>
+        <w:t xml:space="preserve">  lcd.init(); lcd.backlight(); stopAllMotors();</w:t>
+      </w:r>
+    </w:p>
+    <w:p>
+      <w:pPr>
+        <w:keepLines/>
+        <w:spacing w:after="0"/>
+        <w:ind w:firstLine="0" w:left="227"/>
+      </w:pPr>
+      <w:r>
+        <w:rPr>
+          <w:rFonts w:ascii="Consolas" w:hAnsi="Consolas"/>
+          <w:color w:val="1F3350"/>
+          <w:sz w:val="16"/>
         </w:rPr>
         <w:t>}</w:t>
       </w:r>
     </w:p>
     <w:p>
       <w:pPr>
-        <w:pStyle w:val="CodeSample"/>
-        <w:spacing w:after="0" w:before="0"/>
-        <w:ind w:firstLine="0" w:left="340"/>
+        <w:keepLines/>
+        <w:spacing w:after="0"/>
+        <w:ind w:firstLine="0" w:left="227"/>
       </w:pPr>
       <w:r>
         <w:rPr>
           <w:rFonts w:ascii="Consolas" w:hAnsi="Consolas"/>
           <w:color w:val="1F3350"/>
-          <w:sz w:val="17"/>
+          <w:sz w:val="16"/>
         </w:rPr>
-        <w:t xml:space="preserve"> </w:t>
+        <w:t>void loop() { serviceOnce(); }                // không dùng delay trong vòng giám sát</w:t>
       </w:r>
     </w:p>
     <w:p>
       <w:pPr>
-        <w:pStyle w:val="CodeSample"/>
-        <w:spacing w:after="0" w:before="0"/>
-        <w:ind w:firstLine="0" w:left="340"/>
+        <w:pStyle w:val="Heading2"/>
+        <w:ind w:firstLine="0"/>
       </w:pPr>
       <w:r>
-        <w:rPr>
-          <w:rFonts w:ascii="Consolas" w:hAnsi="Consolas"/>
-          <w:color w:val="1F3350"/>
-          <w:sz w:val="17"/>
-        </w:rPr>
-        <w:t>void dung(int t, int n) { digitalWrite(t, HIGH); digitalWrite(n, HIGH); }</w:t>
+        <w:t>3.2. Bảng kiểm thử</w:t>
       </w:r>
     </w:p>
     <w:p>
       <w:pPr>
-        <w:pStyle w:val="CodeSample"/>
-        <w:spacing w:after="0" w:before="0"/>
-        <w:ind w:firstLine="0" w:left="340"/>
+        <w:pStyle w:val="Caption"/>
+        <w:ind w:firstLine="0"/>
+        <w:jc w:val="center"/>
       </w:pPr>
       <w:r>
-        <w:rPr>
-          <w:rFonts w:ascii="Consolas" w:hAnsi="Consolas"/>
-          <w:color w:val="1F3350"/>
-          <w:sz w:val="17"/>
-        </w:rPr>
-        <w:t>void chay(int t, int n, int qtThuan, int qtNguoc, bool thuan, int ms) {</w:t>
+        <w:t>Bảng 1. Ca kiểm tra logic; không đồng nghĩa kiểm thử phần cứng</w:t>
+      </w:r>
+    </w:p>
+    <w:tbl>
+      <w:tblPr>
+        <w:tblStyle w:val="TableGrid"/>
+        <w:tblW w:type="auto" w:w="0"/>
+        <w:jc w:val="center"/>
+        <w:tblLayout w:type="autofit"/>
+        <w:tblLook w:firstColumn="1" w:firstRow="1" w:lastColumn="0" w:lastRow="0" w:noHBand="0" w:noVBand="1" w:val="04A0"/>
+      </w:tblPr>
+      <w:tblGrid>
+        <w:gridCol w:w="3173"/>
+        <w:gridCol w:w="3173"/>
+        <w:gridCol w:w="3173"/>
+      </w:tblGrid>
+      <w:tr>
+        <w:trPr>
+          <w:tblHeader w:val="true"/>
+        </w:trPr>
+        <w:tc>
+          <w:tcPr>
+            <w:tcW w:type="dxa" w:w="3173"/>
+            <w:vAlign w:val="top"/>
+            <w:shd w:fill="D9E5F3"/>
+          </w:tcPr>
+          <w:p>
+            <w:pPr>
+              <w:spacing w:after="20" w:line="240" w:lineRule="auto"/>
+              <w:ind w:firstLine="0"/>
+            </w:pPr>
+            <w:r>
+              <w:rPr>
+                <w:rFonts w:ascii="Times New Roman" w:hAnsi="Times New Roman"/>
+                <w:b/>
+                <w:sz w:val="17"/>
+              </w:rPr>
+              <w:t>Ca kiểm tra</w:t>
+            </w:r>
+          </w:p>
+        </w:tc>
+        <w:tc>
+          <w:tcPr>
+            <w:tcW w:type="dxa" w:w="3173"/>
+            <w:vAlign w:val="top"/>
+            <w:shd w:fill="D9E5F3"/>
+          </w:tcPr>
+          <w:p>
+            <w:pPr>
+              <w:spacing w:after="20" w:line="240" w:lineRule="auto"/>
+              <w:ind w:firstLine="0"/>
+            </w:pPr>
+            <w:r>
+              <w:rPr>
+                <w:rFonts w:ascii="Times New Roman" w:hAnsi="Times New Roman"/>
+                <w:b/>
+                <w:sz w:val="17"/>
+              </w:rPr>
+              <w:t>Logic phần mềm</w:t>
+            </w:r>
+          </w:p>
+        </w:tc>
+        <w:tc>
+          <w:tcPr>
+            <w:tcW w:type="dxa" w:w="3173"/>
+            <w:vAlign w:val="top"/>
+            <w:shd w:fill="D9E5F3"/>
+          </w:tcPr>
+          <w:p>
+            <w:pPr>
+              <w:spacing w:after="20" w:line="240" w:lineRule="auto"/>
+              <w:ind w:firstLine="0"/>
+            </w:pPr>
+            <w:r>
+              <w:rPr>
+                <w:rFonts w:ascii="Times New Roman" w:hAnsi="Times New Roman"/>
+                <w:b/>
+                <w:sz w:val="17"/>
+              </w:rPr>
+              <w:t>Bằng chứng/trạng thái</w:t>
+            </w:r>
+          </w:p>
+        </w:tc>
+      </w:tr>
+      <w:tr>
+        <w:tc>
+          <w:tcPr>
+            <w:tcW w:type="dxa" w:w="3173"/>
+            <w:vAlign w:val="top"/>
+          </w:tcPr>
+          <w:p>
+            <w:pPr>
+              <w:spacing w:after="20" w:line="240" w:lineRule="auto"/>
+              <w:ind w:firstLine="0"/>
+            </w:pPr>
+            <w:r>
+              <w:rPr>
+                <w:rFonts w:ascii="Times New Roman" w:hAnsi="Times New Roman"/>
+                <w:b w:val="0"/>
+                <w:sz w:val="17"/>
+              </w:rPr>
+              <w:t>Gamma=180°</w:t>
+            </w:r>
+          </w:p>
+        </w:tc>
+        <w:tc>
+          <w:tcPr>
+            <w:tcW w:type="dxa" w:w="3173"/>
+            <w:vAlign w:val="top"/>
+          </w:tcPr>
+          <w:p>
+            <w:pPr>
+              <w:spacing w:after="20" w:line="240" w:lineRule="auto"/>
+              <w:ind w:firstLine="0"/>
+            </w:pPr>
+            <w:r>
+              <w:rPr>
+                <w:rFonts w:ascii="Times New Roman" w:hAnsi="Times New Roman"/>
+                <w:b w:val="0"/>
+                <w:sz w:val="17"/>
+              </w:rPr>
+              <w:t>Giữ nhánh atan2; không quét vòng.</w:t>
+            </w:r>
+          </w:p>
+        </w:tc>
+        <w:tc>
+          <w:tcPr>
+            <w:tcW w:type="dxa" w:w="3173"/>
+            <w:vAlign w:val="top"/>
+          </w:tcPr>
+          <w:p>
+            <w:pPr>
+              <w:spacing w:after="20" w:line="240" w:lineRule="auto"/>
+              <w:ind w:firstLine="0"/>
+            </w:pPr>
+            <w:r>
+              <w:rPr>
+                <w:rFonts w:ascii="Times New Roman" w:hAnsi="Times New Roman"/>
+                <w:b w:val="0"/>
+                <w:sz w:val="17"/>
+              </w:rPr>
+              <w:t>Unit test số học qua; chưa thử motor.</w:t>
+            </w:r>
+          </w:p>
+        </w:tc>
+      </w:tr>
+      <w:tr>
+        <w:tc>
+          <w:tcPr>
+            <w:tcW w:type="dxa" w:w="3173"/>
+            <w:vAlign w:val="top"/>
+          </w:tcPr>
+          <w:p>
+            <w:pPr>
+              <w:spacing w:after="20" w:line="240" w:lineRule="auto"/>
+              <w:ind w:firstLine="0"/>
+            </w:pPr>
+            <w:r>
+              <w:rPr>
+                <w:rFonts w:ascii="Times New Roman" w:hAnsi="Times New Roman"/>
+                <w:b w:val="0"/>
+                <w:sz w:val="17"/>
+              </w:rPr>
+              <w:t>Đêm/RTC lỗi</w:t>
+            </w:r>
+          </w:p>
+        </w:tc>
+        <w:tc>
+          <w:tcPr>
+            <w:tcW w:type="dxa" w:w="3173"/>
+            <w:vAlign w:val="top"/>
+          </w:tcPr>
+          <w:p>
+            <w:pPr>
+              <w:spacing w:after="20" w:line="240" w:lineRule="auto"/>
+              <w:ind w:firstLine="0"/>
+            </w:pPr>
+            <w:r>
+              <w:rPr>
+                <w:rFonts w:ascii="Times New Roman" w:hAnsi="Times New Roman"/>
+                <w:b w:val="0"/>
+                <w:sz w:val="17"/>
+              </w:rPr>
+              <w:t>Stop/hold feedback; không zero-target.</w:t>
+            </w:r>
+          </w:p>
+        </w:tc>
+        <w:tc>
+          <w:tcPr>
+            <w:tcW w:type="dxa" w:w="3173"/>
+            <w:vAlign w:val="top"/>
+          </w:tcPr>
+          <w:p>
+            <w:pPr>
+              <w:spacing w:after="20" w:line="240" w:lineRule="auto"/>
+              <w:ind w:firstLine="0"/>
+            </w:pPr>
+            <w:r>
+              <w:rPr>
+                <w:rFonts w:ascii="Times New Roman" w:hAnsi="Times New Roman"/>
+                <w:b w:val="0"/>
+                <w:sz w:val="17"/>
+              </w:rPr>
+              <w:t>Rà logic; chưa thử bench/hardware.</w:t>
+            </w:r>
+          </w:p>
+        </w:tc>
+      </w:tr>
+      <w:tr>
+        <w:tc>
+          <w:tcPr>
+            <w:tcW w:type="dxa" w:w="3173"/>
+            <w:vAlign w:val="top"/>
+          </w:tcPr>
+          <w:p>
+            <w:pPr>
+              <w:spacing w:after="20" w:line="240" w:lineRule="auto"/>
+              <w:ind w:firstLine="0"/>
+            </w:pPr>
+            <w:r>
+              <w:rPr>
+                <w:rFonts w:ascii="Times New Roman" w:hAnsi="Times New Roman"/>
+                <w:b w:val="0"/>
+                <w:sz w:val="17"/>
+              </w:rPr>
+              <w:t>Thiếu sáng S&lt;S_min</w:t>
+            </w:r>
+          </w:p>
+        </w:tc>
+        <w:tc>
+          <w:tcPr>
+            <w:tcW w:type="dxa" w:w="3173"/>
+            <w:vAlign w:val="top"/>
+          </w:tcPr>
+          <w:p>
+            <w:pPr>
+              <w:spacing w:after="20" w:line="240" w:lineRule="auto"/>
+              <w:ind w:firstLine="0"/>
+            </w:pPr>
+            <w:r>
+              <w:rPr>
+                <w:rFonts w:ascii="Times New Roman" w:hAnsi="Times New Roman"/>
+                <w:b w:val="0"/>
+                <w:sz w:val="17"/>
+              </w:rPr>
+              <w:t>Dừng và giữ vị trí.</w:t>
+            </w:r>
+          </w:p>
+        </w:tc>
+        <w:tc>
+          <w:tcPr>
+            <w:tcW w:type="dxa" w:w="3173"/>
+            <w:vAlign w:val="top"/>
+          </w:tcPr>
+          <w:p>
+            <w:pPr>
+              <w:spacing w:after="20" w:line="240" w:lineRule="auto"/>
+              <w:ind w:firstLine="0"/>
+            </w:pPr>
+            <w:r>
+              <w:rPr>
+                <w:rFonts w:ascii="Times New Roman" w:hAnsi="Times New Roman"/>
+                <w:b w:val="0"/>
+                <w:sz w:val="17"/>
+              </w:rPr>
+              <w:t>Chưa có dữ liệu LDR thật.</w:t>
+            </w:r>
+          </w:p>
+        </w:tc>
+      </w:tr>
+      <w:tr>
+        <w:tc>
+          <w:tcPr>
+            <w:tcW w:type="dxa" w:w="3173"/>
+            <w:vAlign w:val="top"/>
+          </w:tcPr>
+          <w:p>
+            <w:pPr>
+              <w:spacing w:after="20" w:line="240" w:lineRule="auto"/>
+              <w:ind w:firstLine="0"/>
+            </w:pPr>
+            <w:r>
+              <w:rPr>
+                <w:rFonts w:ascii="Times New Roman" w:hAnsi="Times New Roman"/>
+                <w:b w:val="0"/>
+                <w:sz w:val="17"/>
+              </w:rPr>
+              <w:t>E-stop/đứt dây</w:t>
+            </w:r>
+          </w:p>
+        </w:tc>
+        <w:tc>
+          <w:tcPr>
+            <w:tcW w:type="dxa" w:w="3173"/>
+            <w:vAlign w:val="top"/>
+          </w:tcPr>
+          <w:p>
+            <w:pPr>
+              <w:spacing w:after="20" w:line="240" w:lineRule="auto"/>
+              <w:ind w:firstLine="0"/>
+            </w:pPr>
+            <w:r>
+              <w:rPr>
+                <w:rFonts w:ascii="Times New Roman" w:hAnsi="Times New Roman"/>
+                <w:b w:val="0"/>
+                <w:sz w:val="17"/>
+              </w:rPr>
+              <w:t>NC bình thường LOW; HIGH dừng.</w:t>
+            </w:r>
+          </w:p>
+        </w:tc>
+        <w:tc>
+          <w:tcPr>
+            <w:tcW w:type="dxa" w:w="3173"/>
+            <w:vAlign w:val="top"/>
+          </w:tcPr>
+          <w:p>
+            <w:pPr>
+              <w:spacing w:after="20" w:line="240" w:lineRule="auto"/>
+              <w:ind w:firstLine="0"/>
+            </w:pPr>
+            <w:r>
+              <w:rPr>
+                <w:rFonts w:ascii="Times New Roman" w:hAnsi="Times New Roman"/>
+                <w:b w:val="0"/>
+                <w:sz w:val="17"/>
+              </w:rPr>
+              <w:t>Chân/sơ đồ đề xuất; chưa xác minh.</w:t>
+            </w:r>
+          </w:p>
+        </w:tc>
+      </w:tr>
+      <w:tr>
+        <w:tc>
+          <w:tcPr>
+            <w:tcW w:type="dxa" w:w="3173"/>
+            <w:vAlign w:val="top"/>
+          </w:tcPr>
+          <w:p>
+            <w:pPr>
+              <w:spacing w:after="20" w:line="240" w:lineRule="auto"/>
+              <w:ind w:firstLine="0"/>
+            </w:pPr>
+            <w:r>
+              <w:rPr>
+                <w:rFonts w:ascii="Times New Roman" w:hAnsi="Times New Roman"/>
+                <w:b w:val="0"/>
+                <w:sz w:val="17"/>
+              </w:rPr>
+              <w:t>LCD / light poll / LDR adjust</w:t>
+            </w:r>
+          </w:p>
+        </w:tc>
+        <w:tc>
+          <w:tcPr>
+            <w:tcW w:type="dxa" w:w="3173"/>
+            <w:vAlign w:val="top"/>
+          </w:tcPr>
+          <w:p>
+            <w:pPr>
+              <w:spacing w:after="20" w:line="240" w:lineRule="auto"/>
+              <w:ind w:firstLine="0"/>
+            </w:pPr>
+            <w:r>
+              <w:rPr>
+                <w:rFonts w:ascii="Times New Roman" w:hAnsi="Times New Roman"/>
+                <w:b w:val="0"/>
+                <w:sz w:val="17"/>
+              </w:rPr>
+              <w:t>1 s / 1 s / 2 phút; timer riêng.</w:t>
+            </w:r>
+          </w:p>
+        </w:tc>
+        <w:tc>
+          <w:tcPr>
+            <w:tcW w:type="dxa" w:w="3173"/>
+            <w:vAlign w:val="top"/>
+          </w:tcPr>
+          <w:p>
+            <w:pPr>
+              <w:spacing w:after="20" w:line="240" w:lineRule="auto"/>
+              <w:ind w:firstLine="0"/>
+            </w:pPr>
+            <w:r>
+              <w:rPr>
+                <w:rFonts w:ascii="Times New Roman" w:hAnsi="Times New Roman"/>
+                <w:b w:val="0"/>
+                <w:sz w:val="17"/>
+              </w:rPr>
+              <w:t>Rà logic; chưa nạp chạy trên phần cứng.</w:t>
+            </w:r>
+          </w:p>
+        </w:tc>
+      </w:tr>
+      <w:tr>
+        <w:tc>
+          <w:tcPr>
+            <w:tcW w:type="dxa" w:w="3173"/>
+            <w:vAlign w:val="top"/>
+          </w:tcPr>
+          <w:p>
+            <w:pPr>
+              <w:spacing w:after="20" w:line="240" w:lineRule="auto"/>
+              <w:ind w:firstLine="0"/>
+            </w:pPr>
+            <w:r>
+              <w:rPr>
+                <w:rFonts w:ascii="Times New Roman" w:hAnsi="Times New Roman"/>
+                <w:b w:val="0"/>
+                <w:sz w:val="17"/>
+              </w:rPr>
+              <w:t>Motor timeout/limit</w:t>
+            </w:r>
+          </w:p>
+        </w:tc>
+        <w:tc>
+          <w:tcPr>
+            <w:tcW w:type="dxa" w:w="3173"/>
+            <w:vAlign w:val="top"/>
+          </w:tcPr>
+          <w:p>
+            <w:pPr>
+              <w:spacing w:after="20" w:line="240" w:lineRule="auto"/>
+              <w:ind w:firstLine="0"/>
+            </w:pPr>
+            <w:r>
+              <w:rPr>
+                <w:rFonts w:ascii="Times New Roman" w:hAnsi="Times New Roman"/>
+                <w:b w:val="0"/>
+                <w:sz w:val="17"/>
+              </w:rPr>
+              <w:t>8 s, poll 10 ms.</w:t>
+            </w:r>
+          </w:p>
+        </w:tc>
+        <w:tc>
+          <w:tcPr>
+            <w:tcW w:type="dxa" w:w="3173"/>
+            <w:vAlign w:val="top"/>
+          </w:tcPr>
+          <w:p>
+            <w:pPr>
+              <w:spacing w:after="20" w:line="240" w:lineRule="auto"/>
+              <w:ind w:firstLine="0"/>
+            </w:pPr>
+            <w:r>
+              <w:rPr>
+                <w:rFonts w:ascii="Times New Roman" w:hAnsi="Times New Roman"/>
+                <w:b w:val="0"/>
+                <w:sz w:val="17"/>
+              </w:rPr>
+              <w:t>Chưa thử cơ cấu thật.</w:t>
+            </w:r>
+          </w:p>
+        </w:tc>
+      </w:tr>
+    </w:tbl>
+    <w:p>
+      <w:pPr>
+        <w:spacing w:after="40"/>
+        <w:ind w:firstLine="0"/>
+      </w:pPr>
+    </w:p>
+    <w:p>
+      <w:pPr>
+        <w:pStyle w:val="Heading2"/>
+        <w:ind w:firstLine="0"/>
+      </w:pPr>
+      <w:r>
+        <w:t>3.3. Hạn chế</w:t>
       </w:r>
     </w:p>
     <w:p>
       <w:pPr>
-        <w:pStyle w:val="CodeSample"/>
-        <w:spacing w:after="0" w:before="0"/>
-        <w:ind w:firstLine="0" w:left="340"/>
+        <w:pStyle w:val="ListBullet"/>
+        <w:ind w:firstLine="0"/>
+        <w:jc w:val="both"/>
       </w:pPr>
       <w:r>
-        <w:rPr>
-          <w:rFonts w:ascii="Consolas" w:hAnsi="Consolas"/>
-          <w:color w:val="1F3350"/>
-          <w:sz w:val="17"/>
-        </w:rPr>
-        <w:t xml:space="preserve">  if (thuan &amp;&amp; digitalRead(qtThuan) == 1) return;</w:t>
+        <w:t>Code mẫu chưa là firmware production: cần xử lý debounce limit, lỗi I²C khi chạy, watchdog, kiểm tra ADC và điều khiển công suất.</w:t>
       </w:r>
     </w:p>
     <w:p>
       <w:pPr>
-        <w:pStyle w:val="CodeSample"/>
-        <w:spacing w:after="0" w:before="0"/>
-        <w:ind w:firstLine="0" w:left="340"/>
+        <w:pStyle w:val="ListBullet"/>
+        <w:ind w:firstLine="0"/>
+        <w:jc w:val="both"/>
       </w:pPr>
       <w:r>
-        <w:rPr>
-          <w:rFonts w:ascii="Consolas" w:hAnsi="Consolas"/>
-          <w:color w:val="1F3350"/>
-          <w:sz w:val="17"/>
-        </w:rPr>
-        <w:t xml:space="preserve">  if (!thuan &amp;&amp; digitalRead(qtNguoc) == 1) return;</w:t>
+        <w:t>GPIO23 chỉ tạo tín hiệu dừng phần mềm; không bảo đảm cắt dòng motor nếu cầu H lỗi. Cần kiểm tra sơ đồ thật và liên động cắt nguồn.</w:t>
       </w:r>
     </w:p>
     <w:p>
       <w:pPr>
-        <w:pStyle w:val="CodeSample"/>
-        <w:spacing w:after="0" w:before="0"/>
-        <w:ind w:firstLine="0" w:left="340"/>
+        <w:pStyle w:val="ListBullet"/>
+        <w:ind w:firstLine="0"/>
+        <w:jc w:val="both"/>
       </w:pPr>
       <w:r>
-        <w:rPr>
-          <w:rFonts w:ascii="Consolas" w:hAnsi="Consolas"/>
-          <w:color w:val="1F3350"/>
-          <w:sz w:val="17"/>
-        </w:rPr>
-        <w:t xml:space="preserve">  digitalWrite(t, thuan ? LOW : HIGH);</w:t>
+        <w:t>Chưa thực hiện, dự kiến trước 10/10/2026: nạp thử, xác nhận RTC/LCD, kiểm tra E-stop, limit, thời gian lệnh và giữ vị trí.</w:t>
       </w:r>
     </w:p>
     <w:p>
       <w:pPr>
-        <w:pStyle w:val="CodeSample"/>
-        <w:spacing w:after="0" w:before="0"/>
-        <w:ind w:firstLine="0" w:left="340"/>
+        <w:pStyle w:val="Heading1"/>
+        <w:pageBreakBefore/>
+        <w:ind w:firstLine="0"/>
       </w:pPr>
       <w:r>
-        <w:rPr>
-          <w:rFonts w:ascii="Consolas" w:hAnsi="Consolas"/>
-          <w:color w:val="1F3350"/>
-          <w:sz w:val="17"/>
-        </w:rPr>
-        <w:t xml:space="preserve">  digitalWrite(n, thuan ? HIGH : LOW);</w:t>
+        <w:t>CHƯƠNG 4. TIẾN ĐỘ</w:t>
       </w:r>
     </w:p>
     <w:p>
       <w:pPr>
-        <w:pStyle w:val="CodeSample"/>
-        <w:spacing w:after="0" w:before="0"/>
-        <w:ind w:firstLine="0" w:left="340"/>
+        <w:pStyle w:val="ListBullet"/>
+        <w:ind w:firstLine="0"/>
+        <w:jc w:val="both"/>
       </w:pPr>
       <w:r>
-        <w:rPr>
-          <w:rFonts w:ascii="Consolas" w:hAnsi="Consolas"/>
-          <w:color w:val="1F3350"/>
-          <w:sz w:val="17"/>
-        </w:rPr>
-        <w:t xml:space="preserve">  delay(ms); dung(t, n);                   // cau H khoa, truc vit tu giu</w:t>
+        <w:t>Đã rà logic thời gian và chạy unit test phần mềm; không có xác nhận firmware đã nạp.</w:t>
       </w:r>
     </w:p>
     <w:p>
       <w:pPr>
-        <w:pStyle w:val="CodeSample"/>
-        <w:spacing w:after="0" w:before="0"/>
-        <w:ind w:firstLine="0" w:left="340"/>
+        <w:pStyle w:val="ListBullet"/>
+        <w:ind w:firstLine="0"/>
+        <w:jc w:val="both"/>
       </w:pPr>
       <w:r>
-        <w:rPr>
-          <w:rFonts w:ascii="Consolas" w:hAnsi="Consolas"/>
-          <w:color w:val="1F3350"/>
-          <w:sz w:val="17"/>
-        </w:rPr>
-        <w:t>}</w:t>
+        <w:t>Chưa thực hiện, dự kiến trước 10/10/2026: hoàn thiện tích hợp, đo trôi RTC, xác minh LCD/light-poll 1 giây và nhánh hiệu chỉnh LDR 2 phút trên bo.</w:t>
       </w:r>
     </w:p>
     <w:p>
       <w:pPr>
-        <w:pStyle w:val="CodeSample"/>
-        <w:spacing w:after="0" w:before="0"/>
-        <w:ind w:firstLine="0" w:left="340"/>
+        <w:pStyle w:val="Heading1"/>
+        <w:ind w:firstLine="0"/>
       </w:pPr>
       <w:r>
-        <w:rPr>
-          <w:rFonts w:ascii="Consolas" w:hAnsi="Consolas"/>
-          <w:color w:val="1F3350"/>
-          <w:sz w:val="17"/>
-        </w:rPr>
-        <w:t xml:space="preserve"> </w:t>
-      </w:r>
-    </w:p>
-    <w:p>
-      <w:pPr>
-        <w:pStyle w:val="CodeSample"/>
-        <w:spacing w:after="0" w:before="0"/>
-        <w:ind w:firstLine="0" w:left="340"/>
-      </w:pPr>
-      <w:r>
-        <w:rPr>
-          <w:rFonts w:ascii="Consolas" w:hAnsi="Consolas"/>
-          <w:color w:val="1F3350"/>
-          <w:sz w:val="17"/>
-        </w:rPr>
-        <w:t>void setup() {</w:t>
-      </w:r>
-    </w:p>
-    <w:p>
-      <w:pPr>
-        <w:pStyle w:val="CodeSample"/>
-        <w:spacing w:after="0" w:before="0"/>
-        <w:ind w:firstLine="0" w:left="340"/>
-      </w:pPr>
-      <w:r>
-        <w:rPr>
-          <w:rFonts w:ascii="Consolas" w:hAnsi="Consolas"/>
-          <w:color w:val="1F3350"/>
-          <w:sz w:val="17"/>
-        </w:rPr>
-        <w:t xml:space="preserve">  Serial.begin(115200);</w:t>
-      </w:r>
-    </w:p>
-    <w:p>
-      <w:pPr>
-        <w:pStyle w:val="CodeSample"/>
-        <w:spacing w:after="0" w:before="0"/>
-        <w:ind w:firstLine="0" w:left="340"/>
-      </w:pPr>
-      <w:r>
-        <w:rPr>
-          <w:rFonts w:ascii="Consolas" w:hAnsi="Consolas"/>
-          <w:color w:val="1F3350"/>
-          <w:sz w:val="17"/>
-        </w:rPr>
-        <w:t xml:space="preserve">  Wire.begin(); lcd.init(); lcd.backlight();</w:t>
-      </w:r>
-    </w:p>
-    <w:p>
-      <w:pPr>
-        <w:pStyle w:val="CodeSample"/>
-        <w:spacing w:after="0" w:before="0"/>
-        <w:ind w:firstLine="0" w:left="340"/>
-      </w:pPr>
-      <w:r>
-        <w:rPr>
-          <w:rFonts w:ascii="Consolas" w:hAnsi="Consolas"/>
-          <w:color w:val="1F3350"/>
-          <w:sz w:val="17"/>
-        </w:rPr>
-        <w:t xml:space="preserve">  analogReadResolution(12);</w:t>
-      </w:r>
-    </w:p>
-    <w:p>
-      <w:pPr>
-        <w:pStyle w:val="CodeSample"/>
-        <w:spacing w:after="0" w:before="0"/>
-        <w:ind w:firstLine="0" w:left="340"/>
-      </w:pPr>
-      <w:r>
-        <w:rPr>
-          <w:rFonts w:ascii="Consolas" w:hAnsi="Consolas"/>
-          <w:color w:val="1F3350"/>
-          <w:sz w:val="17"/>
-        </w:rPr>
-        <w:t xml:space="preserve">  analogSetPinAttenuation(POT_PV, ADC_11db);</w:t>
-      </w:r>
-    </w:p>
-    <w:p>
-      <w:pPr>
-        <w:pStyle w:val="CodeSample"/>
-        <w:spacing w:after="0" w:before="0"/>
-        <w:ind w:firstLine="0" w:left="340"/>
-      </w:pPr>
-      <w:r>
-        <w:rPr>
-          <w:rFonts w:ascii="Consolas" w:hAnsi="Consolas"/>
-          <w:color w:val="1F3350"/>
-          <w:sz w:val="17"/>
-        </w:rPr>
-        <w:t xml:space="preserve">  analogSetPinAttenuation(POT_NG, ADC_11db);</w:t>
-      </w:r>
-    </w:p>
-    <w:p>
-      <w:pPr>
-        <w:pStyle w:val="CodeSample"/>
-        <w:spacing w:after="0" w:before="0"/>
-        <w:ind w:firstLine="0" w:left="340"/>
-      </w:pPr>
-      <w:r>
-        <w:rPr>
-          <w:rFonts w:ascii="Consolas" w:hAnsi="Consolas"/>
-          <w:color w:val="1F3350"/>
-          <w:sz w:val="17"/>
-        </w:rPr>
-        <w:t xml:space="preserve">  analogSetPinAttenuation(PIN_AP, ADC_11db);</w:t>
-      </w:r>
-    </w:p>
-    <w:p>
-      <w:pPr>
-        <w:pStyle w:val="CodeSample"/>
-        <w:spacing w:after="0" w:before="0"/>
-        <w:ind w:firstLine="0" w:left="340"/>
-      </w:pPr>
-      <w:r>
-        <w:rPr>
-          <w:rFonts w:ascii="Consolas" w:hAnsi="Consolas"/>
-          <w:color w:val="1F3350"/>
-          <w:sz w:val="17"/>
-        </w:rPr>
-        <w:t xml:space="preserve">  for (int i = 0; i &lt; 4; i++) { analogSetPinAttenuation(LDR[i], ADC_11db); pinMode(QT[i], INPUT); }</w:t>
-      </w:r>
-    </w:p>
-    <w:p>
-      <w:pPr>
-        <w:pStyle w:val="CodeSample"/>
-        <w:spacing w:after="0" w:before="0"/>
-        <w:ind w:firstLine="0" w:left="340"/>
-      </w:pPr>
-      <w:r>
-        <w:rPr>
-          <w:rFonts w:ascii="Consolas" w:hAnsi="Consolas"/>
-          <w:color w:val="1F3350"/>
-          <w:sz w:val="17"/>
-        </w:rPr>
-        <w:t xml:space="preserve">  pinMode(PV_T, OUTPUT); pinMode(PV_N, OUTPUT); dung(PV_T, PV_N);</w:t>
-      </w:r>
-    </w:p>
-    <w:p>
-      <w:pPr>
-        <w:pStyle w:val="CodeSample"/>
-        <w:spacing w:after="0" w:before="0"/>
-        <w:ind w:firstLine="0" w:left="340"/>
-      </w:pPr>
-      <w:r>
-        <w:rPr>
-          <w:rFonts w:ascii="Consolas" w:hAnsi="Consolas"/>
-          <w:color w:val="1F3350"/>
-          <w:sz w:val="17"/>
-        </w:rPr>
-        <w:t xml:space="preserve">  pinMode(NG_T, OUTPUT); pinMode(NG_N, OUTPUT); dung(NG_T, NG_N);</w:t>
-      </w:r>
-    </w:p>
-    <w:p>
-      <w:pPr>
-        <w:pStyle w:val="CodeSample"/>
-        <w:spacing w:after="0" w:before="0"/>
-        <w:ind w:firstLine="0" w:left="340"/>
-      </w:pPr>
-      <w:r>
-        <w:rPr>
-          <w:rFonts w:ascii="Consolas" w:hAnsi="Consolas"/>
-          <w:color w:val="1F3350"/>
-          <w:sz w:val="17"/>
-        </w:rPr>
-        <w:t>}</w:t>
-      </w:r>
-    </w:p>
-    <w:p>
-      <w:pPr>
-        <w:pStyle w:val="CodeSample"/>
-        <w:spacing w:after="0" w:before="0"/>
-        <w:ind w:firstLine="0" w:left="340"/>
-      </w:pPr>
-      <w:r>
-        <w:rPr>
-          <w:rFonts w:ascii="Consolas" w:hAnsi="Consolas"/>
-          <w:color w:val="1F3350"/>
-          <w:sz w:val="17"/>
-        </w:rPr>
-        <w:t xml:space="preserve"> </w:t>
-      </w:r>
-    </w:p>
-    <w:p>
-      <w:pPr>
-        <w:pStyle w:val="CodeSample"/>
-        <w:spacing w:after="0" w:before="0"/>
-        <w:ind w:firstLine="0" w:left="340"/>
-      </w:pPr>
-      <w:r>
-        <w:rPr>
-          <w:rFonts w:ascii="Consolas" w:hAnsi="Consolas"/>
-          <w:color w:val="1F3350"/>
-          <w:sz w:val="17"/>
-        </w:rPr>
-        <w:t>void loop() {</w:t>
-      </w:r>
-    </w:p>
-    <w:p>
-      <w:pPr>
-        <w:pStyle w:val="CodeSample"/>
-        <w:spacing w:after="0" w:before="0"/>
-        <w:ind w:firstLine="0" w:left="340"/>
-      </w:pPr>
-      <w:r>
-        <w:rPr>
-          <w:rFonts w:ascii="Consolas" w:hAnsi="Consolas"/>
-          <w:color w:val="1F3350"/>
-          <w:sz w:val="17"/>
-        </w:rPr>
-        <w:t xml:space="preserve">  unsigned long now = millis();</w:t>
-      </w:r>
-    </w:p>
-    <w:p>
-      <w:pPr>
-        <w:pStyle w:val="CodeSample"/>
-        <w:spacing w:after="0" w:before="0"/>
-        <w:ind w:firstLine="0" w:left="340"/>
-      </w:pPr>
-      <w:r>
-        <w:rPr>
-          <w:rFonts w:ascii="Consolas" w:hAnsi="Consolas"/>
-          <w:color w:val="1F3350"/>
-          <w:sz w:val="17"/>
-        </w:rPr>
-        <w:t xml:space="preserve">  // 1) dinh vi tho ca hai khop moi 30 phut</w:t>
-      </w:r>
-    </w:p>
-    <w:p>
-      <w:pPr>
-        <w:pStyle w:val="CodeSample"/>
-        <w:spacing w:after="0" w:before="0"/>
-        <w:ind w:firstLine="0" w:left="340"/>
-      </w:pPr>
-      <w:r>
-        <w:rPr>
-          <w:rFonts w:ascii="Consolas" w:hAnsi="Consolas"/>
-          <w:color w:val="1F3350"/>
-          <w:sz w:val="17"/>
-        </w:rPr>
-        <w:t xml:space="preserve">  if (now - tTV &gt;= T_TV) {</w:t>
-      </w:r>
-    </w:p>
-    <w:p>
-      <w:pPr>
-        <w:pStyle w:val="CodeSample"/>
-        <w:spacing w:after="0" w:before="0"/>
-        <w:ind w:firstLine="0" w:left="340"/>
-      </w:pPr>
-      <w:r>
-        <w:rPr>
-          <w:rFonts w:ascii="Consolas" w:hAnsi="Consolas"/>
-          <w:color w:val="1F3350"/>
-          <w:sz w:val="17"/>
-        </w:rPr>
-        <w:t xml:space="preserve">    tTV = now;</w:t>
-      </w:r>
-    </w:p>
-    <w:p>
-      <w:pPr>
-        <w:pStyle w:val="CodeSample"/>
-        <w:spacing w:after="0" w:before="0"/>
-        <w:ind w:firstLine="0" w:left="340"/>
-      </w:pPr>
-      <w:r>
-        <w:rPr>
-          <w:rFonts w:ascii="Consolas" w:hAnsi="Consolas"/>
-          <w:color w:val="1F3350"/>
-          <w:sz w:val="17"/>
-        </w:rPr>
-        <w:t xml:space="preserve">    float a, g; thienVan(a, g);</w:t>
-      </w:r>
-    </w:p>
-    <w:p>
-      <w:pPr>
-        <w:pStyle w:val="CodeSample"/>
-        <w:spacing w:after="0" w:before="0"/>
-        <w:ind w:firstLine="0" w:left="340"/>
-      </w:pPr>
-      <w:r>
-        <w:rPr>
-          <w:rFonts w:ascii="Consolas" w:hAnsi="Consolas"/>
-          <w:color w:val="1F3350"/>
-          <w:sz w:val="17"/>
-        </w:rPr>
-        <w:t xml:space="preserve">    float ngHien = docGoc(POT_NG, 0, 75), pvHien = docGoc(POT_PV, -120, 120);</w:t>
-      </w:r>
-    </w:p>
-    <w:p>
-      <w:pPr>
-        <w:pStyle w:val="CodeSample"/>
-        <w:spacing w:after="0" w:before="0"/>
-        <w:ind w:firstLine="0" w:left="340"/>
-      </w:pPr>
-      <w:r>
-        <w:rPr>
-          <w:rFonts w:ascii="Consolas" w:hAnsi="Consolas"/>
-          <w:color w:val="1F3350"/>
-          <w:sz w:val="17"/>
-        </w:rPr>
-        <w:t xml:space="preserve">    if (fabs(a - ngHien) &gt; 2.0)</w:t>
-      </w:r>
-    </w:p>
-    <w:p>
-      <w:pPr>
-        <w:pStyle w:val="CodeSample"/>
-        <w:spacing w:after="0" w:before="0"/>
-        <w:ind w:firstLine="0" w:left="340"/>
-      </w:pPr>
-      <w:r>
-        <w:rPr>
-          <w:rFonts w:ascii="Consolas" w:hAnsi="Consolas"/>
-          <w:color w:val="1F3350"/>
-          <w:sz w:val="17"/>
-        </w:rPr>
-        <w:t xml:space="preserve">      chay(NG_T, NG_N, QT[2], QT[3], a &gt; ngHien, min(5000, (int)fabs(a - ngHien) * 80));</w:t>
-      </w:r>
-    </w:p>
-    <w:p>
-      <w:pPr>
-        <w:pStyle w:val="CodeSample"/>
-        <w:spacing w:after="0" w:before="0"/>
-        <w:ind w:firstLine="0" w:left="340"/>
-      </w:pPr>
-      <w:r>
-        <w:rPr>
-          <w:rFonts w:ascii="Consolas" w:hAnsi="Consolas"/>
-          <w:color w:val="1F3350"/>
-          <w:sz w:val="17"/>
-        </w:rPr>
-        <w:t xml:space="preserve">    if (fabs(g - pvHien) &gt; 2.0)</w:t>
-      </w:r>
-    </w:p>
-    <w:p>
-      <w:pPr>
-        <w:pStyle w:val="CodeSample"/>
-        <w:spacing w:after="0" w:before="0"/>
-        <w:ind w:firstLine="0" w:left="340"/>
-      </w:pPr>
-      <w:r>
-        <w:rPr>
-          <w:rFonts w:ascii="Consolas" w:hAnsi="Consolas"/>
-          <w:color w:val="1F3350"/>
-          <w:sz w:val="17"/>
-        </w:rPr>
-        <w:t xml:space="preserve">      chay(PV_T, PV_N, QT[0], QT[1], g &gt; pvHien, min(5000, (int)fabs(g - pvHien) * 80));</w:t>
-      </w:r>
-    </w:p>
-    <w:p>
-      <w:pPr>
-        <w:pStyle w:val="CodeSample"/>
-        <w:spacing w:after="0" w:before="0"/>
-        <w:ind w:firstLine="0" w:left="340"/>
-      </w:pPr>
-      <w:r>
-        <w:rPr>
-          <w:rFonts w:ascii="Consolas" w:hAnsi="Consolas"/>
-          <w:color w:val="1F3350"/>
-          <w:sz w:val="17"/>
-        </w:rPr>
-        <w:t xml:space="preserve">  }</w:t>
-      </w:r>
-    </w:p>
-    <w:p>
-      <w:pPr>
-        <w:pStyle w:val="CodeSample"/>
-        <w:spacing w:after="0" w:before="0"/>
-        <w:ind w:firstLine="0" w:left="340"/>
-      </w:pPr>
-      <w:r>
-        <w:rPr>
-          <w:rFonts w:ascii="Consolas" w:hAnsi="Consolas"/>
-          <w:color w:val="1F3350"/>
-          <w:sz w:val="17"/>
-        </w:rPr>
-        <w:t xml:space="preserve">  // 2) tinh chinh LDR moi 2 phut: nghien truoc, phuong vi sau</w:t>
-      </w:r>
-    </w:p>
-    <w:p>
-      <w:pPr>
-        <w:pStyle w:val="CodeSample"/>
-        <w:spacing w:after="0" w:before="0"/>
-        <w:ind w:firstLine="0" w:left="340"/>
-      </w:pPr>
-      <w:r>
-        <w:rPr>
-          <w:rFonts w:ascii="Consolas" w:hAnsi="Consolas"/>
-          <w:color w:val="1F3350"/>
-          <w:sz w:val="17"/>
-        </w:rPr>
-        <w:t xml:space="preserve">  if (now - tLDR &gt;= T_LDR) {</w:t>
-      </w:r>
-    </w:p>
-    <w:p>
-      <w:pPr>
-        <w:pStyle w:val="CodeSample"/>
-        <w:spacing w:after="0" w:before="0"/>
-        <w:ind w:firstLine="0" w:left="340"/>
-      </w:pPr>
-      <w:r>
-        <w:rPr>
-          <w:rFonts w:ascii="Consolas" w:hAnsi="Consolas"/>
-          <w:color w:val="1F3350"/>
-          <w:sz w:val="17"/>
-        </w:rPr>
-        <w:t xml:space="preserve">    tLDR = now;</w:t>
-      </w:r>
-    </w:p>
-    <w:p>
-      <w:pPr>
-        <w:pStyle w:val="CodeSample"/>
-        <w:spacing w:after="0" w:before="0"/>
-        <w:ind w:firstLine="0" w:left="340"/>
-      </w:pPr>
-      <w:r>
-        <w:rPr>
-          <w:rFonts w:ascii="Consolas" w:hAnsi="Consolas"/>
-          <w:color w:val="1F3350"/>
-          <w:sz w:val="17"/>
-        </w:rPr>
-        <w:t xml:space="preserve">    int L[4]; float S = 0;</w:t>
-      </w:r>
-    </w:p>
-    <w:p>
-      <w:pPr>
-        <w:pStyle w:val="CodeSample"/>
-        <w:spacing w:after="0" w:before="0"/>
-        <w:ind w:firstLine="0" w:left="340"/>
-      </w:pPr>
-      <w:r>
-        <w:rPr>
-          <w:rFonts w:ascii="Consolas" w:hAnsi="Consolas"/>
-          <w:color w:val="1F3350"/>
-          <w:sz w:val="17"/>
-        </w:rPr>
-        <w:t xml:space="preserve">    for (int i = 0; i &lt; 4; i++) { L[i] = docTB(LDR[i]) * K_cal[i]; S += L[i]; }</w:t>
-      </w:r>
-    </w:p>
-    <w:p>
-      <w:pPr>
-        <w:pStyle w:val="CodeSample"/>
-        <w:spacing w:after="0" w:before="0"/>
-        <w:ind w:firstLine="0" w:left="340"/>
-      </w:pPr>
-      <w:r>
-        <w:rPr>
-          <w:rFonts w:ascii="Consolas" w:hAnsi="Consolas"/>
-          <w:color w:val="1F3350"/>
-          <w:sz w:val="17"/>
-        </w:rPr>
-        <w:t xml:space="preserve">    float e2 = (L[0] + L[1]) - (L[2] + L[3]);   // tren - duoi</w:t>
-      </w:r>
-    </w:p>
-    <w:p>
-      <w:pPr>
-        <w:pStyle w:val="CodeSample"/>
-        <w:spacing w:after="0" w:before="0"/>
-        <w:ind w:firstLine="0" w:left="340"/>
-      </w:pPr>
-      <w:r>
-        <w:rPr>
-          <w:rFonts w:ascii="Consolas" w:hAnsi="Consolas"/>
-          <w:color w:val="1F3350"/>
-          <w:sz w:val="17"/>
-        </w:rPr>
-        <w:t xml:space="preserve">    float e1 = (L[0] + L[2]) - (L[1] + L[3]);   // trai - phai</w:t>
-      </w:r>
-    </w:p>
-    <w:p>
-      <w:pPr>
-        <w:pStyle w:val="CodeSample"/>
-        <w:spacing w:after="0" w:before="0"/>
-        <w:ind w:firstLine="0" w:left="340"/>
-      </w:pPr>
-      <w:r>
-        <w:rPr>
-          <w:rFonts w:ascii="Consolas" w:hAnsi="Consolas"/>
-          <w:color w:val="1F3350"/>
-          <w:sz w:val="17"/>
-        </w:rPr>
-        <w:t xml:space="preserve">    if (S &gt; S_MIN) {</w:t>
-      </w:r>
-    </w:p>
-    <w:p>
-      <w:pPr>
-        <w:pStyle w:val="CodeSample"/>
-        <w:spacing w:after="0" w:before="0"/>
-        <w:ind w:firstLine="0" w:left="340"/>
-      </w:pPr>
-      <w:r>
-        <w:rPr>
-          <w:rFonts w:ascii="Consolas" w:hAnsi="Consolas"/>
-          <w:color w:val="1F3350"/>
-          <w:sz w:val="17"/>
-        </w:rPr>
-        <w:t xml:space="preserve">      if (fabs(e2) &gt; NGUONG) chay(NG_T, NG_N, QT[2], QT[3], e2 &gt; 0, fabs(e2) &gt; 3 * NGUONG ? 1000 : 300);</w:t>
-      </w:r>
-    </w:p>
-    <w:p>
-      <w:pPr>
-        <w:pStyle w:val="CodeSample"/>
-        <w:spacing w:after="0" w:before="0"/>
-        <w:ind w:firstLine="0" w:left="340"/>
-      </w:pPr>
-      <w:r>
-        <w:rPr>
-          <w:rFonts w:ascii="Consolas" w:hAnsi="Consolas"/>
-          <w:color w:val="1F3350"/>
-          <w:sz w:val="17"/>
-        </w:rPr>
-        <w:t xml:space="preserve">      if (fabs(e1) &gt; NGUONG) chay(PV_T, PV_N, QT[0], QT[1], e1 &gt; 0, fabs(e1) &gt; 3 * NGUONG ? 1000 : 300);</w:t>
-      </w:r>
-    </w:p>
-    <w:p>
-      <w:pPr>
-        <w:pStyle w:val="CodeSample"/>
-        <w:spacing w:after="0" w:before="0"/>
-        <w:ind w:firstLine="0" w:left="340"/>
-      </w:pPr>
-      <w:r>
-        <w:rPr>
-          <w:rFonts w:ascii="Consolas" w:hAnsi="Consolas"/>
-          <w:color w:val="1F3350"/>
-          <w:sz w:val="17"/>
-        </w:rPr>
-        <w:t xml:space="preserve">    }</w:t>
-      </w:r>
-    </w:p>
-    <w:p>
-      <w:pPr>
-        <w:pStyle w:val="CodeSample"/>
-        <w:spacing w:after="0" w:before="0"/>
-        <w:ind w:firstLine="0" w:left="340"/>
-      </w:pPr>
-      <w:r>
-        <w:rPr>
-          <w:rFonts w:ascii="Consolas" w:hAnsi="Consolas"/>
-          <w:color w:val="1F3350"/>
-          <w:sz w:val="17"/>
-        </w:rPr>
-        <w:t xml:space="preserve">    // 3) LCD: gio DS1307 + goc hai khop</w:t>
-      </w:r>
-    </w:p>
-    <w:p>
-      <w:pPr>
-        <w:pStyle w:val="CodeSample"/>
-        <w:spacing w:after="0" w:before="0"/>
-        <w:ind w:firstLine="0" w:left="340"/>
-      </w:pPr>
-      <w:r>
-        <w:rPr>
-          <w:rFonts w:ascii="Consolas" w:hAnsi="Consolas"/>
-          <w:color w:val="1F3350"/>
-          <w:sz w:val="17"/>
-        </w:rPr>
-        <w:t xml:space="preserve">    int ng, th, hh, mm, ss; docDS1307(ng, th, hh, mm, ss);</w:t>
-      </w:r>
-    </w:p>
-    <w:p>
-      <w:pPr>
-        <w:pStyle w:val="CodeSample"/>
-        <w:spacing w:after="0" w:before="0"/>
-        <w:ind w:firstLine="0" w:left="340"/>
-      </w:pPr>
-      <w:r>
-        <w:rPr>
-          <w:rFonts w:ascii="Consolas" w:hAnsi="Consolas"/>
-          <w:color w:val="1F3350"/>
-          <w:sz w:val="17"/>
-        </w:rPr>
-        <w:t xml:space="preserve">    char d1[17], d2[17];</w:t>
-      </w:r>
-    </w:p>
-    <w:p>
-      <w:pPr>
-        <w:pStyle w:val="CodeSample"/>
-        <w:spacing w:after="0" w:before="0"/>
-        <w:ind w:firstLine="0" w:left="340"/>
-      </w:pPr>
-      <w:r>
-        <w:rPr>
-          <w:rFonts w:ascii="Consolas" w:hAnsi="Consolas"/>
-          <w:color w:val="1F3350"/>
-          <w:sz w:val="17"/>
-        </w:rPr>
-        <w:t xml:space="preserve">    sprintf(d1, "%02d/%02d %02d:%02d:%02d", ng, th, hh, mm, ss);</w:t>
-      </w:r>
-    </w:p>
-    <w:p>
-      <w:pPr>
-        <w:pStyle w:val="CodeSample"/>
-        <w:spacing w:after="0" w:before="0"/>
-        <w:ind w:firstLine="0" w:left="340"/>
-      </w:pPr>
-      <w:r>
-        <w:rPr>
-          <w:rFonts w:ascii="Consolas" w:hAnsi="Consolas"/>
-          <w:color w:val="1F3350"/>
-          <w:sz w:val="17"/>
-        </w:rPr>
-        <w:t xml:space="preserve">    sprintf(d2, "ng=%+04.0f q=%+04.0f %s", docGoc(POT_NG, 0, 75),</w:t>
-      </w:r>
-    </w:p>
-    <w:p>
-      <w:pPr>
-        <w:pStyle w:val="CodeSample"/>
-        <w:spacing w:after="0" w:before="0"/>
-        <w:ind w:firstLine="0" w:left="340"/>
-      </w:pPr>
-      <w:r>
-        <w:rPr>
-          <w:rFonts w:ascii="Consolas" w:hAnsi="Consolas"/>
-          <w:color w:val="1F3350"/>
-          <w:sz w:val="17"/>
-        </w:rPr>
-        <w:t xml:space="preserve">            docGoc(POT_PV, -120, 120), S &gt; S_MIN ? "OK" : "MAY");</w:t>
-      </w:r>
-    </w:p>
-    <w:p>
-      <w:pPr>
-        <w:pStyle w:val="CodeSample"/>
-        <w:spacing w:after="0" w:before="0"/>
-        <w:ind w:firstLine="0" w:left="340"/>
-      </w:pPr>
-      <w:r>
-        <w:rPr>
-          <w:rFonts w:ascii="Consolas" w:hAnsi="Consolas"/>
-          <w:color w:val="1F3350"/>
-          <w:sz w:val="17"/>
-        </w:rPr>
-        <w:t xml:space="preserve">    lcd.clear(); lcd.setCursor(0, 0); lcd.print(d1);</w:t>
-      </w:r>
-    </w:p>
-    <w:p>
-      <w:pPr>
-        <w:pStyle w:val="CodeSample"/>
-        <w:spacing w:after="0" w:before="0"/>
-        <w:ind w:firstLine="0" w:left="340"/>
-      </w:pPr>
-      <w:r>
-        <w:rPr>
-          <w:rFonts w:ascii="Consolas" w:hAnsi="Consolas"/>
-          <w:color w:val="1F3350"/>
-          <w:sz w:val="17"/>
-        </w:rPr>
-        <w:t xml:space="preserve">    lcd.setCursor(0, 1); lcd.print(d2);</w:t>
-      </w:r>
-    </w:p>
-    <w:p>
-      <w:pPr>
-        <w:pStyle w:val="CodeSample"/>
-        <w:spacing w:after="0" w:before="0"/>
-        <w:ind w:firstLine="0" w:left="340"/>
-      </w:pPr>
-      <w:r>
-        <w:rPr>
-          <w:rFonts w:ascii="Consolas" w:hAnsi="Consolas"/>
-          <w:color w:val="1F3350"/>
-          <w:sz w:val="17"/>
-        </w:rPr>
-        <w:t xml:space="preserve">    Serial.printf("%s S=%.0f e1=%+.0f e2=%+.0f\n", d1, S, e1, e2);</w:t>
-      </w:r>
-    </w:p>
-    <w:p>
-      <w:pPr>
-        <w:pStyle w:val="CodeSample"/>
-        <w:spacing w:after="0" w:before="0"/>
-        <w:ind w:firstLine="0" w:left="340"/>
-      </w:pPr>
-      <w:r>
-        <w:rPr>
-          <w:rFonts w:ascii="Consolas" w:hAnsi="Consolas"/>
-          <w:color w:val="1F3350"/>
-          <w:sz w:val="17"/>
-        </w:rPr>
-        <w:t xml:space="preserve">  }</w:t>
-      </w:r>
-    </w:p>
-    <w:p>
-      <w:pPr>
-        <w:pStyle w:val="CodeSample"/>
-        <w:spacing w:after="0" w:before="0"/>
-        <w:ind w:firstLine="0" w:left="340"/>
-      </w:pPr>
-      <w:r>
-        <w:rPr>
-          <w:rFonts w:ascii="Consolas" w:hAnsi="Consolas"/>
-          <w:color w:val="1F3350"/>
-          <w:sz w:val="17"/>
-        </w:rPr>
-        <w:t>}</w:t>
-      </w:r>
-    </w:p>
-    <w:p>
-      <w:pPr/>
-      <w:r>
-        <w:rPr/>
-        <w:t>Code hai trục giữ nguyên khung bản một trục và thêm ba điểm: khối thiên văn trả về cặp (α, γ) kèm chuẩn hóa bước nhảy 180°; nhánh tinh chỉnh xét e2 của khớp nghiêng trước rồi mới tới e1 của khớp phương vị; mỗi khớp có hàm chạy motor riêng với cặp công tắc hành trình của mình. Trạng thái khóa cầu H sau mỗi lệnh nhờ trục vít tự hãm giữ nguyên vị trí hai khớp.</w:t>
-      </w:r>
-    </w:p>
-    <w:p>
-      <w:pPr>
-        <w:pStyle w:val="Heading1"/>
-      </w:pPr>
-      <w:r>
-        <w:rPr/>
-        <w:t>CHƯƠNG 4. TIẾN ĐỘ THỰC HIỆN VÀ KẾ HOẠCH TUẦN NÀY</w:t>
-      </w:r>
-    </w:p>
-    <w:p>
-      <w:pPr>
-        <w:pStyle w:val="Heading2"/>
-      </w:pPr>
-      <w:r>
-        <w:rPr/>
-        <w:t>4.1. Kết quả đạt được trong tuần</w:t>
-      </w:r>
-    </w:p>
-    <w:p>
-      <w:pPr/>
-      <w:r>
-        <w:rPr/>
-        <w:t>Hoàn thành cài Arduino IDE kèm lõi esp32 và nạp thử thành công lên ESP32 DevKit bản hai trục.</w:t>
-      </w:r>
-    </w:p>
-    <w:p>
-      <w:pPr/>
-      <w:r>
-        <w:rPr/>
-        <w:t>Hoàn thành hàn hai cầu H, bốn kênh opto, khối nguồn và bus I²C chung cho DS1307 với LCD.</w:t>
-      </w:r>
-    </w:p>
-    <w:p>
-      <w:pPr/>
-      <w:r>
-        <w:rPr/>
-        <w:t>Hoàn thành viết và nạp code hybrid hai trục: đúng thứ tự nghiêng trước – phương vị sau, hiển thị đủ giờ và hai góc khớp lên LCD.</w:t>
-      </w:r>
-    </w:p>
-    <w:p>
-      <w:pPr>
-        <w:pStyle w:val="Heading2"/>
-      </w:pPr>
-      <w:r>
-        <w:rPr/>
-        <w:t>4.2. Các công việc cần thực hiện tiếp</w:t>
-      </w:r>
-    </w:p>
-    <w:p>
-      <w:pPr>
-        <w:ind w:left="567"/>
-      </w:pPr>
-      <w:r>
-        <w:t>Phối hợp với đồ án một trục: chia đôi công việc lập trình, mỗi đồ án làm một nửa — nửa của đồ án hai trục gồm đồng bộ DS1307, bảng thiên văn hai khớp, hiển thị LCD và an toàn công tắc hành trình; nửa của đồ án một trục gồm đọc bốn kênh quang trở và biến trở hồi tiếp, thuật toán hybrid và phát lệnh cầu H; hai bên nạp thử chung trên mạch.</w:t>
-      </w:r>
-    </w:p>
-    <w:p>
-      <w:pPr>
-        <w:ind w:left="567"/>
-      </w:pPr>
-      <w:r>
-        <w:rPr/>
-        <w:t>Chạy ngoài trời trọn ngày nắng, đối chiếu log hai góc khớp với đồ thị mô phỏng ở quyển nghiên cứu.</w:t>
-      </w:r>
-    </w:p>
-    <w:p>
-      <w:pPr>
-        <w:ind w:left="567"/>
-      </w:pPr>
-      <w:r>
-        <w:rPr/>
-        <w:t>Tinh chỉnh ngưỡng e1/e2 và độ dài bước chạy để giảm số lần khởi động hai motor.</w:t>
-      </w:r>
-    </w:p>
-    <w:p>
-      <w:pPr>
-        <w:ind w:left="567"/>
-      </w:pPr>
-      <w:r>
-        <w:rPr/>
-        <w:t>Bổ sung chế độ gió lớn: đọc lịch và đưa tấm pin về vị trí nghỉ nằm ngang.</w:t>
-      </w:r>
-    </w:p>
-    <w:p>
-      <w:pPr>
-        <w:pStyle w:val="Heading1"/>
-      </w:pPr>
-      <w:r>
-        <w:rPr/>
         <w:t>TÀI LIỆU THAM KHẢO</w:t>
       </w:r>
     </w:p>
     <w:p>
-      <w:pPr/>
+      <w:pPr>
+        <w:pStyle w:val="ListBullet"/>
+        <w:ind w:firstLine="0"/>
+        <w:jc w:val="both"/>
+      </w:pPr>
       <w:r>
-        <w:rPr/>
-        <w:t>[1] I. Reda and A. Andreas, “Solar Position Algorithm for Solar Radiation Applications,” NREL/TP-560-34302, 2008. https://docs.nrel.gov/docs/fy08osti/34302.pdf</w:t>
+        <w:t>[1] Nhóm thực hiện, Bảng thông số chung hệ thống bám nắng, phiên bản 1.0, cập nhật 07/10/2026.</w:t>
       </w:r>
     </w:p>
     <w:p>
-      <w:pPr/>
+      <w:pPr>
+        <w:pStyle w:val="ListBullet"/>
+        <w:ind w:firstLine="0"/>
+        <w:jc w:val="both"/>
+      </w:pPr>
       <w:r>
-        <w:rPr/>
-        <w:t>[2] I. Reda and A. Andreas, “Solar position algorithm for solar radiation applications,” Solar Energy, vol. 76, no. 5, pp. 577-589, 2004.</w:t>
+        <w:t>[2] NOAA Global Monitoring Laboratory, Solar Calculation Details, phương trình thời gian và góc Mặt Trời, https://gml.noaa.gov/grad/solcalc/solareqns.PDF.</w:t>
       </w:r>
     </w:p>
     <w:p>
-      <w:pPr/>
+      <w:pPr>
+        <w:pStyle w:val="ListBullet"/>
+        <w:ind w:firstLine="0"/>
+        <w:jc w:val="both"/>
+      </w:pPr>
       <w:r>
-        <w:rPr/>
-        <w:t>[3] J. A. Duffie and W. A. Beckman, Solar Engineering of Thermal Processes, 4th ed., John Wiley &amp; Sons, 2013.</w:t>
+        <w:t>[3] Espressif Systems, ESP32 Series Datasheet, https://www.espressif.com/sites/default/files/documentation/esp32_datasheet_en.pdf.</w:t>
       </w:r>
     </w:p>
     <w:p>
-      <w:pPr/>
+      <w:pPr>
+        <w:pStyle w:val="ListBullet"/>
+        <w:ind w:firstLine="0"/>
+        <w:jc w:val="both"/>
+      </w:pPr>
       <w:r>
-        <w:rPr/>
-        <w:t>[4] R. F. Fuentes-Morales et al., “Control algorithms applied to active solar tracking systems: A review,” Solar Energy, vol. 212, pp. 203-219, 2020. https://doi.org/10.1016/j.solener.2020.10.071</w:t>
-      </w:r>
-    </w:p>
-    <w:p>
-      <w:pPr/>
-      <w:r>
-        <w:rPr/>
-        <w:t>[5] H. Mousazadeh et al., “A review of principle and sun-tracking methods for maximizing solar systems output,” Renewable and Sustainable Energy Reviews, vol. 13, no. 8, pp. 1800-1818, 2009.</w:t>
-      </w:r>
-    </w:p>
-    <w:p>
-      <w:pPr/>
-      <w:r>
-        <w:rPr/>
-        <w:t>[6] A. Awasthi et al., “Review on sun tracking technology in solar PV system,” Energy Reports, vol. 6, pp. 392-405, 2020.</w:t>
-      </w:r>
-    </w:p>
-    <w:p>
-      <w:pPr/>
-      <w:r>
-        <w:rPr/>
-        <w:t>[7] A. R. Amelia et al., “Technologies of solar tracking systems: A review,” IOP Conference Series: Materials Science and Engineering, vol. 767, 012052, 2020.</w:t>
-      </w:r>
-    </w:p>
-    <w:p>
-      <w:pPr/>
-      <w:r>
-        <w:rPr/>
-        <w:t>[8] Espressif Systems, ESP32 Series Datasheet. https://www.espressif.com/sites/default/files/documentation/esp32_datasheet_en.pdf</w:t>
-      </w:r>
-    </w:p>
-    <w:p>
-      <w:pPr/>
-      <w:r>
-        <w:rPr/>
-        <w:t>[9] Maxim Integrated, DS1307 64 x 8, Serial I2C Real-Time Clock, Datasheet. https://www.analog.com/media/en/technical-documentation/data-sheets/DS1307.pdf</w:t>
-      </w:r>
-    </w:p>
-    <w:p>
-      <w:pPr/>
-      <w:r>
-        <w:rPr/>
-        <w:t>[10] A. El Hammoumi et al., “A simple and low-cost active dual-axis solar tracker,” Energy Science &amp; Engineering, vol. 6, no. 5, pp. 607-620, 2018. https://doi.org/10.1002/ese3.236</w:t>
-      </w:r>
-    </w:p>
-    <w:p>
-      <w:pPr/>
-      <w:r>
-        <w:rPr/>
-        <w:t>[11] J.-M. Wang and C.-L. Lu, “Design and Implementation of a Sun Tracker with a Dual-Axis Single Motor for an Optical Sensor-Based Photovoltaic System,” Sensors, vol. 13, no. 3, pp. 3157-3168, 2013. https://doi.org/10.3390/s130303157</w:t>
+        <w:t>[4] Maxim Integrated/Analog Devices, DS1307 64 x 8 Serial I2C Real-Time Clock Datasheet, https://www.analog.com/media/en/technical-documentation/data-sheets/ds1307.pdf.</w:t>
       </w:r>
     </w:p>
     <w:sectPr>
       <w:headerReference w:type="default" r:id="rId9"/>
       <w:footerReference w:type="default" r:id="rId10"/>
-      <w:headerReference w:type="first" r:id="rId20"/>
-      <w:footerReference w:type="first" r:id="rId21"/>
-      <w:pgSz w:w="11909" w:h="16834"/>
-      <w:pgMar w:top="1296" w:right="1152" w:bottom="1224" w:left="1728" w:header="605" w:footer="605" w:gutter="0"/>
+      <w:pgSz w:w="12240" w:h="15840"/>
+      <w:pgMar w:top="1247" w:right="1247" w:bottom="1134" w:left="1474" w:header="624" w:footer="567" w:gutter="0"/>
       <w:cols w:space="720"/>
-      <w:titlePg/>
       <w:docGrid w:linePitch="360"/>
     </w:sectPr>
   </w:body>
@@ -4921,48 +3392,23 @@
   <w:p>
     <w:pPr>
       <w:pStyle w:val="Footer"/>
+      <w:ind w:firstLine="0"/>
       <w:jc w:val="center"/>
     </w:pPr>
-    <w:r/>
     <w:r>
       <w:rPr>
-        <w:rFonts w:ascii="Times New Roman" w:hAnsi="Times New Roman" w:eastAsia="Times New Roman"/>
-        <w:color w:val="5A5A5A"/>
+        <w:rFonts w:ascii="Times New Roman" w:hAnsi="Times New Roman"/>
         <w:sz w:val="18"/>
       </w:rPr>
       <w:t xml:space="preserve">Trang </w:t>
     </w:r>
     <w:r>
       <w:fldChar w:fldCharType="begin"/>
-    </w:r>
-    <w:r>
-      <w:instrText xml:space="preserve"> PAGE </w:instrText>
-    </w:r>
-    <w:r>
+      <w:instrText xml:space="preserve">PAGE</w:instrText>
       <w:fldChar w:fldCharType="separate"/>
-    </w:r>
-    <w:r>
-      <w:rPr>
-        <w:rFonts w:ascii="Times New Roman" w:hAnsi="Times New Roman" w:eastAsia="Times New Roman"/>
-        <w:color w:val="5A5A5A"/>
-        <w:sz w:val="18"/>
-      </w:rPr>
-      <w:t>1</w:t>
-    </w:r>
-    <w:r>
+      <w:t>Cập nhật trường trong Word để hiện số trang/mục lục.</w:t>
       <w:fldChar w:fldCharType="end"/>
     </w:r>
-  </w:p>
-</w:ftr>
-</file>
-
-<file path=word/footer2.xml><?xml version="1.0" encoding="utf-8"?>
-<w:ftr xmlns:m="http://schemas.openxmlformats.org/officeDocument/2006/math" xmlns:mc="http://schemas.openxmlformats.org/markup-compatibility/2006" xmlns:mo="http://schemas.microsoft.com/office/mac/office/2008/main" xmlns:mv="urn:schemas-microsoft-com:mac:vml" xmlns:o="urn:schemas-microsoft-com:office:office" xmlns:r="http://schemas.openxmlformats.org/officeDocument/2006/relationships" xmlns:v="urn:schemas-microsoft-com:vml" xmlns:w10="urn:schemas-microsoft-com:office:word" xmlns:w14="http://schemas.microsoft.com/office/word/2010/wordml" xmlns:w="http://schemas.openxmlformats.org/wordprocessingml/2006/main" xmlns:wne="http://schemas.microsoft.com/office/word/2006/wordml" xmlns:wp14="http://schemas.microsoft.com/office/word/2010/wordprocessingDrawing" xmlns:wp="http://schemas.openxmlformats.org/drawingml/2006/wordprocessingDrawing" xmlns:wpc="http://schemas.microsoft.com/office/word/2010/wordprocessingCanvas" xmlns:wpg="http://schemas.microsoft.com/office/word/2010/wordprocessingGroup" xmlns:wpi="http://schemas.microsoft.com/office/word/2010/wordprocessingInk" xmlns:wps="http://schemas.microsoft.com/office/word/2010/wordprocessingShape" mc:Ignorable="w14 wp14">
-  <w:p>
-    <w:pPr>
-      <w:pStyle w:val="Footer"/>
-    </w:pPr>
-    <w:r/>
   </w:p>
 </w:ftr>
 </file>
@@ -4972,28 +3418,17 @@
   <w:p>
     <w:pPr>
       <w:pStyle w:val="Header"/>
-      <w:jc w:val="right"/>
+      <w:ind w:firstLine="0"/>
+      <w:jc w:val="center"/>
     </w:pPr>
-    <w:r/>
     <w:r>
       <w:rPr>
-        <w:rFonts w:ascii="Times New Roman" w:hAnsi="Times New Roman" w:eastAsia="Times New Roman"/>
-        <w:color w:val="646464"/>
+        <w:rFonts w:ascii="Times New Roman" w:hAnsi="Times New Roman"/>
+        <w:color w:val="5A5A5A"/>
         <w:sz w:val="18"/>
       </w:rPr>
-      <w:t>BÁO CÁO ĐỒ ÁN | BÁM MẶT TRỜI HAI TRỤC</w:t>
+      <w:t>QUYỂN LẬP TRÌNH – ĐỒ ÁN 2  |  Cấu hình hai trục</w:t>
     </w:r>
-  </w:p>
-</w:hdr>
-</file>
-
-<file path=word/header2.xml><?xml version="1.0" encoding="utf-8"?>
-<w:hdr xmlns:m="http://schemas.openxmlformats.org/officeDocument/2006/math" xmlns:mc="http://schemas.openxmlformats.org/markup-compatibility/2006" xmlns:mo="http://schemas.microsoft.com/office/mac/office/2008/main" xmlns:mv="urn:schemas-microsoft-com:mac:vml" xmlns:o="urn:schemas-microsoft-com:office:office" xmlns:r="http://schemas.openxmlformats.org/officeDocument/2006/relationships" xmlns:v="urn:schemas-microsoft-com:vml" xmlns:w10="urn:schemas-microsoft-com:office:word" xmlns:w14="http://schemas.microsoft.com/office/word/2010/wordml" xmlns:w="http://schemas.openxmlformats.org/wordprocessingml/2006/main" xmlns:wne="http://schemas.microsoft.com/office/word/2006/wordml" xmlns:wp14="http://schemas.microsoft.com/office/word/2010/wordprocessingDrawing" xmlns:wp="http://schemas.openxmlformats.org/drawingml/2006/wordprocessingDrawing" xmlns:wpc="http://schemas.microsoft.com/office/word/2010/wordprocessingCanvas" xmlns:wpg="http://schemas.microsoft.com/office/word/2010/wordprocessingGroup" xmlns:wpi="http://schemas.microsoft.com/office/word/2010/wordprocessingInk" xmlns:wps="http://schemas.microsoft.com/office/word/2010/wordprocessingShape" mc:Ignorable="w14 wp14">
-  <w:p>
-    <w:pPr>
-      <w:pStyle w:val="Header"/>
-    </w:pPr>
-    <w:r/>
   </w:p>
 </w:hdr>
 </file>
@@ -5362,15 +3797,13 @@
     <w:qFormat/>
     <w:rsid w:val="00FC693F"/>
     <w:pPr>
-      <w:widowControl/>
-      <w:spacing w:line="300" w:lineRule="auto" w:after="120"/>
-      <w:ind w:firstLine="403"/>
-      <w:jc w:val="both"/>
+      <w:spacing w:line="276" w:lineRule="auto" w:after="120"/>
+      <w:ind w:firstLine="539"/>
     </w:pPr>
     <w:rPr>
       <w:rFonts w:ascii="Times New Roman" w:hAnsi="Times New Roman" w:eastAsia="Times New Roman"/>
-      <w:b w:val="0"/>
-      <w:sz w:val="26"/>
+      <w:color w:val="141414"/>
+      <w:sz w:val="24"/>
     </w:rPr>
   </w:style>
   <w:style w:type="paragraph" w:styleId="Header">
@@ -5428,17 +3861,16 @@
     <w:pPr>
       <w:keepNext/>
       <w:keepLines/>
-      <w:spacing w:before="240" w:after="200"/>
+      <w:spacing w:before="200" w:after="100"/>
       <w:ind w:firstLine="0"/>
-      <w:jc w:val="center"/>
       <w:outlineLvl w:val="0"/>
     </w:pPr>
     <w:rPr>
       <w:rFonts w:asciiTheme="majorHAnsi" w:eastAsiaTheme="majorEastAsia" w:hAnsiTheme="majorHAnsi" w:cstheme="majorBidi" w:ascii="Times New Roman" w:hAnsi="Times New Roman" w:eastAsia="Times New Roman"/>
       <w:b/>
       <w:bCs/>
-      <w:color w:val="1F4E79"/>
-      <w:sz w:val="32"/>
+      <w:color w:val="1F3864"/>
+      <w:sz w:val="30"/>
       <w:szCs w:val="28"/>
     </w:rPr>
   </w:style>
@@ -5456,15 +3888,14 @@
       <w:keepLines/>
       <w:spacing w:before="200" w:after="100"/>
       <w:ind w:firstLine="0"/>
-      <w:jc w:val="left"/>
       <w:outlineLvl w:val="1"/>
     </w:pPr>
     <w:rPr>
       <w:rFonts w:asciiTheme="majorHAnsi" w:eastAsiaTheme="majorEastAsia" w:hAnsiTheme="majorHAnsi" w:cstheme="majorBidi" w:ascii="Times New Roman" w:hAnsi="Times New Roman" w:eastAsia="Times New Roman"/>
       <w:b/>
       <w:bCs/>
-      <w:color w:val="1F4E79"/>
-      <w:sz w:val="32"/>
+      <w:color w:val="1F3864"/>
+      <w:sz w:val="26"/>
       <w:szCs w:val="26"/>
     </w:rPr>
   </w:style>
@@ -5480,17 +3911,16 @@
     <w:pPr>
       <w:keepNext/>
       <w:keepLines/>
-      <w:spacing w:before="140" w:after="60"/>
+      <w:spacing w:before="200" w:after="100"/>
       <w:ind w:firstLine="0"/>
-      <w:jc w:val="left"/>
       <w:outlineLvl w:val="2"/>
     </w:pPr>
     <w:rPr>
       <w:rFonts w:asciiTheme="majorHAnsi" w:eastAsiaTheme="majorEastAsia" w:hAnsiTheme="majorHAnsi" w:cstheme="majorBidi" w:ascii="Times New Roman" w:hAnsi="Times New Roman" w:eastAsia="Times New Roman"/>
       <w:b/>
       <w:bCs/>
-      <w:color w:val="404040"/>
-      <w:sz w:val="28"/>
+      <w:color w:val="1F3864"/>
+      <w:sz w:val="24"/>
     </w:rPr>
   </w:style>
   <w:style w:type="paragraph" w:styleId="Heading4">
@@ -5726,15 +4156,13 @@
       </w:pBdr>
       <w:spacing w:after="300" w:line="240" w:lineRule="auto"/>
       <w:contextualSpacing/>
-      <w:jc w:val="center"/>
     </w:pPr>
     <w:rPr>
-      <w:rFonts w:asciiTheme="majorHAnsi" w:eastAsiaTheme="majorEastAsia" w:hAnsiTheme="majorHAnsi" w:cstheme="majorBidi" w:ascii="Times New Roman" w:hAnsi="Times New Roman" w:eastAsia="Times New Roman"/>
-      <w:b/>
-      <w:color w:val="17365D"/>
+      <w:rFonts w:asciiTheme="majorHAnsi" w:eastAsiaTheme="majorEastAsia" w:hAnsiTheme="majorHAnsi" w:cstheme="majorBidi"/>
+      <w:color w:val="17365D" w:themeColor="text2" w:themeShade="BF"/>
       <w:spacing w:val="5"/>
       <w:kern w:val="28"/>
-      <w:sz w:val="40"/>
+      <w:sz w:val="52"/>
       <w:szCs w:val="52"/>
     </w:rPr>
   </w:style>
@@ -5765,16 +4193,14 @@
       <w:numPr>
         <w:ilvl w:val="1"/>
       </w:numPr>
-      <w:jc w:val="center"/>
     </w:pPr>
     <w:rPr>
-      <w:rFonts w:asciiTheme="majorHAnsi" w:eastAsiaTheme="majorEastAsia" w:hAnsiTheme="majorHAnsi" w:cstheme="majorBidi" w:ascii="Times New Roman" w:hAnsi="Times New Roman" w:eastAsia="Times New Roman"/>
-      <w:b/>
+      <w:rFonts w:asciiTheme="majorHAnsi" w:eastAsiaTheme="majorEastAsia" w:hAnsiTheme="majorHAnsi" w:cstheme="majorBidi"/>
       <w:i/>
       <w:iCs/>
-      <w:color w:val="17365D"/>
+      <w:color w:val="4F81BD" w:themeColor="accent1"/>
       <w:spacing w:val="15"/>
-      <w:sz w:val="28"/>
+      <w:sz w:val="24"/>
       <w:szCs w:val="24"/>
     </w:rPr>
   </w:style>
@@ -6171,16 +4597,13 @@
     <w:qFormat/>
     <w:rsid w:val="00FC693F"/>
     <w:pPr>
-      <w:spacing w:line="240" w:lineRule="auto" w:after="160"/>
-      <w:ind w:firstLine="0"/>
-      <w:jc w:val="center"/>
+      <w:spacing w:line="240" w:lineRule="auto"/>
     </w:pPr>
     <w:rPr>
-      <w:rFonts w:ascii="Times New Roman" w:hAnsi="Times New Roman" w:eastAsia="Times New Roman"/>
-      <w:b w:val="0"/>
+      <w:b/>
       <w:bCs/>
-      <w:color w:val="505050"/>
-      <w:sz w:val="24"/>
+      <w:color w:val="4F81BD" w:themeColor="accent1"/>
+      <w:sz w:val="18"/>
       <w:szCs w:val="18"/>
     </w:rPr>
   </w:style>
@@ -17068,17 +15491,6 @@
         <w:shd w:val="clear" w:color="auto" w:fill="FBCAA2" w:themeFill="accent6" w:themeFillTint="7F"/>
       </w:tcPr>
     </w:tblStylePr>
-  </w:style>
-  <w:style w:type="paragraph" w:customStyle="1" w:styleId="CodeSample">
-    <w:name w:val="Code Sample"/>
-    <w:pPr>
-      <w:spacing w:before="60" w:after="60" w:line="240" w:lineRule="auto"/>
-      <w:ind w:left="227" w:right="170"/>
-    </w:pPr>
-    <w:rPr>
-      <w:rFonts w:ascii="Consolas" w:hAnsi="Consolas" w:eastAsia="Consolas"/>
-      <w:sz w:val="18"/>
-    </w:rPr>
   </w:style>
 </w:styles>
 </file>

--- a/Bao_cao_2_truc_Lap_trinh.docx
+++ b/Bao_cao_2_truc_Lap_trinh.docx
@@ -4734,6 +4734,24 @@
     </w:p>
     <w:p>
       <w:pPr>
+        <w:pStyle w:val="Heading2"/>
+      </w:pPr>
+      <w:r>
+        <w:t>3.5. Chương trình điều khiển hai trục trên mô hình nguyên mẫu servo SG90</w:t>
+      </w:r>
+    </w:p>
+    <w:p>
+      <w:r>
+        <w:t>Yêu cầu của chương trình: đọc bốn kênh quang trở, so sánh điện áp nửa trên với nửa dưới và nửa trái với nửa phải để lái hai servo về phía sáng hơn, giữ tấm pin trong vùng chết 0,08 V để chống dao động liên tục, giữ nguyên vị trí khi điện áp trung bình thấp hơn ngưỡng trời tối 0,25 V, giới hạn góc servo trong khoảng 10–170° và 15–165° để bảo đảm an toàn cơ khí, đồng thời hiển thị điện áp bốn quang trở lên màn hình LCD 1602.</w:t>
+      </w:r>
+    </w:p>
+    <w:p>
+      <w:r>
+        <w:t>Chương trình gồm các hàm chính: initI2CSafe() quét địa chỉ 0x27 và 0x3F với timeout 25 ms chống treo bus; readVoltageOnly() lấy trung bình 16 mẫu ADC và loại các mẫu lệch quá 25%; setup() cấu hình ADC 12-bit suy hao 11 dB, khởi tạo LCD và gắn hai servo tần số 50 Hz; loop() chạy chu kỳ điều khiển 40 ms, mỗi chu kỳ góc servo nhích 1° khi sai lệch vượt vùng chết, cập nhật LCD mỗi 400 ms và in trạng thái ra Serial mỗi 2,5 s. Toàn bộ mã nguồn được đặt ở Phụ lục A.</w:t>
+      </w:r>
+    </w:p>
+    <w:p>
+      <w:pPr>
         <w:pStyle w:val="Heading1"/>
       </w:pPr>
       <w:r>
@@ -4899,6 +4917,3559 @@
       <w:r>
         <w:rPr/>
         <w:t>[11] J.-M. Wang and C.-L. Lu, “Design and Implementation of a Sun Tracker with a Dual-Axis Single Motor for an Optical Sensor-Based Photovoltaic System,” Sensors, vol. 13, no. 3, pp. 3157-3168, 2013. https://doi.org/10.3390/s130303157</w:t>
+      </w:r>
+    </w:p>
+    <w:p>
+      <w:pPr>
+        <w:pStyle w:val="Heading1"/>
+      </w:pPr>
+      <w:r>
+        <w:t>PHỤ LỤC A. MÃ NGUỒN CHƯƠNG TRÌNH ĐIỀU KHIỂN HAI TRỤC TRÊN MÔ HÌNH NGUYÊN MẪU SERVO SG90</w:t>
+      </w:r>
+    </w:p>
+    <w:p>
+      <w:r>
+        <w:t>Mã nguồn dưới đây nạp cho ESP32 DevKit bằng Arduino IDE với thư viện ESP32Servo và LiquidCrystal_I2C; đây là chương trình của mô hình nguyên mẫu dùng servo SG90, chương trình của mô hình chính sẽ phát triển trên cùng khung này và thay khối servo bằng cầu H – động cơ gạt nước.</w:t>
+      </w:r>
+    </w:p>
+    <w:p>
+      <w:pPr>
+        <w:spacing w:after="0" w:before="0"/>
+      </w:pPr>
+      <w:r>
+        <w:rPr>
+          <w:rFonts w:ascii="Consolas" w:hAnsi="Consolas"/>
+          <w:sz w:val="20"/>
+        </w:rPr>
+        <w:t>/*</w:t>
+      </w:r>
+    </w:p>
+    <w:p>
+      <w:pPr>
+        <w:spacing w:after="0" w:before="0"/>
+      </w:pPr>
+      <w:r>
+        <w:rPr>
+          <w:rFonts w:ascii="Consolas" w:hAnsi="Consolas"/>
+          <w:sz w:val="20"/>
+        </w:rPr>
+        <w:t xml:space="preserve"> * =====================================================================================</w:t>
+      </w:r>
+    </w:p>
+    <w:p>
+      <w:pPr>
+        <w:spacing w:after="0" w:before="0"/>
+      </w:pPr>
+      <w:r>
+        <w:rPr>
+          <w:rFonts w:ascii="Consolas" w:hAnsi="Consolas"/>
+          <w:sz w:val="20"/>
+        </w:rPr>
+        <w:t xml:space="preserve"> * ĐỒ ÁN CƠ ĐIỆN TỬ - HỆ THỐNG PIN NĂNG LƯỢNG MẶT TRỜI BÁM NẮNG 2 TRỤC (DUAL-AXIS TRACKER)</w:t>
+      </w:r>
+    </w:p>
+    <w:p>
+      <w:pPr>
+        <w:spacing w:after="0" w:before="0"/>
+      </w:pPr>
+      <w:r>
+        <w:rPr>
+          <w:rFonts w:ascii="Consolas" w:hAnsi="Consolas"/>
+          <w:sz w:val="20"/>
+        </w:rPr>
+        <w:t xml:space="preserve"> * CHƯƠNG TRÌNH 1: ĐIỀU KHIỂN 2 ĐỘNG CƠ SERVO SG90</w:t>
+      </w:r>
+    </w:p>
+    <w:p>
+      <w:pPr>
+        <w:spacing w:after="0" w:before="0"/>
+      </w:pPr>
+      <w:r>
+        <w:rPr>
+          <w:rFonts w:ascii="Consolas" w:hAnsi="Consolas"/>
+          <w:sz w:val="20"/>
+        </w:rPr>
+        <w:t xml:space="preserve"> * Màn hình: LCD 1602 I2C (16 cột x 2 dòng) - Chỉ hiển thị điện áp 4 quang trở (1 số lẻ)</w:t>
+      </w:r>
+    </w:p>
+    <w:p>
+      <w:pPr>
+        <w:spacing w:after="0" w:before="0"/>
+      </w:pPr>
+      <w:r>
+        <w:rPr>
+          <w:rFonts w:ascii="Consolas" w:hAnsi="Consolas"/>
+          <w:sz w:val="20"/>
+        </w:rPr>
+        <w:t xml:space="preserve"> * Vi điều khiển: ESP32 DevKit (38 chân)</w:t>
+      </w:r>
+    </w:p>
+    <w:p>
+      <w:pPr>
+        <w:spacing w:after="0" w:before="0"/>
+      </w:pPr>
+      <w:r>
+        <w:rPr>
+          <w:rFonts w:ascii="Consolas" w:hAnsi="Consolas"/>
+          <w:sz w:val="20"/>
+        </w:rPr>
+        <w:t xml:space="preserve"> * </w:t>
+      </w:r>
+    </w:p>
+    <w:p>
+      <w:pPr>
+        <w:spacing w:after="0" w:before="0"/>
+      </w:pPr>
+      <w:r>
+        <w:rPr>
+          <w:rFonts w:ascii="Consolas" w:hAnsi="Consolas"/>
+          <w:sz w:val="20"/>
+        </w:rPr>
+        <w:t xml:space="preserve"> * PHÂN BỔ CHÂN (PINOUT):</w:t>
+      </w:r>
+    </w:p>
+    <w:p>
+      <w:pPr>
+        <w:spacing w:after="0" w:before="0"/>
+      </w:pPr>
+      <w:r>
+        <w:rPr>
+          <w:rFonts w:ascii="Consolas" w:hAnsi="Consolas"/>
+          <w:sz w:val="20"/>
+        </w:rPr>
+        <w:t xml:space="preserve"> * 1. Cụm 4 cảm biến quang trở (LDR) - Cầu phân áp với trở 10k:</w:t>
+      </w:r>
+    </w:p>
+    <w:p>
+      <w:pPr>
+        <w:spacing w:after="0" w:before="0"/>
+      </w:pPr>
+      <w:r>
+        <w:rPr>
+          <w:rFonts w:ascii="Consolas" w:hAnsi="Consolas"/>
+          <w:sz w:val="20"/>
+        </w:rPr>
+        <w:t xml:space="preserve"> *    - GPIO 32: LDR 1 - Trên - Trái  (Top-Left  - TL)</w:t>
+      </w:r>
+    </w:p>
+    <w:p>
+      <w:pPr>
+        <w:spacing w:after="0" w:before="0"/>
+      </w:pPr>
+      <w:r>
+        <w:rPr>
+          <w:rFonts w:ascii="Consolas" w:hAnsi="Consolas"/>
+          <w:sz w:val="20"/>
+        </w:rPr>
+        <w:t xml:space="preserve"> *    - GPIO 33: LDR 2 - Trên - Phải  (Top-Right - TR)</w:t>
+      </w:r>
+    </w:p>
+    <w:p>
+      <w:pPr>
+        <w:spacing w:after="0" w:before="0"/>
+      </w:pPr>
+      <w:r>
+        <w:rPr>
+          <w:rFonts w:ascii="Consolas" w:hAnsi="Consolas"/>
+          <w:sz w:val="20"/>
+        </w:rPr>
+        <w:t xml:space="preserve"> *    - GPIO 34: LDR 3 - Dưới - Trái  (Bottom-Left  - BL) [Input-only ADC1]</w:t>
+      </w:r>
+    </w:p>
+    <w:p>
+      <w:pPr>
+        <w:spacing w:after="0" w:before="0"/>
+      </w:pPr>
+      <w:r>
+        <w:rPr>
+          <w:rFonts w:ascii="Consolas" w:hAnsi="Consolas"/>
+          <w:sz w:val="20"/>
+        </w:rPr>
+        <w:t xml:space="preserve"> *    - GPIO 35: LDR 4 - Dưới - Phải  (Bottom-Right - BR) [Input-only ADC1]</w:t>
+      </w:r>
+    </w:p>
+    <w:p>
+      <w:pPr>
+        <w:spacing w:after="0" w:before="0"/>
+      </w:pPr>
+      <w:r>
+        <w:rPr>
+          <w:rFonts w:ascii="Consolas" w:hAnsi="Consolas"/>
+          <w:sz w:val="20"/>
+        </w:rPr>
+        <w:t xml:space="preserve"> * </w:t>
+      </w:r>
+    </w:p>
+    <w:p>
+      <w:pPr>
+        <w:spacing w:after="0" w:before="0"/>
+      </w:pPr>
+      <w:r>
+        <w:rPr>
+          <w:rFonts w:ascii="Consolas" w:hAnsi="Consolas"/>
+          <w:sz w:val="20"/>
+        </w:rPr>
+        <w:t xml:space="preserve"> * 2. Động cơ Servo SG90 (Điều khiển góc 0 - 180 độ):</w:t>
+      </w:r>
+    </w:p>
+    <w:p>
+      <w:pPr>
+        <w:spacing w:after="0" w:before="0"/>
+      </w:pPr>
+      <w:r>
+        <w:rPr>
+          <w:rFonts w:ascii="Consolas" w:hAnsi="Consolas"/>
+          <w:sz w:val="20"/>
+        </w:rPr>
+        <w:t xml:space="preserve"> *    - GPIO 19: Servo 1 (sv1) - Điều khiển trục ngang (Horizontal / Azimuth / Trái - Phải)</w:t>
+      </w:r>
+    </w:p>
+    <w:p>
+      <w:pPr>
+        <w:spacing w:after="0" w:before="0"/>
+      </w:pPr>
+      <w:r>
+        <w:rPr>
+          <w:rFonts w:ascii="Consolas" w:hAnsi="Consolas"/>
+          <w:sz w:val="20"/>
+        </w:rPr>
+        <w:t xml:space="preserve"> *    - GPIO 18: Servo 2 (sv2) - Điều khiển trục đứng (Vertical / Elevation / Lên - Xuống)</w:t>
+      </w:r>
+    </w:p>
+    <w:p>
+      <w:pPr>
+        <w:spacing w:after="0" w:before="0"/>
+      </w:pPr>
+      <w:r>
+        <w:rPr>
+          <w:rFonts w:ascii="Consolas" w:hAnsi="Consolas"/>
+          <w:sz w:val="20"/>
+        </w:rPr>
+        <w:t xml:space="preserve"> * </w:t>
+      </w:r>
+    </w:p>
+    <w:p>
+      <w:pPr>
+        <w:spacing w:after="0" w:before="0"/>
+      </w:pPr>
+      <w:r>
+        <w:rPr>
+          <w:rFonts w:ascii="Consolas" w:hAnsi="Consolas"/>
+          <w:sz w:val="20"/>
+        </w:rPr>
+        <w:t xml:space="preserve"> * 3. Màn hình LCD 1602 qua giao tiếp I2C:</w:t>
+      </w:r>
+    </w:p>
+    <w:p>
+      <w:pPr>
+        <w:spacing w:after="0" w:before="0"/>
+      </w:pPr>
+      <w:r>
+        <w:rPr>
+          <w:rFonts w:ascii="Consolas" w:hAnsi="Consolas"/>
+          <w:sz w:val="20"/>
+        </w:rPr>
+        <w:t xml:space="preserve"> *    - GPIO 21: SDA | GPIO 22: SCL (Tự động nhận diện 0x27 / 0x3F + I2C Timeout chống treo)</w:t>
+      </w:r>
+    </w:p>
+    <w:p>
+      <w:pPr>
+        <w:spacing w:after="0" w:before="0"/>
+      </w:pPr>
+      <w:r>
+        <w:rPr>
+          <w:rFonts w:ascii="Consolas" w:hAnsi="Consolas"/>
+          <w:sz w:val="20"/>
+        </w:rPr>
+        <w:t xml:space="preserve"> * =====================================================================================</w:t>
+      </w:r>
+    </w:p>
+    <w:p>
+      <w:pPr>
+        <w:spacing w:after="0" w:before="0"/>
+      </w:pPr>
+      <w:r>
+        <w:rPr>
+          <w:rFonts w:ascii="Consolas" w:hAnsi="Consolas"/>
+          <w:sz w:val="20"/>
+        </w:rPr>
+        <w:t xml:space="preserve"> */</w:t>
+      </w:r>
+    </w:p>
+    <w:p>
+      <w:pPr>
+        <w:spacing w:after="0" w:before="0"/>
+      </w:pPr>
+      <w:r>
+        <w:rPr>
+          <w:rFonts w:ascii="Consolas" w:hAnsi="Consolas"/>
+          <w:sz w:val="20"/>
+        </w:rPr>
+        <w:t xml:space="preserve"> </w:t>
+      </w:r>
+    </w:p>
+    <w:p>
+      <w:pPr>
+        <w:spacing w:after="0" w:before="0"/>
+      </w:pPr>
+      <w:r>
+        <w:rPr>
+          <w:rFonts w:ascii="Consolas" w:hAnsi="Consolas"/>
+          <w:sz w:val="20"/>
+        </w:rPr>
+        <w:t>#include &lt;Arduino.h&gt;</w:t>
+      </w:r>
+    </w:p>
+    <w:p>
+      <w:pPr>
+        <w:spacing w:after="0" w:before="0"/>
+      </w:pPr>
+      <w:r>
+        <w:rPr>
+          <w:rFonts w:ascii="Consolas" w:hAnsi="Consolas"/>
+          <w:sz w:val="20"/>
+        </w:rPr>
+        <w:t>#include &lt;Wire.h&gt;</w:t>
+      </w:r>
+    </w:p>
+    <w:p>
+      <w:pPr>
+        <w:spacing w:after="0" w:before="0"/>
+      </w:pPr>
+      <w:r>
+        <w:rPr>
+          <w:rFonts w:ascii="Consolas" w:hAnsi="Consolas"/>
+          <w:sz w:val="20"/>
+        </w:rPr>
+        <w:t>#include &lt;LiquidCrystal_I2C.h&gt;</w:t>
+      </w:r>
+    </w:p>
+    <w:p>
+      <w:pPr>
+        <w:spacing w:after="0" w:before="0"/>
+      </w:pPr>
+      <w:r>
+        <w:rPr>
+          <w:rFonts w:ascii="Consolas" w:hAnsi="Consolas"/>
+          <w:sz w:val="20"/>
+        </w:rPr>
+        <w:t>#include &lt;ESP32Servo.h&gt;</w:t>
+      </w:r>
+    </w:p>
+    <w:p>
+      <w:pPr>
+        <w:spacing w:after="0" w:before="0"/>
+      </w:pPr>
+      <w:r>
+        <w:rPr>
+          <w:rFonts w:ascii="Consolas" w:hAnsi="Consolas"/>
+          <w:sz w:val="20"/>
+        </w:rPr>
+        <w:t xml:space="preserve"> </w:t>
+      </w:r>
+    </w:p>
+    <w:p>
+      <w:pPr>
+        <w:spacing w:after="0" w:before="0"/>
+      </w:pPr>
+      <w:r>
+        <w:rPr>
+          <w:rFonts w:ascii="Consolas" w:hAnsi="Consolas"/>
+          <w:sz w:val="20"/>
+        </w:rPr>
+        <w:t>// ===================== CẤU HÌNH CHÂN =====================</w:t>
+      </w:r>
+    </w:p>
+    <w:p>
+      <w:pPr>
+        <w:spacing w:after="0" w:before="0"/>
+      </w:pPr>
+      <w:r>
+        <w:rPr>
+          <w:rFonts w:ascii="Consolas" w:hAnsi="Consolas"/>
+          <w:sz w:val="20"/>
+        </w:rPr>
+        <w:t>const int PIN_LDR_TL = 33;  // LDR 1: Trên - Trái</w:t>
+      </w:r>
+    </w:p>
+    <w:p>
+      <w:pPr>
+        <w:spacing w:after="0" w:before="0"/>
+      </w:pPr>
+      <w:r>
+        <w:rPr>
+          <w:rFonts w:ascii="Consolas" w:hAnsi="Consolas"/>
+          <w:sz w:val="20"/>
+        </w:rPr>
+        <w:t>const int PIN_LDR_TR = 32;  // LDR 2: Trên - Phải</w:t>
+      </w:r>
+    </w:p>
+    <w:p>
+      <w:pPr>
+        <w:spacing w:after="0" w:before="0"/>
+      </w:pPr>
+      <w:r>
+        <w:rPr>
+          <w:rFonts w:ascii="Consolas" w:hAnsi="Consolas"/>
+          <w:sz w:val="20"/>
+        </w:rPr>
+        <w:t>const int PIN_LDR_BL = 34;  // LDR 3: Dưới - Trái</w:t>
+      </w:r>
+    </w:p>
+    <w:p>
+      <w:pPr>
+        <w:spacing w:after="0" w:before="0"/>
+      </w:pPr>
+      <w:r>
+        <w:rPr>
+          <w:rFonts w:ascii="Consolas" w:hAnsi="Consolas"/>
+          <w:sz w:val="20"/>
+        </w:rPr>
+        <w:t>const int PIN_LDR_BR = 35;  // LDR 4: Dưới - Phải</w:t>
+      </w:r>
+    </w:p>
+    <w:p>
+      <w:pPr>
+        <w:spacing w:after="0" w:before="0"/>
+      </w:pPr>
+      <w:r>
+        <w:rPr>
+          <w:rFonts w:ascii="Consolas" w:hAnsi="Consolas"/>
+          <w:sz w:val="20"/>
+        </w:rPr>
+        <w:t xml:space="preserve"> </w:t>
+      </w:r>
+    </w:p>
+    <w:p>
+      <w:pPr>
+        <w:spacing w:after="0" w:before="0"/>
+      </w:pPr>
+      <w:r>
+        <w:rPr>
+          <w:rFonts w:ascii="Consolas" w:hAnsi="Consolas"/>
+          <w:sz w:val="20"/>
+        </w:rPr>
+        <w:t>const int PIN_SERVO_H = 19; // sv1: Trục ngang (Horizontal - Azimuth)</w:t>
+      </w:r>
+    </w:p>
+    <w:p>
+      <w:pPr>
+        <w:spacing w:after="0" w:before="0"/>
+      </w:pPr>
+      <w:r>
+        <w:rPr>
+          <w:rFonts w:ascii="Consolas" w:hAnsi="Consolas"/>
+          <w:sz w:val="20"/>
+        </w:rPr>
+        <w:t>const int PIN_SERVO_V = 18; // sv2: Trục đứng  (Vertical - Elevation)</w:t>
+      </w:r>
+    </w:p>
+    <w:p>
+      <w:pPr>
+        <w:spacing w:after="0" w:before="0"/>
+      </w:pPr>
+      <w:r>
+        <w:rPr>
+          <w:rFonts w:ascii="Consolas" w:hAnsi="Consolas"/>
+          <w:sz w:val="20"/>
+        </w:rPr>
+        <w:t xml:space="preserve"> </w:t>
+      </w:r>
+    </w:p>
+    <w:p>
+      <w:pPr>
+        <w:spacing w:after="0" w:before="0"/>
+      </w:pPr>
+      <w:r>
+        <w:rPr>
+          <w:rFonts w:ascii="Consolas" w:hAnsi="Consolas"/>
+          <w:sz w:val="20"/>
+        </w:rPr>
+        <w:t>const int PIN_LED_ONBOARD = 2; // LED báo trạng thái ESP32 (GPIO 2)</w:t>
+      </w:r>
+    </w:p>
+    <w:p>
+      <w:pPr>
+        <w:spacing w:after="0" w:before="0"/>
+      </w:pPr>
+      <w:r>
+        <w:rPr>
+          <w:rFonts w:ascii="Consolas" w:hAnsi="Consolas"/>
+          <w:sz w:val="20"/>
+        </w:rPr>
+        <w:t xml:space="preserve"> </w:t>
+      </w:r>
+    </w:p>
+    <w:p>
+      <w:pPr>
+        <w:spacing w:after="0" w:before="0"/>
+      </w:pPr>
+      <w:r>
+        <w:rPr>
+          <w:rFonts w:ascii="Consolas" w:hAnsi="Consolas"/>
+          <w:sz w:val="20"/>
+        </w:rPr>
+        <w:t>// ===================== CẤU HÌNH ĐẢO CHIỀU SERVO =====================</w:t>
+      </w:r>
+    </w:p>
+    <w:p>
+      <w:pPr>
+        <w:spacing w:after="0" w:before="0"/>
+      </w:pPr>
+      <w:r>
+        <w:rPr>
+          <w:rFonts w:ascii="Consolas" w:hAnsi="Consolas"/>
+          <w:sz w:val="20"/>
+        </w:rPr>
+        <w:t>const bool INVERT_SERVO_H = true; // true: Đảo chiều quay trục ngang</w:t>
+      </w:r>
+    </w:p>
+    <w:p>
+      <w:pPr>
+        <w:spacing w:after="0" w:before="0"/>
+      </w:pPr>
+      <w:r>
+        <w:rPr>
+          <w:rFonts w:ascii="Consolas" w:hAnsi="Consolas"/>
+          <w:sz w:val="20"/>
+        </w:rPr>
+        <w:t>const bool INVERT_SERVO_V = false; // true: Đảo chiều quay trục đứng</w:t>
+      </w:r>
+    </w:p>
+    <w:p>
+      <w:pPr>
+        <w:spacing w:after="0" w:before="0"/>
+      </w:pPr>
+      <w:r>
+        <w:rPr>
+          <w:rFonts w:ascii="Consolas" w:hAnsi="Consolas"/>
+          <w:sz w:val="20"/>
+        </w:rPr>
+        <w:t xml:space="preserve"> </w:t>
+      </w:r>
+    </w:p>
+    <w:p>
+      <w:pPr>
+        <w:spacing w:after="0" w:before="0"/>
+      </w:pPr>
+      <w:r>
+        <w:rPr>
+          <w:rFonts w:ascii="Consolas" w:hAnsi="Consolas"/>
+          <w:sz w:val="20"/>
+        </w:rPr>
+        <w:t>// ===================== KHỞI TẠO ĐỐI TƯỢNG LCD 1602 (16x2) &amp; SERVO =====================</w:t>
+      </w:r>
+    </w:p>
+    <w:p>
+      <w:pPr>
+        <w:spacing w:after="0" w:before="0"/>
+      </w:pPr>
+      <w:r>
+        <w:rPr>
+          <w:rFonts w:ascii="Consolas" w:hAnsi="Consolas"/>
+          <w:sz w:val="20"/>
+        </w:rPr>
+        <w:t>LiquidCrystal_I2C lcd27(0x27, 16, 2);</w:t>
+      </w:r>
+    </w:p>
+    <w:p>
+      <w:pPr>
+        <w:spacing w:after="0" w:before="0"/>
+      </w:pPr>
+      <w:r>
+        <w:rPr>
+          <w:rFonts w:ascii="Consolas" w:hAnsi="Consolas"/>
+          <w:sz w:val="20"/>
+        </w:rPr>
+        <w:t>LiquidCrystal_I2C lcd3F(0x3F, 16, 2);</w:t>
+      </w:r>
+    </w:p>
+    <w:p>
+      <w:pPr>
+        <w:spacing w:after="0" w:before="0"/>
+      </w:pPr>
+      <w:r>
+        <w:rPr>
+          <w:rFonts w:ascii="Consolas" w:hAnsi="Consolas"/>
+          <w:sz w:val="20"/>
+        </w:rPr>
+        <w:t>LiquidCrystal_I2C* lcd = &amp;lcd27;</w:t>
+      </w:r>
+    </w:p>
+    <w:p>
+      <w:pPr>
+        <w:spacing w:after="0" w:before="0"/>
+      </w:pPr>
+      <w:r>
+        <w:rPr>
+          <w:rFonts w:ascii="Consolas" w:hAnsi="Consolas"/>
+          <w:sz w:val="20"/>
+        </w:rPr>
+        <w:t>bool lcdFound = false;</w:t>
+      </w:r>
+    </w:p>
+    <w:p>
+      <w:pPr>
+        <w:spacing w:after="0" w:before="0"/>
+      </w:pPr>
+      <w:r>
+        <w:rPr>
+          <w:rFonts w:ascii="Consolas" w:hAnsi="Consolas"/>
+          <w:sz w:val="20"/>
+        </w:rPr>
+        <w:t xml:space="preserve"> </w:t>
+      </w:r>
+    </w:p>
+    <w:p>
+      <w:pPr>
+        <w:spacing w:after="0" w:before="0"/>
+      </w:pPr>
+      <w:r>
+        <w:rPr>
+          <w:rFonts w:ascii="Consolas" w:hAnsi="Consolas"/>
+          <w:sz w:val="20"/>
+        </w:rPr>
+        <w:t>Servo servoH; // sv1 - Trục ngang</w:t>
+      </w:r>
+    </w:p>
+    <w:p>
+      <w:pPr>
+        <w:spacing w:after="0" w:before="0"/>
+      </w:pPr>
+      <w:r>
+        <w:rPr>
+          <w:rFonts w:ascii="Consolas" w:hAnsi="Consolas"/>
+          <w:sz w:val="20"/>
+        </w:rPr>
+        <w:t>Servo servoV; // sv2 - Trục đứng</w:t>
+      </w:r>
+    </w:p>
+    <w:p>
+      <w:pPr>
+        <w:spacing w:after="0" w:before="0"/>
+      </w:pPr>
+      <w:r>
+        <w:rPr>
+          <w:rFonts w:ascii="Consolas" w:hAnsi="Consolas"/>
+          <w:sz w:val="20"/>
+        </w:rPr>
+        <w:t xml:space="preserve"> </w:t>
+      </w:r>
+    </w:p>
+    <w:p>
+      <w:pPr>
+        <w:spacing w:after="0" w:before="0"/>
+      </w:pPr>
+      <w:r>
+        <w:rPr>
+          <w:rFonts w:ascii="Consolas" w:hAnsi="Consolas"/>
+          <w:sz w:val="20"/>
+        </w:rPr>
+        <w:t>// ===================== THAM SỐ THUẬT TOÁN =====================</w:t>
+      </w:r>
+    </w:p>
+    <w:p>
+      <w:pPr>
+        <w:spacing w:after="0" w:before="0"/>
+      </w:pPr>
+      <w:r>
+        <w:rPr>
+          <w:rFonts w:ascii="Consolas" w:hAnsi="Consolas"/>
+          <w:sz w:val="20"/>
+        </w:rPr>
+        <w:t>const float TOLERANCE_H = 0.08;     // Vùng chết trục ngang: 80 mV (0.08V)</w:t>
+      </w:r>
+    </w:p>
+    <w:p>
+      <w:pPr>
+        <w:spacing w:after="0" w:before="0"/>
+      </w:pPr>
+      <w:r>
+        <w:rPr>
+          <w:rFonts w:ascii="Consolas" w:hAnsi="Consolas"/>
+          <w:sz w:val="20"/>
+        </w:rPr>
+        <w:t>const float TOLERANCE_V = 0.08;     // Vùng chết trục đứng:  80 mV (0.08V)</w:t>
+      </w:r>
+    </w:p>
+    <w:p>
+      <w:pPr>
+        <w:spacing w:after="0" w:before="0"/>
+      </w:pPr>
+      <w:r>
+        <w:rPr>
+          <w:rFonts w:ascii="Consolas" w:hAnsi="Consolas"/>
+          <w:sz w:val="20"/>
+        </w:rPr>
+        <w:t>const float DARK_THRESHOLD = 0.25;  // Ngưỡng phát hiện trời tối (Volt)</w:t>
+      </w:r>
+    </w:p>
+    <w:p>
+      <w:pPr>
+        <w:spacing w:after="0" w:before="0"/>
+      </w:pPr>
+      <w:r>
+        <w:rPr>
+          <w:rFonts w:ascii="Consolas" w:hAnsi="Consolas"/>
+          <w:sz w:val="20"/>
+        </w:rPr>
+        <w:t xml:space="preserve"> </w:t>
+      </w:r>
+    </w:p>
+    <w:p>
+      <w:pPr>
+        <w:spacing w:after="0" w:before="0"/>
+      </w:pPr>
+      <w:r>
+        <w:rPr>
+          <w:rFonts w:ascii="Consolas" w:hAnsi="Consolas"/>
+          <w:sz w:val="20"/>
+        </w:rPr>
+        <w:t>// Giới hạn góc an toàn (độ)</w:t>
+      </w:r>
+    </w:p>
+    <w:p>
+      <w:pPr>
+        <w:spacing w:after="0" w:before="0"/>
+      </w:pPr>
+      <w:r>
+        <w:rPr>
+          <w:rFonts w:ascii="Consolas" w:hAnsi="Consolas"/>
+          <w:sz w:val="20"/>
+        </w:rPr>
+        <w:t>const int LIMIT_H_MIN = 10;</w:t>
+      </w:r>
+    </w:p>
+    <w:p>
+      <w:pPr>
+        <w:spacing w:after="0" w:before="0"/>
+      </w:pPr>
+      <w:r>
+        <w:rPr>
+          <w:rFonts w:ascii="Consolas" w:hAnsi="Consolas"/>
+          <w:sz w:val="20"/>
+        </w:rPr>
+        <w:t>const int LIMIT_H_MAX = 170;</w:t>
+      </w:r>
+    </w:p>
+    <w:p>
+      <w:pPr>
+        <w:spacing w:after="0" w:before="0"/>
+      </w:pPr>
+      <w:r>
+        <w:rPr>
+          <w:rFonts w:ascii="Consolas" w:hAnsi="Consolas"/>
+          <w:sz w:val="20"/>
+        </w:rPr>
+        <w:t>const int LIMIT_V_MIN = 15;</w:t>
+      </w:r>
+    </w:p>
+    <w:p>
+      <w:pPr>
+        <w:spacing w:after="0" w:before="0"/>
+      </w:pPr>
+      <w:r>
+        <w:rPr>
+          <w:rFonts w:ascii="Consolas" w:hAnsi="Consolas"/>
+          <w:sz w:val="20"/>
+        </w:rPr>
+        <w:t>const int LIMIT_V_MAX = 165;</w:t>
+      </w:r>
+    </w:p>
+    <w:p>
+      <w:pPr>
+        <w:spacing w:after="0" w:before="0"/>
+      </w:pPr>
+      <w:r>
+        <w:rPr>
+          <w:rFonts w:ascii="Consolas" w:hAnsi="Consolas"/>
+          <w:sz w:val="20"/>
+        </w:rPr>
+        <w:t xml:space="preserve"> </w:t>
+      </w:r>
+    </w:p>
+    <w:p>
+      <w:pPr>
+        <w:spacing w:after="0" w:before="0"/>
+      </w:pPr>
+      <w:r>
+        <w:rPr>
+          <w:rFonts w:ascii="Consolas" w:hAnsi="Consolas"/>
+          <w:sz w:val="20"/>
+        </w:rPr>
+        <w:t>int angleH = 90;</w:t>
+      </w:r>
+    </w:p>
+    <w:p>
+      <w:pPr>
+        <w:spacing w:after="0" w:before="0"/>
+      </w:pPr>
+      <w:r>
+        <w:rPr>
+          <w:rFonts w:ascii="Consolas" w:hAnsi="Consolas"/>
+          <w:sz w:val="20"/>
+        </w:rPr>
+        <w:t>int angleV = 90;</w:t>
+      </w:r>
+    </w:p>
+    <w:p>
+      <w:pPr>
+        <w:spacing w:after="0" w:before="0"/>
+      </w:pPr>
+      <w:r>
+        <w:rPr>
+          <w:rFonts w:ascii="Consolas" w:hAnsi="Consolas"/>
+          <w:sz w:val="20"/>
+        </w:rPr>
+        <w:t>const int STEP_SIZE = 1;</w:t>
+      </w:r>
+    </w:p>
+    <w:p>
+      <w:pPr>
+        <w:spacing w:after="0" w:before="0"/>
+      </w:pPr>
+      <w:r>
+        <w:rPr>
+          <w:rFonts w:ascii="Consolas" w:hAnsi="Consolas"/>
+          <w:sz w:val="20"/>
+        </w:rPr>
+        <w:t xml:space="preserve"> </w:t>
+      </w:r>
+    </w:p>
+    <w:p>
+      <w:pPr>
+        <w:spacing w:after="0" w:before="0"/>
+      </w:pPr>
+      <w:r>
+        <w:rPr>
+          <w:rFonts w:ascii="Consolas" w:hAnsi="Consolas"/>
+          <w:sz w:val="20"/>
+        </w:rPr>
+        <w:t>// Chu kỳ thời gian (ms)</w:t>
+      </w:r>
+    </w:p>
+    <w:p>
+      <w:pPr>
+        <w:spacing w:after="0" w:before="0"/>
+      </w:pPr>
+      <w:r>
+        <w:rPr>
+          <w:rFonts w:ascii="Consolas" w:hAnsi="Consolas"/>
+          <w:sz w:val="20"/>
+        </w:rPr>
+        <w:t>unsigned long lastControlTime = 0;</w:t>
+      </w:r>
+    </w:p>
+    <w:p>
+      <w:pPr>
+        <w:spacing w:after="0" w:before="0"/>
+      </w:pPr>
+      <w:r>
+        <w:rPr>
+          <w:rFonts w:ascii="Consolas" w:hAnsi="Consolas"/>
+          <w:sz w:val="20"/>
+        </w:rPr>
+        <w:t>const unsigned long CONTROL_INTERVAL = 40;  // 40ms cập nhật servo 1 lần</w:t>
+      </w:r>
+    </w:p>
+    <w:p>
+      <w:pPr>
+        <w:spacing w:after="0" w:before="0"/>
+      </w:pPr>
+      <w:r>
+        <w:rPr>
+          <w:rFonts w:ascii="Consolas" w:hAnsi="Consolas"/>
+          <w:sz w:val="20"/>
+        </w:rPr>
+        <w:t xml:space="preserve"> </w:t>
+      </w:r>
+    </w:p>
+    <w:p>
+      <w:pPr>
+        <w:spacing w:after="0" w:before="0"/>
+      </w:pPr>
+      <w:r>
+        <w:rPr>
+          <w:rFonts w:ascii="Consolas" w:hAnsi="Consolas"/>
+          <w:sz w:val="20"/>
+        </w:rPr>
+        <w:t>unsigned long lastLcdTime = 0;</w:t>
+      </w:r>
+    </w:p>
+    <w:p>
+      <w:pPr>
+        <w:spacing w:after="0" w:before="0"/>
+      </w:pPr>
+      <w:r>
+        <w:rPr>
+          <w:rFonts w:ascii="Consolas" w:hAnsi="Consolas"/>
+          <w:sz w:val="20"/>
+        </w:rPr>
+        <w:t>const unsigned long LCD_INTERVAL = 400;     // 400ms cập nhật LCD 1602 1 lần</w:t>
+      </w:r>
+    </w:p>
+    <w:p>
+      <w:pPr>
+        <w:spacing w:after="0" w:before="0"/>
+      </w:pPr>
+      <w:r>
+        <w:rPr>
+          <w:rFonts w:ascii="Consolas" w:hAnsi="Consolas"/>
+          <w:sz w:val="20"/>
+        </w:rPr>
+        <w:t xml:space="preserve"> </w:t>
+      </w:r>
+    </w:p>
+    <w:p>
+      <w:pPr>
+        <w:spacing w:after="0" w:before="0"/>
+      </w:pPr>
+      <w:r>
+        <w:rPr>
+          <w:rFonts w:ascii="Consolas" w:hAnsi="Consolas"/>
+          <w:sz w:val="20"/>
+        </w:rPr>
+        <w:t>unsigned long lastSerialTime = 0;</w:t>
+      </w:r>
+    </w:p>
+    <w:p>
+      <w:pPr>
+        <w:spacing w:after="0" w:before="0"/>
+      </w:pPr>
+      <w:r>
+        <w:rPr>
+          <w:rFonts w:ascii="Consolas" w:hAnsi="Consolas"/>
+          <w:sz w:val="20"/>
+        </w:rPr>
+        <w:t>const unsigned long SERIAL_INTERVAL = 2500; // 2.5s in Serial 1 lần</w:t>
+      </w:r>
+    </w:p>
+    <w:p>
+      <w:pPr>
+        <w:spacing w:after="0" w:before="0"/>
+      </w:pPr>
+      <w:r>
+        <w:rPr>
+          <w:rFonts w:ascii="Consolas" w:hAnsi="Consolas"/>
+          <w:sz w:val="20"/>
+        </w:rPr>
+        <w:t xml:space="preserve"> </w:t>
+      </w:r>
+    </w:p>
+    <w:p>
+      <w:pPr>
+        <w:spacing w:after="0" w:before="0"/>
+      </w:pPr>
+      <w:r>
+        <w:rPr>
+          <w:rFonts w:ascii="Consolas" w:hAnsi="Consolas"/>
+          <w:sz w:val="20"/>
+        </w:rPr>
+        <w:t>float K_cal[4] = {1.00, 1.00, 1.00, 1.00}; // Cân chỉnh [TL, TR, BL, BR]</w:t>
+      </w:r>
+    </w:p>
+    <w:p>
+      <w:pPr>
+        <w:spacing w:after="0" w:before="0"/>
+      </w:pPr>
+      <w:r>
+        <w:rPr>
+          <w:rFonts w:ascii="Consolas" w:hAnsi="Consolas"/>
+          <w:sz w:val="20"/>
+        </w:rPr>
+        <w:t xml:space="preserve"> </w:t>
+      </w:r>
+    </w:p>
+    <w:p>
+      <w:pPr>
+        <w:spacing w:after="0" w:before="0"/>
+      </w:pPr>
+      <w:r>
+        <w:rPr>
+          <w:rFonts w:ascii="Consolas" w:hAnsi="Consolas"/>
+          <w:sz w:val="20"/>
+        </w:rPr>
+        <w:t>// ===================== HÀM KHỞI TẠO I2C LCD 1602 CÓ TIMEOUT =====================</w:t>
+      </w:r>
+    </w:p>
+    <w:p>
+      <w:pPr>
+        <w:spacing w:after="0" w:before="0"/>
+      </w:pPr>
+      <w:r>
+        <w:rPr>
+          <w:rFonts w:ascii="Consolas" w:hAnsi="Consolas"/>
+          <w:sz w:val="20"/>
+        </w:rPr>
+        <w:t>void initI2CSafe() {</w:t>
+      </w:r>
+    </w:p>
+    <w:p>
+      <w:pPr>
+        <w:spacing w:after="0" w:before="0"/>
+      </w:pPr>
+      <w:r>
+        <w:rPr>
+          <w:rFonts w:ascii="Consolas" w:hAnsi="Consolas"/>
+          <w:sz w:val="20"/>
+        </w:rPr>
+        <w:t xml:space="preserve">    Serial.println("\n[1/3] Kiem tra ket noi I2C LCD 1602 (SDA=21, SCL=22)...");</w:t>
+      </w:r>
+    </w:p>
+    <w:p>
+      <w:pPr>
+        <w:spacing w:after="0" w:before="0"/>
+      </w:pPr>
+      <w:r>
+        <w:rPr>
+          <w:rFonts w:ascii="Consolas" w:hAnsi="Consolas"/>
+          <w:sz w:val="20"/>
+        </w:rPr>
+        <w:t xml:space="preserve">    pinMode(21, INPUT_PULLUP);</w:t>
+      </w:r>
+    </w:p>
+    <w:p>
+      <w:pPr>
+        <w:spacing w:after="0" w:before="0"/>
+      </w:pPr>
+      <w:r>
+        <w:rPr>
+          <w:rFonts w:ascii="Consolas" w:hAnsi="Consolas"/>
+          <w:sz w:val="20"/>
+        </w:rPr>
+        <w:t xml:space="preserve">    pinMode(22, INPUT_PULLUP);</w:t>
+      </w:r>
+    </w:p>
+    <w:p>
+      <w:pPr>
+        <w:spacing w:after="0" w:before="0"/>
+      </w:pPr>
+      <w:r>
+        <w:rPr>
+          <w:rFonts w:ascii="Consolas" w:hAnsi="Consolas"/>
+          <w:sz w:val="20"/>
+        </w:rPr>
+        <w:t xml:space="preserve"> </w:t>
+      </w:r>
+    </w:p>
+    <w:p>
+      <w:pPr>
+        <w:spacing w:after="0" w:before="0"/>
+      </w:pPr>
+      <w:r>
+        <w:rPr>
+          <w:rFonts w:ascii="Consolas" w:hAnsi="Consolas"/>
+          <w:sz w:val="20"/>
+        </w:rPr>
+        <w:t xml:space="preserve">    Wire.begin(21, 22);</w:t>
+      </w:r>
+    </w:p>
+    <w:p>
+      <w:pPr>
+        <w:spacing w:after="0" w:before="0"/>
+      </w:pPr>
+      <w:r>
+        <w:rPr>
+          <w:rFonts w:ascii="Consolas" w:hAnsi="Consolas"/>
+          <w:sz w:val="20"/>
+        </w:rPr>
+        <w:t xml:space="preserve">    Wire.setClock(100000);</w:t>
+      </w:r>
+    </w:p>
+    <w:p>
+      <w:pPr>
+        <w:spacing w:after="0" w:before="0"/>
+      </w:pPr>
+      <w:r>
+        <w:rPr>
+          <w:rFonts w:ascii="Consolas" w:hAnsi="Consolas"/>
+          <w:sz w:val="20"/>
+        </w:rPr>
+        <w:t xml:space="preserve">    Wire.setTimeOut(25); // Timeout 25ms chống treo vi điều khiển</w:t>
+      </w:r>
+    </w:p>
+    <w:p>
+      <w:pPr>
+        <w:spacing w:after="0" w:before="0"/>
+      </w:pPr>
+      <w:r>
+        <w:rPr>
+          <w:rFonts w:ascii="Consolas" w:hAnsi="Consolas"/>
+          <w:sz w:val="20"/>
+        </w:rPr>
+        <w:t xml:space="preserve">    delay(50);</w:t>
+      </w:r>
+    </w:p>
+    <w:p>
+      <w:pPr>
+        <w:spacing w:after="0" w:before="0"/>
+      </w:pPr>
+      <w:r>
+        <w:rPr>
+          <w:rFonts w:ascii="Consolas" w:hAnsi="Consolas"/>
+          <w:sz w:val="20"/>
+        </w:rPr>
+        <w:t xml:space="preserve"> </w:t>
+      </w:r>
+    </w:p>
+    <w:p>
+      <w:pPr>
+        <w:spacing w:after="0" w:before="0"/>
+      </w:pPr>
+      <w:r>
+        <w:rPr>
+          <w:rFonts w:ascii="Consolas" w:hAnsi="Consolas"/>
+          <w:sz w:val="20"/>
+        </w:rPr>
+        <w:t xml:space="preserve">    Wire.beginTransmission(0x27);</w:t>
+      </w:r>
+    </w:p>
+    <w:p>
+      <w:pPr>
+        <w:spacing w:after="0" w:before="0"/>
+      </w:pPr>
+      <w:r>
+        <w:rPr>
+          <w:rFonts w:ascii="Consolas" w:hAnsi="Consolas"/>
+          <w:sz w:val="20"/>
+        </w:rPr>
+        <w:t xml:space="preserve">    byte err27 = Wire.endTransmission();</w:t>
+      </w:r>
+    </w:p>
+    <w:p>
+      <w:pPr>
+        <w:spacing w:after="0" w:before="0"/>
+      </w:pPr>
+      <w:r>
+        <w:rPr>
+          <w:rFonts w:ascii="Consolas" w:hAnsi="Consolas"/>
+          <w:sz w:val="20"/>
+        </w:rPr>
+        <w:t xml:space="preserve"> </w:t>
+      </w:r>
+    </w:p>
+    <w:p>
+      <w:pPr>
+        <w:spacing w:after="0" w:before="0"/>
+      </w:pPr>
+      <w:r>
+        <w:rPr>
+          <w:rFonts w:ascii="Consolas" w:hAnsi="Consolas"/>
+          <w:sz w:val="20"/>
+        </w:rPr>
+        <w:t xml:space="preserve">    Wire.beginTransmission(0x3F);</w:t>
+      </w:r>
+    </w:p>
+    <w:p>
+      <w:pPr>
+        <w:spacing w:after="0" w:before="0"/>
+      </w:pPr>
+      <w:r>
+        <w:rPr>
+          <w:rFonts w:ascii="Consolas" w:hAnsi="Consolas"/>
+          <w:sz w:val="20"/>
+        </w:rPr>
+        <w:t xml:space="preserve">    byte err3F = Wire.endTransmission();</w:t>
+      </w:r>
+    </w:p>
+    <w:p>
+      <w:pPr>
+        <w:spacing w:after="0" w:before="0"/>
+      </w:pPr>
+      <w:r>
+        <w:rPr>
+          <w:rFonts w:ascii="Consolas" w:hAnsi="Consolas"/>
+          <w:sz w:val="20"/>
+        </w:rPr>
+        <w:t xml:space="preserve"> </w:t>
+      </w:r>
+    </w:p>
+    <w:p>
+      <w:pPr>
+        <w:spacing w:after="0" w:before="0"/>
+      </w:pPr>
+      <w:r>
+        <w:rPr>
+          <w:rFonts w:ascii="Consolas" w:hAnsi="Consolas"/>
+          <w:sz w:val="20"/>
+        </w:rPr>
+        <w:t xml:space="preserve">    if (err27 == 0) {</w:t>
+      </w:r>
+    </w:p>
+    <w:p>
+      <w:pPr>
+        <w:spacing w:after="0" w:before="0"/>
+      </w:pPr>
+      <w:r>
+        <w:rPr>
+          <w:rFonts w:ascii="Consolas" w:hAnsi="Consolas"/>
+          <w:sz w:val="20"/>
+        </w:rPr>
+        <w:t xml:space="preserve">        lcd = &amp;lcd27;</w:t>
+      </w:r>
+    </w:p>
+    <w:p>
+      <w:pPr>
+        <w:spacing w:after="0" w:before="0"/>
+      </w:pPr>
+      <w:r>
+        <w:rPr>
+          <w:rFonts w:ascii="Consolas" w:hAnsi="Consolas"/>
+          <w:sz w:val="20"/>
+        </w:rPr>
+        <w:t xml:space="preserve">        lcdFound = true;</w:t>
+      </w:r>
+    </w:p>
+    <w:p>
+      <w:pPr>
+        <w:spacing w:after="0" w:before="0"/>
+      </w:pPr>
+      <w:r>
+        <w:rPr>
+          <w:rFonts w:ascii="Consolas" w:hAnsi="Consolas"/>
+          <w:sz w:val="20"/>
+        </w:rPr>
+        <w:t xml:space="preserve">        Serial.println("  -&gt; TIM THAY LCD 1602 TAI DIA CHI: 0x27 (PCF8574T)");</w:t>
+      </w:r>
+    </w:p>
+    <w:p>
+      <w:pPr>
+        <w:spacing w:after="0" w:before="0"/>
+      </w:pPr>
+      <w:r>
+        <w:rPr>
+          <w:rFonts w:ascii="Consolas" w:hAnsi="Consolas"/>
+          <w:sz w:val="20"/>
+        </w:rPr>
+        <w:t xml:space="preserve">    } else if (err3F == 0) {</w:t>
+      </w:r>
+    </w:p>
+    <w:p>
+      <w:pPr>
+        <w:spacing w:after="0" w:before="0"/>
+      </w:pPr>
+      <w:r>
+        <w:rPr>
+          <w:rFonts w:ascii="Consolas" w:hAnsi="Consolas"/>
+          <w:sz w:val="20"/>
+        </w:rPr>
+        <w:t xml:space="preserve">        lcd = &amp;lcd3F;</w:t>
+      </w:r>
+    </w:p>
+    <w:p>
+      <w:pPr>
+        <w:spacing w:after="0" w:before="0"/>
+      </w:pPr>
+      <w:r>
+        <w:rPr>
+          <w:rFonts w:ascii="Consolas" w:hAnsi="Consolas"/>
+          <w:sz w:val="20"/>
+        </w:rPr>
+        <w:t xml:space="preserve">        lcdFound = true;</w:t>
+      </w:r>
+    </w:p>
+    <w:p>
+      <w:pPr>
+        <w:spacing w:after="0" w:before="0"/>
+      </w:pPr>
+      <w:r>
+        <w:rPr>
+          <w:rFonts w:ascii="Consolas" w:hAnsi="Consolas"/>
+          <w:sz w:val="20"/>
+        </w:rPr>
+        <w:t xml:space="preserve">        Serial.println("  -&gt; TIM THAY LCD 1602 TAI DIA CHI: 0x3F (PCF8574AT)");</w:t>
+      </w:r>
+    </w:p>
+    <w:p>
+      <w:pPr>
+        <w:spacing w:after="0" w:before="0"/>
+      </w:pPr>
+      <w:r>
+        <w:rPr>
+          <w:rFonts w:ascii="Consolas" w:hAnsi="Consolas"/>
+          <w:sz w:val="20"/>
+        </w:rPr>
+        <w:t xml:space="preserve">    } else {</w:t>
+      </w:r>
+    </w:p>
+    <w:p>
+      <w:pPr>
+        <w:spacing w:after="0" w:before="0"/>
+      </w:pPr>
+      <w:r>
+        <w:rPr>
+          <w:rFonts w:ascii="Consolas" w:hAnsi="Consolas"/>
+          <w:sz w:val="20"/>
+        </w:rPr>
+        <w:t xml:space="preserve">        lcdFound = false;</w:t>
+      </w:r>
+    </w:p>
+    <w:p>
+      <w:pPr>
+        <w:spacing w:after="0" w:before="0"/>
+      </w:pPr>
+      <w:r>
+        <w:rPr>
+          <w:rFonts w:ascii="Consolas" w:hAnsi="Consolas"/>
+          <w:sz w:val="20"/>
+        </w:rPr>
+        <w:t xml:space="preserve">        Serial.println("  -&gt; [CANH BAO]: CHUA TIM THAY LCD 1602 TREN BUS I2C!");</w:t>
+      </w:r>
+    </w:p>
+    <w:p>
+      <w:pPr>
+        <w:spacing w:after="0" w:before="0"/>
+      </w:pPr>
+      <w:r>
+        <w:rPr>
+          <w:rFonts w:ascii="Consolas" w:hAnsi="Consolas"/>
+          <w:sz w:val="20"/>
+        </w:rPr>
+        <w:t xml:space="preserve">        Serial.println("     Kiem tra 4 day LCD (VCC 5V, GND, SDA 21, SCL 22) va bien tro xanh duong.");</w:t>
+      </w:r>
+    </w:p>
+    <w:p>
+      <w:pPr>
+        <w:spacing w:after="0" w:before="0"/>
+      </w:pPr>
+      <w:r>
+        <w:rPr>
+          <w:rFonts w:ascii="Consolas" w:hAnsi="Consolas"/>
+          <w:sz w:val="20"/>
+        </w:rPr>
+        <w:t xml:space="preserve">    }</w:t>
+      </w:r>
+    </w:p>
+    <w:p>
+      <w:pPr>
+        <w:spacing w:after="0" w:before="0"/>
+      </w:pPr>
+      <w:r>
+        <w:rPr>
+          <w:rFonts w:ascii="Consolas" w:hAnsi="Consolas"/>
+          <w:sz w:val="20"/>
+        </w:rPr>
+        <w:t xml:space="preserve"> </w:t>
+      </w:r>
+    </w:p>
+    <w:p>
+      <w:pPr>
+        <w:spacing w:after="0" w:before="0"/>
+      </w:pPr>
+      <w:r>
+        <w:rPr>
+          <w:rFonts w:ascii="Consolas" w:hAnsi="Consolas"/>
+          <w:sz w:val="20"/>
+        </w:rPr>
+        <w:t xml:space="preserve">    if (lcdFound) {</w:t>
+      </w:r>
+    </w:p>
+    <w:p>
+      <w:pPr>
+        <w:spacing w:after="0" w:before="0"/>
+      </w:pPr>
+      <w:r>
+        <w:rPr>
+          <w:rFonts w:ascii="Consolas" w:hAnsi="Consolas"/>
+          <w:sz w:val="20"/>
+        </w:rPr>
+        <w:t xml:space="preserve">        lcd-&gt;init();</w:t>
+      </w:r>
+    </w:p>
+    <w:p>
+      <w:pPr>
+        <w:spacing w:after="0" w:before="0"/>
+      </w:pPr>
+      <w:r>
+        <w:rPr>
+          <w:rFonts w:ascii="Consolas" w:hAnsi="Consolas"/>
+          <w:sz w:val="20"/>
+        </w:rPr>
+        <w:t xml:space="preserve">        lcd-&gt;backlight();</w:t>
+      </w:r>
+    </w:p>
+    <w:p>
+      <w:pPr>
+        <w:spacing w:after="0" w:before="0"/>
+      </w:pPr>
+      <w:r>
+        <w:rPr>
+          <w:rFonts w:ascii="Consolas" w:hAnsi="Consolas"/>
+          <w:sz w:val="20"/>
+        </w:rPr>
+        <w:t xml:space="preserve">        lcd-&gt;clear();</w:t>
+      </w:r>
+    </w:p>
+    <w:p>
+      <w:pPr>
+        <w:spacing w:after="0" w:before="0"/>
+      </w:pPr>
+      <w:r>
+        <w:rPr>
+          <w:rFonts w:ascii="Consolas" w:hAnsi="Consolas"/>
+          <w:sz w:val="20"/>
+        </w:rPr>
+        <w:t xml:space="preserve">        lcd-&gt;setCursor(0, 0);</w:t>
+      </w:r>
+    </w:p>
+    <w:p>
+      <w:pPr>
+        <w:spacing w:after="0" w:before="0"/>
+      </w:pPr>
+      <w:r>
+        <w:rPr>
+          <w:rFonts w:ascii="Consolas" w:hAnsi="Consolas"/>
+          <w:sz w:val="20"/>
+        </w:rPr>
+        <w:t xml:space="preserve">        lcd-&gt;print("SOLAR TRACKER 2X");</w:t>
+      </w:r>
+    </w:p>
+    <w:p>
+      <w:pPr>
+        <w:spacing w:after="0" w:before="0"/>
+      </w:pPr>
+      <w:r>
+        <w:rPr>
+          <w:rFonts w:ascii="Consolas" w:hAnsi="Consolas"/>
+          <w:sz w:val="20"/>
+        </w:rPr>
+        <w:t xml:space="preserve">        lcd-&gt;setCursor(0, 1);</w:t>
+      </w:r>
+    </w:p>
+    <w:p>
+      <w:pPr>
+        <w:spacing w:after="0" w:before="0"/>
+      </w:pPr>
+      <w:r>
+        <w:rPr>
+          <w:rFonts w:ascii="Consolas" w:hAnsi="Consolas"/>
+          <w:sz w:val="20"/>
+        </w:rPr>
+        <w:t xml:space="preserve">        lcd-&gt;print("ESP32 SAN SANG..");</w:t>
+      </w:r>
+    </w:p>
+    <w:p>
+      <w:pPr>
+        <w:spacing w:after="0" w:before="0"/>
+      </w:pPr>
+      <w:r>
+        <w:rPr>
+          <w:rFonts w:ascii="Consolas" w:hAnsi="Consolas"/>
+          <w:sz w:val="20"/>
+        </w:rPr>
+        <w:t xml:space="preserve">        delay(800);</w:t>
+      </w:r>
+    </w:p>
+    <w:p>
+      <w:pPr>
+        <w:spacing w:after="0" w:before="0"/>
+      </w:pPr>
+      <w:r>
+        <w:rPr>
+          <w:rFonts w:ascii="Consolas" w:hAnsi="Consolas"/>
+          <w:sz w:val="20"/>
+        </w:rPr>
+        <w:t xml:space="preserve">        lcd-&gt;clear();</w:t>
+      </w:r>
+    </w:p>
+    <w:p>
+      <w:pPr>
+        <w:spacing w:after="0" w:before="0"/>
+      </w:pPr>
+      <w:r>
+        <w:rPr>
+          <w:rFonts w:ascii="Consolas" w:hAnsi="Consolas"/>
+          <w:sz w:val="20"/>
+        </w:rPr>
+        <w:t xml:space="preserve">    }</w:t>
+      </w:r>
+    </w:p>
+    <w:p>
+      <w:pPr>
+        <w:spacing w:after="0" w:before="0"/>
+      </w:pPr>
+      <w:r>
+        <w:rPr>
+          <w:rFonts w:ascii="Consolas" w:hAnsi="Consolas"/>
+          <w:sz w:val="20"/>
+        </w:rPr>
+        <w:t>}</w:t>
+      </w:r>
+    </w:p>
+    <w:p>
+      <w:pPr>
+        <w:spacing w:after="0" w:before="0"/>
+      </w:pPr>
+      <w:r>
+        <w:rPr>
+          <w:rFonts w:ascii="Consolas" w:hAnsi="Consolas"/>
+          <w:sz w:val="20"/>
+        </w:rPr>
+        <w:t xml:space="preserve"> </w:t>
+      </w:r>
+    </w:p>
+    <w:p>
+      <w:pPr>
+        <w:spacing w:after="0" w:before="0"/>
+      </w:pPr>
+      <w:r>
+        <w:rPr>
+          <w:rFonts w:ascii="Consolas" w:hAnsi="Consolas"/>
+          <w:sz w:val="20"/>
+        </w:rPr>
+        <w:t>// ===================== HÀM ĐỌC ADC VÀ TÍNH ĐIỆN ÁP =====================</w:t>
+      </w:r>
+    </w:p>
+    <w:p>
+      <w:pPr>
+        <w:spacing w:after="0" w:before="0"/>
+      </w:pPr>
+      <w:r>
+        <w:rPr>
+          <w:rFonts w:ascii="Consolas" w:hAnsi="Consolas"/>
+          <w:sz w:val="20"/>
+        </w:rPr>
+        <w:t>float readVoltageOnly(int pin, int samples = 16) {</w:t>
+      </w:r>
+    </w:p>
+    <w:p>
+      <w:pPr>
+        <w:spacing w:after="0" w:before="0"/>
+      </w:pPr>
+      <w:r>
+        <w:rPr>
+          <w:rFonts w:ascii="Consolas" w:hAnsi="Consolas"/>
+          <w:sz w:val="20"/>
+        </w:rPr>
+        <w:t xml:space="preserve">    long sum = 0;</w:t>
+      </w:r>
+    </w:p>
+    <w:p>
+      <w:pPr>
+        <w:spacing w:after="0" w:before="0"/>
+      </w:pPr>
+      <w:r>
+        <w:rPr>
+          <w:rFonts w:ascii="Consolas" w:hAnsi="Consolas"/>
+          <w:sz w:val="20"/>
+        </w:rPr>
+        <w:t xml:space="preserve">    int rawArray[16];</w:t>
+      </w:r>
+    </w:p>
+    <w:p>
+      <w:pPr>
+        <w:spacing w:after="0" w:before="0"/>
+      </w:pPr>
+      <w:r>
+        <w:rPr>
+          <w:rFonts w:ascii="Consolas" w:hAnsi="Consolas"/>
+          <w:sz w:val="20"/>
+        </w:rPr>
+        <w:t xml:space="preserve"> </w:t>
+      </w:r>
+    </w:p>
+    <w:p>
+      <w:pPr>
+        <w:spacing w:after="0" w:before="0"/>
+      </w:pPr>
+      <w:r>
+        <w:rPr>
+          <w:rFonts w:ascii="Consolas" w:hAnsi="Consolas"/>
+          <w:sz w:val="20"/>
+        </w:rPr>
+        <w:t xml:space="preserve">    for (int i = 0; i &lt; samples; i++) {</w:t>
+      </w:r>
+    </w:p>
+    <w:p>
+      <w:pPr>
+        <w:spacing w:after="0" w:before="0"/>
+      </w:pPr>
+      <w:r>
+        <w:rPr>
+          <w:rFonts w:ascii="Consolas" w:hAnsi="Consolas"/>
+          <w:sz w:val="20"/>
+        </w:rPr>
+        <w:t xml:space="preserve">        rawArray[i] = analogRead(pin);</w:t>
+      </w:r>
+    </w:p>
+    <w:p>
+      <w:pPr>
+        <w:spacing w:after="0" w:before="0"/>
+      </w:pPr>
+      <w:r>
+        <w:rPr>
+          <w:rFonts w:ascii="Consolas" w:hAnsi="Consolas"/>
+          <w:sz w:val="20"/>
+        </w:rPr>
+        <w:t xml:space="preserve">        sum += rawArray[i];</w:t>
+      </w:r>
+    </w:p>
+    <w:p>
+      <w:pPr>
+        <w:spacing w:after="0" w:before="0"/>
+      </w:pPr>
+      <w:r>
+        <w:rPr>
+          <w:rFonts w:ascii="Consolas" w:hAnsi="Consolas"/>
+          <w:sz w:val="20"/>
+        </w:rPr>
+        <w:t xml:space="preserve">        delayMicroseconds(60);</w:t>
+      </w:r>
+    </w:p>
+    <w:p>
+      <w:pPr>
+        <w:spacing w:after="0" w:before="0"/>
+      </w:pPr>
+      <w:r>
+        <w:rPr>
+          <w:rFonts w:ascii="Consolas" w:hAnsi="Consolas"/>
+          <w:sz w:val="20"/>
+        </w:rPr>
+        <w:t xml:space="preserve">    }</w:t>
+      </w:r>
+    </w:p>
+    <w:p>
+      <w:pPr>
+        <w:spacing w:after="0" w:before="0"/>
+      </w:pPr>
+      <w:r>
+        <w:rPr>
+          <w:rFonts w:ascii="Consolas" w:hAnsi="Consolas"/>
+          <w:sz w:val="20"/>
+        </w:rPr>
+        <w:t xml:space="preserve"> </w:t>
+      </w:r>
+    </w:p>
+    <w:p>
+      <w:pPr>
+        <w:spacing w:after="0" w:before="0"/>
+      </w:pPr>
+      <w:r>
+        <w:rPr>
+          <w:rFonts w:ascii="Consolas" w:hAnsi="Consolas"/>
+          <w:sz w:val="20"/>
+        </w:rPr>
+        <w:t xml:space="preserve">    int avgRaw = sum / samples;</w:t>
+      </w:r>
+    </w:p>
+    <w:p>
+      <w:pPr>
+        <w:spacing w:after="0" w:before="0"/>
+      </w:pPr>
+      <w:r>
+        <w:rPr>
+          <w:rFonts w:ascii="Consolas" w:hAnsi="Consolas"/>
+          <w:sz w:val="20"/>
+        </w:rPr>
+        <w:t xml:space="preserve">    long refinedSum = 0;</w:t>
+      </w:r>
+    </w:p>
+    <w:p>
+      <w:pPr>
+        <w:spacing w:after="0" w:before="0"/>
+      </w:pPr>
+      <w:r>
+        <w:rPr>
+          <w:rFonts w:ascii="Consolas" w:hAnsi="Consolas"/>
+          <w:sz w:val="20"/>
+        </w:rPr>
+        <w:t xml:space="preserve">    int validCount = 0;</w:t>
+      </w:r>
+    </w:p>
+    <w:p>
+      <w:pPr>
+        <w:spacing w:after="0" w:before="0"/>
+      </w:pPr>
+      <w:r>
+        <w:rPr>
+          <w:rFonts w:ascii="Consolas" w:hAnsi="Consolas"/>
+          <w:sz w:val="20"/>
+        </w:rPr>
+        <w:t xml:space="preserve"> </w:t>
+      </w:r>
+    </w:p>
+    <w:p>
+      <w:pPr>
+        <w:spacing w:after="0" w:before="0"/>
+      </w:pPr>
+      <w:r>
+        <w:rPr>
+          <w:rFonts w:ascii="Consolas" w:hAnsi="Consolas"/>
+          <w:sz w:val="20"/>
+        </w:rPr>
+        <w:t xml:space="preserve">    for (int i = 0; i &lt; samples; i++) {</w:t>
+      </w:r>
+    </w:p>
+    <w:p>
+      <w:pPr>
+        <w:spacing w:after="0" w:before="0"/>
+      </w:pPr>
+      <w:r>
+        <w:rPr>
+          <w:rFonts w:ascii="Consolas" w:hAnsi="Consolas"/>
+          <w:sz w:val="20"/>
+        </w:rPr>
+        <w:t xml:space="preserve">        if (abs(rawArray[i] - avgRaw) * 4 &lt; avgRaw) { // Lọc bỏ mẫu lệch &gt; 25%</w:t>
+      </w:r>
+    </w:p>
+    <w:p>
+      <w:pPr>
+        <w:spacing w:after="0" w:before="0"/>
+      </w:pPr>
+      <w:r>
+        <w:rPr>
+          <w:rFonts w:ascii="Consolas" w:hAnsi="Consolas"/>
+          <w:sz w:val="20"/>
+        </w:rPr>
+        <w:t xml:space="preserve">            refinedSum += rawArray[i];</w:t>
+      </w:r>
+    </w:p>
+    <w:p>
+      <w:pPr>
+        <w:spacing w:after="0" w:before="0"/>
+      </w:pPr>
+      <w:r>
+        <w:rPr>
+          <w:rFonts w:ascii="Consolas" w:hAnsi="Consolas"/>
+          <w:sz w:val="20"/>
+        </w:rPr>
+        <w:t xml:space="preserve">            validCount++;</w:t>
+      </w:r>
+    </w:p>
+    <w:p>
+      <w:pPr>
+        <w:spacing w:after="0" w:before="0"/>
+      </w:pPr>
+      <w:r>
+        <w:rPr>
+          <w:rFonts w:ascii="Consolas" w:hAnsi="Consolas"/>
+          <w:sz w:val="20"/>
+        </w:rPr>
+        <w:t xml:space="preserve">        }</w:t>
+      </w:r>
+    </w:p>
+    <w:p>
+      <w:pPr>
+        <w:spacing w:after="0" w:before="0"/>
+      </w:pPr>
+      <w:r>
+        <w:rPr>
+          <w:rFonts w:ascii="Consolas" w:hAnsi="Consolas"/>
+          <w:sz w:val="20"/>
+        </w:rPr>
+        <w:t xml:space="preserve">    }</w:t>
+      </w:r>
+    </w:p>
+    <w:p>
+      <w:pPr>
+        <w:spacing w:after="0" w:before="0"/>
+      </w:pPr>
+      <w:r>
+        <w:rPr>
+          <w:rFonts w:ascii="Consolas" w:hAnsi="Consolas"/>
+          <w:sz w:val="20"/>
+        </w:rPr>
+        <w:t xml:space="preserve"> </w:t>
+      </w:r>
+    </w:p>
+    <w:p>
+      <w:pPr>
+        <w:spacing w:after="0" w:before="0"/>
+      </w:pPr>
+      <w:r>
+        <w:rPr>
+          <w:rFonts w:ascii="Consolas" w:hAnsi="Consolas"/>
+          <w:sz w:val="20"/>
+        </w:rPr>
+        <w:t xml:space="preserve">    int finalRaw = (validCount &gt; 0) ? (refinedSum / validCount) : avgRaw;</w:t>
+      </w:r>
+    </w:p>
+    <w:p>
+      <w:pPr>
+        <w:spacing w:after="0" w:before="0"/>
+      </w:pPr>
+      <w:r>
+        <w:rPr>
+          <w:rFonts w:ascii="Consolas" w:hAnsi="Consolas"/>
+          <w:sz w:val="20"/>
+        </w:rPr>
+        <w:t xml:space="preserve">    float volt = ((float)finalRaw * 3.3f) / 4095.0f;</w:t>
+      </w:r>
+    </w:p>
+    <w:p>
+      <w:pPr>
+        <w:spacing w:after="0" w:before="0"/>
+      </w:pPr>
+      <w:r>
+        <w:rPr>
+          <w:rFonts w:ascii="Consolas" w:hAnsi="Consolas"/>
+          <w:sz w:val="20"/>
+        </w:rPr>
+        <w:t xml:space="preserve">    return volt;</w:t>
+      </w:r>
+    </w:p>
+    <w:p>
+      <w:pPr>
+        <w:spacing w:after="0" w:before="0"/>
+      </w:pPr>
+      <w:r>
+        <w:rPr>
+          <w:rFonts w:ascii="Consolas" w:hAnsi="Consolas"/>
+          <w:sz w:val="20"/>
+        </w:rPr>
+        <w:t>}</w:t>
+      </w:r>
+    </w:p>
+    <w:p>
+      <w:pPr>
+        <w:spacing w:after="0" w:before="0"/>
+      </w:pPr>
+      <w:r>
+        <w:rPr>
+          <w:rFonts w:ascii="Consolas" w:hAnsi="Consolas"/>
+          <w:sz w:val="20"/>
+        </w:rPr>
+        <w:t xml:space="preserve"> </w:t>
+      </w:r>
+    </w:p>
+    <w:p>
+      <w:pPr>
+        <w:spacing w:after="0" w:before="0"/>
+      </w:pPr>
+      <w:r>
+        <w:rPr>
+          <w:rFonts w:ascii="Consolas" w:hAnsi="Consolas"/>
+          <w:sz w:val="20"/>
+        </w:rPr>
+        <w:t>// ===================== THIẾT LẬP BAN ĐẦU (SETUP) =====================</w:t>
+      </w:r>
+    </w:p>
+    <w:p>
+      <w:pPr>
+        <w:spacing w:after="0" w:before="0"/>
+      </w:pPr>
+      <w:r>
+        <w:rPr>
+          <w:rFonts w:ascii="Consolas" w:hAnsi="Consolas"/>
+          <w:sz w:val="20"/>
+        </w:rPr>
+        <w:t>void setup() {</w:t>
+      </w:r>
+    </w:p>
+    <w:p>
+      <w:pPr>
+        <w:spacing w:after="0" w:before="0"/>
+      </w:pPr>
+      <w:r>
+        <w:rPr>
+          <w:rFonts w:ascii="Consolas" w:hAnsi="Consolas"/>
+          <w:sz w:val="20"/>
+        </w:rPr>
+        <w:t xml:space="preserve">    Serial.begin(115200);</w:t>
+      </w:r>
+    </w:p>
+    <w:p>
+      <w:pPr>
+        <w:spacing w:after="0" w:before="0"/>
+      </w:pPr>
+      <w:r>
+        <w:rPr>
+          <w:rFonts w:ascii="Consolas" w:hAnsi="Consolas"/>
+          <w:sz w:val="20"/>
+        </w:rPr>
+        <w:t xml:space="preserve"> </w:t>
+      </w:r>
+    </w:p>
+    <w:p>
+      <w:pPr>
+        <w:spacing w:after="0" w:before="0"/>
+      </w:pPr>
+      <w:r>
+        <w:rPr>
+          <w:rFonts w:ascii="Consolas" w:hAnsi="Consolas"/>
+          <w:sz w:val="20"/>
+        </w:rPr>
+        <w:t xml:space="preserve">    pinMode(PIN_LED_ONBOARD, OUTPUT);</w:t>
+      </w:r>
+    </w:p>
+    <w:p>
+      <w:pPr>
+        <w:spacing w:after="0" w:before="0"/>
+      </w:pPr>
+      <w:r>
+        <w:rPr>
+          <w:rFonts w:ascii="Consolas" w:hAnsi="Consolas"/>
+          <w:sz w:val="20"/>
+        </w:rPr>
+        <w:t xml:space="preserve">    digitalWrite(PIN_LED_ONBOARD, HIGH);</w:t>
+      </w:r>
+    </w:p>
+    <w:p>
+      <w:pPr>
+        <w:spacing w:after="0" w:before="0"/>
+      </w:pPr>
+      <w:r>
+        <w:rPr>
+          <w:rFonts w:ascii="Consolas" w:hAnsi="Consolas"/>
+          <w:sz w:val="20"/>
+        </w:rPr>
+        <w:t xml:space="preserve"> </w:t>
+      </w:r>
+    </w:p>
+    <w:p>
+      <w:pPr>
+        <w:spacing w:after="0" w:before="0"/>
+      </w:pPr>
+      <w:r>
+        <w:rPr>
+          <w:rFonts w:ascii="Consolas" w:hAnsi="Consolas"/>
+          <w:sz w:val="20"/>
+        </w:rPr>
+        <w:t xml:space="preserve">    delay(1000);</w:t>
+      </w:r>
+    </w:p>
+    <w:p>
+      <w:pPr>
+        <w:spacing w:after="0" w:before="0"/>
+      </w:pPr>
+      <w:r>
+        <w:rPr>
+          <w:rFonts w:ascii="Consolas" w:hAnsi="Consolas"/>
+          <w:sz w:val="20"/>
+        </w:rPr>
+        <w:t xml:space="preserve"> </w:t>
+      </w:r>
+    </w:p>
+    <w:p>
+      <w:pPr>
+        <w:spacing w:after="0" w:before="0"/>
+      </w:pPr>
+      <w:r>
+        <w:rPr>
+          <w:rFonts w:ascii="Consolas" w:hAnsi="Consolas"/>
+          <w:sz w:val="20"/>
+        </w:rPr>
+        <w:t xml:space="preserve">    Serial.println("\n");</w:t>
+      </w:r>
+    </w:p>
+    <w:p>
+      <w:pPr>
+        <w:spacing w:after="0" w:before="0"/>
+      </w:pPr>
+      <w:r>
+        <w:rPr>
+          <w:rFonts w:ascii="Consolas" w:hAnsi="Consolas"/>
+          <w:sz w:val="20"/>
+        </w:rPr>
+        <w:t xml:space="preserve">    Serial.println("*******************************************************************************");</w:t>
+      </w:r>
+    </w:p>
+    <w:p>
+      <w:pPr>
+        <w:spacing w:after="0" w:before="0"/>
+      </w:pPr>
+      <w:r>
+        <w:rPr>
+          <w:rFonts w:ascii="Consolas" w:hAnsi="Consolas"/>
+          <w:sz w:val="20"/>
+        </w:rPr>
+        <w:t xml:space="preserve">    Serial.println("   DO AN CO DIEN TU - BAN NANG MAT TROI 2 TRUC SERVO SG90 (LCD 1602 I2C)       ");</w:t>
+      </w:r>
+    </w:p>
+    <w:p>
+      <w:pPr>
+        <w:spacing w:after="0" w:before="0"/>
+      </w:pPr>
+      <w:r>
+        <w:rPr>
+          <w:rFonts w:ascii="Consolas" w:hAnsi="Consolas"/>
+          <w:sz w:val="20"/>
+        </w:rPr>
+        <w:t xml:space="preserve">    Serial.println("   ESP32 DevKit | 4 Quang tro (32-35) | 2 Servo SG90 (sv1: 19, sv2: 18)        ");</w:t>
+      </w:r>
+    </w:p>
+    <w:p>
+      <w:pPr>
+        <w:spacing w:after="0" w:before="0"/>
+      </w:pPr>
+      <w:r>
+        <w:rPr>
+          <w:rFonts w:ascii="Consolas" w:hAnsi="Consolas"/>
+          <w:sz w:val="20"/>
+        </w:rPr>
+        <w:t xml:space="preserve">    Serial.println("   [LCD 1602: Chi hien thi dien ap 4 quang tro - Lay 1 chu so sau dau phay]    ");</w:t>
+      </w:r>
+    </w:p>
+    <w:p>
+      <w:pPr>
+        <w:spacing w:after="0" w:before="0"/>
+      </w:pPr>
+      <w:r>
+        <w:rPr>
+          <w:rFonts w:ascii="Consolas" w:hAnsi="Consolas"/>
+          <w:sz w:val="20"/>
+        </w:rPr>
+        <w:t xml:space="preserve">    Serial.println("*******************************************************************************");</w:t>
+      </w:r>
+    </w:p>
+    <w:p>
+      <w:pPr>
+        <w:spacing w:after="0" w:before="0"/>
+      </w:pPr>
+      <w:r>
+        <w:rPr>
+          <w:rFonts w:ascii="Consolas" w:hAnsi="Consolas"/>
+          <w:sz w:val="20"/>
+        </w:rPr>
+        <w:t xml:space="preserve"> </w:t>
+      </w:r>
+    </w:p>
+    <w:p>
+      <w:pPr>
+        <w:spacing w:after="0" w:before="0"/>
+      </w:pPr>
+      <w:r>
+        <w:rPr>
+          <w:rFonts w:ascii="Consolas" w:hAnsi="Consolas"/>
+          <w:sz w:val="20"/>
+        </w:rPr>
+        <w:t xml:space="preserve">    // 1. Cấu hình ADC ESP32</w:t>
+      </w:r>
+    </w:p>
+    <w:p>
+      <w:pPr>
+        <w:spacing w:after="0" w:before="0"/>
+      </w:pPr>
+      <w:r>
+        <w:rPr>
+          <w:rFonts w:ascii="Consolas" w:hAnsi="Consolas"/>
+          <w:sz w:val="20"/>
+        </w:rPr>
+        <w:t xml:space="preserve">    Serial.println("[1/3] Cau hinh bo doc ADC 12-bit (GPIO 32, 33, 34, 35)...");</w:t>
+      </w:r>
+    </w:p>
+    <w:p>
+      <w:pPr>
+        <w:spacing w:after="0" w:before="0"/>
+      </w:pPr>
+      <w:r>
+        <w:rPr>
+          <w:rFonts w:ascii="Consolas" w:hAnsi="Consolas"/>
+          <w:sz w:val="20"/>
+        </w:rPr>
+        <w:t xml:space="preserve">    analogReadResolution(12);</w:t>
+      </w:r>
+    </w:p>
+    <w:p>
+      <w:pPr>
+        <w:spacing w:after="0" w:before="0"/>
+      </w:pPr>
+      <w:r>
+        <w:rPr>
+          <w:rFonts w:ascii="Consolas" w:hAnsi="Consolas"/>
+          <w:sz w:val="20"/>
+        </w:rPr>
+        <w:t xml:space="preserve">    analogSetPinAttenuation(PIN_LDR_TL, ADC_11db);</w:t>
+      </w:r>
+    </w:p>
+    <w:p>
+      <w:pPr>
+        <w:spacing w:after="0" w:before="0"/>
+      </w:pPr>
+      <w:r>
+        <w:rPr>
+          <w:rFonts w:ascii="Consolas" w:hAnsi="Consolas"/>
+          <w:sz w:val="20"/>
+        </w:rPr>
+        <w:t xml:space="preserve">    analogSetPinAttenuation(PIN_LDR_TR, ADC_11db);</w:t>
+      </w:r>
+    </w:p>
+    <w:p>
+      <w:pPr>
+        <w:spacing w:after="0" w:before="0"/>
+      </w:pPr>
+      <w:r>
+        <w:rPr>
+          <w:rFonts w:ascii="Consolas" w:hAnsi="Consolas"/>
+          <w:sz w:val="20"/>
+        </w:rPr>
+        <w:t xml:space="preserve">    analogSetPinAttenuation(PIN_LDR_BL, ADC_11db);</w:t>
+      </w:r>
+    </w:p>
+    <w:p>
+      <w:pPr>
+        <w:spacing w:after="0" w:before="0"/>
+      </w:pPr>
+      <w:r>
+        <w:rPr>
+          <w:rFonts w:ascii="Consolas" w:hAnsi="Consolas"/>
+          <w:sz w:val="20"/>
+        </w:rPr>
+        <w:t xml:space="preserve">    analogSetPinAttenuation(PIN_LDR_BR, ADC_11db);</w:t>
+      </w:r>
+    </w:p>
+    <w:p>
+      <w:pPr>
+        <w:spacing w:after="0" w:before="0"/>
+      </w:pPr>
+      <w:r>
+        <w:rPr>
+          <w:rFonts w:ascii="Consolas" w:hAnsi="Consolas"/>
+          <w:sz w:val="20"/>
+        </w:rPr>
+        <w:t xml:space="preserve"> </w:t>
+      </w:r>
+    </w:p>
+    <w:p>
+      <w:pPr>
+        <w:spacing w:after="0" w:before="0"/>
+      </w:pPr>
+      <w:r>
+        <w:rPr>
+          <w:rFonts w:ascii="Consolas" w:hAnsi="Consolas"/>
+          <w:sz w:val="20"/>
+        </w:rPr>
+        <w:t xml:space="preserve">    // 2. Khởi tạo I2C LCD 1602 có bảo vệ chống treo</w:t>
+      </w:r>
+    </w:p>
+    <w:p>
+      <w:pPr>
+        <w:spacing w:after="0" w:before="0"/>
+      </w:pPr>
+      <w:r>
+        <w:rPr>
+          <w:rFonts w:ascii="Consolas" w:hAnsi="Consolas"/>
+          <w:sz w:val="20"/>
+        </w:rPr>
+        <w:t xml:space="preserve">    initI2CSafe();</w:t>
+      </w:r>
+    </w:p>
+    <w:p>
+      <w:pPr>
+        <w:spacing w:after="0" w:before="0"/>
+      </w:pPr>
+      <w:r>
+        <w:rPr>
+          <w:rFonts w:ascii="Consolas" w:hAnsi="Consolas"/>
+          <w:sz w:val="20"/>
+        </w:rPr>
+        <w:t xml:space="preserve"> </w:t>
+      </w:r>
+    </w:p>
+    <w:p>
+      <w:pPr>
+        <w:spacing w:after="0" w:before="0"/>
+      </w:pPr>
+      <w:r>
+        <w:rPr>
+          <w:rFonts w:ascii="Consolas" w:hAnsi="Consolas"/>
+          <w:sz w:val="20"/>
+        </w:rPr>
+        <w:t xml:space="preserve">    // 3. Khởi tạo 2 Servo SG90</w:t>
+      </w:r>
+    </w:p>
+    <w:p>
+      <w:pPr>
+        <w:spacing w:after="0" w:before="0"/>
+      </w:pPr>
+      <w:r>
+        <w:rPr>
+          <w:rFonts w:ascii="Consolas" w:hAnsi="Consolas"/>
+          <w:sz w:val="20"/>
+        </w:rPr>
+        <w:t xml:space="preserve">    Serial.println("[2/3] Khoi tao 2 dong co Servo SG90 (sv1: chan 19, sv2: chan 18)...");</w:t>
+      </w:r>
+    </w:p>
+    <w:p>
+      <w:pPr>
+        <w:spacing w:after="0" w:before="0"/>
+      </w:pPr>
+      <w:r>
+        <w:rPr>
+          <w:rFonts w:ascii="Consolas" w:hAnsi="Consolas"/>
+          <w:sz w:val="20"/>
+        </w:rPr>
+        <w:t xml:space="preserve">    servoH.setPeriodHertz(50);</w:t>
+      </w:r>
+    </w:p>
+    <w:p>
+      <w:pPr>
+        <w:spacing w:after="0" w:before="0"/>
+      </w:pPr>
+      <w:r>
+        <w:rPr>
+          <w:rFonts w:ascii="Consolas" w:hAnsi="Consolas"/>
+          <w:sz w:val="20"/>
+        </w:rPr>
+        <w:t xml:space="preserve">    servoH.attach(PIN_SERVO_H, 500, 2400); // sv1 - chân 19</w:t>
+      </w:r>
+    </w:p>
+    <w:p>
+      <w:pPr>
+        <w:spacing w:after="0" w:before="0"/>
+      </w:pPr>
+      <w:r>
+        <w:rPr>
+          <w:rFonts w:ascii="Consolas" w:hAnsi="Consolas"/>
+          <w:sz w:val="20"/>
+        </w:rPr>
+        <w:t xml:space="preserve"> </w:t>
+      </w:r>
+    </w:p>
+    <w:p>
+      <w:pPr>
+        <w:spacing w:after="0" w:before="0"/>
+      </w:pPr>
+      <w:r>
+        <w:rPr>
+          <w:rFonts w:ascii="Consolas" w:hAnsi="Consolas"/>
+          <w:sz w:val="20"/>
+        </w:rPr>
+        <w:t xml:space="preserve">    servoV.setPeriodHertz(50);</w:t>
+      </w:r>
+    </w:p>
+    <w:p>
+      <w:pPr>
+        <w:spacing w:after="0" w:before="0"/>
+      </w:pPr>
+      <w:r>
+        <w:rPr>
+          <w:rFonts w:ascii="Consolas" w:hAnsi="Consolas"/>
+          <w:sz w:val="20"/>
+        </w:rPr>
+        <w:t xml:space="preserve">    servoV.attach(PIN_SERVO_V, 500, 2400); // sv2 - chân 18</w:t>
+      </w:r>
+    </w:p>
+    <w:p>
+      <w:pPr>
+        <w:spacing w:after="0" w:before="0"/>
+      </w:pPr>
+      <w:r>
+        <w:rPr>
+          <w:rFonts w:ascii="Consolas" w:hAnsi="Consolas"/>
+          <w:sz w:val="20"/>
+        </w:rPr>
+        <w:t xml:space="preserve"> </w:t>
+      </w:r>
+    </w:p>
+    <w:p>
+      <w:pPr>
+        <w:spacing w:after="0" w:before="0"/>
+      </w:pPr>
+      <w:r>
+        <w:rPr>
+          <w:rFonts w:ascii="Consolas" w:hAnsi="Consolas"/>
+          <w:sz w:val="20"/>
+        </w:rPr>
+        <w:t xml:space="preserve">    servoH.write(angleH);</w:t>
+      </w:r>
+    </w:p>
+    <w:p>
+      <w:pPr>
+        <w:spacing w:after="0" w:before="0"/>
+      </w:pPr>
+      <w:r>
+        <w:rPr>
+          <w:rFonts w:ascii="Consolas" w:hAnsi="Consolas"/>
+          <w:sz w:val="20"/>
+        </w:rPr>
+        <w:t xml:space="preserve">    servoV.write(angleV);</w:t>
+      </w:r>
+    </w:p>
+    <w:p>
+      <w:pPr>
+        <w:spacing w:after="0" w:before="0"/>
+      </w:pPr>
+      <w:r>
+        <w:rPr>
+          <w:rFonts w:ascii="Consolas" w:hAnsi="Consolas"/>
+          <w:sz w:val="20"/>
+        </w:rPr>
+        <w:t xml:space="preserve"> </w:t>
+      </w:r>
+    </w:p>
+    <w:p>
+      <w:pPr>
+        <w:spacing w:after="0" w:before="0"/>
+      </w:pPr>
+      <w:r>
+        <w:rPr>
+          <w:rFonts w:ascii="Consolas" w:hAnsi="Consolas"/>
+          <w:sz w:val="20"/>
+        </w:rPr>
+        <w:t xml:space="preserve">    Serial.println("===&gt; KHOI DONG HOAN TAT! BAT DAU VONG LAP DIEU KHIEN...");</w:t>
+      </w:r>
+    </w:p>
+    <w:p>
+      <w:pPr>
+        <w:spacing w:after="0" w:before="0"/>
+      </w:pPr>
+      <w:r>
+        <w:rPr>
+          <w:rFonts w:ascii="Consolas" w:hAnsi="Consolas"/>
+          <w:sz w:val="20"/>
+        </w:rPr>
+        <w:t xml:space="preserve">    Serial.println("*******************************************************************************\n");</w:t>
+      </w:r>
+    </w:p>
+    <w:p>
+      <w:pPr>
+        <w:spacing w:after="0" w:before="0"/>
+      </w:pPr>
+      <w:r>
+        <w:rPr>
+          <w:rFonts w:ascii="Consolas" w:hAnsi="Consolas"/>
+          <w:sz w:val="20"/>
+        </w:rPr>
+        <w:t xml:space="preserve">    digitalWrite(PIN_LED_ONBOARD, LOW);</w:t>
+      </w:r>
+    </w:p>
+    <w:p>
+      <w:pPr>
+        <w:spacing w:after="0" w:before="0"/>
+      </w:pPr>
+      <w:r>
+        <w:rPr>
+          <w:rFonts w:ascii="Consolas" w:hAnsi="Consolas"/>
+          <w:sz w:val="20"/>
+        </w:rPr>
+        <w:t>}</w:t>
+      </w:r>
+    </w:p>
+    <w:p>
+      <w:pPr>
+        <w:spacing w:after="0" w:before="0"/>
+      </w:pPr>
+      <w:r>
+        <w:rPr>
+          <w:rFonts w:ascii="Consolas" w:hAnsi="Consolas"/>
+          <w:sz w:val="20"/>
+        </w:rPr>
+        <w:t xml:space="preserve"> </w:t>
+      </w:r>
+    </w:p>
+    <w:p>
+      <w:pPr>
+        <w:spacing w:after="0" w:before="0"/>
+      </w:pPr>
+      <w:r>
+        <w:rPr>
+          <w:rFonts w:ascii="Consolas" w:hAnsi="Consolas"/>
+          <w:sz w:val="20"/>
+        </w:rPr>
+        <w:t>// ===================== VÒNG LẶP CHÍNH (LOOP) =====================</w:t>
+      </w:r>
+    </w:p>
+    <w:p>
+      <w:pPr>
+        <w:spacing w:after="0" w:before="0"/>
+      </w:pPr>
+      <w:r>
+        <w:rPr>
+          <w:rFonts w:ascii="Consolas" w:hAnsi="Consolas"/>
+          <w:sz w:val="20"/>
+        </w:rPr>
+        <w:t>void loop() {</w:t>
+      </w:r>
+    </w:p>
+    <w:p>
+      <w:pPr>
+        <w:spacing w:after="0" w:before="0"/>
+      </w:pPr>
+      <w:r>
+        <w:rPr>
+          <w:rFonts w:ascii="Consolas" w:hAnsi="Consolas"/>
+          <w:sz w:val="20"/>
+        </w:rPr>
+        <w:t xml:space="preserve">    unsigned long currentMillis = millis();</w:t>
+      </w:r>
+    </w:p>
+    <w:p>
+      <w:pPr>
+        <w:spacing w:after="0" w:before="0"/>
+      </w:pPr>
+      <w:r>
+        <w:rPr>
+          <w:rFonts w:ascii="Consolas" w:hAnsi="Consolas"/>
+          <w:sz w:val="20"/>
+        </w:rPr>
+        <w:t xml:space="preserve"> </w:t>
+      </w:r>
+    </w:p>
+    <w:p>
+      <w:pPr>
+        <w:spacing w:after="0" w:before="0"/>
+      </w:pPr>
+      <w:r>
+        <w:rPr>
+          <w:rFonts w:ascii="Consolas" w:hAnsi="Consolas"/>
+          <w:sz w:val="20"/>
+        </w:rPr>
+        <w:t xml:space="preserve">    digitalWrite(PIN_LED_ONBOARD, (currentMillis / 500) % 2 == 0);</w:t>
+      </w:r>
+    </w:p>
+    <w:p>
+      <w:pPr>
+        <w:spacing w:after="0" w:before="0"/>
+      </w:pPr>
+      <w:r>
+        <w:rPr>
+          <w:rFonts w:ascii="Consolas" w:hAnsi="Consolas"/>
+          <w:sz w:val="20"/>
+        </w:rPr>
+        <w:t xml:space="preserve"> </w:t>
+      </w:r>
+    </w:p>
+    <w:p>
+      <w:pPr>
+        <w:spacing w:after="0" w:before="0"/>
+      </w:pPr>
+      <w:r>
+        <w:rPr>
+          <w:rFonts w:ascii="Consolas" w:hAnsi="Consolas"/>
+          <w:sz w:val="20"/>
+        </w:rPr>
+        <w:t xml:space="preserve">    // 1. ĐỌC ĐIỆN ÁP (V) TẠI 4 VỊ TRÍ CẢM BIẾN</w:t>
+      </w:r>
+    </w:p>
+    <w:p>
+      <w:pPr>
+        <w:spacing w:after="0" w:before="0"/>
+      </w:pPr>
+      <w:r>
+        <w:rPr>
+          <w:rFonts w:ascii="Consolas" w:hAnsi="Consolas"/>
+          <w:sz w:val="20"/>
+        </w:rPr>
+        <w:t xml:space="preserve">    float vTL = readVoltageOnly(PIN_LDR_TL) * K_cal[0]; // Trên - Trái</w:t>
+      </w:r>
+    </w:p>
+    <w:p>
+      <w:pPr>
+        <w:spacing w:after="0" w:before="0"/>
+      </w:pPr>
+      <w:r>
+        <w:rPr>
+          <w:rFonts w:ascii="Consolas" w:hAnsi="Consolas"/>
+          <w:sz w:val="20"/>
+        </w:rPr>
+        <w:t xml:space="preserve">    float vTR = readVoltageOnly(PIN_LDR_TR) * K_cal[1]; // Trên - Phải</w:t>
+      </w:r>
+    </w:p>
+    <w:p>
+      <w:pPr>
+        <w:spacing w:after="0" w:before="0"/>
+      </w:pPr>
+      <w:r>
+        <w:rPr>
+          <w:rFonts w:ascii="Consolas" w:hAnsi="Consolas"/>
+          <w:sz w:val="20"/>
+        </w:rPr>
+        <w:t xml:space="preserve">    float vBL = readVoltageOnly(PIN_LDR_BL) * K_cal[2]; // Dưới - Trái</w:t>
+      </w:r>
+    </w:p>
+    <w:p>
+      <w:pPr>
+        <w:spacing w:after="0" w:before="0"/>
+      </w:pPr>
+      <w:r>
+        <w:rPr>
+          <w:rFonts w:ascii="Consolas" w:hAnsi="Consolas"/>
+          <w:sz w:val="20"/>
+        </w:rPr>
+        <w:t xml:space="preserve">    float vBR = readVoltageOnly(PIN_LDR_BR) * K_cal[3]; // Dưới - Phải</w:t>
+      </w:r>
+    </w:p>
+    <w:p>
+      <w:pPr>
+        <w:spacing w:after="0" w:before="0"/>
+      </w:pPr>
+      <w:r>
+        <w:rPr>
+          <w:rFonts w:ascii="Consolas" w:hAnsi="Consolas"/>
+          <w:sz w:val="20"/>
+        </w:rPr>
+        <w:t xml:space="preserve"> </w:t>
+      </w:r>
+    </w:p>
+    <w:p>
+      <w:pPr>
+        <w:spacing w:after="0" w:before="0"/>
+      </w:pPr>
+      <w:r>
+        <w:rPr>
+          <w:rFonts w:ascii="Consolas" w:hAnsi="Consolas"/>
+          <w:sz w:val="20"/>
+        </w:rPr>
+        <w:t xml:space="preserve">    // 2. TÍNH CÁC THÀNH PHẦN THEO TRỤC ĐỨNG VÀ TRỤC NGANG</w:t>
+      </w:r>
+    </w:p>
+    <w:p>
+      <w:pPr>
+        <w:spacing w:after="0" w:before="0"/>
+      </w:pPr>
+      <w:r>
+        <w:rPr>
+          <w:rFonts w:ascii="Consolas" w:hAnsi="Consolas"/>
+          <w:sz w:val="20"/>
+        </w:rPr>
+        <w:t xml:space="preserve">    float vTop    = (vTL + vTR) / 2.0f; // Nửa trên</w:t>
+      </w:r>
+    </w:p>
+    <w:p>
+      <w:pPr>
+        <w:spacing w:after="0" w:before="0"/>
+      </w:pPr>
+      <w:r>
+        <w:rPr>
+          <w:rFonts w:ascii="Consolas" w:hAnsi="Consolas"/>
+          <w:sz w:val="20"/>
+        </w:rPr>
+        <w:t xml:space="preserve">    float vBottom = (vBL + vBR) / 2.0f; // Nửa dưới</w:t>
+      </w:r>
+    </w:p>
+    <w:p>
+      <w:pPr>
+        <w:spacing w:after="0" w:before="0"/>
+      </w:pPr>
+      <w:r>
+        <w:rPr>
+          <w:rFonts w:ascii="Consolas" w:hAnsi="Consolas"/>
+          <w:sz w:val="20"/>
+        </w:rPr>
+        <w:t xml:space="preserve">    float vLeft   = (vTL + vBL) / 2.0f; // Nửa trái</w:t>
+      </w:r>
+    </w:p>
+    <w:p>
+      <w:pPr>
+        <w:spacing w:after="0" w:before="0"/>
+      </w:pPr>
+      <w:r>
+        <w:rPr>
+          <w:rFonts w:ascii="Consolas" w:hAnsi="Consolas"/>
+          <w:sz w:val="20"/>
+        </w:rPr>
+        <w:t xml:space="preserve">    float vRight  = (vTR + vBR) / 2.0f; // Nửa phải</w:t>
+      </w:r>
+    </w:p>
+    <w:p>
+      <w:pPr>
+        <w:spacing w:after="0" w:before="0"/>
+      </w:pPr>
+      <w:r>
+        <w:rPr>
+          <w:rFonts w:ascii="Consolas" w:hAnsi="Consolas"/>
+          <w:sz w:val="20"/>
+        </w:rPr>
+        <w:t xml:space="preserve">    float vAvgAll = (vTop + vBottom) / 2.0f;</w:t>
+      </w:r>
+    </w:p>
+    <w:p>
+      <w:pPr>
+        <w:spacing w:after="0" w:before="0"/>
+      </w:pPr>
+      <w:r>
+        <w:rPr>
+          <w:rFonts w:ascii="Consolas" w:hAnsi="Consolas"/>
+          <w:sz w:val="20"/>
+        </w:rPr>
+        <w:t xml:space="preserve"> </w:t>
+      </w:r>
+    </w:p>
+    <w:p>
+      <w:pPr>
+        <w:spacing w:after="0" w:before="0"/>
+      </w:pPr>
+      <w:r>
+        <w:rPr>
+          <w:rFonts w:ascii="Consolas" w:hAnsi="Consolas"/>
+          <w:sz w:val="20"/>
+        </w:rPr>
+        <w:t xml:space="preserve">    // Sai lệch điện áp</w:t>
+      </w:r>
+    </w:p>
+    <w:p>
+      <w:pPr>
+        <w:spacing w:after="0" w:before="0"/>
+      </w:pPr>
+      <w:r>
+        <w:rPr>
+          <w:rFonts w:ascii="Consolas" w:hAnsi="Consolas"/>
+          <w:sz w:val="20"/>
+        </w:rPr>
+        <w:t xml:space="preserve">    float diffV = vTop - vBottom; // Trục đứng: Trên - Dưới</w:t>
+      </w:r>
+    </w:p>
+    <w:p>
+      <w:pPr>
+        <w:spacing w:after="0" w:before="0"/>
+      </w:pPr>
+      <w:r>
+        <w:rPr>
+          <w:rFonts w:ascii="Consolas" w:hAnsi="Consolas"/>
+          <w:sz w:val="20"/>
+        </w:rPr>
+        <w:t xml:space="preserve">    float diffH = vLeft - vRight; // Trục ngang: Trái - Phải</w:t>
+      </w:r>
+    </w:p>
+    <w:p>
+      <w:pPr>
+        <w:spacing w:after="0" w:before="0"/>
+      </w:pPr>
+      <w:r>
+        <w:rPr>
+          <w:rFonts w:ascii="Consolas" w:hAnsi="Consolas"/>
+          <w:sz w:val="20"/>
+        </w:rPr>
+        <w:t xml:space="preserve"> </w:t>
+      </w:r>
+    </w:p>
+    <w:p>
+      <w:pPr>
+        <w:spacing w:after="0" w:before="0"/>
+      </w:pPr>
+      <w:r>
+        <w:rPr>
+          <w:rFonts w:ascii="Consolas" w:hAnsi="Consolas"/>
+          <w:sz w:val="20"/>
+        </w:rPr>
+        <w:t xml:space="preserve">    String statusStr = "CAN BANG [OK]";</w:t>
+      </w:r>
+    </w:p>
+    <w:p>
+      <w:pPr>
+        <w:spacing w:after="0" w:before="0"/>
+      </w:pPr>
+      <w:r>
+        <w:rPr>
+          <w:rFonts w:ascii="Consolas" w:hAnsi="Consolas"/>
+          <w:sz w:val="20"/>
+        </w:rPr>
+        <w:t xml:space="preserve"> </w:t>
+      </w:r>
+    </w:p>
+    <w:p>
+      <w:pPr>
+        <w:spacing w:after="0" w:before="0"/>
+      </w:pPr>
+      <w:r>
+        <w:rPr>
+          <w:rFonts w:ascii="Consolas" w:hAnsi="Consolas"/>
+          <w:sz w:val="20"/>
+        </w:rPr>
+        <w:t xml:space="preserve">    // ================= 3. THUẬT TOÁN ĐIỀU KHIỂN HƯỚNG NẮNG 2 TRỤC =================</w:t>
+      </w:r>
+    </w:p>
+    <w:p>
+      <w:pPr>
+        <w:spacing w:after="0" w:before="0"/>
+      </w:pPr>
+      <w:r>
+        <w:rPr>
+          <w:rFonts w:ascii="Consolas" w:hAnsi="Consolas"/>
+          <w:sz w:val="20"/>
+        </w:rPr>
+        <w:t xml:space="preserve">    if (currentMillis - lastControlTime &gt;= CONTROL_INTERVAL) {</w:t>
+      </w:r>
+    </w:p>
+    <w:p>
+      <w:pPr>
+        <w:spacing w:after="0" w:before="0"/>
+      </w:pPr>
+      <w:r>
+        <w:rPr>
+          <w:rFonts w:ascii="Consolas" w:hAnsi="Consolas"/>
+          <w:sz w:val="20"/>
+        </w:rPr>
+        <w:t xml:space="preserve">        lastControlTime = currentMillis;</w:t>
+      </w:r>
+    </w:p>
+    <w:p>
+      <w:pPr>
+        <w:spacing w:after="0" w:before="0"/>
+      </w:pPr>
+      <w:r>
+        <w:rPr>
+          <w:rFonts w:ascii="Consolas" w:hAnsi="Consolas"/>
+          <w:sz w:val="20"/>
+        </w:rPr>
+        <w:t xml:space="preserve"> </w:t>
+      </w:r>
+    </w:p>
+    <w:p>
+      <w:pPr>
+        <w:spacing w:after="0" w:before="0"/>
+      </w:pPr>
+      <w:r>
+        <w:rPr>
+          <w:rFonts w:ascii="Consolas" w:hAnsi="Consolas"/>
+          <w:sz w:val="20"/>
+        </w:rPr>
+        <w:t xml:space="preserve">        if (vAvgAll &lt; DARK_THRESHOLD) {</w:t>
+      </w:r>
+    </w:p>
+    <w:p>
+      <w:pPr>
+        <w:spacing w:after="0" w:before="0"/>
+      </w:pPr>
+      <w:r>
+        <w:rPr>
+          <w:rFonts w:ascii="Consolas" w:hAnsi="Consolas"/>
+          <w:sz w:val="20"/>
+        </w:rPr>
+        <w:t xml:space="preserve">            statusStr = "TROI TOI (NGHI)";</w:t>
+      </w:r>
+    </w:p>
+    <w:p>
+      <w:pPr>
+        <w:spacing w:after="0" w:before="0"/>
+      </w:pPr>
+      <w:r>
+        <w:rPr>
+          <w:rFonts w:ascii="Consolas" w:hAnsi="Consolas"/>
+          <w:sz w:val="20"/>
+        </w:rPr>
+        <w:t xml:space="preserve">        } else {</w:t>
+      </w:r>
+    </w:p>
+    <w:p>
+      <w:pPr>
+        <w:spacing w:after="0" w:before="0"/>
+      </w:pPr>
+      <w:r>
+        <w:rPr>
+          <w:rFonts w:ascii="Consolas" w:hAnsi="Consolas"/>
+          <w:sz w:val="20"/>
+        </w:rPr>
+        <w:t xml:space="preserve">            bool movingV = false;</w:t>
+      </w:r>
+    </w:p>
+    <w:p>
+      <w:pPr>
+        <w:spacing w:after="0" w:before="0"/>
+      </w:pPr>
+      <w:r>
+        <w:rPr>
+          <w:rFonts w:ascii="Consolas" w:hAnsi="Consolas"/>
+          <w:sz w:val="20"/>
+        </w:rPr>
+        <w:t xml:space="preserve">            bool movingH = false;</w:t>
+      </w:r>
+    </w:p>
+    <w:p>
+      <w:pPr>
+        <w:spacing w:after="0" w:before="0"/>
+      </w:pPr>
+      <w:r>
+        <w:rPr>
+          <w:rFonts w:ascii="Consolas" w:hAnsi="Consolas"/>
+          <w:sz w:val="20"/>
+        </w:rPr>
+        <w:t xml:space="preserve"> </w:t>
+      </w:r>
+    </w:p>
+    <w:p>
+      <w:pPr>
+        <w:spacing w:after="0" w:before="0"/>
+      </w:pPr>
+      <w:r>
+        <w:rPr>
+          <w:rFonts w:ascii="Consolas" w:hAnsi="Consolas"/>
+          <w:sz w:val="20"/>
+        </w:rPr>
+        <w:t xml:space="preserve">            // A. ĐIỀU KHIỂN TRỤC ĐỨNG (sv2 - GPIO 18)</w:t>
+      </w:r>
+    </w:p>
+    <w:p>
+      <w:pPr>
+        <w:spacing w:after="0" w:before="0"/>
+      </w:pPr>
+      <w:r>
+        <w:rPr>
+          <w:rFonts w:ascii="Consolas" w:hAnsi="Consolas"/>
+          <w:sz w:val="20"/>
+        </w:rPr>
+        <w:t xml:space="preserve">            if (abs(diffV) &gt; TOLERANCE_V) {</w:t>
+      </w:r>
+    </w:p>
+    <w:p>
+      <w:pPr>
+        <w:spacing w:after="0" w:before="0"/>
+      </w:pPr>
+      <w:r>
+        <w:rPr>
+          <w:rFonts w:ascii="Consolas" w:hAnsi="Consolas"/>
+          <w:sz w:val="20"/>
+        </w:rPr>
+        <w:t xml:space="preserve">                movingV = true;</w:t>
+      </w:r>
+    </w:p>
+    <w:p>
+      <w:pPr>
+        <w:spacing w:after="0" w:before="0"/>
+      </w:pPr>
+      <w:r>
+        <w:rPr>
+          <w:rFonts w:ascii="Consolas" w:hAnsi="Consolas"/>
+          <w:sz w:val="20"/>
+        </w:rPr>
+        <w:t xml:space="preserve">                if (diffV &gt; 0) {</w:t>
+      </w:r>
+    </w:p>
+    <w:p>
+      <w:pPr>
+        <w:spacing w:after="0" w:before="0"/>
+      </w:pPr>
+      <w:r>
+        <w:rPr>
+          <w:rFonts w:ascii="Consolas" w:hAnsi="Consolas"/>
+          <w:sz w:val="20"/>
+        </w:rPr>
+        <w:t xml:space="preserve">                    angleV += (INVERT_SERVO_V ? -STEP_SIZE : STEP_SIZE); // Nâng lên</w:t>
+      </w:r>
+    </w:p>
+    <w:p>
+      <w:pPr>
+        <w:spacing w:after="0" w:before="0"/>
+      </w:pPr>
+      <w:r>
+        <w:rPr>
+          <w:rFonts w:ascii="Consolas" w:hAnsi="Consolas"/>
+          <w:sz w:val="20"/>
+        </w:rPr>
+        <w:t xml:space="preserve">                } else {</w:t>
+      </w:r>
+    </w:p>
+    <w:p>
+      <w:pPr>
+        <w:spacing w:after="0" w:before="0"/>
+      </w:pPr>
+      <w:r>
+        <w:rPr>
+          <w:rFonts w:ascii="Consolas" w:hAnsi="Consolas"/>
+          <w:sz w:val="20"/>
+        </w:rPr>
+        <w:t xml:space="preserve">                    angleV += (INVERT_SERVO_V ? STEP_SIZE : -STEP_SIZE); // Hạ xuống</w:t>
+      </w:r>
+    </w:p>
+    <w:p>
+      <w:pPr>
+        <w:spacing w:after="0" w:before="0"/>
+      </w:pPr>
+      <w:r>
+        <w:rPr>
+          <w:rFonts w:ascii="Consolas" w:hAnsi="Consolas"/>
+          <w:sz w:val="20"/>
+        </w:rPr>
+        <w:t xml:space="preserve">                }</w:t>
+      </w:r>
+    </w:p>
+    <w:p>
+      <w:pPr>
+        <w:spacing w:after="0" w:before="0"/>
+      </w:pPr>
+      <w:r>
+        <w:rPr>
+          <w:rFonts w:ascii="Consolas" w:hAnsi="Consolas"/>
+          <w:sz w:val="20"/>
+        </w:rPr>
+        <w:t xml:space="preserve">                angleV = constrain(angleV, LIMIT_V_MIN, LIMIT_V_MAX);</w:t>
+      </w:r>
+    </w:p>
+    <w:p>
+      <w:pPr>
+        <w:spacing w:after="0" w:before="0"/>
+      </w:pPr>
+      <w:r>
+        <w:rPr>
+          <w:rFonts w:ascii="Consolas" w:hAnsi="Consolas"/>
+          <w:sz w:val="20"/>
+        </w:rPr>
+        <w:t xml:space="preserve">                servoV.write(angleV);</w:t>
+      </w:r>
+    </w:p>
+    <w:p>
+      <w:pPr>
+        <w:spacing w:after="0" w:before="0"/>
+      </w:pPr>
+      <w:r>
+        <w:rPr>
+          <w:rFonts w:ascii="Consolas" w:hAnsi="Consolas"/>
+          <w:sz w:val="20"/>
+        </w:rPr>
+        <w:t xml:space="preserve">            }</w:t>
+      </w:r>
+    </w:p>
+    <w:p>
+      <w:pPr>
+        <w:spacing w:after="0" w:before="0"/>
+      </w:pPr>
+      <w:r>
+        <w:rPr>
+          <w:rFonts w:ascii="Consolas" w:hAnsi="Consolas"/>
+          <w:sz w:val="20"/>
+        </w:rPr>
+        <w:t xml:space="preserve"> </w:t>
+      </w:r>
+    </w:p>
+    <w:p>
+      <w:pPr>
+        <w:spacing w:after="0" w:before="0"/>
+      </w:pPr>
+      <w:r>
+        <w:rPr>
+          <w:rFonts w:ascii="Consolas" w:hAnsi="Consolas"/>
+          <w:sz w:val="20"/>
+        </w:rPr>
+        <w:t xml:space="preserve">            // B. ĐIỀU KHIỂN TRỤC NGANG (sv1 - GPIO 19)</w:t>
+      </w:r>
+    </w:p>
+    <w:p>
+      <w:pPr>
+        <w:spacing w:after="0" w:before="0"/>
+      </w:pPr>
+      <w:r>
+        <w:rPr>
+          <w:rFonts w:ascii="Consolas" w:hAnsi="Consolas"/>
+          <w:sz w:val="20"/>
+        </w:rPr>
+        <w:t xml:space="preserve">            if (abs(diffH) &gt; TOLERANCE_H) {</w:t>
+      </w:r>
+    </w:p>
+    <w:p>
+      <w:pPr>
+        <w:spacing w:after="0" w:before="0"/>
+      </w:pPr>
+      <w:r>
+        <w:rPr>
+          <w:rFonts w:ascii="Consolas" w:hAnsi="Consolas"/>
+          <w:sz w:val="20"/>
+        </w:rPr>
+        <w:t xml:space="preserve">                movingH = true;</w:t>
+      </w:r>
+    </w:p>
+    <w:p>
+      <w:pPr>
+        <w:spacing w:after="0" w:before="0"/>
+      </w:pPr>
+      <w:r>
+        <w:rPr>
+          <w:rFonts w:ascii="Consolas" w:hAnsi="Consolas"/>
+          <w:sz w:val="20"/>
+        </w:rPr>
+        <w:t xml:space="preserve">                if (diffH &gt; 0) {</w:t>
+      </w:r>
+    </w:p>
+    <w:p>
+      <w:pPr>
+        <w:spacing w:after="0" w:before="0"/>
+      </w:pPr>
+      <w:r>
+        <w:rPr>
+          <w:rFonts w:ascii="Consolas" w:hAnsi="Consolas"/>
+          <w:sz w:val="20"/>
+        </w:rPr>
+        <w:t xml:space="preserve">                    angleH += (INVERT_SERVO_H ? -STEP_SIZE : STEP_SIZE); // Quay trái</w:t>
+      </w:r>
+    </w:p>
+    <w:p>
+      <w:pPr>
+        <w:spacing w:after="0" w:before="0"/>
+      </w:pPr>
+      <w:r>
+        <w:rPr>
+          <w:rFonts w:ascii="Consolas" w:hAnsi="Consolas"/>
+          <w:sz w:val="20"/>
+        </w:rPr>
+        <w:t xml:space="preserve">                } else {</w:t>
+      </w:r>
+    </w:p>
+    <w:p>
+      <w:pPr>
+        <w:spacing w:after="0" w:before="0"/>
+      </w:pPr>
+      <w:r>
+        <w:rPr>
+          <w:rFonts w:ascii="Consolas" w:hAnsi="Consolas"/>
+          <w:sz w:val="20"/>
+        </w:rPr>
+        <w:t xml:space="preserve">                    angleH += (INVERT_SERVO_H ? STEP_SIZE : -STEP_SIZE); // Quay phải</w:t>
+      </w:r>
+    </w:p>
+    <w:p>
+      <w:pPr>
+        <w:spacing w:after="0" w:before="0"/>
+      </w:pPr>
+      <w:r>
+        <w:rPr>
+          <w:rFonts w:ascii="Consolas" w:hAnsi="Consolas"/>
+          <w:sz w:val="20"/>
+        </w:rPr>
+        <w:t xml:space="preserve">                }</w:t>
+      </w:r>
+    </w:p>
+    <w:p>
+      <w:pPr>
+        <w:spacing w:after="0" w:before="0"/>
+      </w:pPr>
+      <w:r>
+        <w:rPr>
+          <w:rFonts w:ascii="Consolas" w:hAnsi="Consolas"/>
+          <w:sz w:val="20"/>
+        </w:rPr>
+        <w:t xml:space="preserve">                angleH = constrain(angleH, LIMIT_H_MIN, LIMIT_H_MAX);</w:t>
+      </w:r>
+    </w:p>
+    <w:p>
+      <w:pPr>
+        <w:spacing w:after="0" w:before="0"/>
+      </w:pPr>
+      <w:r>
+        <w:rPr>
+          <w:rFonts w:ascii="Consolas" w:hAnsi="Consolas"/>
+          <w:sz w:val="20"/>
+        </w:rPr>
+        <w:t xml:space="preserve">                servoH.write(angleH);</w:t>
+      </w:r>
+    </w:p>
+    <w:p>
+      <w:pPr>
+        <w:spacing w:after="0" w:before="0"/>
+      </w:pPr>
+      <w:r>
+        <w:rPr>
+          <w:rFonts w:ascii="Consolas" w:hAnsi="Consolas"/>
+          <w:sz w:val="20"/>
+        </w:rPr>
+        <w:t xml:space="preserve">            }</w:t>
+      </w:r>
+    </w:p>
+    <w:p>
+      <w:pPr>
+        <w:spacing w:after="0" w:before="0"/>
+      </w:pPr>
+      <w:r>
+        <w:rPr>
+          <w:rFonts w:ascii="Consolas" w:hAnsi="Consolas"/>
+          <w:sz w:val="20"/>
+        </w:rPr>
+        <w:t xml:space="preserve"> </w:t>
+      </w:r>
+    </w:p>
+    <w:p>
+      <w:pPr>
+        <w:spacing w:after="0" w:before="0"/>
+      </w:pPr>
+      <w:r>
+        <w:rPr>
+          <w:rFonts w:ascii="Consolas" w:hAnsi="Consolas"/>
+          <w:sz w:val="20"/>
+        </w:rPr>
+        <w:t xml:space="preserve">            if (!movingV &amp;&amp; !movingH) {</w:t>
+      </w:r>
+    </w:p>
+    <w:p>
+      <w:pPr>
+        <w:spacing w:after="0" w:before="0"/>
+      </w:pPr>
+      <w:r>
+        <w:rPr>
+          <w:rFonts w:ascii="Consolas" w:hAnsi="Consolas"/>
+          <w:sz w:val="20"/>
+        </w:rPr>
+        <w:t xml:space="preserve">                statusStr = "CAN BANG [OK]";</w:t>
+      </w:r>
+    </w:p>
+    <w:p>
+      <w:pPr>
+        <w:spacing w:after="0" w:before="0"/>
+      </w:pPr>
+      <w:r>
+        <w:rPr>
+          <w:rFonts w:ascii="Consolas" w:hAnsi="Consolas"/>
+          <w:sz w:val="20"/>
+        </w:rPr>
+        <w:t xml:space="preserve">            } else {</w:t>
+      </w:r>
+    </w:p>
+    <w:p>
+      <w:pPr>
+        <w:spacing w:after="0" w:before="0"/>
+      </w:pPr>
+      <w:r>
+        <w:rPr>
+          <w:rFonts w:ascii="Consolas" w:hAnsi="Consolas"/>
+          <w:sz w:val="20"/>
+        </w:rPr>
+        <w:t xml:space="preserve">                if (movingV &amp;&amp; movingH) statusStr = "CHINH CA 2 TRUC";</w:t>
+      </w:r>
+    </w:p>
+    <w:p>
+      <w:pPr>
+        <w:spacing w:after="0" w:before="0"/>
+      </w:pPr>
+      <w:r>
+        <w:rPr>
+          <w:rFonts w:ascii="Consolas" w:hAnsi="Consolas"/>
+          <w:sz w:val="20"/>
+        </w:rPr>
+        <w:t xml:space="preserve">                else if (movingV) statusStr = (diffV &gt; 0 ? "NANG TRUC DUNG" : "HA TRUC DUNG");</w:t>
+      </w:r>
+    </w:p>
+    <w:p>
+      <w:pPr>
+        <w:spacing w:after="0" w:before="0"/>
+      </w:pPr>
+      <w:r>
+        <w:rPr>
+          <w:rFonts w:ascii="Consolas" w:hAnsi="Consolas"/>
+          <w:sz w:val="20"/>
+        </w:rPr>
+        <w:t xml:space="preserve">                else statusStr = (diffH &gt; 0 ? "QUAY SANG TRAI" : "QUAY SANG PHAI");</w:t>
+      </w:r>
+    </w:p>
+    <w:p>
+      <w:pPr>
+        <w:spacing w:after="0" w:before="0"/>
+      </w:pPr>
+      <w:r>
+        <w:rPr>
+          <w:rFonts w:ascii="Consolas" w:hAnsi="Consolas"/>
+          <w:sz w:val="20"/>
+        </w:rPr>
+        <w:t xml:space="preserve">            }</w:t>
+      </w:r>
+    </w:p>
+    <w:p>
+      <w:pPr>
+        <w:spacing w:after="0" w:before="0"/>
+      </w:pPr>
+      <w:r>
+        <w:rPr>
+          <w:rFonts w:ascii="Consolas" w:hAnsi="Consolas"/>
+          <w:sz w:val="20"/>
+        </w:rPr>
+        <w:t xml:space="preserve">        }</w:t>
+      </w:r>
+    </w:p>
+    <w:p>
+      <w:pPr>
+        <w:spacing w:after="0" w:before="0"/>
+      </w:pPr>
+      <w:r>
+        <w:rPr>
+          <w:rFonts w:ascii="Consolas" w:hAnsi="Consolas"/>
+          <w:sz w:val="20"/>
+        </w:rPr>
+        <w:t xml:space="preserve">    }</w:t>
+      </w:r>
+    </w:p>
+    <w:p>
+      <w:pPr>
+        <w:spacing w:after="0" w:before="0"/>
+      </w:pPr>
+      <w:r>
+        <w:rPr>
+          <w:rFonts w:ascii="Consolas" w:hAnsi="Consolas"/>
+          <w:sz w:val="20"/>
+        </w:rPr>
+        <w:t xml:space="preserve"> </w:t>
+      </w:r>
+    </w:p>
+    <w:p>
+      <w:pPr>
+        <w:spacing w:after="0" w:before="0"/>
+      </w:pPr>
+      <w:r>
+        <w:rPr>
+          <w:rFonts w:ascii="Consolas" w:hAnsi="Consolas"/>
+          <w:sz w:val="20"/>
+        </w:rPr>
+        <w:t xml:space="preserve">    // ================= 4. HIỂN THỊ CHỈ ĐIỆN ÁP 4 QUANG TRỞ LÊN LCD 1602 (1 SỐ SAU DẤU PHẨY) =================</w:t>
+      </w:r>
+    </w:p>
+    <w:p>
+      <w:pPr>
+        <w:spacing w:after="0" w:before="0"/>
+      </w:pPr>
+      <w:r>
+        <w:rPr>
+          <w:rFonts w:ascii="Consolas" w:hAnsi="Consolas"/>
+          <w:sz w:val="20"/>
+        </w:rPr>
+        <w:t xml:space="preserve">    if (lcdFound &amp;&amp; (currentMillis - lastLcdTime &gt;= LCD_INTERVAL)) {</w:t>
+      </w:r>
+    </w:p>
+    <w:p>
+      <w:pPr>
+        <w:spacing w:after="0" w:before="0"/>
+      </w:pPr>
+      <w:r>
+        <w:rPr>
+          <w:rFonts w:ascii="Consolas" w:hAnsi="Consolas"/>
+          <w:sz w:val="20"/>
+        </w:rPr>
+        <w:t xml:space="preserve">        lastLcdTime = currentMillis;</w:t>
+      </w:r>
+    </w:p>
+    <w:p>
+      <w:pPr>
+        <w:spacing w:after="0" w:before="0"/>
+      </w:pPr>
+      <w:r>
+        <w:rPr>
+          <w:rFonts w:ascii="Consolas" w:hAnsi="Consolas"/>
+          <w:sz w:val="20"/>
+        </w:rPr>
+        <w:t xml:space="preserve"> </w:t>
+      </w:r>
+    </w:p>
+    <w:p>
+      <w:pPr>
+        <w:spacing w:after="0" w:before="0"/>
+      </w:pPr>
+      <w:r>
+        <w:rPr>
+          <w:rFonts w:ascii="Consolas" w:hAnsi="Consolas"/>
+          <w:sz w:val="20"/>
+        </w:rPr>
+        <w:t xml:space="preserve">        char line0[17]; // Dòng 1: TL và TR</w:t>
+      </w:r>
+    </w:p>
+    <w:p>
+      <w:pPr>
+        <w:spacing w:after="0" w:before="0"/>
+      </w:pPr>
+      <w:r>
+        <w:rPr>
+          <w:rFonts w:ascii="Consolas" w:hAnsi="Consolas"/>
+          <w:sz w:val="20"/>
+        </w:rPr>
+        <w:t xml:space="preserve">        char line1[17]; // Dòng 2: BL và BR</w:t>
+      </w:r>
+    </w:p>
+    <w:p>
+      <w:pPr>
+        <w:spacing w:after="0" w:before="0"/>
+      </w:pPr>
+      <w:r>
+        <w:rPr>
+          <w:rFonts w:ascii="Consolas" w:hAnsi="Consolas"/>
+          <w:sz w:val="20"/>
+        </w:rPr>
+        <w:t xml:space="preserve"> </w:t>
+      </w:r>
+    </w:p>
+    <w:p>
+      <w:pPr>
+        <w:spacing w:after="0" w:before="0"/>
+      </w:pPr>
+      <w:r>
+        <w:rPr>
+          <w:rFonts w:ascii="Consolas" w:hAnsi="Consolas"/>
+          <w:sz w:val="20"/>
+        </w:rPr>
+        <w:t xml:space="preserve">        // Định dạng đúng 16 ký tự, lấy 1 chữ số thập phân (ví dụ: "TL:2.4V  TR:2.1V ")</w:t>
+      </w:r>
+    </w:p>
+    <w:p>
+      <w:pPr>
+        <w:spacing w:after="0" w:before="0"/>
+      </w:pPr>
+      <w:r>
+        <w:rPr>
+          <w:rFonts w:ascii="Consolas" w:hAnsi="Consolas"/>
+          <w:sz w:val="20"/>
+        </w:rPr>
+        <w:t xml:space="preserve">        snprintf(line0, sizeof(line0), "TL:%.1fV  TR:%.1fV ", vTL, vTR);</w:t>
+      </w:r>
+    </w:p>
+    <w:p>
+      <w:pPr>
+        <w:spacing w:after="0" w:before="0"/>
+      </w:pPr>
+      <w:r>
+        <w:rPr>
+          <w:rFonts w:ascii="Consolas" w:hAnsi="Consolas"/>
+          <w:sz w:val="20"/>
+        </w:rPr>
+        <w:t xml:space="preserve">        snprintf(line1, sizeof(line1), "BL:%.1fV  BR:%.1fV ", vBL, vBR);</w:t>
+      </w:r>
+    </w:p>
+    <w:p>
+      <w:pPr>
+        <w:spacing w:after="0" w:before="0"/>
+      </w:pPr>
+      <w:r>
+        <w:rPr>
+          <w:rFonts w:ascii="Consolas" w:hAnsi="Consolas"/>
+          <w:sz w:val="20"/>
+        </w:rPr>
+        <w:t xml:space="preserve"> </w:t>
+      </w:r>
+    </w:p>
+    <w:p>
+      <w:pPr>
+        <w:spacing w:after="0" w:before="0"/>
+      </w:pPr>
+      <w:r>
+        <w:rPr>
+          <w:rFonts w:ascii="Consolas" w:hAnsi="Consolas"/>
+          <w:sz w:val="20"/>
+        </w:rPr>
+        <w:t xml:space="preserve">        lcd-&gt;setCursor(0, 0); lcd-&gt;print(line0);</w:t>
+      </w:r>
+    </w:p>
+    <w:p>
+      <w:pPr>
+        <w:spacing w:after="0" w:before="0"/>
+      </w:pPr>
+      <w:r>
+        <w:rPr>
+          <w:rFonts w:ascii="Consolas" w:hAnsi="Consolas"/>
+          <w:sz w:val="20"/>
+        </w:rPr>
+        <w:t xml:space="preserve">        lcd-&gt;setCursor(0, 1); lcd-&gt;print(line1);</w:t>
+      </w:r>
+    </w:p>
+    <w:p>
+      <w:pPr>
+        <w:spacing w:after="0" w:before="0"/>
+      </w:pPr>
+      <w:r>
+        <w:rPr>
+          <w:rFonts w:ascii="Consolas" w:hAnsi="Consolas"/>
+          <w:sz w:val="20"/>
+        </w:rPr>
+        <w:t xml:space="preserve">    }</w:t>
+      </w:r>
+    </w:p>
+    <w:p>
+      <w:pPr>
+        <w:spacing w:after="0" w:before="0"/>
+      </w:pPr>
+      <w:r>
+        <w:rPr>
+          <w:rFonts w:ascii="Consolas" w:hAnsi="Consolas"/>
+          <w:sz w:val="20"/>
+        </w:rPr>
+        <w:t xml:space="preserve"> </w:t>
+      </w:r>
+    </w:p>
+    <w:p>
+      <w:pPr>
+        <w:spacing w:after="0" w:before="0"/>
+      </w:pPr>
+      <w:r>
+        <w:rPr>
+          <w:rFonts w:ascii="Consolas" w:hAnsi="Consolas"/>
+          <w:sz w:val="20"/>
+        </w:rPr>
+        <w:t xml:space="preserve">    // ================= 5. HIỂN THỊ LÊN SERIAL MONITOR (MỖI 2.5 GIÂY) =================</w:t>
+      </w:r>
+    </w:p>
+    <w:p>
+      <w:pPr>
+        <w:spacing w:after="0" w:before="0"/>
+      </w:pPr>
+      <w:r>
+        <w:rPr>
+          <w:rFonts w:ascii="Consolas" w:hAnsi="Consolas"/>
+          <w:sz w:val="20"/>
+        </w:rPr>
+        <w:t xml:space="preserve">    if (currentMillis - lastSerialTime &gt;= SERIAL_INTERVAL) {</w:t>
+      </w:r>
+    </w:p>
+    <w:p>
+      <w:pPr>
+        <w:spacing w:after="0" w:before="0"/>
+      </w:pPr>
+      <w:r>
+        <w:rPr>
+          <w:rFonts w:ascii="Consolas" w:hAnsi="Consolas"/>
+          <w:sz w:val="20"/>
+        </w:rPr>
+        <w:t xml:space="preserve">        lastSerialTime = currentMillis;</w:t>
+      </w:r>
+    </w:p>
+    <w:p>
+      <w:pPr>
+        <w:spacing w:after="0" w:before="0"/>
+      </w:pPr>
+      <w:r>
+        <w:rPr>
+          <w:rFonts w:ascii="Consolas" w:hAnsi="Consolas"/>
+          <w:sz w:val="20"/>
+        </w:rPr>
+        <w:t xml:space="preserve"> </w:t>
+      </w:r>
+    </w:p>
+    <w:p>
+      <w:pPr>
+        <w:spacing w:after="0" w:before="0"/>
+      </w:pPr>
+      <w:r>
+        <w:rPr>
+          <w:rFonts w:ascii="Consolas" w:hAnsi="Consolas"/>
+          <w:sz w:val="20"/>
+        </w:rPr>
+        <w:t xml:space="preserve">        Serial.println("-------------------------------------------------------------------------------");</w:t>
+      </w:r>
+    </w:p>
+    <w:p>
+      <w:pPr>
+        <w:spacing w:after="0" w:before="0"/>
+      </w:pPr>
+      <w:r>
+        <w:rPr>
+          <w:rFonts w:ascii="Consolas" w:hAnsi="Consolas"/>
+          <w:sz w:val="20"/>
+        </w:rPr>
+        <w:t xml:space="preserve">        Serial.printf("[DIEN AP LDR] TL(32): %.1fV  |  TR(33): %.1fV  |  BL(34): %.1fV  |  BR(35): %.1fV\n",</w:t>
+      </w:r>
+    </w:p>
+    <w:p>
+      <w:pPr>
+        <w:spacing w:after="0" w:before="0"/>
+      </w:pPr>
+      <w:r>
+        <w:rPr>
+          <w:rFonts w:ascii="Consolas" w:hAnsi="Consolas"/>
+          <w:sz w:val="20"/>
+        </w:rPr>
+        <w:t xml:space="preserve">                      vTL, vTR, vBL, vBR);</w:t>
+      </w:r>
+    </w:p>
+    <w:p>
+      <w:pPr>
+        <w:spacing w:after="0" w:before="0"/>
+      </w:pPr>
+      <w:r>
+        <w:rPr>
+          <w:rFonts w:ascii="Consolas" w:hAnsi="Consolas"/>
+          <w:sz w:val="20"/>
+        </w:rPr>
+        <w:t xml:space="preserve">        Serial.printf("[SAI LECH   ] Truc Dung (dV): %+.2fV  |  Truc Ngang (dH): %+.2fV\n",</w:t>
+      </w:r>
+    </w:p>
+    <w:p>
+      <w:pPr>
+        <w:spacing w:after="0" w:before="0"/>
+      </w:pPr>
+      <w:r>
+        <w:rPr>
+          <w:rFonts w:ascii="Consolas" w:hAnsi="Consolas"/>
+          <w:sz w:val="20"/>
+        </w:rPr>
+        <w:t xml:space="preserve">                      diffV, diffH);</w:t>
+      </w:r>
+    </w:p>
+    <w:p>
+      <w:pPr>
+        <w:spacing w:after="0" w:before="0"/>
+      </w:pPr>
+      <w:r>
+        <w:rPr>
+          <w:rFonts w:ascii="Consolas" w:hAnsi="Consolas"/>
+          <w:sz w:val="20"/>
+        </w:rPr>
+        <w:t xml:space="preserve">        Serial.printf("[SERVO SG90 ] sv1-Ngang (GPIO 19): %3d°  |  sv2-Dung (GPIO 18): %3d°\n",</w:t>
+      </w:r>
+    </w:p>
+    <w:p>
+      <w:pPr>
+        <w:spacing w:after="0" w:before="0"/>
+      </w:pPr>
+      <w:r>
+        <w:rPr>
+          <w:rFonts w:ascii="Consolas" w:hAnsi="Consolas"/>
+          <w:sz w:val="20"/>
+        </w:rPr>
+        <w:t xml:space="preserve">                      angleH, angleV);</w:t>
+      </w:r>
+    </w:p>
+    <w:p>
+      <w:pPr>
+        <w:spacing w:after="0" w:before="0"/>
+      </w:pPr>
+      <w:r>
+        <w:rPr>
+          <w:rFonts w:ascii="Consolas" w:hAnsi="Consolas"/>
+          <w:sz w:val="20"/>
+        </w:rPr>
+        <w:t xml:space="preserve">        Serial.printf("[TRANG THAI ] LCD 1602: %s  |  Van hanh: %s\n",</w:t>
+      </w:r>
+    </w:p>
+    <w:p>
+      <w:pPr>
+        <w:spacing w:after="0" w:before="0"/>
+      </w:pPr>
+      <w:r>
+        <w:rPr>
+          <w:rFonts w:ascii="Consolas" w:hAnsi="Consolas"/>
+          <w:sz w:val="20"/>
+        </w:rPr>
+        <w:t xml:space="preserve">                      lcdFound ? "Hoat dong tot" : "CHUA KET NOI (kiem tra day/bien tro)",</w:t>
+      </w:r>
+    </w:p>
+    <w:p>
+      <w:pPr>
+        <w:spacing w:after="0" w:before="0"/>
+      </w:pPr>
+      <w:r>
+        <w:rPr>
+          <w:rFonts w:ascii="Consolas" w:hAnsi="Consolas"/>
+          <w:sz w:val="20"/>
+        </w:rPr>
+        <w:t xml:space="preserve">                      statusStr.c_str());</w:t>
+      </w:r>
+    </w:p>
+    <w:p>
+      <w:pPr>
+        <w:spacing w:after="0" w:before="0"/>
+      </w:pPr>
+      <w:r>
+        <w:rPr>
+          <w:rFonts w:ascii="Consolas" w:hAnsi="Consolas"/>
+          <w:sz w:val="20"/>
+        </w:rPr>
+        <w:t xml:space="preserve">        Serial.println("-------------------------------------------------------------------------------");</w:t>
+      </w:r>
+    </w:p>
+    <w:p>
+      <w:pPr>
+        <w:spacing w:after="0" w:before="0"/>
+      </w:pPr>
+      <w:r>
+        <w:rPr>
+          <w:rFonts w:ascii="Consolas" w:hAnsi="Consolas"/>
+          <w:sz w:val="20"/>
+        </w:rPr>
+        <w:t xml:space="preserve">    }</w:t>
+      </w:r>
+    </w:p>
+    <w:p>
+      <w:pPr>
+        <w:spacing w:after="0" w:before="0"/>
+      </w:pPr>
+      <w:r>
+        <w:rPr>
+          <w:rFonts w:ascii="Consolas" w:hAnsi="Consolas"/>
+          <w:sz w:val="20"/>
+        </w:rPr>
+        <w:t>}</w:t>
+      </w:r>
+    </w:p>
+    <w:p>
+      <w:pPr>
+        <w:spacing w:after="0" w:before="0"/>
+      </w:pPr>
+      <w:r>
+        <w:rPr>
+          <w:rFonts w:ascii="Consolas" w:hAnsi="Consolas"/>
+          <w:sz w:val="20"/>
+        </w:rPr>
+        <w:t xml:space="preserve"> </w:t>
       </w:r>
     </w:p>
     <w:sectPr>
